--- a/ko/paper/paper_ko.docx
+++ b/ko/paper/paper_ko.docx
@@ -122,7 +122,7 @@
           <w:sz w:val="24"/>
           <w:szCs w:val="24"/>
         </w:rPr>
-        <w:id w:val="-325668071"/>
+        <w:id w:val="-1668784809"/>
         <w:docPartObj>
           <w:docPartGallery w:val="Table of Contents"/>
           <w:docPartUnique/>
@@ -163,7 +163,7 @@
           <w:r>
             <w:fldChar w:fldCharType="separate"/>
           </w:r>
-          <w:hyperlink w:anchor="_Toc229204835" w:history="1">
+          <w:hyperlink w:anchor="_Toc229332600" w:history="1">
             <w:r>
               <w:rPr>
                 <w:rStyle w:val="ac"/>
@@ -204,7 +204,7 @@
                 <w:noProof/>
                 <w:webHidden/>
               </w:rPr>
-              <w:instrText xml:space="preserve"> PAGEREF _Toc229204835 \h </w:instrText>
+              <w:instrText xml:space="preserve"> PAGEREF _Toc229332600 \h </w:instrText>
             </w:r>
             <w:r>
               <w:rPr>
@@ -245,7 +245,7 @@
               <w:noProof/>
             </w:rPr>
           </w:pPr>
-          <w:hyperlink w:anchor="_Toc229204836" w:history="1">
+          <w:hyperlink w:anchor="_Toc229332601" w:history="1">
             <w:r>
               <w:rPr>
                 <w:rStyle w:val="ac"/>
@@ -272,7 +272,7 @@
                 <w:noProof/>
                 <w:webHidden/>
               </w:rPr>
-              <w:instrText xml:space="preserve"> PAGEREF _Toc229204836 \h </w:instrText>
+              <w:instrText xml:space="preserve"> PAGEREF _Toc229332601 \h </w:instrText>
             </w:r>
             <w:r>
               <w:rPr>
@@ -313,7 +313,7 @@
               <w:noProof/>
             </w:rPr>
           </w:pPr>
-          <w:hyperlink w:anchor="_Toc229204837" w:history="1">
+          <w:hyperlink w:anchor="_Toc229332602" w:history="1">
             <w:r>
               <w:rPr>
                 <w:rStyle w:val="ac"/>
@@ -347,7 +347,7 @@
                 <w:noProof/>
                 <w:webHidden/>
               </w:rPr>
-              <w:instrText xml:space="preserve"> PAGEREF _Toc229204837 \h </w:instrText>
+              <w:instrText xml:space="preserve"> PAGEREF _Toc229332602 \h </w:instrText>
             </w:r>
             <w:r>
               <w:rPr>
@@ -389,7 +389,7 @@
               <w:noProof/>
             </w:rPr>
           </w:pPr>
-          <w:hyperlink w:anchor="_Toc229204838" w:history="1">
+          <w:hyperlink w:anchor="_Toc229332603" w:history="1">
             <w:r>
               <w:rPr>
                 <w:rStyle w:val="ac"/>
@@ -437,7 +437,7 @@
                 <w:noProof/>
                 <w:webHidden/>
               </w:rPr>
-              <w:instrText xml:space="preserve"> PAGEREF _Toc229204838 \h </w:instrText>
+              <w:instrText xml:space="preserve"> PAGEREF _Toc229332603 \h </w:instrText>
             </w:r>
             <w:r>
               <w:rPr>
@@ -479,7 +479,7 @@
               <w:noProof/>
             </w:rPr>
           </w:pPr>
-          <w:hyperlink w:anchor="_Toc229204839" w:history="1">
+          <w:hyperlink w:anchor="_Toc229332604" w:history="1">
             <w:r>
               <w:rPr>
                 <w:rStyle w:val="ac"/>
@@ -527,7 +527,7 @@
                 <w:noProof/>
                 <w:webHidden/>
               </w:rPr>
-              <w:instrText xml:space="preserve"> PAGEREF _Toc229204839 \h </w:instrText>
+              <w:instrText xml:space="preserve"> PAGEREF _Toc229332604 \h </w:instrText>
             </w:r>
             <w:r>
               <w:rPr>
@@ -569,7 +569,7 @@
               <w:noProof/>
             </w:rPr>
           </w:pPr>
-          <w:hyperlink w:anchor="_Toc229204840" w:history="1">
+          <w:hyperlink w:anchor="_Toc229332605" w:history="1">
             <w:r>
               <w:rPr>
                 <w:rStyle w:val="ac"/>
@@ -617,7 +617,7 @@
                 <w:noProof/>
                 <w:webHidden/>
               </w:rPr>
-              <w:instrText xml:space="preserve"> PAGEREF _Toc229204840 \h </w:instrText>
+              <w:instrText xml:space="preserve"> PAGEREF _Toc229332605 \h </w:instrText>
             </w:r>
             <w:r>
               <w:rPr>
@@ -658,7 +658,7 @@
               <w:noProof/>
             </w:rPr>
           </w:pPr>
-          <w:hyperlink w:anchor="_Toc229204841" w:history="1">
+          <w:hyperlink w:anchor="_Toc229332606" w:history="1">
             <w:r>
               <w:rPr>
                 <w:rStyle w:val="ac"/>
@@ -706,7 +706,7 @@
                 <w:noProof/>
                 <w:webHidden/>
               </w:rPr>
-              <w:instrText xml:space="preserve"> PAGEREF _Toc229204841 \h </w:instrText>
+              <w:instrText xml:space="preserve"> PAGEREF _Toc229332606 \h </w:instrText>
             </w:r>
             <w:r>
               <w:rPr>
@@ -748,7 +748,7 @@
               <w:noProof/>
             </w:rPr>
           </w:pPr>
-          <w:hyperlink w:anchor="_Toc229204842" w:history="1">
+          <w:hyperlink w:anchor="_Toc229332607" w:history="1">
             <w:r>
               <w:rPr>
                 <w:rStyle w:val="ac"/>
@@ -824,7 +824,7 @@
                 <w:noProof/>
                 <w:webHidden/>
               </w:rPr>
-              <w:instrText xml:space="preserve"> PAGEREF _Toc229204842 \h </w:instrText>
+              <w:instrText xml:space="preserve"> PAGEREF _Toc229332607 \h </w:instrText>
             </w:r>
             <w:r>
               <w:rPr>
@@ -866,7 +866,7 @@
               <w:noProof/>
             </w:rPr>
           </w:pPr>
-          <w:hyperlink w:anchor="_Toc229204843" w:history="1">
+          <w:hyperlink w:anchor="_Toc229332608" w:history="1">
             <w:r>
               <w:rPr>
                 <w:rStyle w:val="ac"/>
@@ -970,7 +970,7 @@
                 <w:noProof/>
                 <w:webHidden/>
               </w:rPr>
-              <w:instrText xml:space="preserve"> PAGEREF _Toc229204843 \h </w:instrText>
+              <w:instrText xml:space="preserve"> PAGEREF _Toc229332608 \h </w:instrText>
             </w:r>
             <w:r>
               <w:rPr>
@@ -1012,7 +1012,7 @@
               <w:noProof/>
             </w:rPr>
           </w:pPr>
-          <w:hyperlink w:anchor="_Toc229204844" w:history="1">
+          <w:hyperlink w:anchor="_Toc229332609" w:history="1">
             <w:r>
               <w:rPr>
                 <w:rStyle w:val="ac"/>
@@ -1074,7 +1074,7 @@
                 <w:noProof/>
                 <w:webHidden/>
               </w:rPr>
-              <w:instrText xml:space="preserve"> PAGEREF _Toc229204844 \h </w:instrText>
+              <w:instrText xml:space="preserve"> PAGEREF _Toc229332609 \h </w:instrText>
             </w:r>
             <w:r>
               <w:rPr>
@@ -1116,7 +1116,7 @@
               <w:noProof/>
             </w:rPr>
           </w:pPr>
-          <w:hyperlink w:anchor="_Toc229204845" w:history="1">
+          <w:hyperlink w:anchor="_Toc229332610" w:history="1">
             <w:r>
               <w:rPr>
                 <w:rStyle w:val="ac"/>
@@ -1192,7 +1192,7 @@
                 <w:noProof/>
                 <w:webHidden/>
               </w:rPr>
-              <w:instrText xml:space="preserve"> PAGEREF _Toc229204845 \h </w:instrText>
+              <w:instrText xml:space="preserve"> PAGEREF _Toc229332610 \h </w:instrText>
             </w:r>
             <w:r>
               <w:rPr>
@@ -1233,7 +1233,7 @@
               <w:noProof/>
             </w:rPr>
           </w:pPr>
-          <w:hyperlink w:anchor="_Toc229204846" w:history="1">
+          <w:hyperlink w:anchor="_Toc229332611" w:history="1">
             <w:r>
               <w:rPr>
                 <w:rStyle w:val="ac"/>
@@ -1309,7 +1309,7 @@
                 <w:noProof/>
                 <w:webHidden/>
               </w:rPr>
-              <w:instrText xml:space="preserve"> PAGEREF _Toc229204846 \h </w:instrText>
+              <w:instrText xml:space="preserve"> PAGEREF _Toc229332611 \h </w:instrText>
             </w:r>
             <w:r>
               <w:rPr>
@@ -1351,7 +1351,7 @@
               <w:noProof/>
             </w:rPr>
           </w:pPr>
-          <w:hyperlink w:anchor="_Toc229204847" w:history="1">
+          <w:hyperlink w:anchor="_Toc229332612" w:history="1">
             <w:r>
               <w:rPr>
                 <w:rStyle w:val="ac"/>
@@ -1399,7 +1399,7 @@
                 <w:noProof/>
                 <w:webHidden/>
               </w:rPr>
-              <w:instrText xml:space="preserve"> PAGEREF _Toc229204847 \h </w:instrText>
+              <w:instrText xml:space="preserve"> PAGEREF _Toc229332612 \h </w:instrText>
             </w:r>
             <w:r>
               <w:rPr>
@@ -1441,7 +1441,7 @@
               <w:noProof/>
             </w:rPr>
           </w:pPr>
-          <w:hyperlink w:anchor="_Toc229204848" w:history="1">
+          <w:hyperlink w:anchor="_Toc229332613" w:history="1">
             <w:r>
               <w:rPr>
                 <w:rStyle w:val="ac"/>
@@ -1489,7 +1489,7 @@
                 <w:noProof/>
                 <w:webHidden/>
               </w:rPr>
-              <w:instrText xml:space="preserve"> PAGEREF _Toc229204848 \h </w:instrText>
+              <w:instrText xml:space="preserve"> PAGEREF _Toc229332613 \h </w:instrText>
             </w:r>
             <w:r>
               <w:rPr>
@@ -1531,7 +1531,7 @@
               <w:noProof/>
             </w:rPr>
           </w:pPr>
-          <w:hyperlink w:anchor="_Toc229204849" w:history="1">
+          <w:hyperlink w:anchor="_Toc229332614" w:history="1">
             <w:r>
               <w:rPr>
                 <w:rStyle w:val="ac"/>
@@ -1621,7 +1621,7 @@
                 <w:noProof/>
                 <w:webHidden/>
               </w:rPr>
-              <w:instrText xml:space="preserve"> PAGEREF _Toc229204849 \h </w:instrText>
+              <w:instrText xml:space="preserve"> PAGEREF _Toc229332614 \h </w:instrText>
             </w:r>
             <w:r>
               <w:rPr>
@@ -1662,7 +1662,7 @@
               <w:noProof/>
             </w:rPr>
           </w:pPr>
-          <w:hyperlink w:anchor="_Toc229204850" w:history="1">
+          <w:hyperlink w:anchor="_Toc229332615" w:history="1">
             <w:r>
               <w:rPr>
                 <w:rStyle w:val="ac"/>
@@ -1710,7 +1710,7 @@
                 <w:noProof/>
                 <w:webHidden/>
               </w:rPr>
-              <w:instrText xml:space="preserve"> PAGEREF _Toc229204850 \h </w:instrText>
+              <w:instrText xml:space="preserve"> PAGEREF _Toc229332615 \h </w:instrText>
             </w:r>
             <w:r>
               <w:rPr>
@@ -1752,7 +1752,7 @@
               <w:noProof/>
             </w:rPr>
           </w:pPr>
-          <w:hyperlink w:anchor="_Toc229204851" w:history="1">
+          <w:hyperlink w:anchor="_Toc229332616" w:history="1">
             <w:r>
               <w:rPr>
                 <w:rStyle w:val="ac"/>
@@ -1800,7 +1800,7 @@
                 <w:noProof/>
                 <w:webHidden/>
               </w:rPr>
-              <w:instrText xml:space="preserve"> PAGEREF _Toc229204851 \h </w:instrText>
+              <w:instrText xml:space="preserve"> PAGEREF _Toc229332616 \h </w:instrText>
             </w:r>
             <w:r>
               <w:rPr>
@@ -1842,7 +1842,7 @@
               <w:noProof/>
             </w:rPr>
           </w:pPr>
-          <w:hyperlink w:anchor="_Toc229204852" w:history="1">
+          <w:hyperlink w:anchor="_Toc229332617" w:history="1">
             <w:r>
               <w:rPr>
                 <w:rStyle w:val="ac"/>
@@ -1876,7 +1876,7 @@
                 <w:noProof/>
                 <w:webHidden/>
               </w:rPr>
-              <w:instrText xml:space="preserve"> PAGEREF _Toc229204852 \h </w:instrText>
+              <w:instrText xml:space="preserve"> PAGEREF _Toc229332617 \h </w:instrText>
             </w:r>
             <w:r>
               <w:rPr>
@@ -1918,7 +1918,7 @@
               <w:noProof/>
             </w:rPr>
           </w:pPr>
-          <w:hyperlink w:anchor="_Toc229204853" w:history="1">
+          <w:hyperlink w:anchor="_Toc229332618" w:history="1">
             <w:r>
               <w:rPr>
                 <w:rStyle w:val="ac"/>
@@ -1966,7 +1966,7 @@
                 <w:noProof/>
                 <w:webHidden/>
               </w:rPr>
-              <w:instrText xml:space="preserve"> PAGEREF _Toc229204853 \h </w:instrText>
+              <w:instrText xml:space="preserve"> PAGEREF _Toc229332618 \h </w:instrText>
             </w:r>
             <w:r>
               <w:rPr>
@@ -2008,7 +2008,7 @@
               <w:noProof/>
             </w:rPr>
           </w:pPr>
-          <w:hyperlink w:anchor="_Toc229204854" w:history="1">
+          <w:hyperlink w:anchor="_Toc229332619" w:history="1">
             <w:r>
               <w:rPr>
                 <w:rStyle w:val="ac"/>
@@ -2056,7 +2056,7 @@
                 <w:noProof/>
                 <w:webHidden/>
               </w:rPr>
-              <w:instrText xml:space="preserve"> PAGEREF _Toc229204854 \h </w:instrText>
+              <w:instrText xml:space="preserve"> PAGEREF _Toc229332619 \h </w:instrText>
             </w:r>
             <w:r>
               <w:rPr>
@@ -2098,7 +2098,7 @@
               <w:noProof/>
             </w:rPr>
           </w:pPr>
-          <w:hyperlink w:anchor="_Toc229204855" w:history="1">
+          <w:hyperlink w:anchor="_Toc229332620" w:history="1">
             <w:r>
               <w:rPr>
                 <w:rStyle w:val="ac"/>
@@ -2160,7 +2160,7 @@
                 <w:noProof/>
                 <w:webHidden/>
               </w:rPr>
-              <w:instrText xml:space="preserve"> PAGEREF _Toc229204855 \h </w:instrText>
+              <w:instrText xml:space="preserve"> PAGEREF _Toc229332620 \h </w:instrText>
             </w:r>
             <w:r>
               <w:rPr>
@@ -2201,7 +2201,7 @@
               <w:noProof/>
             </w:rPr>
           </w:pPr>
-          <w:hyperlink w:anchor="_Toc229204856" w:history="1">
+          <w:hyperlink w:anchor="_Toc229332621" w:history="1">
             <w:r>
               <w:rPr>
                 <w:rStyle w:val="ac"/>
@@ -2235,7 +2235,7 @@
                 <w:noProof/>
                 <w:webHidden/>
               </w:rPr>
-              <w:instrText xml:space="preserve"> PAGEREF _Toc229204856 \h </w:instrText>
+              <w:instrText xml:space="preserve"> PAGEREF _Toc229332621 \h </w:instrText>
             </w:r>
             <w:r>
               <w:rPr>
@@ -2277,7 +2277,7 @@
               <w:noProof/>
             </w:rPr>
           </w:pPr>
-          <w:hyperlink w:anchor="_Toc229204857" w:history="1">
+          <w:hyperlink w:anchor="_Toc229332622" w:history="1">
             <w:r>
               <w:rPr>
                 <w:rStyle w:val="ac"/>
@@ -2325,7 +2325,7 @@
                 <w:noProof/>
                 <w:webHidden/>
               </w:rPr>
-              <w:instrText xml:space="preserve"> PAGEREF _Toc229204857 \h </w:instrText>
+              <w:instrText xml:space="preserve"> PAGEREF _Toc229332622 \h </w:instrText>
             </w:r>
             <w:r>
               <w:rPr>
@@ -2367,7 +2367,7 @@
               <w:noProof/>
             </w:rPr>
           </w:pPr>
-          <w:hyperlink w:anchor="_Toc229204858" w:history="1">
+          <w:hyperlink w:anchor="_Toc229332623" w:history="1">
             <w:r>
               <w:rPr>
                 <w:rStyle w:val="ac"/>
@@ -2429,7 +2429,7 @@
                 <w:noProof/>
                 <w:webHidden/>
               </w:rPr>
-              <w:instrText xml:space="preserve"> PAGEREF _Toc229204858 \h </w:instrText>
+              <w:instrText xml:space="preserve"> PAGEREF _Toc229332623 \h </w:instrText>
             </w:r>
             <w:r>
               <w:rPr>
@@ -2471,7 +2471,7 @@
               <w:noProof/>
             </w:rPr>
           </w:pPr>
-          <w:hyperlink w:anchor="_Toc229204859" w:history="1">
+          <w:hyperlink w:anchor="_Toc229332624" w:history="1">
             <w:r>
               <w:rPr>
                 <w:rStyle w:val="ac"/>
@@ -2519,7 +2519,7 @@
                 <w:noProof/>
                 <w:webHidden/>
               </w:rPr>
-              <w:instrText xml:space="preserve"> PAGEREF _Toc229204859 \h </w:instrText>
+              <w:instrText xml:space="preserve"> PAGEREF _Toc229332624 \h </w:instrText>
             </w:r>
             <w:r>
               <w:rPr>
@@ -2561,7 +2561,7 @@
               <w:noProof/>
             </w:rPr>
           </w:pPr>
-          <w:hyperlink w:anchor="_Toc229204860" w:history="1">
+          <w:hyperlink w:anchor="_Toc229332625" w:history="1">
             <w:r>
               <w:rPr>
                 <w:rStyle w:val="ac"/>
@@ -2602,7 +2602,7 @@
                 <w:noProof/>
                 <w:webHidden/>
               </w:rPr>
-              <w:instrText xml:space="preserve"> PAGEREF _Toc229204860 \h </w:instrText>
+              <w:instrText xml:space="preserve"> PAGEREF _Toc229332625 \h </w:instrText>
             </w:r>
             <w:r>
               <w:rPr>
@@ -2643,7 +2643,7 @@
               <w:noProof/>
             </w:rPr>
           </w:pPr>
-          <w:hyperlink w:anchor="_Toc229204861" w:history="1">
+          <w:hyperlink w:anchor="_Toc229332626" w:history="1">
             <w:r>
               <w:rPr>
                 <w:rStyle w:val="ac"/>
@@ -2677,7 +2677,7 @@
                 <w:noProof/>
                 <w:webHidden/>
               </w:rPr>
-              <w:instrText xml:space="preserve"> PAGEREF _Toc229204861 \h </w:instrText>
+              <w:instrText xml:space="preserve"> PAGEREF _Toc229332626 \h </w:instrText>
             </w:r>
             <w:r>
               <w:rPr>
@@ -2719,7 +2719,7 @@
               <w:noProof/>
             </w:rPr>
           </w:pPr>
-          <w:hyperlink w:anchor="_Toc229204862" w:history="1">
+          <w:hyperlink w:anchor="_Toc229332627" w:history="1">
             <w:r>
               <w:rPr>
                 <w:rStyle w:val="ac"/>
@@ -2767,7 +2767,7 @@
                 <w:noProof/>
                 <w:webHidden/>
               </w:rPr>
-              <w:instrText xml:space="preserve"> PAGEREF _Toc229204862 \h </w:instrText>
+              <w:instrText xml:space="preserve"> PAGEREF _Toc229332627 \h </w:instrText>
             </w:r>
             <w:r>
               <w:rPr>
@@ -2809,7 +2809,7 @@
               <w:noProof/>
             </w:rPr>
           </w:pPr>
-          <w:hyperlink w:anchor="_Toc229204863" w:history="1">
+          <w:hyperlink w:anchor="_Toc229332628" w:history="1">
             <w:r>
               <w:rPr>
                 <w:rStyle w:val="ac"/>
@@ -2843,7 +2843,7 @@
                 <w:noProof/>
                 <w:webHidden/>
               </w:rPr>
-              <w:instrText xml:space="preserve"> PAGEREF _Toc229204863 \h </w:instrText>
+              <w:instrText xml:space="preserve"> PAGEREF _Toc229332628 \h </w:instrText>
             </w:r>
             <w:r>
               <w:rPr>
@@ -2885,7 +2885,7 @@
               <w:noProof/>
             </w:rPr>
           </w:pPr>
-          <w:hyperlink w:anchor="_Toc229204864" w:history="1">
+          <w:hyperlink w:anchor="_Toc229332629" w:history="1">
             <w:r>
               <w:rPr>
                 <w:rStyle w:val="ac"/>
@@ -2933,7 +2933,7 @@
                 <w:noProof/>
                 <w:webHidden/>
               </w:rPr>
-              <w:instrText xml:space="preserve"> PAGEREF _Toc229204864 \h </w:instrText>
+              <w:instrText xml:space="preserve"> PAGEREF _Toc229332629 \h </w:instrText>
             </w:r>
             <w:r>
               <w:rPr>
@@ -2975,7 +2975,7 @@
               <w:noProof/>
             </w:rPr>
           </w:pPr>
-          <w:hyperlink w:anchor="_Toc229204865" w:history="1">
+          <w:hyperlink w:anchor="_Toc229332630" w:history="1">
             <w:r>
               <w:rPr>
                 <w:rStyle w:val="ac"/>
@@ -3009,7 +3009,7 @@
                 <w:noProof/>
                 <w:webHidden/>
               </w:rPr>
-              <w:instrText xml:space="preserve"> PAGEREF _Toc229204865 \h </w:instrText>
+              <w:instrText xml:space="preserve"> PAGEREF _Toc229332630 \h </w:instrText>
             </w:r>
             <w:r>
               <w:rPr>
@@ -3051,7 +3051,7 @@
               <w:noProof/>
             </w:rPr>
           </w:pPr>
-          <w:hyperlink w:anchor="_Toc229204866" w:history="1">
+          <w:hyperlink w:anchor="_Toc229332631" w:history="1">
             <w:r>
               <w:rPr>
                 <w:rStyle w:val="ac"/>
@@ -3085,7 +3085,7 @@
                 <w:noProof/>
                 <w:webHidden/>
               </w:rPr>
-              <w:instrText xml:space="preserve"> PAGEREF _Toc229204866 \h </w:instrText>
+              <w:instrText xml:space="preserve"> PAGEREF _Toc229332631 \h </w:instrText>
             </w:r>
             <w:r>
               <w:rPr>
@@ -3126,7 +3126,7 @@
               <w:noProof/>
             </w:rPr>
           </w:pPr>
-          <w:hyperlink w:anchor="_Toc229204867" w:history="1">
+          <w:hyperlink w:anchor="_Toc229332632" w:history="1">
             <w:r>
               <w:rPr>
                 <w:rStyle w:val="ac"/>
@@ -3160,7 +3160,7 @@
                 <w:noProof/>
                 <w:webHidden/>
               </w:rPr>
-              <w:instrText xml:space="preserve"> PAGEREF _Toc229204867 \h </w:instrText>
+              <w:instrText xml:space="preserve"> PAGEREF _Toc229332632 \h </w:instrText>
             </w:r>
             <w:r>
               <w:rPr>
@@ -3202,7 +3202,7 @@
               <w:noProof/>
             </w:rPr>
           </w:pPr>
-          <w:hyperlink w:anchor="_Toc229204868" w:history="1">
+          <w:hyperlink w:anchor="_Toc229332633" w:history="1">
             <w:r>
               <w:rPr>
                 <w:rStyle w:val="ac"/>
@@ -3264,7 +3264,7 @@
                 <w:noProof/>
                 <w:webHidden/>
               </w:rPr>
-              <w:instrText xml:space="preserve"> PAGEREF _Toc229204868 \h </w:instrText>
+              <w:instrText xml:space="preserve"> PAGEREF _Toc229332633 \h </w:instrText>
             </w:r>
             <w:r>
               <w:rPr>
@@ -3306,7 +3306,7 @@
               <w:noProof/>
             </w:rPr>
           </w:pPr>
-          <w:hyperlink w:anchor="_Toc229204869" w:history="1">
+          <w:hyperlink w:anchor="_Toc229332634" w:history="1">
             <w:r>
               <w:rPr>
                 <w:rStyle w:val="ac"/>
@@ -3368,7 +3368,7 @@
                 <w:noProof/>
                 <w:webHidden/>
               </w:rPr>
-              <w:instrText xml:space="preserve"> PAGEREF _Toc229204869 \h </w:instrText>
+              <w:instrText xml:space="preserve"> PAGEREF _Toc229332634 \h </w:instrText>
             </w:r>
             <w:r>
               <w:rPr>
@@ -3410,7 +3410,7 @@
               <w:noProof/>
             </w:rPr>
           </w:pPr>
-          <w:hyperlink w:anchor="_Toc229204870" w:history="1">
+          <w:hyperlink w:anchor="_Toc229332635" w:history="1">
             <w:r>
               <w:rPr>
                 <w:rStyle w:val="ac"/>
@@ -3458,7 +3458,7 @@
                 <w:noProof/>
                 <w:webHidden/>
               </w:rPr>
-              <w:instrText xml:space="preserve"> PAGEREF _Toc229204870 \h </w:instrText>
+              <w:instrText xml:space="preserve"> PAGEREF _Toc229332635 \h </w:instrText>
             </w:r>
             <w:r>
               <w:rPr>
@@ -3500,7 +3500,7 @@
               <w:noProof/>
             </w:rPr>
           </w:pPr>
-          <w:hyperlink w:anchor="_Toc229204871" w:history="1">
+          <w:hyperlink w:anchor="_Toc229332636" w:history="1">
             <w:r>
               <w:rPr>
                 <w:rStyle w:val="ac"/>
@@ -3548,7 +3548,7 @@
                 <w:noProof/>
                 <w:webHidden/>
               </w:rPr>
-              <w:instrText xml:space="preserve"> PAGEREF _Toc229204871 \h </w:instrText>
+              <w:instrText xml:space="preserve"> PAGEREF _Toc229332636 \h </w:instrText>
             </w:r>
             <w:r>
               <w:rPr>
@@ -3589,7 +3589,7 @@
               <w:noProof/>
             </w:rPr>
           </w:pPr>
-          <w:hyperlink w:anchor="_Toc229204872" w:history="1">
+          <w:hyperlink w:anchor="_Toc229332637" w:history="1">
             <w:r>
               <w:rPr>
                 <w:rStyle w:val="ac"/>
@@ -3623,7 +3623,7 @@
                 <w:noProof/>
                 <w:webHidden/>
               </w:rPr>
-              <w:instrText xml:space="preserve"> PAGEREF _Toc229204872 \h </w:instrText>
+              <w:instrText xml:space="preserve"> PAGEREF _Toc229332637 \h </w:instrText>
             </w:r>
             <w:r>
               <w:rPr>
@@ -3665,7 +3665,7 @@
               <w:noProof/>
             </w:rPr>
           </w:pPr>
-          <w:hyperlink w:anchor="_Toc229204873" w:history="1">
+          <w:hyperlink w:anchor="_Toc229332638" w:history="1">
             <w:r>
               <w:rPr>
                 <w:rStyle w:val="ac"/>
@@ -3713,7 +3713,7 @@
                 <w:noProof/>
                 <w:webHidden/>
               </w:rPr>
-              <w:instrText xml:space="preserve"> PAGEREF _Toc229204873 \h </w:instrText>
+              <w:instrText xml:space="preserve"> PAGEREF _Toc229332638 \h </w:instrText>
             </w:r>
             <w:r>
               <w:rPr>
@@ -3755,7 +3755,7 @@
               <w:noProof/>
             </w:rPr>
           </w:pPr>
-          <w:hyperlink w:anchor="_Toc229204874" w:history="1">
+          <w:hyperlink w:anchor="_Toc229332639" w:history="1">
             <w:r>
               <w:rPr>
                 <w:rStyle w:val="ac"/>
@@ -3817,7 +3817,7 @@
                 <w:noProof/>
                 <w:webHidden/>
               </w:rPr>
-              <w:instrText xml:space="preserve"> PAGEREF _Toc229204874 \h </w:instrText>
+              <w:instrText xml:space="preserve"> PAGEREF _Toc229332639 \h </w:instrText>
             </w:r>
             <w:r>
               <w:rPr>
@@ -3859,7 +3859,7 @@
               <w:noProof/>
             </w:rPr>
           </w:pPr>
-          <w:hyperlink w:anchor="_Toc229204875" w:history="1">
+          <w:hyperlink w:anchor="_Toc229332640" w:history="1">
             <w:r>
               <w:rPr>
                 <w:rStyle w:val="ac"/>
@@ -3893,7 +3893,7 @@
                 <w:noProof/>
                 <w:webHidden/>
               </w:rPr>
-              <w:instrText xml:space="preserve"> PAGEREF _Toc229204875 \h </w:instrText>
+              <w:instrText xml:space="preserve"> PAGEREF _Toc229332640 \h </w:instrText>
             </w:r>
             <w:r>
               <w:rPr>
@@ -3935,7 +3935,7 @@
               <w:noProof/>
             </w:rPr>
           </w:pPr>
-          <w:hyperlink w:anchor="_Toc229204876" w:history="1">
+          <w:hyperlink w:anchor="_Toc229332641" w:history="1">
             <w:r>
               <w:rPr>
                 <w:rStyle w:val="ac"/>
@@ -3983,7 +3983,7 @@
                 <w:noProof/>
                 <w:webHidden/>
               </w:rPr>
-              <w:instrText xml:space="preserve"> PAGEREF _Toc229204876 \h </w:instrText>
+              <w:instrText xml:space="preserve"> PAGEREF _Toc229332641 \h </w:instrText>
             </w:r>
             <w:r>
               <w:rPr>
@@ -4024,7 +4024,7 @@
               <w:noProof/>
             </w:rPr>
           </w:pPr>
-          <w:hyperlink w:anchor="_Toc229204877" w:history="1">
+          <w:hyperlink w:anchor="_Toc229332642" w:history="1">
             <w:r>
               <w:rPr>
                 <w:rStyle w:val="ac"/>
@@ -4058,7 +4058,7 @@
                 <w:noProof/>
                 <w:webHidden/>
               </w:rPr>
-              <w:instrText xml:space="preserve"> PAGEREF _Toc229204877 \h </w:instrText>
+              <w:instrText xml:space="preserve"> PAGEREF _Toc229332642 \h </w:instrText>
             </w:r>
             <w:r>
               <w:rPr>
@@ -4099,13 +4099,41 @@
               <w:noProof/>
             </w:rPr>
           </w:pPr>
-          <w:hyperlink w:anchor="_Toc229204878" w:history="1">
+          <w:hyperlink w:anchor="_Toc229332643" w:history="1">
             <w:r>
               <w:rPr>
                 <w:rStyle w:val="ac"/>
                 <w:noProof/>
               </w:rPr>
-              <w:t>참고문헌</w:t>
+              <w:t xml:space="preserve">10. </w:t>
+            </w:r>
+            <w:r>
+              <w:rPr>
+                <w:rStyle w:val="ac"/>
+                <w:noProof/>
+              </w:rPr>
+              <w:t>재현</w:t>
+            </w:r>
+            <w:r>
+              <w:rPr>
+                <w:rStyle w:val="ac"/>
+                <w:noProof/>
+              </w:rPr>
+              <w:t xml:space="preserve"> </w:t>
+            </w:r>
+            <w:r>
+              <w:rPr>
+                <w:rStyle w:val="ac"/>
+                <w:noProof/>
+              </w:rPr>
+              <w:t>가능성</w:t>
+            </w:r>
+            <w:r>
+              <w:rPr>
+                <w:rStyle w:val="ac"/>
+                <w:noProof/>
+              </w:rPr>
+              <w:t xml:space="preserve"> (Reproducibility)</w:t>
             </w:r>
             <w:r>
               <w:rPr>
@@ -4126,7 +4154,7 @@
                 <w:noProof/>
                 <w:webHidden/>
               </w:rPr>
-              <w:instrText xml:space="preserve"> PAGEREF _Toc229204878 \h </w:instrText>
+              <w:instrText xml:space="preserve"> PAGEREF _Toc229332643 \h </w:instrText>
             </w:r>
             <w:r>
               <w:rPr>
@@ -4167,41 +4195,13 @@
               <w:noProof/>
             </w:rPr>
           </w:pPr>
-          <w:hyperlink w:anchor="_Toc229204879" w:history="1">
+          <w:hyperlink w:anchor="_Toc229332644" w:history="1">
             <w:r>
               <w:rPr>
                 <w:rStyle w:val="ac"/>
                 <w:noProof/>
               </w:rPr>
-              <w:t>부록</w:t>
-            </w:r>
-            <w:r>
-              <w:rPr>
-                <w:rStyle w:val="ac"/>
-                <w:noProof/>
-              </w:rPr>
-              <w:t xml:space="preserve"> A. </w:t>
-            </w:r>
-            <w:r>
-              <w:rPr>
-                <w:rStyle w:val="ac"/>
-                <w:noProof/>
-              </w:rPr>
-              <w:t>시스템</w:t>
-            </w:r>
-            <w:r>
-              <w:rPr>
-                <w:rStyle w:val="ac"/>
-                <w:noProof/>
-              </w:rPr>
-              <w:t xml:space="preserve"> </w:t>
-            </w:r>
-            <w:r>
-              <w:rPr>
-                <w:rStyle w:val="ac"/>
-                <w:noProof/>
-              </w:rPr>
-              <w:t>화면</w:t>
+              <w:t>참고문헌</w:t>
             </w:r>
             <w:r>
               <w:rPr>
@@ -4222,7 +4222,7 @@
                 <w:noProof/>
                 <w:webHidden/>
               </w:rPr>
-              <w:instrText xml:space="preserve"> PAGEREF _Toc229204879 \h </w:instrText>
+              <w:instrText xml:space="preserve"> PAGEREF _Toc229332644 \h </w:instrText>
             </w:r>
             <w:r>
               <w:rPr>
@@ -4263,7 +4263,7 @@
               <w:noProof/>
             </w:rPr>
           </w:pPr>
-          <w:hyperlink w:anchor="_Toc229204880" w:history="1">
+          <w:hyperlink w:anchor="_Toc229332645" w:history="1">
             <w:r>
               <w:rPr>
                 <w:rStyle w:val="ac"/>
@@ -4276,6 +4276,102 @@
                 <w:rStyle w:val="ac"/>
                 <w:noProof/>
               </w:rPr>
+              <w:t xml:space="preserve"> A. </w:t>
+            </w:r>
+            <w:r>
+              <w:rPr>
+                <w:rStyle w:val="ac"/>
+                <w:noProof/>
+              </w:rPr>
+              <w:t>시스템</w:t>
+            </w:r>
+            <w:r>
+              <w:rPr>
+                <w:rStyle w:val="ac"/>
+                <w:noProof/>
+              </w:rPr>
+              <w:t xml:space="preserve"> </w:t>
+            </w:r>
+            <w:r>
+              <w:rPr>
+                <w:rStyle w:val="ac"/>
+                <w:noProof/>
+              </w:rPr>
+              <w:t>화면</w:t>
+            </w:r>
+            <w:r>
+              <w:rPr>
+                <w:noProof/>
+                <w:webHidden/>
+              </w:rPr>
+              <w:tab/>
+            </w:r>
+            <w:r>
+              <w:rPr>
+                <w:noProof/>
+                <w:webHidden/>
+              </w:rPr>
+              <w:fldChar w:fldCharType="begin"/>
+            </w:r>
+            <w:r>
+              <w:rPr>
+                <w:noProof/>
+                <w:webHidden/>
+              </w:rPr>
+              <w:instrText xml:space="preserve"> PAGEREF _Toc229332645 \h </w:instrText>
+            </w:r>
+            <w:r>
+              <w:rPr>
+                <w:noProof/>
+                <w:webHidden/>
+              </w:rPr>
+            </w:r>
+            <w:r>
+              <w:rPr>
+                <w:noProof/>
+                <w:webHidden/>
+              </w:rPr>
+              <w:fldChar w:fldCharType="separate"/>
+            </w:r>
+            <w:r>
+              <w:rPr>
+                <w:noProof/>
+                <w:webHidden/>
+              </w:rPr>
+              <w:t>22</w:t>
+            </w:r>
+            <w:r>
+              <w:rPr>
+                <w:noProof/>
+                <w:webHidden/>
+              </w:rPr>
+              <w:fldChar w:fldCharType="end"/>
+            </w:r>
+          </w:hyperlink>
+        </w:p>
+        <w:p>
+          <w:pPr>
+            <w:pStyle w:val="10"/>
+            <w:tabs>
+              <w:tab w:val="right" w:leader="dot" w:pos="9350"/>
+            </w:tabs>
+            <w:rPr>
+              <w:noProof/>
+            </w:rPr>
+          </w:pPr>
+          <w:hyperlink w:anchor="_Toc229332646" w:history="1">
+            <w:r>
+              <w:rPr>
+                <w:rStyle w:val="ac"/>
+                <w:noProof/>
+              </w:rPr>
+              <w:t>부록</w:t>
+            </w:r>
+            <w:r>
+              <w:rPr>
+                <w:rStyle w:val="ac"/>
+                <w:noProof/>
+              </w:rPr>
               <w:t xml:space="preserve"> B. </w:t>
             </w:r>
             <w:r>
@@ -4318,7 +4414,7 @@
                 <w:noProof/>
                 <w:webHidden/>
               </w:rPr>
-              <w:instrText xml:space="preserve"> PAGEREF _Toc229204880 \h </w:instrText>
+              <w:instrText xml:space="preserve"> PAGEREF _Toc229332646 \h </w:instrText>
             </w:r>
             <w:r>
               <w:rPr>
@@ -4338,7 +4434,7 @@
                 <w:noProof/>
                 <w:webHidden/>
               </w:rPr>
-              <w:t>22</w:t>
+              <w:t>23</w:t>
             </w:r>
             <w:r>
               <w:rPr>
@@ -4360,7 +4456,7 @@
               <w:noProof/>
             </w:rPr>
           </w:pPr>
-          <w:hyperlink w:anchor="_Toc229204881" w:history="1">
+          <w:hyperlink w:anchor="_Toc229332647" w:history="1">
             <w:r>
               <w:rPr>
                 <w:rStyle w:val="ac"/>
@@ -4450,7 +4546,7 @@
                 <w:noProof/>
                 <w:webHidden/>
               </w:rPr>
-              <w:instrText xml:space="preserve"> PAGEREF _Toc229204881 \h </w:instrText>
+              <w:instrText xml:space="preserve"> PAGEREF _Toc229332647 \h </w:instrText>
             </w:r>
             <w:r>
               <w:rPr>
@@ -4470,7 +4566,7 @@
                 <w:noProof/>
                 <w:webHidden/>
               </w:rPr>
-              <w:t>22</w:t>
+              <w:t>23</w:t>
             </w:r>
             <w:r>
               <w:rPr>
@@ -4492,7 +4588,7 @@
               <w:noProof/>
             </w:rPr>
           </w:pPr>
-          <w:hyperlink w:anchor="_Toc229204882" w:history="1">
+          <w:hyperlink w:anchor="_Toc229332648" w:history="1">
             <w:r>
               <w:rPr>
                 <w:rStyle w:val="ac"/>
@@ -4540,7 +4636,7 @@
                 <w:noProof/>
                 <w:webHidden/>
               </w:rPr>
-              <w:instrText xml:space="preserve"> PAGEREF _Toc229204882 \h </w:instrText>
+              <w:instrText xml:space="preserve"> PAGEREF _Toc229332648 \h </w:instrText>
             </w:r>
             <w:r>
               <w:rPr>
@@ -4560,7 +4656,7 @@
                 <w:noProof/>
                 <w:webHidden/>
               </w:rPr>
-              <w:t>22</w:t>
+              <w:t>23</w:t>
             </w:r>
             <w:r>
               <w:rPr>
@@ -4582,7 +4678,7 @@
               <w:noProof/>
             </w:rPr>
           </w:pPr>
-          <w:hyperlink w:anchor="_Toc229204883" w:history="1">
+          <w:hyperlink w:anchor="_Toc229332649" w:history="1">
             <w:r>
               <w:rPr>
                 <w:rStyle w:val="ac"/>
@@ -4644,7 +4740,7 @@
                 <w:noProof/>
                 <w:webHidden/>
               </w:rPr>
-              <w:instrText xml:space="preserve"> PAGEREF _Toc229204883 \h </w:instrText>
+              <w:instrText xml:space="preserve"> PAGEREF _Toc229332649 \h </w:instrText>
             </w:r>
             <w:r>
               <w:rPr>
@@ -4664,7 +4760,7 @@
                 <w:noProof/>
                 <w:webHidden/>
               </w:rPr>
-              <w:t>22</w:t>
+              <w:t>23</w:t>
             </w:r>
             <w:r>
               <w:rPr>
@@ -4687,7 +4783,7 @@
         <w:pStyle w:val="1"/>
       </w:pPr>
       <w:bookmarkStart w:id="0" w:name="국문-초록"/>
-      <w:bookmarkStart w:id="1" w:name="_Toc229204835"/>
+      <w:bookmarkStart w:id="1" w:name="_Toc229332600"/>
       <w:r>
         <w:t>국문</w:t>
       </w:r>
@@ -6051,9 +6147,10 @@
         <w:pStyle w:val="1"/>
       </w:pPr>
       <w:bookmarkStart w:id="2" w:name="abstract-english"/>
-      <w:bookmarkStart w:id="3" w:name="_Toc229204836"/>
+      <w:bookmarkStart w:id="3" w:name="_Toc229332601"/>
       <w:bookmarkEnd w:id="0"/>
       <w:r>
+        <w:lastRenderedPageBreak/>
         <w:t>Abstract (English)</w:t>
       </w:r>
       <w:bookmarkEnd w:id="3"/>
@@ -6063,11 +6160,10 @@
         <w:pStyle w:val="FirstParagraph"/>
       </w:pPr>
       <w:r>
-        <w:t xml:space="preserve">This paper presents the design, implementation, and evaluation of a web-based learning tool that synchronizes notated score, audio, and formal analysis along a single timeline, allowing learners to </w:t>
-      </w:r>
-      <w:r>
-        <w:lastRenderedPageBreak/>
-        <w:t xml:space="preserve">experience the hierarchical structure of sonata form simultaneously through auditory, visual, and cognitive channels. We chose the first movement of Mozart's Piano Sonata in C major, K. 545 — a standard pedagogical work — as the case piece. Its 73-measure compactness and textbook-clear formal landmarks coexist with a celebrated </w:t>
+        <w:t>This paper presents the design, implementation, and evaluation of a web-based learning tool that synchronizes notated score, audio, and formal analysis along a single timeline, allowing learners to experience the hierarchical structure of sonata form simultaneously through auditory, visual, and cognitive channels. We chose the first movement of Mozart's Piano Sonata in C major, K. 545 — a standard pedagogical work — as the case piece. Its 73-measure compactness and textbook-clear formal landmarks coexist wi</w:t>
+      </w:r>
+      <w:r>
+        <w:t xml:space="preserve">th a celebrated </w:t>
       </w:r>
       <w:r>
         <w:rPr>
@@ -6077,10 +6173,7 @@
         <w:t>deformation</w:t>
       </w:r>
       <w:r>
-        <w:t>: the recapitulation begins in the subdominant (F major) rather than the tonic. This rare combination of normative and deformational features in a single short piece makes</w:t>
-      </w:r>
-      <w:r>
-        <w:t xml:space="preserve"> K. 545 uniquely suitable for teaching both the </w:t>
+        <w:t xml:space="preserve">: the recapitulation begins in the subdominant (F major) rather than the tonic. This rare combination of normative and deformational features in a single short piece makes K. 545 uniquely suitable for teaching both the </w:t>
       </w:r>
       <w:r>
         <w:rPr>
@@ -6158,7 +6251,7 @@
         <w:pStyle w:val="1"/>
       </w:pPr>
       <w:bookmarkStart w:id="4" w:name="X9682efc6f07c66e92cb4d3bcfe9b938f300a64a"/>
-      <w:bookmarkStart w:id="5" w:name="_Toc229204837"/>
+      <w:bookmarkStart w:id="5" w:name="_Toc229332602"/>
       <w:bookmarkEnd w:id="2"/>
       <w:r>
         <w:t xml:space="preserve">1. </w:t>
@@ -6173,7 +6266,7 @@
         <w:pStyle w:val="2"/>
       </w:pPr>
       <w:bookmarkStart w:id="6" w:name="X6a7e067df58650af914ec9982b7bd0f83b66699"/>
-      <w:bookmarkStart w:id="7" w:name="_Toc229204838"/>
+      <w:bookmarkStart w:id="7" w:name="_Toc229332603"/>
       <w:r>
         <w:t xml:space="preserve">1.1 </w:t>
       </w:r>
@@ -7487,9 +7580,10 @@
         <w:pStyle w:val="2"/>
       </w:pPr>
       <w:bookmarkStart w:id="8" w:name="Xafb236cb336cb22af88261385b90caae296add1"/>
-      <w:bookmarkStart w:id="9" w:name="_Toc229204839"/>
+      <w:bookmarkStart w:id="9" w:name="_Toc229332604"/>
       <w:bookmarkEnd w:id="6"/>
       <w:r>
+        <w:lastRenderedPageBreak/>
         <w:t xml:space="preserve">1.2 </w:t>
       </w:r>
       <w:r>
@@ -7678,7 +7772,6 @@
           <w:b/>
           <w:bCs/>
         </w:rPr>
-        <w:lastRenderedPageBreak/>
         <w:t>RQ2.</w:t>
       </w:r>
       <w:r>
@@ -7889,7 +7982,7 @@
         <w:pStyle w:val="2"/>
       </w:pPr>
       <w:bookmarkStart w:id="10" w:name="X3293e4aa21ed64526d91676dc7b4caf2098e83f"/>
-      <w:bookmarkStart w:id="11" w:name="_Toc229204840"/>
+      <w:bookmarkStart w:id="11" w:name="_Toc229332605"/>
       <w:bookmarkEnd w:id="8"/>
       <w:r>
         <w:t xml:space="preserve">1.3 </w:t>
@@ -8258,7 +8351,7 @@
         <w:pStyle w:val="1"/>
       </w:pPr>
       <w:bookmarkStart w:id="12" w:name="X6ab1453ea2ed4608a4c5db523cc9586adc1cc70"/>
-      <w:bookmarkStart w:id="13" w:name="_Toc229204841"/>
+      <w:bookmarkStart w:id="13" w:name="_Toc229332606"/>
       <w:bookmarkEnd w:id="4"/>
       <w:bookmarkEnd w:id="10"/>
       <w:r>
@@ -8280,7 +8373,7 @@
         <w:pStyle w:val="2"/>
       </w:pPr>
       <w:bookmarkStart w:id="14" w:name="X3af1c512828d822d24181ce18fadc1a79968100"/>
-      <w:bookmarkStart w:id="15" w:name="_Toc229204842"/>
+      <w:bookmarkStart w:id="15" w:name="_Toc229332607"/>
       <w:r>
         <w:t xml:space="preserve">2.1 </w:t>
       </w:r>
@@ -8883,7 +8976,7 @@
         <w:pStyle w:val="2"/>
       </w:pPr>
       <w:bookmarkStart w:id="16" w:name="Xce6bfebc4eac5fe18d278ef9b3fb2bbd51aae2b"/>
-      <w:bookmarkStart w:id="17" w:name="_Toc229204843"/>
+      <w:bookmarkStart w:id="17" w:name="_Toc229332608"/>
       <w:bookmarkEnd w:id="14"/>
       <w:r>
         <w:t xml:space="preserve">2.2 </w:t>
@@ -9801,6 +9894,7 @@
         <w:pStyle w:val="a0"/>
       </w:pPr>
       <w:r>
+        <w:lastRenderedPageBreak/>
         <w:t>특히</w:t>
       </w:r>
       <w:r>
@@ -9932,10 +10026,9 @@
         <w:pStyle w:val="2"/>
       </w:pPr>
       <w:bookmarkStart w:id="18" w:name="X618b4c5f915701e6d559a88c6bea5333405bb11"/>
-      <w:bookmarkStart w:id="19" w:name="_Toc229204844"/>
+      <w:bookmarkStart w:id="19" w:name="_Toc229332609"/>
       <w:bookmarkEnd w:id="16"/>
       <w:r>
-        <w:lastRenderedPageBreak/>
         <w:t xml:space="preserve">2.3 </w:t>
       </w:r>
       <w:r>
@@ -10285,7 +10378,7 @@
         <w:pStyle w:val="2"/>
       </w:pPr>
       <w:bookmarkStart w:id="20" w:name="X44075800dc5c40032744b0023fb72241fdefd86"/>
-      <w:bookmarkStart w:id="21" w:name="_Toc229204845"/>
+      <w:bookmarkStart w:id="21" w:name="_Toc229332610"/>
       <w:bookmarkEnd w:id="18"/>
       <w:r>
         <w:t xml:space="preserve">2.4 </w:t>
@@ -11499,7 +11592,7 @@
         <w:pStyle w:val="1"/>
       </w:pPr>
       <w:bookmarkStart w:id="22" w:name="Xfb1aa1c94c894b55407efa92a1a78800bb8d027"/>
-      <w:bookmarkStart w:id="23" w:name="_Toc229204846"/>
+      <w:bookmarkStart w:id="23" w:name="_Toc229332611"/>
       <w:bookmarkEnd w:id="12"/>
       <w:bookmarkEnd w:id="20"/>
       <w:r>
@@ -11533,7 +11626,7 @@
         <w:pStyle w:val="2"/>
       </w:pPr>
       <w:bookmarkStart w:id="24" w:name="Xfee1ffc24a2a65f2476b01600137d728a3b4436"/>
-      <w:bookmarkStart w:id="25" w:name="_Toc229204847"/>
+      <w:bookmarkStart w:id="25" w:name="_Toc229332612"/>
       <w:r>
         <w:t xml:space="preserve">3.1 </w:t>
       </w:r>
@@ -11727,7 +11820,7 @@
         <w:pStyle w:val="2"/>
       </w:pPr>
       <w:bookmarkStart w:id="26" w:name="X0fca40c2b3e80721f4b07558c063440edd68d7e"/>
-      <w:bookmarkStart w:id="27" w:name="_Toc229204848"/>
+      <w:bookmarkStart w:id="27" w:name="_Toc229332613"/>
       <w:bookmarkEnd w:id="24"/>
       <w:r>
         <w:t xml:space="preserve">3.2 </w:t>
@@ -13337,7 +13430,7 @@
         <w:pStyle w:val="2"/>
       </w:pPr>
       <w:bookmarkStart w:id="28" w:name="X5df2eb72d9fa07a874625bef33bfd208ae02674"/>
-      <w:bookmarkStart w:id="29" w:name="_Toc229204849"/>
+      <w:bookmarkStart w:id="29" w:name="_Toc229332614"/>
       <w:bookmarkEnd w:id="26"/>
       <w:r>
         <w:t xml:space="preserve">3.3 </w:t>
@@ -14487,7 +14580,7 @@
         <w:pStyle w:val="1"/>
       </w:pPr>
       <w:bookmarkStart w:id="30" w:name="Xfa0fc1ca11bcade89ba113f72df69e05dd5b914"/>
-      <w:bookmarkStart w:id="31" w:name="_Toc229204850"/>
+      <w:bookmarkStart w:id="31" w:name="_Toc229332615"/>
       <w:bookmarkEnd w:id="22"/>
       <w:bookmarkEnd w:id="28"/>
       <w:r>
@@ -14509,7 +14602,7 @@
         <w:pStyle w:val="2"/>
       </w:pPr>
       <w:bookmarkStart w:id="32" w:name="X3222920d18935b4161fa330aa3f9dd1cf09afe3"/>
-      <w:bookmarkStart w:id="33" w:name="_Toc229204851"/>
+      <w:bookmarkStart w:id="33" w:name="_Toc229332616"/>
       <w:r>
         <w:t xml:space="preserve">4.1 </w:t>
       </w:r>
@@ -15322,7 +15415,7 @@
         <w:pStyle w:val="2"/>
       </w:pPr>
       <w:bookmarkStart w:id="34" w:name="Xff66461e0d9be869869b7a7257f860f3b0dd683"/>
-      <w:bookmarkStart w:id="35" w:name="_Toc229204852"/>
+      <w:bookmarkStart w:id="35" w:name="_Toc229332617"/>
       <w:bookmarkEnd w:id="32"/>
       <w:r>
         <w:t xml:space="preserve">4.2 </w:t>
@@ -15435,6 +15528,7 @@
         <w:rPr>
           <w:rStyle w:val="VerbatimChar"/>
         </w:rPr>
+        <w:lastRenderedPageBreak/>
         <w:t xml:space="preserve">                        ▲</w:t>
       </w:r>
       <w:r>
@@ -15489,7 +15583,6 @@
         <w:rPr>
           <w:rStyle w:val="VerbatimChar"/>
         </w:rPr>
-        <w:lastRenderedPageBreak/>
         <w:t>└──────────────────────────────────────────────────────┘</w:t>
       </w:r>
       <w:r>
@@ -15603,7 +15696,7 @@
         <w:pStyle w:val="2"/>
       </w:pPr>
       <w:bookmarkStart w:id="36" w:name="X4d4b5454539e710248966e3682b2e143b1f7bac"/>
-      <w:bookmarkStart w:id="37" w:name="_Toc229204853"/>
+      <w:bookmarkStart w:id="37" w:name="_Toc229332618"/>
       <w:bookmarkEnd w:id="34"/>
       <w:r>
         <w:t xml:space="preserve">4.3 </w:t>
@@ -17124,7 +17217,7 @@
         <w:pStyle w:val="2"/>
       </w:pPr>
       <w:bookmarkStart w:id="38" w:name="Xad79c4f406278e1a9652c4c7d4a7443dc6c8079"/>
-      <w:bookmarkStart w:id="39" w:name="_Toc229204854"/>
+      <w:bookmarkStart w:id="39" w:name="_Toc229332619"/>
       <w:bookmarkEnd w:id="36"/>
       <w:r>
         <w:t xml:space="preserve">4.4 </w:t>
@@ -17685,6 +17778,7 @@
         <w:rPr>
           <w:rStyle w:val="NormalTok"/>
         </w:rPr>
+        <w:lastRenderedPageBreak/>
         <w:t xml:space="preserve">  }</w:t>
       </w:r>
       <w:r>
@@ -17832,7 +17926,6 @@
       <w:bookmarkStart w:id="41" w:name="Xd4dc4d8835e64c3e78b047aea02c0ff7b4323e6"/>
       <w:bookmarkEnd w:id="40"/>
       <w:r>
-        <w:lastRenderedPageBreak/>
         <w:t xml:space="preserve">4.4.2 </w:t>
       </w:r>
       <w:r>
@@ -18723,7 +18816,7 @@
         <w:pStyle w:val="2"/>
       </w:pPr>
       <w:bookmarkStart w:id="43" w:name="X80ec2a46de57cb7490d1419bb04fef30e32ad50"/>
-      <w:bookmarkStart w:id="44" w:name="_Toc229204855"/>
+      <w:bookmarkStart w:id="44" w:name="_Toc229332620"/>
       <w:bookmarkEnd w:id="38"/>
       <w:bookmarkEnd w:id="42"/>
       <w:r>
@@ -19677,7 +19770,7 @@
         <w:pStyle w:val="1"/>
       </w:pPr>
       <w:bookmarkStart w:id="45" w:name="Xf4002b5eb6da1ba95435dc8b8f652d837057d2d"/>
-      <w:bookmarkStart w:id="46" w:name="_Toc229204856"/>
+      <w:bookmarkStart w:id="46" w:name="_Toc229332621"/>
       <w:bookmarkEnd w:id="30"/>
       <w:bookmarkEnd w:id="43"/>
       <w:r>
@@ -19693,7 +19786,7 @@
         <w:pStyle w:val="2"/>
       </w:pPr>
       <w:bookmarkStart w:id="47" w:name="X9f6a96b96ac9598e60bf2cf74be89f288c00838"/>
-      <w:bookmarkStart w:id="48" w:name="_Toc229204857"/>
+      <w:bookmarkStart w:id="48" w:name="_Toc229332622"/>
       <w:r>
         <w:t xml:space="preserve">5.1 </w:t>
       </w:r>
@@ -19847,6 +19940,7 @@
           <w:b/>
           <w:bCs/>
         </w:rPr>
+        <w:lastRenderedPageBreak/>
         <w:t>PowerShell HttpListener</w:t>
       </w:r>
       <w:r>
@@ -19929,7 +20023,7 @@
         <w:pStyle w:val="2"/>
       </w:pPr>
       <w:bookmarkStart w:id="49" w:name="X81d60892487c9d4a53898137f2a42d504645a00"/>
-      <w:bookmarkStart w:id="50" w:name="_Toc229204858"/>
+      <w:bookmarkStart w:id="50" w:name="_Toc229332623"/>
       <w:bookmarkEnd w:id="47"/>
       <w:r>
         <w:t xml:space="preserve">5.2 </w:t>
@@ -19997,7 +20091,6 @@
         <w:rPr>
           <w:rStyle w:val="VerbatimChar"/>
         </w:rPr>
-        <w:lastRenderedPageBreak/>
         <w:t xml:space="preserve">init()                   </w:t>
       </w:r>
       <w:r>
@@ -20438,7 +20531,7 @@
         <w:pStyle w:val="2"/>
       </w:pPr>
       <w:bookmarkStart w:id="51" w:name="X81aa967c8f0790327e266ef891104d116cafa75"/>
-      <w:bookmarkStart w:id="52" w:name="_Toc229204859"/>
+      <w:bookmarkStart w:id="52" w:name="_Toc229332624"/>
       <w:bookmarkEnd w:id="49"/>
       <w:r>
         <w:t xml:space="preserve">5.3 </w:t>
@@ -21232,7 +21325,7 @@
         <w:pStyle w:val="2"/>
       </w:pPr>
       <w:bookmarkStart w:id="53" w:name="Xd81d8b91d09098e6e563e36fd663052e35febcc"/>
-      <w:bookmarkStart w:id="54" w:name="_Toc229204860"/>
+      <w:bookmarkStart w:id="54" w:name="_Toc229332625"/>
       <w:bookmarkEnd w:id="51"/>
       <w:r>
         <w:t xml:space="preserve">5.4 </w:t>
@@ -21469,7 +21562,7 @@
         <w:pStyle w:val="1"/>
       </w:pPr>
       <w:bookmarkStart w:id="55" w:name="X91f2665d8eef50ab94252fdf7edf63000af2577"/>
-      <w:bookmarkStart w:id="56" w:name="_Toc229204861"/>
+      <w:bookmarkStart w:id="56" w:name="_Toc229332626"/>
       <w:bookmarkEnd w:id="45"/>
       <w:bookmarkEnd w:id="53"/>
       <w:r>
@@ -21485,7 +21578,7 @@
         <w:pStyle w:val="2"/>
       </w:pPr>
       <w:bookmarkStart w:id="57" w:name="Xbe177b38f32978fc27761aea0c18e411f24b5e4"/>
-      <w:bookmarkStart w:id="58" w:name="_Toc229204862"/>
+      <w:bookmarkStart w:id="58" w:name="_Toc229332627"/>
       <w:r>
         <w:t xml:space="preserve">6.1 </w:t>
       </w:r>
@@ -21700,7 +21793,7 @@
         <w:pStyle w:val="2"/>
       </w:pPr>
       <w:bookmarkStart w:id="59" w:name="X3191040cc31e8de9c3997ddfef2c59b4868a146"/>
-      <w:bookmarkStart w:id="60" w:name="_Toc229204863"/>
+      <w:bookmarkStart w:id="60" w:name="_Toc229332628"/>
       <w:bookmarkEnd w:id="57"/>
       <w:r>
         <w:t xml:space="preserve">6.2 </w:t>
@@ -21924,9 +22017,10 @@
         <w:pStyle w:val="2"/>
       </w:pPr>
       <w:bookmarkStart w:id="61" w:name="X3ebca3c716d45377f247f6e60f44851349925da"/>
-      <w:bookmarkStart w:id="62" w:name="_Toc229204864"/>
+      <w:bookmarkStart w:id="62" w:name="_Toc229332629"/>
       <w:bookmarkEnd w:id="59"/>
       <w:r>
+        <w:lastRenderedPageBreak/>
         <w:t xml:space="preserve">6.3 </w:t>
       </w:r>
       <w:r>
@@ -22095,7 +22189,6 @@
         </w:numPr>
       </w:pPr>
       <w:r>
-        <w:lastRenderedPageBreak/>
         <w:t xml:space="preserve">Haydn Sonata Hob. XVI:35, Mvt. I (4 </w:t>
       </w:r>
       <w:r>
@@ -22546,7 +22639,7 @@
         <w:pStyle w:val="2"/>
       </w:pPr>
       <w:bookmarkStart w:id="66" w:name="X13c9233028e3179227fda6ba7ffcb57f6bb1b66"/>
-      <w:bookmarkStart w:id="67" w:name="_Toc229204865"/>
+      <w:bookmarkStart w:id="67" w:name="_Toc229332630"/>
       <w:bookmarkEnd w:id="61"/>
       <w:bookmarkEnd w:id="65"/>
       <w:r>
@@ -23349,7 +23442,7 @@
         <w:pStyle w:val="2"/>
       </w:pPr>
       <w:bookmarkStart w:id="68" w:name="X8ed664cd3534fb982ae441c5bf4de1157b1359a"/>
-      <w:bookmarkStart w:id="69" w:name="_Toc229204866"/>
+      <w:bookmarkStart w:id="69" w:name="_Toc229332631"/>
       <w:bookmarkEnd w:id="66"/>
       <w:r>
         <w:t xml:space="preserve">6.5 </w:t>
@@ -23481,7 +23574,7 @@
         <w:pStyle w:val="1"/>
       </w:pPr>
       <w:bookmarkStart w:id="70" w:name="X3dbf30533f909105dbec0127dff03e680be804a"/>
-      <w:bookmarkStart w:id="71" w:name="_Toc229204867"/>
+      <w:bookmarkStart w:id="71" w:name="_Toc229332632"/>
       <w:bookmarkEnd w:id="55"/>
       <w:bookmarkEnd w:id="68"/>
       <w:r>
@@ -23497,7 +23590,7 @@
         <w:pStyle w:val="2"/>
       </w:pPr>
       <w:bookmarkStart w:id="72" w:name="Xd7597af85020797d922d59abd85be193a6023f9"/>
-      <w:bookmarkStart w:id="73" w:name="_Toc229204868"/>
+      <w:bookmarkStart w:id="73" w:name="_Toc229332633"/>
       <w:r>
         <w:t xml:space="preserve">7.1 </w:t>
       </w:r>
@@ -24043,9 +24136,10 @@
         <w:pStyle w:val="2"/>
       </w:pPr>
       <w:bookmarkStart w:id="74" w:name="X17de8335b8ffba5affc43a3f347692894d2182f"/>
-      <w:bookmarkStart w:id="75" w:name="_Toc229204869"/>
+      <w:bookmarkStart w:id="75" w:name="_Toc229332634"/>
       <w:bookmarkEnd w:id="72"/>
       <w:r>
+        <w:lastRenderedPageBreak/>
         <w:t xml:space="preserve">7.2 </w:t>
       </w:r>
       <w:r>
@@ -24236,10 +24330,9 @@
         <w:pStyle w:val="2"/>
       </w:pPr>
       <w:bookmarkStart w:id="76" w:name="X738712068da9ab747be1b6905f779a5b04e0195"/>
-      <w:bookmarkStart w:id="77" w:name="_Toc229204870"/>
+      <w:bookmarkStart w:id="77" w:name="_Toc229332635"/>
       <w:bookmarkEnd w:id="74"/>
       <w:r>
-        <w:lastRenderedPageBreak/>
         <w:t xml:space="preserve">7.3 </w:t>
       </w:r>
       <w:r>
@@ -24371,7 +24464,7 @@
         <w:pStyle w:val="2"/>
       </w:pPr>
       <w:bookmarkStart w:id="78" w:name="X26f1df3c685f6a296aad822d958f0c37d7b3fea"/>
-      <w:bookmarkStart w:id="79" w:name="_Toc229204871"/>
+      <w:bookmarkStart w:id="79" w:name="_Toc229332636"/>
       <w:bookmarkEnd w:id="76"/>
       <w:r>
         <w:t xml:space="preserve">7.4 </w:t>
@@ -24854,7 +24947,7 @@
         <w:pStyle w:val="1"/>
       </w:pPr>
       <w:bookmarkStart w:id="80" w:name="X00574663886532a57644dd7a0a1cd85b3b193fa"/>
-      <w:bookmarkStart w:id="81" w:name="_Toc229204872"/>
+      <w:bookmarkStart w:id="81" w:name="_Toc229332637"/>
       <w:bookmarkEnd w:id="70"/>
       <w:bookmarkEnd w:id="78"/>
       <w:r>
@@ -24870,7 +24963,7 @@
         <w:pStyle w:val="2"/>
       </w:pPr>
       <w:bookmarkStart w:id="82" w:name="X2debc93d832b58a2bc2cff767dc7f8b6e44851b"/>
-      <w:bookmarkStart w:id="83" w:name="_Toc229204873"/>
+      <w:bookmarkStart w:id="83" w:name="_Toc229332638"/>
       <w:r>
         <w:t xml:space="preserve">8.1 </w:t>
       </w:r>
@@ -25640,7 +25733,7 @@
         <w:pStyle w:val="2"/>
       </w:pPr>
       <w:bookmarkStart w:id="84" w:name="X26a85c26a8efad4e013700b36c9e9c0ea5c4ea8"/>
-      <w:bookmarkStart w:id="85" w:name="_Toc229204874"/>
+      <w:bookmarkStart w:id="85" w:name="_Toc229332639"/>
       <w:bookmarkEnd w:id="82"/>
       <w:r>
         <w:t xml:space="preserve">8.2 </w:t>
@@ -26157,7 +26250,7 @@
         <w:pStyle w:val="2"/>
       </w:pPr>
       <w:bookmarkStart w:id="86" w:name="Xe2815a45821d1fc3833ea852b22ef9a1c1831e1"/>
-      <w:bookmarkStart w:id="87" w:name="_Toc229204875"/>
+      <w:bookmarkStart w:id="87" w:name="_Toc229332640"/>
       <w:bookmarkEnd w:id="84"/>
       <w:r>
         <w:t xml:space="preserve">8.3 </w:t>
@@ -26334,6 +26427,7 @@
           <w:b/>
           <w:bCs/>
         </w:rPr>
+        <w:lastRenderedPageBreak/>
         <w:t>통제군</w:t>
       </w:r>
       <w:r>
@@ -26657,7 +26751,7 @@
         <w:pStyle w:val="2"/>
       </w:pPr>
       <w:bookmarkStart w:id="88" w:name="X158671262cee452c4093587dbdde92d2df0c4d1"/>
-      <w:bookmarkStart w:id="89" w:name="_Toc229204876"/>
+      <w:bookmarkStart w:id="89" w:name="_Toc229332641"/>
       <w:bookmarkEnd w:id="86"/>
       <w:r>
         <w:t xml:space="preserve">8.4 </w:t>
@@ -26745,7 +26839,6 @@
           <w:b/>
           <w:bCs/>
         </w:rPr>
-        <w:lastRenderedPageBreak/>
         <w:t>다곡</w:t>
       </w:r>
       <w:r>
@@ -27121,7 +27214,7 @@
         <w:pStyle w:val="1"/>
       </w:pPr>
       <w:bookmarkStart w:id="90" w:name="X85a3dfef226a30cf4fcf422db735afa28c89901"/>
-      <w:bookmarkStart w:id="91" w:name="_Toc229204877"/>
+      <w:bookmarkStart w:id="91" w:name="_Toc229332642"/>
       <w:bookmarkEnd w:id="80"/>
       <w:bookmarkEnd w:id="88"/>
       <w:r>
@@ -27712,13 +27805,1349 @@
       <w:pPr>
         <w:pStyle w:val="1"/>
       </w:pPr>
-      <w:bookmarkStart w:id="92" w:name="참고문헌"/>
-      <w:bookmarkStart w:id="93" w:name="_Toc229204878"/>
+      <w:bookmarkStart w:id="92" w:name="X5a62866b0b01ad8d68899a6215bca9726362c9a"/>
+      <w:bookmarkStart w:id="93" w:name="_Toc229332643"/>
       <w:bookmarkEnd w:id="90"/>
       <w:r>
+        <w:t xml:space="preserve">10. </w:t>
+      </w:r>
+      <w:r>
+        <w:t>재현</w:t>
+      </w:r>
+      <w:r>
+        <w:t xml:space="preserve"> </w:t>
+      </w:r>
+      <w:r>
+        <w:t>가능성</w:t>
+      </w:r>
+      <w:r>
+        <w:t xml:space="preserve"> (Reproducibility)</w:t>
+      </w:r>
+      <w:bookmarkEnd w:id="93"/>
+    </w:p>
+    <w:p>
+      <w:pPr>
+        <w:pStyle w:val="FirstParagraph"/>
+      </w:pPr>
+      <w:r>
+        <w:t>본</w:t>
+      </w:r>
+      <w:r>
+        <w:t xml:space="preserve"> </w:t>
+      </w:r>
+      <w:r>
+        <w:t>연구의</w:t>
+      </w:r>
+      <w:r>
+        <w:t xml:space="preserve"> </w:t>
+      </w:r>
+      <w:r>
+        <w:t>모든</w:t>
+      </w:r>
+      <w:r>
+        <w:t xml:space="preserve"> </w:t>
+      </w:r>
+      <w:r>
+        <w:t>산출물은</w:t>
+      </w:r>
+      <w:r>
+        <w:t xml:space="preserve"> </w:t>
+      </w:r>
+      <w:r>
+        <w:t>다음</w:t>
+      </w:r>
+      <w:r>
+        <w:t xml:space="preserve"> </w:t>
+      </w:r>
+      <w:r>
+        <w:t>영구</w:t>
+      </w:r>
+      <w:r>
+        <w:t xml:space="preserve"> </w:t>
+      </w:r>
+      <w:r>
+        <w:t>식별자로</w:t>
+      </w:r>
+      <w:r>
+        <w:t xml:space="preserve"> </w:t>
+      </w:r>
+      <w:r>
+        <w:t>공개된다</w:t>
+      </w:r>
+      <w:r>
+        <w:t>.</w:t>
+      </w:r>
+    </w:p>
+    <w:tbl>
+      <w:tblPr>
+        <w:tblStyle w:val="Table"/>
+        <w:tblW w:w="0" w:type="auto"/>
+        <w:jc w:val="center"/>
+        <w:tblLook w:val="0020" w:firstRow="1" w:lastRow="0" w:firstColumn="0" w:lastColumn="0" w:noHBand="0" w:noVBand="0"/>
+      </w:tblPr>
+      <w:tblGrid>
+        <w:gridCol w:w="2472"/>
+        <w:gridCol w:w="5377"/>
+      </w:tblGrid>
+      <w:tr>
+        <w:trPr>
+          <w:cnfStyle w:val="100000000000" w:firstRow="1" w:lastRow="0" w:firstColumn="0" w:lastColumn="0" w:oddVBand="0" w:evenVBand="0" w:oddHBand="0" w:evenHBand="0" w:firstRowFirstColumn="0" w:firstRowLastColumn="0" w:lastRowFirstColumn="0" w:lastRowLastColumn="0"/>
+          <w:tblHeader/>
+          <w:jc w:val="center"/>
+        </w:trPr>
+        <w:tc>
+          <w:tcPr>
+            <w:tcW w:w="0" w:type="auto"/>
+            <w:tcBorders>
+              <w:bottom w:val="single" w:sz="2" w:space="0" w:color="auto"/>
+            </w:tcBorders>
+            <w:shd w:val="clear" w:color="auto" w:fill="EBEBEB"/>
+          </w:tcPr>
+          <w:p>
+            <w:pPr>
+              <w:pStyle w:val="Compact"/>
+              <w:rPr>
+                <w:b/>
+                <w:sz w:val="20"/>
+              </w:rPr>
+            </w:pPr>
+            <w:r>
+              <w:rPr>
+                <w:b/>
+                <w:sz w:val="20"/>
+              </w:rPr>
+              <w:t>자원</w:t>
+            </w:r>
+          </w:p>
+        </w:tc>
+        <w:tc>
+          <w:tcPr>
+            <w:tcW w:w="0" w:type="auto"/>
+            <w:tcBorders>
+              <w:bottom w:val="single" w:sz="2" w:space="0" w:color="auto"/>
+            </w:tcBorders>
+            <w:shd w:val="clear" w:color="auto" w:fill="EBEBEB"/>
+          </w:tcPr>
+          <w:p>
+            <w:pPr>
+              <w:pStyle w:val="Compact"/>
+              <w:rPr>
+                <w:b/>
+                <w:sz w:val="20"/>
+              </w:rPr>
+            </w:pPr>
+            <w:r>
+              <w:rPr>
+                <w:b/>
+                <w:sz w:val="20"/>
+              </w:rPr>
+              <w:t>위치</w:t>
+            </w:r>
+          </w:p>
+        </w:tc>
+      </w:tr>
+      <w:tr>
+        <w:trPr>
+          <w:jc w:val="center"/>
+        </w:trPr>
+        <w:tc>
+          <w:tcPr>
+            <w:tcW w:w="0" w:type="auto"/>
+            <w:tcBorders>
+              <w:top w:val="single" w:sz="2" w:space="0" w:color="auto"/>
+            </w:tcBorders>
+          </w:tcPr>
+          <w:p>
+            <w:pPr>
+              <w:pStyle w:val="Compact"/>
+              <w:rPr>
+                <w:sz w:val="20"/>
+              </w:rPr>
+            </w:pPr>
+            <w:r>
+              <w:rPr>
+                <w:sz w:val="20"/>
+              </w:rPr>
+              <w:t>소스</w:t>
+            </w:r>
+            <w:r>
+              <w:rPr>
+                <w:sz w:val="20"/>
+              </w:rPr>
+              <w:t xml:space="preserve"> </w:t>
+            </w:r>
+            <w:r>
+              <w:rPr>
+                <w:sz w:val="20"/>
+              </w:rPr>
+              <w:t>코드</w:t>
+            </w:r>
+            <w:r>
+              <w:rPr>
+                <w:sz w:val="20"/>
+              </w:rPr>
+              <w:t xml:space="preserve"> (HTML/CSS/JS)</w:t>
+            </w:r>
+          </w:p>
+        </w:tc>
+        <w:tc>
+          <w:tcPr>
+            <w:tcW w:w="0" w:type="auto"/>
+            <w:tcBorders>
+              <w:top w:val="single" w:sz="2" w:space="0" w:color="auto"/>
+            </w:tcBorders>
+          </w:tcPr>
+          <w:p>
+            <w:pPr>
+              <w:pStyle w:val="Compact"/>
+              <w:rPr>
+                <w:sz w:val="20"/>
+              </w:rPr>
+            </w:pPr>
+            <w:hyperlink r:id="rId7">
+              <w:r>
+                <w:rPr>
+                  <w:rStyle w:val="ac"/>
+                  <w:sz w:val="20"/>
+                </w:rPr>
+                <w:t>https://github.com/rosyrosys/sonata-form-viz</w:t>
+              </w:r>
+            </w:hyperlink>
+          </w:p>
+        </w:tc>
+      </w:tr>
+      <w:tr>
+        <w:trPr>
+          <w:jc w:val="center"/>
+        </w:trPr>
+        <w:tc>
+          <w:tcPr>
+            <w:tcW w:w="0" w:type="auto"/>
+          </w:tcPr>
+          <w:p>
+            <w:pPr>
+              <w:pStyle w:val="Compact"/>
+              <w:rPr>
+                <w:sz w:val="20"/>
+              </w:rPr>
+            </w:pPr>
+            <w:r>
+              <w:rPr>
+                <w:sz w:val="20"/>
+              </w:rPr>
+              <w:t xml:space="preserve">v0.1.0 </w:t>
+            </w:r>
+            <w:r>
+              <w:rPr>
+                <w:sz w:val="20"/>
+              </w:rPr>
+              <w:t>릴리스</w:t>
+            </w:r>
+          </w:p>
+        </w:tc>
+        <w:tc>
+          <w:tcPr>
+            <w:tcW w:w="0" w:type="auto"/>
+          </w:tcPr>
+          <w:p>
+            <w:pPr>
+              <w:pStyle w:val="Compact"/>
+              <w:rPr>
+                <w:sz w:val="20"/>
+              </w:rPr>
+            </w:pPr>
+            <w:hyperlink r:id="rId8">
+              <w:r>
+                <w:rPr>
+                  <w:rStyle w:val="ac"/>
+                  <w:sz w:val="20"/>
+                </w:rPr>
+                <w:t>https://github.com/rosyrosys/sonata-form-viz/releases/tag/v0.1.0</w:t>
+              </w:r>
+            </w:hyperlink>
+          </w:p>
+        </w:tc>
+      </w:tr>
+      <w:tr>
+        <w:trPr>
+          <w:jc w:val="center"/>
+        </w:trPr>
+        <w:tc>
+          <w:tcPr>
+            <w:tcW w:w="0" w:type="auto"/>
+          </w:tcPr>
+          <w:p>
+            <w:pPr>
+              <w:pStyle w:val="Compact"/>
+              <w:rPr>
+                <w:sz w:val="20"/>
+              </w:rPr>
+            </w:pPr>
+            <w:r>
+              <w:rPr>
+                <w:sz w:val="20"/>
+              </w:rPr>
+              <w:t>영구</w:t>
+            </w:r>
+            <w:r>
+              <w:rPr>
+                <w:sz w:val="20"/>
+              </w:rPr>
+              <w:t xml:space="preserve"> </w:t>
+            </w:r>
+            <w:r>
+              <w:rPr>
+                <w:sz w:val="20"/>
+              </w:rPr>
+              <w:t>보관</w:t>
+            </w:r>
+            <w:r>
+              <w:rPr>
+                <w:sz w:val="20"/>
+              </w:rPr>
+              <w:t xml:space="preserve"> (Zenodo DOI)</w:t>
+            </w:r>
+          </w:p>
+        </w:tc>
+        <w:tc>
+          <w:tcPr>
+            <w:tcW w:w="0" w:type="auto"/>
+          </w:tcPr>
+          <w:p>
+            <w:pPr>
+              <w:pStyle w:val="Compact"/>
+              <w:rPr>
+                <w:sz w:val="20"/>
+              </w:rPr>
+            </w:pPr>
+            <w:r>
+              <w:rPr>
+                <w:sz w:val="20"/>
+              </w:rPr>
+              <w:t>10.5281/zenodo.[</w:t>
+            </w:r>
+            <w:r>
+              <w:rPr>
+                <w:sz w:val="20"/>
+              </w:rPr>
+              <w:t>발급예정</w:t>
+            </w:r>
+            <w:r>
+              <w:rPr>
+                <w:sz w:val="20"/>
+              </w:rPr>
+              <w:t>]</w:t>
+            </w:r>
+          </w:p>
+        </w:tc>
+      </w:tr>
+      <w:tr>
+        <w:trPr>
+          <w:jc w:val="center"/>
+        </w:trPr>
+        <w:tc>
+          <w:tcPr>
+            <w:tcW w:w="0" w:type="auto"/>
+          </w:tcPr>
+          <w:p>
+            <w:pPr>
+              <w:pStyle w:val="Compact"/>
+              <w:rPr>
+                <w:sz w:val="20"/>
+              </w:rPr>
+            </w:pPr>
+            <w:r>
+              <w:rPr>
+                <w:sz w:val="20"/>
+              </w:rPr>
+              <w:t>형식</w:t>
+            </w:r>
+            <w:r>
+              <w:rPr>
+                <w:sz w:val="20"/>
+              </w:rPr>
+              <w:t xml:space="preserve"> </w:t>
+            </w:r>
+            <w:r>
+              <w:rPr>
+                <w:sz w:val="20"/>
+              </w:rPr>
+              <w:t>분석</w:t>
+            </w:r>
+            <w:r>
+              <w:rPr>
+                <w:sz w:val="20"/>
+              </w:rPr>
+              <w:t xml:space="preserve"> JSON </w:t>
+            </w:r>
+            <w:r>
+              <w:rPr>
+                <w:sz w:val="20"/>
+              </w:rPr>
+              <w:t>스키마</w:t>
+            </w:r>
+          </w:p>
+        </w:tc>
+        <w:tc>
+          <w:tcPr>
+            <w:tcW w:w="0" w:type="auto"/>
+          </w:tcPr>
+          <w:p>
+            <w:pPr>
+              <w:pStyle w:val="Compact"/>
+              <w:rPr>
+                <w:sz w:val="20"/>
+              </w:rPr>
+            </w:pPr>
+            <w:r>
+              <w:rPr>
+                <w:rStyle w:val="VerbatimChar"/>
+                <w:rFonts w:ascii="Times New Roman" w:hAnsi="Times New Roman"/>
+                <w:sz w:val="20"/>
+              </w:rPr>
+              <w:t>data/sonata_structure.json</w:t>
+            </w:r>
+            <w:r>
+              <w:rPr>
+                <w:sz w:val="20"/>
+              </w:rPr>
+              <w:t xml:space="preserve"> (CC BY 4.0)</w:t>
+            </w:r>
+          </w:p>
+        </w:tc>
+      </w:tr>
+      <w:tr>
+        <w:trPr>
+          <w:jc w:val="center"/>
+        </w:trPr>
+        <w:tc>
+          <w:tcPr>
+            <w:tcW w:w="0" w:type="auto"/>
+          </w:tcPr>
+          <w:p>
+            <w:pPr>
+              <w:pStyle w:val="Compact"/>
+              <w:rPr>
+                <w:sz w:val="20"/>
+              </w:rPr>
+            </w:pPr>
+            <w:r>
+              <w:rPr>
+                <w:sz w:val="20"/>
+              </w:rPr>
+              <w:t>마디</w:t>
+            </w:r>
+            <w:r>
+              <w:rPr>
+                <w:sz w:val="20"/>
+              </w:rPr>
+              <w:t>–</w:t>
+            </w:r>
+            <w:r>
+              <w:rPr>
+                <w:sz w:val="20"/>
+              </w:rPr>
+              <w:t>시간</w:t>
+            </w:r>
+            <w:r>
+              <w:rPr>
+                <w:sz w:val="20"/>
+              </w:rPr>
+              <w:t xml:space="preserve"> </w:t>
+            </w:r>
+            <w:r>
+              <w:rPr>
+                <w:sz w:val="20"/>
+              </w:rPr>
+              <w:t>매핑</w:t>
+            </w:r>
+          </w:p>
+        </w:tc>
+        <w:tc>
+          <w:tcPr>
+            <w:tcW w:w="0" w:type="auto"/>
+          </w:tcPr>
+          <w:p>
+            <w:pPr>
+              <w:pStyle w:val="Compact"/>
+              <w:rPr>
+                <w:sz w:val="20"/>
+              </w:rPr>
+            </w:pPr>
+            <w:r>
+              <w:rPr>
+                <w:rStyle w:val="VerbatimChar"/>
+                <w:rFonts w:ascii="Times New Roman" w:hAnsi="Times New Roman"/>
+                <w:sz w:val="20"/>
+              </w:rPr>
+              <w:t>data/measure_times.json</w:t>
+            </w:r>
+            <w:r>
+              <w:rPr>
+                <w:sz w:val="20"/>
+              </w:rPr>
+              <w:t xml:space="preserve"> (CC BY 4.0)</w:t>
+            </w:r>
+          </w:p>
+        </w:tc>
+      </w:tr>
+      <w:tr>
+        <w:trPr>
+          <w:jc w:val="center"/>
+        </w:trPr>
+        <w:tc>
+          <w:tcPr>
+            <w:tcW w:w="0" w:type="auto"/>
+          </w:tcPr>
+          <w:p>
+            <w:pPr>
+              <w:pStyle w:val="Compact"/>
+              <w:rPr>
+                <w:sz w:val="20"/>
+              </w:rPr>
+            </w:pPr>
+            <w:r>
+              <w:rPr>
+                <w:sz w:val="20"/>
+              </w:rPr>
+              <w:t>MusicXML (PD)</w:t>
+            </w:r>
+          </w:p>
+        </w:tc>
+        <w:tc>
+          <w:tcPr>
+            <w:tcW w:w="0" w:type="auto"/>
+          </w:tcPr>
+          <w:p>
+            <w:pPr>
+              <w:pStyle w:val="Compact"/>
+              <w:rPr>
+                <w:sz w:val="20"/>
+              </w:rPr>
+            </w:pPr>
+            <w:r>
+              <w:rPr>
+                <w:rStyle w:val="VerbatimChar"/>
+                <w:rFonts w:ascii="Times New Roman" w:hAnsi="Times New Roman"/>
+                <w:sz w:val="20"/>
+              </w:rPr>
+              <w:t>data/mozart_k545_mvt1.musicxml</w:t>
+            </w:r>
+          </w:p>
+        </w:tc>
+      </w:tr>
+      <w:tr>
+        <w:trPr>
+          <w:jc w:val="center"/>
+        </w:trPr>
+        <w:tc>
+          <w:tcPr>
+            <w:tcW w:w="0" w:type="auto"/>
+          </w:tcPr>
+          <w:p>
+            <w:pPr>
+              <w:pStyle w:val="Compact"/>
+              <w:rPr>
+                <w:sz w:val="20"/>
+              </w:rPr>
+            </w:pPr>
+            <w:r>
+              <w:rPr>
+                <w:sz w:val="20"/>
+              </w:rPr>
+              <w:t>논문</w:t>
+            </w:r>
+            <w:r>
+              <w:rPr>
+                <w:sz w:val="20"/>
+              </w:rPr>
+              <w:t xml:space="preserve"> </w:t>
+            </w:r>
+            <w:r>
+              <w:rPr>
+                <w:sz w:val="20"/>
+              </w:rPr>
+              <w:t>원고</w:t>
+            </w:r>
+            <w:r>
+              <w:rPr>
+                <w:sz w:val="20"/>
+              </w:rPr>
+              <w:t xml:space="preserve"> (KO/EN)</w:t>
+            </w:r>
+          </w:p>
+        </w:tc>
+        <w:tc>
+          <w:tcPr>
+            <w:tcW w:w="0" w:type="auto"/>
+          </w:tcPr>
+          <w:p>
+            <w:pPr>
+              <w:pStyle w:val="Compact"/>
+              <w:rPr>
+                <w:sz w:val="20"/>
+              </w:rPr>
+            </w:pPr>
+            <w:r>
+              <w:rPr>
+                <w:rStyle w:val="VerbatimChar"/>
+                <w:rFonts w:ascii="Times New Roman" w:hAnsi="Times New Roman"/>
+                <w:sz w:val="20"/>
+              </w:rPr>
+              <w:t>paper/paper_ko.md</w:t>
+            </w:r>
+            <w:r>
+              <w:rPr>
+                <w:sz w:val="20"/>
+              </w:rPr>
+              <w:t xml:space="preserve">, </w:t>
+            </w:r>
+            <w:r>
+              <w:rPr>
+                <w:rStyle w:val="VerbatimChar"/>
+                <w:rFonts w:ascii="Times New Roman" w:hAnsi="Times New Roman"/>
+                <w:sz w:val="20"/>
+              </w:rPr>
+              <w:t>paper/paper_en.md</w:t>
+            </w:r>
+          </w:p>
+        </w:tc>
+      </w:tr>
+    </w:tbl>
+    <w:p>
+      <w:pPr>
+        <w:pStyle w:val="a0"/>
+      </w:pPr>
+      <w:r>
+        <w:t>저장소는</w:t>
+      </w:r>
+      <w:r>
+        <w:t xml:space="preserve"> </w:t>
+      </w:r>
+      <w:r>
+        <w:rPr>
+          <w:b/>
+          <w:bCs/>
+        </w:rPr>
+        <w:t>한국어판</w:t>
+      </w:r>
+      <w:r>
+        <w:rPr>
+          <w:b/>
+          <w:bCs/>
+        </w:rPr>
+        <w:t xml:space="preserve"> (</w:t>
+      </w:r>
+      <w:r>
+        <w:rPr>
+          <w:rStyle w:val="VerbatimChar"/>
+          <w:b/>
+          <w:bCs/>
+        </w:rPr>
+        <w:t>ko/</w:t>
+      </w:r>
+      <w:r>
+        <w:rPr>
+          <w:b/>
+          <w:bCs/>
+        </w:rPr>
+        <w:t>)</w:t>
+      </w:r>
+      <w:r>
+        <w:t xml:space="preserve"> </w:t>
+      </w:r>
+      <w:r>
+        <w:t>과</w:t>
+      </w:r>
+      <w:r>
+        <w:t xml:space="preserve"> </w:t>
+      </w:r>
+      <w:r>
+        <w:rPr>
+          <w:b/>
+          <w:bCs/>
+        </w:rPr>
+        <w:t>영어판</w:t>
+      </w:r>
+      <w:r>
+        <w:rPr>
+          <w:b/>
+          <w:bCs/>
+        </w:rPr>
+        <w:t xml:space="preserve"> (</w:t>
+      </w:r>
+      <w:r>
+        <w:rPr>
+          <w:rStyle w:val="VerbatimChar"/>
+          <w:b/>
+          <w:bCs/>
+        </w:rPr>
+        <w:t>en/</w:t>
+      </w:r>
+      <w:r>
+        <w:rPr>
+          <w:b/>
+          <w:bCs/>
+        </w:rPr>
+        <w:t>)</w:t>
+      </w:r>
+      <w:r>
+        <w:t xml:space="preserve"> </w:t>
+      </w:r>
+      <w:r>
+        <w:t>두</w:t>
+      </w:r>
+      <w:r>
+        <w:t xml:space="preserve"> </w:t>
+      </w:r>
+      <w:r>
+        <w:t>에디션으로</w:t>
+      </w:r>
+      <w:r>
+        <w:t xml:space="preserve"> </w:t>
+      </w:r>
+      <w:r>
+        <w:t>구성되며</w:t>
+      </w:r>
+      <w:r>
+        <w:t xml:space="preserve">, </w:t>
+      </w:r>
+      <w:r>
+        <w:t>양쪽</w:t>
+      </w:r>
+      <w:r>
+        <w:t xml:space="preserve"> </w:t>
+      </w:r>
+      <w:r>
+        <w:t>모두</w:t>
+      </w:r>
+      <w:r>
+        <w:t xml:space="preserve"> </w:t>
+      </w:r>
+      <w:r>
+        <w:t>동일한</w:t>
+      </w:r>
+      <w:r>
+        <w:t xml:space="preserve"> </w:t>
+      </w:r>
+      <w:r>
+        <w:t>코드</w:t>
+      </w:r>
+      <w:r>
+        <w:t xml:space="preserve"> </w:t>
+      </w:r>
+      <w:r>
+        <w:t>베이스와</w:t>
+      </w:r>
+      <w:r>
+        <w:t xml:space="preserve"> </w:t>
+      </w:r>
+      <w:r>
+        <w:t>분석</w:t>
+      </w:r>
+      <w:r>
+        <w:t xml:space="preserve"> </w:t>
+      </w:r>
+      <w:r>
+        <w:t>스키마를</w:t>
+      </w:r>
+      <w:r>
+        <w:t xml:space="preserve"> </w:t>
+      </w:r>
+      <w:r>
+        <w:t>공유한다</w:t>
+      </w:r>
+      <w:r>
+        <w:t>.</w:t>
+      </w:r>
+    </w:p>
+    <w:p>
+      <w:pPr>
+        <w:pStyle w:val="a0"/>
+      </w:pPr>
+      <w:r>
+        <w:rPr>
+          <w:b/>
+          <w:bCs/>
+        </w:rPr>
+        <w:t>음원</w:t>
+      </w:r>
+      <w:r>
+        <w:rPr>
+          <w:b/>
+          <w:bCs/>
+        </w:rPr>
+        <w:t xml:space="preserve"> </w:t>
+      </w:r>
+      <w:r>
+        <w:rPr>
+          <w:b/>
+          <w:bCs/>
+        </w:rPr>
+        <w:t>비포함</w:t>
+      </w:r>
+      <w:r>
+        <w:rPr>
+          <w:b/>
+          <w:bCs/>
+        </w:rPr>
+        <w:t xml:space="preserve"> </w:t>
+      </w:r>
+      <w:r>
+        <w:rPr>
+          <w:b/>
+          <w:bCs/>
+        </w:rPr>
+        <w:t>정책</w:t>
+      </w:r>
+      <w:r>
+        <w:t xml:space="preserve">: </w:t>
+      </w:r>
+      <w:r>
+        <w:t>본</w:t>
+      </w:r>
+      <w:r>
+        <w:t xml:space="preserve"> </w:t>
+      </w:r>
+      <w:r>
+        <w:t>평가에</w:t>
+      </w:r>
+      <w:r>
+        <w:t xml:space="preserve"> </w:t>
+      </w:r>
+      <w:r>
+        <w:t>사용된</w:t>
+      </w:r>
+      <w:r>
+        <w:t xml:space="preserve"> András Schiff </w:t>
+      </w:r>
+      <w:r>
+        <w:t>의</w:t>
+      </w:r>
+      <w:r>
+        <w:t xml:space="preserve"> Carnegie Hall 2015 </w:t>
+      </w:r>
+      <w:r>
+        <w:t>녹음은</w:t>
+      </w:r>
+      <w:r>
+        <w:t xml:space="preserve"> </w:t>
+      </w:r>
+      <w:r>
+        <w:t>상용</w:t>
+      </w:r>
+      <w:r>
+        <w:t xml:space="preserve"> </w:t>
+      </w:r>
+      <w:r>
+        <w:t>저작권</w:t>
+      </w:r>
+      <w:r>
+        <w:t xml:space="preserve"> </w:t>
+      </w:r>
+      <w:r>
+        <w:t>음반이므로</w:t>
+      </w:r>
+      <w:r>
+        <w:t xml:space="preserve"> </w:t>
+      </w:r>
+      <w:r>
+        <w:t>저장소에</w:t>
+      </w:r>
+      <w:r>
+        <w:t xml:space="preserve"> </w:t>
+      </w:r>
+      <w:r>
+        <w:t>포함되지</w:t>
+      </w:r>
+      <w:r>
+        <w:t xml:space="preserve"> </w:t>
+      </w:r>
+      <w:r>
+        <w:t>않는다</w:t>
+      </w:r>
+      <w:r>
+        <w:t xml:space="preserve">. </w:t>
+      </w:r>
+      <w:r>
+        <w:t>재현</w:t>
+      </w:r>
+      <w:r>
+        <w:t xml:space="preserve"> </w:t>
+      </w:r>
+      <w:r>
+        <w:t>시도자는</w:t>
+      </w:r>
+      <w:r>
+        <w:t xml:space="preserve"> </w:t>
+      </w:r>
+      <w:r>
+        <w:rPr>
+          <w:rStyle w:val="VerbatimChar"/>
+        </w:rPr>
+        <w:t>assets/README.md</w:t>
+      </w:r>
+      <w:r>
+        <w:t xml:space="preserve"> </w:t>
+      </w:r>
+      <w:r>
+        <w:t>에</w:t>
+      </w:r>
+      <w:r>
+        <w:t xml:space="preserve"> </w:t>
+      </w:r>
+      <w:r>
+        <w:t>안내된</w:t>
+      </w:r>
+      <w:r>
+        <w:t xml:space="preserve"> Public Domain </w:t>
+      </w:r>
+      <w:r>
+        <w:t>출처</w:t>
+      </w:r>
+      <w:r>
+        <w:t>(Musopen, IMSLP)</w:t>
+      </w:r>
+      <w:r>
+        <w:t>에서</w:t>
+      </w:r>
+      <w:r>
+        <w:t xml:space="preserve"> </w:t>
+      </w:r>
+      <w:r>
+        <w:t>자유</w:t>
+      </w:r>
+      <w:r>
+        <w:t xml:space="preserve"> </w:t>
+      </w:r>
+      <w:r>
+        <w:t>음원을</w:t>
+      </w:r>
+      <w:r>
+        <w:t xml:space="preserve"> </w:t>
+      </w:r>
+      <w:r>
+        <w:t>받아</w:t>
+      </w:r>
+      <w:r>
+        <w:t xml:space="preserve"> </w:t>
+      </w:r>
+      <w:r>
+        <w:t>동일</w:t>
+      </w:r>
+      <w:r>
+        <w:t xml:space="preserve"> </w:t>
+      </w:r>
+      <w:r>
+        <w:t>폴더에</w:t>
+      </w:r>
+      <w:r>
+        <w:t xml:space="preserve"> </w:t>
+      </w:r>
+      <w:r>
+        <w:t>두면</w:t>
+      </w:r>
+      <w:r>
+        <w:t xml:space="preserve"> </w:t>
+      </w:r>
+      <w:r>
+        <w:t>된다</w:t>
+      </w:r>
+      <w:r>
+        <w:t xml:space="preserve">. </w:t>
+      </w:r>
+      <w:r>
+        <w:t>시스템의</w:t>
+      </w:r>
+      <w:r>
+        <w:t xml:space="preserve"> </w:t>
+      </w:r>
+      <w:r>
+        <w:t>마디</w:t>
+      </w:r>
+      <w:r>
+        <w:t>–</w:t>
+      </w:r>
+      <w:r>
+        <w:t>시간</w:t>
+      </w:r>
+      <w:r>
+        <w:t xml:space="preserve"> </w:t>
+      </w:r>
+      <w:r>
+        <w:t>매핑은</w:t>
+      </w:r>
+      <w:r>
+        <w:t xml:space="preserve"> </w:t>
+      </w:r>
+      <w:r>
+        <w:rPr>
+          <w:i/>
+          <w:iCs/>
+        </w:rPr>
+        <w:t>비례</w:t>
+      </w:r>
+      <w:r>
+        <w:rPr>
+          <w:i/>
+          <w:iCs/>
+        </w:rPr>
+        <w:t xml:space="preserve"> </w:t>
+      </w:r>
+      <w:r>
+        <w:rPr>
+          <w:i/>
+          <w:iCs/>
+        </w:rPr>
+        <w:t>보정</w:t>
+      </w:r>
+      <w:r>
+        <w:t xml:space="preserve"> </w:t>
+      </w:r>
+      <w:r>
+        <w:t>과</w:t>
+      </w:r>
+      <w:r>
+        <w:t xml:space="preserve"> </w:t>
+      </w:r>
+      <w:r>
+        <w:rPr>
+          <w:i/>
+          <w:iCs/>
+        </w:rPr>
+        <w:t>탭</w:t>
+      </w:r>
+      <w:r>
+        <w:rPr>
+          <w:i/>
+          <w:iCs/>
+        </w:rPr>
+        <w:t xml:space="preserve"> </w:t>
+      </w:r>
+      <w:r>
+        <w:rPr>
+          <w:i/>
+          <w:iCs/>
+        </w:rPr>
+        <w:t>보정</w:t>
+      </w:r>
+      <w:r>
+        <w:rPr>
+          <w:i/>
+          <w:iCs/>
+        </w:rPr>
+        <w:t xml:space="preserve"> </w:t>
+      </w:r>
+      <w:r>
+        <w:rPr>
+          <w:i/>
+          <w:iCs/>
+        </w:rPr>
+        <w:t>모드</w:t>
+      </w:r>
+      <w:r>
+        <w:rPr>
+          <w:i/>
+          <w:iCs/>
+        </w:rPr>
+        <w:t xml:space="preserve">(T </w:t>
+      </w:r>
+      <w:r>
+        <w:rPr>
+          <w:i/>
+          <w:iCs/>
+        </w:rPr>
+        <w:t>키</w:t>
+      </w:r>
+      <w:r>
+        <w:rPr>
+          <w:i/>
+          <w:iCs/>
+        </w:rPr>
+        <w:t>)</w:t>
+      </w:r>
+      <w:r>
+        <w:t xml:space="preserve"> </w:t>
+      </w:r>
+      <w:r>
+        <w:t>로</w:t>
+      </w:r>
+      <w:r>
+        <w:t xml:space="preserve"> </w:t>
+      </w:r>
+      <w:r>
+        <w:t>임의</w:t>
+      </w:r>
+      <w:r>
+        <w:t xml:space="preserve"> </w:t>
+      </w:r>
+      <w:r>
+        <w:t>음원에</w:t>
+      </w:r>
+      <w:r>
+        <w:t xml:space="preserve"> </w:t>
+      </w:r>
+      <w:r>
+        <w:t>적응한다</w:t>
+      </w:r>
+      <w:r>
+        <w:t>.</w:t>
+      </w:r>
+    </w:p>
+    <w:p>
+      <w:pPr>
+        <w:pStyle w:val="a0"/>
+      </w:pPr>
+      <w:r>
+        <w:rPr>
+          <w:b/>
+          <w:bCs/>
+        </w:rPr>
+        <w:t>의존성</w:t>
+      </w:r>
+      <w:r>
+        <w:t xml:space="preserve">: </w:t>
+      </w:r>
+      <w:r>
+        <w:t>외부</w:t>
+      </w:r>
+      <w:r>
+        <w:t xml:space="preserve"> </w:t>
+      </w:r>
+      <w:r>
+        <w:t>라이브러리는</w:t>
+      </w:r>
+      <w:r>
+        <w:t xml:space="preserve"> </w:t>
+      </w:r>
+      <w:r>
+        <w:rPr>
+          <w:rStyle w:val="VerbatimChar"/>
+        </w:rPr>
+        <w:t>OpenSheetMusicDisplay v1.8.7</w:t>
+      </w:r>
+      <w:r>
+        <w:t xml:space="preserve"> </w:t>
+      </w:r>
+      <w:r>
+        <w:t>단일이며</w:t>
+      </w:r>
+      <w:r>
+        <w:t xml:space="preserve"> </w:t>
+      </w:r>
+      <w:r>
+        <w:t>브라우저</w:t>
+      </w:r>
+      <w:r>
+        <w:t xml:space="preserve"> </w:t>
+      </w:r>
+      <w:r>
+        <w:t>호환성은</w:t>
+      </w:r>
+      <w:r>
+        <w:t xml:space="preserve"> Chrome 120+, Edge 120+, Firefox 121+ </w:t>
+      </w:r>
+      <w:r>
+        <w:t>에서</w:t>
+      </w:r>
+      <w:r>
+        <w:t xml:space="preserve"> </w:t>
+      </w:r>
+      <w:r>
+        <w:t>검증되었다</w:t>
+      </w:r>
+      <w:r>
+        <w:t xml:space="preserve">. </w:t>
+      </w:r>
+      <w:r>
+        <w:t>서버는</w:t>
+      </w:r>
+      <w:r>
+        <w:t xml:space="preserve"> </w:t>
+      </w:r>
+      <w:r>
+        <w:t>정적</w:t>
+      </w:r>
+      <w:r>
+        <w:t xml:space="preserve"> </w:t>
+      </w:r>
+      <w:r>
+        <w:t>파일</w:t>
+      </w:r>
+      <w:r>
+        <w:t xml:space="preserve"> </w:t>
+      </w:r>
+      <w:r>
+        <w:t>호스팅이면</w:t>
+      </w:r>
+      <w:r>
+        <w:t xml:space="preserve"> </w:t>
+      </w:r>
+      <w:r>
+        <w:t>충분하다</w:t>
+      </w:r>
+      <w:r>
+        <w:t xml:space="preserve"> (</w:t>
+      </w:r>
+      <w:r>
+        <w:t>예</w:t>
+      </w:r>
+      <w:r>
+        <w:t xml:space="preserve">: </w:t>
+      </w:r>
+      <w:r>
+        <w:rPr>
+          <w:rStyle w:val="VerbatimChar"/>
+        </w:rPr>
+        <w:t>python -m http.server</w:t>
+      </w:r>
+      <w:r>
+        <w:t>).</w:t>
+      </w:r>
+    </w:p>
+    <w:p>
+      <w:pPr>
+        <w:pStyle w:val="a0"/>
+      </w:pPr>
+      <w:r>
+        <w:rPr>
+          <w:b/>
+          <w:bCs/>
+        </w:rPr>
+        <w:t>평가</w:t>
+      </w:r>
+      <w:r>
+        <w:rPr>
+          <w:b/>
+          <w:bCs/>
+        </w:rPr>
+        <w:t xml:space="preserve"> </w:t>
+      </w:r>
+      <w:r>
+        <w:rPr>
+          <w:b/>
+          <w:bCs/>
+        </w:rPr>
+        <w:t>데이터</w:t>
+      </w:r>
+      <w:r>
+        <w:t xml:space="preserve">: IRB </w:t>
+      </w:r>
+      <w:r>
+        <w:t>승인을</w:t>
+      </w:r>
+      <w:r>
+        <w:t xml:space="preserve"> </w:t>
+      </w:r>
+      <w:r>
+        <w:t>받은</w:t>
+      </w:r>
+      <w:r>
+        <w:t xml:space="preserve"> N=18 </w:t>
+      </w:r>
+      <w:r>
+        <w:t>사용성</w:t>
+      </w:r>
+      <w:r>
+        <w:t xml:space="preserve"> </w:t>
+      </w:r>
+      <w:r>
+        <w:t>평가의</w:t>
+      </w:r>
+      <w:r>
+        <w:t xml:space="preserve"> </w:t>
+      </w:r>
+      <w:r>
+        <w:t>익명화된</w:t>
+      </w:r>
+      <w:r>
+        <w:t xml:space="preserve"> </w:t>
+      </w:r>
+      <w:r>
+        <w:t>응답</w:t>
+      </w:r>
+      <w:r>
+        <w:t xml:space="preserve"> </w:t>
+      </w:r>
+      <w:r>
+        <w:t>데이터는</w:t>
+      </w:r>
+      <w:r>
+        <w:t xml:space="preserve"> [</w:t>
+      </w:r>
+      <w:r>
+        <w:t>저자</w:t>
+      </w:r>
+      <w:r>
+        <w:t xml:space="preserve">] </w:t>
+      </w:r>
+      <w:r>
+        <w:t>에게</w:t>
+      </w:r>
+      <w:r>
+        <w:t xml:space="preserve"> </w:t>
+      </w:r>
+      <w:r>
+        <w:t>별도</w:t>
+      </w:r>
+      <w:r>
+        <w:t xml:space="preserve"> </w:t>
+      </w:r>
+      <w:r>
+        <w:t>요청</w:t>
+      </w:r>
+      <w:r>
+        <w:t xml:space="preserve"> </w:t>
+      </w:r>
+      <w:r>
+        <w:t>시</w:t>
+      </w:r>
+      <w:r>
+        <w:t xml:space="preserve"> </w:t>
+      </w:r>
+      <w:r>
+        <w:t>연구</w:t>
+      </w:r>
+      <w:r>
+        <w:t xml:space="preserve"> </w:t>
+      </w:r>
+      <w:r>
+        <w:t>윤리</w:t>
+      </w:r>
+      <w:r>
+        <w:t xml:space="preserve"> </w:t>
+      </w:r>
+      <w:r>
+        <w:t>가이드라인에</w:t>
+      </w:r>
+      <w:r>
+        <w:t xml:space="preserve"> </w:t>
+      </w:r>
+      <w:r>
+        <w:t>따라</w:t>
+      </w:r>
+      <w:r>
+        <w:t xml:space="preserve"> </w:t>
+      </w:r>
+      <w:r>
+        <w:t>제공한다</w:t>
+      </w:r>
+      <w:r>
+        <w:t>.</w:t>
+      </w:r>
+    </w:p>
+    <w:p>
+      <w:pPr>
+        <w:pStyle w:val="1"/>
+      </w:pPr>
+      <w:bookmarkStart w:id="94" w:name="참고문헌"/>
+      <w:bookmarkStart w:id="95" w:name="_Toc229332644"/>
+      <w:bookmarkEnd w:id="92"/>
+      <w:r>
+        <w:lastRenderedPageBreak/>
         <w:t>참고문헌</w:t>
       </w:r>
-      <w:bookmarkEnd w:id="93"/>
+      <w:bookmarkEnd w:id="95"/>
     </w:p>
     <w:p>
       <w:pPr>
@@ -28051,7 +29480,7 @@
     </w:p>
     <w:p>
       <w:r>
-        <w:pict w14:anchorId="7DF40D7A">
+        <w:pict w14:anchorId="755F4157">
           <v:rect id="_x0000_i1025" style="width:0;height:1.5pt" o:hralign="center" o:hrstd="t" o:hr="t"/>
         </w:pict>
       </w:r>
@@ -28417,7 +29846,6 @@
         </w:numPr>
       </w:pPr>
       <w:r>
-        <w:lastRenderedPageBreak/>
         <w:t xml:space="preserve">Plazak, J. (2014). Visualizing Musical Form: A Color-Based Approach. </w:t>
       </w:r>
       <w:r>
@@ -28567,9 +29995,9 @@
       <w:pPr>
         <w:pStyle w:val="1"/>
       </w:pPr>
-      <w:bookmarkStart w:id="94" w:name="부록-a-시스템-화면"/>
-      <w:bookmarkStart w:id="95" w:name="_Toc229204879"/>
-      <w:bookmarkEnd w:id="92"/>
+      <w:bookmarkStart w:id="96" w:name="부록-a-시스템-화면"/>
+      <w:bookmarkStart w:id="97" w:name="_Toc229332645"/>
+      <w:bookmarkEnd w:id="94"/>
       <w:r>
         <w:t>부록</w:t>
       </w:r>
@@ -28585,7 +30013,7 @@
       <w:r>
         <w:t>화면</w:t>
       </w:r>
-      <w:bookmarkEnd w:id="95"/>
+      <w:bookmarkEnd w:id="97"/>
     </w:p>
     <w:p>
       <w:pPr>
@@ -28721,6 +30149,7 @@
         </w:numPr>
       </w:pPr>
       <w:r>
+        <w:lastRenderedPageBreak/>
         <w:t xml:space="preserve">Figure A.3 — </w:t>
       </w:r>
       <w:r>
@@ -28818,9 +30247,9 @@
       <w:pPr>
         <w:pStyle w:val="1"/>
       </w:pPr>
-      <w:bookmarkStart w:id="96" w:name="부록-b-평가-도구"/>
-      <w:bookmarkStart w:id="97" w:name="_Toc229204880"/>
-      <w:bookmarkEnd w:id="94"/>
+      <w:bookmarkStart w:id="98" w:name="부록-b-평가-도구"/>
+      <w:bookmarkStart w:id="99" w:name="_Toc229332646"/>
+      <w:bookmarkEnd w:id="96"/>
       <w:r>
         <w:t>부록</w:t>
       </w:r>
@@ -28836,14 +30265,14 @@
       <w:r>
         <w:t>도구</w:t>
       </w:r>
-      <w:bookmarkEnd w:id="97"/>
+      <w:bookmarkEnd w:id="99"/>
     </w:p>
     <w:p>
       <w:pPr>
         <w:pStyle w:val="2"/>
       </w:pPr>
-      <w:bookmarkStart w:id="98" w:name="b1-형식-식별-과제-발췌-목록"/>
-      <w:bookmarkStart w:id="99" w:name="_Toc229204881"/>
+      <w:bookmarkStart w:id="100" w:name="b1-형식-식별-과제-발췌-목록"/>
+      <w:bookmarkStart w:id="101" w:name="_Toc229332647"/>
       <w:r>
         <w:t xml:space="preserve">B.1 </w:t>
       </w:r>
@@ -28874,7 +30303,7 @@
       <w:r>
         <w:t>목록</w:t>
       </w:r>
-      <w:bookmarkEnd w:id="99"/>
+      <w:bookmarkEnd w:id="101"/>
     </w:p>
     <w:tbl>
       <w:tblPr>
@@ -29810,9 +31239,9 @@
       <w:pPr>
         <w:pStyle w:val="2"/>
       </w:pPr>
-      <w:bookmarkStart w:id="100" w:name="b2-sus-한국어판-10문항"/>
-      <w:bookmarkStart w:id="101" w:name="_Toc229204882"/>
-      <w:bookmarkEnd w:id="98"/>
+      <w:bookmarkStart w:id="102" w:name="b2-sus-한국어판-10문항"/>
+      <w:bookmarkStart w:id="103" w:name="_Toc229332648"/>
+      <w:bookmarkEnd w:id="100"/>
       <w:r>
         <w:t xml:space="preserve">B.2 SUS </w:t>
       </w:r>
@@ -29825,7 +31254,7 @@
       <w:r>
         <w:t>문항</w:t>
       </w:r>
-      <w:bookmarkEnd w:id="101"/>
+      <w:bookmarkEnd w:id="103"/>
     </w:p>
     <w:p>
       <w:pPr>
@@ -29881,9 +31310,9 @@
       <w:pPr>
         <w:pStyle w:val="2"/>
       </w:pPr>
-      <w:bookmarkStart w:id="102" w:name="b3-자유서술-코딩-기준"/>
-      <w:bookmarkStart w:id="103" w:name="_Toc229204883"/>
-      <w:bookmarkEnd w:id="100"/>
+      <w:bookmarkStart w:id="104" w:name="b3-자유서술-코딩-기준"/>
+      <w:bookmarkStart w:id="105" w:name="_Toc229332649"/>
+      <w:bookmarkEnd w:id="102"/>
       <w:r>
         <w:t xml:space="preserve">B.3 </w:t>
       </w:r>
@@ -29902,7 +31331,7 @@
       <w:r>
         <w:t>기준</w:t>
       </w:r>
-      <w:bookmarkEnd w:id="103"/>
+      <w:bookmarkEnd w:id="105"/>
     </w:p>
     <w:p>
       <w:pPr>
@@ -30062,16 +31491,16 @@
       <w:r>
         <w:t>.</w:t>
       </w:r>
-      <w:bookmarkEnd w:id="96"/>
-      <w:bookmarkEnd w:id="102"/>
+      <w:bookmarkEnd w:id="98"/>
+      <w:bookmarkEnd w:id="104"/>
     </w:p>
     <w:sectPr>
-      <w:headerReference w:type="even" r:id="rId7"/>
-      <w:headerReference w:type="default" r:id="rId8"/>
-      <w:footerReference w:type="even" r:id="rId9"/>
-      <w:footerReference w:type="default" r:id="rId10"/>
-      <w:headerReference w:type="first" r:id="rId11"/>
-      <w:footerReference w:type="first" r:id="rId12"/>
+      <w:headerReference w:type="even" r:id="rId9"/>
+      <w:headerReference w:type="default" r:id="rId10"/>
+      <w:footerReference w:type="even" r:id="rId11"/>
+      <w:footerReference w:type="default" r:id="rId12"/>
+      <w:headerReference w:type="first" r:id="rId13"/>
+      <w:footerReference w:type="first" r:id="rId14"/>
       <w:footnotePr>
         <w:numRestart w:val="eachSect"/>
       </w:footnotePr>
@@ -30275,7 +31704,7 @@
   <w:abstractNum w:abstractNumId="0" w15:restartNumberingAfterBreak="0">
     <w:nsid w:val="0000A990"/>
     <w:multiLevelType w:val="multilevel"/>
-    <w:tmpl w:val="75E447B8"/>
+    <w:tmpl w:val="67300E52"/>
     <w:lvl w:ilvl="0">
       <w:numFmt w:val="bullet"/>
       <w:lvlText w:val=" "/>
@@ -30352,7 +31781,7 @@
   <w:abstractNum w:abstractNumId="1" w15:restartNumberingAfterBreak="0">
     <w:nsid w:val="0000A991"/>
     <w:multiLevelType w:val="multilevel"/>
-    <w:tmpl w:val="10620506"/>
+    <w:tmpl w:val="5558981A"/>
     <w:lvl w:ilvl="0">
       <w:numFmt w:val="bullet"/>
       <w:lvlText w:val=""/>
@@ -30456,7 +31885,7 @@
   <w:abstractNum w:abstractNumId="2" w15:restartNumberingAfterBreak="0">
     <w:nsid w:val="00A99411"/>
     <w:multiLevelType w:val="multilevel"/>
-    <w:tmpl w:val="9BA6A7A0"/>
+    <w:tmpl w:val="9C48F78E"/>
     <w:lvl w:ilvl="0">
       <w:start w:val="1"/>
       <w:numFmt w:val="decimal"/>
@@ -30539,16 +31968,16 @@
       </w:pPr>
     </w:lvl>
   </w:abstractNum>
-  <w:num w:numId="1" w16cid:durableId="803080692">
+  <w:num w:numId="1" w16cid:durableId="238516523">
     <w:abstractNumId w:val="0"/>
   </w:num>
-  <w:num w:numId="2" w16cid:durableId="198706380">
+  <w:num w:numId="2" w16cid:durableId="36517376">
     <w:abstractNumId w:val="1"/>
   </w:num>
-  <w:num w:numId="3" w16cid:durableId="1919165543">
+  <w:num w:numId="3" w16cid:durableId="1818497992">
     <w:abstractNumId w:val="1"/>
   </w:num>
-  <w:num w:numId="4" w16cid:durableId="1453011854">
+  <w:num w:numId="4" w16cid:durableId="1390616677">
     <w:abstractNumId w:val="2"/>
     <w:lvlOverride w:ilvl="0">
       <w:startOverride w:val="1"/>
@@ -30578,19 +32007,19 @@
       <w:startOverride w:val="1"/>
     </w:lvlOverride>
   </w:num>
-  <w:num w:numId="5" w16cid:durableId="2074814576">
+  <w:num w:numId="5" w16cid:durableId="1157184229">
     <w:abstractNumId w:val="1"/>
   </w:num>
-  <w:num w:numId="6" w16cid:durableId="426577585">
+  <w:num w:numId="6" w16cid:durableId="216863763">
     <w:abstractNumId w:val="1"/>
   </w:num>
-  <w:num w:numId="7" w16cid:durableId="81802385">
+  <w:num w:numId="7" w16cid:durableId="71121425">
     <w:abstractNumId w:val="1"/>
   </w:num>
-  <w:num w:numId="8" w16cid:durableId="1349679730">
+  <w:num w:numId="8" w16cid:durableId="1007903246">
     <w:abstractNumId w:val="1"/>
   </w:num>
-  <w:num w:numId="9" w16cid:durableId="712078199">
+  <w:num w:numId="9" w16cid:durableId="64307785">
     <w:abstractNumId w:val="2"/>
     <w:lvlOverride w:ilvl="0">
       <w:startOverride w:val="1"/>
@@ -30620,34 +32049,34 @@
       <w:startOverride w:val="1"/>
     </w:lvlOverride>
   </w:num>
-  <w:num w:numId="10" w16cid:durableId="17238062">
+  <w:num w:numId="10" w16cid:durableId="112555708">
     <w:abstractNumId w:val="1"/>
   </w:num>
-  <w:num w:numId="11" w16cid:durableId="1449471835">
+  <w:num w:numId="11" w16cid:durableId="1674332977">
     <w:abstractNumId w:val="1"/>
   </w:num>
-  <w:num w:numId="12" w16cid:durableId="296029657">
+  <w:num w:numId="12" w16cid:durableId="612710131">
     <w:abstractNumId w:val="1"/>
   </w:num>
-  <w:num w:numId="13" w16cid:durableId="1532844614">
+  <w:num w:numId="13" w16cid:durableId="696081327">
     <w:abstractNumId w:val="1"/>
   </w:num>
-  <w:num w:numId="14" w16cid:durableId="573707885">
+  <w:num w:numId="14" w16cid:durableId="2001080138">
     <w:abstractNumId w:val="1"/>
   </w:num>
-  <w:num w:numId="15" w16cid:durableId="2045598371">
+  <w:num w:numId="15" w16cid:durableId="921329001">
     <w:abstractNumId w:val="1"/>
   </w:num>
-  <w:num w:numId="16" w16cid:durableId="744032128">
+  <w:num w:numId="16" w16cid:durableId="908925966">
     <w:abstractNumId w:val="1"/>
   </w:num>
-  <w:num w:numId="17" w16cid:durableId="1699815848">
+  <w:num w:numId="17" w16cid:durableId="697118911">
     <w:abstractNumId w:val="1"/>
   </w:num>
-  <w:num w:numId="18" w16cid:durableId="1348289542">
+  <w:num w:numId="18" w16cid:durableId="1965233081">
     <w:abstractNumId w:val="1"/>
   </w:num>
-  <w:num w:numId="19" w16cid:durableId="1946233937">
+  <w:num w:numId="19" w16cid:durableId="179245245">
     <w:abstractNumId w:val="2"/>
     <w:lvlOverride w:ilvl="0">
       <w:startOverride w:val="1"/>
@@ -30677,16 +32106,16 @@
       <w:startOverride w:val="1"/>
     </w:lvlOverride>
   </w:num>
-  <w:num w:numId="20" w16cid:durableId="231889011">
+  <w:num w:numId="20" w16cid:durableId="581531573">
     <w:abstractNumId w:val="1"/>
   </w:num>
-  <w:num w:numId="21" w16cid:durableId="1601135252">
+  <w:num w:numId="21" w16cid:durableId="1418400376">
     <w:abstractNumId w:val="1"/>
   </w:num>
-  <w:num w:numId="22" w16cid:durableId="545525545">
+  <w:num w:numId="22" w16cid:durableId="768044924">
     <w:abstractNumId w:val="1"/>
   </w:num>
-  <w:num w:numId="23" w16cid:durableId="2061513742">
+  <w:num w:numId="23" w16cid:durableId="1201358345">
     <w:abstractNumId w:val="1"/>
   </w:num>
 </w:numbering>
@@ -31929,7 +33358,7 @@
     <w:next w:val="a"/>
     <w:autoRedefine/>
     <w:uiPriority w:val="39"/>
-    <w:rsid w:val="007D0830"/>
+    <w:rsid w:val="00F964E7"/>
   </w:style>
   <w:style w:type="paragraph" w:styleId="20">
     <w:name w:val="toc 2"/>
@@ -31937,7 +33366,7 @@
     <w:next w:val="a"/>
     <w:autoRedefine/>
     <w:uiPriority w:val="39"/>
-    <w:rsid w:val="007D0830"/>
+    <w:rsid w:val="00F964E7"/>
     <w:pPr>
       <w:ind w:leftChars="200" w:left="425"/>
     </w:pPr>
@@ -31946,7 +33375,7 @@
     <w:name w:val="header"/>
     <w:basedOn w:val="a"/>
     <w:link w:val="Char2"/>
-    <w:rsid w:val="007D0830"/>
+    <w:rsid w:val="00F964E7"/>
     <w:pPr>
       <w:tabs>
         <w:tab w:val="center" w:pos="4513"/>
@@ -31959,13 +33388,13 @@
     <w:name w:val="머리글 Char"/>
     <w:basedOn w:val="a1"/>
     <w:link w:val="ad"/>
-    <w:rsid w:val="007D0830"/>
+    <w:rsid w:val="00F964E7"/>
   </w:style>
   <w:style w:type="paragraph" w:styleId="ae">
     <w:name w:val="footer"/>
     <w:basedOn w:val="a"/>
     <w:link w:val="Char3"/>
-    <w:rsid w:val="007D0830"/>
+    <w:rsid w:val="00F964E7"/>
     <w:pPr>
       <w:tabs>
         <w:tab w:val="center" w:pos="4513"/>
@@ -31978,12 +33407,12 @@
     <w:name w:val="바닥글 Char"/>
     <w:basedOn w:val="a1"/>
     <w:link w:val="ae"/>
-    <w:rsid w:val="007D0830"/>
+    <w:rsid w:val="00F964E7"/>
   </w:style>
   <w:style w:type="character" w:styleId="af">
     <w:name w:val="page number"/>
     <w:basedOn w:val="a1"/>
-    <w:rsid w:val="007D0830"/>
+    <w:rsid w:val="00F964E7"/>
   </w:style>
 </w:styles>
 </file>

--- a/ko/paper/paper_ko.docx
+++ b/ko/paper/paper_ko.docx
@@ -122,7 +122,7 @@
           <w:sz w:val="24"/>
           <w:szCs w:val="24"/>
         </w:rPr>
-        <w:id w:val="-1668784809"/>
+        <w:id w:val="-515228066"/>
         <w:docPartObj>
           <w:docPartGallery w:val="Table of Contents"/>
           <w:docPartUnique/>
@@ -163,7 +163,7 @@
           <w:r>
             <w:fldChar w:fldCharType="separate"/>
           </w:r>
-          <w:hyperlink w:anchor="_Toc229332600" w:history="1">
+          <w:hyperlink w:anchor="_Toc229333369" w:history="1">
             <w:r>
               <w:rPr>
                 <w:rStyle w:val="ac"/>
@@ -204,7 +204,7 @@
                 <w:noProof/>
                 <w:webHidden/>
               </w:rPr>
-              <w:instrText xml:space="preserve"> PAGEREF _Toc229332600 \h </w:instrText>
+              <w:instrText xml:space="preserve"> PAGEREF _Toc229333369 \h </w:instrText>
             </w:r>
             <w:r>
               <w:rPr>
@@ -245,7 +245,7 @@
               <w:noProof/>
             </w:rPr>
           </w:pPr>
-          <w:hyperlink w:anchor="_Toc229332601" w:history="1">
+          <w:hyperlink w:anchor="_Toc229333370" w:history="1">
             <w:r>
               <w:rPr>
                 <w:rStyle w:val="ac"/>
@@ -272,7 +272,7 @@
                 <w:noProof/>
                 <w:webHidden/>
               </w:rPr>
-              <w:instrText xml:space="preserve"> PAGEREF _Toc229332601 \h </w:instrText>
+              <w:instrText xml:space="preserve"> PAGEREF _Toc229333370 \h </w:instrText>
             </w:r>
             <w:r>
               <w:rPr>
@@ -313,7 +313,7 @@
               <w:noProof/>
             </w:rPr>
           </w:pPr>
-          <w:hyperlink w:anchor="_Toc229332602" w:history="1">
+          <w:hyperlink w:anchor="_Toc229333371" w:history="1">
             <w:r>
               <w:rPr>
                 <w:rStyle w:val="ac"/>
@@ -347,7 +347,7 @@
                 <w:noProof/>
                 <w:webHidden/>
               </w:rPr>
-              <w:instrText xml:space="preserve"> PAGEREF _Toc229332602 \h </w:instrText>
+              <w:instrText xml:space="preserve"> PAGEREF _Toc229333371 \h </w:instrText>
             </w:r>
             <w:r>
               <w:rPr>
@@ -389,7 +389,7 @@
               <w:noProof/>
             </w:rPr>
           </w:pPr>
-          <w:hyperlink w:anchor="_Toc229332603" w:history="1">
+          <w:hyperlink w:anchor="_Toc229333372" w:history="1">
             <w:r>
               <w:rPr>
                 <w:rStyle w:val="ac"/>
@@ -437,7 +437,7 @@
                 <w:noProof/>
                 <w:webHidden/>
               </w:rPr>
-              <w:instrText xml:space="preserve"> PAGEREF _Toc229332603 \h </w:instrText>
+              <w:instrText xml:space="preserve"> PAGEREF _Toc229333372 \h </w:instrText>
             </w:r>
             <w:r>
               <w:rPr>
@@ -479,7 +479,7 @@
               <w:noProof/>
             </w:rPr>
           </w:pPr>
-          <w:hyperlink w:anchor="_Toc229332604" w:history="1">
+          <w:hyperlink w:anchor="_Toc229333373" w:history="1">
             <w:r>
               <w:rPr>
                 <w:rStyle w:val="ac"/>
@@ -527,7 +527,7 @@
                 <w:noProof/>
                 <w:webHidden/>
               </w:rPr>
-              <w:instrText xml:space="preserve"> PAGEREF _Toc229332604 \h </w:instrText>
+              <w:instrText xml:space="preserve"> PAGEREF _Toc229333373 \h </w:instrText>
             </w:r>
             <w:r>
               <w:rPr>
@@ -569,7 +569,7 @@
               <w:noProof/>
             </w:rPr>
           </w:pPr>
-          <w:hyperlink w:anchor="_Toc229332605" w:history="1">
+          <w:hyperlink w:anchor="_Toc229333374" w:history="1">
             <w:r>
               <w:rPr>
                 <w:rStyle w:val="ac"/>
@@ -617,7 +617,7 @@
                 <w:noProof/>
                 <w:webHidden/>
               </w:rPr>
-              <w:instrText xml:space="preserve"> PAGEREF _Toc229332605 \h </w:instrText>
+              <w:instrText xml:space="preserve"> PAGEREF _Toc229333374 \h </w:instrText>
             </w:r>
             <w:r>
               <w:rPr>
@@ -658,7 +658,7 @@
               <w:noProof/>
             </w:rPr>
           </w:pPr>
-          <w:hyperlink w:anchor="_Toc229332606" w:history="1">
+          <w:hyperlink w:anchor="_Toc229333375" w:history="1">
             <w:r>
               <w:rPr>
                 <w:rStyle w:val="ac"/>
@@ -706,7 +706,7 @@
                 <w:noProof/>
                 <w:webHidden/>
               </w:rPr>
-              <w:instrText xml:space="preserve"> PAGEREF _Toc229332606 \h </w:instrText>
+              <w:instrText xml:space="preserve"> PAGEREF _Toc229333375 \h </w:instrText>
             </w:r>
             <w:r>
               <w:rPr>
@@ -748,7 +748,7 @@
               <w:noProof/>
             </w:rPr>
           </w:pPr>
-          <w:hyperlink w:anchor="_Toc229332607" w:history="1">
+          <w:hyperlink w:anchor="_Toc229333376" w:history="1">
             <w:r>
               <w:rPr>
                 <w:rStyle w:val="ac"/>
@@ -824,7 +824,7 @@
                 <w:noProof/>
                 <w:webHidden/>
               </w:rPr>
-              <w:instrText xml:space="preserve"> PAGEREF _Toc229332607 \h </w:instrText>
+              <w:instrText xml:space="preserve"> PAGEREF _Toc229333376 \h </w:instrText>
             </w:r>
             <w:r>
               <w:rPr>
@@ -866,7 +866,7 @@
               <w:noProof/>
             </w:rPr>
           </w:pPr>
-          <w:hyperlink w:anchor="_Toc229332608" w:history="1">
+          <w:hyperlink w:anchor="_Toc229333377" w:history="1">
             <w:r>
               <w:rPr>
                 <w:rStyle w:val="ac"/>
@@ -970,7 +970,7 @@
                 <w:noProof/>
                 <w:webHidden/>
               </w:rPr>
-              <w:instrText xml:space="preserve"> PAGEREF _Toc229332608 \h </w:instrText>
+              <w:instrText xml:space="preserve"> PAGEREF _Toc229333377 \h </w:instrText>
             </w:r>
             <w:r>
               <w:rPr>
@@ -1012,7 +1012,7 @@
               <w:noProof/>
             </w:rPr>
           </w:pPr>
-          <w:hyperlink w:anchor="_Toc229332609" w:history="1">
+          <w:hyperlink w:anchor="_Toc229333378" w:history="1">
             <w:r>
               <w:rPr>
                 <w:rStyle w:val="ac"/>
@@ -1074,7 +1074,7 @@
                 <w:noProof/>
                 <w:webHidden/>
               </w:rPr>
-              <w:instrText xml:space="preserve"> PAGEREF _Toc229332609 \h </w:instrText>
+              <w:instrText xml:space="preserve"> PAGEREF _Toc229333378 \h </w:instrText>
             </w:r>
             <w:r>
               <w:rPr>
@@ -1116,7 +1116,7 @@
               <w:noProof/>
             </w:rPr>
           </w:pPr>
-          <w:hyperlink w:anchor="_Toc229332610" w:history="1">
+          <w:hyperlink w:anchor="_Toc229333379" w:history="1">
             <w:r>
               <w:rPr>
                 <w:rStyle w:val="ac"/>
@@ -1192,7 +1192,7 @@
                 <w:noProof/>
                 <w:webHidden/>
               </w:rPr>
-              <w:instrText xml:space="preserve"> PAGEREF _Toc229332610 \h </w:instrText>
+              <w:instrText xml:space="preserve"> PAGEREF _Toc229333379 \h </w:instrText>
             </w:r>
             <w:r>
               <w:rPr>
@@ -1233,7 +1233,7 @@
               <w:noProof/>
             </w:rPr>
           </w:pPr>
-          <w:hyperlink w:anchor="_Toc229332611" w:history="1">
+          <w:hyperlink w:anchor="_Toc229333380" w:history="1">
             <w:r>
               <w:rPr>
                 <w:rStyle w:val="ac"/>
@@ -1309,7 +1309,7 @@
                 <w:noProof/>
                 <w:webHidden/>
               </w:rPr>
-              <w:instrText xml:space="preserve"> PAGEREF _Toc229332611 \h </w:instrText>
+              <w:instrText xml:space="preserve"> PAGEREF _Toc229333380 \h </w:instrText>
             </w:r>
             <w:r>
               <w:rPr>
@@ -1351,7 +1351,7 @@
               <w:noProof/>
             </w:rPr>
           </w:pPr>
-          <w:hyperlink w:anchor="_Toc229332612" w:history="1">
+          <w:hyperlink w:anchor="_Toc229333381" w:history="1">
             <w:r>
               <w:rPr>
                 <w:rStyle w:val="ac"/>
@@ -1399,7 +1399,7 @@
                 <w:noProof/>
                 <w:webHidden/>
               </w:rPr>
-              <w:instrText xml:space="preserve"> PAGEREF _Toc229332612 \h </w:instrText>
+              <w:instrText xml:space="preserve"> PAGEREF _Toc229333381 \h </w:instrText>
             </w:r>
             <w:r>
               <w:rPr>
@@ -1441,7 +1441,7 @@
               <w:noProof/>
             </w:rPr>
           </w:pPr>
-          <w:hyperlink w:anchor="_Toc229332613" w:history="1">
+          <w:hyperlink w:anchor="_Toc229333382" w:history="1">
             <w:r>
               <w:rPr>
                 <w:rStyle w:val="ac"/>
@@ -1489,7 +1489,7 @@
                 <w:noProof/>
                 <w:webHidden/>
               </w:rPr>
-              <w:instrText xml:space="preserve"> PAGEREF _Toc229332613 \h </w:instrText>
+              <w:instrText xml:space="preserve"> PAGEREF _Toc229333382 \h </w:instrText>
             </w:r>
             <w:r>
               <w:rPr>
@@ -1531,7 +1531,7 @@
               <w:noProof/>
             </w:rPr>
           </w:pPr>
-          <w:hyperlink w:anchor="_Toc229332614" w:history="1">
+          <w:hyperlink w:anchor="_Toc229333383" w:history="1">
             <w:r>
               <w:rPr>
                 <w:rStyle w:val="ac"/>
@@ -1621,7 +1621,7 @@
                 <w:noProof/>
                 <w:webHidden/>
               </w:rPr>
-              <w:instrText xml:space="preserve"> PAGEREF _Toc229332614 \h </w:instrText>
+              <w:instrText xml:space="preserve"> PAGEREF _Toc229333383 \h </w:instrText>
             </w:r>
             <w:r>
               <w:rPr>
@@ -1662,7 +1662,7 @@
               <w:noProof/>
             </w:rPr>
           </w:pPr>
-          <w:hyperlink w:anchor="_Toc229332615" w:history="1">
+          <w:hyperlink w:anchor="_Toc229333384" w:history="1">
             <w:r>
               <w:rPr>
                 <w:rStyle w:val="ac"/>
@@ -1710,7 +1710,7 @@
                 <w:noProof/>
                 <w:webHidden/>
               </w:rPr>
-              <w:instrText xml:space="preserve"> PAGEREF _Toc229332615 \h </w:instrText>
+              <w:instrText xml:space="preserve"> PAGEREF _Toc229333384 \h </w:instrText>
             </w:r>
             <w:r>
               <w:rPr>
@@ -1752,7 +1752,7 @@
               <w:noProof/>
             </w:rPr>
           </w:pPr>
-          <w:hyperlink w:anchor="_Toc229332616" w:history="1">
+          <w:hyperlink w:anchor="_Toc229333385" w:history="1">
             <w:r>
               <w:rPr>
                 <w:rStyle w:val="ac"/>
@@ -1800,7 +1800,7 @@
                 <w:noProof/>
                 <w:webHidden/>
               </w:rPr>
-              <w:instrText xml:space="preserve"> PAGEREF _Toc229332616 \h </w:instrText>
+              <w:instrText xml:space="preserve"> PAGEREF _Toc229333385 \h </w:instrText>
             </w:r>
             <w:r>
               <w:rPr>
@@ -1842,7 +1842,7 @@
               <w:noProof/>
             </w:rPr>
           </w:pPr>
-          <w:hyperlink w:anchor="_Toc229332617" w:history="1">
+          <w:hyperlink w:anchor="_Toc229333386" w:history="1">
             <w:r>
               <w:rPr>
                 <w:rStyle w:val="ac"/>
@@ -1876,7 +1876,7 @@
                 <w:noProof/>
                 <w:webHidden/>
               </w:rPr>
-              <w:instrText xml:space="preserve"> PAGEREF _Toc229332617 \h </w:instrText>
+              <w:instrText xml:space="preserve"> PAGEREF _Toc229333386 \h </w:instrText>
             </w:r>
             <w:r>
               <w:rPr>
@@ -1918,7 +1918,7 @@
               <w:noProof/>
             </w:rPr>
           </w:pPr>
-          <w:hyperlink w:anchor="_Toc229332618" w:history="1">
+          <w:hyperlink w:anchor="_Toc229333387" w:history="1">
             <w:r>
               <w:rPr>
                 <w:rStyle w:val="ac"/>
@@ -1966,7 +1966,7 @@
                 <w:noProof/>
                 <w:webHidden/>
               </w:rPr>
-              <w:instrText xml:space="preserve"> PAGEREF _Toc229332618 \h </w:instrText>
+              <w:instrText xml:space="preserve"> PAGEREF _Toc229333387 \h </w:instrText>
             </w:r>
             <w:r>
               <w:rPr>
@@ -2008,7 +2008,7 @@
               <w:noProof/>
             </w:rPr>
           </w:pPr>
-          <w:hyperlink w:anchor="_Toc229332619" w:history="1">
+          <w:hyperlink w:anchor="_Toc229333388" w:history="1">
             <w:r>
               <w:rPr>
                 <w:rStyle w:val="ac"/>
@@ -2056,7 +2056,7 @@
                 <w:noProof/>
                 <w:webHidden/>
               </w:rPr>
-              <w:instrText xml:space="preserve"> PAGEREF _Toc229332619 \h </w:instrText>
+              <w:instrText xml:space="preserve"> PAGEREF _Toc229333388 \h </w:instrText>
             </w:r>
             <w:r>
               <w:rPr>
@@ -2098,7 +2098,7 @@
               <w:noProof/>
             </w:rPr>
           </w:pPr>
-          <w:hyperlink w:anchor="_Toc229332620" w:history="1">
+          <w:hyperlink w:anchor="_Toc229333389" w:history="1">
             <w:r>
               <w:rPr>
                 <w:rStyle w:val="ac"/>
@@ -2160,7 +2160,7 @@
                 <w:noProof/>
                 <w:webHidden/>
               </w:rPr>
-              <w:instrText xml:space="preserve"> PAGEREF _Toc229332620 \h </w:instrText>
+              <w:instrText xml:space="preserve"> PAGEREF _Toc229333389 \h </w:instrText>
             </w:r>
             <w:r>
               <w:rPr>
@@ -2201,7 +2201,7 @@
               <w:noProof/>
             </w:rPr>
           </w:pPr>
-          <w:hyperlink w:anchor="_Toc229332621" w:history="1">
+          <w:hyperlink w:anchor="_Toc229333390" w:history="1">
             <w:r>
               <w:rPr>
                 <w:rStyle w:val="ac"/>
@@ -2235,7 +2235,7 @@
                 <w:noProof/>
                 <w:webHidden/>
               </w:rPr>
-              <w:instrText xml:space="preserve"> PAGEREF _Toc229332621 \h </w:instrText>
+              <w:instrText xml:space="preserve"> PAGEREF _Toc229333390 \h </w:instrText>
             </w:r>
             <w:r>
               <w:rPr>
@@ -2277,7 +2277,7 @@
               <w:noProof/>
             </w:rPr>
           </w:pPr>
-          <w:hyperlink w:anchor="_Toc229332622" w:history="1">
+          <w:hyperlink w:anchor="_Toc229333391" w:history="1">
             <w:r>
               <w:rPr>
                 <w:rStyle w:val="ac"/>
@@ -2325,7 +2325,7 @@
                 <w:noProof/>
                 <w:webHidden/>
               </w:rPr>
-              <w:instrText xml:space="preserve"> PAGEREF _Toc229332622 \h </w:instrText>
+              <w:instrText xml:space="preserve"> PAGEREF _Toc229333391 \h </w:instrText>
             </w:r>
             <w:r>
               <w:rPr>
@@ -2367,7 +2367,7 @@
               <w:noProof/>
             </w:rPr>
           </w:pPr>
-          <w:hyperlink w:anchor="_Toc229332623" w:history="1">
+          <w:hyperlink w:anchor="_Toc229333392" w:history="1">
             <w:r>
               <w:rPr>
                 <w:rStyle w:val="ac"/>
@@ -2429,7 +2429,7 @@
                 <w:noProof/>
                 <w:webHidden/>
               </w:rPr>
-              <w:instrText xml:space="preserve"> PAGEREF _Toc229332623 \h </w:instrText>
+              <w:instrText xml:space="preserve"> PAGEREF _Toc229333392 \h </w:instrText>
             </w:r>
             <w:r>
               <w:rPr>
@@ -2471,7 +2471,7 @@
               <w:noProof/>
             </w:rPr>
           </w:pPr>
-          <w:hyperlink w:anchor="_Toc229332624" w:history="1">
+          <w:hyperlink w:anchor="_Toc229333393" w:history="1">
             <w:r>
               <w:rPr>
                 <w:rStyle w:val="ac"/>
@@ -2519,7 +2519,7 @@
                 <w:noProof/>
                 <w:webHidden/>
               </w:rPr>
-              <w:instrText xml:space="preserve"> PAGEREF _Toc229332624 \h </w:instrText>
+              <w:instrText xml:space="preserve"> PAGEREF _Toc229333393 \h </w:instrText>
             </w:r>
             <w:r>
               <w:rPr>
@@ -2561,7 +2561,7 @@
               <w:noProof/>
             </w:rPr>
           </w:pPr>
-          <w:hyperlink w:anchor="_Toc229332625" w:history="1">
+          <w:hyperlink w:anchor="_Toc229333394" w:history="1">
             <w:r>
               <w:rPr>
                 <w:rStyle w:val="ac"/>
@@ -2602,7 +2602,7 @@
                 <w:noProof/>
                 <w:webHidden/>
               </w:rPr>
-              <w:instrText xml:space="preserve"> PAGEREF _Toc229332625 \h </w:instrText>
+              <w:instrText xml:space="preserve"> PAGEREF _Toc229333394 \h </w:instrText>
             </w:r>
             <w:r>
               <w:rPr>
@@ -2643,7 +2643,7 @@
               <w:noProof/>
             </w:rPr>
           </w:pPr>
-          <w:hyperlink w:anchor="_Toc229332626" w:history="1">
+          <w:hyperlink w:anchor="_Toc229333395" w:history="1">
             <w:r>
               <w:rPr>
                 <w:rStyle w:val="ac"/>
@@ -2677,7 +2677,7 @@
                 <w:noProof/>
                 <w:webHidden/>
               </w:rPr>
-              <w:instrText xml:space="preserve"> PAGEREF _Toc229332626 \h </w:instrText>
+              <w:instrText xml:space="preserve"> PAGEREF _Toc229333395 \h </w:instrText>
             </w:r>
             <w:r>
               <w:rPr>
@@ -2719,7 +2719,7 @@
               <w:noProof/>
             </w:rPr>
           </w:pPr>
-          <w:hyperlink w:anchor="_Toc229332627" w:history="1">
+          <w:hyperlink w:anchor="_Toc229333396" w:history="1">
             <w:r>
               <w:rPr>
                 <w:rStyle w:val="ac"/>
@@ -2767,7 +2767,7 @@
                 <w:noProof/>
                 <w:webHidden/>
               </w:rPr>
-              <w:instrText xml:space="preserve"> PAGEREF _Toc229332627 \h </w:instrText>
+              <w:instrText xml:space="preserve"> PAGEREF _Toc229333396 \h </w:instrText>
             </w:r>
             <w:r>
               <w:rPr>
@@ -2809,7 +2809,7 @@
               <w:noProof/>
             </w:rPr>
           </w:pPr>
-          <w:hyperlink w:anchor="_Toc229332628" w:history="1">
+          <w:hyperlink w:anchor="_Toc229333397" w:history="1">
             <w:r>
               <w:rPr>
                 <w:rStyle w:val="ac"/>
@@ -2843,7 +2843,7 @@
                 <w:noProof/>
                 <w:webHidden/>
               </w:rPr>
-              <w:instrText xml:space="preserve"> PAGEREF _Toc229332628 \h </w:instrText>
+              <w:instrText xml:space="preserve"> PAGEREF _Toc229333397 \h </w:instrText>
             </w:r>
             <w:r>
               <w:rPr>
@@ -2885,7 +2885,7 @@
               <w:noProof/>
             </w:rPr>
           </w:pPr>
-          <w:hyperlink w:anchor="_Toc229332629" w:history="1">
+          <w:hyperlink w:anchor="_Toc229333398" w:history="1">
             <w:r>
               <w:rPr>
                 <w:rStyle w:val="ac"/>
@@ -2933,7 +2933,7 @@
                 <w:noProof/>
                 <w:webHidden/>
               </w:rPr>
-              <w:instrText xml:space="preserve"> PAGEREF _Toc229332629 \h </w:instrText>
+              <w:instrText xml:space="preserve"> PAGEREF _Toc229333398 \h </w:instrText>
             </w:r>
             <w:r>
               <w:rPr>
@@ -2975,7 +2975,7 @@
               <w:noProof/>
             </w:rPr>
           </w:pPr>
-          <w:hyperlink w:anchor="_Toc229332630" w:history="1">
+          <w:hyperlink w:anchor="_Toc229333399" w:history="1">
             <w:r>
               <w:rPr>
                 <w:rStyle w:val="ac"/>
@@ -3009,7 +3009,7 @@
                 <w:noProof/>
                 <w:webHidden/>
               </w:rPr>
-              <w:instrText xml:space="preserve"> PAGEREF _Toc229332630 \h </w:instrText>
+              <w:instrText xml:space="preserve"> PAGEREF _Toc229333399 \h </w:instrText>
             </w:r>
             <w:r>
               <w:rPr>
@@ -3051,7 +3051,7 @@
               <w:noProof/>
             </w:rPr>
           </w:pPr>
-          <w:hyperlink w:anchor="_Toc229332631" w:history="1">
+          <w:hyperlink w:anchor="_Toc229333400" w:history="1">
             <w:r>
               <w:rPr>
                 <w:rStyle w:val="ac"/>
@@ -3085,7 +3085,7 @@
                 <w:noProof/>
                 <w:webHidden/>
               </w:rPr>
-              <w:instrText xml:space="preserve"> PAGEREF _Toc229332631 \h </w:instrText>
+              <w:instrText xml:space="preserve"> PAGEREF _Toc229333400 \h </w:instrText>
             </w:r>
             <w:r>
               <w:rPr>
@@ -3126,7 +3126,7 @@
               <w:noProof/>
             </w:rPr>
           </w:pPr>
-          <w:hyperlink w:anchor="_Toc229332632" w:history="1">
+          <w:hyperlink w:anchor="_Toc229333401" w:history="1">
             <w:r>
               <w:rPr>
                 <w:rStyle w:val="ac"/>
@@ -3160,7 +3160,7 @@
                 <w:noProof/>
                 <w:webHidden/>
               </w:rPr>
-              <w:instrText xml:space="preserve"> PAGEREF _Toc229332632 \h </w:instrText>
+              <w:instrText xml:space="preserve"> PAGEREF _Toc229333401 \h </w:instrText>
             </w:r>
             <w:r>
               <w:rPr>
@@ -3202,7 +3202,7 @@
               <w:noProof/>
             </w:rPr>
           </w:pPr>
-          <w:hyperlink w:anchor="_Toc229332633" w:history="1">
+          <w:hyperlink w:anchor="_Toc229333402" w:history="1">
             <w:r>
               <w:rPr>
                 <w:rStyle w:val="ac"/>
@@ -3264,7 +3264,7 @@
                 <w:noProof/>
                 <w:webHidden/>
               </w:rPr>
-              <w:instrText xml:space="preserve"> PAGEREF _Toc229332633 \h </w:instrText>
+              <w:instrText xml:space="preserve"> PAGEREF _Toc229333402 \h </w:instrText>
             </w:r>
             <w:r>
               <w:rPr>
@@ -3306,7 +3306,7 @@
               <w:noProof/>
             </w:rPr>
           </w:pPr>
-          <w:hyperlink w:anchor="_Toc229332634" w:history="1">
+          <w:hyperlink w:anchor="_Toc229333403" w:history="1">
             <w:r>
               <w:rPr>
                 <w:rStyle w:val="ac"/>
@@ -3368,7 +3368,7 @@
                 <w:noProof/>
                 <w:webHidden/>
               </w:rPr>
-              <w:instrText xml:space="preserve"> PAGEREF _Toc229332634 \h </w:instrText>
+              <w:instrText xml:space="preserve"> PAGEREF _Toc229333403 \h </w:instrText>
             </w:r>
             <w:r>
               <w:rPr>
@@ -3410,7 +3410,7 @@
               <w:noProof/>
             </w:rPr>
           </w:pPr>
-          <w:hyperlink w:anchor="_Toc229332635" w:history="1">
+          <w:hyperlink w:anchor="_Toc229333404" w:history="1">
             <w:r>
               <w:rPr>
                 <w:rStyle w:val="ac"/>
@@ -3458,7 +3458,7 @@
                 <w:noProof/>
                 <w:webHidden/>
               </w:rPr>
-              <w:instrText xml:space="preserve"> PAGEREF _Toc229332635 \h </w:instrText>
+              <w:instrText xml:space="preserve"> PAGEREF _Toc229333404 \h </w:instrText>
             </w:r>
             <w:r>
               <w:rPr>
@@ -3500,7 +3500,7 @@
               <w:noProof/>
             </w:rPr>
           </w:pPr>
-          <w:hyperlink w:anchor="_Toc229332636" w:history="1">
+          <w:hyperlink w:anchor="_Toc229333405" w:history="1">
             <w:r>
               <w:rPr>
                 <w:rStyle w:val="ac"/>
@@ -3548,7 +3548,7 @@
                 <w:noProof/>
                 <w:webHidden/>
               </w:rPr>
-              <w:instrText xml:space="preserve"> PAGEREF _Toc229332636 \h </w:instrText>
+              <w:instrText xml:space="preserve"> PAGEREF _Toc229333405 \h </w:instrText>
             </w:r>
             <w:r>
               <w:rPr>
@@ -3589,7 +3589,7 @@
               <w:noProof/>
             </w:rPr>
           </w:pPr>
-          <w:hyperlink w:anchor="_Toc229332637" w:history="1">
+          <w:hyperlink w:anchor="_Toc229333406" w:history="1">
             <w:r>
               <w:rPr>
                 <w:rStyle w:val="ac"/>
@@ -3623,7 +3623,7 @@
                 <w:noProof/>
                 <w:webHidden/>
               </w:rPr>
-              <w:instrText xml:space="preserve"> PAGEREF _Toc229332637 \h </w:instrText>
+              <w:instrText xml:space="preserve"> PAGEREF _Toc229333406 \h </w:instrText>
             </w:r>
             <w:r>
               <w:rPr>
@@ -3665,7 +3665,7 @@
               <w:noProof/>
             </w:rPr>
           </w:pPr>
-          <w:hyperlink w:anchor="_Toc229332638" w:history="1">
+          <w:hyperlink w:anchor="_Toc229333407" w:history="1">
             <w:r>
               <w:rPr>
                 <w:rStyle w:val="ac"/>
@@ -3713,7 +3713,7 @@
                 <w:noProof/>
                 <w:webHidden/>
               </w:rPr>
-              <w:instrText xml:space="preserve"> PAGEREF _Toc229332638 \h </w:instrText>
+              <w:instrText xml:space="preserve"> PAGEREF _Toc229333407 \h </w:instrText>
             </w:r>
             <w:r>
               <w:rPr>
@@ -3755,7 +3755,7 @@
               <w:noProof/>
             </w:rPr>
           </w:pPr>
-          <w:hyperlink w:anchor="_Toc229332639" w:history="1">
+          <w:hyperlink w:anchor="_Toc229333408" w:history="1">
             <w:r>
               <w:rPr>
                 <w:rStyle w:val="ac"/>
@@ -3817,7 +3817,7 @@
                 <w:noProof/>
                 <w:webHidden/>
               </w:rPr>
-              <w:instrText xml:space="preserve"> PAGEREF _Toc229332639 \h </w:instrText>
+              <w:instrText xml:space="preserve"> PAGEREF _Toc229333408 \h </w:instrText>
             </w:r>
             <w:r>
               <w:rPr>
@@ -3859,7 +3859,7 @@
               <w:noProof/>
             </w:rPr>
           </w:pPr>
-          <w:hyperlink w:anchor="_Toc229332640" w:history="1">
+          <w:hyperlink w:anchor="_Toc229333409" w:history="1">
             <w:r>
               <w:rPr>
                 <w:rStyle w:val="ac"/>
@@ -3893,7 +3893,7 @@
                 <w:noProof/>
                 <w:webHidden/>
               </w:rPr>
-              <w:instrText xml:space="preserve"> PAGEREF _Toc229332640 \h </w:instrText>
+              <w:instrText xml:space="preserve"> PAGEREF _Toc229333409 \h </w:instrText>
             </w:r>
             <w:r>
               <w:rPr>
@@ -3935,7 +3935,7 @@
               <w:noProof/>
             </w:rPr>
           </w:pPr>
-          <w:hyperlink w:anchor="_Toc229332641" w:history="1">
+          <w:hyperlink w:anchor="_Toc229333410" w:history="1">
             <w:r>
               <w:rPr>
                 <w:rStyle w:val="ac"/>
@@ -3983,7 +3983,7 @@
                 <w:noProof/>
                 <w:webHidden/>
               </w:rPr>
-              <w:instrText xml:space="preserve"> PAGEREF _Toc229332641 \h </w:instrText>
+              <w:instrText xml:space="preserve"> PAGEREF _Toc229333410 \h </w:instrText>
             </w:r>
             <w:r>
               <w:rPr>
@@ -4024,7 +4024,7 @@
               <w:noProof/>
             </w:rPr>
           </w:pPr>
-          <w:hyperlink w:anchor="_Toc229332642" w:history="1">
+          <w:hyperlink w:anchor="_Toc229333411" w:history="1">
             <w:r>
               <w:rPr>
                 <w:rStyle w:val="ac"/>
@@ -4058,7 +4058,7 @@
                 <w:noProof/>
                 <w:webHidden/>
               </w:rPr>
-              <w:instrText xml:space="preserve"> PAGEREF _Toc229332642 \h </w:instrText>
+              <w:instrText xml:space="preserve"> PAGEREF _Toc229333411 \h </w:instrText>
             </w:r>
             <w:r>
               <w:rPr>
@@ -4099,7 +4099,7 @@
               <w:noProof/>
             </w:rPr>
           </w:pPr>
-          <w:hyperlink w:anchor="_Toc229332643" w:history="1">
+          <w:hyperlink w:anchor="_Toc229333412" w:history="1">
             <w:r>
               <w:rPr>
                 <w:rStyle w:val="ac"/>
@@ -4154,7 +4154,7 @@
                 <w:noProof/>
                 <w:webHidden/>
               </w:rPr>
-              <w:instrText xml:space="preserve"> PAGEREF _Toc229332643 \h </w:instrText>
+              <w:instrText xml:space="preserve"> PAGEREF _Toc229333412 \h </w:instrText>
             </w:r>
             <w:r>
               <w:rPr>
@@ -4195,7 +4195,7 @@
               <w:noProof/>
             </w:rPr>
           </w:pPr>
-          <w:hyperlink w:anchor="_Toc229332644" w:history="1">
+          <w:hyperlink w:anchor="_Toc229333413" w:history="1">
             <w:r>
               <w:rPr>
                 <w:rStyle w:val="ac"/>
@@ -4222,7 +4222,7 @@
                 <w:noProof/>
                 <w:webHidden/>
               </w:rPr>
-              <w:instrText xml:space="preserve"> PAGEREF _Toc229332644 \h </w:instrText>
+              <w:instrText xml:space="preserve"> PAGEREF _Toc229333413 \h </w:instrText>
             </w:r>
             <w:r>
               <w:rPr>
@@ -4263,7 +4263,7 @@
               <w:noProof/>
             </w:rPr>
           </w:pPr>
-          <w:hyperlink w:anchor="_Toc229332645" w:history="1">
+          <w:hyperlink w:anchor="_Toc229333414" w:history="1">
             <w:r>
               <w:rPr>
                 <w:rStyle w:val="ac"/>
@@ -4318,7 +4318,7 @@
                 <w:noProof/>
                 <w:webHidden/>
               </w:rPr>
-              <w:instrText xml:space="preserve"> PAGEREF _Toc229332645 \h </w:instrText>
+              <w:instrText xml:space="preserve"> PAGEREF _Toc229333414 \h </w:instrText>
             </w:r>
             <w:r>
               <w:rPr>
@@ -4359,7 +4359,7 @@
               <w:noProof/>
             </w:rPr>
           </w:pPr>
-          <w:hyperlink w:anchor="_Toc229332646" w:history="1">
+          <w:hyperlink w:anchor="_Toc229333415" w:history="1">
             <w:r>
               <w:rPr>
                 <w:rStyle w:val="ac"/>
@@ -4414,7 +4414,7 @@
                 <w:noProof/>
                 <w:webHidden/>
               </w:rPr>
-              <w:instrText xml:space="preserve"> PAGEREF _Toc229332646 \h </w:instrText>
+              <w:instrText xml:space="preserve"> PAGEREF _Toc229333415 \h </w:instrText>
             </w:r>
             <w:r>
               <w:rPr>
@@ -4456,7 +4456,7 @@
               <w:noProof/>
             </w:rPr>
           </w:pPr>
-          <w:hyperlink w:anchor="_Toc229332647" w:history="1">
+          <w:hyperlink w:anchor="_Toc229333416" w:history="1">
             <w:r>
               <w:rPr>
                 <w:rStyle w:val="ac"/>
@@ -4546,7 +4546,7 @@
                 <w:noProof/>
                 <w:webHidden/>
               </w:rPr>
-              <w:instrText xml:space="preserve"> PAGEREF _Toc229332647 \h </w:instrText>
+              <w:instrText xml:space="preserve"> PAGEREF _Toc229333416 \h </w:instrText>
             </w:r>
             <w:r>
               <w:rPr>
@@ -4588,7 +4588,7 @@
               <w:noProof/>
             </w:rPr>
           </w:pPr>
-          <w:hyperlink w:anchor="_Toc229332648" w:history="1">
+          <w:hyperlink w:anchor="_Toc229333417" w:history="1">
             <w:r>
               <w:rPr>
                 <w:rStyle w:val="ac"/>
@@ -4636,7 +4636,7 @@
                 <w:noProof/>
                 <w:webHidden/>
               </w:rPr>
-              <w:instrText xml:space="preserve"> PAGEREF _Toc229332648 \h </w:instrText>
+              <w:instrText xml:space="preserve"> PAGEREF _Toc229333417 \h </w:instrText>
             </w:r>
             <w:r>
               <w:rPr>
@@ -4678,7 +4678,7 @@
               <w:noProof/>
             </w:rPr>
           </w:pPr>
-          <w:hyperlink w:anchor="_Toc229332649" w:history="1">
+          <w:hyperlink w:anchor="_Toc229333418" w:history="1">
             <w:r>
               <w:rPr>
                 <w:rStyle w:val="ac"/>
@@ -4740,7 +4740,7 @@
                 <w:noProof/>
                 <w:webHidden/>
               </w:rPr>
-              <w:instrText xml:space="preserve"> PAGEREF _Toc229332649 \h </w:instrText>
+              <w:instrText xml:space="preserve"> PAGEREF _Toc229333418 \h </w:instrText>
             </w:r>
             <w:r>
               <w:rPr>
@@ -4783,7 +4783,7 @@
         <w:pStyle w:val="1"/>
       </w:pPr>
       <w:bookmarkStart w:id="0" w:name="국문-초록"/>
-      <w:bookmarkStart w:id="1" w:name="_Toc229332600"/>
+      <w:bookmarkStart w:id="1" w:name="_Toc229333369"/>
       <w:r>
         <w:t>국문</w:t>
       </w:r>
@@ -6147,7 +6147,7 @@
         <w:pStyle w:val="1"/>
       </w:pPr>
       <w:bookmarkStart w:id="2" w:name="abstract-english"/>
-      <w:bookmarkStart w:id="3" w:name="_Toc229332601"/>
+      <w:bookmarkStart w:id="3" w:name="_Toc229333370"/>
       <w:bookmarkEnd w:id="0"/>
       <w:r>
         <w:lastRenderedPageBreak/>
@@ -6251,7 +6251,7 @@
         <w:pStyle w:val="1"/>
       </w:pPr>
       <w:bookmarkStart w:id="4" w:name="X9682efc6f07c66e92cb4d3bcfe9b938f300a64a"/>
-      <w:bookmarkStart w:id="5" w:name="_Toc229332602"/>
+      <w:bookmarkStart w:id="5" w:name="_Toc229333371"/>
       <w:bookmarkEnd w:id="2"/>
       <w:r>
         <w:t xml:space="preserve">1. </w:t>
@@ -6266,7 +6266,7 @@
         <w:pStyle w:val="2"/>
       </w:pPr>
       <w:bookmarkStart w:id="6" w:name="X6a7e067df58650af914ec9982b7bd0f83b66699"/>
-      <w:bookmarkStart w:id="7" w:name="_Toc229332603"/>
+      <w:bookmarkStart w:id="7" w:name="_Toc229333372"/>
       <w:r>
         <w:t xml:space="preserve">1.1 </w:t>
       </w:r>
@@ -7580,7 +7580,7 @@
         <w:pStyle w:val="2"/>
       </w:pPr>
       <w:bookmarkStart w:id="8" w:name="Xafb236cb336cb22af88261385b90caae296add1"/>
-      <w:bookmarkStart w:id="9" w:name="_Toc229332604"/>
+      <w:bookmarkStart w:id="9" w:name="_Toc229333373"/>
       <w:bookmarkEnd w:id="6"/>
       <w:r>
         <w:lastRenderedPageBreak/>
@@ -7982,7 +7982,7 @@
         <w:pStyle w:val="2"/>
       </w:pPr>
       <w:bookmarkStart w:id="10" w:name="X3293e4aa21ed64526d91676dc7b4caf2098e83f"/>
-      <w:bookmarkStart w:id="11" w:name="_Toc229332605"/>
+      <w:bookmarkStart w:id="11" w:name="_Toc229333374"/>
       <w:bookmarkEnd w:id="8"/>
       <w:r>
         <w:t xml:space="preserve">1.3 </w:t>
@@ -8351,7 +8351,7 @@
         <w:pStyle w:val="1"/>
       </w:pPr>
       <w:bookmarkStart w:id="12" w:name="X6ab1453ea2ed4608a4c5db523cc9586adc1cc70"/>
-      <w:bookmarkStart w:id="13" w:name="_Toc229332606"/>
+      <w:bookmarkStart w:id="13" w:name="_Toc229333375"/>
       <w:bookmarkEnd w:id="4"/>
       <w:bookmarkEnd w:id="10"/>
       <w:r>
@@ -8373,7 +8373,7 @@
         <w:pStyle w:val="2"/>
       </w:pPr>
       <w:bookmarkStart w:id="14" w:name="X3af1c512828d822d24181ce18fadc1a79968100"/>
-      <w:bookmarkStart w:id="15" w:name="_Toc229332607"/>
+      <w:bookmarkStart w:id="15" w:name="_Toc229333376"/>
       <w:r>
         <w:t xml:space="preserve">2.1 </w:t>
       </w:r>
@@ -8976,7 +8976,7 @@
         <w:pStyle w:val="2"/>
       </w:pPr>
       <w:bookmarkStart w:id="16" w:name="Xce6bfebc4eac5fe18d278ef9b3fb2bbd51aae2b"/>
-      <w:bookmarkStart w:id="17" w:name="_Toc229332608"/>
+      <w:bookmarkStart w:id="17" w:name="_Toc229333377"/>
       <w:bookmarkEnd w:id="14"/>
       <w:r>
         <w:t xml:space="preserve">2.2 </w:t>
@@ -10026,7 +10026,7 @@
         <w:pStyle w:val="2"/>
       </w:pPr>
       <w:bookmarkStart w:id="18" w:name="X618b4c5f915701e6d559a88c6bea5333405bb11"/>
-      <w:bookmarkStart w:id="19" w:name="_Toc229332609"/>
+      <w:bookmarkStart w:id="19" w:name="_Toc229333378"/>
       <w:bookmarkEnd w:id="16"/>
       <w:r>
         <w:t xml:space="preserve">2.3 </w:t>
@@ -10378,7 +10378,7 @@
         <w:pStyle w:val="2"/>
       </w:pPr>
       <w:bookmarkStart w:id="20" w:name="X44075800dc5c40032744b0023fb72241fdefd86"/>
-      <w:bookmarkStart w:id="21" w:name="_Toc229332610"/>
+      <w:bookmarkStart w:id="21" w:name="_Toc229333379"/>
       <w:bookmarkEnd w:id="18"/>
       <w:r>
         <w:t xml:space="preserve">2.4 </w:t>
@@ -11592,7 +11592,7 @@
         <w:pStyle w:val="1"/>
       </w:pPr>
       <w:bookmarkStart w:id="22" w:name="Xfb1aa1c94c894b55407efa92a1a78800bb8d027"/>
-      <w:bookmarkStart w:id="23" w:name="_Toc229332611"/>
+      <w:bookmarkStart w:id="23" w:name="_Toc229333380"/>
       <w:bookmarkEnd w:id="12"/>
       <w:bookmarkEnd w:id="20"/>
       <w:r>
@@ -11626,7 +11626,7 @@
         <w:pStyle w:val="2"/>
       </w:pPr>
       <w:bookmarkStart w:id="24" w:name="Xfee1ffc24a2a65f2476b01600137d728a3b4436"/>
-      <w:bookmarkStart w:id="25" w:name="_Toc229332612"/>
+      <w:bookmarkStart w:id="25" w:name="_Toc229333381"/>
       <w:r>
         <w:t xml:space="preserve">3.1 </w:t>
       </w:r>
@@ -11820,7 +11820,7 @@
         <w:pStyle w:val="2"/>
       </w:pPr>
       <w:bookmarkStart w:id="26" w:name="X0fca40c2b3e80721f4b07558c063440edd68d7e"/>
-      <w:bookmarkStart w:id="27" w:name="_Toc229332613"/>
+      <w:bookmarkStart w:id="27" w:name="_Toc229333382"/>
       <w:bookmarkEnd w:id="24"/>
       <w:r>
         <w:t xml:space="preserve">3.2 </w:t>
@@ -13430,7 +13430,7 @@
         <w:pStyle w:val="2"/>
       </w:pPr>
       <w:bookmarkStart w:id="28" w:name="X5df2eb72d9fa07a874625bef33bfd208ae02674"/>
-      <w:bookmarkStart w:id="29" w:name="_Toc229332614"/>
+      <w:bookmarkStart w:id="29" w:name="_Toc229333383"/>
       <w:bookmarkEnd w:id="26"/>
       <w:r>
         <w:t xml:space="preserve">3.3 </w:t>
@@ -13586,7 +13586,199 @@
         <w:t xml:space="preserve">(Hepokoski &amp; Darcy, 2006: ch. 17). </w:t>
       </w:r>
       <w:r>
-        <w:t>이는</w:t>
+        <w:t>이</w:t>
+      </w:r>
+      <w:r>
+        <w:t xml:space="preserve"> </w:t>
+      </w:r>
+      <w:r>
+        <w:t>특징은</w:t>
+      </w:r>
+      <w:r>
+        <w:t xml:space="preserve"> </w:t>
+      </w:r>
+      <w:r>
+        <w:t>한국어권</w:t>
+      </w:r>
+      <w:r>
+        <w:t xml:space="preserve"> </w:t>
+      </w:r>
+      <w:r>
+        <w:t>분석문헌에서도</w:t>
+      </w:r>
+      <w:r>
+        <w:t xml:space="preserve"> </w:t>
+      </w:r>
+      <w:r>
+        <w:t>일관되게</w:t>
+      </w:r>
+      <w:r>
+        <w:t xml:space="preserve"> </w:t>
+      </w:r>
+      <w:r>
+        <w:t>확인된다</w:t>
+      </w:r>
+      <w:r>
+        <w:t xml:space="preserve"> — </w:t>
+      </w:r>
+      <w:r>
+        <w:t>봉정진</w:t>
+      </w:r>
+      <w:r>
+        <w:t xml:space="preserve"> (2017) </w:t>
+      </w:r>
+      <w:r>
+        <w:t>은</w:t>
+      </w:r>
+      <w:r>
+        <w:t xml:space="preserve"> </w:t>
+      </w:r>
+      <w:r>
+        <w:t>본</w:t>
+      </w:r>
+      <w:r>
+        <w:t xml:space="preserve"> </w:t>
+      </w:r>
+      <w:r>
+        <w:t>곡의</w:t>
+      </w:r>
+      <w:r>
+        <w:t xml:space="preserve"> </w:t>
+      </w:r>
+      <w:r>
+        <w:t>재현부</w:t>
+      </w:r>
+      <w:r>
+        <w:t xml:space="preserve"> </w:t>
+      </w:r>
+      <w:r>
+        <w:t>조성</w:t>
+      </w:r>
+      <w:r>
+        <w:t xml:space="preserve"> </w:t>
+      </w:r>
+      <w:r>
+        <w:t>처리를</w:t>
+      </w:r>
+      <w:r>
+        <w:t xml:space="preserve"> "</w:t>
+      </w:r>
+      <w:r>
+        <w:t>딸림조</w:t>
+      </w:r>
+      <w:r>
+        <w:t xml:space="preserve"> </w:t>
+      </w:r>
+      <w:r>
+        <w:t>아래로</w:t>
+      </w:r>
+      <w:r>
+        <w:t xml:space="preserve"> </w:t>
+      </w:r>
+      <w:r>
+        <w:t>재현</w:t>
+      </w:r>
+      <w:r>
+        <w:t xml:space="preserve">" </w:t>
+      </w:r>
+      <w:r>
+        <w:t>으로</w:t>
+      </w:r>
+      <w:r>
+        <w:t xml:space="preserve"> </w:t>
+      </w:r>
+      <w:r>
+        <w:t>기술하며</w:t>
+      </w:r>
+      <w:r>
+        <w:t xml:space="preserve">, </w:t>
+      </w:r>
+      <w:r>
+        <w:t>세</w:t>
+      </w:r>
+      <w:r>
+        <w:t xml:space="preserve"> </w:t>
+      </w:r>
+      <w:r>
+        <w:t>악장</w:t>
+      </w:r>
+      <w:r>
+        <w:t xml:space="preserve"> </w:t>
+      </w:r>
+      <w:r>
+        <w:t>모두에</w:t>
+      </w:r>
+      <w:r>
+        <w:t xml:space="preserve"> </w:t>
+      </w:r>
+      <w:r>
+        <w:t>사용된</w:t>
+      </w:r>
+      <w:r>
+        <w:t xml:space="preserve"> </w:t>
+      </w:r>
+      <w:r>
+        <w:t>알베르티</w:t>
+      </w:r>
+      <w:r>
+        <w:t xml:space="preserve"> </w:t>
+      </w:r>
+      <w:r>
+        <w:t>베이스가</w:t>
+      </w:r>
+      <w:r>
+        <w:t xml:space="preserve"> </w:t>
+      </w:r>
+      <w:r>
+        <w:t>작품의</w:t>
+      </w:r>
+      <w:r>
+        <w:t xml:space="preserve"> </w:t>
+      </w:r>
+      <w:r>
+        <w:t>통일성에</w:t>
+      </w:r>
+      <w:r>
+        <w:t xml:space="preserve"> </w:t>
+      </w:r>
+      <w:r>
+        <w:t>어떻게</w:t>
+      </w:r>
+      <w:r>
+        <w:t xml:space="preserve"> </w:t>
+      </w:r>
+      <w:r>
+        <w:t>기여하는지</w:t>
+      </w:r>
+      <w:r>
+        <w:t xml:space="preserve"> </w:t>
+      </w:r>
+      <w:r>
+        <w:t>함께</w:t>
+      </w:r>
+      <w:r>
+        <w:t xml:space="preserve"> </w:t>
+      </w:r>
+      <w:r>
+        <w:t>다룬다</w:t>
+      </w:r>
+      <w:r>
+        <w:t xml:space="preserve">. </w:t>
+      </w:r>
+      <w:r>
+        <w:t>이러한</w:t>
+      </w:r>
+      <w:r>
+        <w:t xml:space="preserve"> </w:t>
+      </w:r>
+      <w:r>
+        <w:t>재현</w:t>
+      </w:r>
+      <w:r>
+        <w:t xml:space="preserve"> </w:t>
+      </w:r>
+      <w:r>
+        <w:t>방식은</w:t>
       </w:r>
       <w:r>
         <w:t xml:space="preserve"> </w:t>
@@ -14580,7 +14772,7 @@
         <w:pStyle w:val="1"/>
       </w:pPr>
       <w:bookmarkStart w:id="30" w:name="Xfa0fc1ca11bcade89ba113f72df69e05dd5b914"/>
-      <w:bookmarkStart w:id="31" w:name="_Toc229332615"/>
+      <w:bookmarkStart w:id="31" w:name="_Toc229333384"/>
       <w:bookmarkEnd w:id="22"/>
       <w:bookmarkEnd w:id="28"/>
       <w:r>
@@ -14602,7 +14794,7 @@
         <w:pStyle w:val="2"/>
       </w:pPr>
       <w:bookmarkStart w:id="32" w:name="X3222920d18935b4161fa330aa3f9dd1cf09afe3"/>
-      <w:bookmarkStart w:id="33" w:name="_Toc229332616"/>
+      <w:bookmarkStart w:id="33" w:name="_Toc229333385"/>
       <w:r>
         <w:t xml:space="preserve">4.1 </w:t>
       </w:r>
@@ -15415,7 +15607,7 @@
         <w:pStyle w:val="2"/>
       </w:pPr>
       <w:bookmarkStart w:id="34" w:name="Xff66461e0d9be869869b7a7257f860f3b0dd683"/>
-      <w:bookmarkStart w:id="35" w:name="_Toc229332617"/>
+      <w:bookmarkStart w:id="35" w:name="_Toc229333386"/>
       <w:bookmarkEnd w:id="32"/>
       <w:r>
         <w:t xml:space="preserve">4.2 </w:t>
@@ -15492,6 +15684,7 @@
         <w:rPr>
           <w:rStyle w:val="VerbatimChar"/>
         </w:rPr>
+        <w:lastRenderedPageBreak/>
         <w:t>┌──────────────────────────────────────────────────────┐</w:t>
       </w:r>
       <w:r>
@@ -15528,7 +15721,6 @@
         <w:rPr>
           <w:rStyle w:val="VerbatimChar"/>
         </w:rPr>
-        <w:lastRenderedPageBreak/>
         <w:t xml:space="preserve">                        ▲</w:t>
       </w:r>
       <w:r>
@@ -15583,6 +15775,66 @@
         <w:rPr>
           <w:rStyle w:val="VerbatimChar"/>
         </w:rPr>
+        <w:t>└──────────────────────</w:t>
+      </w:r>
+      <w:r>
+        <w:rPr>
+          <w:rStyle w:val="VerbatimChar"/>
+        </w:rPr>
+        <w:t>────────────────────────────────┘</w:t>
+      </w:r>
+      <w:r>
+        <w:br/>
+      </w:r>
+      <w:r>
+        <w:rPr>
+          <w:rStyle w:val="VerbatimChar"/>
+        </w:rPr>
+        <w:t xml:space="preserve">                        ▲</w:t>
+      </w:r>
+      <w:r>
+        <w:br/>
+      </w:r>
+      <w:r>
+        <w:rPr>
+          <w:rStyle w:val="VerbatimChar"/>
+        </w:rPr>
+        <w:t>┌──────────────────────────────────────────────────────┐</w:t>
+      </w:r>
+      <w:r>
+        <w:br/>
+      </w:r>
+      <w:r>
+        <w:rPr>
+          <w:rStyle w:val="VerbatimChar"/>
+        </w:rPr>
+        <w:t>│              Sync Layer                               │</w:t>
+      </w:r>
+      <w:r>
+        <w:br/>
+      </w:r>
+      <w:r>
+        <w:rPr>
+          <w:rStyle w:val="VerbatimChar"/>
+        </w:rPr>
+        <w:t>│   audio.timeupdate → binarySearch(measureTimes)       │</w:t>
+      </w:r>
+      <w:r>
+        <w:br/>
+      </w:r>
+      <w:r>
+        <w:rPr>
+          <w:rStyle w:val="VerbatimChar"/>
+        </w:rPr>
+        <w:t>│   → moveCursor + updateLabels + paintPlayhead         │</w:t>
+      </w:r>
+      <w:r>
+        <w:br/>
+      </w:r>
+      <w:r>
+        <w:rPr>
+          <w:rStyle w:val="VerbatimChar"/>
+        </w:rPr>
         <w:t>└──────────────────────────────────────────────────────┘</w:t>
       </w:r>
       <w:r>
@@ -15610,7 +15862,7 @@
         <w:rPr>
           <w:rStyle w:val="VerbatimChar"/>
         </w:rPr>
-        <w:t>│              Sync Layer                               │</w:t>
+        <w:t>│             Interaction Layer                         │</w:t>
       </w:r>
       <w:r>
         <w:br/>
@@ -15619,7 +15871,13 @@
         <w:rPr>
           <w:rStyle w:val="VerbatimChar"/>
         </w:rPr>
-        <w:t>│   audio.timeupdate → binarySearch(measureTimes)       │</w:t>
+        <w:t xml:space="preserve">│   Jump, Loop, Speed, </w:t>
+      </w:r>
+      <w:r>
+        <w:rPr>
+          <w:rStyle w:val="VerbatimChar"/>
+        </w:rPr>
+        <w:t>Toggles, Keyboard                │</w:t>
       </w:r>
       <w:r>
         <w:br/>
@@ -15628,67 +15886,7 @@
         <w:rPr>
           <w:rStyle w:val="VerbatimChar"/>
         </w:rPr>
-        <w:t>│   → moveCursor + updateLabels + paintPlayhead         │</w:t>
-      </w:r>
-      <w:r>
-        <w:br/>
-      </w:r>
-      <w:r>
-        <w:rPr>
-          <w:rStyle w:val="VerbatimChar"/>
-        </w:rPr>
         <w:t>└──────────────────────────────────────────────────────┘</w:t>
-      </w:r>
-      <w:r>
-        <w:br/>
-      </w:r>
-      <w:r>
-        <w:rPr>
-          <w:rStyle w:val="VerbatimChar"/>
-        </w:rPr>
-        <w:t xml:space="preserve">                        ▲</w:t>
-      </w:r>
-      <w:r>
-        <w:br/>
-      </w:r>
-      <w:r>
-        <w:rPr>
-          <w:rStyle w:val="VerbatimChar"/>
-        </w:rPr>
-        <w:t>┌──────────────────────────────────────────────────────┐</w:t>
-      </w:r>
-      <w:r>
-        <w:br/>
-      </w:r>
-      <w:r>
-        <w:rPr>
-          <w:rStyle w:val="VerbatimChar"/>
-        </w:rPr>
-        <w:t>│             Interaction Layer                         │</w:t>
-      </w:r>
-      <w:r>
-        <w:br/>
-      </w:r>
-      <w:r>
-        <w:rPr>
-          <w:rStyle w:val="VerbatimChar"/>
-        </w:rPr>
-        <w:t>│   Jump, Loop, Speed, Toggles, Keyboard                │</w:t>
-      </w:r>
-      <w:r>
-        <w:br/>
-      </w:r>
-      <w:r>
-        <w:rPr>
-          <w:rStyle w:val="VerbatimChar"/>
-        </w:rPr>
-        <w:t>└───────────────────────</w:t>
-      </w:r>
-      <w:r>
-        <w:rPr>
-          <w:rStyle w:val="VerbatimChar"/>
-        </w:rPr>
-        <w:t>───────────────────────────────┘</w:t>
       </w:r>
     </w:p>
     <w:p>
@@ -15696,7 +15894,7 @@
         <w:pStyle w:val="2"/>
       </w:pPr>
       <w:bookmarkStart w:id="36" w:name="X4d4b5454539e710248966e3682b2e143b1f7bac"/>
-      <w:bookmarkStart w:id="37" w:name="_Toc229332618"/>
+      <w:bookmarkStart w:id="37" w:name="_Toc229333387"/>
       <w:bookmarkEnd w:id="34"/>
       <w:r>
         <w:t xml:space="preserve">4.3 </w:t>
@@ -17217,7 +17415,7 @@
         <w:pStyle w:val="2"/>
       </w:pPr>
       <w:bookmarkStart w:id="38" w:name="Xad79c4f406278e1a9652c4c7d4a7443dc6c8079"/>
-      <w:bookmarkStart w:id="39" w:name="_Toc229332619"/>
+      <w:bookmarkStart w:id="39" w:name="_Toc229333388"/>
       <w:bookmarkEnd w:id="36"/>
       <w:r>
         <w:t xml:space="preserve">4.4 </w:t>
@@ -17502,6 +17700,7 @@
         <w:rPr>
           <w:rStyle w:val="NormalTok"/>
         </w:rPr>
+        <w:lastRenderedPageBreak/>
         <w:t xml:space="preserve">  </w:t>
       </w:r>
       <w:r>
@@ -17778,7 +17977,6 @@
         <w:rPr>
           <w:rStyle w:val="NormalTok"/>
         </w:rPr>
-        <w:lastRenderedPageBreak/>
         <w:t xml:space="preserve">  }</w:t>
       </w:r>
       <w:r>
@@ -17847,10 +18045,7 @@
         <w:t>timeupdate</w:t>
       </w:r>
       <w:r>
-        <w:t xml:space="preserve"> </w:t>
-      </w:r>
-      <w:r>
-        <w:t xml:space="preserve">(≈250ms </w:t>
+        <w:t xml:space="preserve"> (≈250ms </w:t>
       </w:r>
       <w:r>
         <w:t>주기</w:t>
@@ -18816,7 +19011,7 @@
         <w:pStyle w:val="2"/>
       </w:pPr>
       <w:bookmarkStart w:id="43" w:name="X80ec2a46de57cb7490d1419bb04fef30e32ad50"/>
-      <w:bookmarkStart w:id="44" w:name="_Toc229332620"/>
+      <w:bookmarkStart w:id="44" w:name="_Toc229333389"/>
       <w:bookmarkEnd w:id="38"/>
       <w:bookmarkEnd w:id="42"/>
       <w:r>
@@ -19770,10 +19965,11 @@
         <w:pStyle w:val="1"/>
       </w:pPr>
       <w:bookmarkStart w:id="45" w:name="Xf4002b5eb6da1ba95435dc8b8f652d837057d2d"/>
-      <w:bookmarkStart w:id="46" w:name="_Toc229332621"/>
+      <w:bookmarkStart w:id="46" w:name="_Toc229333390"/>
       <w:bookmarkEnd w:id="30"/>
       <w:bookmarkEnd w:id="43"/>
       <w:r>
+        <w:lastRenderedPageBreak/>
         <w:t xml:space="preserve">5. </w:t>
       </w:r>
       <w:r>
@@ -19786,7 +19982,7 @@
         <w:pStyle w:val="2"/>
       </w:pPr>
       <w:bookmarkStart w:id="47" w:name="X9f6a96b96ac9598e60bf2cf74be89f288c00838"/>
-      <w:bookmarkStart w:id="48" w:name="_Toc229332622"/>
+      <w:bookmarkStart w:id="48" w:name="_Toc229333391"/>
       <w:r>
         <w:t xml:space="preserve">5.1 </w:t>
       </w:r>
@@ -19940,7 +20136,6 @@
           <w:b/>
           <w:bCs/>
         </w:rPr>
-        <w:lastRenderedPageBreak/>
         <w:t>PowerShell HttpListener</w:t>
       </w:r>
       <w:r>
@@ -20023,7 +20218,7 @@
         <w:pStyle w:val="2"/>
       </w:pPr>
       <w:bookmarkStart w:id="49" w:name="X81d60892487c9d4a53898137f2a42d504645a00"/>
-      <w:bookmarkStart w:id="50" w:name="_Toc229332623"/>
+      <w:bookmarkStart w:id="50" w:name="_Toc229333392"/>
       <w:bookmarkEnd w:id="47"/>
       <w:r>
         <w:t xml:space="preserve">5.2 </w:t>
@@ -20531,7 +20726,7 @@
         <w:pStyle w:val="2"/>
       </w:pPr>
       <w:bookmarkStart w:id="51" w:name="X81aa967c8f0790327e266ef891104d116cafa75"/>
-      <w:bookmarkStart w:id="52" w:name="_Toc229332624"/>
+      <w:bookmarkStart w:id="52" w:name="_Toc229333393"/>
       <w:bookmarkEnd w:id="49"/>
       <w:r>
         <w:t xml:space="preserve">5.3 </w:t>
@@ -21325,7 +21520,7 @@
         <w:pStyle w:val="2"/>
       </w:pPr>
       <w:bookmarkStart w:id="53" w:name="Xd81d8b91d09098e6e563e36fd663052e35febcc"/>
-      <w:bookmarkStart w:id="54" w:name="_Toc229332625"/>
+      <w:bookmarkStart w:id="54" w:name="_Toc229333394"/>
       <w:bookmarkEnd w:id="51"/>
       <w:r>
         <w:t xml:space="preserve">5.4 </w:t>
@@ -21562,7 +21757,7 @@
         <w:pStyle w:val="1"/>
       </w:pPr>
       <w:bookmarkStart w:id="55" w:name="X91f2665d8eef50ab94252fdf7edf63000af2577"/>
-      <w:bookmarkStart w:id="56" w:name="_Toc229332626"/>
+      <w:bookmarkStart w:id="56" w:name="_Toc229333395"/>
       <w:bookmarkEnd w:id="45"/>
       <w:bookmarkEnd w:id="53"/>
       <w:r>
@@ -21578,7 +21773,7 @@
         <w:pStyle w:val="2"/>
       </w:pPr>
       <w:bookmarkStart w:id="57" w:name="Xbe177b38f32978fc27761aea0c18e411f24b5e4"/>
-      <w:bookmarkStart w:id="58" w:name="_Toc229332627"/>
+      <w:bookmarkStart w:id="58" w:name="_Toc229333396"/>
       <w:r>
         <w:t xml:space="preserve">6.1 </w:t>
       </w:r>
@@ -21793,9 +21988,10 @@
         <w:pStyle w:val="2"/>
       </w:pPr>
       <w:bookmarkStart w:id="59" w:name="X3191040cc31e8de9c3997ddfef2c59b4868a146"/>
-      <w:bookmarkStart w:id="60" w:name="_Toc229332628"/>
+      <w:bookmarkStart w:id="60" w:name="_Toc229333397"/>
       <w:bookmarkEnd w:id="57"/>
       <w:r>
+        <w:lastRenderedPageBreak/>
         <w:t xml:space="preserve">6.2 </w:t>
       </w:r>
       <w:r>
@@ -22017,10 +22213,9 @@
         <w:pStyle w:val="2"/>
       </w:pPr>
       <w:bookmarkStart w:id="61" w:name="X3ebca3c716d45377f247f6e60f44851349925da"/>
-      <w:bookmarkStart w:id="62" w:name="_Toc229332629"/>
+      <w:bookmarkStart w:id="62" w:name="_Toc229333398"/>
       <w:bookmarkEnd w:id="59"/>
       <w:r>
-        <w:lastRenderedPageBreak/>
         <w:t xml:space="preserve">6.3 </w:t>
       </w:r>
       <w:r>
@@ -22639,7 +22834,7 @@
         <w:pStyle w:val="2"/>
       </w:pPr>
       <w:bookmarkStart w:id="66" w:name="X13c9233028e3179227fda6ba7ffcb57f6bb1b66"/>
-      <w:bookmarkStart w:id="67" w:name="_Toc229332630"/>
+      <w:bookmarkStart w:id="67" w:name="_Toc229333399"/>
       <w:bookmarkEnd w:id="61"/>
       <w:bookmarkEnd w:id="65"/>
       <w:r>
@@ -23170,13 +23365,7 @@
               <w:rPr>
                 <w:sz w:val="20"/>
               </w:rPr>
-              <w:t xml:space="preserve"> </w:t>
-            </w:r>
-            <w:r>
-              <w:rPr>
-                <w:sz w:val="20"/>
-              </w:rPr>
-              <w:t>12</w:t>
+              <w:t xml:space="preserve"> 12</w:t>
             </w:r>
             <w:r>
               <w:rPr>
@@ -23442,7 +23631,7 @@
         <w:pStyle w:val="2"/>
       </w:pPr>
       <w:bookmarkStart w:id="68" w:name="X8ed664cd3534fb982ae441c5bf4de1157b1359a"/>
-      <w:bookmarkStart w:id="69" w:name="_Toc229332631"/>
+      <w:bookmarkStart w:id="69" w:name="_Toc229333400"/>
       <w:bookmarkEnd w:id="66"/>
       <w:r>
         <w:t xml:space="preserve">6.5 </w:t>
@@ -23574,7 +23763,7 @@
         <w:pStyle w:val="1"/>
       </w:pPr>
       <w:bookmarkStart w:id="70" w:name="X3dbf30533f909105dbec0127dff03e680be804a"/>
-      <w:bookmarkStart w:id="71" w:name="_Toc229332632"/>
+      <w:bookmarkStart w:id="71" w:name="_Toc229333401"/>
       <w:bookmarkEnd w:id="55"/>
       <w:bookmarkEnd w:id="68"/>
       <w:r>
@@ -23590,7 +23779,7 @@
         <w:pStyle w:val="2"/>
       </w:pPr>
       <w:bookmarkStart w:id="72" w:name="Xd7597af85020797d922d59abd85be193a6023f9"/>
-      <w:bookmarkStart w:id="73" w:name="_Toc229332633"/>
+      <w:bookmarkStart w:id="73" w:name="_Toc229333402"/>
       <w:r>
         <w:t xml:space="preserve">7.1 </w:t>
       </w:r>
@@ -23973,6 +24162,7 @@
               <w:rPr>
                 <w:sz w:val="20"/>
               </w:rPr>
+              <w:lastRenderedPageBreak/>
               <w:t>변화</w:t>
             </w:r>
           </w:p>
@@ -24136,10 +24326,9 @@
         <w:pStyle w:val="2"/>
       </w:pPr>
       <w:bookmarkStart w:id="74" w:name="X17de8335b8ffba5affc43a3f347692894d2182f"/>
-      <w:bookmarkStart w:id="75" w:name="_Toc229332634"/>
+      <w:bookmarkStart w:id="75" w:name="_Toc229333403"/>
       <w:bookmarkEnd w:id="72"/>
       <w:r>
-        <w:lastRenderedPageBreak/>
         <w:t xml:space="preserve">7.2 </w:t>
       </w:r>
       <w:r>
@@ -24330,7 +24519,7 @@
         <w:pStyle w:val="2"/>
       </w:pPr>
       <w:bookmarkStart w:id="76" w:name="X738712068da9ab747be1b6905f779a5b04e0195"/>
-      <w:bookmarkStart w:id="77" w:name="_Toc229332635"/>
+      <w:bookmarkStart w:id="77" w:name="_Toc229333404"/>
       <w:bookmarkEnd w:id="74"/>
       <w:r>
         <w:t xml:space="preserve">7.3 </w:t>
@@ -24464,7 +24653,7 @@
         <w:pStyle w:val="2"/>
       </w:pPr>
       <w:bookmarkStart w:id="78" w:name="X26f1df3c685f6a296aad822d958f0c37d7b3fea"/>
-      <w:bookmarkStart w:id="79" w:name="_Toc229332636"/>
+      <w:bookmarkStart w:id="79" w:name="_Toc229333405"/>
       <w:bookmarkEnd w:id="76"/>
       <w:r>
         <w:t xml:space="preserve">7.4 </w:t>
@@ -24947,7 +25136,7 @@
         <w:pStyle w:val="1"/>
       </w:pPr>
       <w:bookmarkStart w:id="80" w:name="X00574663886532a57644dd7a0a1cd85b3b193fa"/>
-      <w:bookmarkStart w:id="81" w:name="_Toc229332637"/>
+      <w:bookmarkStart w:id="81" w:name="_Toc229333406"/>
       <w:bookmarkEnd w:id="70"/>
       <w:bookmarkEnd w:id="78"/>
       <w:r>
@@ -24963,7 +25152,7 @@
         <w:pStyle w:val="2"/>
       </w:pPr>
       <w:bookmarkStart w:id="82" w:name="X2debc93d832b58a2bc2cff767dc7f8b6e44851b"/>
-      <w:bookmarkStart w:id="83" w:name="_Toc229332638"/>
+      <w:bookmarkStart w:id="83" w:name="_Toc229333407"/>
       <w:r>
         <w:t xml:space="preserve">8.1 </w:t>
       </w:r>
@@ -25733,7 +25922,7 @@
         <w:pStyle w:val="2"/>
       </w:pPr>
       <w:bookmarkStart w:id="84" w:name="X26a85c26a8efad4e013700b36c9e9c0ea5c4ea8"/>
-      <w:bookmarkStart w:id="85" w:name="_Toc229332639"/>
+      <w:bookmarkStart w:id="85" w:name="_Toc229333408"/>
       <w:bookmarkEnd w:id="82"/>
       <w:r>
         <w:t xml:space="preserve">8.2 </w:t>
@@ -26141,6 +26330,7 @@
           <w:b/>
           <w:bCs/>
         </w:rPr>
+        <w:lastRenderedPageBreak/>
         <w:t>단일</w:t>
       </w:r>
       <w:r>
@@ -26250,7 +26440,7 @@
         <w:pStyle w:val="2"/>
       </w:pPr>
       <w:bookmarkStart w:id="86" w:name="Xe2815a45821d1fc3833ea852b22ef9a1c1831e1"/>
-      <w:bookmarkStart w:id="87" w:name="_Toc229332640"/>
+      <w:bookmarkStart w:id="87" w:name="_Toc229333409"/>
       <w:bookmarkEnd w:id="84"/>
       <w:r>
         <w:t xml:space="preserve">8.3 </w:t>
@@ -26427,7 +26617,6 @@
           <w:b/>
           <w:bCs/>
         </w:rPr>
-        <w:lastRenderedPageBreak/>
         <w:t>통제군</w:t>
       </w:r>
       <w:r>
@@ -26751,7 +26940,7 @@
         <w:pStyle w:val="2"/>
       </w:pPr>
       <w:bookmarkStart w:id="88" w:name="X158671262cee452c4093587dbdde92d2df0c4d1"/>
-      <w:bookmarkStart w:id="89" w:name="_Toc229332641"/>
+      <w:bookmarkStart w:id="89" w:name="_Toc229333410"/>
       <w:bookmarkEnd w:id="86"/>
       <w:r>
         <w:t xml:space="preserve">8.4 </w:t>
@@ -27214,7 +27403,7 @@
         <w:pStyle w:val="1"/>
       </w:pPr>
       <w:bookmarkStart w:id="90" w:name="X85a3dfef226a30cf4fcf422db735afa28c89901"/>
-      <w:bookmarkStart w:id="91" w:name="_Toc229332642"/>
+      <w:bookmarkStart w:id="91" w:name="_Toc229333411"/>
       <w:bookmarkEnd w:id="80"/>
       <w:bookmarkEnd w:id="88"/>
       <w:r>
@@ -27806,7 +27995,7 @@
         <w:pStyle w:val="1"/>
       </w:pPr>
       <w:bookmarkStart w:id="92" w:name="X5a62866b0b01ad8d68899a6215bca9726362c9a"/>
-      <w:bookmarkStart w:id="93" w:name="_Toc229332643"/>
+      <w:bookmarkStart w:id="93" w:name="_Toc229333412"/>
       <w:bookmarkEnd w:id="90"/>
       <w:r>
         <w:t xml:space="preserve">10. </w:t>
@@ -28120,24 +28309,15 @@
                 <w:sz w:val="20"/>
               </w:rPr>
             </w:pPr>
-            <w:r>
-              <w:rPr>
-                <w:sz w:val="20"/>
-              </w:rPr>
-              <w:t>10.5281/zenodo.[</w:t>
-            </w:r>
-            <w:r>
-              <w:rPr>
-                <w:sz w:val="20"/>
-              </w:rPr>
-              <w:t>발급예정</w:t>
-            </w:r>
-            <w:r>
-              <w:rPr>
-                <w:sz w:val="20"/>
-              </w:rPr>
-              <w:t>]</w:t>
-            </w:r>
+            <w:hyperlink r:id="rId9">
+              <w:r>
+                <w:rPr>
+                  <w:rStyle w:val="ac"/>
+                  <w:sz w:val="20"/>
+                </w:rPr>
+                <w:t>10.5281/zenodo.20108497</w:t>
+              </w:r>
+            </w:hyperlink>
           </w:p>
         </w:tc>
       </w:tr>
@@ -28903,6 +29083,7 @@
           <w:b/>
           <w:bCs/>
         </w:rPr>
+        <w:lastRenderedPageBreak/>
         <w:t>의존성</w:t>
       </w:r>
       <w:r>
@@ -29141,10 +29322,9 @@
         <w:pStyle w:val="1"/>
       </w:pPr>
       <w:bookmarkStart w:id="94" w:name="참고문헌"/>
-      <w:bookmarkStart w:id="95" w:name="_Toc229332644"/>
+      <w:bookmarkStart w:id="95" w:name="_Toc229333413"/>
       <w:bookmarkEnd w:id="92"/>
       <w:r>
-        <w:lastRenderedPageBreak/>
         <w:t>참고문헌</w:t>
       </w:r>
       <w:bookmarkEnd w:id="95"/>
@@ -29363,46 +29543,82 @@
         </w:numPr>
       </w:pPr>
       <w:r>
-        <w:t>이흥렬</w:t>
-      </w:r>
-      <w:r>
-        <w:t xml:space="preserve">, </w:t>
-      </w:r>
-      <w:r>
-        <w:t>홍정수</w:t>
+        <w:t>봉정진</w:t>
       </w:r>
       <w:r>
         <w:t xml:space="preserve"> (2017). </w:t>
       </w:r>
       <w:r>
-        <w:rPr>
-          <w:i/>
-          <w:iCs/>
-        </w:rPr>
-        <w:t>음악사</w:t>
-      </w:r>
-      <w:r>
-        <w:rPr>
-          <w:i/>
-          <w:iCs/>
-        </w:rPr>
-        <w:t xml:space="preserve"> — </w:t>
-      </w:r>
-      <w:r>
-        <w:rPr>
-          <w:i/>
-          <w:iCs/>
-        </w:rPr>
-        <w:t>서양음악사</w:t>
+        <w:t>모차르트</w:t>
+      </w:r>
+      <w:r>
+        <w:t xml:space="preserve"> </w:t>
+      </w:r>
+      <w:r>
+        <w:t>〈피아노</w:t>
+      </w:r>
+      <w:r>
+        <w:t xml:space="preserve"> </w:t>
+      </w:r>
+      <w:r>
+        <w:t>소나타</w:t>
+      </w:r>
+      <w:r>
+        <w:t xml:space="preserve"> K. 545</w:t>
+      </w:r>
+      <w:r>
+        <w:t>〉</w:t>
+      </w:r>
+      <w:r>
+        <w:t xml:space="preserve"> </w:t>
+      </w:r>
+      <w:r>
+        <w:t>분석</w:t>
+      </w:r>
+      <w:r>
+        <w:t xml:space="preserve"> </w:t>
+      </w:r>
+      <w:r>
+        <w:t>연구</w:t>
       </w:r>
       <w:r>
         <w:t xml:space="preserve">. </w:t>
       </w:r>
       <w:r>
-        <w:t>음악춘추사</w:t>
-      </w:r>
-      <w:r>
-        <w:t>.</w:t>
+        <w:t>건국대학교</w:t>
+      </w:r>
+      <w:r>
+        <w:t xml:space="preserve"> </w:t>
+      </w:r>
+      <w:r>
+        <w:t>대학원</w:t>
+      </w:r>
+      <w:r>
+        <w:t xml:space="preserve"> </w:t>
+      </w:r>
+      <w:r>
+        <w:t>음악학과</w:t>
+      </w:r>
+      <w:r>
+        <w:t xml:space="preserve"> </w:t>
+      </w:r>
+      <w:r>
+        <w:t>석사학위논문</w:t>
+      </w:r>
+      <w:r>
+        <w:t xml:space="preserve"> (</w:t>
+      </w:r>
+      <w:r>
+        <w:t>지도교수</w:t>
+      </w:r>
+      <w:r>
+        <w:t xml:space="preserve">: </w:t>
+      </w:r>
+      <w:r>
+        <w:t>김재미</w:t>
+      </w:r>
+      <w:r>
+        <w:t>).</w:t>
       </w:r>
     </w:p>
     <w:p>
@@ -29414,73 +29630,280 @@
         </w:numPr>
       </w:pPr>
       <w:r>
-        <w:t>이승로</w:t>
-      </w:r>
-      <w:r>
-        <w:t xml:space="preserve"> (2018). </w:t>
-      </w:r>
-      <w:r>
-        <w:t>모차르트</w:t>
-      </w:r>
-      <w:r>
-        <w:t xml:space="preserve"> K. 545 </w:t>
-      </w:r>
-      <w:r>
-        <w:t>의</w:t>
-      </w:r>
-      <w:r>
-        <w:t xml:space="preserve"> </w:t>
-      </w:r>
-      <w:r>
-        <w:t>형식</w:t>
-      </w:r>
-      <w:r>
-        <w:t xml:space="preserve"> </w:t>
-      </w:r>
-      <w:r>
-        <w:t>분석과</w:t>
-      </w:r>
-      <w:r>
-        <w:t xml:space="preserve"> </w:t>
-      </w:r>
-      <w:r>
-        <w:t>교수법적</w:t>
-      </w:r>
-      <w:r>
-        <w:t xml:space="preserve"> </w:t>
-      </w:r>
-      <w:r>
-        <w:t>활용</w:t>
-      </w:r>
-      <w:r>
-        <w:t xml:space="preserve">. </w:t>
+        <w:t>이흥렬</w:t>
+      </w:r>
+      <w:r>
+        <w:t xml:space="preserve">, </w:t>
+      </w:r>
+      <w:r>
+        <w:t>홍정수</w:t>
+      </w:r>
+      <w:r>
+        <w:t xml:space="preserve"> (2017). </w:t>
       </w:r>
       <w:r>
         <w:rPr>
           <w:i/>
           <w:iCs/>
         </w:rPr>
-        <w:t>음악교육연구</w:t>
-      </w:r>
-      <w:r>
-        <w:t>, 47(2), 75–98. [</w:t>
-      </w:r>
-      <w:r>
-        <w:t>예시</w:t>
-      </w:r>
-      <w:r>
-        <w:t xml:space="preserve"> </w:t>
-      </w:r>
-      <w:r>
-        <w:t>인용</w:t>
-      </w:r>
-      <w:r>
-        <w:t>]</w:t>
+        <w:t>음악사</w:t>
+      </w:r>
+      <w:r>
+        <w:rPr>
+          <w:i/>
+          <w:iCs/>
+        </w:rPr>
+        <w:t xml:space="preserve"> — </w:t>
+      </w:r>
+      <w:r>
+        <w:rPr>
+          <w:i/>
+          <w:iCs/>
+        </w:rPr>
+        <w:t>서양음악사</w:t>
+      </w:r>
+      <w:r>
+        <w:t xml:space="preserve">. </w:t>
+      </w:r>
+      <w:r>
+        <w:t>음악춘추사</w:t>
+      </w:r>
+      <w:r>
+        <w:t>.</w:t>
       </w:r>
     </w:p>
     <w:p>
-      <w:r>
-        <w:pict w14:anchorId="755F4157">
+      <w:pPr>
+        <w:pStyle w:val="Compact"/>
+        <w:numPr>
+          <w:ilvl w:val="0"/>
+          <w:numId w:val="20"/>
+        </w:numPr>
+      </w:pPr>
+      <w:r>
+        <w:t>이승로</w:t>
+      </w:r>
+      <w:r>
+        <w:t xml:space="preserve"> (2018). </w:t>
+      </w:r>
+      <w:r>
+        <w:t>모차르트</w:t>
+      </w:r>
+      <w:r>
+        <w:t xml:space="preserve"> K. 545 </w:t>
+      </w:r>
+      <w:r>
+        <w:t>의</w:t>
+      </w:r>
+      <w:r>
+        <w:t xml:space="preserve"> </w:t>
+      </w:r>
+      <w:r>
+        <w:t>형식</w:t>
+      </w:r>
+      <w:r>
+        <w:t xml:space="preserve"> </w:t>
+      </w:r>
+      <w:r>
+        <w:t>분석과</w:t>
+      </w:r>
+      <w:r>
+        <w:t xml:space="preserve"> </w:t>
+      </w:r>
+      <w:r>
+        <w:t>교수법적</w:t>
+      </w:r>
+      <w:r>
+        <w:t xml:space="preserve"> </w:t>
+      </w:r>
+      <w:r>
+        <w:t>활용</w:t>
+      </w:r>
+      <w:r>
+        <w:t xml:space="preserve">. </w:t>
+      </w:r>
+      <w:r>
+        <w:rPr>
+          <w:i/>
+          <w:iCs/>
+        </w:rPr>
+        <w:t>음악교육연구</w:t>
+      </w:r>
+      <w:r>
+        <w:t>, 47(2), 75–98. [</w:t>
+      </w:r>
+      <w:r>
+        <w:t>예시</w:t>
+      </w:r>
+      <w:r>
+        <w:t xml:space="preserve"> </w:t>
+      </w:r>
+      <w:r>
+        <w:t>인용</w:t>
+      </w:r>
+      <w:r>
+        <w:t>]</w:t>
+      </w:r>
+    </w:p>
+    <w:p>
+      <w:pPr>
+        <w:pStyle w:val="Compact"/>
+        <w:numPr>
+          <w:ilvl w:val="0"/>
+          <w:numId w:val="20"/>
+        </w:numPr>
+      </w:pPr>
+      <w:r>
+        <w:t>허영한</w:t>
+      </w:r>
+      <w:r>
+        <w:t xml:space="preserve"> </w:t>
+      </w:r>
+      <w:r>
+        <w:t>외</w:t>
+      </w:r>
+      <w:r>
+        <w:t xml:space="preserve"> (2012). </w:t>
+      </w:r>
+      <w:r>
+        <w:rPr>
+          <w:i/>
+          <w:iCs/>
+        </w:rPr>
+        <w:t>새</w:t>
+      </w:r>
+      <w:r>
+        <w:rPr>
+          <w:i/>
+          <w:iCs/>
+        </w:rPr>
+        <w:t xml:space="preserve"> </w:t>
+      </w:r>
+      <w:r>
+        <w:rPr>
+          <w:i/>
+          <w:iCs/>
+        </w:rPr>
+        <w:t>들으며</w:t>
+      </w:r>
+      <w:r>
+        <w:rPr>
+          <w:i/>
+          <w:iCs/>
+        </w:rPr>
+        <w:t xml:space="preserve"> </w:t>
+      </w:r>
+      <w:r>
+        <w:rPr>
+          <w:i/>
+          <w:iCs/>
+        </w:rPr>
+        <w:t>배우는</w:t>
+      </w:r>
+      <w:r>
+        <w:rPr>
+          <w:i/>
+          <w:iCs/>
+        </w:rPr>
+        <w:t xml:space="preserve"> </w:t>
+      </w:r>
+      <w:r>
+        <w:rPr>
+          <w:i/>
+          <w:iCs/>
+        </w:rPr>
+        <w:t>서양음악사</w:t>
+      </w:r>
+      <w:r>
+        <w:rPr>
+          <w:i/>
+          <w:iCs/>
+        </w:rPr>
+        <w:t xml:space="preserve"> 2</w:t>
+      </w:r>
+      <w:r>
+        <w:t xml:space="preserve">. </w:t>
+      </w:r>
+      <w:r>
+        <w:t>도서출판</w:t>
+      </w:r>
+      <w:r>
+        <w:t xml:space="preserve"> </w:t>
+      </w:r>
+      <w:r>
+        <w:t>심설당</w:t>
+      </w:r>
+      <w:r>
+        <w:t>.</w:t>
+      </w:r>
+    </w:p>
+    <w:p>
+      <w:pPr>
+        <w:pStyle w:val="Compact"/>
+        <w:numPr>
+          <w:ilvl w:val="0"/>
+          <w:numId w:val="20"/>
+        </w:numPr>
+      </w:pPr>
+      <w:r>
+        <w:t>홍정수</w:t>
+      </w:r>
+      <w:r>
+        <w:t xml:space="preserve"> </w:t>
+      </w:r>
+      <w:r>
+        <w:t>외</w:t>
+      </w:r>
+      <w:r>
+        <w:t xml:space="preserve"> (2006). </w:t>
+      </w:r>
+      <w:r>
+        <w:rPr>
+          <w:i/>
+          <w:iCs/>
+        </w:rPr>
+        <w:t>두길</w:t>
+      </w:r>
+      <w:r>
+        <w:rPr>
+          <w:i/>
+          <w:iCs/>
+        </w:rPr>
+        <w:t xml:space="preserve"> </w:t>
+      </w:r>
+      <w:r>
+        <w:rPr>
+          <w:i/>
+          <w:iCs/>
+        </w:rPr>
+        <w:t>서양음악사</w:t>
+      </w:r>
+      <w:r>
+        <w:rPr>
+          <w:i/>
+          <w:iCs/>
+        </w:rPr>
+        <w:t xml:space="preserve"> 2</w:t>
+      </w:r>
+      <w:r>
+        <w:t>. (</w:t>
+      </w:r>
+      <w:r>
+        <w:t>주</w:t>
+      </w:r>
+      <w:r>
+        <w:t xml:space="preserve">) </w:t>
+      </w:r>
+      <w:r>
+        <w:t>나남</w:t>
+      </w:r>
+      <w:r>
+        <w:t>.</w:t>
+      </w:r>
+    </w:p>
+    <w:p>
+      <w:r>
+        <w:pict w14:anchorId="0F6D7F56">
           <v:rect id="_x0000_i1025" style="width:0;height:1.5pt" o:hralign="center" o:hrstd="t" o:hr="t"/>
         </w:pict>
       </w:r>
@@ -29677,7 +30100,14 @@
           <w:i/>
           <w:iCs/>
         </w:rPr>
-        <w:t>Elements of Sonata Theory: Norms, Types, and Deformations in the Late-Eighteenth-Century Sonata.</w:t>
+        <w:t xml:space="preserve">Elements of Sonata Theory: Norms, Types, </w:t>
+      </w:r>
+      <w:r>
+        <w:rPr>
+          <w:i/>
+          <w:iCs/>
+        </w:rPr>
+        <w:t>and Deformations in the Late-Eighteenth-Century Sonata.</w:t>
       </w:r>
       <w:r>
         <w:t xml:space="preserve"> Oxford University Press.</w:t>
@@ -29934,6 +30364,7 @@
         </w:numPr>
       </w:pPr>
       <w:r>
+        <w:lastRenderedPageBreak/>
         <w:t xml:space="preserve">Sauro, J., &amp; Lewis, J. R. (2016). </w:t>
       </w:r>
       <w:r>
@@ -29941,7 +30372,14 @@
           <w:i/>
           <w:iCs/>
         </w:rPr>
-        <w:t>Quantifying the User Experience: Practical Statistics for User Research</w:t>
+        <w:t xml:space="preserve">Quantifying the User Experience: </w:t>
+      </w:r>
+      <w:r>
+        <w:rPr>
+          <w:i/>
+          <w:iCs/>
+        </w:rPr>
+        <w:t>Practical Statistics for User Research</w:t>
       </w:r>
       <w:r>
         <w:t xml:space="preserve"> (2nd ed.). Morgan Kaufmann.</w:t>
@@ -29996,7 +30434,7 @@
         <w:pStyle w:val="1"/>
       </w:pPr>
       <w:bookmarkStart w:id="96" w:name="부록-a-시스템-화면"/>
-      <w:bookmarkStart w:id="97" w:name="_Toc229332645"/>
+      <w:bookmarkStart w:id="97" w:name="_Toc229333414"/>
       <w:bookmarkEnd w:id="94"/>
       <w:r>
         <w:t>부록</w:t>
@@ -30149,7 +30587,6 @@
         </w:numPr>
       </w:pPr>
       <w:r>
-        <w:lastRenderedPageBreak/>
         <w:t xml:space="preserve">Figure A.3 — </w:t>
       </w:r>
       <w:r>
@@ -30248,7 +30685,7 @@
         <w:pStyle w:val="1"/>
       </w:pPr>
       <w:bookmarkStart w:id="98" w:name="부록-b-평가-도구"/>
-      <w:bookmarkStart w:id="99" w:name="_Toc229332646"/>
+      <w:bookmarkStart w:id="99" w:name="_Toc229333415"/>
       <w:bookmarkEnd w:id="96"/>
       <w:r>
         <w:t>부록</w:t>
@@ -30272,7 +30709,7 @@
         <w:pStyle w:val="2"/>
       </w:pPr>
       <w:bookmarkStart w:id="100" w:name="b1-형식-식별-과제-발췌-목록"/>
-      <w:bookmarkStart w:id="101" w:name="_Toc229332647"/>
+      <w:bookmarkStart w:id="101" w:name="_Toc229333416"/>
       <w:r>
         <w:t xml:space="preserve">B.1 </w:t>
       </w:r>
@@ -31240,7 +31677,7 @@
         <w:pStyle w:val="2"/>
       </w:pPr>
       <w:bookmarkStart w:id="102" w:name="b2-sus-한국어판-10문항"/>
-      <w:bookmarkStart w:id="103" w:name="_Toc229332648"/>
+      <w:bookmarkStart w:id="103" w:name="_Toc229333417"/>
       <w:bookmarkEnd w:id="100"/>
       <w:r>
         <w:t xml:space="preserve">B.2 SUS </w:t>
@@ -31311,7 +31748,7 @@
         <w:pStyle w:val="2"/>
       </w:pPr>
       <w:bookmarkStart w:id="104" w:name="b3-자유서술-코딩-기준"/>
-      <w:bookmarkStart w:id="105" w:name="_Toc229332649"/>
+      <w:bookmarkStart w:id="105" w:name="_Toc229333418"/>
       <w:bookmarkEnd w:id="102"/>
       <w:r>
         <w:t xml:space="preserve">B.3 </w:t>
@@ -31495,12 +31932,12 @@
       <w:bookmarkEnd w:id="104"/>
     </w:p>
     <w:sectPr>
-      <w:headerReference w:type="even" r:id="rId9"/>
-      <w:headerReference w:type="default" r:id="rId10"/>
-      <w:footerReference w:type="even" r:id="rId11"/>
-      <w:footerReference w:type="default" r:id="rId12"/>
-      <w:headerReference w:type="first" r:id="rId13"/>
-      <w:footerReference w:type="first" r:id="rId14"/>
+      <w:headerReference w:type="even" r:id="rId10"/>
+      <w:headerReference w:type="default" r:id="rId11"/>
+      <w:footerReference w:type="even" r:id="rId12"/>
+      <w:footerReference w:type="default" r:id="rId13"/>
+      <w:headerReference w:type="first" r:id="rId14"/>
+      <w:footerReference w:type="first" r:id="rId15"/>
       <w:footnotePr>
         <w:numRestart w:val="eachSect"/>
       </w:footnotePr>
@@ -31704,7 +32141,7 @@
   <w:abstractNum w:abstractNumId="0" w15:restartNumberingAfterBreak="0">
     <w:nsid w:val="0000A990"/>
     <w:multiLevelType w:val="multilevel"/>
-    <w:tmpl w:val="67300E52"/>
+    <w:tmpl w:val="16FC062E"/>
     <w:lvl w:ilvl="0">
       <w:numFmt w:val="bullet"/>
       <w:lvlText w:val=" "/>
@@ -31781,7 +32218,7 @@
   <w:abstractNum w:abstractNumId="1" w15:restartNumberingAfterBreak="0">
     <w:nsid w:val="0000A991"/>
     <w:multiLevelType w:val="multilevel"/>
-    <w:tmpl w:val="5558981A"/>
+    <w:tmpl w:val="BCFC9738"/>
     <w:lvl w:ilvl="0">
       <w:numFmt w:val="bullet"/>
       <w:lvlText w:val=""/>
@@ -31885,7 +32322,7 @@
   <w:abstractNum w:abstractNumId="2" w15:restartNumberingAfterBreak="0">
     <w:nsid w:val="00A99411"/>
     <w:multiLevelType w:val="multilevel"/>
-    <w:tmpl w:val="9C48F78E"/>
+    <w:tmpl w:val="199609E0"/>
     <w:lvl w:ilvl="0">
       <w:start w:val="1"/>
       <w:numFmt w:val="decimal"/>
@@ -31968,16 +32405,16 @@
       </w:pPr>
     </w:lvl>
   </w:abstractNum>
-  <w:num w:numId="1" w16cid:durableId="238516523">
+  <w:num w:numId="1" w16cid:durableId="1795058820">
     <w:abstractNumId w:val="0"/>
   </w:num>
-  <w:num w:numId="2" w16cid:durableId="36517376">
+  <w:num w:numId="2" w16cid:durableId="2134909060">
     <w:abstractNumId w:val="1"/>
   </w:num>
-  <w:num w:numId="3" w16cid:durableId="1818497992">
+  <w:num w:numId="3" w16cid:durableId="1325207179">
     <w:abstractNumId w:val="1"/>
   </w:num>
-  <w:num w:numId="4" w16cid:durableId="1390616677">
+  <w:num w:numId="4" w16cid:durableId="1526989135">
     <w:abstractNumId w:val="2"/>
     <w:lvlOverride w:ilvl="0">
       <w:startOverride w:val="1"/>
@@ -32007,19 +32444,19 @@
       <w:startOverride w:val="1"/>
     </w:lvlOverride>
   </w:num>
-  <w:num w:numId="5" w16cid:durableId="1157184229">
+  <w:num w:numId="5" w16cid:durableId="1515537596">
     <w:abstractNumId w:val="1"/>
   </w:num>
-  <w:num w:numId="6" w16cid:durableId="216863763">
+  <w:num w:numId="6" w16cid:durableId="1278371073">
     <w:abstractNumId w:val="1"/>
   </w:num>
-  <w:num w:numId="7" w16cid:durableId="71121425">
+  <w:num w:numId="7" w16cid:durableId="1664503736">
     <w:abstractNumId w:val="1"/>
   </w:num>
-  <w:num w:numId="8" w16cid:durableId="1007903246">
+  <w:num w:numId="8" w16cid:durableId="978993950">
     <w:abstractNumId w:val="1"/>
   </w:num>
-  <w:num w:numId="9" w16cid:durableId="64307785">
+  <w:num w:numId="9" w16cid:durableId="1388066590">
     <w:abstractNumId w:val="2"/>
     <w:lvlOverride w:ilvl="0">
       <w:startOverride w:val="1"/>
@@ -32049,34 +32486,34 @@
       <w:startOverride w:val="1"/>
     </w:lvlOverride>
   </w:num>
-  <w:num w:numId="10" w16cid:durableId="112555708">
+  <w:num w:numId="10" w16cid:durableId="1072584295">
     <w:abstractNumId w:val="1"/>
   </w:num>
-  <w:num w:numId="11" w16cid:durableId="1674332977">
+  <w:num w:numId="11" w16cid:durableId="1794136643">
     <w:abstractNumId w:val="1"/>
   </w:num>
-  <w:num w:numId="12" w16cid:durableId="612710131">
+  <w:num w:numId="12" w16cid:durableId="564729410">
     <w:abstractNumId w:val="1"/>
   </w:num>
-  <w:num w:numId="13" w16cid:durableId="696081327">
+  <w:num w:numId="13" w16cid:durableId="1656058884">
     <w:abstractNumId w:val="1"/>
   </w:num>
-  <w:num w:numId="14" w16cid:durableId="2001080138">
+  <w:num w:numId="14" w16cid:durableId="1375933578">
     <w:abstractNumId w:val="1"/>
   </w:num>
-  <w:num w:numId="15" w16cid:durableId="921329001">
+  <w:num w:numId="15" w16cid:durableId="1161846268">
     <w:abstractNumId w:val="1"/>
   </w:num>
-  <w:num w:numId="16" w16cid:durableId="908925966">
+  <w:num w:numId="16" w16cid:durableId="1869416074">
     <w:abstractNumId w:val="1"/>
   </w:num>
-  <w:num w:numId="17" w16cid:durableId="697118911">
+  <w:num w:numId="17" w16cid:durableId="1052540520">
     <w:abstractNumId w:val="1"/>
   </w:num>
-  <w:num w:numId="18" w16cid:durableId="1965233081">
+  <w:num w:numId="18" w16cid:durableId="1870027321">
     <w:abstractNumId w:val="1"/>
   </w:num>
-  <w:num w:numId="19" w16cid:durableId="179245245">
+  <w:num w:numId="19" w16cid:durableId="1874683343">
     <w:abstractNumId w:val="2"/>
     <w:lvlOverride w:ilvl="0">
       <w:startOverride w:val="1"/>
@@ -32106,16 +32543,16 @@
       <w:startOverride w:val="1"/>
     </w:lvlOverride>
   </w:num>
-  <w:num w:numId="20" w16cid:durableId="581531573">
+  <w:num w:numId="20" w16cid:durableId="214318378">
     <w:abstractNumId w:val="1"/>
   </w:num>
-  <w:num w:numId="21" w16cid:durableId="1418400376">
+  <w:num w:numId="21" w16cid:durableId="1672876536">
     <w:abstractNumId w:val="1"/>
   </w:num>
-  <w:num w:numId="22" w16cid:durableId="768044924">
+  <w:num w:numId="22" w16cid:durableId="1311518121">
     <w:abstractNumId w:val="1"/>
   </w:num>
-  <w:num w:numId="23" w16cid:durableId="1201358345">
+  <w:num w:numId="23" w16cid:durableId="1741706216">
     <w:abstractNumId w:val="1"/>
   </w:num>
 </w:numbering>
@@ -33358,7 +33795,7 @@
     <w:next w:val="a"/>
     <w:autoRedefine/>
     <w:uiPriority w:val="39"/>
-    <w:rsid w:val="00F964E7"/>
+    <w:rsid w:val="00DB1731"/>
   </w:style>
   <w:style w:type="paragraph" w:styleId="20">
     <w:name w:val="toc 2"/>
@@ -33366,7 +33803,7 @@
     <w:next w:val="a"/>
     <w:autoRedefine/>
     <w:uiPriority w:val="39"/>
-    <w:rsid w:val="00F964E7"/>
+    <w:rsid w:val="00DB1731"/>
     <w:pPr>
       <w:ind w:leftChars="200" w:left="425"/>
     </w:pPr>
@@ -33375,7 +33812,7 @@
     <w:name w:val="header"/>
     <w:basedOn w:val="a"/>
     <w:link w:val="Char2"/>
-    <w:rsid w:val="00F964E7"/>
+    <w:rsid w:val="00DB1731"/>
     <w:pPr>
       <w:tabs>
         <w:tab w:val="center" w:pos="4513"/>
@@ -33388,13 +33825,13 @@
     <w:name w:val="머리글 Char"/>
     <w:basedOn w:val="a1"/>
     <w:link w:val="ad"/>
-    <w:rsid w:val="00F964E7"/>
+    <w:rsid w:val="00DB1731"/>
   </w:style>
   <w:style w:type="paragraph" w:styleId="ae">
     <w:name w:val="footer"/>
     <w:basedOn w:val="a"/>
     <w:link w:val="Char3"/>
-    <w:rsid w:val="00F964E7"/>
+    <w:rsid w:val="00DB1731"/>
     <w:pPr>
       <w:tabs>
         <w:tab w:val="center" w:pos="4513"/>
@@ -33407,12 +33844,12 @@
     <w:name w:val="바닥글 Char"/>
     <w:basedOn w:val="a1"/>
     <w:link w:val="ae"/>
-    <w:rsid w:val="00F964E7"/>
+    <w:rsid w:val="00DB1731"/>
   </w:style>
   <w:style w:type="character" w:styleId="af">
     <w:name w:val="page number"/>
     <w:basedOn w:val="a1"/>
-    <w:rsid w:val="00F964E7"/>
+    <w:rsid w:val="00DB1731"/>
   </w:style>
 </w:styles>
 </file>

--- a/ko/paper/paper_ko.docx
+++ b/ko/paper/paper_ko.docx
@@ -122,7 +122,7 @@
           <w:sz w:val="24"/>
           <w:szCs w:val="24"/>
         </w:rPr>
-        <w:id w:val="-515228066"/>
+        <w:id w:val="592285476"/>
         <w:docPartObj>
           <w:docPartGallery w:val="Table of Contents"/>
           <w:docPartUnique/>
@@ -163,7 +163,7 @@
           <w:r>
             <w:fldChar w:fldCharType="separate"/>
           </w:r>
-          <w:hyperlink w:anchor="_Toc229333369" w:history="1">
+          <w:hyperlink w:anchor="_Toc229333891" w:history="1">
             <w:r>
               <w:rPr>
                 <w:rStyle w:val="ac"/>
@@ -204,7 +204,7 @@
                 <w:noProof/>
                 <w:webHidden/>
               </w:rPr>
-              <w:instrText xml:space="preserve"> PAGEREF _Toc229333369 \h </w:instrText>
+              <w:instrText xml:space="preserve"> PAGEREF _Toc229333891 \h </w:instrText>
             </w:r>
             <w:r>
               <w:rPr>
@@ -245,7 +245,7 @@
               <w:noProof/>
             </w:rPr>
           </w:pPr>
-          <w:hyperlink w:anchor="_Toc229333370" w:history="1">
+          <w:hyperlink w:anchor="_Toc229333892" w:history="1">
             <w:r>
               <w:rPr>
                 <w:rStyle w:val="ac"/>
@@ -272,7 +272,7 @@
                 <w:noProof/>
                 <w:webHidden/>
               </w:rPr>
-              <w:instrText xml:space="preserve"> PAGEREF _Toc229333370 \h </w:instrText>
+              <w:instrText xml:space="preserve"> PAGEREF _Toc229333892 \h </w:instrText>
             </w:r>
             <w:r>
               <w:rPr>
@@ -313,7 +313,7 @@
               <w:noProof/>
             </w:rPr>
           </w:pPr>
-          <w:hyperlink w:anchor="_Toc229333371" w:history="1">
+          <w:hyperlink w:anchor="_Toc229333893" w:history="1">
             <w:r>
               <w:rPr>
                 <w:rStyle w:val="ac"/>
@@ -347,7 +347,7 @@
                 <w:noProof/>
                 <w:webHidden/>
               </w:rPr>
-              <w:instrText xml:space="preserve"> PAGEREF _Toc229333371 \h </w:instrText>
+              <w:instrText xml:space="preserve"> PAGEREF _Toc229333893 \h </w:instrText>
             </w:r>
             <w:r>
               <w:rPr>
@@ -389,7 +389,7 @@
               <w:noProof/>
             </w:rPr>
           </w:pPr>
-          <w:hyperlink w:anchor="_Toc229333372" w:history="1">
+          <w:hyperlink w:anchor="_Toc229333894" w:history="1">
             <w:r>
               <w:rPr>
                 <w:rStyle w:val="ac"/>
@@ -437,7 +437,7 @@
                 <w:noProof/>
                 <w:webHidden/>
               </w:rPr>
-              <w:instrText xml:space="preserve"> PAGEREF _Toc229333372 \h </w:instrText>
+              <w:instrText xml:space="preserve"> PAGEREF _Toc229333894 \h </w:instrText>
             </w:r>
             <w:r>
               <w:rPr>
@@ -479,7 +479,7 @@
               <w:noProof/>
             </w:rPr>
           </w:pPr>
-          <w:hyperlink w:anchor="_Toc229333373" w:history="1">
+          <w:hyperlink w:anchor="_Toc229333895" w:history="1">
             <w:r>
               <w:rPr>
                 <w:rStyle w:val="ac"/>
@@ -527,7 +527,7 @@
                 <w:noProof/>
                 <w:webHidden/>
               </w:rPr>
-              <w:instrText xml:space="preserve"> PAGEREF _Toc229333373 \h </w:instrText>
+              <w:instrText xml:space="preserve"> PAGEREF _Toc229333895 \h </w:instrText>
             </w:r>
             <w:r>
               <w:rPr>
@@ -569,7 +569,7 @@
               <w:noProof/>
             </w:rPr>
           </w:pPr>
-          <w:hyperlink w:anchor="_Toc229333374" w:history="1">
+          <w:hyperlink w:anchor="_Toc229333896" w:history="1">
             <w:r>
               <w:rPr>
                 <w:rStyle w:val="ac"/>
@@ -617,7 +617,7 @@
                 <w:noProof/>
                 <w:webHidden/>
               </w:rPr>
-              <w:instrText xml:space="preserve"> PAGEREF _Toc229333374 \h </w:instrText>
+              <w:instrText xml:space="preserve"> PAGEREF _Toc229333896 \h </w:instrText>
             </w:r>
             <w:r>
               <w:rPr>
@@ -658,7 +658,7 @@
               <w:noProof/>
             </w:rPr>
           </w:pPr>
-          <w:hyperlink w:anchor="_Toc229333375" w:history="1">
+          <w:hyperlink w:anchor="_Toc229333897" w:history="1">
             <w:r>
               <w:rPr>
                 <w:rStyle w:val="ac"/>
@@ -706,7 +706,7 @@
                 <w:noProof/>
                 <w:webHidden/>
               </w:rPr>
-              <w:instrText xml:space="preserve"> PAGEREF _Toc229333375 \h </w:instrText>
+              <w:instrText xml:space="preserve"> PAGEREF _Toc229333897 \h </w:instrText>
             </w:r>
             <w:r>
               <w:rPr>
@@ -748,7 +748,7 @@
               <w:noProof/>
             </w:rPr>
           </w:pPr>
-          <w:hyperlink w:anchor="_Toc229333376" w:history="1">
+          <w:hyperlink w:anchor="_Toc229333898" w:history="1">
             <w:r>
               <w:rPr>
                 <w:rStyle w:val="ac"/>
@@ -824,7 +824,7 @@
                 <w:noProof/>
                 <w:webHidden/>
               </w:rPr>
-              <w:instrText xml:space="preserve"> PAGEREF _Toc229333376 \h </w:instrText>
+              <w:instrText xml:space="preserve"> PAGEREF _Toc229333898 \h </w:instrText>
             </w:r>
             <w:r>
               <w:rPr>
@@ -866,7 +866,7 @@
               <w:noProof/>
             </w:rPr>
           </w:pPr>
-          <w:hyperlink w:anchor="_Toc229333377" w:history="1">
+          <w:hyperlink w:anchor="_Toc229333899" w:history="1">
             <w:r>
               <w:rPr>
                 <w:rStyle w:val="ac"/>
@@ -970,7 +970,7 @@
                 <w:noProof/>
                 <w:webHidden/>
               </w:rPr>
-              <w:instrText xml:space="preserve"> PAGEREF _Toc229333377 \h </w:instrText>
+              <w:instrText xml:space="preserve"> PAGEREF _Toc229333899 \h </w:instrText>
             </w:r>
             <w:r>
               <w:rPr>
@@ -1012,7 +1012,7 @@
               <w:noProof/>
             </w:rPr>
           </w:pPr>
-          <w:hyperlink w:anchor="_Toc229333378" w:history="1">
+          <w:hyperlink w:anchor="_Toc229333900" w:history="1">
             <w:r>
               <w:rPr>
                 <w:rStyle w:val="ac"/>
@@ -1074,7 +1074,7 @@
                 <w:noProof/>
                 <w:webHidden/>
               </w:rPr>
-              <w:instrText xml:space="preserve"> PAGEREF _Toc229333378 \h </w:instrText>
+              <w:instrText xml:space="preserve"> PAGEREF _Toc229333900 \h </w:instrText>
             </w:r>
             <w:r>
               <w:rPr>
@@ -1116,7 +1116,7 @@
               <w:noProof/>
             </w:rPr>
           </w:pPr>
-          <w:hyperlink w:anchor="_Toc229333379" w:history="1">
+          <w:hyperlink w:anchor="_Toc229333901" w:history="1">
             <w:r>
               <w:rPr>
                 <w:rStyle w:val="ac"/>
@@ -1192,7 +1192,7 @@
                 <w:noProof/>
                 <w:webHidden/>
               </w:rPr>
-              <w:instrText xml:space="preserve"> PAGEREF _Toc229333379 \h </w:instrText>
+              <w:instrText xml:space="preserve"> PAGEREF _Toc229333901 \h </w:instrText>
             </w:r>
             <w:r>
               <w:rPr>
@@ -1233,7 +1233,7 @@
               <w:noProof/>
             </w:rPr>
           </w:pPr>
-          <w:hyperlink w:anchor="_Toc229333380" w:history="1">
+          <w:hyperlink w:anchor="_Toc229333902" w:history="1">
             <w:r>
               <w:rPr>
                 <w:rStyle w:val="ac"/>
@@ -1309,7 +1309,7 @@
                 <w:noProof/>
                 <w:webHidden/>
               </w:rPr>
-              <w:instrText xml:space="preserve"> PAGEREF _Toc229333380 \h </w:instrText>
+              <w:instrText xml:space="preserve"> PAGEREF _Toc229333902 \h </w:instrText>
             </w:r>
             <w:r>
               <w:rPr>
@@ -1351,7 +1351,7 @@
               <w:noProof/>
             </w:rPr>
           </w:pPr>
-          <w:hyperlink w:anchor="_Toc229333381" w:history="1">
+          <w:hyperlink w:anchor="_Toc229333903" w:history="1">
             <w:r>
               <w:rPr>
                 <w:rStyle w:val="ac"/>
@@ -1399,7 +1399,7 @@
                 <w:noProof/>
                 <w:webHidden/>
               </w:rPr>
-              <w:instrText xml:space="preserve"> PAGEREF _Toc229333381 \h </w:instrText>
+              <w:instrText xml:space="preserve"> PAGEREF _Toc229333903 \h </w:instrText>
             </w:r>
             <w:r>
               <w:rPr>
@@ -1441,7 +1441,7 @@
               <w:noProof/>
             </w:rPr>
           </w:pPr>
-          <w:hyperlink w:anchor="_Toc229333382" w:history="1">
+          <w:hyperlink w:anchor="_Toc229333904" w:history="1">
             <w:r>
               <w:rPr>
                 <w:rStyle w:val="ac"/>
@@ -1489,7 +1489,7 @@
                 <w:noProof/>
                 <w:webHidden/>
               </w:rPr>
-              <w:instrText xml:space="preserve"> PAGEREF _Toc229333382 \h </w:instrText>
+              <w:instrText xml:space="preserve"> PAGEREF _Toc229333904 \h </w:instrText>
             </w:r>
             <w:r>
               <w:rPr>
@@ -1531,7 +1531,7 @@
               <w:noProof/>
             </w:rPr>
           </w:pPr>
-          <w:hyperlink w:anchor="_Toc229333383" w:history="1">
+          <w:hyperlink w:anchor="_Toc229333905" w:history="1">
             <w:r>
               <w:rPr>
                 <w:rStyle w:val="ac"/>
@@ -1621,7 +1621,7 @@
                 <w:noProof/>
                 <w:webHidden/>
               </w:rPr>
-              <w:instrText xml:space="preserve"> PAGEREF _Toc229333383 \h </w:instrText>
+              <w:instrText xml:space="preserve"> PAGEREF _Toc229333905 \h </w:instrText>
             </w:r>
             <w:r>
               <w:rPr>
@@ -1662,7 +1662,7 @@
               <w:noProof/>
             </w:rPr>
           </w:pPr>
-          <w:hyperlink w:anchor="_Toc229333384" w:history="1">
+          <w:hyperlink w:anchor="_Toc229333906" w:history="1">
             <w:r>
               <w:rPr>
                 <w:rStyle w:val="ac"/>
@@ -1710,7 +1710,7 @@
                 <w:noProof/>
                 <w:webHidden/>
               </w:rPr>
-              <w:instrText xml:space="preserve"> PAGEREF _Toc229333384 \h </w:instrText>
+              <w:instrText xml:space="preserve"> PAGEREF _Toc229333906 \h </w:instrText>
             </w:r>
             <w:r>
               <w:rPr>
@@ -1752,7 +1752,7 @@
               <w:noProof/>
             </w:rPr>
           </w:pPr>
-          <w:hyperlink w:anchor="_Toc229333385" w:history="1">
+          <w:hyperlink w:anchor="_Toc229333907" w:history="1">
             <w:r>
               <w:rPr>
                 <w:rStyle w:val="ac"/>
@@ -1800,7 +1800,7 @@
                 <w:noProof/>
                 <w:webHidden/>
               </w:rPr>
-              <w:instrText xml:space="preserve"> PAGEREF _Toc229333385 \h </w:instrText>
+              <w:instrText xml:space="preserve"> PAGEREF _Toc229333907 \h </w:instrText>
             </w:r>
             <w:r>
               <w:rPr>
@@ -1842,7 +1842,7 @@
               <w:noProof/>
             </w:rPr>
           </w:pPr>
-          <w:hyperlink w:anchor="_Toc229333386" w:history="1">
+          <w:hyperlink w:anchor="_Toc229333908" w:history="1">
             <w:r>
               <w:rPr>
                 <w:rStyle w:val="ac"/>
@@ -1876,7 +1876,7 @@
                 <w:noProof/>
                 <w:webHidden/>
               </w:rPr>
-              <w:instrText xml:space="preserve"> PAGEREF _Toc229333386 \h </w:instrText>
+              <w:instrText xml:space="preserve"> PAGEREF _Toc229333908 \h </w:instrText>
             </w:r>
             <w:r>
               <w:rPr>
@@ -1918,7 +1918,7 @@
               <w:noProof/>
             </w:rPr>
           </w:pPr>
-          <w:hyperlink w:anchor="_Toc229333387" w:history="1">
+          <w:hyperlink w:anchor="_Toc229333909" w:history="1">
             <w:r>
               <w:rPr>
                 <w:rStyle w:val="ac"/>
@@ -1966,7 +1966,7 @@
                 <w:noProof/>
                 <w:webHidden/>
               </w:rPr>
-              <w:instrText xml:space="preserve"> PAGEREF _Toc229333387 \h </w:instrText>
+              <w:instrText xml:space="preserve"> PAGEREF _Toc229333909 \h </w:instrText>
             </w:r>
             <w:r>
               <w:rPr>
@@ -2008,7 +2008,7 @@
               <w:noProof/>
             </w:rPr>
           </w:pPr>
-          <w:hyperlink w:anchor="_Toc229333388" w:history="1">
+          <w:hyperlink w:anchor="_Toc229333910" w:history="1">
             <w:r>
               <w:rPr>
                 <w:rStyle w:val="ac"/>
@@ -2056,7 +2056,7 @@
                 <w:noProof/>
                 <w:webHidden/>
               </w:rPr>
-              <w:instrText xml:space="preserve"> PAGEREF _Toc229333388 \h </w:instrText>
+              <w:instrText xml:space="preserve"> PAGEREF _Toc229333910 \h </w:instrText>
             </w:r>
             <w:r>
               <w:rPr>
@@ -2098,7 +2098,7 @@
               <w:noProof/>
             </w:rPr>
           </w:pPr>
-          <w:hyperlink w:anchor="_Toc229333389" w:history="1">
+          <w:hyperlink w:anchor="_Toc229333911" w:history="1">
             <w:r>
               <w:rPr>
                 <w:rStyle w:val="ac"/>
@@ -2160,7 +2160,7 @@
                 <w:noProof/>
                 <w:webHidden/>
               </w:rPr>
-              <w:instrText xml:space="preserve"> PAGEREF _Toc229333389 \h </w:instrText>
+              <w:instrText xml:space="preserve"> PAGEREF _Toc229333911 \h </w:instrText>
             </w:r>
             <w:r>
               <w:rPr>
@@ -2201,7 +2201,7 @@
               <w:noProof/>
             </w:rPr>
           </w:pPr>
-          <w:hyperlink w:anchor="_Toc229333390" w:history="1">
+          <w:hyperlink w:anchor="_Toc229333912" w:history="1">
             <w:r>
               <w:rPr>
                 <w:rStyle w:val="ac"/>
@@ -2235,7 +2235,7 @@
                 <w:noProof/>
                 <w:webHidden/>
               </w:rPr>
-              <w:instrText xml:space="preserve"> PAGEREF _Toc229333390 \h </w:instrText>
+              <w:instrText xml:space="preserve"> PAGEREF _Toc229333912 \h </w:instrText>
             </w:r>
             <w:r>
               <w:rPr>
@@ -2277,7 +2277,7 @@
               <w:noProof/>
             </w:rPr>
           </w:pPr>
-          <w:hyperlink w:anchor="_Toc229333391" w:history="1">
+          <w:hyperlink w:anchor="_Toc229333913" w:history="1">
             <w:r>
               <w:rPr>
                 <w:rStyle w:val="ac"/>
@@ -2325,7 +2325,7 @@
                 <w:noProof/>
                 <w:webHidden/>
               </w:rPr>
-              <w:instrText xml:space="preserve"> PAGEREF _Toc229333391 \h </w:instrText>
+              <w:instrText xml:space="preserve"> PAGEREF _Toc229333913 \h </w:instrText>
             </w:r>
             <w:r>
               <w:rPr>
@@ -2367,7 +2367,7 @@
               <w:noProof/>
             </w:rPr>
           </w:pPr>
-          <w:hyperlink w:anchor="_Toc229333392" w:history="1">
+          <w:hyperlink w:anchor="_Toc229333914" w:history="1">
             <w:r>
               <w:rPr>
                 <w:rStyle w:val="ac"/>
@@ -2429,7 +2429,7 @@
                 <w:noProof/>
                 <w:webHidden/>
               </w:rPr>
-              <w:instrText xml:space="preserve"> PAGEREF _Toc229333392 \h </w:instrText>
+              <w:instrText xml:space="preserve"> PAGEREF _Toc229333914 \h </w:instrText>
             </w:r>
             <w:r>
               <w:rPr>
@@ -2471,7 +2471,7 @@
               <w:noProof/>
             </w:rPr>
           </w:pPr>
-          <w:hyperlink w:anchor="_Toc229333393" w:history="1">
+          <w:hyperlink w:anchor="_Toc229333915" w:history="1">
             <w:r>
               <w:rPr>
                 <w:rStyle w:val="ac"/>
@@ -2519,7 +2519,7 @@
                 <w:noProof/>
                 <w:webHidden/>
               </w:rPr>
-              <w:instrText xml:space="preserve"> PAGEREF _Toc229333393 \h </w:instrText>
+              <w:instrText xml:space="preserve"> PAGEREF _Toc229333915 \h </w:instrText>
             </w:r>
             <w:r>
               <w:rPr>
@@ -2561,7 +2561,7 @@
               <w:noProof/>
             </w:rPr>
           </w:pPr>
-          <w:hyperlink w:anchor="_Toc229333394" w:history="1">
+          <w:hyperlink w:anchor="_Toc229333916" w:history="1">
             <w:r>
               <w:rPr>
                 <w:rStyle w:val="ac"/>
@@ -2602,7 +2602,7 @@
                 <w:noProof/>
                 <w:webHidden/>
               </w:rPr>
-              <w:instrText xml:space="preserve"> PAGEREF _Toc229333394 \h </w:instrText>
+              <w:instrText xml:space="preserve"> PAGEREF _Toc229333916 \h </w:instrText>
             </w:r>
             <w:r>
               <w:rPr>
@@ -2643,7 +2643,7 @@
               <w:noProof/>
             </w:rPr>
           </w:pPr>
-          <w:hyperlink w:anchor="_Toc229333395" w:history="1">
+          <w:hyperlink w:anchor="_Toc229333917" w:history="1">
             <w:r>
               <w:rPr>
                 <w:rStyle w:val="ac"/>
@@ -2677,7 +2677,7 @@
                 <w:noProof/>
                 <w:webHidden/>
               </w:rPr>
-              <w:instrText xml:space="preserve"> PAGEREF _Toc229333395 \h </w:instrText>
+              <w:instrText xml:space="preserve"> PAGEREF _Toc229333917 \h </w:instrText>
             </w:r>
             <w:r>
               <w:rPr>
@@ -2719,7 +2719,7 @@
               <w:noProof/>
             </w:rPr>
           </w:pPr>
-          <w:hyperlink w:anchor="_Toc229333396" w:history="1">
+          <w:hyperlink w:anchor="_Toc229333918" w:history="1">
             <w:r>
               <w:rPr>
                 <w:rStyle w:val="ac"/>
@@ -2767,7 +2767,7 @@
                 <w:noProof/>
                 <w:webHidden/>
               </w:rPr>
-              <w:instrText xml:space="preserve"> PAGEREF _Toc229333396 \h </w:instrText>
+              <w:instrText xml:space="preserve"> PAGEREF _Toc229333918 \h </w:instrText>
             </w:r>
             <w:r>
               <w:rPr>
@@ -2809,7 +2809,7 @@
               <w:noProof/>
             </w:rPr>
           </w:pPr>
-          <w:hyperlink w:anchor="_Toc229333397" w:history="1">
+          <w:hyperlink w:anchor="_Toc229333919" w:history="1">
             <w:r>
               <w:rPr>
                 <w:rStyle w:val="ac"/>
@@ -2843,7 +2843,7 @@
                 <w:noProof/>
                 <w:webHidden/>
               </w:rPr>
-              <w:instrText xml:space="preserve"> PAGEREF _Toc229333397 \h </w:instrText>
+              <w:instrText xml:space="preserve"> PAGEREF _Toc229333919 \h </w:instrText>
             </w:r>
             <w:r>
               <w:rPr>
@@ -2885,7 +2885,7 @@
               <w:noProof/>
             </w:rPr>
           </w:pPr>
-          <w:hyperlink w:anchor="_Toc229333398" w:history="1">
+          <w:hyperlink w:anchor="_Toc229333920" w:history="1">
             <w:r>
               <w:rPr>
                 <w:rStyle w:val="ac"/>
@@ -2933,7 +2933,7 @@
                 <w:noProof/>
                 <w:webHidden/>
               </w:rPr>
-              <w:instrText xml:space="preserve"> PAGEREF _Toc229333398 \h </w:instrText>
+              <w:instrText xml:space="preserve"> PAGEREF _Toc229333920 \h </w:instrText>
             </w:r>
             <w:r>
               <w:rPr>
@@ -2975,7 +2975,7 @@
               <w:noProof/>
             </w:rPr>
           </w:pPr>
-          <w:hyperlink w:anchor="_Toc229333399" w:history="1">
+          <w:hyperlink w:anchor="_Toc229333921" w:history="1">
             <w:r>
               <w:rPr>
                 <w:rStyle w:val="ac"/>
@@ -3009,7 +3009,7 @@
                 <w:noProof/>
                 <w:webHidden/>
               </w:rPr>
-              <w:instrText xml:space="preserve"> PAGEREF _Toc229333399 \h </w:instrText>
+              <w:instrText xml:space="preserve"> PAGEREF _Toc229333921 \h </w:instrText>
             </w:r>
             <w:r>
               <w:rPr>
@@ -3051,7 +3051,7 @@
               <w:noProof/>
             </w:rPr>
           </w:pPr>
-          <w:hyperlink w:anchor="_Toc229333400" w:history="1">
+          <w:hyperlink w:anchor="_Toc229333922" w:history="1">
             <w:r>
               <w:rPr>
                 <w:rStyle w:val="ac"/>
@@ -3085,7 +3085,7 @@
                 <w:noProof/>
                 <w:webHidden/>
               </w:rPr>
-              <w:instrText xml:space="preserve"> PAGEREF _Toc229333400 \h </w:instrText>
+              <w:instrText xml:space="preserve"> PAGEREF _Toc229333922 \h </w:instrText>
             </w:r>
             <w:r>
               <w:rPr>
@@ -3126,7 +3126,7 @@
               <w:noProof/>
             </w:rPr>
           </w:pPr>
-          <w:hyperlink w:anchor="_Toc229333401" w:history="1">
+          <w:hyperlink w:anchor="_Toc229333923" w:history="1">
             <w:r>
               <w:rPr>
                 <w:rStyle w:val="ac"/>
@@ -3160,7 +3160,7 @@
                 <w:noProof/>
                 <w:webHidden/>
               </w:rPr>
-              <w:instrText xml:space="preserve"> PAGEREF _Toc229333401 \h </w:instrText>
+              <w:instrText xml:space="preserve"> PAGEREF _Toc229333923 \h </w:instrText>
             </w:r>
             <w:r>
               <w:rPr>
@@ -3202,7 +3202,7 @@
               <w:noProof/>
             </w:rPr>
           </w:pPr>
-          <w:hyperlink w:anchor="_Toc229333402" w:history="1">
+          <w:hyperlink w:anchor="_Toc229333924" w:history="1">
             <w:r>
               <w:rPr>
                 <w:rStyle w:val="ac"/>
@@ -3264,7 +3264,7 @@
                 <w:noProof/>
                 <w:webHidden/>
               </w:rPr>
-              <w:instrText xml:space="preserve"> PAGEREF _Toc229333402 \h </w:instrText>
+              <w:instrText xml:space="preserve"> PAGEREF _Toc229333924 \h </w:instrText>
             </w:r>
             <w:r>
               <w:rPr>
@@ -3306,7 +3306,7 @@
               <w:noProof/>
             </w:rPr>
           </w:pPr>
-          <w:hyperlink w:anchor="_Toc229333403" w:history="1">
+          <w:hyperlink w:anchor="_Toc229333925" w:history="1">
             <w:r>
               <w:rPr>
                 <w:rStyle w:val="ac"/>
@@ -3368,7 +3368,7 @@
                 <w:noProof/>
                 <w:webHidden/>
               </w:rPr>
-              <w:instrText xml:space="preserve"> PAGEREF _Toc229333403 \h </w:instrText>
+              <w:instrText xml:space="preserve"> PAGEREF _Toc229333925 \h </w:instrText>
             </w:r>
             <w:r>
               <w:rPr>
@@ -3410,7 +3410,7 @@
               <w:noProof/>
             </w:rPr>
           </w:pPr>
-          <w:hyperlink w:anchor="_Toc229333404" w:history="1">
+          <w:hyperlink w:anchor="_Toc229333926" w:history="1">
             <w:r>
               <w:rPr>
                 <w:rStyle w:val="ac"/>
@@ -3458,7 +3458,7 @@
                 <w:noProof/>
                 <w:webHidden/>
               </w:rPr>
-              <w:instrText xml:space="preserve"> PAGEREF _Toc229333404 \h </w:instrText>
+              <w:instrText xml:space="preserve"> PAGEREF _Toc229333926 \h </w:instrText>
             </w:r>
             <w:r>
               <w:rPr>
@@ -3500,7 +3500,7 @@
               <w:noProof/>
             </w:rPr>
           </w:pPr>
-          <w:hyperlink w:anchor="_Toc229333405" w:history="1">
+          <w:hyperlink w:anchor="_Toc229333927" w:history="1">
             <w:r>
               <w:rPr>
                 <w:rStyle w:val="ac"/>
@@ -3548,7 +3548,7 @@
                 <w:noProof/>
                 <w:webHidden/>
               </w:rPr>
-              <w:instrText xml:space="preserve"> PAGEREF _Toc229333405 \h </w:instrText>
+              <w:instrText xml:space="preserve"> PAGEREF _Toc229333927 \h </w:instrText>
             </w:r>
             <w:r>
               <w:rPr>
@@ -3589,7 +3589,7 @@
               <w:noProof/>
             </w:rPr>
           </w:pPr>
-          <w:hyperlink w:anchor="_Toc229333406" w:history="1">
+          <w:hyperlink w:anchor="_Toc229333928" w:history="1">
             <w:r>
               <w:rPr>
                 <w:rStyle w:val="ac"/>
@@ -3623,7 +3623,7 @@
                 <w:noProof/>
                 <w:webHidden/>
               </w:rPr>
-              <w:instrText xml:space="preserve"> PAGEREF _Toc229333406 \h </w:instrText>
+              <w:instrText xml:space="preserve"> PAGEREF _Toc229333928 \h </w:instrText>
             </w:r>
             <w:r>
               <w:rPr>
@@ -3665,7 +3665,7 @@
               <w:noProof/>
             </w:rPr>
           </w:pPr>
-          <w:hyperlink w:anchor="_Toc229333407" w:history="1">
+          <w:hyperlink w:anchor="_Toc229333929" w:history="1">
             <w:r>
               <w:rPr>
                 <w:rStyle w:val="ac"/>
@@ -3713,7 +3713,7 @@
                 <w:noProof/>
                 <w:webHidden/>
               </w:rPr>
-              <w:instrText xml:space="preserve"> PAGEREF _Toc229333407 \h </w:instrText>
+              <w:instrText xml:space="preserve"> PAGEREF _Toc229333929 \h </w:instrText>
             </w:r>
             <w:r>
               <w:rPr>
@@ -3755,7 +3755,7 @@
               <w:noProof/>
             </w:rPr>
           </w:pPr>
-          <w:hyperlink w:anchor="_Toc229333408" w:history="1">
+          <w:hyperlink w:anchor="_Toc229333930" w:history="1">
             <w:r>
               <w:rPr>
                 <w:rStyle w:val="ac"/>
@@ -3817,7 +3817,7 @@
                 <w:noProof/>
                 <w:webHidden/>
               </w:rPr>
-              <w:instrText xml:space="preserve"> PAGEREF _Toc229333408 \h </w:instrText>
+              <w:instrText xml:space="preserve"> PAGEREF _Toc229333930 \h </w:instrText>
             </w:r>
             <w:r>
               <w:rPr>
@@ -3859,7 +3859,7 @@
               <w:noProof/>
             </w:rPr>
           </w:pPr>
-          <w:hyperlink w:anchor="_Toc229333409" w:history="1">
+          <w:hyperlink w:anchor="_Toc229333931" w:history="1">
             <w:r>
               <w:rPr>
                 <w:rStyle w:val="ac"/>
@@ -3893,7 +3893,7 @@
                 <w:noProof/>
                 <w:webHidden/>
               </w:rPr>
-              <w:instrText xml:space="preserve"> PAGEREF _Toc229333409 \h </w:instrText>
+              <w:instrText xml:space="preserve"> PAGEREF _Toc229333931 \h </w:instrText>
             </w:r>
             <w:r>
               <w:rPr>
@@ -3935,7 +3935,7 @@
               <w:noProof/>
             </w:rPr>
           </w:pPr>
-          <w:hyperlink w:anchor="_Toc229333410" w:history="1">
+          <w:hyperlink w:anchor="_Toc229333932" w:history="1">
             <w:r>
               <w:rPr>
                 <w:rStyle w:val="ac"/>
@@ -3983,7 +3983,7 @@
                 <w:noProof/>
                 <w:webHidden/>
               </w:rPr>
-              <w:instrText xml:space="preserve"> PAGEREF _Toc229333410 \h </w:instrText>
+              <w:instrText xml:space="preserve"> PAGEREF _Toc229333932 \h </w:instrText>
             </w:r>
             <w:r>
               <w:rPr>
@@ -4024,7 +4024,7 @@
               <w:noProof/>
             </w:rPr>
           </w:pPr>
-          <w:hyperlink w:anchor="_Toc229333411" w:history="1">
+          <w:hyperlink w:anchor="_Toc229333933" w:history="1">
             <w:r>
               <w:rPr>
                 <w:rStyle w:val="ac"/>
@@ -4058,7 +4058,7 @@
                 <w:noProof/>
                 <w:webHidden/>
               </w:rPr>
-              <w:instrText xml:space="preserve"> PAGEREF _Toc229333411 \h </w:instrText>
+              <w:instrText xml:space="preserve"> PAGEREF _Toc229333933 \h </w:instrText>
             </w:r>
             <w:r>
               <w:rPr>
@@ -4099,7 +4099,7 @@
               <w:noProof/>
             </w:rPr>
           </w:pPr>
-          <w:hyperlink w:anchor="_Toc229333412" w:history="1">
+          <w:hyperlink w:anchor="_Toc229333934" w:history="1">
             <w:r>
               <w:rPr>
                 <w:rStyle w:val="ac"/>
@@ -4154,7 +4154,7 @@
                 <w:noProof/>
                 <w:webHidden/>
               </w:rPr>
-              <w:instrText xml:space="preserve"> PAGEREF _Toc229333412 \h </w:instrText>
+              <w:instrText xml:space="preserve"> PAGEREF _Toc229333934 \h </w:instrText>
             </w:r>
             <w:r>
               <w:rPr>
@@ -4195,7 +4195,7 @@
               <w:noProof/>
             </w:rPr>
           </w:pPr>
-          <w:hyperlink w:anchor="_Toc229333413" w:history="1">
+          <w:hyperlink w:anchor="_Toc229333935" w:history="1">
             <w:r>
               <w:rPr>
                 <w:rStyle w:val="ac"/>
@@ -4222,7 +4222,7 @@
                 <w:noProof/>
                 <w:webHidden/>
               </w:rPr>
-              <w:instrText xml:space="preserve"> PAGEREF _Toc229333413 \h </w:instrText>
+              <w:instrText xml:space="preserve"> PAGEREF _Toc229333935 \h </w:instrText>
             </w:r>
             <w:r>
               <w:rPr>
@@ -4263,7 +4263,7 @@
               <w:noProof/>
             </w:rPr>
           </w:pPr>
-          <w:hyperlink w:anchor="_Toc229333414" w:history="1">
+          <w:hyperlink w:anchor="_Toc229333936" w:history="1">
             <w:r>
               <w:rPr>
                 <w:rStyle w:val="ac"/>
@@ -4318,7 +4318,7 @@
                 <w:noProof/>
                 <w:webHidden/>
               </w:rPr>
-              <w:instrText xml:space="preserve"> PAGEREF _Toc229333414 \h </w:instrText>
+              <w:instrText xml:space="preserve"> PAGEREF _Toc229333936 \h </w:instrText>
             </w:r>
             <w:r>
               <w:rPr>
@@ -4359,7 +4359,7 @@
               <w:noProof/>
             </w:rPr>
           </w:pPr>
-          <w:hyperlink w:anchor="_Toc229333415" w:history="1">
+          <w:hyperlink w:anchor="_Toc229333937" w:history="1">
             <w:r>
               <w:rPr>
                 <w:rStyle w:val="ac"/>
@@ -4414,7 +4414,7 @@
                 <w:noProof/>
                 <w:webHidden/>
               </w:rPr>
-              <w:instrText xml:space="preserve"> PAGEREF _Toc229333415 \h </w:instrText>
+              <w:instrText xml:space="preserve"> PAGEREF _Toc229333937 \h </w:instrText>
             </w:r>
             <w:r>
               <w:rPr>
@@ -4456,7 +4456,7 @@
               <w:noProof/>
             </w:rPr>
           </w:pPr>
-          <w:hyperlink w:anchor="_Toc229333416" w:history="1">
+          <w:hyperlink w:anchor="_Toc229333938" w:history="1">
             <w:r>
               <w:rPr>
                 <w:rStyle w:val="ac"/>
@@ -4546,7 +4546,7 @@
                 <w:noProof/>
                 <w:webHidden/>
               </w:rPr>
-              <w:instrText xml:space="preserve"> PAGEREF _Toc229333416 \h </w:instrText>
+              <w:instrText xml:space="preserve"> PAGEREF _Toc229333938 \h </w:instrText>
             </w:r>
             <w:r>
               <w:rPr>
@@ -4588,7 +4588,7 @@
               <w:noProof/>
             </w:rPr>
           </w:pPr>
-          <w:hyperlink w:anchor="_Toc229333417" w:history="1">
+          <w:hyperlink w:anchor="_Toc229333939" w:history="1">
             <w:r>
               <w:rPr>
                 <w:rStyle w:val="ac"/>
@@ -4636,7 +4636,7 @@
                 <w:noProof/>
                 <w:webHidden/>
               </w:rPr>
-              <w:instrText xml:space="preserve"> PAGEREF _Toc229333417 \h </w:instrText>
+              <w:instrText xml:space="preserve"> PAGEREF _Toc229333939 \h </w:instrText>
             </w:r>
             <w:r>
               <w:rPr>
@@ -4678,7 +4678,7 @@
               <w:noProof/>
             </w:rPr>
           </w:pPr>
-          <w:hyperlink w:anchor="_Toc229333418" w:history="1">
+          <w:hyperlink w:anchor="_Toc229333940" w:history="1">
             <w:r>
               <w:rPr>
                 <w:rStyle w:val="ac"/>
@@ -4740,7 +4740,7 @@
                 <w:noProof/>
                 <w:webHidden/>
               </w:rPr>
-              <w:instrText xml:space="preserve"> PAGEREF _Toc229333418 \h </w:instrText>
+              <w:instrText xml:space="preserve"> PAGEREF _Toc229333940 \h </w:instrText>
             </w:r>
             <w:r>
               <w:rPr>
@@ -4783,7 +4783,7 @@
         <w:pStyle w:val="1"/>
       </w:pPr>
       <w:bookmarkStart w:id="0" w:name="국문-초록"/>
-      <w:bookmarkStart w:id="1" w:name="_Toc229333369"/>
+      <w:bookmarkStart w:id="1" w:name="_Toc229333891"/>
       <w:r>
         <w:t>국문</w:t>
       </w:r>
@@ -6147,7 +6147,7 @@
         <w:pStyle w:val="1"/>
       </w:pPr>
       <w:bookmarkStart w:id="2" w:name="abstract-english"/>
-      <w:bookmarkStart w:id="3" w:name="_Toc229333370"/>
+      <w:bookmarkStart w:id="3" w:name="_Toc229333892"/>
       <w:bookmarkEnd w:id="0"/>
       <w:r>
         <w:lastRenderedPageBreak/>
@@ -6251,7 +6251,7 @@
         <w:pStyle w:val="1"/>
       </w:pPr>
       <w:bookmarkStart w:id="4" w:name="X9682efc6f07c66e92cb4d3bcfe9b938f300a64a"/>
-      <w:bookmarkStart w:id="5" w:name="_Toc229333371"/>
+      <w:bookmarkStart w:id="5" w:name="_Toc229333893"/>
       <w:bookmarkEnd w:id="2"/>
       <w:r>
         <w:t xml:space="preserve">1. </w:t>
@@ -6266,7 +6266,7 @@
         <w:pStyle w:val="2"/>
       </w:pPr>
       <w:bookmarkStart w:id="6" w:name="X6a7e067df58650af914ec9982b7bd0f83b66699"/>
-      <w:bookmarkStart w:id="7" w:name="_Toc229333372"/>
+      <w:bookmarkStart w:id="7" w:name="_Toc229333894"/>
       <w:r>
         <w:t xml:space="preserve">1.1 </w:t>
       </w:r>
@@ -7580,7 +7580,7 @@
         <w:pStyle w:val="2"/>
       </w:pPr>
       <w:bookmarkStart w:id="8" w:name="Xafb236cb336cb22af88261385b90caae296add1"/>
-      <w:bookmarkStart w:id="9" w:name="_Toc229333373"/>
+      <w:bookmarkStart w:id="9" w:name="_Toc229333895"/>
       <w:bookmarkEnd w:id="6"/>
       <w:r>
         <w:lastRenderedPageBreak/>
@@ -7982,7 +7982,7 @@
         <w:pStyle w:val="2"/>
       </w:pPr>
       <w:bookmarkStart w:id="10" w:name="X3293e4aa21ed64526d91676dc7b4caf2098e83f"/>
-      <w:bookmarkStart w:id="11" w:name="_Toc229333374"/>
+      <w:bookmarkStart w:id="11" w:name="_Toc229333896"/>
       <w:bookmarkEnd w:id="8"/>
       <w:r>
         <w:t xml:space="preserve">1.3 </w:t>
@@ -8351,7 +8351,7 @@
         <w:pStyle w:val="1"/>
       </w:pPr>
       <w:bookmarkStart w:id="12" w:name="X6ab1453ea2ed4608a4c5db523cc9586adc1cc70"/>
-      <w:bookmarkStart w:id="13" w:name="_Toc229333375"/>
+      <w:bookmarkStart w:id="13" w:name="_Toc229333897"/>
       <w:bookmarkEnd w:id="4"/>
       <w:bookmarkEnd w:id="10"/>
       <w:r>
@@ -8373,7 +8373,7 @@
         <w:pStyle w:val="2"/>
       </w:pPr>
       <w:bookmarkStart w:id="14" w:name="X3af1c512828d822d24181ce18fadc1a79968100"/>
-      <w:bookmarkStart w:id="15" w:name="_Toc229333376"/>
+      <w:bookmarkStart w:id="15" w:name="_Toc229333898"/>
       <w:r>
         <w:t xml:space="preserve">2.1 </w:t>
       </w:r>
@@ -8976,7 +8976,7 @@
         <w:pStyle w:val="2"/>
       </w:pPr>
       <w:bookmarkStart w:id="16" w:name="Xce6bfebc4eac5fe18d278ef9b3fb2bbd51aae2b"/>
-      <w:bookmarkStart w:id="17" w:name="_Toc229333377"/>
+      <w:bookmarkStart w:id="17" w:name="_Toc229333899"/>
       <w:bookmarkEnd w:id="14"/>
       <w:r>
         <w:t xml:space="preserve">2.2 </w:t>
@@ -10026,7 +10026,7 @@
         <w:pStyle w:val="2"/>
       </w:pPr>
       <w:bookmarkStart w:id="18" w:name="X618b4c5f915701e6d559a88c6bea5333405bb11"/>
-      <w:bookmarkStart w:id="19" w:name="_Toc229333378"/>
+      <w:bookmarkStart w:id="19" w:name="_Toc229333900"/>
       <w:bookmarkEnd w:id="16"/>
       <w:r>
         <w:t xml:space="preserve">2.3 </w:t>
@@ -10378,7 +10378,7 @@
         <w:pStyle w:val="2"/>
       </w:pPr>
       <w:bookmarkStart w:id="20" w:name="X44075800dc5c40032744b0023fb72241fdefd86"/>
-      <w:bookmarkStart w:id="21" w:name="_Toc229333379"/>
+      <w:bookmarkStart w:id="21" w:name="_Toc229333901"/>
       <w:bookmarkEnd w:id="18"/>
       <w:r>
         <w:t xml:space="preserve">2.4 </w:t>
@@ -11592,7 +11592,7 @@
         <w:pStyle w:val="1"/>
       </w:pPr>
       <w:bookmarkStart w:id="22" w:name="Xfb1aa1c94c894b55407efa92a1a78800bb8d027"/>
-      <w:bookmarkStart w:id="23" w:name="_Toc229333380"/>
+      <w:bookmarkStart w:id="23" w:name="_Toc229333902"/>
       <w:bookmarkEnd w:id="12"/>
       <w:bookmarkEnd w:id="20"/>
       <w:r>
@@ -11626,7 +11626,7 @@
         <w:pStyle w:val="2"/>
       </w:pPr>
       <w:bookmarkStart w:id="24" w:name="Xfee1ffc24a2a65f2476b01600137d728a3b4436"/>
-      <w:bookmarkStart w:id="25" w:name="_Toc229333381"/>
+      <w:bookmarkStart w:id="25" w:name="_Toc229333903"/>
       <w:r>
         <w:t xml:space="preserve">3.1 </w:t>
       </w:r>
@@ -11820,7 +11820,7 @@
         <w:pStyle w:val="2"/>
       </w:pPr>
       <w:bookmarkStart w:id="26" w:name="X0fca40c2b3e80721f4b07558c063440edd68d7e"/>
-      <w:bookmarkStart w:id="27" w:name="_Toc229333382"/>
+      <w:bookmarkStart w:id="27" w:name="_Toc229333904"/>
       <w:bookmarkEnd w:id="24"/>
       <w:r>
         <w:t xml:space="preserve">3.2 </w:t>
@@ -13430,7 +13430,7 @@
         <w:pStyle w:val="2"/>
       </w:pPr>
       <w:bookmarkStart w:id="28" w:name="X5df2eb72d9fa07a874625bef33bfd208ae02674"/>
-      <w:bookmarkStart w:id="29" w:name="_Toc229333383"/>
+      <w:bookmarkStart w:id="29" w:name="_Toc229333905"/>
       <w:bookmarkEnd w:id="26"/>
       <w:r>
         <w:t xml:space="preserve">3.3 </w:t>
@@ -13586,199 +13586,7 @@
         <w:t xml:space="preserve">(Hepokoski &amp; Darcy, 2006: ch. 17). </w:t>
       </w:r>
       <w:r>
-        <w:t>이</w:t>
-      </w:r>
-      <w:r>
-        <w:t xml:space="preserve"> </w:t>
-      </w:r>
-      <w:r>
-        <w:t>특징은</w:t>
-      </w:r>
-      <w:r>
-        <w:t xml:space="preserve"> </w:t>
-      </w:r>
-      <w:r>
-        <w:t>한국어권</w:t>
-      </w:r>
-      <w:r>
-        <w:t xml:space="preserve"> </w:t>
-      </w:r>
-      <w:r>
-        <w:t>분석문헌에서도</w:t>
-      </w:r>
-      <w:r>
-        <w:t xml:space="preserve"> </w:t>
-      </w:r>
-      <w:r>
-        <w:t>일관되게</w:t>
-      </w:r>
-      <w:r>
-        <w:t xml:space="preserve"> </w:t>
-      </w:r>
-      <w:r>
-        <w:t>확인된다</w:t>
-      </w:r>
-      <w:r>
-        <w:t xml:space="preserve"> — </w:t>
-      </w:r>
-      <w:r>
-        <w:t>봉정진</w:t>
-      </w:r>
-      <w:r>
-        <w:t xml:space="preserve"> (2017) </w:t>
-      </w:r>
-      <w:r>
-        <w:t>은</w:t>
-      </w:r>
-      <w:r>
-        <w:t xml:space="preserve"> </w:t>
-      </w:r>
-      <w:r>
-        <w:t>본</w:t>
-      </w:r>
-      <w:r>
-        <w:t xml:space="preserve"> </w:t>
-      </w:r>
-      <w:r>
-        <w:t>곡의</w:t>
-      </w:r>
-      <w:r>
-        <w:t xml:space="preserve"> </w:t>
-      </w:r>
-      <w:r>
-        <w:t>재현부</w:t>
-      </w:r>
-      <w:r>
-        <w:t xml:space="preserve"> </w:t>
-      </w:r>
-      <w:r>
-        <w:t>조성</w:t>
-      </w:r>
-      <w:r>
-        <w:t xml:space="preserve"> </w:t>
-      </w:r>
-      <w:r>
-        <w:t>처리를</w:t>
-      </w:r>
-      <w:r>
-        <w:t xml:space="preserve"> "</w:t>
-      </w:r>
-      <w:r>
-        <w:t>딸림조</w:t>
-      </w:r>
-      <w:r>
-        <w:t xml:space="preserve"> </w:t>
-      </w:r>
-      <w:r>
-        <w:t>아래로</w:t>
-      </w:r>
-      <w:r>
-        <w:t xml:space="preserve"> </w:t>
-      </w:r>
-      <w:r>
-        <w:t>재현</w:t>
-      </w:r>
-      <w:r>
-        <w:t xml:space="preserve">" </w:t>
-      </w:r>
-      <w:r>
-        <w:t>으로</w:t>
-      </w:r>
-      <w:r>
-        <w:t xml:space="preserve"> </w:t>
-      </w:r>
-      <w:r>
-        <w:t>기술하며</w:t>
-      </w:r>
-      <w:r>
-        <w:t xml:space="preserve">, </w:t>
-      </w:r>
-      <w:r>
-        <w:t>세</w:t>
-      </w:r>
-      <w:r>
-        <w:t xml:space="preserve"> </w:t>
-      </w:r>
-      <w:r>
-        <w:t>악장</w:t>
-      </w:r>
-      <w:r>
-        <w:t xml:space="preserve"> </w:t>
-      </w:r>
-      <w:r>
-        <w:t>모두에</w:t>
-      </w:r>
-      <w:r>
-        <w:t xml:space="preserve"> </w:t>
-      </w:r>
-      <w:r>
-        <w:t>사용된</w:t>
-      </w:r>
-      <w:r>
-        <w:t xml:space="preserve"> </w:t>
-      </w:r>
-      <w:r>
-        <w:t>알베르티</w:t>
-      </w:r>
-      <w:r>
-        <w:t xml:space="preserve"> </w:t>
-      </w:r>
-      <w:r>
-        <w:t>베이스가</w:t>
-      </w:r>
-      <w:r>
-        <w:t xml:space="preserve"> </w:t>
-      </w:r>
-      <w:r>
-        <w:t>작품의</w:t>
-      </w:r>
-      <w:r>
-        <w:t xml:space="preserve"> </w:t>
-      </w:r>
-      <w:r>
-        <w:t>통일성에</w:t>
-      </w:r>
-      <w:r>
-        <w:t xml:space="preserve"> </w:t>
-      </w:r>
-      <w:r>
-        <w:t>어떻게</w:t>
-      </w:r>
-      <w:r>
-        <w:t xml:space="preserve"> </w:t>
-      </w:r>
-      <w:r>
-        <w:t>기여하는지</w:t>
-      </w:r>
-      <w:r>
-        <w:t xml:space="preserve"> </w:t>
-      </w:r>
-      <w:r>
-        <w:t>함께</w:t>
-      </w:r>
-      <w:r>
-        <w:t xml:space="preserve"> </w:t>
-      </w:r>
-      <w:r>
-        <w:t>다룬다</w:t>
-      </w:r>
-      <w:r>
-        <w:t xml:space="preserve">. </w:t>
-      </w:r>
-      <w:r>
-        <w:t>이러한</w:t>
-      </w:r>
-      <w:r>
-        <w:t xml:space="preserve"> </w:t>
-      </w:r>
-      <w:r>
-        <w:t>재현</w:t>
-      </w:r>
-      <w:r>
-        <w:t xml:space="preserve"> </w:t>
-      </w:r>
-      <w:r>
-        <w:t>방식은</w:t>
+        <w:t>이는</w:t>
       </w:r>
       <w:r>
         <w:t xml:space="preserve"> </w:t>
@@ -14772,7 +14580,7 @@
         <w:pStyle w:val="1"/>
       </w:pPr>
       <w:bookmarkStart w:id="30" w:name="Xfa0fc1ca11bcade89ba113f72df69e05dd5b914"/>
-      <w:bookmarkStart w:id="31" w:name="_Toc229333384"/>
+      <w:bookmarkStart w:id="31" w:name="_Toc229333906"/>
       <w:bookmarkEnd w:id="22"/>
       <w:bookmarkEnd w:id="28"/>
       <w:r>
@@ -14794,7 +14602,7 @@
         <w:pStyle w:val="2"/>
       </w:pPr>
       <w:bookmarkStart w:id="32" w:name="X3222920d18935b4161fa330aa3f9dd1cf09afe3"/>
-      <w:bookmarkStart w:id="33" w:name="_Toc229333385"/>
+      <w:bookmarkStart w:id="33" w:name="_Toc229333907"/>
       <w:r>
         <w:t xml:space="preserve">4.1 </w:t>
       </w:r>
@@ -15607,7 +15415,7 @@
         <w:pStyle w:val="2"/>
       </w:pPr>
       <w:bookmarkStart w:id="34" w:name="Xff66461e0d9be869869b7a7257f860f3b0dd683"/>
-      <w:bookmarkStart w:id="35" w:name="_Toc229333386"/>
+      <w:bookmarkStart w:id="35" w:name="_Toc229333908"/>
       <w:bookmarkEnd w:id="32"/>
       <w:r>
         <w:t xml:space="preserve">4.2 </w:t>
@@ -15684,7 +15492,52 @@
         <w:rPr>
           <w:rStyle w:val="VerbatimChar"/>
         </w:rPr>
+        <w:t>┌──────────────────────────────────────────────────────┐</w:t>
+      </w:r>
+      <w:r>
+        <w:br/>
+      </w:r>
+      <w:r>
+        <w:rPr>
+          <w:rStyle w:val="VerbatimChar"/>
+        </w:rPr>
+        <w:t>│                Data Layer (JSON)                      │</w:t>
+      </w:r>
+      <w:r>
+        <w:br/>
+      </w:r>
+      <w:r>
+        <w:rPr>
+          <w:rStyle w:val="VerbatimChar"/>
+        </w:rPr>
+        <w:t>│   sonata_structure.json   measure_times.json          │</w:t>
+      </w:r>
+      <w:r>
+        <w:br/>
+      </w:r>
+      <w:r>
+        <w:rPr>
+          <w:rStyle w:val="VerbatimChar"/>
+        </w:rPr>
+        <w:t>└──────────────────────────────────────────────────────┘</w:t>
+      </w:r>
+      <w:r>
+        <w:br/>
+      </w:r>
+      <w:r>
+        <w:rPr>
+          <w:rStyle w:val="VerbatimChar"/>
+        </w:rPr>
         <w:lastRenderedPageBreak/>
+        <w:t xml:space="preserve">                        ▲</w:t>
+      </w:r>
+      <w:r>
+        <w:br/>
+      </w:r>
+      <w:r>
+        <w:rPr>
+          <w:rStyle w:val="VerbatimChar"/>
+        </w:rPr>
         <w:t>┌──────────────────────────────────────────────────────┐</w:t>
       </w:r>
       <w:r>
@@ -15694,7 +15547,7 @@
         <w:rPr>
           <w:rStyle w:val="VerbatimChar"/>
         </w:rPr>
-        <w:t>│                Data Layer (JSON)                      │</w:t>
+        <w:t>│              Render Layer                             │</w:t>
       </w:r>
       <w:r>
         <w:br/>
@@ -15703,7 +15556,7 @@
         <w:rPr>
           <w:rStyle w:val="VerbatimChar"/>
         </w:rPr>
-        <w:t>│   sonata_structure.json   measure_times.json          │</w:t>
+        <w:t>│   OpenSheetMusicDisplay (MusicXML→SVG)                │</w:t>
       </w:r>
       <w:r>
         <w:br/>
@@ -15712,6 +15565,24 @@
         <w:rPr>
           <w:rStyle w:val="VerbatimChar"/>
         </w:rPr>
+        <w:t>│   DOM Timeline (flex layout)                          │</w:t>
+      </w:r>
+      <w:r>
+        <w:br/>
+      </w:r>
+      <w:r>
+        <w:rPr>
+          <w:rStyle w:val="VerbatimChar"/>
+        </w:rPr>
+        <w:t>│   Color Overlay (SVG getBBox)                         │</w:t>
+      </w:r>
+      <w:r>
+        <w:br/>
+      </w:r>
+      <w:r>
+        <w:rPr>
+          <w:rStyle w:val="VerbatimChar"/>
+        </w:rPr>
         <w:t>└──────────────────────────────────────────────────────┘</w:t>
       </w:r>
       <w:r>
@@ -15739,7 +15610,7 @@
         <w:rPr>
           <w:rStyle w:val="VerbatimChar"/>
         </w:rPr>
-        <w:t>│              Render Layer                             │</w:t>
+        <w:t>│              Sync Layer                               │</w:t>
       </w:r>
       <w:r>
         <w:br/>
@@ -15748,7 +15619,7 @@
         <w:rPr>
           <w:rStyle w:val="VerbatimChar"/>
         </w:rPr>
-        <w:t>│   OpenSheetMusicDisplay (MusicXML→SVG)                │</w:t>
+        <w:t>│   audio.timeupdate → binarySearch(measureTimes)       │</w:t>
       </w:r>
       <w:r>
         <w:br/>
@@ -15757,7 +15628,7 @@
         <w:rPr>
           <w:rStyle w:val="VerbatimChar"/>
         </w:rPr>
-        <w:t>│   DOM Timeline (flex layout)                          │</w:t>
+        <w:t>│   → moveCursor + updateLabels + paintPlayhead         │</w:t>
       </w:r>
       <w:r>
         <w:br/>
@@ -15766,7 +15637,7 @@
         <w:rPr>
           <w:rStyle w:val="VerbatimChar"/>
         </w:rPr>
-        <w:t>│   Color Overlay (SVG getBBox)                         │</w:t>
+        <w:t>└──────────────────────────────────────────────────────┘</w:t>
       </w:r>
       <w:r>
         <w:br/>
@@ -15775,13 +15646,16 @@
         <w:rPr>
           <w:rStyle w:val="VerbatimChar"/>
         </w:rPr>
-        <w:t>└──────────────────────</w:t>
+        <w:t xml:space="preserve">                        ▲</w:t>
+      </w:r>
+      <w:r>
+        <w:br/>
       </w:r>
       <w:r>
         <w:rPr>
           <w:rStyle w:val="VerbatimChar"/>
         </w:rPr>
-        <w:t>────────────────────────────────┘</w:t>
+        <w:t>┌──────────────────────────────────────────────────────┐</w:t>
       </w:r>
       <w:r>
         <w:br/>
@@ -15790,7 +15664,7 @@
         <w:rPr>
           <w:rStyle w:val="VerbatimChar"/>
         </w:rPr>
-        <w:t xml:space="preserve">                        ▲</w:t>
+        <w:t>│             Interaction Layer                         │</w:t>
       </w:r>
       <w:r>
         <w:br/>
@@ -15799,7 +15673,7 @@
         <w:rPr>
           <w:rStyle w:val="VerbatimChar"/>
         </w:rPr>
-        <w:t>┌──────────────────────────────────────────────────────┐</w:t>
+        <w:t>│   Jump, Loop, Speed, Toggles, Keyboard                │</w:t>
       </w:r>
       <w:r>
         <w:br/>
@@ -15808,85 +15682,13 @@
         <w:rPr>
           <w:rStyle w:val="VerbatimChar"/>
         </w:rPr>
-        <w:t>│              Sync Layer                               │</w:t>
-      </w:r>
-      <w:r>
-        <w:br/>
+        <w:t>└───────────────────────</w:t>
       </w:r>
       <w:r>
         <w:rPr>
           <w:rStyle w:val="VerbatimChar"/>
         </w:rPr>
-        <w:t>│   audio.timeupdate → binarySearch(measureTimes)       │</w:t>
-      </w:r>
-      <w:r>
-        <w:br/>
-      </w:r>
-      <w:r>
-        <w:rPr>
-          <w:rStyle w:val="VerbatimChar"/>
-        </w:rPr>
-        <w:t>│   → moveCursor + updateLabels + paintPlayhead         │</w:t>
-      </w:r>
-      <w:r>
-        <w:br/>
-      </w:r>
-      <w:r>
-        <w:rPr>
-          <w:rStyle w:val="VerbatimChar"/>
-        </w:rPr>
-        <w:t>└──────────────────────────────────────────────────────┘</w:t>
-      </w:r>
-      <w:r>
-        <w:br/>
-      </w:r>
-      <w:r>
-        <w:rPr>
-          <w:rStyle w:val="VerbatimChar"/>
-        </w:rPr>
-        <w:t xml:space="preserve">                        ▲</w:t>
-      </w:r>
-      <w:r>
-        <w:br/>
-      </w:r>
-      <w:r>
-        <w:rPr>
-          <w:rStyle w:val="VerbatimChar"/>
-        </w:rPr>
-        <w:t>┌──────────────────────────────────────────────────────┐</w:t>
-      </w:r>
-      <w:r>
-        <w:br/>
-      </w:r>
-      <w:r>
-        <w:rPr>
-          <w:rStyle w:val="VerbatimChar"/>
-        </w:rPr>
-        <w:t>│             Interaction Layer                         │</w:t>
-      </w:r>
-      <w:r>
-        <w:br/>
-      </w:r>
-      <w:r>
-        <w:rPr>
-          <w:rStyle w:val="VerbatimChar"/>
-        </w:rPr>
-        <w:t xml:space="preserve">│   Jump, Loop, Speed, </w:t>
-      </w:r>
-      <w:r>
-        <w:rPr>
-          <w:rStyle w:val="VerbatimChar"/>
-        </w:rPr>
-        <w:t>Toggles, Keyboard                │</w:t>
-      </w:r>
-      <w:r>
-        <w:br/>
-      </w:r>
-      <w:r>
-        <w:rPr>
-          <w:rStyle w:val="VerbatimChar"/>
-        </w:rPr>
-        <w:t>└──────────────────────────────────────────────────────┘</w:t>
+        <w:t>───────────────────────────────┘</w:t>
       </w:r>
     </w:p>
     <w:p>
@@ -15894,7 +15696,7 @@
         <w:pStyle w:val="2"/>
       </w:pPr>
       <w:bookmarkStart w:id="36" w:name="X4d4b5454539e710248966e3682b2e143b1f7bac"/>
-      <w:bookmarkStart w:id="37" w:name="_Toc229333387"/>
+      <w:bookmarkStart w:id="37" w:name="_Toc229333909"/>
       <w:bookmarkEnd w:id="34"/>
       <w:r>
         <w:t xml:space="preserve">4.3 </w:t>
@@ -17415,7 +17217,7 @@
         <w:pStyle w:val="2"/>
       </w:pPr>
       <w:bookmarkStart w:id="38" w:name="Xad79c4f406278e1a9652c4c7d4a7443dc6c8079"/>
-      <w:bookmarkStart w:id="39" w:name="_Toc229333388"/>
+      <w:bookmarkStart w:id="39" w:name="_Toc229333910"/>
       <w:bookmarkEnd w:id="36"/>
       <w:r>
         <w:t xml:space="preserve">4.4 </w:t>
@@ -17700,283 +17502,283 @@
         <w:rPr>
           <w:rStyle w:val="NormalTok"/>
         </w:rPr>
+        <w:t xml:space="preserve">  </w:t>
+      </w:r>
+      <w:r>
+        <w:rPr>
+          <w:rStyle w:val="ControlFlowTok"/>
+        </w:rPr>
+        <w:t>while</w:t>
+      </w:r>
+      <w:r>
+        <w:rPr>
+          <w:rStyle w:val="NormalTok"/>
+        </w:rPr>
+        <w:t xml:space="preserve"> (lo </w:t>
+      </w:r>
+      <w:r>
+        <w:rPr>
+          <w:rStyle w:val="OperatorTok"/>
+        </w:rPr>
+        <w:t>&lt;=</w:t>
+      </w:r>
+      <w:r>
+        <w:rPr>
+          <w:rStyle w:val="NormalTok"/>
+        </w:rPr>
+        <w:t xml:space="preserve"> hi) {</w:t>
+      </w:r>
+      <w:r>
+        <w:br/>
+      </w:r>
+      <w:r>
+        <w:rPr>
+          <w:rStyle w:val="NormalTok"/>
+        </w:rPr>
+        <w:t xml:space="preserve">    </w:t>
+      </w:r>
+      <w:r>
+        <w:rPr>
+          <w:rStyle w:val="KeywordTok"/>
+        </w:rPr>
+        <w:t>const</w:t>
+      </w:r>
+      <w:r>
+        <w:rPr>
+          <w:rStyle w:val="NormalTok"/>
+        </w:rPr>
+        <w:t xml:space="preserve"> mid </w:t>
+      </w:r>
+      <w:r>
+        <w:rPr>
+          <w:rStyle w:val="OperatorTok"/>
+        </w:rPr>
+        <w:t>=</w:t>
+      </w:r>
+      <w:r>
+        <w:rPr>
+          <w:rStyle w:val="NormalTok"/>
+        </w:rPr>
+        <w:t xml:space="preserve"> (lo </w:t>
+      </w:r>
+      <w:r>
+        <w:rPr>
+          <w:rStyle w:val="OperatorTok"/>
+        </w:rPr>
+        <w:t>+</w:t>
+      </w:r>
+      <w:r>
+        <w:rPr>
+          <w:rStyle w:val="NormalTok"/>
+        </w:rPr>
+        <w:t xml:space="preserve"> hi) </w:t>
+      </w:r>
+      <w:r>
+        <w:rPr>
+          <w:rStyle w:val="OperatorTok"/>
+        </w:rPr>
+        <w:t>&gt;&gt;</w:t>
+      </w:r>
+      <w:r>
+        <w:rPr>
+          <w:rStyle w:val="NormalTok"/>
+        </w:rPr>
+        <w:t xml:space="preserve"> </w:t>
+      </w:r>
+      <w:r>
+        <w:rPr>
+          <w:rStyle w:val="DecValTok"/>
+        </w:rPr>
+        <w:t>1</w:t>
+      </w:r>
+      <w:r>
+        <w:rPr>
+          <w:rStyle w:val="OperatorTok"/>
+        </w:rPr>
+        <w:t>;</w:t>
+      </w:r>
+      <w:r>
+        <w:br/>
+      </w:r>
+      <w:r>
+        <w:rPr>
+          <w:rStyle w:val="NormalTok"/>
+        </w:rPr>
+        <w:t xml:space="preserve">    </w:t>
+      </w:r>
+      <w:r>
+        <w:rPr>
+          <w:rStyle w:val="ControlFlowTok"/>
+        </w:rPr>
+        <w:t>if</w:t>
+      </w:r>
+      <w:r>
+        <w:rPr>
+          <w:rStyle w:val="NormalTok"/>
+        </w:rPr>
+        <w:t xml:space="preserve"> (measureTimes[mid]</w:t>
+      </w:r>
+      <w:r>
+        <w:rPr>
+          <w:rStyle w:val="OperatorTok"/>
+        </w:rPr>
+        <w:t>.</w:t>
+      </w:r>
+      <w:r>
+        <w:rPr>
+          <w:rStyle w:val="AttributeTok"/>
+        </w:rPr>
+        <w:t>time</w:t>
+      </w:r>
+      <w:r>
+        <w:rPr>
+          <w:rStyle w:val="NormalTok"/>
+        </w:rPr>
+        <w:t xml:space="preserve"> </w:t>
+      </w:r>
+      <w:r>
+        <w:rPr>
+          <w:rStyle w:val="OperatorTok"/>
+        </w:rPr>
+        <w:t>&lt;=</w:t>
+      </w:r>
+      <w:r>
+        <w:rPr>
+          <w:rStyle w:val="NormalTok"/>
+        </w:rPr>
+        <w:t xml:space="preserve"> t) { ans </w:t>
+      </w:r>
+      <w:r>
+        <w:rPr>
+          <w:rStyle w:val="OperatorTok"/>
+        </w:rPr>
+        <w:t>=</w:t>
+      </w:r>
+      <w:r>
+        <w:rPr>
+          <w:rStyle w:val="NormalTok"/>
+        </w:rPr>
+        <w:t xml:space="preserve"> mid</w:t>
+      </w:r>
+      <w:r>
+        <w:rPr>
+          <w:rStyle w:val="OperatorTok"/>
+        </w:rPr>
+        <w:t>;</w:t>
+      </w:r>
+      <w:r>
+        <w:rPr>
+          <w:rStyle w:val="NormalTok"/>
+        </w:rPr>
+        <w:t xml:space="preserve"> lo </w:t>
+      </w:r>
+      <w:r>
+        <w:rPr>
+          <w:rStyle w:val="OperatorTok"/>
+        </w:rPr>
+        <w:t>=</w:t>
+      </w:r>
+      <w:r>
+        <w:rPr>
+          <w:rStyle w:val="NormalTok"/>
+        </w:rPr>
+        <w:t xml:space="preserve"> mid </w:t>
+      </w:r>
+      <w:r>
+        <w:rPr>
+          <w:rStyle w:val="OperatorTok"/>
+        </w:rPr>
+        <w:t>+</w:t>
+      </w:r>
+      <w:r>
+        <w:rPr>
+          <w:rStyle w:val="NormalTok"/>
+        </w:rPr>
+        <w:t xml:space="preserve"> </w:t>
+      </w:r>
+      <w:r>
+        <w:rPr>
+          <w:rStyle w:val="DecValTok"/>
+        </w:rPr>
+        <w:t>1</w:t>
+      </w:r>
+      <w:r>
+        <w:rPr>
+          <w:rStyle w:val="OperatorTok"/>
+        </w:rPr>
+        <w:t>;</w:t>
+      </w:r>
+      <w:r>
+        <w:rPr>
+          <w:rStyle w:val="NormalTok"/>
+        </w:rPr>
+        <w:t xml:space="preserve"> }</w:t>
+      </w:r>
+      <w:r>
+        <w:br/>
+      </w:r>
+      <w:r>
+        <w:rPr>
+          <w:rStyle w:val="NormalTok"/>
+        </w:rPr>
+        <w:t xml:space="preserve">    </w:t>
+      </w:r>
+      <w:r>
+        <w:rPr>
+          <w:rStyle w:val="ControlFlowTok"/>
+        </w:rPr>
+        <w:t>else</w:t>
+      </w:r>
+      <w:r>
+        <w:rPr>
+          <w:rStyle w:val="NormalTok"/>
+        </w:rPr>
+        <w:t xml:space="preserve"> hi </w:t>
+      </w:r>
+      <w:r>
+        <w:rPr>
+          <w:rStyle w:val="OperatorTok"/>
+        </w:rPr>
+        <w:t>=</w:t>
+      </w:r>
+      <w:r>
+        <w:rPr>
+          <w:rStyle w:val="NormalTok"/>
+        </w:rPr>
+        <w:t xml:space="preserve"> mid </w:t>
+      </w:r>
+      <w:r>
+        <w:rPr>
+          <w:rStyle w:val="OperatorTok"/>
+        </w:rPr>
+        <w:t>-</w:t>
+      </w:r>
+      <w:r>
+        <w:rPr>
+          <w:rStyle w:val="NormalTok"/>
+        </w:rPr>
+        <w:t xml:space="preserve"> </w:t>
+      </w:r>
+      <w:r>
+        <w:rPr>
+          <w:rStyle w:val="DecValTok"/>
+        </w:rPr>
+        <w:t>1</w:t>
+      </w:r>
+      <w:r>
+        <w:rPr>
+          <w:rStyle w:val="OperatorTok"/>
+        </w:rPr>
+        <w:t>;</w:t>
+      </w:r>
+      <w:r>
+        <w:br/>
+      </w:r>
+      <w:r>
+        <w:rPr>
+          <w:rStyle w:val="NormalTok"/>
+        </w:rPr>
         <w:lastRenderedPageBreak/>
-        <w:t xml:space="preserve">  </w:t>
-      </w:r>
-      <w:r>
-        <w:rPr>
-          <w:rStyle w:val="ControlFlowTok"/>
-        </w:rPr>
-        <w:t>while</w:t>
-      </w:r>
-      <w:r>
-        <w:rPr>
-          <w:rStyle w:val="NormalTok"/>
-        </w:rPr>
-        <w:t xml:space="preserve"> (lo </w:t>
-      </w:r>
-      <w:r>
-        <w:rPr>
-          <w:rStyle w:val="OperatorTok"/>
-        </w:rPr>
-        <w:t>&lt;=</w:t>
-      </w:r>
-      <w:r>
-        <w:rPr>
-          <w:rStyle w:val="NormalTok"/>
-        </w:rPr>
-        <w:t xml:space="preserve"> hi) {</w:t>
-      </w:r>
-      <w:r>
-        <w:br/>
-      </w:r>
-      <w:r>
-        <w:rPr>
-          <w:rStyle w:val="NormalTok"/>
-        </w:rPr>
-        <w:t xml:space="preserve">    </w:t>
-      </w:r>
-      <w:r>
-        <w:rPr>
-          <w:rStyle w:val="KeywordTok"/>
-        </w:rPr>
-        <w:t>const</w:t>
-      </w:r>
-      <w:r>
-        <w:rPr>
-          <w:rStyle w:val="NormalTok"/>
-        </w:rPr>
-        <w:t xml:space="preserve"> mid </w:t>
-      </w:r>
-      <w:r>
-        <w:rPr>
-          <w:rStyle w:val="OperatorTok"/>
-        </w:rPr>
-        <w:t>=</w:t>
-      </w:r>
-      <w:r>
-        <w:rPr>
-          <w:rStyle w:val="NormalTok"/>
-        </w:rPr>
-        <w:t xml:space="preserve"> (lo </w:t>
-      </w:r>
-      <w:r>
-        <w:rPr>
-          <w:rStyle w:val="OperatorTok"/>
-        </w:rPr>
-        <w:t>+</w:t>
-      </w:r>
-      <w:r>
-        <w:rPr>
-          <w:rStyle w:val="NormalTok"/>
-        </w:rPr>
-        <w:t xml:space="preserve"> hi) </w:t>
-      </w:r>
-      <w:r>
-        <w:rPr>
-          <w:rStyle w:val="OperatorTok"/>
-        </w:rPr>
-        <w:t>&gt;&gt;</w:t>
-      </w:r>
-      <w:r>
-        <w:rPr>
-          <w:rStyle w:val="NormalTok"/>
-        </w:rPr>
-        <w:t xml:space="preserve"> </w:t>
-      </w:r>
-      <w:r>
-        <w:rPr>
-          <w:rStyle w:val="DecValTok"/>
-        </w:rPr>
-        <w:t>1</w:t>
-      </w:r>
-      <w:r>
-        <w:rPr>
-          <w:rStyle w:val="OperatorTok"/>
-        </w:rPr>
-        <w:t>;</w:t>
-      </w:r>
-      <w:r>
-        <w:br/>
-      </w:r>
-      <w:r>
-        <w:rPr>
-          <w:rStyle w:val="NormalTok"/>
-        </w:rPr>
-        <w:t xml:space="preserve">    </w:t>
-      </w:r>
-      <w:r>
-        <w:rPr>
-          <w:rStyle w:val="ControlFlowTok"/>
-        </w:rPr>
-        <w:t>if</w:t>
-      </w:r>
-      <w:r>
-        <w:rPr>
-          <w:rStyle w:val="NormalTok"/>
-        </w:rPr>
-        <w:t xml:space="preserve"> (measureTimes[mid]</w:t>
-      </w:r>
-      <w:r>
-        <w:rPr>
-          <w:rStyle w:val="OperatorTok"/>
-        </w:rPr>
-        <w:t>.</w:t>
-      </w:r>
-      <w:r>
-        <w:rPr>
-          <w:rStyle w:val="AttributeTok"/>
-        </w:rPr>
-        <w:t>time</w:t>
-      </w:r>
-      <w:r>
-        <w:rPr>
-          <w:rStyle w:val="NormalTok"/>
-        </w:rPr>
-        <w:t xml:space="preserve"> </w:t>
-      </w:r>
-      <w:r>
-        <w:rPr>
-          <w:rStyle w:val="OperatorTok"/>
-        </w:rPr>
-        <w:t>&lt;=</w:t>
-      </w:r>
-      <w:r>
-        <w:rPr>
-          <w:rStyle w:val="NormalTok"/>
-        </w:rPr>
-        <w:t xml:space="preserve"> t) { ans </w:t>
-      </w:r>
-      <w:r>
-        <w:rPr>
-          <w:rStyle w:val="OperatorTok"/>
-        </w:rPr>
-        <w:t>=</w:t>
-      </w:r>
-      <w:r>
-        <w:rPr>
-          <w:rStyle w:val="NormalTok"/>
-        </w:rPr>
-        <w:t xml:space="preserve"> mid</w:t>
-      </w:r>
-      <w:r>
-        <w:rPr>
-          <w:rStyle w:val="OperatorTok"/>
-        </w:rPr>
-        <w:t>;</w:t>
-      </w:r>
-      <w:r>
-        <w:rPr>
-          <w:rStyle w:val="NormalTok"/>
-        </w:rPr>
-        <w:t xml:space="preserve"> lo </w:t>
-      </w:r>
-      <w:r>
-        <w:rPr>
-          <w:rStyle w:val="OperatorTok"/>
-        </w:rPr>
-        <w:t>=</w:t>
-      </w:r>
-      <w:r>
-        <w:rPr>
-          <w:rStyle w:val="NormalTok"/>
-        </w:rPr>
-        <w:t xml:space="preserve"> mid </w:t>
-      </w:r>
-      <w:r>
-        <w:rPr>
-          <w:rStyle w:val="OperatorTok"/>
-        </w:rPr>
-        <w:t>+</w:t>
-      </w:r>
-      <w:r>
-        <w:rPr>
-          <w:rStyle w:val="NormalTok"/>
-        </w:rPr>
-        <w:t xml:space="preserve"> </w:t>
-      </w:r>
-      <w:r>
-        <w:rPr>
-          <w:rStyle w:val="DecValTok"/>
-        </w:rPr>
-        <w:t>1</w:t>
-      </w:r>
-      <w:r>
-        <w:rPr>
-          <w:rStyle w:val="OperatorTok"/>
-        </w:rPr>
-        <w:t>;</w:t>
-      </w:r>
-      <w:r>
-        <w:rPr>
-          <w:rStyle w:val="NormalTok"/>
-        </w:rPr>
-        <w:t xml:space="preserve"> }</w:t>
-      </w:r>
-      <w:r>
-        <w:br/>
-      </w:r>
-      <w:r>
-        <w:rPr>
-          <w:rStyle w:val="NormalTok"/>
-        </w:rPr>
-        <w:t xml:space="preserve">    </w:t>
-      </w:r>
-      <w:r>
-        <w:rPr>
-          <w:rStyle w:val="ControlFlowTok"/>
-        </w:rPr>
-        <w:t>else</w:t>
-      </w:r>
-      <w:r>
-        <w:rPr>
-          <w:rStyle w:val="NormalTok"/>
-        </w:rPr>
-        <w:t xml:space="preserve"> hi </w:t>
-      </w:r>
-      <w:r>
-        <w:rPr>
-          <w:rStyle w:val="OperatorTok"/>
-        </w:rPr>
-        <w:t>=</w:t>
-      </w:r>
-      <w:r>
-        <w:rPr>
-          <w:rStyle w:val="NormalTok"/>
-        </w:rPr>
-        <w:t xml:space="preserve"> mid </w:t>
-      </w:r>
-      <w:r>
-        <w:rPr>
-          <w:rStyle w:val="OperatorTok"/>
-        </w:rPr>
-        <w:t>-</w:t>
-      </w:r>
-      <w:r>
-        <w:rPr>
-          <w:rStyle w:val="NormalTok"/>
-        </w:rPr>
-        <w:t xml:space="preserve"> </w:t>
-      </w:r>
-      <w:r>
-        <w:rPr>
-          <w:rStyle w:val="DecValTok"/>
-        </w:rPr>
-        <w:t>1</w:t>
-      </w:r>
-      <w:r>
-        <w:rPr>
-          <w:rStyle w:val="OperatorTok"/>
-        </w:rPr>
-        <w:t>;</w:t>
-      </w:r>
-      <w:r>
-        <w:br/>
-      </w:r>
-      <w:r>
-        <w:rPr>
-          <w:rStyle w:val="NormalTok"/>
-        </w:rPr>
         <w:t xml:space="preserve">  }</w:t>
       </w:r>
       <w:r>
@@ -18045,7 +17847,10 @@
         <w:t>timeupdate</w:t>
       </w:r>
       <w:r>
-        <w:t xml:space="preserve"> (≈250ms </w:t>
+        <w:t xml:space="preserve"> </w:t>
+      </w:r>
+      <w:r>
+        <w:t xml:space="preserve">(≈250ms </w:t>
       </w:r>
       <w:r>
         <w:t>주기</w:t>
@@ -19011,7 +18816,7 @@
         <w:pStyle w:val="2"/>
       </w:pPr>
       <w:bookmarkStart w:id="43" w:name="X80ec2a46de57cb7490d1419bb04fef30e32ad50"/>
-      <w:bookmarkStart w:id="44" w:name="_Toc229333389"/>
+      <w:bookmarkStart w:id="44" w:name="_Toc229333911"/>
       <w:bookmarkEnd w:id="38"/>
       <w:bookmarkEnd w:id="42"/>
       <w:r>
@@ -19965,7 +19770,7 @@
         <w:pStyle w:val="1"/>
       </w:pPr>
       <w:bookmarkStart w:id="45" w:name="Xf4002b5eb6da1ba95435dc8b8f652d837057d2d"/>
-      <w:bookmarkStart w:id="46" w:name="_Toc229333390"/>
+      <w:bookmarkStart w:id="46" w:name="_Toc229333912"/>
       <w:bookmarkEnd w:id="30"/>
       <w:bookmarkEnd w:id="43"/>
       <w:r>
@@ -19982,7 +19787,7 @@
         <w:pStyle w:val="2"/>
       </w:pPr>
       <w:bookmarkStart w:id="47" w:name="X9f6a96b96ac9598e60bf2cf74be89f288c00838"/>
-      <w:bookmarkStart w:id="48" w:name="_Toc229333391"/>
+      <w:bookmarkStart w:id="48" w:name="_Toc229333913"/>
       <w:r>
         <w:t xml:space="preserve">5.1 </w:t>
       </w:r>
@@ -20218,7 +20023,7 @@
         <w:pStyle w:val="2"/>
       </w:pPr>
       <w:bookmarkStart w:id="49" w:name="X81d60892487c9d4a53898137f2a42d504645a00"/>
-      <w:bookmarkStart w:id="50" w:name="_Toc229333392"/>
+      <w:bookmarkStart w:id="50" w:name="_Toc229333914"/>
       <w:bookmarkEnd w:id="47"/>
       <w:r>
         <w:t xml:space="preserve">5.2 </w:t>
@@ -20726,7 +20531,7 @@
         <w:pStyle w:val="2"/>
       </w:pPr>
       <w:bookmarkStart w:id="51" w:name="X81aa967c8f0790327e266ef891104d116cafa75"/>
-      <w:bookmarkStart w:id="52" w:name="_Toc229333393"/>
+      <w:bookmarkStart w:id="52" w:name="_Toc229333915"/>
       <w:bookmarkEnd w:id="49"/>
       <w:r>
         <w:t xml:space="preserve">5.3 </w:t>
@@ -21520,7 +21325,7 @@
         <w:pStyle w:val="2"/>
       </w:pPr>
       <w:bookmarkStart w:id="53" w:name="Xd81d8b91d09098e6e563e36fd663052e35febcc"/>
-      <w:bookmarkStart w:id="54" w:name="_Toc229333394"/>
+      <w:bookmarkStart w:id="54" w:name="_Toc229333916"/>
       <w:bookmarkEnd w:id="51"/>
       <w:r>
         <w:t xml:space="preserve">5.4 </w:t>
@@ -21757,7 +21562,7 @@
         <w:pStyle w:val="1"/>
       </w:pPr>
       <w:bookmarkStart w:id="55" w:name="X91f2665d8eef50ab94252fdf7edf63000af2577"/>
-      <w:bookmarkStart w:id="56" w:name="_Toc229333395"/>
+      <w:bookmarkStart w:id="56" w:name="_Toc229333917"/>
       <w:bookmarkEnd w:id="45"/>
       <w:bookmarkEnd w:id="53"/>
       <w:r>
@@ -21773,7 +21578,7 @@
         <w:pStyle w:val="2"/>
       </w:pPr>
       <w:bookmarkStart w:id="57" w:name="Xbe177b38f32978fc27761aea0c18e411f24b5e4"/>
-      <w:bookmarkStart w:id="58" w:name="_Toc229333396"/>
+      <w:bookmarkStart w:id="58" w:name="_Toc229333918"/>
       <w:r>
         <w:t xml:space="preserve">6.1 </w:t>
       </w:r>
@@ -21988,7 +21793,7 @@
         <w:pStyle w:val="2"/>
       </w:pPr>
       <w:bookmarkStart w:id="59" w:name="X3191040cc31e8de9c3997ddfef2c59b4868a146"/>
-      <w:bookmarkStart w:id="60" w:name="_Toc229333397"/>
+      <w:bookmarkStart w:id="60" w:name="_Toc229333919"/>
       <w:bookmarkEnd w:id="57"/>
       <w:r>
         <w:lastRenderedPageBreak/>
@@ -22213,7 +22018,7 @@
         <w:pStyle w:val="2"/>
       </w:pPr>
       <w:bookmarkStart w:id="61" w:name="X3ebca3c716d45377f247f6e60f44851349925da"/>
-      <w:bookmarkStart w:id="62" w:name="_Toc229333398"/>
+      <w:bookmarkStart w:id="62" w:name="_Toc229333920"/>
       <w:bookmarkEnd w:id="59"/>
       <w:r>
         <w:t xml:space="preserve">6.3 </w:t>
@@ -22834,7 +22639,7 @@
         <w:pStyle w:val="2"/>
       </w:pPr>
       <w:bookmarkStart w:id="66" w:name="X13c9233028e3179227fda6ba7ffcb57f6bb1b66"/>
-      <w:bookmarkStart w:id="67" w:name="_Toc229333399"/>
+      <w:bookmarkStart w:id="67" w:name="_Toc229333921"/>
       <w:bookmarkEnd w:id="61"/>
       <w:bookmarkEnd w:id="65"/>
       <w:r>
@@ -23365,7 +23170,13 @@
               <w:rPr>
                 <w:sz w:val="20"/>
               </w:rPr>
-              <w:t xml:space="preserve"> 12</w:t>
+              <w:t xml:space="preserve"> </w:t>
+            </w:r>
+            <w:r>
+              <w:rPr>
+                <w:sz w:val="20"/>
+              </w:rPr>
+              <w:t>12</w:t>
             </w:r>
             <w:r>
               <w:rPr>
@@ -23631,7 +23442,7 @@
         <w:pStyle w:val="2"/>
       </w:pPr>
       <w:bookmarkStart w:id="68" w:name="X8ed664cd3534fb982ae441c5bf4de1157b1359a"/>
-      <w:bookmarkStart w:id="69" w:name="_Toc229333400"/>
+      <w:bookmarkStart w:id="69" w:name="_Toc229333922"/>
       <w:bookmarkEnd w:id="66"/>
       <w:r>
         <w:t xml:space="preserve">6.5 </w:t>
@@ -23763,7 +23574,7 @@
         <w:pStyle w:val="1"/>
       </w:pPr>
       <w:bookmarkStart w:id="70" w:name="X3dbf30533f909105dbec0127dff03e680be804a"/>
-      <w:bookmarkStart w:id="71" w:name="_Toc229333401"/>
+      <w:bookmarkStart w:id="71" w:name="_Toc229333923"/>
       <w:bookmarkEnd w:id="55"/>
       <w:bookmarkEnd w:id="68"/>
       <w:r>
@@ -23779,7 +23590,7 @@
         <w:pStyle w:val="2"/>
       </w:pPr>
       <w:bookmarkStart w:id="72" w:name="Xd7597af85020797d922d59abd85be193a6023f9"/>
-      <w:bookmarkStart w:id="73" w:name="_Toc229333402"/>
+      <w:bookmarkStart w:id="73" w:name="_Toc229333924"/>
       <w:r>
         <w:t xml:space="preserve">7.1 </w:t>
       </w:r>
@@ -24162,7 +23973,6 @@
               <w:rPr>
                 <w:sz w:val="20"/>
               </w:rPr>
-              <w:lastRenderedPageBreak/>
               <w:t>변화</w:t>
             </w:r>
           </w:p>
@@ -24231,6 +24041,7 @@
         <w:pStyle w:val="a0"/>
       </w:pPr>
       <w:r>
+        <w:lastRenderedPageBreak/>
         <w:t>대응표본</w:t>
       </w:r>
       <w:r>
@@ -24326,7 +24137,7 @@
         <w:pStyle w:val="2"/>
       </w:pPr>
       <w:bookmarkStart w:id="74" w:name="X17de8335b8ffba5affc43a3f347692894d2182f"/>
-      <w:bookmarkStart w:id="75" w:name="_Toc229333403"/>
+      <w:bookmarkStart w:id="75" w:name="_Toc229333925"/>
       <w:bookmarkEnd w:id="72"/>
       <w:r>
         <w:t xml:space="preserve">7.2 </w:t>
@@ -24519,7 +24330,7 @@
         <w:pStyle w:val="2"/>
       </w:pPr>
       <w:bookmarkStart w:id="76" w:name="X738712068da9ab747be1b6905f779a5b04e0195"/>
-      <w:bookmarkStart w:id="77" w:name="_Toc229333404"/>
+      <w:bookmarkStart w:id="77" w:name="_Toc229333926"/>
       <w:bookmarkEnd w:id="74"/>
       <w:r>
         <w:t xml:space="preserve">7.3 </w:t>
@@ -24653,7 +24464,7 @@
         <w:pStyle w:val="2"/>
       </w:pPr>
       <w:bookmarkStart w:id="78" w:name="X26f1df3c685f6a296aad822d958f0c37d7b3fea"/>
-      <w:bookmarkStart w:id="79" w:name="_Toc229333405"/>
+      <w:bookmarkStart w:id="79" w:name="_Toc229333927"/>
       <w:bookmarkEnd w:id="76"/>
       <w:r>
         <w:t xml:space="preserve">7.4 </w:t>
@@ -25136,7 +24947,7 @@
         <w:pStyle w:val="1"/>
       </w:pPr>
       <w:bookmarkStart w:id="80" w:name="X00574663886532a57644dd7a0a1cd85b3b193fa"/>
-      <w:bookmarkStart w:id="81" w:name="_Toc229333406"/>
+      <w:bookmarkStart w:id="81" w:name="_Toc229333928"/>
       <w:bookmarkEnd w:id="70"/>
       <w:bookmarkEnd w:id="78"/>
       <w:r>
@@ -25152,7 +24963,7 @@
         <w:pStyle w:val="2"/>
       </w:pPr>
       <w:bookmarkStart w:id="82" w:name="X2debc93d832b58a2bc2cff767dc7f8b6e44851b"/>
-      <w:bookmarkStart w:id="83" w:name="_Toc229333407"/>
+      <w:bookmarkStart w:id="83" w:name="_Toc229333929"/>
       <w:r>
         <w:t xml:space="preserve">8.1 </w:t>
       </w:r>
@@ -25922,7 +25733,7 @@
         <w:pStyle w:val="2"/>
       </w:pPr>
       <w:bookmarkStart w:id="84" w:name="X26a85c26a8efad4e013700b36c9e9c0ea5c4ea8"/>
-      <w:bookmarkStart w:id="85" w:name="_Toc229333408"/>
+      <w:bookmarkStart w:id="85" w:name="_Toc229333930"/>
       <w:bookmarkEnd w:id="82"/>
       <w:r>
         <w:t xml:space="preserve">8.2 </w:t>
@@ -26330,7 +26141,6 @@
           <w:b/>
           <w:bCs/>
         </w:rPr>
-        <w:lastRenderedPageBreak/>
         <w:t>단일</w:t>
       </w:r>
       <w:r>
@@ -26440,7 +26250,7 @@
         <w:pStyle w:val="2"/>
       </w:pPr>
       <w:bookmarkStart w:id="86" w:name="Xe2815a45821d1fc3833ea852b22ef9a1c1831e1"/>
-      <w:bookmarkStart w:id="87" w:name="_Toc229333409"/>
+      <w:bookmarkStart w:id="87" w:name="_Toc229333931"/>
       <w:bookmarkEnd w:id="84"/>
       <w:r>
         <w:t xml:space="preserve">8.3 </w:t>
@@ -26940,7 +26750,7 @@
         <w:pStyle w:val="2"/>
       </w:pPr>
       <w:bookmarkStart w:id="88" w:name="X158671262cee452c4093587dbdde92d2df0c4d1"/>
-      <w:bookmarkStart w:id="89" w:name="_Toc229333410"/>
+      <w:bookmarkStart w:id="89" w:name="_Toc229333932"/>
       <w:bookmarkEnd w:id="86"/>
       <w:r>
         <w:t xml:space="preserve">8.4 </w:t>
@@ -27403,7 +27213,7 @@
         <w:pStyle w:val="1"/>
       </w:pPr>
       <w:bookmarkStart w:id="90" w:name="X85a3dfef226a30cf4fcf422db735afa28c89901"/>
-      <w:bookmarkStart w:id="91" w:name="_Toc229333411"/>
+      <w:bookmarkStart w:id="91" w:name="_Toc229333933"/>
       <w:bookmarkEnd w:id="80"/>
       <w:bookmarkEnd w:id="88"/>
       <w:r>
@@ -27995,7 +27805,7 @@
         <w:pStyle w:val="1"/>
       </w:pPr>
       <w:bookmarkStart w:id="92" w:name="X5a62866b0b01ad8d68899a6215bca9726362c9a"/>
-      <w:bookmarkStart w:id="93" w:name="_Toc229333412"/>
+      <w:bookmarkStart w:id="93" w:name="_Toc229333934"/>
       <w:bookmarkEnd w:id="90"/>
       <w:r>
         <w:t xml:space="preserve">10. </w:t>
@@ -29083,7 +28893,6 @@
           <w:b/>
           <w:bCs/>
         </w:rPr>
-        <w:lastRenderedPageBreak/>
         <w:t>의존성</w:t>
       </w:r>
       <w:r>
@@ -29322,7 +29131,7 @@
         <w:pStyle w:val="1"/>
       </w:pPr>
       <w:bookmarkStart w:id="94" w:name="참고문헌"/>
-      <w:bookmarkStart w:id="95" w:name="_Toc229333413"/>
+      <w:bookmarkStart w:id="95" w:name="_Toc229333935"/>
       <w:bookmarkEnd w:id="92"/>
       <w:r>
         <w:t>참고문헌</w:t>
@@ -29543,82 +29352,46 @@
         </w:numPr>
       </w:pPr>
       <w:r>
-        <w:t>봉정진</w:t>
+        <w:t>이흥렬</w:t>
+      </w:r>
+      <w:r>
+        <w:t xml:space="preserve">, </w:t>
+      </w:r>
+      <w:r>
+        <w:t>홍정수</w:t>
       </w:r>
       <w:r>
         <w:t xml:space="preserve"> (2017). </w:t>
       </w:r>
       <w:r>
-        <w:t>모차르트</w:t>
-      </w:r>
-      <w:r>
-        <w:t xml:space="preserve"> </w:t>
-      </w:r>
-      <w:r>
-        <w:t>〈피아노</w:t>
-      </w:r>
-      <w:r>
-        <w:t xml:space="preserve"> </w:t>
-      </w:r>
-      <w:r>
-        <w:t>소나타</w:t>
-      </w:r>
-      <w:r>
-        <w:t xml:space="preserve"> K. 545</w:t>
-      </w:r>
-      <w:r>
-        <w:t>〉</w:t>
-      </w:r>
-      <w:r>
-        <w:t xml:space="preserve"> </w:t>
-      </w:r>
-      <w:r>
-        <w:t>분석</w:t>
-      </w:r>
-      <w:r>
-        <w:t xml:space="preserve"> </w:t>
-      </w:r>
-      <w:r>
-        <w:t>연구</w:t>
+        <w:rPr>
+          <w:i/>
+          <w:iCs/>
+        </w:rPr>
+        <w:t>음악사</w:t>
+      </w:r>
+      <w:r>
+        <w:rPr>
+          <w:i/>
+          <w:iCs/>
+        </w:rPr>
+        <w:t xml:space="preserve"> — </w:t>
+      </w:r>
+      <w:r>
+        <w:rPr>
+          <w:i/>
+          <w:iCs/>
+        </w:rPr>
+        <w:t>서양음악사</w:t>
       </w:r>
       <w:r>
         <w:t xml:space="preserve">. </w:t>
       </w:r>
       <w:r>
-        <w:t>건국대학교</w:t>
-      </w:r>
-      <w:r>
-        <w:t xml:space="preserve"> </w:t>
-      </w:r>
-      <w:r>
-        <w:t>대학원</w:t>
-      </w:r>
-      <w:r>
-        <w:t xml:space="preserve"> </w:t>
-      </w:r>
-      <w:r>
-        <w:t>음악학과</w:t>
-      </w:r>
-      <w:r>
-        <w:t xml:space="preserve"> </w:t>
-      </w:r>
-      <w:r>
-        <w:t>석사학위논문</w:t>
-      </w:r>
-      <w:r>
-        <w:t xml:space="preserve"> (</w:t>
-      </w:r>
-      <w:r>
-        <w:t>지도교수</w:t>
-      </w:r>
-      <w:r>
-        <w:t xml:space="preserve">: </w:t>
-      </w:r>
-      <w:r>
-        <w:t>김재미</w:t>
-      </w:r>
-      <w:r>
-        <w:t>).</w:t>
+        <w:t>음악춘추사</w:t>
+      </w:r>
+      <w:r>
+        <w:t>.</w:t>
       </w:r>
     </w:p>
     <w:p>
@@ -29630,280 +29403,73 @@
         </w:numPr>
       </w:pPr>
       <w:r>
-        <w:t>이흥렬</w:t>
-      </w:r>
-      <w:r>
-        <w:t xml:space="preserve">, </w:t>
-      </w:r>
-      <w:r>
-        <w:t>홍정수</w:t>
-      </w:r>
-      <w:r>
-        <w:t xml:space="preserve"> (2017). </w:t>
+        <w:t>이승로</w:t>
+      </w:r>
+      <w:r>
+        <w:t xml:space="preserve"> (2018). </w:t>
+      </w:r>
+      <w:r>
+        <w:t>모차르트</w:t>
+      </w:r>
+      <w:r>
+        <w:t xml:space="preserve"> K. 545 </w:t>
+      </w:r>
+      <w:r>
+        <w:t>의</w:t>
+      </w:r>
+      <w:r>
+        <w:t xml:space="preserve"> </w:t>
+      </w:r>
+      <w:r>
+        <w:t>형식</w:t>
+      </w:r>
+      <w:r>
+        <w:t xml:space="preserve"> </w:t>
+      </w:r>
+      <w:r>
+        <w:t>분석과</w:t>
+      </w:r>
+      <w:r>
+        <w:t xml:space="preserve"> </w:t>
+      </w:r>
+      <w:r>
+        <w:t>교수법적</w:t>
+      </w:r>
+      <w:r>
+        <w:t xml:space="preserve"> </w:t>
+      </w:r>
+      <w:r>
+        <w:t>활용</w:t>
+      </w:r>
+      <w:r>
+        <w:t xml:space="preserve">. </w:t>
       </w:r>
       <w:r>
         <w:rPr>
           <w:i/>
           <w:iCs/>
         </w:rPr>
-        <w:t>음악사</w:t>
-      </w:r>
-      <w:r>
-        <w:rPr>
-          <w:i/>
-          <w:iCs/>
-        </w:rPr>
-        <w:t xml:space="preserve"> — </w:t>
-      </w:r>
-      <w:r>
-        <w:rPr>
-          <w:i/>
-          <w:iCs/>
-        </w:rPr>
-        <w:t>서양음악사</w:t>
-      </w:r>
-      <w:r>
-        <w:t xml:space="preserve">. </w:t>
-      </w:r>
-      <w:r>
-        <w:t>음악춘추사</w:t>
-      </w:r>
-      <w:r>
-        <w:t>.</w:t>
+        <w:t>음악교육연구</w:t>
+      </w:r>
+      <w:r>
+        <w:t>, 47(2), 75–98. [</w:t>
+      </w:r>
+      <w:r>
+        <w:t>예시</w:t>
+      </w:r>
+      <w:r>
+        <w:t xml:space="preserve"> </w:t>
+      </w:r>
+      <w:r>
+        <w:t>인용</w:t>
+      </w:r>
+      <w:r>
+        <w:t>]</w:t>
       </w:r>
     </w:p>
     <w:p>
-      <w:pPr>
-        <w:pStyle w:val="Compact"/>
-        <w:numPr>
-          <w:ilvl w:val="0"/>
-          <w:numId w:val="20"/>
-        </w:numPr>
-      </w:pPr>
-      <w:r>
-        <w:t>이승로</w:t>
-      </w:r>
-      <w:r>
-        <w:t xml:space="preserve"> (2018). </w:t>
-      </w:r>
-      <w:r>
-        <w:t>모차르트</w:t>
-      </w:r>
-      <w:r>
-        <w:t xml:space="preserve"> K. 545 </w:t>
-      </w:r>
-      <w:r>
-        <w:t>의</w:t>
-      </w:r>
-      <w:r>
-        <w:t xml:space="preserve"> </w:t>
-      </w:r>
-      <w:r>
-        <w:t>형식</w:t>
-      </w:r>
-      <w:r>
-        <w:t xml:space="preserve"> </w:t>
-      </w:r>
-      <w:r>
-        <w:t>분석과</w:t>
-      </w:r>
-      <w:r>
-        <w:t xml:space="preserve"> </w:t>
-      </w:r>
-      <w:r>
-        <w:t>교수법적</w:t>
-      </w:r>
-      <w:r>
-        <w:t xml:space="preserve"> </w:t>
-      </w:r>
-      <w:r>
-        <w:t>활용</w:t>
-      </w:r>
-      <w:r>
-        <w:t xml:space="preserve">. </w:t>
-      </w:r>
-      <w:r>
-        <w:rPr>
-          <w:i/>
-          <w:iCs/>
-        </w:rPr>
-        <w:t>음악교육연구</w:t>
-      </w:r>
-      <w:r>
-        <w:t>, 47(2), 75–98. [</w:t>
-      </w:r>
-      <w:r>
-        <w:t>예시</w:t>
-      </w:r>
-      <w:r>
-        <w:t xml:space="preserve"> </w:t>
-      </w:r>
-      <w:r>
-        <w:t>인용</w:t>
-      </w:r>
-      <w:r>
-        <w:t>]</w:t>
-      </w:r>
-    </w:p>
-    <w:p>
-      <w:pPr>
-        <w:pStyle w:val="Compact"/>
-        <w:numPr>
-          <w:ilvl w:val="0"/>
-          <w:numId w:val="20"/>
-        </w:numPr>
-      </w:pPr>
-      <w:r>
-        <w:t>허영한</w:t>
-      </w:r>
-      <w:r>
-        <w:t xml:space="preserve"> </w:t>
-      </w:r>
-      <w:r>
-        <w:t>외</w:t>
-      </w:r>
-      <w:r>
-        <w:t xml:space="preserve"> (2012). </w:t>
-      </w:r>
-      <w:r>
-        <w:rPr>
-          <w:i/>
-          <w:iCs/>
-        </w:rPr>
-        <w:t>새</w:t>
-      </w:r>
-      <w:r>
-        <w:rPr>
-          <w:i/>
-          <w:iCs/>
-        </w:rPr>
-        <w:t xml:space="preserve"> </w:t>
-      </w:r>
-      <w:r>
-        <w:rPr>
-          <w:i/>
-          <w:iCs/>
-        </w:rPr>
-        <w:t>들으며</w:t>
-      </w:r>
-      <w:r>
-        <w:rPr>
-          <w:i/>
-          <w:iCs/>
-        </w:rPr>
-        <w:t xml:space="preserve"> </w:t>
-      </w:r>
-      <w:r>
-        <w:rPr>
-          <w:i/>
-          <w:iCs/>
-        </w:rPr>
-        <w:t>배우는</w:t>
-      </w:r>
-      <w:r>
-        <w:rPr>
-          <w:i/>
-          <w:iCs/>
-        </w:rPr>
-        <w:t xml:space="preserve"> </w:t>
-      </w:r>
-      <w:r>
-        <w:rPr>
-          <w:i/>
-          <w:iCs/>
-        </w:rPr>
-        <w:t>서양음악사</w:t>
-      </w:r>
-      <w:r>
-        <w:rPr>
-          <w:i/>
-          <w:iCs/>
-        </w:rPr>
-        <w:t xml:space="preserve"> 2</w:t>
-      </w:r>
-      <w:r>
-        <w:t xml:space="preserve">. </w:t>
-      </w:r>
-      <w:r>
-        <w:t>도서출판</w:t>
-      </w:r>
-      <w:r>
-        <w:t xml:space="preserve"> </w:t>
-      </w:r>
-      <w:r>
-        <w:t>심설당</w:t>
-      </w:r>
-      <w:r>
-        <w:t>.</w:t>
-      </w:r>
-    </w:p>
-    <w:p>
-      <w:pPr>
-        <w:pStyle w:val="Compact"/>
-        <w:numPr>
-          <w:ilvl w:val="0"/>
-          <w:numId w:val="20"/>
-        </w:numPr>
-      </w:pPr>
-      <w:r>
-        <w:t>홍정수</w:t>
-      </w:r>
-      <w:r>
-        <w:t xml:space="preserve"> </w:t>
-      </w:r>
-      <w:r>
-        <w:t>외</w:t>
-      </w:r>
-      <w:r>
-        <w:t xml:space="preserve"> (2006). </w:t>
-      </w:r>
-      <w:r>
-        <w:rPr>
-          <w:i/>
-          <w:iCs/>
-        </w:rPr>
-        <w:t>두길</w:t>
-      </w:r>
-      <w:r>
-        <w:rPr>
-          <w:i/>
-          <w:iCs/>
-        </w:rPr>
-        <w:t xml:space="preserve"> </w:t>
-      </w:r>
-      <w:r>
-        <w:rPr>
-          <w:i/>
-          <w:iCs/>
-        </w:rPr>
-        <w:t>서양음악사</w:t>
-      </w:r>
-      <w:r>
-        <w:rPr>
-          <w:i/>
-          <w:iCs/>
-        </w:rPr>
-        <w:t xml:space="preserve"> 2</w:t>
-      </w:r>
-      <w:r>
-        <w:t>. (</w:t>
-      </w:r>
-      <w:r>
-        <w:t>주</w:t>
-      </w:r>
-      <w:r>
-        <w:t xml:space="preserve">) </w:t>
-      </w:r>
-      <w:r>
-        <w:t>나남</w:t>
-      </w:r>
-      <w:r>
-        <w:t>.</w:t>
-      </w:r>
-    </w:p>
-    <w:p>
-      <w:r>
-        <w:pict w14:anchorId="0F6D7F56">
+      <w:r>
+        <w:pict w14:anchorId="44BA9E4B">
           <v:rect id="_x0000_i1025" style="width:0;height:1.5pt" o:hralign="center" o:hrstd="t" o:hr="t"/>
         </w:pict>
       </w:r>
@@ -30100,14 +29666,7 @@
           <w:i/>
           <w:iCs/>
         </w:rPr>
-        <w:t xml:space="preserve">Elements of Sonata Theory: Norms, Types, </w:t>
-      </w:r>
-      <w:r>
-        <w:rPr>
-          <w:i/>
-          <w:iCs/>
-        </w:rPr>
-        <w:t>and Deformations in the Late-Eighteenth-Century Sonata.</w:t>
+        <w:t>Elements of Sonata Theory: Norms, Types, and Deformations in the Late-Eighteenth-Century Sonata.</w:t>
       </w:r>
       <w:r>
         <w:t xml:space="preserve"> Oxford University Press.</w:t>
@@ -30364,7 +29923,6 @@
         </w:numPr>
       </w:pPr>
       <w:r>
-        <w:lastRenderedPageBreak/>
         <w:t xml:space="preserve">Sauro, J., &amp; Lewis, J. R. (2016). </w:t>
       </w:r>
       <w:r>
@@ -30372,14 +29930,7 @@
           <w:i/>
           <w:iCs/>
         </w:rPr>
-        <w:t xml:space="preserve">Quantifying the User Experience: </w:t>
-      </w:r>
-      <w:r>
-        <w:rPr>
-          <w:i/>
-          <w:iCs/>
-        </w:rPr>
-        <w:t>Practical Statistics for User Research</w:t>
+        <w:t>Quantifying the User Experience: Practical Statistics for User Research</w:t>
       </w:r>
       <w:r>
         <w:t xml:space="preserve"> (2nd ed.). Morgan Kaufmann.</w:t>
@@ -30434,7 +29985,7 @@
         <w:pStyle w:val="1"/>
       </w:pPr>
       <w:bookmarkStart w:id="96" w:name="부록-a-시스템-화면"/>
-      <w:bookmarkStart w:id="97" w:name="_Toc229333414"/>
+      <w:bookmarkStart w:id="97" w:name="_Toc229333936"/>
       <w:bookmarkEnd w:id="94"/>
       <w:r>
         <w:t>부록</w:t>
@@ -30685,7 +30236,7 @@
         <w:pStyle w:val="1"/>
       </w:pPr>
       <w:bookmarkStart w:id="98" w:name="부록-b-평가-도구"/>
-      <w:bookmarkStart w:id="99" w:name="_Toc229333415"/>
+      <w:bookmarkStart w:id="99" w:name="_Toc229333937"/>
       <w:bookmarkEnd w:id="96"/>
       <w:r>
         <w:t>부록</w:t>
@@ -30709,7 +30260,7 @@
         <w:pStyle w:val="2"/>
       </w:pPr>
       <w:bookmarkStart w:id="100" w:name="b1-형식-식별-과제-발췌-목록"/>
-      <w:bookmarkStart w:id="101" w:name="_Toc229333416"/>
+      <w:bookmarkStart w:id="101" w:name="_Toc229333938"/>
       <w:r>
         <w:t xml:space="preserve">B.1 </w:t>
       </w:r>
@@ -31677,7 +31228,7 @@
         <w:pStyle w:val="2"/>
       </w:pPr>
       <w:bookmarkStart w:id="102" w:name="b2-sus-한국어판-10문항"/>
-      <w:bookmarkStart w:id="103" w:name="_Toc229333417"/>
+      <w:bookmarkStart w:id="103" w:name="_Toc229333939"/>
       <w:bookmarkEnd w:id="100"/>
       <w:r>
         <w:t xml:space="preserve">B.2 SUS </w:t>
@@ -31748,7 +31299,7 @@
         <w:pStyle w:val="2"/>
       </w:pPr>
       <w:bookmarkStart w:id="104" w:name="b3-자유서술-코딩-기준"/>
-      <w:bookmarkStart w:id="105" w:name="_Toc229333418"/>
+      <w:bookmarkStart w:id="105" w:name="_Toc229333940"/>
       <w:bookmarkEnd w:id="102"/>
       <w:r>
         <w:t xml:space="preserve">B.3 </w:t>
@@ -32141,7 +31692,7 @@
   <w:abstractNum w:abstractNumId="0" w15:restartNumberingAfterBreak="0">
     <w:nsid w:val="0000A990"/>
     <w:multiLevelType w:val="multilevel"/>
-    <w:tmpl w:val="16FC062E"/>
+    <w:tmpl w:val="22D84062"/>
     <w:lvl w:ilvl="0">
       <w:numFmt w:val="bullet"/>
       <w:lvlText w:val=" "/>
@@ -32218,7 +31769,7 @@
   <w:abstractNum w:abstractNumId="1" w15:restartNumberingAfterBreak="0">
     <w:nsid w:val="0000A991"/>
     <w:multiLevelType w:val="multilevel"/>
-    <w:tmpl w:val="BCFC9738"/>
+    <w:tmpl w:val="B67C5E2A"/>
     <w:lvl w:ilvl="0">
       <w:numFmt w:val="bullet"/>
       <w:lvlText w:val=""/>
@@ -32322,7 +31873,7 @@
   <w:abstractNum w:abstractNumId="2" w15:restartNumberingAfterBreak="0">
     <w:nsid w:val="00A99411"/>
     <w:multiLevelType w:val="multilevel"/>
-    <w:tmpl w:val="199609E0"/>
+    <w:tmpl w:val="4EB04838"/>
     <w:lvl w:ilvl="0">
       <w:start w:val="1"/>
       <w:numFmt w:val="decimal"/>
@@ -32405,16 +31956,16 @@
       </w:pPr>
     </w:lvl>
   </w:abstractNum>
-  <w:num w:numId="1" w16cid:durableId="1795058820">
+  <w:num w:numId="1" w16cid:durableId="939526365">
     <w:abstractNumId w:val="0"/>
   </w:num>
-  <w:num w:numId="2" w16cid:durableId="2134909060">
+  <w:num w:numId="2" w16cid:durableId="1925188498">
     <w:abstractNumId w:val="1"/>
   </w:num>
-  <w:num w:numId="3" w16cid:durableId="1325207179">
+  <w:num w:numId="3" w16cid:durableId="450437261">
     <w:abstractNumId w:val="1"/>
   </w:num>
-  <w:num w:numId="4" w16cid:durableId="1526989135">
+  <w:num w:numId="4" w16cid:durableId="1492718925">
     <w:abstractNumId w:val="2"/>
     <w:lvlOverride w:ilvl="0">
       <w:startOverride w:val="1"/>
@@ -32444,19 +31995,19 @@
       <w:startOverride w:val="1"/>
     </w:lvlOverride>
   </w:num>
-  <w:num w:numId="5" w16cid:durableId="1515537596">
+  <w:num w:numId="5" w16cid:durableId="803700443">
     <w:abstractNumId w:val="1"/>
   </w:num>
-  <w:num w:numId="6" w16cid:durableId="1278371073">
+  <w:num w:numId="6" w16cid:durableId="1923828525">
     <w:abstractNumId w:val="1"/>
   </w:num>
-  <w:num w:numId="7" w16cid:durableId="1664503736">
+  <w:num w:numId="7" w16cid:durableId="843055933">
     <w:abstractNumId w:val="1"/>
   </w:num>
-  <w:num w:numId="8" w16cid:durableId="978993950">
+  <w:num w:numId="8" w16cid:durableId="264197740">
     <w:abstractNumId w:val="1"/>
   </w:num>
-  <w:num w:numId="9" w16cid:durableId="1388066590">
+  <w:num w:numId="9" w16cid:durableId="312413301">
     <w:abstractNumId w:val="2"/>
     <w:lvlOverride w:ilvl="0">
       <w:startOverride w:val="1"/>
@@ -32486,34 +32037,34 @@
       <w:startOverride w:val="1"/>
     </w:lvlOverride>
   </w:num>
-  <w:num w:numId="10" w16cid:durableId="1072584295">
+  <w:num w:numId="10" w16cid:durableId="1451051854">
     <w:abstractNumId w:val="1"/>
   </w:num>
-  <w:num w:numId="11" w16cid:durableId="1794136643">
+  <w:num w:numId="11" w16cid:durableId="310717687">
     <w:abstractNumId w:val="1"/>
   </w:num>
-  <w:num w:numId="12" w16cid:durableId="564729410">
+  <w:num w:numId="12" w16cid:durableId="1232078470">
     <w:abstractNumId w:val="1"/>
   </w:num>
-  <w:num w:numId="13" w16cid:durableId="1656058884">
+  <w:num w:numId="13" w16cid:durableId="460080460">
     <w:abstractNumId w:val="1"/>
   </w:num>
-  <w:num w:numId="14" w16cid:durableId="1375933578">
+  <w:num w:numId="14" w16cid:durableId="714308534">
     <w:abstractNumId w:val="1"/>
   </w:num>
-  <w:num w:numId="15" w16cid:durableId="1161846268">
+  <w:num w:numId="15" w16cid:durableId="640185778">
     <w:abstractNumId w:val="1"/>
   </w:num>
-  <w:num w:numId="16" w16cid:durableId="1869416074">
+  <w:num w:numId="16" w16cid:durableId="1450969330">
     <w:abstractNumId w:val="1"/>
   </w:num>
-  <w:num w:numId="17" w16cid:durableId="1052540520">
+  <w:num w:numId="17" w16cid:durableId="1021276636">
     <w:abstractNumId w:val="1"/>
   </w:num>
-  <w:num w:numId="18" w16cid:durableId="1870027321">
+  <w:num w:numId="18" w16cid:durableId="1688678579">
     <w:abstractNumId w:val="1"/>
   </w:num>
-  <w:num w:numId="19" w16cid:durableId="1874683343">
+  <w:num w:numId="19" w16cid:durableId="1370303583">
     <w:abstractNumId w:val="2"/>
     <w:lvlOverride w:ilvl="0">
       <w:startOverride w:val="1"/>
@@ -32543,16 +32094,16 @@
       <w:startOverride w:val="1"/>
     </w:lvlOverride>
   </w:num>
-  <w:num w:numId="20" w16cid:durableId="214318378">
+  <w:num w:numId="20" w16cid:durableId="2096783748">
     <w:abstractNumId w:val="1"/>
   </w:num>
-  <w:num w:numId="21" w16cid:durableId="1672876536">
+  <w:num w:numId="21" w16cid:durableId="721292076">
     <w:abstractNumId w:val="1"/>
   </w:num>
-  <w:num w:numId="22" w16cid:durableId="1311518121">
+  <w:num w:numId="22" w16cid:durableId="1497957536">
     <w:abstractNumId w:val="1"/>
   </w:num>
-  <w:num w:numId="23" w16cid:durableId="1741706216">
+  <w:num w:numId="23" w16cid:durableId="1834107922">
     <w:abstractNumId w:val="1"/>
   </w:num>
 </w:numbering>
@@ -33795,7 +33346,7 @@
     <w:next w:val="a"/>
     <w:autoRedefine/>
     <w:uiPriority w:val="39"/>
-    <w:rsid w:val="00DB1731"/>
+    <w:rsid w:val="00175319"/>
   </w:style>
   <w:style w:type="paragraph" w:styleId="20">
     <w:name w:val="toc 2"/>
@@ -33803,7 +33354,7 @@
     <w:next w:val="a"/>
     <w:autoRedefine/>
     <w:uiPriority w:val="39"/>
-    <w:rsid w:val="00DB1731"/>
+    <w:rsid w:val="00175319"/>
     <w:pPr>
       <w:ind w:leftChars="200" w:left="425"/>
     </w:pPr>
@@ -33812,7 +33363,7 @@
     <w:name w:val="header"/>
     <w:basedOn w:val="a"/>
     <w:link w:val="Char2"/>
-    <w:rsid w:val="00DB1731"/>
+    <w:rsid w:val="00175319"/>
     <w:pPr>
       <w:tabs>
         <w:tab w:val="center" w:pos="4513"/>
@@ -33825,13 +33376,13 @@
     <w:name w:val="머리글 Char"/>
     <w:basedOn w:val="a1"/>
     <w:link w:val="ad"/>
-    <w:rsid w:val="00DB1731"/>
+    <w:rsid w:val="00175319"/>
   </w:style>
   <w:style w:type="paragraph" w:styleId="ae">
     <w:name w:val="footer"/>
     <w:basedOn w:val="a"/>
     <w:link w:val="Char3"/>
-    <w:rsid w:val="00DB1731"/>
+    <w:rsid w:val="00175319"/>
     <w:pPr>
       <w:tabs>
         <w:tab w:val="center" w:pos="4513"/>
@@ -33844,12 +33395,12 @@
     <w:name w:val="바닥글 Char"/>
     <w:basedOn w:val="a1"/>
     <w:link w:val="ae"/>
-    <w:rsid w:val="00DB1731"/>
+    <w:rsid w:val="00175319"/>
   </w:style>
   <w:style w:type="character" w:styleId="af">
     <w:name w:val="page number"/>
     <w:basedOn w:val="a1"/>
-    <w:rsid w:val="00DB1731"/>
+    <w:rsid w:val="00175319"/>
   </w:style>
 </w:styles>
 </file>

--- a/ko/paper/paper_ko.docx
+++ b/ko/paper/paper_ko.docx
@@ -114,4676 +114,11 @@
         <w:t>2026-05-08</w:t>
       </w:r>
     </w:p>
-    <w:sdt>
-      <w:sdtPr>
-        <w:rPr>
-          <w:rFonts w:asciiTheme="minorHAnsi" w:eastAsiaTheme="minorEastAsia" w:hAnsiTheme="minorHAnsi" w:cstheme="minorBidi"/>
-          <w:color w:val="auto"/>
-          <w:sz w:val="24"/>
-          <w:szCs w:val="24"/>
-        </w:rPr>
-        <w:id w:val="592285476"/>
-        <w:docPartObj>
-          <w:docPartGallery w:val="Table of Contents"/>
-          <w:docPartUnique/>
-        </w:docPartObj>
-      </w:sdtPr>
-      <w:sdtEndPr>
-        <w:rPr>
-          <w:rFonts w:ascii="Times New Roman" w:eastAsia="맑은 고딕" w:hAnsi="Times New Roman" w:cs="Times New Roman"/>
-          <w:b w:val="0"/>
-          <w:sz w:val="22"/>
-        </w:rPr>
-      </w:sdtEndPr>
-      <w:sdtContent>
-        <w:p>
-          <w:pPr>
-            <w:pStyle w:val="TOC"/>
-          </w:pPr>
-          <w:r>
-            <w:t>Table of Contents</w:t>
-          </w:r>
-        </w:p>
-        <w:p>
-          <w:pPr>
-            <w:pStyle w:val="10"/>
-            <w:tabs>
-              <w:tab w:val="right" w:leader="dot" w:pos="9350"/>
-            </w:tabs>
-            <w:rPr>
-              <w:noProof/>
-            </w:rPr>
-          </w:pPr>
-          <w:r>
-            <w:fldChar w:fldCharType="begin"/>
-          </w:r>
-          <w:r>
-            <w:instrText>TOC \o "1-2" \h \z \u</w:instrText>
-          </w:r>
-          <w:r>
-            <w:fldChar w:fldCharType="separate"/>
-          </w:r>
-          <w:hyperlink w:anchor="_Toc229333891" w:history="1">
-            <w:r>
-              <w:rPr>
-                <w:rStyle w:val="ac"/>
-                <w:noProof/>
-              </w:rPr>
-              <w:t>국문</w:t>
-            </w:r>
-            <w:r>
-              <w:rPr>
-                <w:rStyle w:val="ac"/>
-                <w:noProof/>
-              </w:rPr>
-              <w:t xml:space="preserve"> </w:t>
-            </w:r>
-            <w:r>
-              <w:rPr>
-                <w:rStyle w:val="ac"/>
-                <w:noProof/>
-              </w:rPr>
-              <w:t>초록</w:t>
-            </w:r>
-            <w:r>
-              <w:rPr>
-                <w:noProof/>
-                <w:webHidden/>
-              </w:rPr>
-              <w:tab/>
-            </w:r>
-            <w:r>
-              <w:rPr>
-                <w:noProof/>
-                <w:webHidden/>
-              </w:rPr>
-              <w:fldChar w:fldCharType="begin"/>
-            </w:r>
-            <w:r>
-              <w:rPr>
-                <w:noProof/>
-                <w:webHidden/>
-              </w:rPr>
-              <w:instrText xml:space="preserve"> PAGEREF _Toc229333891 \h </w:instrText>
-            </w:r>
-            <w:r>
-              <w:rPr>
-                <w:noProof/>
-                <w:webHidden/>
-              </w:rPr>
-            </w:r>
-            <w:r>
-              <w:rPr>
-                <w:noProof/>
-                <w:webHidden/>
-              </w:rPr>
-              <w:fldChar w:fldCharType="separate"/>
-            </w:r>
-            <w:r>
-              <w:rPr>
-                <w:noProof/>
-                <w:webHidden/>
-              </w:rPr>
-              <w:t>4</w:t>
-            </w:r>
-            <w:r>
-              <w:rPr>
-                <w:noProof/>
-                <w:webHidden/>
-              </w:rPr>
-              <w:fldChar w:fldCharType="end"/>
-            </w:r>
-          </w:hyperlink>
-        </w:p>
-        <w:p>
-          <w:pPr>
-            <w:pStyle w:val="10"/>
-            <w:tabs>
-              <w:tab w:val="right" w:leader="dot" w:pos="9350"/>
-            </w:tabs>
-            <w:rPr>
-              <w:noProof/>
-            </w:rPr>
-          </w:pPr>
-          <w:hyperlink w:anchor="_Toc229333892" w:history="1">
-            <w:r>
-              <w:rPr>
-                <w:rStyle w:val="ac"/>
-                <w:noProof/>
-              </w:rPr>
-              <w:t>Abstract (English)</w:t>
-            </w:r>
-            <w:r>
-              <w:rPr>
-                <w:noProof/>
-                <w:webHidden/>
-              </w:rPr>
-              <w:tab/>
-            </w:r>
-            <w:r>
-              <w:rPr>
-                <w:noProof/>
-                <w:webHidden/>
-              </w:rPr>
-              <w:fldChar w:fldCharType="begin"/>
-            </w:r>
-            <w:r>
-              <w:rPr>
-                <w:noProof/>
-                <w:webHidden/>
-              </w:rPr>
-              <w:instrText xml:space="preserve"> PAGEREF _Toc229333892 \h </w:instrText>
-            </w:r>
-            <w:r>
-              <w:rPr>
-                <w:noProof/>
-                <w:webHidden/>
-              </w:rPr>
-            </w:r>
-            <w:r>
-              <w:rPr>
-                <w:noProof/>
-                <w:webHidden/>
-              </w:rPr>
-              <w:fldChar w:fldCharType="separate"/>
-            </w:r>
-            <w:r>
-              <w:rPr>
-                <w:noProof/>
-                <w:webHidden/>
-              </w:rPr>
-              <w:t>4</w:t>
-            </w:r>
-            <w:r>
-              <w:rPr>
-                <w:noProof/>
-                <w:webHidden/>
-              </w:rPr>
-              <w:fldChar w:fldCharType="end"/>
-            </w:r>
-          </w:hyperlink>
-        </w:p>
-        <w:p>
-          <w:pPr>
-            <w:pStyle w:val="10"/>
-            <w:tabs>
-              <w:tab w:val="right" w:leader="dot" w:pos="9350"/>
-            </w:tabs>
-            <w:rPr>
-              <w:noProof/>
-            </w:rPr>
-          </w:pPr>
-          <w:hyperlink w:anchor="_Toc229333893" w:history="1">
-            <w:r>
-              <w:rPr>
-                <w:rStyle w:val="ac"/>
-                <w:noProof/>
-              </w:rPr>
-              <w:t xml:space="preserve">1. </w:t>
-            </w:r>
-            <w:r>
-              <w:rPr>
-                <w:rStyle w:val="ac"/>
-                <w:noProof/>
-              </w:rPr>
-              <w:t>서론</w:t>
-            </w:r>
-            <w:r>
-              <w:rPr>
-                <w:noProof/>
-                <w:webHidden/>
-              </w:rPr>
-              <w:tab/>
-            </w:r>
-            <w:r>
-              <w:rPr>
-                <w:noProof/>
-                <w:webHidden/>
-              </w:rPr>
-              <w:fldChar w:fldCharType="begin"/>
-            </w:r>
-            <w:r>
-              <w:rPr>
-                <w:noProof/>
-                <w:webHidden/>
-              </w:rPr>
-              <w:instrText xml:space="preserve"> PAGEREF _Toc229333893 \h </w:instrText>
-            </w:r>
-            <w:r>
-              <w:rPr>
-                <w:noProof/>
-                <w:webHidden/>
-              </w:rPr>
-            </w:r>
-            <w:r>
-              <w:rPr>
-                <w:noProof/>
-                <w:webHidden/>
-              </w:rPr>
-              <w:fldChar w:fldCharType="separate"/>
-            </w:r>
-            <w:r>
-              <w:rPr>
-                <w:noProof/>
-                <w:webHidden/>
-              </w:rPr>
-              <w:t>5</w:t>
-            </w:r>
-            <w:r>
-              <w:rPr>
-                <w:noProof/>
-                <w:webHidden/>
-              </w:rPr>
-              <w:fldChar w:fldCharType="end"/>
-            </w:r>
-          </w:hyperlink>
-        </w:p>
-        <w:p>
-          <w:pPr>
-            <w:pStyle w:val="20"/>
-            <w:tabs>
-              <w:tab w:val="right" w:leader="dot" w:pos="9350"/>
-            </w:tabs>
-            <w:ind w:left="440"/>
-            <w:rPr>
-              <w:noProof/>
-            </w:rPr>
-          </w:pPr>
-          <w:hyperlink w:anchor="_Toc229333894" w:history="1">
-            <w:r>
-              <w:rPr>
-                <w:rStyle w:val="ac"/>
-                <w:noProof/>
-              </w:rPr>
-              <w:t xml:space="preserve">1.1 </w:t>
-            </w:r>
-            <w:r>
-              <w:rPr>
-                <w:rStyle w:val="ac"/>
-                <w:noProof/>
-              </w:rPr>
-              <w:t>연구의</w:t>
-            </w:r>
-            <w:r>
-              <w:rPr>
-                <w:rStyle w:val="ac"/>
-                <w:noProof/>
-              </w:rPr>
-              <w:t xml:space="preserve"> </w:t>
-            </w:r>
-            <w:r>
-              <w:rPr>
-                <w:rStyle w:val="ac"/>
-                <w:noProof/>
-              </w:rPr>
-              <w:t>필요성</w:t>
-            </w:r>
-            <w:r>
-              <w:rPr>
-                <w:noProof/>
-                <w:webHidden/>
-              </w:rPr>
-              <w:tab/>
-            </w:r>
-            <w:r>
-              <w:rPr>
-                <w:noProof/>
-                <w:webHidden/>
-              </w:rPr>
-              <w:fldChar w:fldCharType="begin"/>
-            </w:r>
-            <w:r>
-              <w:rPr>
-                <w:noProof/>
-                <w:webHidden/>
-              </w:rPr>
-              <w:instrText xml:space="preserve"> PAGEREF _Toc229333894 \h </w:instrText>
-            </w:r>
-            <w:r>
-              <w:rPr>
-                <w:noProof/>
-                <w:webHidden/>
-              </w:rPr>
-            </w:r>
-            <w:r>
-              <w:rPr>
-                <w:noProof/>
-                <w:webHidden/>
-              </w:rPr>
-              <w:fldChar w:fldCharType="separate"/>
-            </w:r>
-            <w:r>
-              <w:rPr>
-                <w:noProof/>
-                <w:webHidden/>
-              </w:rPr>
-              <w:t>5</w:t>
-            </w:r>
-            <w:r>
-              <w:rPr>
-                <w:noProof/>
-                <w:webHidden/>
-              </w:rPr>
-              <w:fldChar w:fldCharType="end"/>
-            </w:r>
-          </w:hyperlink>
-        </w:p>
-        <w:p>
-          <w:pPr>
-            <w:pStyle w:val="20"/>
-            <w:tabs>
-              <w:tab w:val="right" w:leader="dot" w:pos="9350"/>
-            </w:tabs>
-            <w:ind w:left="440"/>
-            <w:rPr>
-              <w:noProof/>
-            </w:rPr>
-          </w:pPr>
-          <w:hyperlink w:anchor="_Toc229333895" w:history="1">
-            <w:r>
-              <w:rPr>
-                <w:rStyle w:val="ac"/>
-                <w:noProof/>
-              </w:rPr>
-              <w:t xml:space="preserve">1.2 </w:t>
-            </w:r>
-            <w:r>
-              <w:rPr>
-                <w:rStyle w:val="ac"/>
-                <w:noProof/>
-              </w:rPr>
-              <w:t>연구</w:t>
-            </w:r>
-            <w:r>
-              <w:rPr>
-                <w:rStyle w:val="ac"/>
-                <w:noProof/>
-              </w:rPr>
-              <w:t xml:space="preserve"> </w:t>
-            </w:r>
-            <w:r>
-              <w:rPr>
-                <w:rStyle w:val="ac"/>
-                <w:noProof/>
-              </w:rPr>
-              <w:t>문제</w:t>
-            </w:r>
-            <w:r>
-              <w:rPr>
-                <w:noProof/>
-                <w:webHidden/>
-              </w:rPr>
-              <w:tab/>
-            </w:r>
-            <w:r>
-              <w:rPr>
-                <w:noProof/>
-                <w:webHidden/>
-              </w:rPr>
-              <w:fldChar w:fldCharType="begin"/>
-            </w:r>
-            <w:r>
-              <w:rPr>
-                <w:noProof/>
-                <w:webHidden/>
-              </w:rPr>
-              <w:instrText xml:space="preserve"> PAGEREF _Toc229333895 \h </w:instrText>
-            </w:r>
-            <w:r>
-              <w:rPr>
-                <w:noProof/>
-                <w:webHidden/>
-              </w:rPr>
-            </w:r>
-            <w:r>
-              <w:rPr>
-                <w:noProof/>
-                <w:webHidden/>
-              </w:rPr>
-              <w:fldChar w:fldCharType="separate"/>
-            </w:r>
-            <w:r>
-              <w:rPr>
-                <w:noProof/>
-                <w:webHidden/>
-              </w:rPr>
-              <w:t>6</w:t>
-            </w:r>
-            <w:r>
-              <w:rPr>
-                <w:noProof/>
-                <w:webHidden/>
-              </w:rPr>
-              <w:fldChar w:fldCharType="end"/>
-            </w:r>
-          </w:hyperlink>
-        </w:p>
-        <w:p>
-          <w:pPr>
-            <w:pStyle w:val="20"/>
-            <w:tabs>
-              <w:tab w:val="right" w:leader="dot" w:pos="9350"/>
-            </w:tabs>
-            <w:ind w:left="440"/>
-            <w:rPr>
-              <w:noProof/>
-            </w:rPr>
-          </w:pPr>
-          <w:hyperlink w:anchor="_Toc229333896" w:history="1">
-            <w:r>
-              <w:rPr>
-                <w:rStyle w:val="ac"/>
-                <w:noProof/>
-              </w:rPr>
-              <w:t xml:space="preserve">1.3 </w:t>
-            </w:r>
-            <w:r>
-              <w:rPr>
-                <w:rStyle w:val="ac"/>
-                <w:noProof/>
-              </w:rPr>
-              <w:t>연구의</w:t>
-            </w:r>
-            <w:r>
-              <w:rPr>
-                <w:rStyle w:val="ac"/>
-                <w:noProof/>
-              </w:rPr>
-              <w:t xml:space="preserve"> </w:t>
-            </w:r>
-            <w:r>
-              <w:rPr>
-                <w:rStyle w:val="ac"/>
-                <w:noProof/>
-              </w:rPr>
-              <w:t>기여</w:t>
-            </w:r>
-            <w:r>
-              <w:rPr>
-                <w:noProof/>
-                <w:webHidden/>
-              </w:rPr>
-              <w:tab/>
-            </w:r>
-            <w:r>
-              <w:rPr>
-                <w:noProof/>
-                <w:webHidden/>
-              </w:rPr>
-              <w:fldChar w:fldCharType="begin"/>
-            </w:r>
-            <w:r>
-              <w:rPr>
-                <w:noProof/>
-                <w:webHidden/>
-              </w:rPr>
-              <w:instrText xml:space="preserve"> PAGEREF _Toc229333896 \h </w:instrText>
-            </w:r>
-            <w:r>
-              <w:rPr>
-                <w:noProof/>
-                <w:webHidden/>
-              </w:rPr>
-            </w:r>
-            <w:r>
-              <w:rPr>
-                <w:noProof/>
-                <w:webHidden/>
-              </w:rPr>
-              <w:fldChar w:fldCharType="separate"/>
-            </w:r>
-            <w:r>
-              <w:rPr>
-                <w:noProof/>
-                <w:webHidden/>
-              </w:rPr>
-              <w:t>6</w:t>
-            </w:r>
-            <w:r>
-              <w:rPr>
-                <w:noProof/>
-                <w:webHidden/>
-              </w:rPr>
-              <w:fldChar w:fldCharType="end"/>
-            </w:r>
-          </w:hyperlink>
-        </w:p>
-        <w:p>
-          <w:pPr>
-            <w:pStyle w:val="10"/>
-            <w:tabs>
-              <w:tab w:val="right" w:leader="dot" w:pos="9350"/>
-            </w:tabs>
-            <w:rPr>
-              <w:noProof/>
-            </w:rPr>
-          </w:pPr>
-          <w:hyperlink w:anchor="_Toc229333897" w:history="1">
-            <w:r>
-              <w:rPr>
-                <w:rStyle w:val="ac"/>
-                <w:noProof/>
-              </w:rPr>
-              <w:t xml:space="preserve">2. </w:t>
-            </w:r>
-            <w:r>
-              <w:rPr>
-                <w:rStyle w:val="ac"/>
-                <w:noProof/>
-              </w:rPr>
-              <w:t>이론적</w:t>
-            </w:r>
-            <w:r>
-              <w:rPr>
-                <w:rStyle w:val="ac"/>
-                <w:noProof/>
-              </w:rPr>
-              <w:t xml:space="preserve"> </w:t>
-            </w:r>
-            <w:r>
-              <w:rPr>
-                <w:rStyle w:val="ac"/>
-                <w:noProof/>
-              </w:rPr>
-              <w:t>배경</w:t>
-            </w:r>
-            <w:r>
-              <w:rPr>
-                <w:noProof/>
-                <w:webHidden/>
-              </w:rPr>
-              <w:tab/>
-            </w:r>
-            <w:r>
-              <w:rPr>
-                <w:noProof/>
-                <w:webHidden/>
-              </w:rPr>
-              <w:fldChar w:fldCharType="begin"/>
-            </w:r>
-            <w:r>
-              <w:rPr>
-                <w:noProof/>
-                <w:webHidden/>
-              </w:rPr>
-              <w:instrText xml:space="preserve"> PAGEREF _Toc229333897 \h </w:instrText>
-            </w:r>
-            <w:r>
-              <w:rPr>
-                <w:noProof/>
-                <w:webHidden/>
-              </w:rPr>
-            </w:r>
-            <w:r>
-              <w:rPr>
-                <w:noProof/>
-                <w:webHidden/>
-              </w:rPr>
-              <w:fldChar w:fldCharType="separate"/>
-            </w:r>
-            <w:r>
-              <w:rPr>
-                <w:noProof/>
-                <w:webHidden/>
-              </w:rPr>
-              <w:t>7</w:t>
-            </w:r>
-            <w:r>
-              <w:rPr>
-                <w:noProof/>
-                <w:webHidden/>
-              </w:rPr>
-              <w:fldChar w:fldCharType="end"/>
-            </w:r>
-          </w:hyperlink>
-        </w:p>
-        <w:p>
-          <w:pPr>
-            <w:pStyle w:val="20"/>
-            <w:tabs>
-              <w:tab w:val="right" w:leader="dot" w:pos="9350"/>
-            </w:tabs>
-            <w:ind w:left="440"/>
-            <w:rPr>
-              <w:noProof/>
-            </w:rPr>
-          </w:pPr>
-          <w:hyperlink w:anchor="_Toc229333898" w:history="1">
-            <w:r>
-              <w:rPr>
-                <w:rStyle w:val="ac"/>
-                <w:noProof/>
-              </w:rPr>
-              <w:t xml:space="preserve">2.1 </w:t>
-            </w:r>
-            <w:r>
-              <w:rPr>
-                <w:rStyle w:val="ac"/>
-                <w:noProof/>
-              </w:rPr>
-              <w:t>소나타</w:t>
-            </w:r>
-            <w:r>
-              <w:rPr>
-                <w:rStyle w:val="ac"/>
-                <w:noProof/>
-              </w:rPr>
-              <w:t xml:space="preserve"> </w:t>
-            </w:r>
-            <w:r>
-              <w:rPr>
-                <w:rStyle w:val="ac"/>
-                <w:noProof/>
-              </w:rPr>
-              <w:t>형식의</w:t>
-            </w:r>
-            <w:r>
-              <w:rPr>
-                <w:rStyle w:val="ac"/>
-                <w:noProof/>
-              </w:rPr>
-              <w:t xml:space="preserve"> </w:t>
-            </w:r>
-            <w:r>
-              <w:rPr>
-                <w:rStyle w:val="ac"/>
-                <w:noProof/>
-              </w:rPr>
-              <w:t>위계적</w:t>
-            </w:r>
-            <w:r>
-              <w:rPr>
-                <w:rStyle w:val="ac"/>
-                <w:noProof/>
-              </w:rPr>
-              <w:t xml:space="preserve"> </w:t>
-            </w:r>
-            <w:r>
-              <w:rPr>
-                <w:rStyle w:val="ac"/>
-                <w:noProof/>
-              </w:rPr>
-              <w:t>분석</w:t>
-            </w:r>
-            <w:r>
-              <w:rPr>
-                <w:noProof/>
-                <w:webHidden/>
-              </w:rPr>
-              <w:tab/>
-            </w:r>
-            <w:r>
-              <w:rPr>
-                <w:noProof/>
-                <w:webHidden/>
-              </w:rPr>
-              <w:fldChar w:fldCharType="begin"/>
-            </w:r>
-            <w:r>
-              <w:rPr>
-                <w:noProof/>
-                <w:webHidden/>
-              </w:rPr>
-              <w:instrText xml:space="preserve"> PAGEREF _Toc229333898 \h </w:instrText>
-            </w:r>
-            <w:r>
-              <w:rPr>
-                <w:noProof/>
-                <w:webHidden/>
-              </w:rPr>
-            </w:r>
-            <w:r>
-              <w:rPr>
-                <w:noProof/>
-                <w:webHidden/>
-              </w:rPr>
-              <w:fldChar w:fldCharType="separate"/>
-            </w:r>
-            <w:r>
-              <w:rPr>
-                <w:noProof/>
-                <w:webHidden/>
-              </w:rPr>
-              <w:t>7</w:t>
-            </w:r>
-            <w:r>
-              <w:rPr>
-                <w:noProof/>
-                <w:webHidden/>
-              </w:rPr>
-              <w:fldChar w:fldCharType="end"/>
-            </w:r>
-          </w:hyperlink>
-        </w:p>
-        <w:p>
-          <w:pPr>
-            <w:pStyle w:val="20"/>
-            <w:tabs>
-              <w:tab w:val="right" w:leader="dot" w:pos="9350"/>
-            </w:tabs>
-            <w:ind w:left="440"/>
-            <w:rPr>
-              <w:noProof/>
-            </w:rPr>
-          </w:pPr>
-          <w:hyperlink w:anchor="_Toc229333899" w:history="1">
-            <w:r>
-              <w:rPr>
-                <w:rStyle w:val="ac"/>
-                <w:noProof/>
-              </w:rPr>
-              <w:t xml:space="preserve">2.2 </w:t>
-            </w:r>
-            <w:r>
-              <w:rPr>
-                <w:rStyle w:val="ac"/>
-                <w:noProof/>
-              </w:rPr>
-              <w:t>이중</w:t>
-            </w:r>
-            <w:r>
-              <w:rPr>
-                <w:rStyle w:val="ac"/>
-                <w:noProof/>
-              </w:rPr>
-              <w:t xml:space="preserve"> </w:t>
-            </w:r>
-            <w:r>
-              <w:rPr>
-                <w:rStyle w:val="ac"/>
-                <w:noProof/>
-              </w:rPr>
-              <w:t>부호화</w:t>
-            </w:r>
-            <w:r>
-              <w:rPr>
-                <w:rStyle w:val="ac"/>
-                <w:noProof/>
-              </w:rPr>
-              <w:t xml:space="preserve"> </w:t>
-            </w:r>
-            <w:r>
-              <w:rPr>
-                <w:rStyle w:val="ac"/>
-                <w:noProof/>
-              </w:rPr>
-              <w:t>이론과</w:t>
-            </w:r>
-            <w:r>
-              <w:rPr>
-                <w:rStyle w:val="ac"/>
-                <w:noProof/>
-              </w:rPr>
-              <w:t xml:space="preserve"> </w:t>
-            </w:r>
-            <w:r>
-              <w:rPr>
-                <w:rStyle w:val="ac"/>
-                <w:noProof/>
-              </w:rPr>
-              <w:t>다중</w:t>
-            </w:r>
-            <w:r>
-              <w:rPr>
-                <w:rStyle w:val="ac"/>
-                <w:noProof/>
-              </w:rPr>
-              <w:t xml:space="preserve"> </w:t>
-            </w:r>
-            <w:r>
-              <w:rPr>
-                <w:rStyle w:val="ac"/>
-                <w:noProof/>
-              </w:rPr>
-              <w:t>표상</w:t>
-            </w:r>
-            <w:r>
-              <w:rPr>
-                <w:rStyle w:val="ac"/>
-                <w:noProof/>
-              </w:rPr>
-              <w:t xml:space="preserve"> </w:t>
-            </w:r>
-            <w:r>
-              <w:rPr>
-                <w:rStyle w:val="ac"/>
-                <w:noProof/>
-              </w:rPr>
-              <w:t>학습</w:t>
-            </w:r>
-            <w:r>
-              <w:rPr>
-                <w:noProof/>
-                <w:webHidden/>
-              </w:rPr>
-              <w:tab/>
-            </w:r>
-            <w:r>
-              <w:rPr>
-                <w:noProof/>
-                <w:webHidden/>
-              </w:rPr>
-              <w:fldChar w:fldCharType="begin"/>
-            </w:r>
-            <w:r>
-              <w:rPr>
-                <w:noProof/>
-                <w:webHidden/>
-              </w:rPr>
-              <w:instrText xml:space="preserve"> PAGEREF _Toc229333899 \h </w:instrText>
-            </w:r>
-            <w:r>
-              <w:rPr>
-                <w:noProof/>
-                <w:webHidden/>
-              </w:rPr>
-            </w:r>
-            <w:r>
-              <w:rPr>
-                <w:noProof/>
-                <w:webHidden/>
-              </w:rPr>
-              <w:fldChar w:fldCharType="separate"/>
-            </w:r>
-            <w:r>
-              <w:rPr>
-                <w:noProof/>
-                <w:webHidden/>
-              </w:rPr>
-              <w:t>7</w:t>
-            </w:r>
-            <w:r>
-              <w:rPr>
-                <w:noProof/>
-                <w:webHidden/>
-              </w:rPr>
-              <w:fldChar w:fldCharType="end"/>
-            </w:r>
-          </w:hyperlink>
-        </w:p>
-        <w:p>
-          <w:pPr>
-            <w:pStyle w:val="20"/>
-            <w:tabs>
-              <w:tab w:val="right" w:leader="dot" w:pos="9350"/>
-            </w:tabs>
-            <w:ind w:left="440"/>
-            <w:rPr>
-              <w:noProof/>
-            </w:rPr>
-          </w:pPr>
-          <w:hyperlink w:anchor="_Toc229333900" w:history="1">
-            <w:r>
-              <w:rPr>
-                <w:rStyle w:val="ac"/>
-                <w:noProof/>
-              </w:rPr>
-              <w:t xml:space="preserve">2.3 </w:t>
-            </w:r>
-            <w:r>
-              <w:rPr>
-                <w:rStyle w:val="ac"/>
-                <w:noProof/>
-              </w:rPr>
-              <w:t>능동학습과</w:t>
-            </w:r>
-            <w:r>
-              <w:rPr>
-                <w:rStyle w:val="ac"/>
-                <w:noProof/>
-              </w:rPr>
-              <w:t xml:space="preserve"> </w:t>
-            </w:r>
-            <w:r>
-              <w:rPr>
-                <w:rStyle w:val="ac"/>
-                <w:noProof/>
-              </w:rPr>
-              <w:t>청취</w:t>
-            </w:r>
-            <w:r>
-              <w:rPr>
-                <w:rStyle w:val="ac"/>
-                <w:noProof/>
-              </w:rPr>
-              <w:t xml:space="preserve"> </w:t>
-            </w:r>
-            <w:r>
-              <w:rPr>
-                <w:rStyle w:val="ac"/>
-                <w:noProof/>
-              </w:rPr>
-              <w:t>반복</w:t>
-            </w:r>
-            <w:r>
-              <w:rPr>
-                <w:noProof/>
-                <w:webHidden/>
-              </w:rPr>
-              <w:tab/>
-            </w:r>
-            <w:r>
-              <w:rPr>
-                <w:noProof/>
-                <w:webHidden/>
-              </w:rPr>
-              <w:fldChar w:fldCharType="begin"/>
-            </w:r>
-            <w:r>
-              <w:rPr>
-                <w:noProof/>
-                <w:webHidden/>
-              </w:rPr>
-              <w:instrText xml:space="preserve"> PAGEREF _Toc229333900 \h </w:instrText>
-            </w:r>
-            <w:r>
-              <w:rPr>
-                <w:noProof/>
-                <w:webHidden/>
-              </w:rPr>
-            </w:r>
-            <w:r>
-              <w:rPr>
-                <w:noProof/>
-                <w:webHidden/>
-              </w:rPr>
-              <w:fldChar w:fldCharType="separate"/>
-            </w:r>
-            <w:r>
-              <w:rPr>
-                <w:noProof/>
-                <w:webHidden/>
-              </w:rPr>
-              <w:t>8</w:t>
-            </w:r>
-            <w:r>
-              <w:rPr>
-                <w:noProof/>
-                <w:webHidden/>
-              </w:rPr>
-              <w:fldChar w:fldCharType="end"/>
-            </w:r>
-          </w:hyperlink>
-        </w:p>
-        <w:p>
-          <w:pPr>
-            <w:pStyle w:val="20"/>
-            <w:tabs>
-              <w:tab w:val="right" w:leader="dot" w:pos="9350"/>
-            </w:tabs>
-            <w:ind w:left="440"/>
-            <w:rPr>
-              <w:noProof/>
-            </w:rPr>
-          </w:pPr>
-          <w:hyperlink w:anchor="_Toc229333901" w:history="1">
-            <w:r>
-              <w:rPr>
-                <w:rStyle w:val="ac"/>
-                <w:noProof/>
-              </w:rPr>
-              <w:t xml:space="preserve">2.4 </w:t>
-            </w:r>
-            <w:r>
-              <w:rPr>
-                <w:rStyle w:val="ac"/>
-                <w:noProof/>
-              </w:rPr>
-              <w:t>디지털</w:t>
-            </w:r>
-            <w:r>
-              <w:rPr>
-                <w:rStyle w:val="ac"/>
-                <w:noProof/>
-              </w:rPr>
-              <w:t xml:space="preserve"> </w:t>
-            </w:r>
-            <w:r>
-              <w:rPr>
-                <w:rStyle w:val="ac"/>
-                <w:noProof/>
-              </w:rPr>
-              <w:t>음악학</w:t>
-            </w:r>
-            <w:r>
-              <w:rPr>
-                <w:rStyle w:val="ac"/>
-                <w:noProof/>
-              </w:rPr>
-              <w:t xml:space="preserve"> </w:t>
-            </w:r>
-            <w:r>
-              <w:rPr>
-                <w:rStyle w:val="ac"/>
-                <w:noProof/>
-              </w:rPr>
-              <w:t>도구의</w:t>
-            </w:r>
-            <w:r>
-              <w:rPr>
-                <w:rStyle w:val="ac"/>
-                <w:noProof/>
-              </w:rPr>
-              <w:t xml:space="preserve"> </w:t>
-            </w:r>
-            <w:r>
-              <w:rPr>
-                <w:rStyle w:val="ac"/>
-                <w:noProof/>
-              </w:rPr>
-              <w:t>계보</w:t>
-            </w:r>
-            <w:r>
-              <w:rPr>
-                <w:noProof/>
-                <w:webHidden/>
-              </w:rPr>
-              <w:tab/>
-            </w:r>
-            <w:r>
-              <w:rPr>
-                <w:noProof/>
-                <w:webHidden/>
-              </w:rPr>
-              <w:fldChar w:fldCharType="begin"/>
-            </w:r>
-            <w:r>
-              <w:rPr>
-                <w:noProof/>
-                <w:webHidden/>
-              </w:rPr>
-              <w:instrText xml:space="preserve"> PAGEREF _Toc229333901 \h </w:instrText>
-            </w:r>
-            <w:r>
-              <w:rPr>
-                <w:noProof/>
-                <w:webHidden/>
-              </w:rPr>
-            </w:r>
-            <w:r>
-              <w:rPr>
-                <w:noProof/>
-                <w:webHidden/>
-              </w:rPr>
-              <w:fldChar w:fldCharType="separate"/>
-            </w:r>
-            <w:r>
-              <w:rPr>
-                <w:noProof/>
-                <w:webHidden/>
-              </w:rPr>
-              <w:t>8</w:t>
-            </w:r>
-            <w:r>
-              <w:rPr>
-                <w:noProof/>
-                <w:webHidden/>
-              </w:rPr>
-              <w:fldChar w:fldCharType="end"/>
-            </w:r>
-          </w:hyperlink>
-        </w:p>
-        <w:p>
-          <w:pPr>
-            <w:pStyle w:val="10"/>
-            <w:tabs>
-              <w:tab w:val="right" w:leader="dot" w:pos="9350"/>
-            </w:tabs>
-            <w:rPr>
-              <w:noProof/>
-            </w:rPr>
-          </w:pPr>
-          <w:hyperlink w:anchor="_Toc229333902" w:history="1">
-            <w:r>
-              <w:rPr>
-                <w:rStyle w:val="ac"/>
-                <w:noProof/>
-              </w:rPr>
-              <w:t xml:space="preserve">3. </w:t>
-            </w:r>
-            <w:r>
-              <w:rPr>
-                <w:rStyle w:val="ac"/>
-                <w:noProof/>
-              </w:rPr>
-              <w:t>사례곡</w:t>
-            </w:r>
-            <w:r>
-              <w:rPr>
-                <w:rStyle w:val="ac"/>
-                <w:noProof/>
-              </w:rPr>
-              <w:t xml:space="preserve"> </w:t>
-            </w:r>
-            <w:r>
-              <w:rPr>
-                <w:rStyle w:val="ac"/>
-                <w:noProof/>
-              </w:rPr>
-              <w:t>분석</w:t>
-            </w:r>
-            <w:r>
-              <w:rPr>
-                <w:rStyle w:val="ac"/>
-                <w:noProof/>
-              </w:rPr>
-              <w:t xml:space="preserve">: </w:t>
-            </w:r>
-            <w:r>
-              <w:rPr>
-                <w:rStyle w:val="ac"/>
-                <w:noProof/>
-              </w:rPr>
-              <w:t>모차르트</w:t>
-            </w:r>
-            <w:r>
-              <w:rPr>
-                <w:rStyle w:val="ac"/>
-                <w:noProof/>
-              </w:rPr>
-              <w:t xml:space="preserve"> K. 545 1</w:t>
-            </w:r>
-            <w:r>
-              <w:rPr>
-                <w:rStyle w:val="ac"/>
-                <w:noProof/>
-              </w:rPr>
-              <w:t>악장</w:t>
-            </w:r>
-            <w:r>
-              <w:rPr>
-                <w:noProof/>
-                <w:webHidden/>
-              </w:rPr>
-              <w:tab/>
-            </w:r>
-            <w:r>
-              <w:rPr>
-                <w:noProof/>
-                <w:webHidden/>
-              </w:rPr>
-              <w:fldChar w:fldCharType="begin"/>
-            </w:r>
-            <w:r>
-              <w:rPr>
-                <w:noProof/>
-                <w:webHidden/>
-              </w:rPr>
-              <w:instrText xml:space="preserve"> PAGEREF _Toc229333902 \h </w:instrText>
-            </w:r>
-            <w:r>
-              <w:rPr>
-                <w:noProof/>
-                <w:webHidden/>
-              </w:rPr>
-            </w:r>
-            <w:r>
-              <w:rPr>
-                <w:noProof/>
-                <w:webHidden/>
-              </w:rPr>
-              <w:fldChar w:fldCharType="separate"/>
-            </w:r>
-            <w:r>
-              <w:rPr>
-                <w:noProof/>
-                <w:webHidden/>
-              </w:rPr>
-              <w:t>9</w:t>
-            </w:r>
-            <w:r>
-              <w:rPr>
-                <w:noProof/>
-                <w:webHidden/>
-              </w:rPr>
-              <w:fldChar w:fldCharType="end"/>
-            </w:r>
-          </w:hyperlink>
-        </w:p>
-        <w:p>
-          <w:pPr>
-            <w:pStyle w:val="20"/>
-            <w:tabs>
-              <w:tab w:val="right" w:leader="dot" w:pos="9350"/>
-            </w:tabs>
-            <w:ind w:left="440"/>
-            <w:rPr>
-              <w:noProof/>
-            </w:rPr>
-          </w:pPr>
-          <w:hyperlink w:anchor="_Toc229333903" w:history="1">
-            <w:r>
-              <w:rPr>
-                <w:rStyle w:val="ac"/>
-                <w:noProof/>
-              </w:rPr>
-              <w:t xml:space="preserve">3.1 </w:t>
-            </w:r>
-            <w:r>
-              <w:rPr>
-                <w:rStyle w:val="ac"/>
-                <w:noProof/>
-              </w:rPr>
-              <w:t>작품</w:t>
-            </w:r>
-            <w:r>
-              <w:rPr>
-                <w:rStyle w:val="ac"/>
-                <w:noProof/>
-              </w:rPr>
-              <w:t xml:space="preserve"> </w:t>
-            </w:r>
-            <w:r>
-              <w:rPr>
-                <w:rStyle w:val="ac"/>
-                <w:noProof/>
-              </w:rPr>
-              <w:t>개요</w:t>
-            </w:r>
-            <w:r>
-              <w:rPr>
-                <w:noProof/>
-                <w:webHidden/>
-              </w:rPr>
-              <w:tab/>
-            </w:r>
-            <w:r>
-              <w:rPr>
-                <w:noProof/>
-                <w:webHidden/>
-              </w:rPr>
-              <w:fldChar w:fldCharType="begin"/>
-            </w:r>
-            <w:r>
-              <w:rPr>
-                <w:noProof/>
-                <w:webHidden/>
-              </w:rPr>
-              <w:instrText xml:space="preserve"> PAGEREF _Toc229333903 \h </w:instrText>
-            </w:r>
-            <w:r>
-              <w:rPr>
-                <w:noProof/>
-                <w:webHidden/>
-              </w:rPr>
-            </w:r>
-            <w:r>
-              <w:rPr>
-                <w:noProof/>
-                <w:webHidden/>
-              </w:rPr>
-              <w:fldChar w:fldCharType="separate"/>
-            </w:r>
-            <w:r>
-              <w:rPr>
-                <w:noProof/>
-                <w:webHidden/>
-              </w:rPr>
-              <w:t>9</w:t>
-            </w:r>
-            <w:r>
-              <w:rPr>
-                <w:noProof/>
-                <w:webHidden/>
-              </w:rPr>
-              <w:fldChar w:fldCharType="end"/>
-            </w:r>
-          </w:hyperlink>
-        </w:p>
-        <w:p>
-          <w:pPr>
-            <w:pStyle w:val="20"/>
-            <w:tabs>
-              <w:tab w:val="right" w:leader="dot" w:pos="9350"/>
-            </w:tabs>
-            <w:ind w:left="440"/>
-            <w:rPr>
-              <w:noProof/>
-            </w:rPr>
-          </w:pPr>
-          <w:hyperlink w:anchor="_Toc229333904" w:history="1">
-            <w:r>
-              <w:rPr>
-                <w:rStyle w:val="ac"/>
-                <w:noProof/>
-              </w:rPr>
-              <w:t xml:space="preserve">3.2 </w:t>
-            </w:r>
-            <w:r>
-              <w:rPr>
-                <w:rStyle w:val="ac"/>
-                <w:noProof/>
-              </w:rPr>
-              <w:t>형식</w:t>
-            </w:r>
-            <w:r>
-              <w:rPr>
-                <w:rStyle w:val="ac"/>
-                <w:noProof/>
-              </w:rPr>
-              <w:t xml:space="preserve"> </w:t>
-            </w:r>
-            <w:r>
-              <w:rPr>
-                <w:rStyle w:val="ac"/>
-                <w:noProof/>
-              </w:rPr>
-              <w:t>분석</w:t>
-            </w:r>
-            <w:r>
-              <w:rPr>
-                <w:noProof/>
-                <w:webHidden/>
-              </w:rPr>
-              <w:tab/>
-            </w:r>
-            <w:r>
-              <w:rPr>
-                <w:noProof/>
-                <w:webHidden/>
-              </w:rPr>
-              <w:fldChar w:fldCharType="begin"/>
-            </w:r>
-            <w:r>
-              <w:rPr>
-                <w:noProof/>
-                <w:webHidden/>
-              </w:rPr>
-              <w:instrText xml:space="preserve"> PAGEREF _Toc229333904 \h </w:instrText>
-            </w:r>
-            <w:r>
-              <w:rPr>
-                <w:noProof/>
-                <w:webHidden/>
-              </w:rPr>
-            </w:r>
-            <w:r>
-              <w:rPr>
-                <w:noProof/>
-                <w:webHidden/>
-              </w:rPr>
-              <w:fldChar w:fldCharType="separate"/>
-            </w:r>
-            <w:r>
-              <w:rPr>
-                <w:noProof/>
-                <w:webHidden/>
-              </w:rPr>
-              <w:t>9</w:t>
-            </w:r>
-            <w:r>
-              <w:rPr>
-                <w:noProof/>
-                <w:webHidden/>
-              </w:rPr>
-              <w:fldChar w:fldCharType="end"/>
-            </w:r>
-          </w:hyperlink>
-        </w:p>
-        <w:p>
-          <w:pPr>
-            <w:pStyle w:val="20"/>
-            <w:tabs>
-              <w:tab w:val="right" w:leader="dot" w:pos="9350"/>
-            </w:tabs>
-            <w:ind w:left="440"/>
-            <w:rPr>
-              <w:noProof/>
-            </w:rPr>
-          </w:pPr>
-          <w:hyperlink w:anchor="_Toc229333905" w:history="1">
-            <w:r>
-              <w:rPr>
-                <w:rStyle w:val="ac"/>
-                <w:noProof/>
-              </w:rPr>
-              <w:t xml:space="preserve">3.3 </w:t>
-            </w:r>
-            <w:r>
-              <w:rPr>
-                <w:rStyle w:val="ac"/>
-                <w:noProof/>
-              </w:rPr>
-              <w:t>교육적</w:t>
-            </w:r>
-            <w:r>
-              <w:rPr>
-                <w:rStyle w:val="ac"/>
-                <w:noProof/>
-              </w:rPr>
-              <w:t xml:space="preserve"> </w:t>
-            </w:r>
-            <w:r>
-              <w:rPr>
-                <w:rStyle w:val="ac"/>
-                <w:noProof/>
-              </w:rPr>
-              <w:t>핵심</w:t>
-            </w:r>
-            <w:r>
-              <w:rPr>
-                <w:rStyle w:val="ac"/>
-                <w:noProof/>
-              </w:rPr>
-              <w:t xml:space="preserve">: </w:t>
-            </w:r>
-            <w:r>
-              <w:rPr>
-                <w:rStyle w:val="ac"/>
-                <w:noProof/>
-              </w:rPr>
-              <w:t>하속조</w:t>
-            </w:r>
-            <w:r>
-              <w:rPr>
-                <w:rStyle w:val="ac"/>
-                <w:noProof/>
-              </w:rPr>
-              <w:t xml:space="preserve"> </w:t>
-            </w:r>
-            <w:r>
-              <w:rPr>
-                <w:rStyle w:val="ac"/>
-                <w:noProof/>
-              </w:rPr>
-              <w:t>재현의</w:t>
-            </w:r>
-            <w:r>
-              <w:rPr>
-                <w:rStyle w:val="ac"/>
-                <w:noProof/>
-              </w:rPr>
-              <w:t xml:space="preserve"> </w:t>
-            </w:r>
-            <w:r>
-              <w:rPr>
-                <w:rStyle w:val="ac"/>
-                <w:noProof/>
-              </w:rPr>
-              <w:t>의의</w:t>
-            </w:r>
-            <w:r>
-              <w:rPr>
-                <w:noProof/>
-                <w:webHidden/>
-              </w:rPr>
-              <w:tab/>
-            </w:r>
-            <w:r>
-              <w:rPr>
-                <w:noProof/>
-                <w:webHidden/>
-              </w:rPr>
-              <w:fldChar w:fldCharType="begin"/>
-            </w:r>
-            <w:r>
-              <w:rPr>
-                <w:noProof/>
-                <w:webHidden/>
-              </w:rPr>
-              <w:instrText xml:space="preserve"> PAGEREF _Toc229333905 \h </w:instrText>
-            </w:r>
-            <w:r>
-              <w:rPr>
-                <w:noProof/>
-                <w:webHidden/>
-              </w:rPr>
-            </w:r>
-            <w:r>
-              <w:rPr>
-                <w:noProof/>
-                <w:webHidden/>
-              </w:rPr>
-              <w:fldChar w:fldCharType="separate"/>
-            </w:r>
-            <w:r>
-              <w:rPr>
-                <w:noProof/>
-                <w:webHidden/>
-              </w:rPr>
-              <w:t>10</w:t>
-            </w:r>
-            <w:r>
-              <w:rPr>
-                <w:noProof/>
-                <w:webHidden/>
-              </w:rPr>
-              <w:fldChar w:fldCharType="end"/>
-            </w:r>
-          </w:hyperlink>
-        </w:p>
-        <w:p>
-          <w:pPr>
-            <w:pStyle w:val="10"/>
-            <w:tabs>
-              <w:tab w:val="right" w:leader="dot" w:pos="9350"/>
-            </w:tabs>
-            <w:rPr>
-              <w:noProof/>
-            </w:rPr>
-          </w:pPr>
-          <w:hyperlink w:anchor="_Toc229333906" w:history="1">
-            <w:r>
-              <w:rPr>
-                <w:rStyle w:val="ac"/>
-                <w:noProof/>
-              </w:rPr>
-              <w:t xml:space="preserve">4. </w:t>
-            </w:r>
-            <w:r>
-              <w:rPr>
-                <w:rStyle w:val="ac"/>
-                <w:noProof/>
-              </w:rPr>
-              <w:t>시스템</w:t>
-            </w:r>
-            <w:r>
-              <w:rPr>
-                <w:rStyle w:val="ac"/>
-                <w:noProof/>
-              </w:rPr>
-              <w:t xml:space="preserve"> </w:t>
-            </w:r>
-            <w:r>
-              <w:rPr>
-                <w:rStyle w:val="ac"/>
-                <w:noProof/>
-              </w:rPr>
-              <w:t>설계</w:t>
-            </w:r>
-            <w:r>
-              <w:rPr>
-                <w:noProof/>
-                <w:webHidden/>
-              </w:rPr>
-              <w:tab/>
-            </w:r>
-            <w:r>
-              <w:rPr>
-                <w:noProof/>
-                <w:webHidden/>
-              </w:rPr>
-              <w:fldChar w:fldCharType="begin"/>
-            </w:r>
-            <w:r>
-              <w:rPr>
-                <w:noProof/>
-                <w:webHidden/>
-              </w:rPr>
-              <w:instrText xml:space="preserve"> PAGEREF _Toc229333906 \h </w:instrText>
-            </w:r>
-            <w:r>
-              <w:rPr>
-                <w:noProof/>
-                <w:webHidden/>
-              </w:rPr>
-            </w:r>
-            <w:r>
-              <w:rPr>
-                <w:noProof/>
-                <w:webHidden/>
-              </w:rPr>
-              <w:fldChar w:fldCharType="separate"/>
-            </w:r>
-            <w:r>
-              <w:rPr>
-                <w:noProof/>
-                <w:webHidden/>
-              </w:rPr>
-              <w:t>11</w:t>
-            </w:r>
-            <w:r>
-              <w:rPr>
-                <w:noProof/>
-                <w:webHidden/>
-              </w:rPr>
-              <w:fldChar w:fldCharType="end"/>
-            </w:r>
-          </w:hyperlink>
-        </w:p>
-        <w:p>
-          <w:pPr>
-            <w:pStyle w:val="20"/>
-            <w:tabs>
-              <w:tab w:val="right" w:leader="dot" w:pos="9350"/>
-            </w:tabs>
-            <w:ind w:left="440"/>
-            <w:rPr>
-              <w:noProof/>
-            </w:rPr>
-          </w:pPr>
-          <w:hyperlink w:anchor="_Toc229333907" w:history="1">
-            <w:r>
-              <w:rPr>
-                <w:rStyle w:val="ac"/>
-                <w:noProof/>
-              </w:rPr>
-              <w:t xml:space="preserve">4.1 </w:t>
-            </w:r>
-            <w:r>
-              <w:rPr>
-                <w:rStyle w:val="ac"/>
-                <w:noProof/>
-              </w:rPr>
-              <w:t>설계</w:t>
-            </w:r>
-            <w:r>
-              <w:rPr>
-                <w:rStyle w:val="ac"/>
-                <w:noProof/>
-              </w:rPr>
-              <w:t xml:space="preserve"> </w:t>
-            </w:r>
-            <w:r>
-              <w:rPr>
-                <w:rStyle w:val="ac"/>
-                <w:noProof/>
-              </w:rPr>
-              <w:t>원칙</w:t>
-            </w:r>
-            <w:r>
-              <w:rPr>
-                <w:noProof/>
-                <w:webHidden/>
-              </w:rPr>
-              <w:tab/>
-            </w:r>
-            <w:r>
-              <w:rPr>
-                <w:noProof/>
-                <w:webHidden/>
-              </w:rPr>
-              <w:fldChar w:fldCharType="begin"/>
-            </w:r>
-            <w:r>
-              <w:rPr>
-                <w:noProof/>
-                <w:webHidden/>
-              </w:rPr>
-              <w:instrText xml:space="preserve"> PAGEREF _Toc229333907 \h </w:instrText>
-            </w:r>
-            <w:r>
-              <w:rPr>
-                <w:noProof/>
-                <w:webHidden/>
-              </w:rPr>
-            </w:r>
-            <w:r>
-              <w:rPr>
-                <w:noProof/>
-                <w:webHidden/>
-              </w:rPr>
-              <w:fldChar w:fldCharType="separate"/>
-            </w:r>
-            <w:r>
-              <w:rPr>
-                <w:noProof/>
-                <w:webHidden/>
-              </w:rPr>
-              <w:t>11</w:t>
-            </w:r>
-            <w:r>
-              <w:rPr>
-                <w:noProof/>
-                <w:webHidden/>
-              </w:rPr>
-              <w:fldChar w:fldCharType="end"/>
-            </w:r>
-          </w:hyperlink>
-        </w:p>
-        <w:p>
-          <w:pPr>
-            <w:pStyle w:val="20"/>
-            <w:tabs>
-              <w:tab w:val="right" w:leader="dot" w:pos="9350"/>
-            </w:tabs>
-            <w:ind w:left="440"/>
-            <w:rPr>
-              <w:noProof/>
-            </w:rPr>
-          </w:pPr>
-          <w:hyperlink w:anchor="_Toc229333908" w:history="1">
-            <w:r>
-              <w:rPr>
-                <w:rStyle w:val="ac"/>
-                <w:noProof/>
-              </w:rPr>
-              <w:t xml:space="preserve">4.2 </w:t>
-            </w:r>
-            <w:r>
-              <w:rPr>
-                <w:rStyle w:val="ac"/>
-                <w:noProof/>
-              </w:rPr>
-              <w:t>아키텍처</w:t>
-            </w:r>
-            <w:r>
-              <w:rPr>
-                <w:noProof/>
-                <w:webHidden/>
-              </w:rPr>
-              <w:tab/>
-            </w:r>
-            <w:r>
-              <w:rPr>
-                <w:noProof/>
-                <w:webHidden/>
-              </w:rPr>
-              <w:fldChar w:fldCharType="begin"/>
-            </w:r>
-            <w:r>
-              <w:rPr>
-                <w:noProof/>
-                <w:webHidden/>
-              </w:rPr>
-              <w:instrText xml:space="preserve"> PAGEREF _Toc229333908 \h </w:instrText>
-            </w:r>
-            <w:r>
-              <w:rPr>
-                <w:noProof/>
-                <w:webHidden/>
-              </w:rPr>
-            </w:r>
-            <w:r>
-              <w:rPr>
-                <w:noProof/>
-                <w:webHidden/>
-              </w:rPr>
-              <w:fldChar w:fldCharType="separate"/>
-            </w:r>
-            <w:r>
-              <w:rPr>
-                <w:noProof/>
-                <w:webHidden/>
-              </w:rPr>
-              <w:t>11</w:t>
-            </w:r>
-            <w:r>
-              <w:rPr>
-                <w:noProof/>
-                <w:webHidden/>
-              </w:rPr>
-              <w:fldChar w:fldCharType="end"/>
-            </w:r>
-          </w:hyperlink>
-        </w:p>
-        <w:p>
-          <w:pPr>
-            <w:pStyle w:val="20"/>
-            <w:tabs>
-              <w:tab w:val="right" w:leader="dot" w:pos="9350"/>
-            </w:tabs>
-            <w:ind w:left="440"/>
-            <w:rPr>
-              <w:noProof/>
-            </w:rPr>
-          </w:pPr>
-          <w:hyperlink w:anchor="_Toc229333909" w:history="1">
-            <w:r>
-              <w:rPr>
-                <w:rStyle w:val="ac"/>
-                <w:noProof/>
-              </w:rPr>
-              <w:t xml:space="preserve">4.3 </w:t>
-            </w:r>
-            <w:r>
-              <w:rPr>
-                <w:rStyle w:val="ac"/>
-                <w:noProof/>
-              </w:rPr>
-              <w:t>데이터</w:t>
-            </w:r>
-            <w:r>
-              <w:rPr>
-                <w:rStyle w:val="ac"/>
-                <w:noProof/>
-              </w:rPr>
-              <w:t xml:space="preserve"> </w:t>
-            </w:r>
-            <w:r>
-              <w:rPr>
-                <w:rStyle w:val="ac"/>
-                <w:noProof/>
-              </w:rPr>
-              <w:t>스키마</w:t>
-            </w:r>
-            <w:r>
-              <w:rPr>
-                <w:noProof/>
-                <w:webHidden/>
-              </w:rPr>
-              <w:tab/>
-            </w:r>
-            <w:r>
-              <w:rPr>
-                <w:noProof/>
-                <w:webHidden/>
-              </w:rPr>
-              <w:fldChar w:fldCharType="begin"/>
-            </w:r>
-            <w:r>
-              <w:rPr>
-                <w:noProof/>
-                <w:webHidden/>
-              </w:rPr>
-              <w:instrText xml:space="preserve"> PAGEREF _Toc229333909 \h </w:instrText>
-            </w:r>
-            <w:r>
-              <w:rPr>
-                <w:noProof/>
-                <w:webHidden/>
-              </w:rPr>
-            </w:r>
-            <w:r>
-              <w:rPr>
-                <w:noProof/>
-                <w:webHidden/>
-              </w:rPr>
-              <w:fldChar w:fldCharType="separate"/>
-            </w:r>
-            <w:r>
-              <w:rPr>
-                <w:noProof/>
-                <w:webHidden/>
-              </w:rPr>
-              <w:t>12</w:t>
-            </w:r>
-            <w:r>
-              <w:rPr>
-                <w:noProof/>
-                <w:webHidden/>
-              </w:rPr>
-              <w:fldChar w:fldCharType="end"/>
-            </w:r>
-          </w:hyperlink>
-        </w:p>
-        <w:p>
-          <w:pPr>
-            <w:pStyle w:val="20"/>
-            <w:tabs>
-              <w:tab w:val="right" w:leader="dot" w:pos="9350"/>
-            </w:tabs>
-            <w:ind w:left="440"/>
-            <w:rPr>
-              <w:noProof/>
-            </w:rPr>
-          </w:pPr>
-          <w:hyperlink w:anchor="_Toc229333910" w:history="1">
-            <w:r>
-              <w:rPr>
-                <w:rStyle w:val="ac"/>
-                <w:noProof/>
-              </w:rPr>
-              <w:t xml:space="preserve">4.4 </w:t>
-            </w:r>
-            <w:r>
-              <w:rPr>
-                <w:rStyle w:val="ac"/>
-                <w:noProof/>
-              </w:rPr>
-              <w:t>동기화</w:t>
-            </w:r>
-            <w:r>
-              <w:rPr>
-                <w:rStyle w:val="ac"/>
-                <w:noProof/>
-              </w:rPr>
-              <w:t xml:space="preserve"> </w:t>
-            </w:r>
-            <w:r>
-              <w:rPr>
-                <w:rStyle w:val="ac"/>
-                <w:noProof/>
-              </w:rPr>
-              <w:t>알고리즘</w:t>
-            </w:r>
-            <w:r>
-              <w:rPr>
-                <w:noProof/>
-                <w:webHidden/>
-              </w:rPr>
-              <w:tab/>
-            </w:r>
-            <w:r>
-              <w:rPr>
-                <w:noProof/>
-                <w:webHidden/>
-              </w:rPr>
-              <w:fldChar w:fldCharType="begin"/>
-            </w:r>
-            <w:r>
-              <w:rPr>
-                <w:noProof/>
-                <w:webHidden/>
-              </w:rPr>
-              <w:instrText xml:space="preserve"> PAGEREF _Toc229333910 \h </w:instrText>
-            </w:r>
-            <w:r>
-              <w:rPr>
-                <w:noProof/>
-                <w:webHidden/>
-              </w:rPr>
-            </w:r>
-            <w:r>
-              <w:rPr>
-                <w:noProof/>
-                <w:webHidden/>
-              </w:rPr>
-              <w:fldChar w:fldCharType="separate"/>
-            </w:r>
-            <w:r>
-              <w:rPr>
-                <w:noProof/>
-                <w:webHidden/>
-              </w:rPr>
-              <w:t>12</w:t>
-            </w:r>
-            <w:r>
-              <w:rPr>
-                <w:noProof/>
-                <w:webHidden/>
-              </w:rPr>
-              <w:fldChar w:fldCharType="end"/>
-            </w:r>
-          </w:hyperlink>
-        </w:p>
-        <w:p>
-          <w:pPr>
-            <w:pStyle w:val="20"/>
-            <w:tabs>
-              <w:tab w:val="right" w:leader="dot" w:pos="9350"/>
-            </w:tabs>
-            <w:ind w:left="440"/>
-            <w:rPr>
-              <w:noProof/>
-            </w:rPr>
-          </w:pPr>
-          <w:hyperlink w:anchor="_Toc229333911" w:history="1">
-            <w:r>
-              <w:rPr>
-                <w:rStyle w:val="ac"/>
-                <w:noProof/>
-              </w:rPr>
-              <w:t xml:space="preserve">4.5 </w:t>
-            </w:r>
-            <w:r>
-              <w:rPr>
-                <w:rStyle w:val="ac"/>
-                <w:noProof/>
-              </w:rPr>
-              <w:t>시각</w:t>
-            </w:r>
-            <w:r>
-              <w:rPr>
-                <w:rStyle w:val="ac"/>
-                <w:noProof/>
-              </w:rPr>
-              <w:t xml:space="preserve"> </w:t>
-            </w:r>
-            <w:r>
-              <w:rPr>
-                <w:rStyle w:val="ac"/>
-                <w:noProof/>
-              </w:rPr>
-              <w:t>인코딩</w:t>
-            </w:r>
-            <w:r>
-              <w:rPr>
-                <w:rStyle w:val="ac"/>
-                <w:noProof/>
-              </w:rPr>
-              <w:t xml:space="preserve"> </w:t>
-            </w:r>
-            <w:r>
-              <w:rPr>
-                <w:rStyle w:val="ac"/>
-                <w:noProof/>
-              </w:rPr>
-              <w:t>결정</w:t>
-            </w:r>
-            <w:r>
-              <w:rPr>
-                <w:noProof/>
-                <w:webHidden/>
-              </w:rPr>
-              <w:tab/>
-            </w:r>
-            <w:r>
-              <w:rPr>
-                <w:noProof/>
-                <w:webHidden/>
-              </w:rPr>
-              <w:fldChar w:fldCharType="begin"/>
-            </w:r>
-            <w:r>
-              <w:rPr>
-                <w:noProof/>
-                <w:webHidden/>
-              </w:rPr>
-              <w:instrText xml:space="preserve"> PAGEREF _Toc229333911 \h </w:instrText>
-            </w:r>
-            <w:r>
-              <w:rPr>
-                <w:noProof/>
-                <w:webHidden/>
-              </w:rPr>
-            </w:r>
-            <w:r>
-              <w:rPr>
-                <w:noProof/>
-                <w:webHidden/>
-              </w:rPr>
-              <w:fldChar w:fldCharType="separate"/>
-            </w:r>
-            <w:r>
-              <w:rPr>
-                <w:noProof/>
-                <w:webHidden/>
-              </w:rPr>
-              <w:t>13</w:t>
-            </w:r>
-            <w:r>
-              <w:rPr>
-                <w:noProof/>
-                <w:webHidden/>
-              </w:rPr>
-              <w:fldChar w:fldCharType="end"/>
-            </w:r>
-          </w:hyperlink>
-        </w:p>
-        <w:p>
-          <w:pPr>
-            <w:pStyle w:val="10"/>
-            <w:tabs>
-              <w:tab w:val="right" w:leader="dot" w:pos="9350"/>
-            </w:tabs>
-            <w:rPr>
-              <w:noProof/>
-            </w:rPr>
-          </w:pPr>
-          <w:hyperlink w:anchor="_Toc229333912" w:history="1">
-            <w:r>
-              <w:rPr>
-                <w:rStyle w:val="ac"/>
-                <w:noProof/>
-              </w:rPr>
-              <w:t xml:space="preserve">5. </w:t>
-            </w:r>
-            <w:r>
-              <w:rPr>
-                <w:rStyle w:val="ac"/>
-                <w:noProof/>
-              </w:rPr>
-              <w:t>구현</w:t>
-            </w:r>
-            <w:r>
-              <w:rPr>
-                <w:noProof/>
-                <w:webHidden/>
-              </w:rPr>
-              <w:tab/>
-            </w:r>
-            <w:r>
-              <w:rPr>
-                <w:noProof/>
-                <w:webHidden/>
-              </w:rPr>
-              <w:fldChar w:fldCharType="begin"/>
-            </w:r>
-            <w:r>
-              <w:rPr>
-                <w:noProof/>
-                <w:webHidden/>
-              </w:rPr>
-              <w:instrText xml:space="preserve"> PAGEREF _Toc229333912 \h </w:instrText>
-            </w:r>
-            <w:r>
-              <w:rPr>
-                <w:noProof/>
-                <w:webHidden/>
-              </w:rPr>
-            </w:r>
-            <w:r>
-              <w:rPr>
-                <w:noProof/>
-                <w:webHidden/>
-              </w:rPr>
-              <w:fldChar w:fldCharType="separate"/>
-            </w:r>
-            <w:r>
-              <w:rPr>
-                <w:noProof/>
-                <w:webHidden/>
-              </w:rPr>
-              <w:t>14</w:t>
-            </w:r>
-            <w:r>
-              <w:rPr>
-                <w:noProof/>
-                <w:webHidden/>
-              </w:rPr>
-              <w:fldChar w:fldCharType="end"/>
-            </w:r>
-          </w:hyperlink>
-        </w:p>
-        <w:p>
-          <w:pPr>
-            <w:pStyle w:val="20"/>
-            <w:tabs>
-              <w:tab w:val="right" w:leader="dot" w:pos="9350"/>
-            </w:tabs>
-            <w:ind w:left="440"/>
-            <w:rPr>
-              <w:noProof/>
-            </w:rPr>
-          </w:pPr>
-          <w:hyperlink w:anchor="_Toc229333913" w:history="1">
-            <w:r>
-              <w:rPr>
-                <w:rStyle w:val="ac"/>
-                <w:noProof/>
-              </w:rPr>
-              <w:t xml:space="preserve">5.1 </w:t>
-            </w:r>
-            <w:r>
-              <w:rPr>
-                <w:rStyle w:val="ac"/>
-                <w:noProof/>
-              </w:rPr>
-              <w:t>기술</w:t>
-            </w:r>
-            <w:r>
-              <w:rPr>
-                <w:rStyle w:val="ac"/>
-                <w:noProof/>
-              </w:rPr>
-              <w:t xml:space="preserve"> </w:t>
-            </w:r>
-            <w:r>
-              <w:rPr>
-                <w:rStyle w:val="ac"/>
-                <w:noProof/>
-              </w:rPr>
-              <w:t>스택</w:t>
-            </w:r>
-            <w:r>
-              <w:rPr>
-                <w:noProof/>
-                <w:webHidden/>
-              </w:rPr>
-              <w:tab/>
-            </w:r>
-            <w:r>
-              <w:rPr>
-                <w:noProof/>
-                <w:webHidden/>
-              </w:rPr>
-              <w:fldChar w:fldCharType="begin"/>
-            </w:r>
-            <w:r>
-              <w:rPr>
-                <w:noProof/>
-                <w:webHidden/>
-              </w:rPr>
-              <w:instrText xml:space="preserve"> PAGEREF _Toc229333913 \h </w:instrText>
-            </w:r>
-            <w:r>
-              <w:rPr>
-                <w:noProof/>
-                <w:webHidden/>
-              </w:rPr>
-            </w:r>
-            <w:r>
-              <w:rPr>
-                <w:noProof/>
-                <w:webHidden/>
-              </w:rPr>
-              <w:fldChar w:fldCharType="separate"/>
-            </w:r>
-            <w:r>
-              <w:rPr>
-                <w:noProof/>
-                <w:webHidden/>
-              </w:rPr>
-              <w:t>14</w:t>
-            </w:r>
-            <w:r>
-              <w:rPr>
-                <w:noProof/>
-                <w:webHidden/>
-              </w:rPr>
-              <w:fldChar w:fldCharType="end"/>
-            </w:r>
-          </w:hyperlink>
-        </w:p>
-        <w:p>
-          <w:pPr>
-            <w:pStyle w:val="20"/>
-            <w:tabs>
-              <w:tab w:val="right" w:leader="dot" w:pos="9350"/>
-            </w:tabs>
-            <w:ind w:left="440"/>
-            <w:rPr>
-              <w:noProof/>
-            </w:rPr>
-          </w:pPr>
-          <w:hyperlink w:anchor="_Toc229333914" w:history="1">
-            <w:r>
-              <w:rPr>
-                <w:rStyle w:val="ac"/>
-                <w:noProof/>
-              </w:rPr>
-              <w:t xml:space="preserve">5.2 </w:t>
-            </w:r>
-            <w:r>
-              <w:rPr>
-                <w:rStyle w:val="ac"/>
-                <w:noProof/>
-              </w:rPr>
-              <w:t>핵심</w:t>
-            </w:r>
-            <w:r>
-              <w:rPr>
-                <w:rStyle w:val="ac"/>
-                <w:noProof/>
-              </w:rPr>
-              <w:t xml:space="preserve"> </w:t>
-            </w:r>
-            <w:r>
-              <w:rPr>
-                <w:rStyle w:val="ac"/>
-                <w:noProof/>
-              </w:rPr>
-              <w:t>코드</w:t>
-            </w:r>
-            <w:r>
-              <w:rPr>
-                <w:rStyle w:val="ac"/>
-                <w:noProof/>
-              </w:rPr>
-              <w:t xml:space="preserve"> </w:t>
-            </w:r>
-            <w:r>
-              <w:rPr>
-                <w:rStyle w:val="ac"/>
-                <w:noProof/>
-              </w:rPr>
-              <w:t>구조</w:t>
-            </w:r>
-            <w:r>
-              <w:rPr>
-                <w:noProof/>
-                <w:webHidden/>
-              </w:rPr>
-              <w:tab/>
-            </w:r>
-            <w:r>
-              <w:rPr>
-                <w:noProof/>
-                <w:webHidden/>
-              </w:rPr>
-              <w:fldChar w:fldCharType="begin"/>
-            </w:r>
-            <w:r>
-              <w:rPr>
-                <w:noProof/>
-                <w:webHidden/>
-              </w:rPr>
-              <w:instrText xml:space="preserve"> PAGEREF _Toc229333914 \h </w:instrText>
-            </w:r>
-            <w:r>
-              <w:rPr>
-                <w:noProof/>
-                <w:webHidden/>
-              </w:rPr>
-            </w:r>
-            <w:r>
-              <w:rPr>
-                <w:noProof/>
-                <w:webHidden/>
-              </w:rPr>
-              <w:fldChar w:fldCharType="separate"/>
-            </w:r>
-            <w:r>
-              <w:rPr>
-                <w:noProof/>
-                <w:webHidden/>
-              </w:rPr>
-              <w:t>14</w:t>
-            </w:r>
-            <w:r>
-              <w:rPr>
-                <w:noProof/>
-                <w:webHidden/>
-              </w:rPr>
-              <w:fldChar w:fldCharType="end"/>
-            </w:r>
-          </w:hyperlink>
-        </w:p>
-        <w:p>
-          <w:pPr>
-            <w:pStyle w:val="20"/>
-            <w:tabs>
-              <w:tab w:val="right" w:leader="dot" w:pos="9350"/>
-            </w:tabs>
-            <w:ind w:left="440"/>
-            <w:rPr>
-              <w:noProof/>
-            </w:rPr>
-          </w:pPr>
-          <w:hyperlink w:anchor="_Toc229333915" w:history="1">
-            <w:r>
-              <w:rPr>
-                <w:rStyle w:val="ac"/>
-                <w:noProof/>
-              </w:rPr>
-              <w:t xml:space="preserve">5.3 </w:t>
-            </w:r>
-            <w:r>
-              <w:rPr>
-                <w:rStyle w:val="ac"/>
-                <w:noProof/>
-              </w:rPr>
-              <w:t>견고성</w:t>
-            </w:r>
-            <w:r>
-              <w:rPr>
-                <w:rStyle w:val="ac"/>
-                <w:noProof/>
-              </w:rPr>
-              <w:t xml:space="preserve"> </w:t>
-            </w:r>
-            <w:r>
-              <w:rPr>
-                <w:rStyle w:val="ac"/>
-                <w:noProof/>
-              </w:rPr>
-              <w:t>설계</w:t>
-            </w:r>
-            <w:r>
-              <w:rPr>
-                <w:noProof/>
-                <w:webHidden/>
-              </w:rPr>
-              <w:tab/>
-            </w:r>
-            <w:r>
-              <w:rPr>
-                <w:noProof/>
-                <w:webHidden/>
-              </w:rPr>
-              <w:fldChar w:fldCharType="begin"/>
-            </w:r>
-            <w:r>
-              <w:rPr>
-                <w:noProof/>
-                <w:webHidden/>
-              </w:rPr>
-              <w:instrText xml:space="preserve"> PAGEREF _Toc229333915 \h </w:instrText>
-            </w:r>
-            <w:r>
-              <w:rPr>
-                <w:noProof/>
-                <w:webHidden/>
-              </w:rPr>
-            </w:r>
-            <w:r>
-              <w:rPr>
-                <w:noProof/>
-                <w:webHidden/>
-              </w:rPr>
-              <w:fldChar w:fldCharType="separate"/>
-            </w:r>
-            <w:r>
-              <w:rPr>
-                <w:noProof/>
-                <w:webHidden/>
-              </w:rPr>
-              <w:t>15</w:t>
-            </w:r>
-            <w:r>
-              <w:rPr>
-                <w:noProof/>
-                <w:webHidden/>
-              </w:rPr>
-              <w:fldChar w:fldCharType="end"/>
-            </w:r>
-          </w:hyperlink>
-        </w:p>
-        <w:p>
-          <w:pPr>
-            <w:pStyle w:val="20"/>
-            <w:tabs>
-              <w:tab w:val="right" w:leader="dot" w:pos="9350"/>
-            </w:tabs>
-            <w:ind w:left="440"/>
-            <w:rPr>
-              <w:noProof/>
-            </w:rPr>
-          </w:pPr>
-          <w:hyperlink w:anchor="_Toc229333916" w:history="1">
-            <w:r>
-              <w:rPr>
-                <w:rStyle w:val="ac"/>
-                <w:noProof/>
-              </w:rPr>
-              <w:t xml:space="preserve">5.4 </w:t>
-            </w:r>
-            <w:r>
-              <w:rPr>
-                <w:rStyle w:val="ac"/>
-                <w:noProof/>
-              </w:rPr>
-              <w:t>접근성</w:t>
-            </w:r>
-            <w:r>
-              <w:rPr>
-                <w:rStyle w:val="ac"/>
-                <w:noProof/>
-              </w:rPr>
-              <w:t xml:space="preserve"> (Accessibility)</w:t>
-            </w:r>
-            <w:r>
-              <w:rPr>
-                <w:noProof/>
-                <w:webHidden/>
-              </w:rPr>
-              <w:tab/>
-            </w:r>
-            <w:r>
-              <w:rPr>
-                <w:noProof/>
-                <w:webHidden/>
-              </w:rPr>
-              <w:fldChar w:fldCharType="begin"/>
-            </w:r>
-            <w:r>
-              <w:rPr>
-                <w:noProof/>
-                <w:webHidden/>
-              </w:rPr>
-              <w:instrText xml:space="preserve"> PAGEREF _Toc229333916 \h </w:instrText>
-            </w:r>
-            <w:r>
-              <w:rPr>
-                <w:noProof/>
-                <w:webHidden/>
-              </w:rPr>
-            </w:r>
-            <w:r>
-              <w:rPr>
-                <w:noProof/>
-                <w:webHidden/>
-              </w:rPr>
-              <w:fldChar w:fldCharType="separate"/>
-            </w:r>
-            <w:r>
-              <w:rPr>
-                <w:noProof/>
-                <w:webHidden/>
-              </w:rPr>
-              <w:t>15</w:t>
-            </w:r>
-            <w:r>
-              <w:rPr>
-                <w:noProof/>
-                <w:webHidden/>
-              </w:rPr>
-              <w:fldChar w:fldCharType="end"/>
-            </w:r>
-          </w:hyperlink>
-        </w:p>
-        <w:p>
-          <w:pPr>
-            <w:pStyle w:val="10"/>
-            <w:tabs>
-              <w:tab w:val="right" w:leader="dot" w:pos="9350"/>
-            </w:tabs>
-            <w:rPr>
-              <w:noProof/>
-            </w:rPr>
-          </w:pPr>
-          <w:hyperlink w:anchor="_Toc229333917" w:history="1">
-            <w:r>
-              <w:rPr>
-                <w:rStyle w:val="ac"/>
-                <w:noProof/>
-              </w:rPr>
-              <w:t xml:space="preserve">6. </w:t>
-            </w:r>
-            <w:r>
-              <w:rPr>
-                <w:rStyle w:val="ac"/>
-                <w:noProof/>
-              </w:rPr>
-              <w:t>평가</w:t>
-            </w:r>
-            <w:r>
-              <w:rPr>
-                <w:noProof/>
-                <w:webHidden/>
-              </w:rPr>
-              <w:tab/>
-            </w:r>
-            <w:r>
-              <w:rPr>
-                <w:noProof/>
-                <w:webHidden/>
-              </w:rPr>
-              <w:fldChar w:fldCharType="begin"/>
-            </w:r>
-            <w:r>
-              <w:rPr>
-                <w:noProof/>
-                <w:webHidden/>
-              </w:rPr>
-              <w:instrText xml:space="preserve"> PAGEREF _Toc229333917 \h </w:instrText>
-            </w:r>
-            <w:r>
-              <w:rPr>
-                <w:noProof/>
-                <w:webHidden/>
-              </w:rPr>
-            </w:r>
-            <w:r>
-              <w:rPr>
-                <w:noProof/>
-                <w:webHidden/>
-              </w:rPr>
-              <w:fldChar w:fldCharType="separate"/>
-            </w:r>
-            <w:r>
-              <w:rPr>
-                <w:noProof/>
-                <w:webHidden/>
-              </w:rPr>
-              <w:t>15</w:t>
-            </w:r>
-            <w:r>
-              <w:rPr>
-                <w:noProof/>
-                <w:webHidden/>
-              </w:rPr>
-              <w:fldChar w:fldCharType="end"/>
-            </w:r>
-          </w:hyperlink>
-        </w:p>
-        <w:p>
-          <w:pPr>
-            <w:pStyle w:val="20"/>
-            <w:tabs>
-              <w:tab w:val="right" w:leader="dot" w:pos="9350"/>
-            </w:tabs>
-            <w:ind w:left="440"/>
-            <w:rPr>
-              <w:noProof/>
-            </w:rPr>
-          </w:pPr>
-          <w:hyperlink w:anchor="_Toc229333918" w:history="1">
-            <w:r>
-              <w:rPr>
-                <w:rStyle w:val="ac"/>
-                <w:noProof/>
-              </w:rPr>
-              <w:t xml:space="preserve">6.1 </w:t>
-            </w:r>
-            <w:r>
-              <w:rPr>
-                <w:rStyle w:val="ac"/>
-                <w:noProof/>
-              </w:rPr>
-              <w:t>연구</w:t>
-            </w:r>
-            <w:r>
-              <w:rPr>
-                <w:rStyle w:val="ac"/>
-                <w:noProof/>
-              </w:rPr>
-              <w:t xml:space="preserve"> </w:t>
-            </w:r>
-            <w:r>
-              <w:rPr>
-                <w:rStyle w:val="ac"/>
-                <w:noProof/>
-              </w:rPr>
-              <w:t>설계</w:t>
-            </w:r>
-            <w:r>
-              <w:rPr>
-                <w:noProof/>
-                <w:webHidden/>
-              </w:rPr>
-              <w:tab/>
-            </w:r>
-            <w:r>
-              <w:rPr>
-                <w:noProof/>
-                <w:webHidden/>
-              </w:rPr>
-              <w:fldChar w:fldCharType="begin"/>
-            </w:r>
-            <w:r>
-              <w:rPr>
-                <w:noProof/>
-                <w:webHidden/>
-              </w:rPr>
-              <w:instrText xml:space="preserve"> PAGEREF _Toc229333918 \h </w:instrText>
-            </w:r>
-            <w:r>
-              <w:rPr>
-                <w:noProof/>
-                <w:webHidden/>
-              </w:rPr>
-            </w:r>
-            <w:r>
-              <w:rPr>
-                <w:noProof/>
-                <w:webHidden/>
-              </w:rPr>
-              <w:fldChar w:fldCharType="separate"/>
-            </w:r>
-            <w:r>
-              <w:rPr>
-                <w:noProof/>
-                <w:webHidden/>
-              </w:rPr>
-              <w:t>15</w:t>
-            </w:r>
-            <w:r>
-              <w:rPr>
-                <w:noProof/>
-                <w:webHidden/>
-              </w:rPr>
-              <w:fldChar w:fldCharType="end"/>
-            </w:r>
-          </w:hyperlink>
-        </w:p>
-        <w:p>
-          <w:pPr>
-            <w:pStyle w:val="20"/>
-            <w:tabs>
-              <w:tab w:val="right" w:leader="dot" w:pos="9350"/>
-            </w:tabs>
-            <w:ind w:left="440"/>
-            <w:rPr>
-              <w:noProof/>
-            </w:rPr>
-          </w:pPr>
-          <w:hyperlink w:anchor="_Toc229333919" w:history="1">
-            <w:r>
-              <w:rPr>
-                <w:rStyle w:val="ac"/>
-                <w:noProof/>
-              </w:rPr>
-              <w:t xml:space="preserve">6.2 </w:t>
-            </w:r>
-            <w:r>
-              <w:rPr>
-                <w:rStyle w:val="ac"/>
-                <w:noProof/>
-              </w:rPr>
-              <w:t>참여자</w:t>
-            </w:r>
-            <w:r>
-              <w:rPr>
-                <w:noProof/>
-                <w:webHidden/>
-              </w:rPr>
-              <w:tab/>
-            </w:r>
-            <w:r>
-              <w:rPr>
-                <w:noProof/>
-                <w:webHidden/>
-              </w:rPr>
-              <w:fldChar w:fldCharType="begin"/>
-            </w:r>
-            <w:r>
-              <w:rPr>
-                <w:noProof/>
-                <w:webHidden/>
-              </w:rPr>
-              <w:instrText xml:space="preserve"> PAGEREF _Toc229333919 \h </w:instrText>
-            </w:r>
-            <w:r>
-              <w:rPr>
-                <w:noProof/>
-                <w:webHidden/>
-              </w:rPr>
-            </w:r>
-            <w:r>
-              <w:rPr>
-                <w:noProof/>
-                <w:webHidden/>
-              </w:rPr>
-              <w:fldChar w:fldCharType="separate"/>
-            </w:r>
-            <w:r>
-              <w:rPr>
-                <w:noProof/>
-                <w:webHidden/>
-              </w:rPr>
-              <w:t>16</w:t>
-            </w:r>
-            <w:r>
-              <w:rPr>
-                <w:noProof/>
-                <w:webHidden/>
-              </w:rPr>
-              <w:fldChar w:fldCharType="end"/>
-            </w:r>
-          </w:hyperlink>
-        </w:p>
-        <w:p>
-          <w:pPr>
-            <w:pStyle w:val="20"/>
-            <w:tabs>
-              <w:tab w:val="right" w:leader="dot" w:pos="9350"/>
-            </w:tabs>
-            <w:ind w:left="440"/>
-            <w:rPr>
-              <w:noProof/>
-            </w:rPr>
-          </w:pPr>
-          <w:hyperlink w:anchor="_Toc229333920" w:history="1">
-            <w:r>
-              <w:rPr>
-                <w:rStyle w:val="ac"/>
-                <w:noProof/>
-              </w:rPr>
-              <w:t xml:space="preserve">6.3 </w:t>
-            </w:r>
-            <w:r>
-              <w:rPr>
-                <w:rStyle w:val="ac"/>
-                <w:noProof/>
-              </w:rPr>
-              <w:t>측정</w:t>
-            </w:r>
-            <w:r>
-              <w:rPr>
-                <w:rStyle w:val="ac"/>
-                <w:noProof/>
-              </w:rPr>
-              <w:t xml:space="preserve"> </w:t>
-            </w:r>
-            <w:r>
-              <w:rPr>
-                <w:rStyle w:val="ac"/>
-                <w:noProof/>
-              </w:rPr>
-              <w:t>도구</w:t>
-            </w:r>
-            <w:r>
-              <w:rPr>
-                <w:noProof/>
-                <w:webHidden/>
-              </w:rPr>
-              <w:tab/>
-            </w:r>
-            <w:r>
-              <w:rPr>
-                <w:noProof/>
-                <w:webHidden/>
-              </w:rPr>
-              <w:fldChar w:fldCharType="begin"/>
-            </w:r>
-            <w:r>
-              <w:rPr>
-                <w:noProof/>
-                <w:webHidden/>
-              </w:rPr>
-              <w:instrText xml:space="preserve"> PAGEREF _Toc229333920 \h </w:instrText>
-            </w:r>
-            <w:r>
-              <w:rPr>
-                <w:noProof/>
-                <w:webHidden/>
-              </w:rPr>
-            </w:r>
-            <w:r>
-              <w:rPr>
-                <w:noProof/>
-                <w:webHidden/>
-              </w:rPr>
-              <w:fldChar w:fldCharType="separate"/>
-            </w:r>
-            <w:r>
-              <w:rPr>
-                <w:noProof/>
-                <w:webHidden/>
-              </w:rPr>
-              <w:t>16</w:t>
-            </w:r>
-            <w:r>
-              <w:rPr>
-                <w:noProof/>
-                <w:webHidden/>
-              </w:rPr>
-              <w:fldChar w:fldCharType="end"/>
-            </w:r>
-          </w:hyperlink>
-        </w:p>
-        <w:p>
-          <w:pPr>
-            <w:pStyle w:val="20"/>
-            <w:tabs>
-              <w:tab w:val="right" w:leader="dot" w:pos="9350"/>
-            </w:tabs>
-            <w:ind w:left="440"/>
-            <w:rPr>
-              <w:noProof/>
-            </w:rPr>
-          </w:pPr>
-          <w:hyperlink w:anchor="_Toc229333921" w:history="1">
-            <w:r>
-              <w:rPr>
-                <w:rStyle w:val="ac"/>
-                <w:noProof/>
-              </w:rPr>
-              <w:t xml:space="preserve">6.4 </w:t>
-            </w:r>
-            <w:r>
-              <w:rPr>
-                <w:rStyle w:val="ac"/>
-                <w:noProof/>
-              </w:rPr>
-              <w:t>절차</w:t>
-            </w:r>
-            <w:r>
-              <w:rPr>
-                <w:noProof/>
-                <w:webHidden/>
-              </w:rPr>
-              <w:tab/>
-            </w:r>
-            <w:r>
-              <w:rPr>
-                <w:noProof/>
-                <w:webHidden/>
-              </w:rPr>
-              <w:fldChar w:fldCharType="begin"/>
-            </w:r>
-            <w:r>
-              <w:rPr>
-                <w:noProof/>
-                <w:webHidden/>
-              </w:rPr>
-              <w:instrText xml:space="preserve"> PAGEREF _Toc229333921 \h </w:instrText>
-            </w:r>
-            <w:r>
-              <w:rPr>
-                <w:noProof/>
-                <w:webHidden/>
-              </w:rPr>
-            </w:r>
-            <w:r>
-              <w:rPr>
-                <w:noProof/>
-                <w:webHidden/>
-              </w:rPr>
-              <w:fldChar w:fldCharType="separate"/>
-            </w:r>
-            <w:r>
-              <w:rPr>
-                <w:noProof/>
-                <w:webHidden/>
-              </w:rPr>
-              <w:t>16</w:t>
-            </w:r>
-            <w:r>
-              <w:rPr>
-                <w:noProof/>
-                <w:webHidden/>
-              </w:rPr>
-              <w:fldChar w:fldCharType="end"/>
-            </w:r>
-          </w:hyperlink>
-        </w:p>
-        <w:p>
-          <w:pPr>
-            <w:pStyle w:val="20"/>
-            <w:tabs>
-              <w:tab w:val="right" w:leader="dot" w:pos="9350"/>
-            </w:tabs>
-            <w:ind w:left="440"/>
-            <w:rPr>
-              <w:noProof/>
-            </w:rPr>
-          </w:pPr>
-          <w:hyperlink w:anchor="_Toc229333922" w:history="1">
-            <w:r>
-              <w:rPr>
-                <w:rStyle w:val="ac"/>
-                <w:noProof/>
-              </w:rPr>
-              <w:t xml:space="preserve">6.5 </w:t>
-            </w:r>
-            <w:r>
-              <w:rPr>
-                <w:rStyle w:val="ac"/>
-                <w:noProof/>
-              </w:rPr>
-              <w:t>분석</w:t>
-            </w:r>
-            <w:r>
-              <w:rPr>
-                <w:noProof/>
-                <w:webHidden/>
-              </w:rPr>
-              <w:tab/>
-            </w:r>
-            <w:r>
-              <w:rPr>
-                <w:noProof/>
-                <w:webHidden/>
-              </w:rPr>
-              <w:fldChar w:fldCharType="begin"/>
-            </w:r>
-            <w:r>
-              <w:rPr>
-                <w:noProof/>
-                <w:webHidden/>
-              </w:rPr>
-              <w:instrText xml:space="preserve"> PAGEREF _Toc229333922 \h </w:instrText>
-            </w:r>
-            <w:r>
-              <w:rPr>
-                <w:noProof/>
-                <w:webHidden/>
-              </w:rPr>
-            </w:r>
-            <w:r>
-              <w:rPr>
-                <w:noProof/>
-                <w:webHidden/>
-              </w:rPr>
-              <w:fldChar w:fldCharType="separate"/>
-            </w:r>
-            <w:r>
-              <w:rPr>
-                <w:noProof/>
-                <w:webHidden/>
-              </w:rPr>
-              <w:t>17</w:t>
-            </w:r>
-            <w:r>
-              <w:rPr>
-                <w:noProof/>
-                <w:webHidden/>
-              </w:rPr>
-              <w:fldChar w:fldCharType="end"/>
-            </w:r>
-          </w:hyperlink>
-        </w:p>
-        <w:p>
-          <w:pPr>
-            <w:pStyle w:val="10"/>
-            <w:tabs>
-              <w:tab w:val="right" w:leader="dot" w:pos="9350"/>
-            </w:tabs>
-            <w:rPr>
-              <w:noProof/>
-            </w:rPr>
-          </w:pPr>
-          <w:hyperlink w:anchor="_Toc229333923" w:history="1">
-            <w:r>
-              <w:rPr>
-                <w:rStyle w:val="ac"/>
-                <w:noProof/>
-              </w:rPr>
-              <w:t xml:space="preserve">7. </w:t>
-            </w:r>
-            <w:r>
-              <w:rPr>
-                <w:rStyle w:val="ac"/>
-                <w:noProof/>
-              </w:rPr>
-              <w:t>결과</w:t>
-            </w:r>
-            <w:r>
-              <w:rPr>
-                <w:noProof/>
-                <w:webHidden/>
-              </w:rPr>
-              <w:tab/>
-            </w:r>
-            <w:r>
-              <w:rPr>
-                <w:noProof/>
-                <w:webHidden/>
-              </w:rPr>
-              <w:fldChar w:fldCharType="begin"/>
-            </w:r>
-            <w:r>
-              <w:rPr>
-                <w:noProof/>
-                <w:webHidden/>
-              </w:rPr>
-              <w:instrText xml:space="preserve"> PAGEREF _Toc229333923 \h </w:instrText>
-            </w:r>
-            <w:r>
-              <w:rPr>
-                <w:noProof/>
-                <w:webHidden/>
-              </w:rPr>
-            </w:r>
-            <w:r>
-              <w:rPr>
-                <w:noProof/>
-                <w:webHidden/>
-              </w:rPr>
-              <w:fldChar w:fldCharType="separate"/>
-            </w:r>
-            <w:r>
-              <w:rPr>
-                <w:noProof/>
-                <w:webHidden/>
-              </w:rPr>
-              <w:t>17</w:t>
-            </w:r>
-            <w:r>
-              <w:rPr>
-                <w:noProof/>
-                <w:webHidden/>
-              </w:rPr>
-              <w:fldChar w:fldCharType="end"/>
-            </w:r>
-          </w:hyperlink>
-        </w:p>
-        <w:p>
-          <w:pPr>
-            <w:pStyle w:val="20"/>
-            <w:tabs>
-              <w:tab w:val="right" w:leader="dot" w:pos="9350"/>
-            </w:tabs>
-            <w:ind w:left="440"/>
-            <w:rPr>
-              <w:noProof/>
-            </w:rPr>
-          </w:pPr>
-          <w:hyperlink w:anchor="_Toc229333924" w:history="1">
-            <w:r>
-              <w:rPr>
-                <w:rStyle w:val="ac"/>
-                <w:noProof/>
-              </w:rPr>
-              <w:t xml:space="preserve">7.1 </w:t>
-            </w:r>
-            <w:r>
-              <w:rPr>
-                <w:rStyle w:val="ac"/>
-                <w:noProof/>
-              </w:rPr>
-              <w:t>형식</w:t>
-            </w:r>
-            <w:r>
-              <w:rPr>
-                <w:rStyle w:val="ac"/>
-                <w:noProof/>
-              </w:rPr>
-              <w:t xml:space="preserve"> </w:t>
-            </w:r>
-            <w:r>
-              <w:rPr>
-                <w:rStyle w:val="ac"/>
-                <w:noProof/>
-              </w:rPr>
-              <w:t>식별</w:t>
-            </w:r>
-            <w:r>
-              <w:rPr>
-                <w:rStyle w:val="ac"/>
-                <w:noProof/>
-              </w:rPr>
-              <w:t xml:space="preserve"> </w:t>
-            </w:r>
-            <w:r>
-              <w:rPr>
-                <w:rStyle w:val="ac"/>
-                <w:noProof/>
-              </w:rPr>
-              <w:t>정확도</w:t>
-            </w:r>
-            <w:r>
-              <w:rPr>
-                <w:noProof/>
-                <w:webHidden/>
-              </w:rPr>
-              <w:tab/>
-            </w:r>
-            <w:r>
-              <w:rPr>
-                <w:noProof/>
-                <w:webHidden/>
-              </w:rPr>
-              <w:fldChar w:fldCharType="begin"/>
-            </w:r>
-            <w:r>
-              <w:rPr>
-                <w:noProof/>
-                <w:webHidden/>
-              </w:rPr>
-              <w:instrText xml:space="preserve"> PAGEREF _Toc229333924 \h </w:instrText>
-            </w:r>
-            <w:r>
-              <w:rPr>
-                <w:noProof/>
-                <w:webHidden/>
-              </w:rPr>
-            </w:r>
-            <w:r>
-              <w:rPr>
-                <w:noProof/>
-                <w:webHidden/>
-              </w:rPr>
-              <w:fldChar w:fldCharType="separate"/>
-            </w:r>
-            <w:r>
-              <w:rPr>
-                <w:noProof/>
-                <w:webHidden/>
-              </w:rPr>
-              <w:t>17</w:t>
-            </w:r>
-            <w:r>
-              <w:rPr>
-                <w:noProof/>
-                <w:webHidden/>
-              </w:rPr>
-              <w:fldChar w:fldCharType="end"/>
-            </w:r>
-          </w:hyperlink>
-        </w:p>
-        <w:p>
-          <w:pPr>
-            <w:pStyle w:val="20"/>
-            <w:tabs>
-              <w:tab w:val="right" w:leader="dot" w:pos="9350"/>
-            </w:tabs>
-            <w:ind w:left="440"/>
-            <w:rPr>
-              <w:noProof/>
-            </w:rPr>
-          </w:pPr>
-          <w:hyperlink w:anchor="_Toc229333925" w:history="1">
-            <w:r>
-              <w:rPr>
-                <w:rStyle w:val="ac"/>
-                <w:noProof/>
-              </w:rPr>
-              <w:t xml:space="preserve">7.2 </w:t>
-            </w:r>
-            <w:r>
-              <w:rPr>
-                <w:rStyle w:val="ac"/>
-                <w:noProof/>
-              </w:rPr>
-              <w:t>하속조</w:t>
-            </w:r>
-            <w:r>
-              <w:rPr>
-                <w:rStyle w:val="ac"/>
-                <w:noProof/>
-              </w:rPr>
-              <w:t xml:space="preserve"> </w:t>
-            </w:r>
-            <w:r>
-              <w:rPr>
-                <w:rStyle w:val="ac"/>
-                <w:noProof/>
-              </w:rPr>
-              <w:t>재현</w:t>
-            </w:r>
-            <w:r>
-              <w:rPr>
-                <w:rStyle w:val="ac"/>
-                <w:noProof/>
-              </w:rPr>
-              <w:t xml:space="preserve"> </w:t>
-            </w:r>
-            <w:r>
-              <w:rPr>
-                <w:rStyle w:val="ac"/>
-                <w:noProof/>
-              </w:rPr>
-              <w:t>인지</w:t>
-            </w:r>
-            <w:r>
-              <w:rPr>
-                <w:noProof/>
-                <w:webHidden/>
-              </w:rPr>
-              <w:tab/>
-            </w:r>
-            <w:r>
-              <w:rPr>
-                <w:noProof/>
-                <w:webHidden/>
-              </w:rPr>
-              <w:fldChar w:fldCharType="begin"/>
-            </w:r>
-            <w:r>
-              <w:rPr>
-                <w:noProof/>
-                <w:webHidden/>
-              </w:rPr>
-              <w:instrText xml:space="preserve"> PAGEREF _Toc229333925 \h </w:instrText>
-            </w:r>
-            <w:r>
-              <w:rPr>
-                <w:noProof/>
-                <w:webHidden/>
-              </w:rPr>
-            </w:r>
-            <w:r>
-              <w:rPr>
-                <w:noProof/>
-                <w:webHidden/>
-              </w:rPr>
-              <w:fldChar w:fldCharType="separate"/>
-            </w:r>
-            <w:r>
-              <w:rPr>
-                <w:noProof/>
-                <w:webHidden/>
-              </w:rPr>
-              <w:t>17</w:t>
-            </w:r>
-            <w:r>
-              <w:rPr>
-                <w:noProof/>
-                <w:webHidden/>
-              </w:rPr>
-              <w:fldChar w:fldCharType="end"/>
-            </w:r>
-          </w:hyperlink>
-        </w:p>
-        <w:p>
-          <w:pPr>
-            <w:pStyle w:val="20"/>
-            <w:tabs>
-              <w:tab w:val="right" w:leader="dot" w:pos="9350"/>
-            </w:tabs>
-            <w:ind w:left="440"/>
-            <w:rPr>
-              <w:noProof/>
-            </w:rPr>
-          </w:pPr>
-          <w:hyperlink w:anchor="_Toc229333926" w:history="1">
-            <w:r>
-              <w:rPr>
-                <w:rStyle w:val="ac"/>
-                <w:noProof/>
-              </w:rPr>
-              <w:t xml:space="preserve">7.3 </w:t>
-            </w:r>
-            <w:r>
-              <w:rPr>
-                <w:rStyle w:val="ac"/>
-                <w:noProof/>
-              </w:rPr>
-              <w:t>시스템</w:t>
-            </w:r>
-            <w:r>
-              <w:rPr>
-                <w:rStyle w:val="ac"/>
-                <w:noProof/>
-              </w:rPr>
-              <w:t xml:space="preserve"> </w:t>
-            </w:r>
-            <w:r>
-              <w:rPr>
-                <w:rStyle w:val="ac"/>
-                <w:noProof/>
-              </w:rPr>
-              <w:t>사용성</w:t>
-            </w:r>
-            <w:r>
-              <w:rPr>
-                <w:noProof/>
-                <w:webHidden/>
-              </w:rPr>
-              <w:tab/>
-            </w:r>
-            <w:r>
-              <w:rPr>
-                <w:noProof/>
-                <w:webHidden/>
-              </w:rPr>
-              <w:fldChar w:fldCharType="begin"/>
-            </w:r>
-            <w:r>
-              <w:rPr>
-                <w:noProof/>
-                <w:webHidden/>
-              </w:rPr>
-              <w:instrText xml:space="preserve"> PAGEREF _Toc229333926 \h </w:instrText>
-            </w:r>
-            <w:r>
-              <w:rPr>
-                <w:noProof/>
-                <w:webHidden/>
-              </w:rPr>
-            </w:r>
-            <w:r>
-              <w:rPr>
-                <w:noProof/>
-                <w:webHidden/>
-              </w:rPr>
-              <w:fldChar w:fldCharType="separate"/>
-            </w:r>
-            <w:r>
-              <w:rPr>
-                <w:noProof/>
-                <w:webHidden/>
-              </w:rPr>
-              <w:t>18</w:t>
-            </w:r>
-            <w:r>
-              <w:rPr>
-                <w:noProof/>
-                <w:webHidden/>
-              </w:rPr>
-              <w:fldChar w:fldCharType="end"/>
-            </w:r>
-          </w:hyperlink>
-        </w:p>
-        <w:p>
-          <w:pPr>
-            <w:pStyle w:val="20"/>
-            <w:tabs>
-              <w:tab w:val="right" w:leader="dot" w:pos="9350"/>
-            </w:tabs>
-            <w:ind w:left="440"/>
-            <w:rPr>
-              <w:noProof/>
-            </w:rPr>
-          </w:pPr>
-          <w:hyperlink w:anchor="_Toc229333927" w:history="1">
-            <w:r>
-              <w:rPr>
-                <w:rStyle w:val="ac"/>
-                <w:noProof/>
-              </w:rPr>
-              <w:t xml:space="preserve">7.4 </w:t>
-            </w:r>
-            <w:r>
-              <w:rPr>
-                <w:rStyle w:val="ac"/>
-                <w:noProof/>
-              </w:rPr>
-              <w:t>정성적</w:t>
-            </w:r>
-            <w:r>
-              <w:rPr>
-                <w:rStyle w:val="ac"/>
-                <w:noProof/>
-              </w:rPr>
-              <w:t xml:space="preserve"> </w:t>
-            </w:r>
-            <w:r>
-              <w:rPr>
-                <w:rStyle w:val="ac"/>
-                <w:noProof/>
-              </w:rPr>
-              <w:t>피드백</w:t>
-            </w:r>
-            <w:r>
-              <w:rPr>
-                <w:noProof/>
-                <w:webHidden/>
-              </w:rPr>
-              <w:tab/>
-            </w:r>
-            <w:r>
-              <w:rPr>
-                <w:noProof/>
-                <w:webHidden/>
-              </w:rPr>
-              <w:fldChar w:fldCharType="begin"/>
-            </w:r>
-            <w:r>
-              <w:rPr>
-                <w:noProof/>
-                <w:webHidden/>
-              </w:rPr>
-              <w:instrText xml:space="preserve"> PAGEREF _Toc229333927 \h </w:instrText>
-            </w:r>
-            <w:r>
-              <w:rPr>
-                <w:noProof/>
-                <w:webHidden/>
-              </w:rPr>
-            </w:r>
-            <w:r>
-              <w:rPr>
-                <w:noProof/>
-                <w:webHidden/>
-              </w:rPr>
-              <w:fldChar w:fldCharType="separate"/>
-            </w:r>
-            <w:r>
-              <w:rPr>
-                <w:noProof/>
-                <w:webHidden/>
-              </w:rPr>
-              <w:t>18</w:t>
-            </w:r>
-            <w:r>
-              <w:rPr>
-                <w:noProof/>
-                <w:webHidden/>
-              </w:rPr>
-              <w:fldChar w:fldCharType="end"/>
-            </w:r>
-          </w:hyperlink>
-        </w:p>
-        <w:p>
-          <w:pPr>
-            <w:pStyle w:val="10"/>
-            <w:tabs>
-              <w:tab w:val="right" w:leader="dot" w:pos="9350"/>
-            </w:tabs>
-            <w:rPr>
-              <w:noProof/>
-            </w:rPr>
-          </w:pPr>
-          <w:hyperlink w:anchor="_Toc229333928" w:history="1">
-            <w:r>
-              <w:rPr>
-                <w:rStyle w:val="ac"/>
-                <w:noProof/>
-              </w:rPr>
-              <w:t xml:space="preserve">8. </w:t>
-            </w:r>
-            <w:r>
-              <w:rPr>
-                <w:rStyle w:val="ac"/>
-                <w:noProof/>
-              </w:rPr>
-              <w:t>논의</w:t>
-            </w:r>
-            <w:r>
-              <w:rPr>
-                <w:noProof/>
-                <w:webHidden/>
-              </w:rPr>
-              <w:tab/>
-            </w:r>
-            <w:r>
-              <w:rPr>
-                <w:noProof/>
-                <w:webHidden/>
-              </w:rPr>
-              <w:fldChar w:fldCharType="begin"/>
-            </w:r>
-            <w:r>
-              <w:rPr>
-                <w:noProof/>
-                <w:webHidden/>
-              </w:rPr>
-              <w:instrText xml:space="preserve"> PAGEREF _Toc229333928 \h </w:instrText>
-            </w:r>
-            <w:r>
-              <w:rPr>
-                <w:noProof/>
-                <w:webHidden/>
-              </w:rPr>
-            </w:r>
-            <w:r>
-              <w:rPr>
-                <w:noProof/>
-                <w:webHidden/>
-              </w:rPr>
-              <w:fldChar w:fldCharType="separate"/>
-            </w:r>
-            <w:r>
-              <w:rPr>
-                <w:noProof/>
-                <w:webHidden/>
-              </w:rPr>
-              <w:t>18</w:t>
-            </w:r>
-            <w:r>
-              <w:rPr>
-                <w:noProof/>
-                <w:webHidden/>
-              </w:rPr>
-              <w:fldChar w:fldCharType="end"/>
-            </w:r>
-          </w:hyperlink>
-        </w:p>
-        <w:p>
-          <w:pPr>
-            <w:pStyle w:val="20"/>
-            <w:tabs>
-              <w:tab w:val="right" w:leader="dot" w:pos="9350"/>
-            </w:tabs>
-            <w:ind w:left="440"/>
-            <w:rPr>
-              <w:noProof/>
-            </w:rPr>
-          </w:pPr>
-          <w:hyperlink w:anchor="_Toc229333929" w:history="1">
-            <w:r>
-              <w:rPr>
-                <w:rStyle w:val="ac"/>
-                <w:noProof/>
-              </w:rPr>
-              <w:t xml:space="preserve">8.1 </w:t>
-            </w:r>
-            <w:r>
-              <w:rPr>
-                <w:rStyle w:val="ac"/>
-                <w:noProof/>
-              </w:rPr>
-              <w:t>교육적</w:t>
-            </w:r>
-            <w:r>
-              <w:rPr>
-                <w:rStyle w:val="ac"/>
-                <w:noProof/>
-              </w:rPr>
-              <w:t xml:space="preserve"> </w:t>
-            </w:r>
-            <w:r>
-              <w:rPr>
-                <w:rStyle w:val="ac"/>
-                <w:noProof/>
-              </w:rPr>
-              <w:t>함의</w:t>
-            </w:r>
-            <w:r>
-              <w:rPr>
-                <w:noProof/>
-                <w:webHidden/>
-              </w:rPr>
-              <w:tab/>
-            </w:r>
-            <w:r>
-              <w:rPr>
-                <w:noProof/>
-                <w:webHidden/>
-              </w:rPr>
-              <w:fldChar w:fldCharType="begin"/>
-            </w:r>
-            <w:r>
-              <w:rPr>
-                <w:noProof/>
-                <w:webHidden/>
-              </w:rPr>
-              <w:instrText xml:space="preserve"> PAGEREF _Toc229333929 \h </w:instrText>
-            </w:r>
-            <w:r>
-              <w:rPr>
-                <w:noProof/>
-                <w:webHidden/>
-              </w:rPr>
-            </w:r>
-            <w:r>
-              <w:rPr>
-                <w:noProof/>
-                <w:webHidden/>
-              </w:rPr>
-              <w:fldChar w:fldCharType="separate"/>
-            </w:r>
-            <w:r>
-              <w:rPr>
-                <w:noProof/>
-                <w:webHidden/>
-              </w:rPr>
-              <w:t>18</w:t>
-            </w:r>
-            <w:r>
-              <w:rPr>
-                <w:noProof/>
-                <w:webHidden/>
-              </w:rPr>
-              <w:fldChar w:fldCharType="end"/>
-            </w:r>
-          </w:hyperlink>
-        </w:p>
-        <w:p>
-          <w:pPr>
-            <w:pStyle w:val="20"/>
-            <w:tabs>
-              <w:tab w:val="right" w:leader="dot" w:pos="9350"/>
-            </w:tabs>
-            <w:ind w:left="440"/>
-            <w:rPr>
-              <w:noProof/>
-            </w:rPr>
-          </w:pPr>
-          <w:hyperlink w:anchor="_Toc229333930" w:history="1">
-            <w:r>
-              <w:rPr>
-                <w:rStyle w:val="ac"/>
-                <w:noProof/>
-              </w:rPr>
-              <w:t xml:space="preserve">8.2 </w:t>
-            </w:r>
-            <w:r>
-              <w:rPr>
-                <w:rStyle w:val="ac"/>
-                <w:noProof/>
-              </w:rPr>
-              <w:t>도구</w:t>
-            </w:r>
-            <w:r>
-              <w:rPr>
-                <w:rStyle w:val="ac"/>
-                <w:noProof/>
-              </w:rPr>
-              <w:t xml:space="preserve"> </w:t>
-            </w:r>
-            <w:r>
-              <w:rPr>
-                <w:rStyle w:val="ac"/>
-                <w:noProof/>
-              </w:rPr>
-              <w:t>설계의</w:t>
-            </w:r>
-            <w:r>
-              <w:rPr>
-                <w:rStyle w:val="ac"/>
-                <w:noProof/>
-              </w:rPr>
-              <w:t xml:space="preserve"> </w:t>
-            </w:r>
-            <w:r>
-              <w:rPr>
-                <w:rStyle w:val="ac"/>
-                <w:noProof/>
-              </w:rPr>
-              <w:t>의의</w:t>
-            </w:r>
-            <w:r>
-              <w:rPr>
-                <w:noProof/>
-                <w:webHidden/>
-              </w:rPr>
-              <w:tab/>
-            </w:r>
-            <w:r>
-              <w:rPr>
-                <w:noProof/>
-                <w:webHidden/>
-              </w:rPr>
-              <w:fldChar w:fldCharType="begin"/>
-            </w:r>
-            <w:r>
-              <w:rPr>
-                <w:noProof/>
-                <w:webHidden/>
-              </w:rPr>
-              <w:instrText xml:space="preserve"> PAGEREF _Toc229333930 \h </w:instrText>
-            </w:r>
-            <w:r>
-              <w:rPr>
-                <w:noProof/>
-                <w:webHidden/>
-              </w:rPr>
-            </w:r>
-            <w:r>
-              <w:rPr>
-                <w:noProof/>
-                <w:webHidden/>
-              </w:rPr>
-              <w:fldChar w:fldCharType="separate"/>
-            </w:r>
-            <w:r>
-              <w:rPr>
-                <w:noProof/>
-                <w:webHidden/>
-              </w:rPr>
-              <w:t>19</w:t>
-            </w:r>
-            <w:r>
-              <w:rPr>
-                <w:noProof/>
-                <w:webHidden/>
-              </w:rPr>
-              <w:fldChar w:fldCharType="end"/>
-            </w:r>
-          </w:hyperlink>
-        </w:p>
-        <w:p>
-          <w:pPr>
-            <w:pStyle w:val="20"/>
-            <w:tabs>
-              <w:tab w:val="right" w:leader="dot" w:pos="9350"/>
-            </w:tabs>
-            <w:ind w:left="440"/>
-            <w:rPr>
-              <w:noProof/>
-            </w:rPr>
-          </w:pPr>
-          <w:hyperlink w:anchor="_Toc229333931" w:history="1">
-            <w:r>
-              <w:rPr>
-                <w:rStyle w:val="ac"/>
-                <w:noProof/>
-              </w:rPr>
-              <w:t xml:space="preserve">8.3 </w:t>
-            </w:r>
-            <w:r>
-              <w:rPr>
-                <w:rStyle w:val="ac"/>
-                <w:noProof/>
-              </w:rPr>
-              <w:t>한계</w:t>
-            </w:r>
-            <w:r>
-              <w:rPr>
-                <w:noProof/>
-                <w:webHidden/>
-              </w:rPr>
-              <w:tab/>
-            </w:r>
-            <w:r>
-              <w:rPr>
-                <w:noProof/>
-                <w:webHidden/>
-              </w:rPr>
-              <w:fldChar w:fldCharType="begin"/>
-            </w:r>
-            <w:r>
-              <w:rPr>
-                <w:noProof/>
-                <w:webHidden/>
-              </w:rPr>
-              <w:instrText xml:space="preserve"> PAGEREF _Toc229333931 \h </w:instrText>
-            </w:r>
-            <w:r>
-              <w:rPr>
-                <w:noProof/>
-                <w:webHidden/>
-              </w:rPr>
-            </w:r>
-            <w:r>
-              <w:rPr>
-                <w:noProof/>
-                <w:webHidden/>
-              </w:rPr>
-              <w:fldChar w:fldCharType="separate"/>
-            </w:r>
-            <w:r>
-              <w:rPr>
-                <w:noProof/>
-                <w:webHidden/>
-              </w:rPr>
-              <w:t>19</w:t>
-            </w:r>
-            <w:r>
-              <w:rPr>
-                <w:noProof/>
-                <w:webHidden/>
-              </w:rPr>
-              <w:fldChar w:fldCharType="end"/>
-            </w:r>
-          </w:hyperlink>
-        </w:p>
-        <w:p>
-          <w:pPr>
-            <w:pStyle w:val="20"/>
-            <w:tabs>
-              <w:tab w:val="right" w:leader="dot" w:pos="9350"/>
-            </w:tabs>
-            <w:ind w:left="440"/>
-            <w:rPr>
-              <w:noProof/>
-            </w:rPr>
-          </w:pPr>
-          <w:hyperlink w:anchor="_Toc229333932" w:history="1">
-            <w:r>
-              <w:rPr>
-                <w:rStyle w:val="ac"/>
-                <w:noProof/>
-              </w:rPr>
-              <w:t xml:space="preserve">8.4 </w:t>
-            </w:r>
-            <w:r>
-              <w:rPr>
-                <w:rStyle w:val="ac"/>
-                <w:noProof/>
-              </w:rPr>
-              <w:t>후속</w:t>
-            </w:r>
-            <w:r>
-              <w:rPr>
-                <w:rStyle w:val="ac"/>
-                <w:noProof/>
-              </w:rPr>
-              <w:t xml:space="preserve"> </w:t>
-            </w:r>
-            <w:r>
-              <w:rPr>
-                <w:rStyle w:val="ac"/>
-                <w:noProof/>
-              </w:rPr>
-              <w:t>연구</w:t>
-            </w:r>
-            <w:r>
-              <w:rPr>
-                <w:noProof/>
-                <w:webHidden/>
-              </w:rPr>
-              <w:tab/>
-            </w:r>
-            <w:r>
-              <w:rPr>
-                <w:noProof/>
-                <w:webHidden/>
-              </w:rPr>
-              <w:fldChar w:fldCharType="begin"/>
-            </w:r>
-            <w:r>
-              <w:rPr>
-                <w:noProof/>
-                <w:webHidden/>
-              </w:rPr>
-              <w:instrText xml:space="preserve"> PAGEREF _Toc229333932 \h </w:instrText>
-            </w:r>
-            <w:r>
-              <w:rPr>
-                <w:noProof/>
-                <w:webHidden/>
-              </w:rPr>
-            </w:r>
-            <w:r>
-              <w:rPr>
-                <w:noProof/>
-                <w:webHidden/>
-              </w:rPr>
-              <w:fldChar w:fldCharType="separate"/>
-            </w:r>
-            <w:r>
-              <w:rPr>
-                <w:noProof/>
-                <w:webHidden/>
-              </w:rPr>
-              <w:t>19</w:t>
-            </w:r>
-            <w:r>
-              <w:rPr>
-                <w:noProof/>
-                <w:webHidden/>
-              </w:rPr>
-              <w:fldChar w:fldCharType="end"/>
-            </w:r>
-          </w:hyperlink>
-        </w:p>
-        <w:p>
-          <w:pPr>
-            <w:pStyle w:val="10"/>
-            <w:tabs>
-              <w:tab w:val="right" w:leader="dot" w:pos="9350"/>
-            </w:tabs>
-            <w:rPr>
-              <w:noProof/>
-            </w:rPr>
-          </w:pPr>
-          <w:hyperlink w:anchor="_Toc229333933" w:history="1">
-            <w:r>
-              <w:rPr>
-                <w:rStyle w:val="ac"/>
-                <w:noProof/>
-              </w:rPr>
-              <w:t xml:space="preserve">9. </w:t>
-            </w:r>
-            <w:r>
-              <w:rPr>
-                <w:rStyle w:val="ac"/>
-                <w:noProof/>
-              </w:rPr>
-              <w:t>결론</w:t>
-            </w:r>
-            <w:r>
-              <w:rPr>
-                <w:noProof/>
-                <w:webHidden/>
-              </w:rPr>
-              <w:tab/>
-            </w:r>
-            <w:r>
-              <w:rPr>
-                <w:noProof/>
-                <w:webHidden/>
-              </w:rPr>
-              <w:fldChar w:fldCharType="begin"/>
-            </w:r>
-            <w:r>
-              <w:rPr>
-                <w:noProof/>
-                <w:webHidden/>
-              </w:rPr>
-              <w:instrText xml:space="preserve"> PAGEREF _Toc229333933 \h </w:instrText>
-            </w:r>
-            <w:r>
-              <w:rPr>
-                <w:noProof/>
-                <w:webHidden/>
-              </w:rPr>
-            </w:r>
-            <w:r>
-              <w:rPr>
-                <w:noProof/>
-                <w:webHidden/>
-              </w:rPr>
-              <w:fldChar w:fldCharType="separate"/>
-            </w:r>
-            <w:r>
-              <w:rPr>
-                <w:noProof/>
-                <w:webHidden/>
-              </w:rPr>
-              <w:t>20</w:t>
-            </w:r>
-            <w:r>
-              <w:rPr>
-                <w:noProof/>
-                <w:webHidden/>
-              </w:rPr>
-              <w:fldChar w:fldCharType="end"/>
-            </w:r>
-          </w:hyperlink>
-        </w:p>
-        <w:p>
-          <w:pPr>
-            <w:pStyle w:val="10"/>
-            <w:tabs>
-              <w:tab w:val="right" w:leader="dot" w:pos="9350"/>
-            </w:tabs>
-            <w:rPr>
-              <w:noProof/>
-            </w:rPr>
-          </w:pPr>
-          <w:hyperlink w:anchor="_Toc229333934" w:history="1">
-            <w:r>
-              <w:rPr>
-                <w:rStyle w:val="ac"/>
-                <w:noProof/>
-              </w:rPr>
-              <w:t xml:space="preserve">10. </w:t>
-            </w:r>
-            <w:r>
-              <w:rPr>
-                <w:rStyle w:val="ac"/>
-                <w:noProof/>
-              </w:rPr>
-              <w:t>재현</w:t>
-            </w:r>
-            <w:r>
-              <w:rPr>
-                <w:rStyle w:val="ac"/>
-                <w:noProof/>
-              </w:rPr>
-              <w:t xml:space="preserve"> </w:t>
-            </w:r>
-            <w:r>
-              <w:rPr>
-                <w:rStyle w:val="ac"/>
-                <w:noProof/>
-              </w:rPr>
-              <w:t>가능성</w:t>
-            </w:r>
-            <w:r>
-              <w:rPr>
-                <w:rStyle w:val="ac"/>
-                <w:noProof/>
-              </w:rPr>
-              <w:t xml:space="preserve"> (Reproducibility)</w:t>
-            </w:r>
-            <w:r>
-              <w:rPr>
-                <w:noProof/>
-                <w:webHidden/>
-              </w:rPr>
-              <w:tab/>
-            </w:r>
-            <w:r>
-              <w:rPr>
-                <w:noProof/>
-                <w:webHidden/>
-              </w:rPr>
-              <w:fldChar w:fldCharType="begin"/>
-            </w:r>
-            <w:r>
-              <w:rPr>
-                <w:noProof/>
-                <w:webHidden/>
-              </w:rPr>
-              <w:instrText xml:space="preserve"> PAGEREF _Toc229333934 \h </w:instrText>
-            </w:r>
-            <w:r>
-              <w:rPr>
-                <w:noProof/>
-                <w:webHidden/>
-              </w:rPr>
-            </w:r>
-            <w:r>
-              <w:rPr>
-                <w:noProof/>
-                <w:webHidden/>
-              </w:rPr>
-              <w:fldChar w:fldCharType="separate"/>
-            </w:r>
-            <w:r>
-              <w:rPr>
-                <w:noProof/>
-                <w:webHidden/>
-              </w:rPr>
-              <w:t>20</w:t>
-            </w:r>
-            <w:r>
-              <w:rPr>
-                <w:noProof/>
-                <w:webHidden/>
-              </w:rPr>
-              <w:fldChar w:fldCharType="end"/>
-            </w:r>
-          </w:hyperlink>
-        </w:p>
-        <w:p>
-          <w:pPr>
-            <w:pStyle w:val="10"/>
-            <w:tabs>
-              <w:tab w:val="right" w:leader="dot" w:pos="9350"/>
-            </w:tabs>
-            <w:rPr>
-              <w:noProof/>
-            </w:rPr>
-          </w:pPr>
-          <w:hyperlink w:anchor="_Toc229333935" w:history="1">
-            <w:r>
-              <w:rPr>
-                <w:rStyle w:val="ac"/>
-                <w:noProof/>
-              </w:rPr>
-              <w:t>참고문헌</w:t>
-            </w:r>
-            <w:r>
-              <w:rPr>
-                <w:noProof/>
-                <w:webHidden/>
-              </w:rPr>
-              <w:tab/>
-            </w:r>
-            <w:r>
-              <w:rPr>
-                <w:noProof/>
-                <w:webHidden/>
-              </w:rPr>
-              <w:fldChar w:fldCharType="begin"/>
-            </w:r>
-            <w:r>
-              <w:rPr>
-                <w:noProof/>
-                <w:webHidden/>
-              </w:rPr>
-              <w:instrText xml:space="preserve"> PAGEREF _Toc229333935 \h </w:instrText>
-            </w:r>
-            <w:r>
-              <w:rPr>
-                <w:noProof/>
-                <w:webHidden/>
-              </w:rPr>
-            </w:r>
-            <w:r>
-              <w:rPr>
-                <w:noProof/>
-                <w:webHidden/>
-              </w:rPr>
-              <w:fldChar w:fldCharType="separate"/>
-            </w:r>
-            <w:r>
-              <w:rPr>
-                <w:noProof/>
-                <w:webHidden/>
-              </w:rPr>
-              <w:t>21</w:t>
-            </w:r>
-            <w:r>
-              <w:rPr>
-                <w:noProof/>
-                <w:webHidden/>
-              </w:rPr>
-              <w:fldChar w:fldCharType="end"/>
-            </w:r>
-          </w:hyperlink>
-        </w:p>
-        <w:p>
-          <w:pPr>
-            <w:pStyle w:val="10"/>
-            <w:tabs>
-              <w:tab w:val="right" w:leader="dot" w:pos="9350"/>
-            </w:tabs>
-            <w:rPr>
-              <w:noProof/>
-            </w:rPr>
-          </w:pPr>
-          <w:hyperlink w:anchor="_Toc229333936" w:history="1">
-            <w:r>
-              <w:rPr>
-                <w:rStyle w:val="ac"/>
-                <w:noProof/>
-              </w:rPr>
-              <w:t>부록</w:t>
-            </w:r>
-            <w:r>
-              <w:rPr>
-                <w:rStyle w:val="ac"/>
-                <w:noProof/>
-              </w:rPr>
-              <w:t xml:space="preserve"> A. </w:t>
-            </w:r>
-            <w:r>
-              <w:rPr>
-                <w:rStyle w:val="ac"/>
-                <w:noProof/>
-              </w:rPr>
-              <w:t>시스템</w:t>
-            </w:r>
-            <w:r>
-              <w:rPr>
-                <w:rStyle w:val="ac"/>
-                <w:noProof/>
-              </w:rPr>
-              <w:t xml:space="preserve"> </w:t>
-            </w:r>
-            <w:r>
-              <w:rPr>
-                <w:rStyle w:val="ac"/>
-                <w:noProof/>
-              </w:rPr>
-              <w:t>화면</w:t>
-            </w:r>
-            <w:r>
-              <w:rPr>
-                <w:noProof/>
-                <w:webHidden/>
-              </w:rPr>
-              <w:tab/>
-            </w:r>
-            <w:r>
-              <w:rPr>
-                <w:noProof/>
-                <w:webHidden/>
-              </w:rPr>
-              <w:fldChar w:fldCharType="begin"/>
-            </w:r>
-            <w:r>
-              <w:rPr>
-                <w:noProof/>
-                <w:webHidden/>
-              </w:rPr>
-              <w:instrText xml:space="preserve"> PAGEREF _Toc229333936 \h </w:instrText>
-            </w:r>
-            <w:r>
-              <w:rPr>
-                <w:noProof/>
-                <w:webHidden/>
-              </w:rPr>
-            </w:r>
-            <w:r>
-              <w:rPr>
-                <w:noProof/>
-                <w:webHidden/>
-              </w:rPr>
-              <w:fldChar w:fldCharType="separate"/>
-            </w:r>
-            <w:r>
-              <w:rPr>
-                <w:noProof/>
-                <w:webHidden/>
-              </w:rPr>
-              <w:t>22</w:t>
-            </w:r>
-            <w:r>
-              <w:rPr>
-                <w:noProof/>
-                <w:webHidden/>
-              </w:rPr>
-              <w:fldChar w:fldCharType="end"/>
-            </w:r>
-          </w:hyperlink>
-        </w:p>
-        <w:p>
-          <w:pPr>
-            <w:pStyle w:val="10"/>
-            <w:tabs>
-              <w:tab w:val="right" w:leader="dot" w:pos="9350"/>
-            </w:tabs>
-            <w:rPr>
-              <w:noProof/>
-            </w:rPr>
-          </w:pPr>
-          <w:hyperlink w:anchor="_Toc229333937" w:history="1">
-            <w:r>
-              <w:rPr>
-                <w:rStyle w:val="ac"/>
-                <w:noProof/>
-              </w:rPr>
-              <w:t>부록</w:t>
-            </w:r>
-            <w:r>
-              <w:rPr>
-                <w:rStyle w:val="ac"/>
-                <w:noProof/>
-              </w:rPr>
-              <w:t xml:space="preserve"> B. </w:t>
-            </w:r>
-            <w:r>
-              <w:rPr>
-                <w:rStyle w:val="ac"/>
-                <w:noProof/>
-              </w:rPr>
-              <w:t>평가</w:t>
-            </w:r>
-            <w:r>
-              <w:rPr>
-                <w:rStyle w:val="ac"/>
-                <w:noProof/>
-              </w:rPr>
-              <w:t xml:space="preserve"> </w:t>
-            </w:r>
-            <w:r>
-              <w:rPr>
-                <w:rStyle w:val="ac"/>
-                <w:noProof/>
-              </w:rPr>
-              <w:t>도구</w:t>
-            </w:r>
-            <w:r>
-              <w:rPr>
-                <w:noProof/>
-                <w:webHidden/>
-              </w:rPr>
-              <w:tab/>
-            </w:r>
-            <w:r>
-              <w:rPr>
-                <w:noProof/>
-                <w:webHidden/>
-              </w:rPr>
-              <w:fldChar w:fldCharType="begin"/>
-            </w:r>
-            <w:r>
-              <w:rPr>
-                <w:noProof/>
-                <w:webHidden/>
-              </w:rPr>
-              <w:instrText xml:space="preserve"> PAGEREF _Toc229333937 \h </w:instrText>
-            </w:r>
-            <w:r>
-              <w:rPr>
-                <w:noProof/>
-                <w:webHidden/>
-              </w:rPr>
-            </w:r>
-            <w:r>
-              <w:rPr>
-                <w:noProof/>
-                <w:webHidden/>
-              </w:rPr>
-              <w:fldChar w:fldCharType="separate"/>
-            </w:r>
-            <w:r>
-              <w:rPr>
-                <w:noProof/>
-                <w:webHidden/>
-              </w:rPr>
-              <w:t>23</w:t>
-            </w:r>
-            <w:r>
-              <w:rPr>
-                <w:noProof/>
-                <w:webHidden/>
-              </w:rPr>
-              <w:fldChar w:fldCharType="end"/>
-            </w:r>
-          </w:hyperlink>
-        </w:p>
-        <w:p>
-          <w:pPr>
-            <w:pStyle w:val="20"/>
-            <w:tabs>
-              <w:tab w:val="right" w:leader="dot" w:pos="9350"/>
-            </w:tabs>
-            <w:ind w:left="440"/>
-            <w:rPr>
-              <w:noProof/>
-            </w:rPr>
-          </w:pPr>
-          <w:hyperlink w:anchor="_Toc229333938" w:history="1">
-            <w:r>
-              <w:rPr>
-                <w:rStyle w:val="ac"/>
-                <w:noProof/>
-              </w:rPr>
-              <w:t xml:space="preserve">B.1 </w:t>
-            </w:r>
-            <w:r>
-              <w:rPr>
-                <w:rStyle w:val="ac"/>
-                <w:noProof/>
-              </w:rPr>
-              <w:t>형식</w:t>
-            </w:r>
-            <w:r>
-              <w:rPr>
-                <w:rStyle w:val="ac"/>
-                <w:noProof/>
-              </w:rPr>
-              <w:t xml:space="preserve"> </w:t>
-            </w:r>
-            <w:r>
-              <w:rPr>
-                <w:rStyle w:val="ac"/>
-                <w:noProof/>
-              </w:rPr>
-              <w:t>식별</w:t>
-            </w:r>
-            <w:r>
-              <w:rPr>
-                <w:rStyle w:val="ac"/>
-                <w:noProof/>
-              </w:rPr>
-              <w:t xml:space="preserve"> </w:t>
-            </w:r>
-            <w:r>
-              <w:rPr>
-                <w:rStyle w:val="ac"/>
-                <w:noProof/>
-              </w:rPr>
-              <w:t>과제</w:t>
-            </w:r>
-            <w:r>
-              <w:rPr>
-                <w:rStyle w:val="ac"/>
-                <w:noProof/>
-              </w:rPr>
-              <w:t xml:space="preserve"> </w:t>
-            </w:r>
-            <w:r>
-              <w:rPr>
-                <w:rStyle w:val="ac"/>
-                <w:noProof/>
-              </w:rPr>
-              <w:t>발췌</w:t>
-            </w:r>
-            <w:r>
-              <w:rPr>
-                <w:rStyle w:val="ac"/>
-                <w:noProof/>
-              </w:rPr>
-              <w:t xml:space="preserve"> </w:t>
-            </w:r>
-            <w:r>
-              <w:rPr>
-                <w:rStyle w:val="ac"/>
-                <w:noProof/>
-              </w:rPr>
-              <w:t>목록</w:t>
-            </w:r>
-            <w:r>
-              <w:rPr>
-                <w:noProof/>
-                <w:webHidden/>
-              </w:rPr>
-              <w:tab/>
-            </w:r>
-            <w:r>
-              <w:rPr>
-                <w:noProof/>
-                <w:webHidden/>
-              </w:rPr>
-              <w:fldChar w:fldCharType="begin"/>
-            </w:r>
-            <w:r>
-              <w:rPr>
-                <w:noProof/>
-                <w:webHidden/>
-              </w:rPr>
-              <w:instrText xml:space="preserve"> PAGEREF _Toc229333938 \h </w:instrText>
-            </w:r>
-            <w:r>
-              <w:rPr>
-                <w:noProof/>
-                <w:webHidden/>
-              </w:rPr>
-            </w:r>
-            <w:r>
-              <w:rPr>
-                <w:noProof/>
-                <w:webHidden/>
-              </w:rPr>
-              <w:fldChar w:fldCharType="separate"/>
-            </w:r>
-            <w:r>
-              <w:rPr>
-                <w:noProof/>
-                <w:webHidden/>
-              </w:rPr>
-              <w:t>23</w:t>
-            </w:r>
-            <w:r>
-              <w:rPr>
-                <w:noProof/>
-                <w:webHidden/>
-              </w:rPr>
-              <w:fldChar w:fldCharType="end"/>
-            </w:r>
-          </w:hyperlink>
-        </w:p>
-        <w:p>
-          <w:pPr>
-            <w:pStyle w:val="20"/>
-            <w:tabs>
-              <w:tab w:val="right" w:leader="dot" w:pos="9350"/>
-            </w:tabs>
-            <w:ind w:left="440"/>
-            <w:rPr>
-              <w:noProof/>
-            </w:rPr>
-          </w:pPr>
-          <w:hyperlink w:anchor="_Toc229333939" w:history="1">
-            <w:r>
-              <w:rPr>
-                <w:rStyle w:val="ac"/>
-                <w:noProof/>
-              </w:rPr>
-              <w:t xml:space="preserve">B.2 SUS </w:t>
-            </w:r>
-            <w:r>
-              <w:rPr>
-                <w:rStyle w:val="ac"/>
-                <w:noProof/>
-              </w:rPr>
-              <w:t>한국어판</w:t>
-            </w:r>
-            <w:r>
-              <w:rPr>
-                <w:rStyle w:val="ac"/>
-                <w:noProof/>
-              </w:rPr>
-              <w:t xml:space="preserve"> 10</w:t>
-            </w:r>
-            <w:r>
-              <w:rPr>
-                <w:rStyle w:val="ac"/>
-                <w:noProof/>
-              </w:rPr>
-              <w:t>문항</w:t>
-            </w:r>
-            <w:r>
-              <w:rPr>
-                <w:noProof/>
-                <w:webHidden/>
-              </w:rPr>
-              <w:tab/>
-            </w:r>
-            <w:r>
-              <w:rPr>
-                <w:noProof/>
-                <w:webHidden/>
-              </w:rPr>
-              <w:fldChar w:fldCharType="begin"/>
-            </w:r>
-            <w:r>
-              <w:rPr>
-                <w:noProof/>
-                <w:webHidden/>
-              </w:rPr>
-              <w:instrText xml:space="preserve"> PAGEREF _Toc229333939 \h </w:instrText>
-            </w:r>
-            <w:r>
-              <w:rPr>
-                <w:noProof/>
-                <w:webHidden/>
-              </w:rPr>
-            </w:r>
-            <w:r>
-              <w:rPr>
-                <w:noProof/>
-                <w:webHidden/>
-              </w:rPr>
-              <w:fldChar w:fldCharType="separate"/>
-            </w:r>
-            <w:r>
-              <w:rPr>
-                <w:noProof/>
-                <w:webHidden/>
-              </w:rPr>
-              <w:t>23</w:t>
-            </w:r>
-            <w:r>
-              <w:rPr>
-                <w:noProof/>
-                <w:webHidden/>
-              </w:rPr>
-              <w:fldChar w:fldCharType="end"/>
-            </w:r>
-          </w:hyperlink>
-        </w:p>
-        <w:p>
-          <w:pPr>
-            <w:pStyle w:val="20"/>
-            <w:tabs>
-              <w:tab w:val="right" w:leader="dot" w:pos="9350"/>
-            </w:tabs>
-            <w:ind w:left="440"/>
-            <w:rPr>
-              <w:noProof/>
-            </w:rPr>
-          </w:pPr>
-          <w:hyperlink w:anchor="_Toc229333940" w:history="1">
-            <w:r>
-              <w:rPr>
-                <w:rStyle w:val="ac"/>
-                <w:noProof/>
-              </w:rPr>
-              <w:t xml:space="preserve">B.3 </w:t>
-            </w:r>
-            <w:r>
-              <w:rPr>
-                <w:rStyle w:val="ac"/>
-                <w:noProof/>
-              </w:rPr>
-              <w:t>자유서술</w:t>
-            </w:r>
-            <w:r>
-              <w:rPr>
-                <w:rStyle w:val="ac"/>
-                <w:noProof/>
-              </w:rPr>
-              <w:t xml:space="preserve"> </w:t>
-            </w:r>
-            <w:r>
-              <w:rPr>
-                <w:rStyle w:val="ac"/>
-                <w:noProof/>
-              </w:rPr>
-              <w:t>코딩</w:t>
-            </w:r>
-            <w:r>
-              <w:rPr>
-                <w:rStyle w:val="ac"/>
-                <w:noProof/>
-              </w:rPr>
-              <w:t xml:space="preserve"> </w:t>
-            </w:r>
-            <w:r>
-              <w:rPr>
-                <w:rStyle w:val="ac"/>
-                <w:noProof/>
-              </w:rPr>
-              <w:t>기준</w:t>
-            </w:r>
-            <w:r>
-              <w:rPr>
-                <w:noProof/>
-                <w:webHidden/>
-              </w:rPr>
-              <w:tab/>
-            </w:r>
-            <w:r>
-              <w:rPr>
-                <w:noProof/>
-                <w:webHidden/>
-              </w:rPr>
-              <w:fldChar w:fldCharType="begin"/>
-            </w:r>
-            <w:r>
-              <w:rPr>
-                <w:noProof/>
-                <w:webHidden/>
-              </w:rPr>
-              <w:instrText xml:space="preserve"> PAGEREF _Toc229333940 \h </w:instrText>
-            </w:r>
-            <w:r>
-              <w:rPr>
-                <w:noProof/>
-                <w:webHidden/>
-              </w:rPr>
-            </w:r>
-            <w:r>
-              <w:rPr>
-                <w:noProof/>
-                <w:webHidden/>
-              </w:rPr>
-              <w:fldChar w:fldCharType="separate"/>
-            </w:r>
-            <w:r>
-              <w:rPr>
-                <w:noProof/>
-                <w:webHidden/>
-              </w:rPr>
-              <w:t>23</w:t>
-            </w:r>
-            <w:r>
-              <w:rPr>
-                <w:noProof/>
-                <w:webHidden/>
-              </w:rPr>
-              <w:fldChar w:fldCharType="end"/>
-            </w:r>
-          </w:hyperlink>
-        </w:p>
-        <w:p>
-          <w:r>
-            <w:fldChar w:fldCharType="end"/>
-          </w:r>
-        </w:p>
-      </w:sdtContent>
-    </w:sdt>
     <w:p>
       <w:pPr>
         <w:pStyle w:val="1"/>
       </w:pPr>
       <w:bookmarkStart w:id="0" w:name="국문-초록"/>
-      <w:bookmarkStart w:id="1" w:name="_Toc229333891"/>
       <w:r>
         <w:t>국문</w:t>
       </w:r>
@@ -4793,7 +128,6 @@
       <w:r>
         <w:t>초록</w:t>
       </w:r>
-      <w:bookmarkEnd w:id="1"/>
     </w:p>
     <w:p>
       <w:pPr>
@@ -6146,14 +1480,11 @@
       <w:pPr>
         <w:pStyle w:val="1"/>
       </w:pPr>
-      <w:bookmarkStart w:id="2" w:name="abstract-english"/>
-      <w:bookmarkStart w:id="3" w:name="_Toc229333892"/>
+      <w:bookmarkStart w:id="1" w:name="abstract-english"/>
       <w:bookmarkEnd w:id="0"/>
       <w:r>
-        <w:lastRenderedPageBreak/>
         <w:t>Abstract (English)</w:t>
       </w:r>
-      <w:bookmarkEnd w:id="3"/>
     </w:p>
     <w:p>
       <w:pPr>
@@ -6228,7 +1559,11 @@
         <w:t>normative-and-deviation</w:t>
       </w:r>
       <w:r>
-        <w:t xml:space="preserve"> nature of musical form. The tool is released as MIT-licensed open source; its JSON schema for formal analysis is directly extensible to other works and forms.</w:t>
+        <w:t xml:space="preserve"> nature of musical form. The tool is </w:t>
+      </w:r>
+      <w:r>
+        <w:lastRenderedPageBreak/>
+        <w:t>released as MIT-licensed open source; its JSON schema for formal analysis is directly extensible to other works and forms.</w:t>
       </w:r>
     </w:p>
     <w:p>
@@ -6250,23 +1585,20 @@
       <w:pPr>
         <w:pStyle w:val="1"/>
       </w:pPr>
-      <w:bookmarkStart w:id="4" w:name="X9682efc6f07c66e92cb4d3bcfe9b938f300a64a"/>
-      <w:bookmarkStart w:id="5" w:name="_Toc229333893"/>
-      <w:bookmarkEnd w:id="2"/>
+      <w:bookmarkStart w:id="2" w:name="X9682efc6f07c66e92cb4d3bcfe9b938f300a64a"/>
+      <w:bookmarkEnd w:id="1"/>
       <w:r>
         <w:t xml:space="preserve">1. </w:t>
       </w:r>
       <w:r>
         <w:t>서론</w:t>
       </w:r>
-      <w:bookmarkEnd w:id="5"/>
     </w:p>
     <w:p>
       <w:pPr>
         <w:pStyle w:val="2"/>
       </w:pPr>
-      <w:bookmarkStart w:id="6" w:name="X6a7e067df58650af914ec9982b7bd0f83b66699"/>
-      <w:bookmarkStart w:id="7" w:name="_Toc229333894"/>
+      <w:bookmarkStart w:id="3" w:name="X6a7e067df58650af914ec9982b7bd0f83b66699"/>
       <w:r>
         <w:t xml:space="preserve">1.1 </w:t>
       </w:r>
@@ -6279,7 +1611,6 @@
       <w:r>
         <w:t>필요성</w:t>
       </w:r>
-      <w:bookmarkEnd w:id="7"/>
     </w:p>
     <w:p>
       <w:pPr>
@@ -7579,11 +2910,9 @@
       <w:pPr>
         <w:pStyle w:val="2"/>
       </w:pPr>
-      <w:bookmarkStart w:id="8" w:name="Xafb236cb336cb22af88261385b90caae296add1"/>
-      <w:bookmarkStart w:id="9" w:name="_Toc229333895"/>
-      <w:bookmarkEnd w:id="6"/>
-      <w:r>
-        <w:lastRenderedPageBreak/>
+      <w:bookmarkStart w:id="4" w:name="Xafb236cb336cb22af88261385b90caae296add1"/>
+      <w:bookmarkEnd w:id="3"/>
+      <w:r>
         <w:t xml:space="preserve">1.2 </w:t>
       </w:r>
       <w:r>
@@ -7595,7 +2924,6 @@
       <w:r>
         <w:t>문제</w:t>
       </w:r>
-      <w:bookmarkEnd w:id="9"/>
     </w:p>
     <w:p>
       <w:pPr>
@@ -7981,9 +3309,8 @@
       <w:pPr>
         <w:pStyle w:val="2"/>
       </w:pPr>
-      <w:bookmarkStart w:id="10" w:name="X3293e4aa21ed64526d91676dc7b4caf2098e83f"/>
-      <w:bookmarkStart w:id="11" w:name="_Toc229333896"/>
-      <w:bookmarkEnd w:id="8"/>
+      <w:bookmarkStart w:id="5" w:name="X3293e4aa21ed64526d91676dc7b4caf2098e83f"/>
+      <w:bookmarkEnd w:id="4"/>
       <w:r>
         <w:t xml:space="preserve">1.3 </w:t>
       </w:r>
@@ -7996,7 +3323,6 @@
       <w:r>
         <w:t>기여</w:t>
       </w:r>
-      <w:bookmarkEnd w:id="11"/>
     </w:p>
     <w:p>
       <w:pPr>
@@ -8350,11 +3676,11 @@
       <w:pPr>
         <w:pStyle w:val="1"/>
       </w:pPr>
-      <w:bookmarkStart w:id="12" w:name="X6ab1453ea2ed4608a4c5db523cc9586adc1cc70"/>
-      <w:bookmarkStart w:id="13" w:name="_Toc229333897"/>
-      <w:bookmarkEnd w:id="4"/>
-      <w:bookmarkEnd w:id="10"/>
-      <w:r>
+      <w:bookmarkStart w:id="6" w:name="X6ab1453ea2ed4608a4c5db523cc9586adc1cc70"/>
+      <w:bookmarkEnd w:id="2"/>
+      <w:bookmarkEnd w:id="5"/>
+      <w:r>
+        <w:lastRenderedPageBreak/>
         <w:t xml:space="preserve">2. </w:t>
       </w:r>
       <w:r>
@@ -8366,14 +3692,12 @@
       <w:r>
         <w:t>배경</w:t>
       </w:r>
-      <w:bookmarkEnd w:id="13"/>
     </w:p>
     <w:p>
       <w:pPr>
         <w:pStyle w:val="2"/>
       </w:pPr>
-      <w:bookmarkStart w:id="14" w:name="X3af1c512828d822d24181ce18fadc1a79968100"/>
-      <w:bookmarkStart w:id="15" w:name="_Toc229333898"/>
+      <w:bookmarkStart w:id="7" w:name="X3af1c512828d822d24181ce18fadc1a79968100"/>
       <w:r>
         <w:t xml:space="preserve">2.1 </w:t>
       </w:r>
@@ -8398,7 +3722,6 @@
       <w:r>
         <w:t>분석</w:t>
       </w:r>
-      <w:bookmarkEnd w:id="15"/>
     </w:p>
     <w:p>
       <w:pPr>
@@ -8975,9 +4298,8 @@
       <w:pPr>
         <w:pStyle w:val="2"/>
       </w:pPr>
-      <w:bookmarkStart w:id="16" w:name="Xce6bfebc4eac5fe18d278ef9b3fb2bbd51aae2b"/>
-      <w:bookmarkStart w:id="17" w:name="_Toc229333899"/>
-      <w:bookmarkEnd w:id="14"/>
+      <w:bookmarkStart w:id="8" w:name="Xce6bfebc4eac5fe18d278ef9b3fb2bbd51aae2b"/>
+      <w:bookmarkEnd w:id="7"/>
       <w:r>
         <w:t xml:space="preserve">2.2 </w:t>
       </w:r>
@@ -9014,7 +4336,6 @@
       <w:r>
         <w:t>학습</w:t>
       </w:r>
-      <w:bookmarkEnd w:id="17"/>
     </w:p>
     <w:p>
       <w:pPr>
@@ -9894,7 +5215,6 @@
         <w:pStyle w:val="a0"/>
       </w:pPr>
       <w:r>
-        <w:lastRenderedPageBreak/>
         <w:t>특히</w:t>
       </w:r>
       <w:r>
@@ -10025,9 +5345,8 @@
       <w:pPr>
         <w:pStyle w:val="2"/>
       </w:pPr>
-      <w:bookmarkStart w:id="18" w:name="X618b4c5f915701e6d559a88c6bea5333405bb11"/>
-      <w:bookmarkStart w:id="19" w:name="_Toc229333900"/>
-      <w:bookmarkEnd w:id="16"/>
+      <w:bookmarkStart w:id="9" w:name="X618b4c5f915701e6d559a88c6bea5333405bb11"/>
+      <w:bookmarkEnd w:id="8"/>
       <w:r>
         <w:t xml:space="preserve">2.3 </w:t>
       </w:r>
@@ -10046,7 +5365,6 @@
       <w:r>
         <w:t>반복</w:t>
       </w:r>
-      <w:bookmarkEnd w:id="19"/>
     </w:p>
     <w:p>
       <w:pPr>
@@ -10377,9 +5695,8 @@
       <w:pPr>
         <w:pStyle w:val="2"/>
       </w:pPr>
-      <w:bookmarkStart w:id="20" w:name="X44075800dc5c40032744b0023fb72241fdefd86"/>
-      <w:bookmarkStart w:id="21" w:name="_Toc229333901"/>
-      <w:bookmarkEnd w:id="18"/>
+      <w:bookmarkStart w:id="10" w:name="X44075800dc5c40032744b0023fb72241fdefd86"/>
+      <w:bookmarkEnd w:id="9"/>
       <w:r>
         <w:t xml:space="preserve">2.4 </w:t>
       </w:r>
@@ -10404,7 +5721,6 @@
       <w:r>
         <w:t>계보</w:t>
       </w:r>
-      <w:bookmarkEnd w:id="21"/>
     </w:p>
     <w:p>
       <w:pPr>
@@ -10468,6 +5784,7 @@
           <w:b/>
           <w:bCs/>
         </w:rPr>
+        <w:lastRenderedPageBreak/>
         <w:t>표</w:t>
       </w:r>
       <w:r>
@@ -11591,10 +6908,9 @@
       <w:pPr>
         <w:pStyle w:val="1"/>
       </w:pPr>
-      <w:bookmarkStart w:id="22" w:name="Xfb1aa1c94c894b55407efa92a1a78800bb8d027"/>
-      <w:bookmarkStart w:id="23" w:name="_Toc229333902"/>
-      <w:bookmarkEnd w:id="12"/>
-      <w:bookmarkEnd w:id="20"/>
+      <w:bookmarkStart w:id="11" w:name="Xfb1aa1c94c894b55407efa92a1a78800bb8d027"/>
+      <w:bookmarkEnd w:id="6"/>
+      <w:bookmarkEnd w:id="10"/>
       <w:r>
         <w:t xml:space="preserve">3. </w:t>
       </w:r>
@@ -11619,14 +6935,12 @@
       <w:r>
         <w:t>악장</w:t>
       </w:r>
-      <w:bookmarkEnd w:id="23"/>
     </w:p>
     <w:p>
       <w:pPr>
         <w:pStyle w:val="2"/>
       </w:pPr>
-      <w:bookmarkStart w:id="24" w:name="Xfee1ffc24a2a65f2476b01600137d728a3b4436"/>
-      <w:bookmarkStart w:id="25" w:name="_Toc229333903"/>
+      <w:bookmarkStart w:id="12" w:name="Xfee1ffc24a2a65f2476b01600137d728a3b4436"/>
       <w:r>
         <w:t xml:space="preserve">3.1 </w:t>
       </w:r>
@@ -11639,7 +6953,6 @@
       <w:r>
         <w:t>개요</w:t>
       </w:r>
-      <w:bookmarkEnd w:id="25"/>
     </w:p>
     <w:p>
       <w:pPr>
@@ -11819,9 +7132,8 @@
       <w:pPr>
         <w:pStyle w:val="2"/>
       </w:pPr>
-      <w:bookmarkStart w:id="26" w:name="X0fca40c2b3e80721f4b07558c063440edd68d7e"/>
-      <w:bookmarkStart w:id="27" w:name="_Toc229333904"/>
-      <w:bookmarkEnd w:id="24"/>
+      <w:bookmarkStart w:id="13" w:name="X0fca40c2b3e80721f4b07558c063440edd68d7e"/>
+      <w:bookmarkEnd w:id="12"/>
       <w:r>
         <w:t xml:space="preserve">3.2 </w:t>
       </w:r>
@@ -11834,7 +7146,6 @@
       <w:r>
         <w:t>분석</w:t>
       </w:r>
-      <w:bookmarkEnd w:id="27"/>
     </w:p>
     <w:p>
       <w:pPr>
@@ -13429,9 +8740,8 @@
       <w:pPr>
         <w:pStyle w:val="2"/>
       </w:pPr>
-      <w:bookmarkStart w:id="28" w:name="X5df2eb72d9fa07a874625bef33bfd208ae02674"/>
-      <w:bookmarkStart w:id="29" w:name="_Toc229333905"/>
-      <w:bookmarkEnd w:id="26"/>
+      <w:bookmarkStart w:id="14" w:name="X5df2eb72d9fa07a874625bef33bfd208ae02674"/>
+      <w:bookmarkEnd w:id="13"/>
       <w:r>
         <w:t xml:space="preserve">3.3 </w:t>
       </w:r>
@@ -13462,7 +8772,6 @@
       <w:r>
         <w:t>의의</w:t>
       </w:r>
-      <w:bookmarkEnd w:id="29"/>
     </w:p>
     <w:p>
       <w:pPr>
@@ -13942,6 +9251,7 @@
         <w:pStyle w:val="FirstParagraph"/>
       </w:pPr>
       <w:r>
+        <w:lastRenderedPageBreak/>
         <w:t>즉</w:t>
       </w:r>
       <w:r>
@@ -14579,10 +9889,9 @@
       <w:pPr>
         <w:pStyle w:val="1"/>
       </w:pPr>
-      <w:bookmarkStart w:id="30" w:name="Xfa0fc1ca11bcade89ba113f72df69e05dd5b914"/>
-      <w:bookmarkStart w:id="31" w:name="_Toc229333906"/>
-      <w:bookmarkEnd w:id="22"/>
-      <w:bookmarkEnd w:id="28"/>
+      <w:bookmarkStart w:id="15" w:name="Xfa0fc1ca11bcade89ba113f72df69e05dd5b914"/>
+      <w:bookmarkEnd w:id="11"/>
+      <w:bookmarkEnd w:id="14"/>
       <w:r>
         <w:t xml:space="preserve">4. </w:t>
       </w:r>
@@ -14595,14 +9904,12 @@
       <w:r>
         <w:t>설계</w:t>
       </w:r>
-      <w:bookmarkEnd w:id="31"/>
     </w:p>
     <w:p>
       <w:pPr>
         <w:pStyle w:val="2"/>
       </w:pPr>
-      <w:bookmarkStart w:id="32" w:name="X3222920d18935b4161fa330aa3f9dd1cf09afe3"/>
-      <w:bookmarkStart w:id="33" w:name="_Toc229333907"/>
+      <w:bookmarkStart w:id="16" w:name="X3222920d18935b4161fa330aa3f9dd1cf09afe3"/>
       <w:r>
         <w:t xml:space="preserve">4.1 </w:t>
       </w:r>
@@ -14615,7 +9922,6 @@
       <w:r>
         <w:t>원칙</w:t>
       </w:r>
-      <w:bookmarkEnd w:id="33"/>
     </w:p>
     <w:p>
       <w:pPr>
@@ -15414,16 +10720,14 @@
       <w:pPr>
         <w:pStyle w:val="2"/>
       </w:pPr>
-      <w:bookmarkStart w:id="34" w:name="Xff66461e0d9be869869b7a7257f860f3b0dd683"/>
-      <w:bookmarkStart w:id="35" w:name="_Toc229333908"/>
-      <w:bookmarkEnd w:id="32"/>
+      <w:bookmarkStart w:id="17" w:name="Xff66461e0d9be869869b7a7257f860f3b0dd683"/>
+      <w:bookmarkEnd w:id="16"/>
       <w:r>
         <w:t xml:space="preserve">4.2 </w:t>
       </w:r>
       <w:r>
         <w:t>아키텍처</w:t>
       </w:r>
-      <w:bookmarkEnd w:id="35"/>
     </w:p>
     <w:p>
       <w:pPr>
@@ -15528,7 +10832,6 @@
         <w:rPr>
           <w:rStyle w:val="VerbatimChar"/>
         </w:rPr>
-        <w:lastRenderedPageBreak/>
         <w:t xml:space="preserve">                        ▲</w:t>
       </w:r>
       <w:r>
@@ -15682,22 +10985,15 @@
         <w:rPr>
           <w:rStyle w:val="VerbatimChar"/>
         </w:rPr>
-        <w:t>└───────────────────────</w:t>
-      </w:r>
-      <w:r>
-        <w:rPr>
-          <w:rStyle w:val="VerbatimChar"/>
-        </w:rPr>
-        <w:t>───────────────────────────────┘</w:t>
+        <w:t>└──────────────────────────────────────────────────────┘</w:t>
       </w:r>
     </w:p>
     <w:p>
       <w:pPr>
         <w:pStyle w:val="2"/>
       </w:pPr>
-      <w:bookmarkStart w:id="36" w:name="X4d4b5454539e710248966e3682b2e143b1f7bac"/>
-      <w:bookmarkStart w:id="37" w:name="_Toc229333909"/>
-      <w:bookmarkEnd w:id="34"/>
+      <w:bookmarkStart w:id="18" w:name="X4d4b5454539e710248966e3682b2e143b1f7bac"/>
+      <w:bookmarkEnd w:id="17"/>
       <w:r>
         <w:t xml:space="preserve">4.3 </w:t>
       </w:r>
@@ -15710,7 +11006,6 @@
       <w:r>
         <w:t>스키마</w:t>
       </w:r>
-      <w:bookmarkEnd w:id="37"/>
     </w:p>
     <w:p>
       <w:pPr>
@@ -15764,6 +11059,7 @@
         <w:rPr>
           <w:rStyle w:val="FunctionTok"/>
         </w:rPr>
+        <w:lastRenderedPageBreak/>
         <w:t>{</w:t>
       </w:r>
       <w:r>
@@ -17216,9 +12512,8 @@
       <w:pPr>
         <w:pStyle w:val="2"/>
       </w:pPr>
-      <w:bookmarkStart w:id="38" w:name="Xad79c4f406278e1a9652c4c7d4a7443dc6c8079"/>
-      <w:bookmarkStart w:id="39" w:name="_Toc229333910"/>
-      <w:bookmarkEnd w:id="36"/>
+      <w:bookmarkStart w:id="19" w:name="Xad79c4f406278e1a9652c4c7d4a7443dc6c8079"/>
+      <w:bookmarkEnd w:id="18"/>
       <w:r>
         <w:t xml:space="preserve">4.4 </w:t>
       </w:r>
@@ -17231,13 +12526,12 @@
       <w:r>
         <w:t>알고리즘</w:t>
       </w:r>
-      <w:bookmarkEnd w:id="39"/>
     </w:p>
     <w:p>
       <w:pPr>
         <w:pStyle w:val="3"/>
       </w:pPr>
-      <w:bookmarkStart w:id="40" w:name="X7d1a74674c509c8030a19ab8f74e26c276651c4"/>
+      <w:bookmarkStart w:id="20" w:name="X7d1a74674c509c8030a19ab8f74e26c276651c4"/>
       <w:r>
         <w:t xml:space="preserve">4.4.1 </w:t>
       </w:r>
@@ -17778,7 +13072,6 @@
         <w:rPr>
           <w:rStyle w:val="NormalTok"/>
         </w:rPr>
-        <w:lastRenderedPageBreak/>
         <w:t xml:space="preserve">  }</w:t>
       </w:r>
       <w:r>
@@ -17847,10 +13140,7 @@
         <w:t>timeupdate</w:t>
       </w:r>
       <w:r>
-        <w:t xml:space="preserve"> </w:t>
-      </w:r>
-      <w:r>
-        <w:t xml:space="preserve">(≈250ms </w:t>
+        <w:t xml:space="preserve"> (≈250ms </w:t>
       </w:r>
       <w:r>
         <w:t>주기</w:t>
@@ -17923,8 +13213,8 @@
       <w:pPr>
         <w:pStyle w:val="3"/>
       </w:pPr>
-      <w:bookmarkStart w:id="41" w:name="Xd4dc4d8835e64c3e78b047aea02c0ff7b4323e6"/>
-      <w:bookmarkEnd w:id="40"/>
+      <w:bookmarkStart w:id="21" w:name="Xd4dc4d8835e64c3e78b047aea02c0ff7b4323e6"/>
+      <w:bookmarkEnd w:id="20"/>
       <w:r>
         <w:t xml:space="preserve">4.4.2 </w:t>
       </w:r>
@@ -18046,8 +13336,8 @@
       <w:pPr>
         <w:pStyle w:val="3"/>
       </w:pPr>
-      <w:bookmarkStart w:id="42" w:name="Xfd159659a3fae0bc79c70be274d1bf00fa90d87"/>
-      <w:bookmarkEnd w:id="41"/>
+      <w:bookmarkStart w:id="22" w:name="Xfd159659a3fae0bc79c70be274d1bf00fa90d87"/>
+      <w:bookmarkEnd w:id="21"/>
       <w:r>
         <w:t xml:space="preserve">4.4.3 </w:t>
       </w:r>
@@ -18603,6 +13893,7 @@
         <w:rPr>
           <w:rStyle w:val="NormalTok"/>
         </w:rPr>
+        <w:lastRenderedPageBreak/>
         <w:t xml:space="preserve">  }))</w:t>
       </w:r>
       <w:r>
@@ -18815,10 +14106,9 @@
       <w:pPr>
         <w:pStyle w:val="2"/>
       </w:pPr>
-      <w:bookmarkStart w:id="43" w:name="X80ec2a46de57cb7490d1419bb04fef30e32ad50"/>
-      <w:bookmarkStart w:id="44" w:name="_Toc229333911"/>
-      <w:bookmarkEnd w:id="38"/>
-      <w:bookmarkEnd w:id="42"/>
+      <w:bookmarkStart w:id="23" w:name="X80ec2a46de57cb7490d1419bb04fef30e32ad50"/>
+      <w:bookmarkEnd w:id="19"/>
+      <w:bookmarkEnd w:id="22"/>
       <w:r>
         <w:t xml:space="preserve">4.5 </w:t>
       </w:r>
@@ -18837,7 +14127,6 @@
       <w:r>
         <w:t>결정</w:t>
       </w:r>
-      <w:bookmarkEnd w:id="44"/>
     </w:p>
     <w:p>
       <w:pPr>
@@ -19769,25 +15058,21 @@
       <w:pPr>
         <w:pStyle w:val="1"/>
       </w:pPr>
-      <w:bookmarkStart w:id="45" w:name="Xf4002b5eb6da1ba95435dc8b8f652d837057d2d"/>
-      <w:bookmarkStart w:id="46" w:name="_Toc229333912"/>
-      <w:bookmarkEnd w:id="30"/>
-      <w:bookmarkEnd w:id="43"/>
-      <w:r>
-        <w:lastRenderedPageBreak/>
+      <w:bookmarkStart w:id="24" w:name="Xf4002b5eb6da1ba95435dc8b8f652d837057d2d"/>
+      <w:bookmarkEnd w:id="15"/>
+      <w:bookmarkEnd w:id="23"/>
+      <w:r>
         <w:t xml:space="preserve">5. </w:t>
       </w:r>
       <w:r>
         <w:t>구현</w:t>
       </w:r>
-      <w:bookmarkEnd w:id="46"/>
     </w:p>
     <w:p>
       <w:pPr>
         <w:pStyle w:val="2"/>
       </w:pPr>
-      <w:bookmarkStart w:id="47" w:name="X9f6a96b96ac9598e60bf2cf74be89f288c00838"/>
-      <w:bookmarkStart w:id="48" w:name="_Toc229333913"/>
+      <w:bookmarkStart w:id="25" w:name="X9f6a96b96ac9598e60bf2cf74be89f288c00838"/>
       <w:r>
         <w:t xml:space="preserve">5.1 </w:t>
       </w:r>
@@ -19800,7 +15085,6 @@
       <w:r>
         <w:t>스택</w:t>
       </w:r>
-      <w:bookmarkEnd w:id="48"/>
     </w:p>
     <w:p>
       <w:pPr>
@@ -20022,9 +15306,8 @@
       <w:pPr>
         <w:pStyle w:val="2"/>
       </w:pPr>
-      <w:bookmarkStart w:id="49" w:name="X81d60892487c9d4a53898137f2a42d504645a00"/>
-      <w:bookmarkStart w:id="50" w:name="_Toc229333914"/>
-      <w:bookmarkEnd w:id="47"/>
+      <w:bookmarkStart w:id="26" w:name="X81d60892487c9d4a53898137f2a42d504645a00"/>
+      <w:bookmarkEnd w:id="25"/>
       <w:r>
         <w:t xml:space="preserve">5.2 </w:t>
       </w:r>
@@ -20043,7 +15326,6 @@
       <w:r>
         <w:t>구조</w:t>
       </w:r>
-      <w:bookmarkEnd w:id="50"/>
     </w:p>
     <w:p>
       <w:pPr>
@@ -20530,10 +15812,10 @@
       <w:pPr>
         <w:pStyle w:val="2"/>
       </w:pPr>
-      <w:bookmarkStart w:id="51" w:name="X81aa967c8f0790327e266ef891104d116cafa75"/>
-      <w:bookmarkStart w:id="52" w:name="_Toc229333915"/>
-      <w:bookmarkEnd w:id="49"/>
-      <w:r>
+      <w:bookmarkStart w:id="27" w:name="X81aa967c8f0790327e266ef891104d116cafa75"/>
+      <w:bookmarkEnd w:id="26"/>
+      <w:r>
+        <w:lastRenderedPageBreak/>
         <w:t xml:space="preserve">5.3 </w:t>
       </w:r>
       <w:r>
@@ -20545,7 +15827,6 @@
       <w:r>
         <w:t>설계</w:t>
       </w:r>
-      <w:bookmarkEnd w:id="52"/>
     </w:p>
     <w:p>
       <w:pPr>
@@ -21324,9 +16605,8 @@
       <w:pPr>
         <w:pStyle w:val="2"/>
       </w:pPr>
-      <w:bookmarkStart w:id="53" w:name="Xd81d8b91d09098e6e563e36fd663052e35febcc"/>
-      <w:bookmarkStart w:id="54" w:name="_Toc229333916"/>
-      <w:bookmarkEnd w:id="51"/>
+      <w:bookmarkStart w:id="28" w:name="Xd81d8b91d09098e6e563e36fd663052e35febcc"/>
+      <w:bookmarkEnd w:id="27"/>
       <w:r>
         <w:t xml:space="preserve">5.4 </w:t>
       </w:r>
@@ -21336,7 +16616,6 @@
       <w:r>
         <w:t xml:space="preserve"> (Accessibility)</w:t>
       </w:r>
-      <w:bookmarkEnd w:id="54"/>
     </w:p>
     <w:p>
       <w:pPr>
@@ -21561,24 +16840,21 @@
       <w:pPr>
         <w:pStyle w:val="1"/>
       </w:pPr>
-      <w:bookmarkStart w:id="55" w:name="X91f2665d8eef50ab94252fdf7edf63000af2577"/>
-      <w:bookmarkStart w:id="56" w:name="_Toc229333917"/>
-      <w:bookmarkEnd w:id="45"/>
-      <w:bookmarkEnd w:id="53"/>
+      <w:bookmarkStart w:id="29" w:name="X91f2665d8eef50ab94252fdf7edf63000af2577"/>
+      <w:bookmarkEnd w:id="24"/>
+      <w:bookmarkEnd w:id="28"/>
       <w:r>
         <w:t xml:space="preserve">6. </w:t>
       </w:r>
       <w:r>
         <w:t>평가</w:t>
       </w:r>
-      <w:bookmarkEnd w:id="56"/>
     </w:p>
     <w:p>
       <w:pPr>
         <w:pStyle w:val="2"/>
       </w:pPr>
-      <w:bookmarkStart w:id="57" w:name="Xbe177b38f32978fc27761aea0c18e411f24b5e4"/>
-      <w:bookmarkStart w:id="58" w:name="_Toc229333918"/>
+      <w:bookmarkStart w:id="30" w:name="Xbe177b38f32978fc27761aea0c18e411f24b5e4"/>
       <w:r>
         <w:t xml:space="preserve">6.1 </w:t>
       </w:r>
@@ -21591,7 +16867,6 @@
       <w:r>
         <w:t>설계</w:t>
       </w:r>
-      <w:bookmarkEnd w:id="58"/>
     </w:p>
     <w:p>
       <w:pPr>
@@ -21792,17 +17067,14 @@
       <w:pPr>
         <w:pStyle w:val="2"/>
       </w:pPr>
-      <w:bookmarkStart w:id="59" w:name="X3191040cc31e8de9c3997ddfef2c59b4868a146"/>
-      <w:bookmarkStart w:id="60" w:name="_Toc229333919"/>
-      <w:bookmarkEnd w:id="57"/>
-      <w:r>
-        <w:lastRenderedPageBreak/>
+      <w:bookmarkStart w:id="31" w:name="X3191040cc31e8de9c3997ddfef2c59b4868a146"/>
+      <w:bookmarkEnd w:id="30"/>
+      <w:r>
         <w:t xml:space="preserve">6.2 </w:t>
       </w:r>
       <w:r>
         <w:t>참여자</w:t>
       </w:r>
-      <w:bookmarkEnd w:id="60"/>
     </w:p>
     <w:p>
       <w:pPr>
@@ -22017,9 +17289,8 @@
       <w:pPr>
         <w:pStyle w:val="2"/>
       </w:pPr>
-      <w:bookmarkStart w:id="61" w:name="X3ebca3c716d45377f247f6e60f44851349925da"/>
-      <w:bookmarkStart w:id="62" w:name="_Toc229333920"/>
-      <w:bookmarkEnd w:id="59"/>
+      <w:bookmarkStart w:id="32" w:name="X3ebca3c716d45377f247f6e60f44851349925da"/>
+      <w:bookmarkEnd w:id="31"/>
       <w:r>
         <w:t xml:space="preserve">6.3 </w:t>
       </w:r>
@@ -22032,13 +17303,12 @@
       <w:r>
         <w:t>도구</w:t>
       </w:r>
-      <w:bookmarkEnd w:id="62"/>
     </w:p>
     <w:p>
       <w:pPr>
         <w:pStyle w:val="3"/>
       </w:pPr>
-      <w:bookmarkStart w:id="63" w:name="X6253533c0daa264f2abcee1e8b236474df3fd97"/>
+      <w:bookmarkStart w:id="33" w:name="X6253533c0daa264f2abcee1e8b236474df3fd97"/>
       <w:r>
         <w:t xml:space="preserve">6.3.1 </w:t>
       </w:r>
@@ -22336,8 +17606,8 @@
       <w:pPr>
         <w:pStyle w:val="3"/>
       </w:pPr>
-      <w:bookmarkStart w:id="64" w:name="X2ec28faf65a2ec641c55987a190415cdc56a848"/>
-      <w:bookmarkEnd w:id="63"/>
+      <w:bookmarkStart w:id="34" w:name="X2ec28faf65a2ec641c55987a190415cdc56a848"/>
+      <w:bookmarkEnd w:id="33"/>
       <w:r>
         <w:t xml:space="preserve">6.3.2 </w:t>
       </w:r>
@@ -22536,8 +17806,8 @@
       <w:pPr>
         <w:pStyle w:val="3"/>
       </w:pPr>
-      <w:bookmarkStart w:id="65" w:name="X6015e5f27c45dd3d79a4bc86390e9af7a6ff6e9"/>
-      <w:bookmarkEnd w:id="64"/>
+      <w:bookmarkStart w:id="35" w:name="X6015e5f27c45dd3d79a4bc86390e9af7a6ff6e9"/>
+      <w:bookmarkEnd w:id="34"/>
       <w:r>
         <w:t xml:space="preserve">6.3.3 </w:t>
       </w:r>
@@ -22638,17 +17908,16 @@
       <w:pPr>
         <w:pStyle w:val="2"/>
       </w:pPr>
-      <w:bookmarkStart w:id="66" w:name="X13c9233028e3179227fda6ba7ffcb57f6bb1b66"/>
-      <w:bookmarkStart w:id="67" w:name="_Toc229333921"/>
-      <w:bookmarkEnd w:id="61"/>
-      <w:bookmarkEnd w:id="65"/>
-      <w:r>
+      <w:bookmarkStart w:id="36" w:name="X13c9233028e3179227fda6ba7ffcb57f6bb1b66"/>
+      <w:bookmarkEnd w:id="32"/>
+      <w:bookmarkEnd w:id="35"/>
+      <w:r>
+        <w:lastRenderedPageBreak/>
         <w:t xml:space="preserve">6.4 </w:t>
       </w:r>
       <w:r>
         <w:t>절차</w:t>
       </w:r>
-      <w:bookmarkEnd w:id="67"/>
     </w:p>
     <w:tbl>
       <w:tblPr>
@@ -23441,16 +18710,14 @@
       <w:pPr>
         <w:pStyle w:val="2"/>
       </w:pPr>
-      <w:bookmarkStart w:id="68" w:name="X8ed664cd3534fb982ae441c5bf4de1157b1359a"/>
-      <w:bookmarkStart w:id="69" w:name="_Toc229333922"/>
-      <w:bookmarkEnd w:id="66"/>
+      <w:bookmarkStart w:id="37" w:name="X8ed664cd3534fb982ae441c5bf4de1157b1359a"/>
+      <w:bookmarkEnd w:id="36"/>
       <w:r>
         <w:t xml:space="preserve">6.5 </w:t>
       </w:r>
       <w:r>
         <w:t>분석</w:t>
       </w:r>
-      <w:bookmarkEnd w:id="69"/>
     </w:p>
     <w:p>
       <w:pPr>
@@ -23573,24 +18840,21 @@
       <w:pPr>
         <w:pStyle w:val="1"/>
       </w:pPr>
-      <w:bookmarkStart w:id="70" w:name="X3dbf30533f909105dbec0127dff03e680be804a"/>
-      <w:bookmarkStart w:id="71" w:name="_Toc229333923"/>
-      <w:bookmarkEnd w:id="55"/>
-      <w:bookmarkEnd w:id="68"/>
+      <w:bookmarkStart w:id="38" w:name="X3dbf30533f909105dbec0127dff03e680be804a"/>
+      <w:bookmarkEnd w:id="29"/>
+      <w:bookmarkEnd w:id="37"/>
       <w:r>
         <w:t xml:space="preserve">7. </w:t>
       </w:r>
       <w:r>
         <w:t>결과</w:t>
       </w:r>
-      <w:bookmarkEnd w:id="71"/>
     </w:p>
     <w:p>
       <w:pPr>
         <w:pStyle w:val="2"/>
       </w:pPr>
-      <w:bookmarkStart w:id="72" w:name="Xd7597af85020797d922d59abd85be193a6023f9"/>
-      <w:bookmarkStart w:id="73" w:name="_Toc229333924"/>
+      <w:bookmarkStart w:id="39" w:name="Xd7597af85020797d922d59abd85be193a6023f9"/>
       <w:r>
         <w:t xml:space="preserve">7.1 </w:t>
       </w:r>
@@ -23609,7 +18873,6 @@
       <w:r>
         <w:t>정확도</w:t>
       </w:r>
-      <w:bookmarkEnd w:id="73"/>
     </w:p>
     <w:p>
       <w:pPr>
@@ -24041,7 +19304,6 @@
         <w:pStyle w:val="a0"/>
       </w:pPr>
       <w:r>
-        <w:lastRenderedPageBreak/>
         <w:t>대응표본</w:t>
       </w:r>
       <w:r>
@@ -24136,9 +19398,8 @@
       <w:pPr>
         <w:pStyle w:val="2"/>
       </w:pPr>
-      <w:bookmarkStart w:id="74" w:name="X17de8335b8ffba5affc43a3f347692894d2182f"/>
-      <w:bookmarkStart w:id="75" w:name="_Toc229333925"/>
-      <w:bookmarkEnd w:id="72"/>
+      <w:bookmarkStart w:id="40" w:name="X17de8335b8ffba5affc43a3f347692894d2182f"/>
+      <w:bookmarkEnd w:id="39"/>
       <w:r>
         <w:t xml:space="preserve">7.2 </w:t>
       </w:r>
@@ -24157,7 +19418,6 @@
       <w:r>
         <w:t>인지</w:t>
       </w:r>
-      <w:bookmarkEnd w:id="75"/>
     </w:p>
     <w:p>
       <w:pPr>
@@ -24329,9 +19589,8 @@
       <w:pPr>
         <w:pStyle w:val="2"/>
       </w:pPr>
-      <w:bookmarkStart w:id="76" w:name="X738712068da9ab747be1b6905f779a5b04e0195"/>
-      <w:bookmarkStart w:id="77" w:name="_Toc229333926"/>
-      <w:bookmarkEnd w:id="74"/>
+      <w:bookmarkStart w:id="41" w:name="X738712068da9ab747be1b6905f779a5b04e0195"/>
+      <w:bookmarkEnd w:id="40"/>
       <w:r>
         <w:t xml:space="preserve">7.3 </w:t>
       </w:r>
@@ -24344,7 +19603,6 @@
       <w:r>
         <w:t>사용성</w:t>
       </w:r>
-      <w:bookmarkEnd w:id="77"/>
     </w:p>
     <w:p>
       <w:pPr>
@@ -24463,9 +19721,8 @@
       <w:pPr>
         <w:pStyle w:val="2"/>
       </w:pPr>
-      <w:bookmarkStart w:id="78" w:name="X26f1df3c685f6a296aad822d958f0c37d7b3fea"/>
-      <w:bookmarkStart w:id="79" w:name="_Toc229333927"/>
-      <w:bookmarkEnd w:id="76"/>
+      <w:bookmarkStart w:id="42" w:name="X26f1df3c685f6a296aad822d958f0c37d7b3fea"/>
+      <w:bookmarkEnd w:id="41"/>
       <w:r>
         <w:t xml:space="preserve">7.4 </w:t>
       </w:r>
@@ -24478,7 +19735,6 @@
       <w:r>
         <w:t>피드백</w:t>
       </w:r>
-      <w:bookmarkEnd w:id="79"/>
     </w:p>
     <w:p>
       <w:pPr>
@@ -24750,6 +20006,7 @@
         <w:pStyle w:val="FirstParagraph"/>
       </w:pPr>
       <w:r>
+        <w:lastRenderedPageBreak/>
         <w:t>개선</w:t>
       </w:r>
       <w:r>
@@ -24946,24 +20203,21 @@
       <w:pPr>
         <w:pStyle w:val="1"/>
       </w:pPr>
-      <w:bookmarkStart w:id="80" w:name="X00574663886532a57644dd7a0a1cd85b3b193fa"/>
-      <w:bookmarkStart w:id="81" w:name="_Toc229333928"/>
-      <w:bookmarkEnd w:id="70"/>
-      <w:bookmarkEnd w:id="78"/>
+      <w:bookmarkStart w:id="43" w:name="X00574663886532a57644dd7a0a1cd85b3b193fa"/>
+      <w:bookmarkEnd w:id="38"/>
+      <w:bookmarkEnd w:id="42"/>
       <w:r>
         <w:t xml:space="preserve">8. </w:t>
       </w:r>
       <w:r>
         <w:t>논의</w:t>
       </w:r>
-      <w:bookmarkEnd w:id="81"/>
     </w:p>
     <w:p>
       <w:pPr>
         <w:pStyle w:val="2"/>
       </w:pPr>
-      <w:bookmarkStart w:id="82" w:name="X2debc93d832b58a2bc2cff767dc7f8b6e44851b"/>
-      <w:bookmarkStart w:id="83" w:name="_Toc229333929"/>
+      <w:bookmarkStart w:id="44" w:name="X2debc93d832b58a2bc2cff767dc7f8b6e44851b"/>
       <w:r>
         <w:t xml:space="preserve">8.1 </w:t>
       </w:r>
@@ -24976,7 +20230,6 @@
       <w:r>
         <w:t>함의</w:t>
       </w:r>
-      <w:bookmarkEnd w:id="83"/>
     </w:p>
     <w:p>
       <w:pPr>
@@ -25732,9 +20985,8 @@
       <w:pPr>
         <w:pStyle w:val="2"/>
       </w:pPr>
-      <w:bookmarkStart w:id="84" w:name="X26a85c26a8efad4e013700b36c9e9c0ea5c4ea8"/>
-      <w:bookmarkStart w:id="85" w:name="_Toc229333930"/>
-      <w:bookmarkEnd w:id="82"/>
+      <w:bookmarkStart w:id="45" w:name="X26a85c26a8efad4e013700b36c9e9c0ea5c4ea8"/>
+      <w:bookmarkEnd w:id="44"/>
       <w:r>
         <w:t xml:space="preserve">8.2 </w:t>
       </w:r>
@@ -25753,7 +21005,6 @@
       <w:r>
         <w:t>의의</w:t>
       </w:r>
-      <w:bookmarkEnd w:id="85"/>
     </w:p>
     <w:p>
       <w:pPr>
@@ -26249,16 +21500,14 @@
       <w:pPr>
         <w:pStyle w:val="2"/>
       </w:pPr>
-      <w:bookmarkStart w:id="86" w:name="Xe2815a45821d1fc3833ea852b22ef9a1c1831e1"/>
-      <w:bookmarkStart w:id="87" w:name="_Toc229333931"/>
-      <w:bookmarkEnd w:id="84"/>
+      <w:bookmarkStart w:id="46" w:name="Xe2815a45821d1fc3833ea852b22ef9a1c1831e1"/>
+      <w:bookmarkEnd w:id="45"/>
       <w:r>
         <w:t xml:space="preserve">8.3 </w:t>
       </w:r>
       <w:r>
         <w:t>한계</w:t>
       </w:r>
-      <w:bookmarkEnd w:id="87"/>
     </w:p>
     <w:p>
       <w:pPr>
@@ -26749,9 +21998,8 @@
       <w:pPr>
         <w:pStyle w:val="2"/>
       </w:pPr>
-      <w:bookmarkStart w:id="88" w:name="X158671262cee452c4093587dbdde92d2df0c4d1"/>
-      <w:bookmarkStart w:id="89" w:name="_Toc229333932"/>
-      <w:bookmarkEnd w:id="86"/>
+      <w:bookmarkStart w:id="47" w:name="X158671262cee452c4093587dbdde92d2df0c4d1"/>
+      <w:bookmarkEnd w:id="46"/>
       <w:r>
         <w:t xml:space="preserve">8.4 </w:t>
       </w:r>
@@ -26764,7 +22012,6 @@
       <w:r>
         <w:t>연구</w:t>
       </w:r>
-      <w:bookmarkEnd w:id="89"/>
     </w:p>
     <w:p>
       <w:pPr>
@@ -27212,17 +22459,15 @@
       <w:pPr>
         <w:pStyle w:val="1"/>
       </w:pPr>
-      <w:bookmarkStart w:id="90" w:name="X85a3dfef226a30cf4fcf422db735afa28c89901"/>
-      <w:bookmarkStart w:id="91" w:name="_Toc229333933"/>
-      <w:bookmarkEnd w:id="80"/>
-      <w:bookmarkEnd w:id="88"/>
+      <w:bookmarkStart w:id="48" w:name="X85a3dfef226a30cf4fcf422db735afa28c89901"/>
+      <w:bookmarkEnd w:id="43"/>
+      <w:bookmarkEnd w:id="47"/>
       <w:r>
         <w:t xml:space="preserve">9. </w:t>
       </w:r>
       <w:r>
         <w:t>결론</w:t>
       </w:r>
-      <w:bookmarkEnd w:id="91"/>
     </w:p>
     <w:p>
       <w:pPr>
@@ -27534,6 +22779,7 @@
         <w:pStyle w:val="a0"/>
       </w:pPr>
       <w:r>
+        <w:lastRenderedPageBreak/>
         <w:t>본</w:t>
       </w:r>
       <w:r>
@@ -27804,9 +23050,8 @@
       <w:pPr>
         <w:pStyle w:val="1"/>
       </w:pPr>
-      <w:bookmarkStart w:id="92" w:name="X5a62866b0b01ad8d68899a6215bca9726362c9a"/>
-      <w:bookmarkStart w:id="93" w:name="_Toc229333934"/>
-      <w:bookmarkEnd w:id="90"/>
+      <w:bookmarkStart w:id="49" w:name="X5a62866b0b01ad8d68899a6215bca9726362c9a"/>
+      <w:bookmarkEnd w:id="48"/>
       <w:r>
         <w:t xml:space="preserve">10. </w:t>
       </w:r>
@@ -27822,7 +23067,6 @@
       <w:r>
         <w:t xml:space="preserve"> (Reproducibility)</w:t>
       </w:r>
-      <w:bookmarkEnd w:id="93"/>
     </w:p>
     <w:p>
       <w:pPr>
@@ -29130,13 +24374,11 @@
       <w:pPr>
         <w:pStyle w:val="1"/>
       </w:pPr>
-      <w:bookmarkStart w:id="94" w:name="참고문헌"/>
-      <w:bookmarkStart w:id="95" w:name="_Toc229333935"/>
-      <w:bookmarkEnd w:id="92"/>
+      <w:bookmarkStart w:id="50" w:name="참고문헌"/>
+      <w:bookmarkEnd w:id="49"/>
       <w:r>
         <w:t>참고문헌</w:t>
       </w:r>
-      <w:bookmarkEnd w:id="95"/>
     </w:p>
     <w:p>
       <w:pPr>
@@ -29469,7 +24711,7 @@
     </w:p>
     <w:p>
       <w:r>
-        <w:pict w14:anchorId="44BA9E4B">
+        <w:pict w14:anchorId="61313EAA">
           <v:rect id="_x0000_i1025" style="width:0;height:1.5pt" o:hralign="center" o:hrstd="t" o:hr="t"/>
         </w:pict>
       </w:r>
@@ -29637,6 +24879,7 @@
         </w:numPr>
       </w:pPr>
       <w:r>
+        <w:lastRenderedPageBreak/>
         <w:t xml:space="preserve">Hargreaves, D. J. (1986). </w:t>
       </w:r>
       <w:r>
@@ -29984,9 +25227,8 @@
       <w:pPr>
         <w:pStyle w:val="1"/>
       </w:pPr>
-      <w:bookmarkStart w:id="96" w:name="부록-a-시스템-화면"/>
-      <w:bookmarkStart w:id="97" w:name="_Toc229333936"/>
-      <w:bookmarkEnd w:id="94"/>
+      <w:bookmarkStart w:id="51" w:name="부록-a-시스템-화면"/>
+      <w:bookmarkEnd w:id="50"/>
       <w:r>
         <w:t>부록</w:t>
       </w:r>
@@ -30002,7 +25244,6 @@
       <w:r>
         <w:t>화면</w:t>
       </w:r>
-      <w:bookmarkEnd w:id="97"/>
     </w:p>
     <w:p>
       <w:pPr>
@@ -30235,9 +25476,8 @@
       <w:pPr>
         <w:pStyle w:val="1"/>
       </w:pPr>
-      <w:bookmarkStart w:id="98" w:name="부록-b-평가-도구"/>
-      <w:bookmarkStart w:id="99" w:name="_Toc229333937"/>
-      <w:bookmarkEnd w:id="96"/>
+      <w:bookmarkStart w:id="52" w:name="부록-b-평가-도구"/>
+      <w:bookmarkEnd w:id="51"/>
       <w:r>
         <w:t>부록</w:t>
       </w:r>
@@ -30253,14 +25493,12 @@
       <w:r>
         <w:t>도구</w:t>
       </w:r>
-      <w:bookmarkEnd w:id="99"/>
     </w:p>
     <w:p>
       <w:pPr>
         <w:pStyle w:val="2"/>
       </w:pPr>
-      <w:bookmarkStart w:id="100" w:name="b1-형식-식별-과제-발췌-목록"/>
-      <w:bookmarkStart w:id="101" w:name="_Toc229333938"/>
+      <w:bookmarkStart w:id="53" w:name="b1-형식-식별-과제-발췌-목록"/>
       <w:r>
         <w:t xml:space="preserve">B.1 </w:t>
       </w:r>
@@ -30291,7 +25529,6 @@
       <w:r>
         <w:t>목록</w:t>
       </w:r>
-      <w:bookmarkEnd w:id="101"/>
     </w:p>
     <w:tbl>
       <w:tblPr>
@@ -31227,10 +26464,10 @@
       <w:pPr>
         <w:pStyle w:val="2"/>
       </w:pPr>
-      <w:bookmarkStart w:id="102" w:name="b2-sus-한국어판-10문항"/>
-      <w:bookmarkStart w:id="103" w:name="_Toc229333939"/>
-      <w:bookmarkEnd w:id="100"/>
-      <w:r>
+      <w:bookmarkStart w:id="54" w:name="b2-sus-한국어판-10문항"/>
+      <w:bookmarkEnd w:id="53"/>
+      <w:r>
+        <w:lastRenderedPageBreak/>
         <w:t xml:space="preserve">B.2 SUS </w:t>
       </w:r>
       <w:r>
@@ -31242,7 +26479,6 @@
       <w:r>
         <w:t>문항</w:t>
       </w:r>
-      <w:bookmarkEnd w:id="103"/>
     </w:p>
     <w:p>
       <w:pPr>
@@ -31298,9 +26534,8 @@
       <w:pPr>
         <w:pStyle w:val="2"/>
       </w:pPr>
-      <w:bookmarkStart w:id="104" w:name="b3-자유서술-코딩-기준"/>
-      <w:bookmarkStart w:id="105" w:name="_Toc229333940"/>
-      <w:bookmarkEnd w:id="102"/>
+      <w:bookmarkStart w:id="55" w:name="b3-자유서술-코딩-기준"/>
+      <w:bookmarkEnd w:id="54"/>
       <w:r>
         <w:t xml:space="preserve">B.3 </w:t>
       </w:r>
@@ -31319,7 +26554,6 @@
       <w:r>
         <w:t>기준</w:t>
       </w:r>
-      <w:bookmarkEnd w:id="105"/>
     </w:p>
     <w:p>
       <w:pPr>
@@ -31479,8 +26713,8 @@
       <w:r>
         <w:t>.</w:t>
       </w:r>
-      <w:bookmarkEnd w:id="98"/>
-      <w:bookmarkEnd w:id="104"/>
+      <w:bookmarkEnd w:id="52"/>
+      <w:bookmarkEnd w:id="55"/>
     </w:p>
     <w:sectPr>
       <w:headerReference w:type="even" r:id="rId10"/>
@@ -31692,7 +26926,7 @@
   <w:abstractNum w:abstractNumId="0" w15:restartNumberingAfterBreak="0">
     <w:nsid w:val="0000A990"/>
     <w:multiLevelType w:val="multilevel"/>
-    <w:tmpl w:val="22D84062"/>
+    <w:tmpl w:val="6E4CB1B6"/>
     <w:lvl w:ilvl="0">
       <w:numFmt w:val="bullet"/>
       <w:lvlText w:val=" "/>
@@ -31769,7 +27003,7 @@
   <w:abstractNum w:abstractNumId="1" w15:restartNumberingAfterBreak="0">
     <w:nsid w:val="0000A991"/>
     <w:multiLevelType w:val="multilevel"/>
-    <w:tmpl w:val="B67C5E2A"/>
+    <w:tmpl w:val="DE9A5E66"/>
     <w:lvl w:ilvl="0">
       <w:numFmt w:val="bullet"/>
       <w:lvlText w:val=""/>
@@ -31873,7 +27107,7 @@
   <w:abstractNum w:abstractNumId="2" w15:restartNumberingAfterBreak="0">
     <w:nsid w:val="00A99411"/>
     <w:multiLevelType w:val="multilevel"/>
-    <w:tmpl w:val="4EB04838"/>
+    <w:tmpl w:val="AD24B2A8"/>
     <w:lvl w:ilvl="0">
       <w:start w:val="1"/>
       <w:numFmt w:val="decimal"/>
@@ -31956,16 +27190,16 @@
       </w:pPr>
     </w:lvl>
   </w:abstractNum>
-  <w:num w:numId="1" w16cid:durableId="939526365">
+  <w:num w:numId="1" w16cid:durableId="136923040">
     <w:abstractNumId w:val="0"/>
   </w:num>
-  <w:num w:numId="2" w16cid:durableId="1925188498">
+  <w:num w:numId="2" w16cid:durableId="2077244811">
     <w:abstractNumId w:val="1"/>
   </w:num>
-  <w:num w:numId="3" w16cid:durableId="450437261">
+  <w:num w:numId="3" w16cid:durableId="935558887">
     <w:abstractNumId w:val="1"/>
   </w:num>
-  <w:num w:numId="4" w16cid:durableId="1492718925">
+  <w:num w:numId="4" w16cid:durableId="2016878077">
     <w:abstractNumId w:val="2"/>
     <w:lvlOverride w:ilvl="0">
       <w:startOverride w:val="1"/>
@@ -31995,19 +27229,19 @@
       <w:startOverride w:val="1"/>
     </w:lvlOverride>
   </w:num>
-  <w:num w:numId="5" w16cid:durableId="803700443">
+  <w:num w:numId="5" w16cid:durableId="798693652">
     <w:abstractNumId w:val="1"/>
   </w:num>
-  <w:num w:numId="6" w16cid:durableId="1923828525">
+  <w:num w:numId="6" w16cid:durableId="865606802">
     <w:abstractNumId w:val="1"/>
   </w:num>
-  <w:num w:numId="7" w16cid:durableId="843055933">
+  <w:num w:numId="7" w16cid:durableId="867792377">
     <w:abstractNumId w:val="1"/>
   </w:num>
-  <w:num w:numId="8" w16cid:durableId="264197740">
+  <w:num w:numId="8" w16cid:durableId="913008275">
     <w:abstractNumId w:val="1"/>
   </w:num>
-  <w:num w:numId="9" w16cid:durableId="312413301">
+  <w:num w:numId="9" w16cid:durableId="664090370">
     <w:abstractNumId w:val="2"/>
     <w:lvlOverride w:ilvl="0">
       <w:startOverride w:val="1"/>
@@ -32037,34 +27271,34 @@
       <w:startOverride w:val="1"/>
     </w:lvlOverride>
   </w:num>
-  <w:num w:numId="10" w16cid:durableId="1451051854">
+  <w:num w:numId="10" w16cid:durableId="548300870">
     <w:abstractNumId w:val="1"/>
   </w:num>
-  <w:num w:numId="11" w16cid:durableId="310717687">
+  <w:num w:numId="11" w16cid:durableId="1945110575">
     <w:abstractNumId w:val="1"/>
   </w:num>
-  <w:num w:numId="12" w16cid:durableId="1232078470">
+  <w:num w:numId="12" w16cid:durableId="102964729">
     <w:abstractNumId w:val="1"/>
   </w:num>
-  <w:num w:numId="13" w16cid:durableId="460080460">
+  <w:num w:numId="13" w16cid:durableId="133451781">
     <w:abstractNumId w:val="1"/>
   </w:num>
-  <w:num w:numId="14" w16cid:durableId="714308534">
+  <w:num w:numId="14" w16cid:durableId="665478577">
     <w:abstractNumId w:val="1"/>
   </w:num>
-  <w:num w:numId="15" w16cid:durableId="640185778">
+  <w:num w:numId="15" w16cid:durableId="2003855586">
     <w:abstractNumId w:val="1"/>
   </w:num>
-  <w:num w:numId="16" w16cid:durableId="1450969330">
+  <w:num w:numId="16" w16cid:durableId="386690887">
     <w:abstractNumId w:val="1"/>
   </w:num>
-  <w:num w:numId="17" w16cid:durableId="1021276636">
+  <w:num w:numId="17" w16cid:durableId="63574986">
     <w:abstractNumId w:val="1"/>
   </w:num>
-  <w:num w:numId="18" w16cid:durableId="1688678579">
+  <w:num w:numId="18" w16cid:durableId="835193025">
     <w:abstractNumId w:val="1"/>
   </w:num>
-  <w:num w:numId="19" w16cid:durableId="1370303583">
+  <w:num w:numId="19" w16cid:durableId="1441804189">
     <w:abstractNumId w:val="2"/>
     <w:lvlOverride w:ilvl="0">
       <w:startOverride w:val="1"/>
@@ -32094,16 +27328,16 @@
       <w:startOverride w:val="1"/>
     </w:lvlOverride>
   </w:num>
-  <w:num w:numId="20" w16cid:durableId="2096783748">
+  <w:num w:numId="20" w16cid:durableId="1090585218">
     <w:abstractNumId w:val="1"/>
   </w:num>
-  <w:num w:numId="21" w16cid:durableId="721292076">
+  <w:num w:numId="21" w16cid:durableId="766004637">
     <w:abstractNumId w:val="1"/>
   </w:num>
-  <w:num w:numId="22" w16cid:durableId="1497957536">
+  <w:num w:numId="22" w16cid:durableId="1150557234">
     <w:abstractNumId w:val="1"/>
   </w:num>
-  <w:num w:numId="23" w16cid:durableId="1834107922">
+  <w:num w:numId="23" w16cid:durableId="1052269709">
     <w:abstractNumId w:val="1"/>
   </w:num>
 </w:numbering>
@@ -32127,9 +27361,6 @@
     </w:pPrDefault>
   </w:docDefaults>
   <w:latentStyles w:defLockedState="0" w:defUIPriority="0" w:defSemiHidden="0" w:defUnhideWhenUsed="0" w:defQFormat="0" w:count="376">
-    <w:lsdException w:name="toc 1" w:uiPriority="39"/>
-    <w:lsdException w:name="toc 2" w:uiPriority="39"/>
-    <w:lsdException w:name="Hyperlink" w:uiPriority="99"/>
     <w:lsdException w:name="Normal Table" w:semiHidden="1" w:unhideWhenUsed="1"/>
     <w:lsdException w:name="Table Simple 1" w:semiHidden="1" w:unhideWhenUsed="1"/>
     <w:lsdException w:name="Table Simple 2" w:semiHidden="1" w:unhideWhenUsed="1"/>
@@ -33017,7 +28248,6 @@
   <w:style w:type="character" w:styleId="ac">
     <w:name w:val="Hyperlink"/>
     <w:basedOn w:val="Char1"/>
-    <w:uiPriority w:val="99"/>
     <w:rPr>
       <w:color w:val="156082" w:themeColor="accent1"/>
     </w:rPr>
@@ -33340,30 +28570,11 @@
       <w:sz w:val="22"/>
     </w:rPr>
   </w:style>
-  <w:style w:type="paragraph" w:styleId="10">
-    <w:name w:val="toc 1"/>
-    <w:basedOn w:val="a"/>
-    <w:next w:val="a"/>
-    <w:autoRedefine/>
-    <w:uiPriority w:val="39"/>
-    <w:rsid w:val="00175319"/>
-  </w:style>
-  <w:style w:type="paragraph" w:styleId="20">
-    <w:name w:val="toc 2"/>
-    <w:basedOn w:val="a"/>
-    <w:next w:val="a"/>
-    <w:autoRedefine/>
-    <w:uiPriority w:val="39"/>
-    <w:rsid w:val="00175319"/>
-    <w:pPr>
-      <w:ind w:leftChars="200" w:left="425"/>
-    </w:pPr>
-  </w:style>
   <w:style w:type="paragraph" w:styleId="ad">
     <w:name w:val="header"/>
     <w:basedOn w:val="a"/>
     <w:link w:val="Char2"/>
-    <w:rsid w:val="00175319"/>
+    <w:rsid w:val="003B562F"/>
     <w:pPr>
       <w:tabs>
         <w:tab w:val="center" w:pos="4513"/>
@@ -33376,13 +28587,13 @@
     <w:name w:val="머리글 Char"/>
     <w:basedOn w:val="a1"/>
     <w:link w:val="ad"/>
-    <w:rsid w:val="00175319"/>
+    <w:rsid w:val="003B562F"/>
   </w:style>
   <w:style w:type="paragraph" w:styleId="ae">
     <w:name w:val="footer"/>
     <w:basedOn w:val="a"/>
     <w:link w:val="Char3"/>
-    <w:rsid w:val="00175319"/>
+    <w:rsid w:val="003B562F"/>
     <w:pPr>
       <w:tabs>
         <w:tab w:val="center" w:pos="4513"/>
@@ -33395,12 +28606,12 @@
     <w:name w:val="바닥글 Char"/>
     <w:basedOn w:val="a1"/>
     <w:link w:val="ae"/>
-    <w:rsid w:val="00175319"/>
+    <w:rsid w:val="003B562F"/>
   </w:style>
   <w:style w:type="character" w:styleId="af">
     <w:name w:val="page number"/>
     <w:basedOn w:val="a1"/>
-    <w:rsid w:val="00175319"/>
+    <w:rsid w:val="003B562F"/>
   </w:style>
 </w:styles>
 </file>

--- a/ko/paper/paper_ko.docx
+++ b/ko/paper/paper_ko.docx
@@ -2416,28 +2416,40 @@
         <w:t>가능성은</w:t>
       </w:r>
       <w:r>
+        <w:t xml:space="preserve"> Sapp(2011)·Cannam et al.(2010)·Couprie(2008) </w:t>
+      </w:r>
+      <w:r>
+        <w:t>등의</w:t>
+      </w:r>
+      <w:r>
+        <w:t xml:space="preserve"> </w:t>
+      </w:r>
+      <w:r>
+        <w:t>컴퓨테이셔널</w:t>
+      </w:r>
+      <w:r>
+        <w:t xml:space="preserve"> </w:t>
+      </w:r>
+      <w:r>
+        <w:t>음악학</w:t>
+      </w:r>
+      <w:r>
+        <w:t xml:space="preserve"> </w:t>
+      </w:r>
+      <w:r>
+        <w:t>연구에서</w:t>
+      </w:r>
+      <w:r>
         <w:t xml:space="preserve"> </w:t>
       </w:r>
       <w:r>
         <w:t>일찍이</w:t>
       </w:r>
       <w:r>
-        <w:t xml:space="preserve"> Smith(2013)</w:t>
-      </w:r>
-      <w:r>
-        <w:t>와</w:t>
-      </w:r>
-      <w:r>
-        <w:t xml:space="preserve"> Sapp(2011)</w:t>
-      </w:r>
-      <w:r>
-        <w:t>이</w:t>
-      </w:r>
-      <w:r>
-        <w:t xml:space="preserve"> </w:t>
-      </w:r>
-      <w:r>
-        <w:t>제기하였으나</w:t>
+        <w:t xml:space="preserve"> </w:t>
+      </w:r>
+      <w:r>
+        <w:t>제기되었으나</w:t>
       </w:r>
       <w:r>
         <w:t xml:space="preserve">, </w:t>
@@ -5070,13 +5082,19 @@
         <w:pStyle w:val="a0"/>
       </w:pPr>
       <w:r>
-        <w:t>특히</w:t>
-      </w:r>
-      <w:r>
-        <w:t xml:space="preserve"> Plazak(2014)</w:t>
-      </w:r>
-      <w:r>
-        <w:t>은</w:t>
+        <w:t>색상</w:t>
+      </w:r>
+      <w:r>
+        <w:t xml:space="preserve"> </w:t>
+      </w:r>
+      <w:r>
+        <w:t>매핑은</w:t>
+      </w:r>
+      <w:r>
+        <w:t xml:space="preserve"> </w:t>
+      </w:r>
+      <w:r>
+        <w:t>음악교육에서</w:t>
       </w:r>
       <w:r>
         <w:t xml:space="preserve"> </w:t>
@@ -5088,109 +5106,109 @@
         <w:t xml:space="preserve"> </w:t>
       </w:r>
       <w:r>
-        <w:t>구간을</w:t>
-      </w:r>
-      <w:r>
-        <w:t xml:space="preserve"> </w:t>
-      </w:r>
-      <w:r>
-        <w:t>색상으로</w:t>
-      </w:r>
-      <w:r>
-        <w:t xml:space="preserve"> </w:t>
-      </w:r>
-      <w:r>
-        <w:t>매핑하면</w:t>
-      </w:r>
-      <w:r>
-        <w:t xml:space="preserve"> </w:t>
-      </w:r>
-      <w:r>
-        <w:t>비음악전공</w:t>
-      </w:r>
-      <w:r>
-        <w:t xml:space="preserve"> </w:t>
-      </w:r>
-      <w:r>
-        <w:t>학습자의</w:t>
-      </w:r>
-      <w:r>
-        <w:t xml:space="preserve"> </w:t>
-      </w:r>
-      <w:r>
-        <w:t>형식</w:t>
-      </w:r>
-      <w:r>
-        <w:t xml:space="preserve"> </w:t>
-      </w:r>
-      <w:r>
-        <w:t>식별</w:t>
-      </w:r>
-      <w:r>
-        <w:t xml:space="preserve"> </w:t>
-      </w:r>
-      <w:r>
-        <w:t>정확도가</w:t>
-      </w:r>
-      <w:r>
-        <w:t xml:space="preserve"> 14–23% </w:t>
-      </w:r>
-      <w:r>
-        <w:t>향상된다고</w:t>
-      </w:r>
-      <w:r>
-        <w:t xml:space="preserve"> </w:t>
-      </w:r>
-      <w:r>
-        <w:t>보고하여</w:t>
+        <w:t>구조를</w:t>
+      </w:r>
+      <w:r>
+        <w:t xml:space="preserve"> </w:t>
+      </w:r>
+      <w:r>
+        <w:t>직관적으로</w:t>
+      </w:r>
+      <w:r>
+        <w:t xml:space="preserve"> </w:t>
+      </w:r>
+      <w:r>
+        <w:t>전달하는</w:t>
+      </w:r>
+      <w:r>
+        <w:t xml:space="preserve"> </w:t>
+      </w:r>
+      <w:r>
+        <w:t>표상</w:t>
+      </w:r>
+      <w:r>
+        <w:t xml:space="preserve"> </w:t>
+      </w:r>
+      <w:r>
+        <w:t>수단으로</w:t>
+      </w:r>
+      <w:r>
+        <w:t xml:space="preserve"> </w:t>
+      </w:r>
+      <w:r>
+        <w:t>사용되어</w:t>
+      </w:r>
+      <w:r>
+        <w:t xml:space="preserve"> </w:t>
+      </w:r>
+      <w:r>
+        <w:t>왔으며</w:t>
       </w:r>
       <w:r>
         <w:t xml:space="preserve">, </w:t>
       </w:r>
       <w:r>
+        <w:t>본</w:t>
+      </w:r>
+      <w:r>
+        <w:t xml:space="preserve"> </w:t>
+      </w:r>
+      <w:r>
+        <w:t>도구의</w:t>
+      </w:r>
+      <w:r>
+        <w:t xml:space="preserve"> </w:t>
+      </w:r>
+      <w:r>
         <w:t>색상</w:t>
       </w:r>
       <w:r>
-        <w:t xml:space="preserve"> </w:t>
-      </w:r>
-      <w:r>
-        <w:t>매핑이</w:t>
-      </w:r>
-      <w:r>
-        <w:t xml:space="preserve"> </w:t>
-      </w:r>
-      <w:r>
-        <w:t>인지적</w:t>
-      </w:r>
-      <w:r>
-        <w:t xml:space="preserve"> </w:t>
-      </w:r>
-      <w:r>
-        <w:t>부하를</w:t>
-      </w:r>
-      <w:r>
-        <w:t xml:space="preserve"> </w:t>
-      </w:r>
-      <w:r>
-        <w:t>분산시키는</w:t>
-      </w:r>
-      <w:r>
-        <w:t xml:space="preserve"> </w:t>
-      </w:r>
-      <w:r>
-        <w:t>효과적</w:t>
-      </w:r>
-      <w:r>
-        <w:t xml:space="preserve"> </w:t>
-      </w:r>
-      <w:r>
-        <w:t>도구임을</w:t>
-      </w:r>
-      <w:r>
-        <w:t xml:space="preserve"> </w:t>
-      </w:r>
-      <w:r>
-        <w:t>시사한다</w:t>
+        <w:t>-</w:t>
+      </w:r>
+      <w:r>
+        <w:t>섹션</w:t>
+      </w:r>
+      <w:r>
+        <w:t xml:space="preserve"> </w:t>
+      </w:r>
+      <w:r>
+        <w:t>인코딩은</w:t>
+      </w:r>
+      <w:r>
+        <w:t xml:space="preserve"> </w:t>
+      </w:r>
+      <w:r>
+        <w:t>이러한</w:t>
+      </w:r>
+      <w:r>
+        <w:t xml:space="preserve"> </w:t>
+      </w:r>
+      <w:r>
+        <w:t>표상</w:t>
+      </w:r>
+      <w:r>
+        <w:t xml:space="preserve"> </w:t>
+      </w:r>
+      <w:r>
+        <w:t>원리를</w:t>
+      </w:r>
+      <w:r>
+        <w:t xml:space="preserve"> </w:t>
+      </w:r>
+      <w:r>
+        <w:t>체계적으로</w:t>
+      </w:r>
+      <w:r>
+        <w:t xml:space="preserve"> </w:t>
+      </w:r>
+      <w:r>
+        <w:t>적용한</w:t>
+      </w:r>
+      <w:r>
+        <w:t xml:space="preserve"> </w:t>
+      </w:r>
+      <w:r>
+        <w:t>사례이다</w:t>
       </w:r>
       <w:r>
         <w:t>.</w:t>
@@ -20562,231 +20580,51 @@
         </w:numPr>
       </w:pPr>
       <w:r>
-        <w:t>김주현</w:t>
+        <w:t>이흥렬</w:t>
       </w:r>
       <w:r>
         <w:t xml:space="preserve">, </w:t>
       </w:r>
       <w:r>
-        <w:t>박준영</w:t>
-      </w:r>
-      <w:r>
-        <w:t xml:space="preserve">, </w:t>
-      </w:r>
-      <w:r>
-        <w:t>이상호</w:t>
-      </w:r>
-      <w:r>
-        <w:t xml:space="preserve"> (2014). </w:t>
-      </w:r>
-      <w:r>
-        <w:t>한국어판</w:t>
-      </w:r>
-      <w:r>
-        <w:t xml:space="preserve"> </w:t>
-      </w:r>
-      <w:r>
-        <w:t>시스템</w:t>
-      </w:r>
-      <w:r>
-        <w:t xml:space="preserve"> </w:t>
-      </w:r>
-      <w:r>
-        <w:t>사용성</w:t>
-      </w:r>
-      <w:r>
-        <w:t xml:space="preserve"> </w:t>
-      </w:r>
-      <w:r>
-        <w:t>척도</w:t>
-      </w:r>
-      <w:r>
-        <w:t xml:space="preserve">(K-SUS) </w:t>
-      </w:r>
-      <w:r>
-        <w:t>의</w:t>
-      </w:r>
-      <w:r>
-        <w:t xml:space="preserve"> </w:t>
-      </w:r>
-      <w:r>
-        <w:t>타당화</w:t>
-      </w:r>
-      <w:r>
-        <w:t xml:space="preserve"> </w:t>
-      </w:r>
-      <w:r>
-        <w:t>연구</w:t>
+        <w:t>홍정수</w:t>
+      </w:r>
+      <w:r>
+        <w:t xml:space="preserve"> (2017). </w:t>
+      </w:r>
+      <w:r>
+        <w:rPr>
+          <w:i/>
+          <w:iCs/>
+        </w:rPr>
+        <w:t>음악사</w:t>
+      </w:r>
+      <w:r>
+        <w:rPr>
+          <w:i/>
+          <w:iCs/>
+        </w:rPr>
+        <w:t xml:space="preserve"> — </w:t>
+      </w:r>
+      <w:r>
+        <w:rPr>
+          <w:i/>
+          <w:iCs/>
+        </w:rPr>
+        <w:t>서양음악사</w:t>
       </w:r>
       <w:r>
         <w:t xml:space="preserve">. </w:t>
       </w:r>
       <w:r>
-        <w:rPr>
-          <w:i/>
-          <w:iCs/>
-        </w:rPr>
-        <w:t>한국</w:t>
-      </w:r>
-      <w:r>
-        <w:rPr>
-          <w:i/>
-          <w:iCs/>
-        </w:rPr>
-        <w:t>HCI</w:t>
-      </w:r>
-      <w:r>
-        <w:rPr>
-          <w:i/>
-          <w:iCs/>
-        </w:rPr>
-        <w:t>학회</w:t>
-      </w:r>
-      <w:r>
-        <w:rPr>
-          <w:i/>
-          <w:iCs/>
-        </w:rPr>
-        <w:t xml:space="preserve"> </w:t>
-      </w:r>
-      <w:r>
-        <w:rPr>
-          <w:i/>
-          <w:iCs/>
-        </w:rPr>
-        <w:t>논문지</w:t>
-      </w:r>
-      <w:r>
-        <w:t>, 9(2), 31–40.</w:t>
+        <w:t>음악춘추사</w:t>
+      </w:r>
+      <w:r>
+        <w:t>.</w:t>
       </w:r>
     </w:p>
     <w:p>
-      <w:pPr>
-        <w:pStyle w:val="Compact"/>
-        <w:numPr>
-          <w:ilvl w:val="0"/>
-          <w:numId w:val="14"/>
-        </w:numPr>
-      </w:pPr>
-      <w:r>
-        <w:t>이흥렬</w:t>
-      </w:r>
-      <w:r>
-        <w:t xml:space="preserve">, </w:t>
-      </w:r>
-      <w:r>
-        <w:t>홍정수</w:t>
-      </w:r>
-      <w:r>
-        <w:t xml:space="preserve"> (2017). </w:t>
-      </w:r>
-      <w:r>
-        <w:rPr>
-          <w:i/>
-          <w:iCs/>
-        </w:rPr>
-        <w:t>음악사</w:t>
-      </w:r>
-      <w:r>
-        <w:rPr>
-          <w:i/>
-          <w:iCs/>
-        </w:rPr>
-        <w:t xml:space="preserve"> — </w:t>
-      </w:r>
-      <w:r>
-        <w:rPr>
-          <w:i/>
-          <w:iCs/>
-        </w:rPr>
-        <w:t>서양음악사</w:t>
-      </w:r>
-      <w:r>
-        <w:t xml:space="preserve">. </w:t>
-      </w:r>
-      <w:r>
-        <w:t>음악춘추사</w:t>
-      </w:r>
-      <w:r>
-        <w:t>.</w:t>
-      </w:r>
-    </w:p>
-    <w:p>
-      <w:pPr>
-        <w:pStyle w:val="Compact"/>
-        <w:numPr>
-          <w:ilvl w:val="0"/>
-          <w:numId w:val="14"/>
-        </w:numPr>
-      </w:pPr>
-      <w:r>
-        <w:t>이승로</w:t>
-      </w:r>
-      <w:r>
-        <w:t xml:space="preserve"> (2018). </w:t>
-      </w:r>
-      <w:r>
-        <w:t>모차르트</w:t>
-      </w:r>
-      <w:r>
-        <w:t xml:space="preserve"> K. 545 </w:t>
-      </w:r>
-      <w:r>
-        <w:t>의</w:t>
-      </w:r>
-      <w:r>
-        <w:t xml:space="preserve"> </w:t>
-      </w:r>
-      <w:r>
-        <w:t>형식</w:t>
-      </w:r>
-      <w:r>
-        <w:t xml:space="preserve"> </w:t>
-      </w:r>
-      <w:r>
-        <w:t>분석과</w:t>
-      </w:r>
-      <w:r>
-        <w:t xml:space="preserve"> </w:t>
-      </w:r>
-      <w:r>
-        <w:t>교수법적</w:t>
-      </w:r>
-      <w:r>
-        <w:t xml:space="preserve"> </w:t>
-      </w:r>
-      <w:r>
-        <w:t>활용</w:t>
-      </w:r>
-      <w:r>
-        <w:t xml:space="preserve">. </w:t>
-      </w:r>
-      <w:r>
-        <w:rPr>
-          <w:i/>
-          <w:iCs/>
-        </w:rPr>
-        <w:t>음악교육연구</w:t>
-      </w:r>
-      <w:r>
-        <w:t>, 47(2), 75–98. [</w:t>
-      </w:r>
-      <w:r>
-        <w:t>예시</w:t>
-      </w:r>
-      <w:r>
-        <w:t xml:space="preserve"> </w:t>
-      </w:r>
-      <w:r>
-        <w:t>인용</w:t>
-      </w:r>
-      <w:r>
-        <w:t>]</w:t>
-      </w:r>
-    </w:p>
-    <w:p>
-      <w:r>
-        <w:pict w14:anchorId="43DA40E7">
+      <w:r>
+        <w:pict w14:anchorId="12A37ED9">
           <v:rect id="_x0000_i1025" style="width:0;height:1.5pt" o:hralign="center" o:hrstd="t" o:hr="t"/>
         </w:pict>
       </w:r>
@@ -21020,7 +20858,6 @@
         </w:numPr>
       </w:pPr>
       <w:r>
-        <w:lastRenderedPageBreak/>
         <w:t xml:space="preserve">Margulis, E. H. (2014). </w:t>
       </w:r>
       <w:r>
@@ -21087,6 +20924,7 @@
         </w:numPr>
       </w:pPr>
       <w:r>
+        <w:lastRenderedPageBreak/>
         <w:t xml:space="preserve">Nakamura, E., Yoshii, K., &amp; Katayose, H. (2017). Performance Error Detection and Post-Processing for Fast and Accurate Symbolic Music Alignment. In </w:t>
       </w:r>
       <w:r>
@@ -21153,17 +20991,17 @@
         </w:numPr>
       </w:pPr>
       <w:r>
-        <w:t xml:space="preserve">Plazak, J. (2014). Visualizing Musical Form: A Color-Based Approach. </w:t>
-      </w:r>
-      <w:r>
-        <w:rPr>
-          <w:i/>
-          <w:iCs/>
-        </w:rPr>
-        <w:t>Journal of Music Theory Pedagogy</w:t>
-      </w:r>
-      <w:r>
-        <w:t>, 28, 39–62.</w:t>
+        <w:t xml:space="preserve">Sapp, C. S. (2011). </w:t>
+      </w:r>
+      <w:r>
+        <w:rPr>
+          <w:i/>
+          <w:iCs/>
+        </w:rPr>
+        <w:t>Computational Methods for the Analysis of Musical Structure.</w:t>
+      </w:r>
+      <w:r>
+        <w:t xml:space="preserve"> PhD thesis, Stanford CCRMA.</w:t>
       </w:r>
     </w:p>
     <w:p>
@@ -21175,17 +21013,17 @@
         </w:numPr>
       </w:pPr>
       <w:r>
-        <w:t xml:space="preserve">Reichweger, G. (2018). Color in Music Pedagogy. </w:t>
-      </w:r>
-      <w:r>
-        <w:rPr>
-          <w:i/>
-          <w:iCs/>
-        </w:rPr>
-        <w:t>British Journal of Music Education</w:t>
-      </w:r>
-      <w:r>
-        <w:t>, 35(1), 23–41.</w:t>
+        <w:t xml:space="preserve">Sapp, C. S. (2017). Verovio Humdrum Viewer. In </w:t>
+      </w:r>
+      <w:r>
+        <w:rPr>
+          <w:i/>
+          <w:iCs/>
+        </w:rPr>
+        <w:t>Music Encoding Conference</w:t>
+      </w:r>
+      <w:r>
+        <w:t>.</w:t>
       </w:r>
     </w:p>
     <w:p>
@@ -21197,17 +21035,17 @@
         </w:numPr>
       </w:pPr>
       <w:r>
-        <w:t xml:space="preserve">Sapp, C. S. (2011). </w:t>
-      </w:r>
-      <w:r>
-        <w:rPr>
-          <w:i/>
-          <w:iCs/>
-        </w:rPr>
-        <w:t>Computational Methods for the Analysis of Musical Structure.</w:t>
-      </w:r>
-      <w:r>
-        <w:t xml:space="preserve"> PhD thesis, Stanford CCRMA.</w:t>
+        <w:t xml:space="preserve">Sauro, J., &amp; Lewis, J. R. (2016). </w:t>
+      </w:r>
+      <w:r>
+        <w:rPr>
+          <w:i/>
+          <w:iCs/>
+        </w:rPr>
+        <w:t>Quantifying the User Experience: Practical Statistics for User Research</w:t>
+      </w:r>
+      <w:r>
+        <w:t xml:space="preserve"> (2nd ed.). Morgan Kaufmann.</w:t>
       </w:r>
     </w:p>
     <w:p>
@@ -21219,50 +21057,6 @@
         </w:numPr>
       </w:pPr>
       <w:r>
-        <w:t xml:space="preserve">Sapp, C. S. (2017). Verovio Humdrum Viewer. In </w:t>
-      </w:r>
-      <w:r>
-        <w:rPr>
-          <w:i/>
-          <w:iCs/>
-        </w:rPr>
-        <w:t>Music Encoding Conference</w:t>
-      </w:r>
-      <w:r>
-        <w:t>.</w:t>
-      </w:r>
-    </w:p>
-    <w:p>
-      <w:pPr>
-        <w:pStyle w:val="Compact"/>
-        <w:numPr>
-          <w:ilvl w:val="0"/>
-          <w:numId w:val="15"/>
-        </w:numPr>
-      </w:pPr>
-      <w:r>
-        <w:t xml:space="preserve">Sauro, J., &amp; Lewis, J. R. (2016). </w:t>
-      </w:r>
-      <w:r>
-        <w:rPr>
-          <w:i/>
-          <w:iCs/>
-        </w:rPr>
-        <w:t>Quantifying the User Experience: Practical Statistics for User Research</w:t>
-      </w:r>
-      <w:r>
-        <w:t xml:space="preserve"> (2nd ed.). Morgan Kaufmann.</w:t>
-      </w:r>
-    </w:p>
-    <w:p>
-      <w:pPr>
-        <w:pStyle w:val="Compact"/>
-        <w:numPr>
-          <w:ilvl w:val="0"/>
-          <w:numId w:val="15"/>
-        </w:numPr>
-      </w:pPr>
-      <w:r>
         <w:t xml:space="preserve">Shadish, W. R., Cook, T. D., &amp; Campbell, D. T. (2002). </w:t>
       </w:r>
       <w:r>
@@ -21274,28 +21068,6 @@
       </w:r>
       <w:r>
         <w:t xml:space="preserve"> Houghton Mifflin.</w:t>
-      </w:r>
-    </w:p>
-    <w:p>
-      <w:pPr>
-        <w:pStyle w:val="Compact"/>
-        <w:numPr>
-          <w:ilvl w:val="0"/>
-          <w:numId w:val="15"/>
-        </w:numPr>
-      </w:pPr>
-      <w:r>
-        <w:t xml:space="preserve">Smith, N. (2013). </w:t>
-      </w:r>
-      <w:r>
-        <w:rPr>
-          <w:i/>
-          <w:iCs/>
-        </w:rPr>
-        <w:t>Visualizing Music.</w:t>
-      </w:r>
-      <w:r>
-        <w:t xml:space="preserve"> Oxford University Press.</w:t>
       </w:r>
     </w:p>
     <w:p>
@@ -21355,7 +21127,7 @@
         <w:t>스크린샷</w:t>
       </w:r>
       <w:r>
-        <w:t xml:space="preserve"> 4</w:t>
+        <w:t xml:space="preserve"> 3</w:t>
       </w:r>
       <w:r>
         <w:t>종을</w:t>
@@ -21430,7 +21202,7 @@
         <w:t>클로즈업</w:t>
       </w:r>
       <w:r>
-        <w:t xml:space="preserve"> (P/T/S/K </w:t>
+        <w:t xml:space="preserve"> (P/S/codetta </w:t>
       </w:r>
       <w:r>
         <w:t>색상</w:t>
@@ -21496,1300 +21268,15 @@
         <w:t>구간</w:t>
       </w:r>
       <w:r>
+        <w:t>, F</w:t>
+      </w:r>
+      <w:r>
+        <w:t>장조</w:t>
+      </w:r>
+      <w:r>
         <w:t>)</w:t>
       </w:r>
-    </w:p>
-    <w:p>
-      <w:pPr>
-        <w:pStyle w:val="Compact"/>
-        <w:numPr>
-          <w:ilvl w:val="0"/>
-          <w:numId w:val="16"/>
-        </w:numPr>
-      </w:pPr>
-      <w:r>
-        <w:t xml:space="preserve">Figure A.4 — </w:t>
-      </w:r>
-      <w:r>
-        <w:t>평가</w:t>
-      </w:r>
-      <w:r>
-        <w:t xml:space="preserve"> </w:t>
-      </w:r>
-      <w:r>
-        <w:t>결과</w:t>
-      </w:r>
-      <w:r>
-        <w:t xml:space="preserve"> </w:t>
-      </w:r>
-      <w:r>
-        <w:t>막대그래프</w:t>
-      </w:r>
-      <w:r>
-        <w:t xml:space="preserve"> (</w:t>
-      </w:r>
-      <w:r>
-        <w:t>사전</w:t>
-      </w:r>
-      <w:r>
-        <w:t xml:space="preserve"> vs </w:t>
-      </w:r>
-      <w:r>
-        <w:t>사후</w:t>
-      </w:r>
-      <w:r>
-        <w:t xml:space="preserve"> </w:t>
-      </w:r>
-      <w:r>
-        <w:t>정확도</w:t>
-      </w:r>
-      <w:r>
-        <w:t>)</w:t>
-      </w:r>
-    </w:p>
-    <w:p>
-      <w:pPr>
-        <w:pStyle w:val="1"/>
-      </w:pPr>
-      <w:bookmarkStart w:id="37" w:name="부록-b-평가-도구"/>
       <w:bookmarkEnd w:id="36"/>
-      <w:r>
-        <w:t>부록</w:t>
-      </w:r>
-      <w:r>
-        <w:t xml:space="preserve"> B. </w:t>
-      </w:r>
-      <w:r>
-        <w:t>평가</w:t>
-      </w:r>
-      <w:r>
-        <w:t xml:space="preserve"> </w:t>
-      </w:r>
-      <w:r>
-        <w:t>도구</w:t>
-      </w:r>
-    </w:p>
-    <w:p>
-      <w:pPr>
-        <w:pStyle w:val="2"/>
-      </w:pPr>
-      <w:bookmarkStart w:id="38" w:name="b1-형식-식별-과제-발췌-목록"/>
-      <w:r>
-        <w:t xml:space="preserve">B.1 </w:t>
-      </w:r>
-      <w:r>
-        <w:t>형식</w:t>
-      </w:r>
-      <w:r>
-        <w:t xml:space="preserve"> </w:t>
-      </w:r>
-      <w:r>
-        <w:t>식별</w:t>
-      </w:r>
-      <w:r>
-        <w:t xml:space="preserve"> </w:t>
-      </w:r>
-      <w:r>
-        <w:t>과제</w:t>
-      </w:r>
-      <w:r>
-        <w:t xml:space="preserve"> </w:t>
-      </w:r>
-      <w:r>
-        <w:t>발췌</w:t>
-      </w:r>
-      <w:r>
-        <w:t xml:space="preserve"> </w:t>
-      </w:r>
-      <w:r>
-        <w:t>목록</w:t>
-      </w:r>
-    </w:p>
-    <w:tbl>
-      <w:tblPr>
-        <w:tblStyle w:val="Table"/>
-        <w:tblW w:w="0" w:type="auto"/>
-        <w:jc w:val="center"/>
-        <w:tblLook w:val="0020" w:firstRow="1" w:lastRow="0" w:firstColumn="0" w:lastColumn="0" w:noHBand="0" w:noVBand="0"/>
-      </w:tblPr>
-      <w:tblGrid>
-        <w:gridCol w:w="616"/>
-        <w:gridCol w:w="2561"/>
-        <w:gridCol w:w="1866"/>
-        <w:gridCol w:w="1230"/>
-      </w:tblGrid>
-      <w:tr>
-        <w:trPr>
-          <w:cnfStyle w:val="100000000000" w:firstRow="1" w:lastRow="0" w:firstColumn="0" w:lastColumn="0" w:oddVBand="0" w:evenVBand="0" w:oddHBand="0" w:evenHBand="0" w:firstRowFirstColumn="0" w:firstRowLastColumn="0" w:lastRowFirstColumn="0" w:lastRowLastColumn="0"/>
-          <w:tblHeader/>
-          <w:jc w:val="center"/>
-        </w:trPr>
-        <w:tc>
-          <w:tcPr>
-            <w:tcW w:w="0" w:type="auto"/>
-            <w:tcBorders>
-              <w:bottom w:val="single" w:sz="2" w:space="0" w:color="auto"/>
-            </w:tcBorders>
-            <w:shd w:val="clear" w:color="auto" w:fill="EBEBEB"/>
-          </w:tcPr>
-          <w:p>
-            <w:pPr>
-              <w:pStyle w:val="Compact"/>
-              <w:rPr>
-                <w:b/>
-                <w:sz w:val="20"/>
-              </w:rPr>
-            </w:pPr>
-            <w:r>
-              <w:rPr>
-                <w:b/>
-                <w:sz w:val="20"/>
-              </w:rPr>
-              <w:t>#</w:t>
-            </w:r>
-          </w:p>
-        </w:tc>
-        <w:tc>
-          <w:tcPr>
-            <w:tcW w:w="0" w:type="auto"/>
-            <w:tcBorders>
-              <w:bottom w:val="single" w:sz="2" w:space="0" w:color="auto"/>
-            </w:tcBorders>
-            <w:shd w:val="clear" w:color="auto" w:fill="EBEBEB"/>
-          </w:tcPr>
-          <w:p>
-            <w:pPr>
-              <w:pStyle w:val="Compact"/>
-              <w:rPr>
-                <w:b/>
-                <w:sz w:val="20"/>
-              </w:rPr>
-            </w:pPr>
-            <w:r>
-              <w:rPr>
-                <w:b/>
-                <w:sz w:val="20"/>
-              </w:rPr>
-              <w:t>작품</w:t>
-            </w:r>
-          </w:p>
-        </w:tc>
-        <w:tc>
-          <w:tcPr>
-            <w:tcW w:w="0" w:type="auto"/>
-            <w:tcBorders>
-              <w:bottom w:val="single" w:sz="2" w:space="0" w:color="auto"/>
-            </w:tcBorders>
-            <w:shd w:val="clear" w:color="auto" w:fill="EBEBEB"/>
-          </w:tcPr>
-          <w:p>
-            <w:pPr>
-              <w:pStyle w:val="Compact"/>
-              <w:rPr>
-                <w:b/>
-                <w:sz w:val="20"/>
-              </w:rPr>
-            </w:pPr>
-            <w:r>
-              <w:rPr>
-                <w:b/>
-                <w:sz w:val="20"/>
-              </w:rPr>
-              <w:t>마디</w:t>
-            </w:r>
-            <w:r>
-              <w:rPr>
-                <w:b/>
-                <w:sz w:val="20"/>
-              </w:rPr>
-              <w:t xml:space="preserve"> </w:t>
-            </w:r>
-            <w:r>
-              <w:rPr>
-                <w:b/>
-                <w:sz w:val="20"/>
-              </w:rPr>
-              <w:t>범위</w:t>
-            </w:r>
-          </w:p>
-        </w:tc>
-        <w:tc>
-          <w:tcPr>
-            <w:tcW w:w="0" w:type="auto"/>
-            <w:tcBorders>
-              <w:bottom w:val="single" w:sz="2" w:space="0" w:color="auto"/>
-            </w:tcBorders>
-            <w:shd w:val="clear" w:color="auto" w:fill="EBEBEB"/>
-          </w:tcPr>
-          <w:p>
-            <w:pPr>
-              <w:pStyle w:val="Compact"/>
-              <w:rPr>
-                <w:b/>
-                <w:sz w:val="20"/>
-              </w:rPr>
-            </w:pPr>
-            <w:r>
-              <w:rPr>
-                <w:b/>
-                <w:sz w:val="20"/>
-              </w:rPr>
-              <w:t>정답</w:t>
-            </w:r>
-          </w:p>
-        </w:tc>
-      </w:tr>
-      <w:tr>
-        <w:trPr>
-          <w:jc w:val="center"/>
-        </w:trPr>
-        <w:tc>
-          <w:tcPr>
-            <w:tcW w:w="0" w:type="auto"/>
-            <w:tcBorders>
-              <w:top w:val="single" w:sz="2" w:space="0" w:color="auto"/>
-            </w:tcBorders>
-          </w:tcPr>
-          <w:p>
-            <w:pPr>
-              <w:pStyle w:val="Compact"/>
-              <w:rPr>
-                <w:sz w:val="20"/>
-              </w:rPr>
-            </w:pPr>
-            <w:r>
-              <w:rPr>
-                <w:sz w:val="20"/>
-              </w:rPr>
-              <w:t>1</w:t>
-            </w:r>
-          </w:p>
-        </w:tc>
-        <w:tc>
-          <w:tcPr>
-            <w:tcW w:w="0" w:type="auto"/>
-            <w:tcBorders>
-              <w:top w:val="single" w:sz="2" w:space="0" w:color="auto"/>
-            </w:tcBorders>
-          </w:tcPr>
-          <w:p>
-            <w:pPr>
-              <w:pStyle w:val="Compact"/>
-              <w:rPr>
-                <w:sz w:val="20"/>
-              </w:rPr>
-            </w:pPr>
-            <w:r>
-              <w:rPr>
-                <w:sz w:val="20"/>
-              </w:rPr>
-              <w:t>Beethoven Op.49 No.2 Mvt.I</w:t>
-            </w:r>
-          </w:p>
-        </w:tc>
-        <w:tc>
-          <w:tcPr>
-            <w:tcW w:w="0" w:type="auto"/>
-            <w:tcBorders>
-              <w:top w:val="single" w:sz="2" w:space="0" w:color="auto"/>
-            </w:tcBorders>
-          </w:tcPr>
-          <w:p>
-            <w:pPr>
-              <w:pStyle w:val="Compact"/>
-              <w:rPr>
-                <w:sz w:val="20"/>
-              </w:rPr>
-            </w:pPr>
-            <w:r>
-              <w:rPr>
-                <w:sz w:val="20"/>
-              </w:rPr>
-              <w:t>1–8</w:t>
-            </w:r>
-          </w:p>
-        </w:tc>
-        <w:tc>
-          <w:tcPr>
-            <w:tcW w:w="0" w:type="auto"/>
-            <w:tcBorders>
-              <w:top w:val="single" w:sz="2" w:space="0" w:color="auto"/>
-            </w:tcBorders>
-          </w:tcPr>
-          <w:p>
-            <w:pPr>
-              <w:pStyle w:val="Compact"/>
-              <w:rPr>
-                <w:sz w:val="20"/>
-              </w:rPr>
-            </w:pPr>
-            <w:r>
-              <w:rPr>
-                <w:sz w:val="20"/>
-              </w:rPr>
-              <w:t>P</w:t>
-            </w:r>
-          </w:p>
-        </w:tc>
-      </w:tr>
-      <w:tr>
-        <w:trPr>
-          <w:jc w:val="center"/>
-        </w:trPr>
-        <w:tc>
-          <w:tcPr>
-            <w:tcW w:w="0" w:type="auto"/>
-          </w:tcPr>
-          <w:p>
-            <w:pPr>
-              <w:pStyle w:val="Compact"/>
-              <w:rPr>
-                <w:sz w:val="20"/>
-              </w:rPr>
-            </w:pPr>
-            <w:r>
-              <w:rPr>
-                <w:sz w:val="20"/>
-              </w:rPr>
-              <w:t>2</w:t>
-            </w:r>
-          </w:p>
-        </w:tc>
-        <w:tc>
-          <w:tcPr>
-            <w:tcW w:w="0" w:type="auto"/>
-          </w:tcPr>
-          <w:p>
-            <w:pPr>
-              <w:pStyle w:val="Compact"/>
-              <w:rPr>
-                <w:sz w:val="20"/>
-              </w:rPr>
-            </w:pPr>
-            <w:r>
-              <w:rPr>
-                <w:sz w:val="20"/>
-              </w:rPr>
-              <w:t>Beethoven Op.49 No.2 Mvt.I</w:t>
-            </w:r>
-          </w:p>
-        </w:tc>
-        <w:tc>
-          <w:tcPr>
-            <w:tcW w:w="0" w:type="auto"/>
-          </w:tcPr>
-          <w:p>
-            <w:pPr>
-              <w:pStyle w:val="Compact"/>
-              <w:rPr>
-                <w:sz w:val="20"/>
-              </w:rPr>
-            </w:pPr>
-            <w:r>
-              <w:rPr>
-                <w:sz w:val="20"/>
-              </w:rPr>
-              <w:t>21–28</w:t>
-            </w:r>
-          </w:p>
-        </w:tc>
-        <w:tc>
-          <w:tcPr>
-            <w:tcW w:w="0" w:type="auto"/>
-          </w:tcPr>
-          <w:p>
-            <w:pPr>
-              <w:pStyle w:val="Compact"/>
-              <w:rPr>
-                <w:sz w:val="20"/>
-              </w:rPr>
-            </w:pPr>
-            <w:r>
-              <w:rPr>
-                <w:sz w:val="20"/>
-              </w:rPr>
-              <w:t>T</w:t>
-            </w:r>
-          </w:p>
-        </w:tc>
-      </w:tr>
-      <w:tr>
-        <w:trPr>
-          <w:jc w:val="center"/>
-        </w:trPr>
-        <w:tc>
-          <w:tcPr>
-            <w:tcW w:w="0" w:type="auto"/>
-          </w:tcPr>
-          <w:p>
-            <w:pPr>
-              <w:pStyle w:val="Compact"/>
-              <w:rPr>
-                <w:sz w:val="20"/>
-              </w:rPr>
-            </w:pPr>
-            <w:r>
-              <w:rPr>
-                <w:sz w:val="20"/>
-              </w:rPr>
-              <w:t>3</w:t>
-            </w:r>
-          </w:p>
-        </w:tc>
-        <w:tc>
-          <w:tcPr>
-            <w:tcW w:w="0" w:type="auto"/>
-          </w:tcPr>
-          <w:p>
-            <w:pPr>
-              <w:pStyle w:val="Compact"/>
-              <w:rPr>
-                <w:sz w:val="20"/>
-              </w:rPr>
-            </w:pPr>
-            <w:r>
-              <w:rPr>
-                <w:sz w:val="20"/>
-              </w:rPr>
-              <w:t>Beethoven Op.49 No.2 Mvt.I</w:t>
-            </w:r>
-          </w:p>
-        </w:tc>
-        <w:tc>
-          <w:tcPr>
-            <w:tcW w:w="0" w:type="auto"/>
-          </w:tcPr>
-          <w:p>
-            <w:pPr>
-              <w:pStyle w:val="Compact"/>
-              <w:rPr>
-                <w:sz w:val="20"/>
-              </w:rPr>
-            </w:pPr>
-            <w:r>
-              <w:rPr>
-                <w:sz w:val="20"/>
-              </w:rPr>
-              <w:t>36–44</w:t>
-            </w:r>
-          </w:p>
-        </w:tc>
-        <w:tc>
-          <w:tcPr>
-            <w:tcW w:w="0" w:type="auto"/>
-          </w:tcPr>
-          <w:p>
-            <w:pPr>
-              <w:pStyle w:val="Compact"/>
-              <w:rPr>
-                <w:sz w:val="20"/>
-              </w:rPr>
-            </w:pPr>
-            <w:r>
-              <w:rPr>
-                <w:sz w:val="20"/>
-              </w:rPr>
-              <w:t>S</w:t>
-            </w:r>
-          </w:p>
-        </w:tc>
-      </w:tr>
-      <w:tr>
-        <w:trPr>
-          <w:jc w:val="center"/>
-        </w:trPr>
-        <w:tc>
-          <w:tcPr>
-            <w:tcW w:w="0" w:type="auto"/>
-          </w:tcPr>
-          <w:p>
-            <w:pPr>
-              <w:pStyle w:val="Compact"/>
-              <w:rPr>
-                <w:sz w:val="20"/>
-              </w:rPr>
-            </w:pPr>
-            <w:r>
-              <w:rPr>
-                <w:sz w:val="20"/>
-              </w:rPr>
-              <w:t>4</w:t>
-            </w:r>
-          </w:p>
-        </w:tc>
-        <w:tc>
-          <w:tcPr>
-            <w:tcW w:w="0" w:type="auto"/>
-          </w:tcPr>
-          <w:p>
-            <w:pPr>
-              <w:pStyle w:val="Compact"/>
-              <w:rPr>
-                <w:sz w:val="20"/>
-              </w:rPr>
-            </w:pPr>
-            <w:r>
-              <w:rPr>
-                <w:sz w:val="20"/>
-              </w:rPr>
-              <w:t>Beethoven Op.49 No.2 Mvt.I</w:t>
-            </w:r>
-          </w:p>
-        </w:tc>
-        <w:tc>
-          <w:tcPr>
-            <w:tcW w:w="0" w:type="auto"/>
-          </w:tcPr>
-          <w:p>
-            <w:pPr>
-              <w:pStyle w:val="Compact"/>
-              <w:rPr>
-                <w:sz w:val="20"/>
-              </w:rPr>
-            </w:pPr>
-            <w:r>
-              <w:rPr>
-                <w:sz w:val="20"/>
-              </w:rPr>
-              <w:t>53–60</w:t>
-            </w:r>
-          </w:p>
-        </w:tc>
-        <w:tc>
-          <w:tcPr>
-            <w:tcW w:w="0" w:type="auto"/>
-          </w:tcPr>
-          <w:p>
-            <w:pPr>
-              <w:pStyle w:val="Compact"/>
-              <w:rPr>
-                <w:sz w:val="20"/>
-              </w:rPr>
-            </w:pPr>
-            <w:r>
-              <w:rPr>
-                <w:sz w:val="20"/>
-              </w:rPr>
-              <w:t>K</w:t>
-            </w:r>
-          </w:p>
-        </w:tc>
-      </w:tr>
-      <w:tr>
-        <w:trPr>
-          <w:jc w:val="center"/>
-        </w:trPr>
-        <w:tc>
-          <w:tcPr>
-            <w:tcW w:w="0" w:type="auto"/>
-          </w:tcPr>
-          <w:p>
-            <w:pPr>
-              <w:pStyle w:val="Compact"/>
-              <w:rPr>
-                <w:sz w:val="20"/>
-              </w:rPr>
-            </w:pPr>
-            <w:r>
-              <w:rPr>
-                <w:sz w:val="20"/>
-              </w:rPr>
-              <w:t>5</w:t>
-            </w:r>
-          </w:p>
-        </w:tc>
-        <w:tc>
-          <w:tcPr>
-            <w:tcW w:w="0" w:type="auto"/>
-          </w:tcPr>
-          <w:p>
-            <w:pPr>
-              <w:pStyle w:val="Compact"/>
-              <w:rPr>
-                <w:sz w:val="20"/>
-              </w:rPr>
-            </w:pPr>
-            <w:r>
-              <w:rPr>
-                <w:sz w:val="20"/>
-              </w:rPr>
-              <w:t>Haydn Hob.XVI:35 Mvt.I</w:t>
-            </w:r>
-          </w:p>
-        </w:tc>
-        <w:tc>
-          <w:tcPr>
-            <w:tcW w:w="0" w:type="auto"/>
-          </w:tcPr>
-          <w:p>
-            <w:pPr>
-              <w:pStyle w:val="Compact"/>
-              <w:rPr>
-                <w:sz w:val="20"/>
-              </w:rPr>
-            </w:pPr>
-            <w:r>
-              <w:rPr>
-                <w:sz w:val="20"/>
-              </w:rPr>
-              <w:t>1–8</w:t>
-            </w:r>
-          </w:p>
-        </w:tc>
-        <w:tc>
-          <w:tcPr>
-            <w:tcW w:w="0" w:type="auto"/>
-          </w:tcPr>
-          <w:p>
-            <w:pPr>
-              <w:pStyle w:val="Compact"/>
-              <w:rPr>
-                <w:sz w:val="20"/>
-              </w:rPr>
-            </w:pPr>
-            <w:r>
-              <w:rPr>
-                <w:sz w:val="20"/>
-              </w:rPr>
-              <w:t>P</w:t>
-            </w:r>
-          </w:p>
-        </w:tc>
-      </w:tr>
-      <w:tr>
-        <w:trPr>
-          <w:jc w:val="center"/>
-        </w:trPr>
-        <w:tc>
-          <w:tcPr>
-            <w:tcW w:w="0" w:type="auto"/>
-          </w:tcPr>
-          <w:p>
-            <w:pPr>
-              <w:pStyle w:val="Compact"/>
-              <w:rPr>
-                <w:sz w:val="20"/>
-              </w:rPr>
-            </w:pPr>
-            <w:r>
-              <w:rPr>
-                <w:sz w:val="20"/>
-              </w:rPr>
-              <w:t>6</w:t>
-            </w:r>
-          </w:p>
-        </w:tc>
-        <w:tc>
-          <w:tcPr>
-            <w:tcW w:w="0" w:type="auto"/>
-          </w:tcPr>
-          <w:p>
-            <w:pPr>
-              <w:pStyle w:val="Compact"/>
-              <w:rPr>
-                <w:sz w:val="20"/>
-              </w:rPr>
-            </w:pPr>
-            <w:r>
-              <w:rPr>
-                <w:sz w:val="20"/>
-              </w:rPr>
-              <w:t>Haydn Hob.XVI:35 Mvt.I</w:t>
-            </w:r>
-          </w:p>
-        </w:tc>
-        <w:tc>
-          <w:tcPr>
-            <w:tcW w:w="0" w:type="auto"/>
-          </w:tcPr>
-          <w:p>
-            <w:pPr>
-              <w:pStyle w:val="Compact"/>
-              <w:rPr>
-                <w:sz w:val="20"/>
-              </w:rPr>
-            </w:pPr>
-            <w:r>
-              <w:rPr>
-                <w:sz w:val="20"/>
-              </w:rPr>
-              <w:t>17–24</w:t>
-            </w:r>
-          </w:p>
-        </w:tc>
-        <w:tc>
-          <w:tcPr>
-            <w:tcW w:w="0" w:type="auto"/>
-          </w:tcPr>
-          <w:p>
-            <w:pPr>
-              <w:pStyle w:val="Compact"/>
-              <w:rPr>
-                <w:sz w:val="20"/>
-              </w:rPr>
-            </w:pPr>
-            <w:r>
-              <w:rPr>
-                <w:sz w:val="20"/>
-              </w:rPr>
-              <w:t>T</w:t>
-            </w:r>
-          </w:p>
-        </w:tc>
-      </w:tr>
-      <w:tr>
-        <w:trPr>
-          <w:jc w:val="center"/>
-        </w:trPr>
-        <w:tc>
-          <w:tcPr>
-            <w:tcW w:w="0" w:type="auto"/>
-          </w:tcPr>
-          <w:p>
-            <w:pPr>
-              <w:pStyle w:val="Compact"/>
-              <w:rPr>
-                <w:sz w:val="20"/>
-              </w:rPr>
-            </w:pPr>
-            <w:r>
-              <w:rPr>
-                <w:sz w:val="20"/>
-              </w:rPr>
-              <w:t>7</w:t>
-            </w:r>
-          </w:p>
-        </w:tc>
-        <w:tc>
-          <w:tcPr>
-            <w:tcW w:w="0" w:type="auto"/>
-          </w:tcPr>
-          <w:p>
-            <w:pPr>
-              <w:pStyle w:val="Compact"/>
-              <w:rPr>
-                <w:sz w:val="20"/>
-              </w:rPr>
-            </w:pPr>
-            <w:r>
-              <w:rPr>
-                <w:sz w:val="20"/>
-              </w:rPr>
-              <w:t>Haydn Hob.XVI:35 Mvt.I</w:t>
-            </w:r>
-          </w:p>
-        </w:tc>
-        <w:tc>
-          <w:tcPr>
-            <w:tcW w:w="0" w:type="auto"/>
-          </w:tcPr>
-          <w:p>
-            <w:pPr>
-              <w:pStyle w:val="Compact"/>
-              <w:rPr>
-                <w:sz w:val="20"/>
-              </w:rPr>
-            </w:pPr>
-            <w:r>
-              <w:rPr>
-                <w:sz w:val="20"/>
-              </w:rPr>
-              <w:t>33–40</w:t>
-            </w:r>
-          </w:p>
-        </w:tc>
-        <w:tc>
-          <w:tcPr>
-            <w:tcW w:w="0" w:type="auto"/>
-          </w:tcPr>
-          <w:p>
-            <w:pPr>
-              <w:pStyle w:val="Compact"/>
-              <w:rPr>
-                <w:sz w:val="20"/>
-              </w:rPr>
-            </w:pPr>
-            <w:r>
-              <w:rPr>
-                <w:sz w:val="20"/>
-              </w:rPr>
-              <w:t>S</w:t>
-            </w:r>
-          </w:p>
-        </w:tc>
-      </w:tr>
-      <w:tr>
-        <w:trPr>
-          <w:jc w:val="center"/>
-        </w:trPr>
-        <w:tc>
-          <w:tcPr>
-            <w:tcW w:w="0" w:type="auto"/>
-          </w:tcPr>
-          <w:p>
-            <w:pPr>
-              <w:pStyle w:val="Compact"/>
-              <w:rPr>
-                <w:sz w:val="20"/>
-              </w:rPr>
-            </w:pPr>
-            <w:r>
-              <w:rPr>
-                <w:sz w:val="20"/>
-              </w:rPr>
-              <w:t>8</w:t>
-            </w:r>
-          </w:p>
-        </w:tc>
-        <w:tc>
-          <w:tcPr>
-            <w:tcW w:w="0" w:type="auto"/>
-          </w:tcPr>
-          <w:p>
-            <w:pPr>
-              <w:pStyle w:val="Compact"/>
-              <w:rPr>
-                <w:sz w:val="20"/>
-              </w:rPr>
-            </w:pPr>
-            <w:r>
-              <w:rPr>
-                <w:sz w:val="20"/>
-              </w:rPr>
-              <w:t>Haydn Hob.XVI:35 Mvt.I</w:t>
-            </w:r>
-          </w:p>
-        </w:tc>
-        <w:tc>
-          <w:tcPr>
-            <w:tcW w:w="0" w:type="auto"/>
-          </w:tcPr>
-          <w:p>
-            <w:pPr>
-              <w:pStyle w:val="Compact"/>
-              <w:rPr>
-                <w:sz w:val="20"/>
-              </w:rPr>
-            </w:pPr>
-            <w:r>
-              <w:rPr>
-                <w:sz w:val="20"/>
-              </w:rPr>
-              <w:t>56–63</w:t>
-            </w:r>
-          </w:p>
-        </w:tc>
-        <w:tc>
-          <w:tcPr>
-            <w:tcW w:w="0" w:type="auto"/>
-          </w:tcPr>
-          <w:p>
-            <w:pPr>
-              <w:pStyle w:val="Compact"/>
-              <w:rPr>
-                <w:sz w:val="20"/>
-              </w:rPr>
-            </w:pPr>
-            <w:r>
-              <w:rPr>
-                <w:sz w:val="20"/>
-              </w:rPr>
-              <w:t>K</w:t>
-            </w:r>
-          </w:p>
-        </w:tc>
-      </w:tr>
-      <w:tr>
-        <w:trPr>
-          <w:jc w:val="center"/>
-        </w:trPr>
-        <w:tc>
-          <w:tcPr>
-            <w:tcW w:w="0" w:type="auto"/>
-          </w:tcPr>
-          <w:p>
-            <w:pPr>
-              <w:pStyle w:val="Compact"/>
-              <w:rPr>
-                <w:sz w:val="20"/>
-              </w:rPr>
-            </w:pPr>
-            <w:r>
-              <w:rPr>
-                <w:sz w:val="20"/>
-              </w:rPr>
-              <w:t>9–12</w:t>
-            </w:r>
-          </w:p>
-        </w:tc>
-        <w:tc>
-          <w:tcPr>
-            <w:tcW w:w="0" w:type="auto"/>
-          </w:tcPr>
-          <w:p>
-            <w:pPr>
-              <w:pStyle w:val="Compact"/>
-              <w:rPr>
-                <w:sz w:val="20"/>
-              </w:rPr>
-            </w:pPr>
-            <w:r>
-              <w:rPr>
-                <w:sz w:val="20"/>
-              </w:rPr>
-              <w:t>Schubert Op.142 No.2</w:t>
-            </w:r>
-          </w:p>
-        </w:tc>
-        <w:tc>
-          <w:tcPr>
-            <w:tcW w:w="0" w:type="auto"/>
-          </w:tcPr>
-          <w:p>
-            <w:pPr>
-              <w:pStyle w:val="Compact"/>
-              <w:rPr>
-                <w:sz w:val="20"/>
-              </w:rPr>
-            </w:pPr>
-            <w:r>
-              <w:rPr>
-                <w:sz w:val="20"/>
-              </w:rPr>
-              <w:t>(</w:t>
-            </w:r>
-            <w:r>
-              <w:rPr>
-                <w:sz w:val="20"/>
-              </w:rPr>
-              <w:t>대조군</w:t>
-            </w:r>
-            <w:r>
-              <w:rPr>
-                <w:sz w:val="20"/>
-              </w:rPr>
-              <w:t xml:space="preserve"> </w:t>
-            </w:r>
-            <w:r>
-              <w:rPr>
-                <w:sz w:val="20"/>
-              </w:rPr>
-              <w:t>비</w:t>
-            </w:r>
-            <w:r>
-              <w:rPr>
-                <w:sz w:val="20"/>
-              </w:rPr>
-              <w:t>-</w:t>
-            </w:r>
-            <w:r>
-              <w:rPr>
-                <w:sz w:val="20"/>
-              </w:rPr>
-              <w:t>소나타</w:t>
-            </w:r>
-            <w:r>
-              <w:rPr>
-                <w:sz w:val="20"/>
-              </w:rPr>
-              <w:t>)</w:t>
-            </w:r>
-          </w:p>
-        </w:tc>
-        <w:tc>
-          <w:tcPr>
-            <w:tcW w:w="0" w:type="auto"/>
-          </w:tcPr>
-          <w:p>
-            <w:pPr>
-              <w:pStyle w:val="Compact"/>
-              <w:rPr>
-                <w:sz w:val="20"/>
-              </w:rPr>
-            </w:pPr>
-            <w:r>
-              <w:rPr>
-                <w:sz w:val="20"/>
-              </w:rPr>
-              <w:t>"</w:t>
-            </w:r>
-            <w:r>
-              <w:rPr>
-                <w:sz w:val="20"/>
-              </w:rPr>
-              <w:t>모름</w:t>
-            </w:r>
-            <w:r>
-              <w:rPr>
-                <w:sz w:val="20"/>
-              </w:rPr>
-              <w:t xml:space="preserve">" </w:t>
-            </w:r>
-            <w:r>
-              <w:rPr>
-                <w:sz w:val="20"/>
-              </w:rPr>
-              <w:t>정답</w:t>
-            </w:r>
-          </w:p>
-        </w:tc>
-      </w:tr>
-    </w:tbl>
-    <w:p>
-      <w:pPr>
-        <w:pStyle w:val="2"/>
-      </w:pPr>
-      <w:bookmarkStart w:id="39" w:name="b2-sus-한국어판-10문항"/>
-      <w:bookmarkEnd w:id="38"/>
-      <w:r>
-        <w:t xml:space="preserve">B.2 SUS </w:t>
-      </w:r>
-      <w:r>
-        <w:t>한국어판</w:t>
-      </w:r>
-      <w:r>
-        <w:t xml:space="preserve"> 10</w:t>
-      </w:r>
-      <w:r>
-        <w:t>문항</w:t>
-      </w:r>
-    </w:p>
-    <w:p>
-      <w:pPr>
-        <w:pStyle w:val="FirstParagraph"/>
-      </w:pPr>
-      <w:r>
-        <w:t>(</w:t>
-      </w:r>
-      <w:r>
-        <w:t>생략</w:t>
-      </w:r>
-      <w:r>
-        <w:t xml:space="preserve"> — </w:t>
-      </w:r>
-      <w:r>
-        <w:t>김주현</w:t>
-      </w:r>
-      <w:r>
-        <w:t xml:space="preserve"> </w:t>
-      </w:r>
-      <w:r>
-        <w:t>외</w:t>
-      </w:r>
-      <w:r>
-        <w:t>, 2014</w:t>
-      </w:r>
-      <w:r>
-        <w:t>의</w:t>
-      </w:r>
-      <w:r>
-        <w:t xml:space="preserve"> </w:t>
-      </w:r>
-      <w:r>
-        <w:t>한국어판을</w:t>
-      </w:r>
-      <w:r>
-        <w:t xml:space="preserve"> </w:t>
-      </w:r>
-      <w:r>
-        <w:t>그대로</w:t>
-      </w:r>
-      <w:r>
-        <w:t xml:space="preserve"> </w:t>
-      </w:r>
-      <w:r>
-        <w:t>사용</w:t>
-      </w:r>
-      <w:r>
-        <w:t>)</w:t>
-      </w:r>
-    </w:p>
-    <w:p>
-      <w:pPr>
-        <w:pStyle w:val="2"/>
-      </w:pPr>
-      <w:bookmarkStart w:id="40" w:name="b3-자유서술-코딩-기준"/>
-      <w:bookmarkEnd w:id="39"/>
-      <w:r>
-        <w:lastRenderedPageBreak/>
-        <w:t xml:space="preserve">B.3 </w:t>
-      </w:r>
-      <w:r>
-        <w:t>자유서술</w:t>
-      </w:r>
-      <w:r>
-        <w:t xml:space="preserve"> </w:t>
-      </w:r>
-      <w:r>
-        <w:t>코딩</w:t>
-      </w:r>
-      <w:r>
-        <w:t xml:space="preserve"> </w:t>
-      </w:r>
-      <w:r>
-        <w:t>기준</w:t>
-      </w:r>
-    </w:p>
-    <w:p>
-      <w:pPr>
-        <w:pStyle w:val="Compact"/>
-        <w:numPr>
-          <w:ilvl w:val="0"/>
-          <w:numId w:val="17"/>
-        </w:numPr>
-      </w:pPr>
-      <w:r>
-        <w:t>"</w:t>
-      </w:r>
-      <w:r>
-        <w:t>재현부의</w:t>
-      </w:r>
-      <w:r>
-        <w:t xml:space="preserve"> </w:t>
-      </w:r>
-      <w:r>
-        <w:t>하속조</w:t>
-      </w:r>
-      <w:r>
-        <w:t xml:space="preserve"> </w:t>
-      </w:r>
-      <w:r>
-        <w:t>시작</w:t>
-      </w:r>
-      <w:r>
-        <w:t xml:space="preserve">" </w:t>
-      </w:r>
-      <w:r>
-        <w:t>카테고리에</w:t>
-      </w:r>
-      <w:r>
-        <w:t xml:space="preserve"> </w:t>
-      </w:r>
-      <w:r>
-        <w:t>포함되는</w:t>
-      </w:r>
-      <w:r>
-        <w:t xml:space="preserve"> </w:t>
-      </w:r>
-      <w:r>
-        <w:t>키워드</w:t>
-      </w:r>
-      <w:r>
-        <w:t>: "F</w:t>
-      </w:r>
-      <w:r>
-        <w:t>장조</w:t>
-      </w:r>
-      <w:r>
-        <w:t>", "</w:t>
-      </w:r>
-      <w:r>
-        <w:t>하속조</w:t>
-      </w:r>
-      <w:r>
-        <w:t>", "</w:t>
-      </w:r>
-      <w:r>
-        <w:t>재현부</w:t>
-      </w:r>
-      <w:r>
-        <w:t xml:space="preserve"> </w:t>
-      </w:r>
-      <w:r>
-        <w:t>시작</w:t>
-      </w:r>
-      <w:r>
-        <w:t xml:space="preserve"> </w:t>
-      </w:r>
-      <w:r>
-        <w:t>조성</w:t>
-      </w:r>
-      <w:r>
-        <w:t>", "</w:t>
-      </w:r>
-      <w:r>
-        <w:t>다른</w:t>
-      </w:r>
-      <w:r>
-        <w:t xml:space="preserve"> </w:t>
-      </w:r>
-      <w:r>
-        <w:t>조성에서</w:t>
-      </w:r>
-      <w:r>
-        <w:t xml:space="preserve"> </w:t>
-      </w:r>
-      <w:r>
-        <w:t>시작</w:t>
-      </w:r>
-      <w:r>
-        <w:t>", "subdominant"</w:t>
-      </w:r>
-    </w:p>
-    <w:p>
-      <w:pPr>
-        <w:pStyle w:val="Compact"/>
-        <w:numPr>
-          <w:ilvl w:val="0"/>
-          <w:numId w:val="17"/>
-        </w:numPr>
-      </w:pPr>
-      <w:r>
-        <w:t>두</w:t>
-      </w:r>
-      <w:r>
-        <w:t xml:space="preserve"> </w:t>
-      </w:r>
-      <w:r>
-        <w:t>평가자가</w:t>
-      </w:r>
-      <w:r>
-        <w:t xml:space="preserve"> </w:t>
-      </w:r>
-      <w:r>
-        <w:t>독립</w:t>
-      </w:r>
-      <w:r>
-        <w:t xml:space="preserve"> </w:t>
-      </w:r>
-      <w:r>
-        <w:t>코딩</w:t>
-      </w:r>
-      <w:r>
-        <w:t xml:space="preserve"> </w:t>
-      </w:r>
-      <w:r>
-        <w:t>후</w:t>
-      </w:r>
-      <w:r>
-        <w:t xml:space="preserve"> </w:t>
-      </w:r>
-      <w:r>
-        <w:t>불일치는</w:t>
-      </w:r>
-      <w:r>
-        <w:t xml:space="preserve"> </w:t>
-      </w:r>
-      <w:r>
-        <w:t>토의</w:t>
-      </w:r>
-      <w:r>
-        <w:t xml:space="preserve"> </w:t>
-      </w:r>
-      <w:r>
-        <w:t>합의로</w:t>
-      </w:r>
-      <w:r>
-        <w:t xml:space="preserve"> </w:t>
-      </w:r>
-      <w:r>
-        <w:t>해결</w:t>
-      </w:r>
-      <w:r>
-        <w:t>.</w:t>
-      </w:r>
-      <w:bookmarkEnd w:id="37"/>
-      <w:bookmarkEnd w:id="40"/>
     </w:p>
     <w:sectPr>
       <w:headerReference w:type="even" r:id="rId10"/>
@@ -23001,7 +21488,7 @@
   <w:abstractNum w:abstractNumId="0" w15:restartNumberingAfterBreak="0">
     <w:nsid w:val="0000A990"/>
     <w:multiLevelType w:val="multilevel"/>
-    <w:tmpl w:val="D0AA8EEC"/>
+    <w:tmpl w:val="83921E4C"/>
     <w:lvl w:ilvl="0">
       <w:numFmt w:val="bullet"/>
       <w:lvlText w:val=" "/>
@@ -23078,7 +21565,7 @@
   <w:abstractNum w:abstractNumId="1" w15:restartNumberingAfterBreak="0">
     <w:nsid w:val="0000A991"/>
     <w:multiLevelType w:val="multilevel"/>
-    <w:tmpl w:val="07662700"/>
+    <w:tmpl w:val="4FA627D2"/>
     <w:lvl w:ilvl="0">
       <w:numFmt w:val="bullet"/>
       <w:lvlText w:val=""/>
@@ -23182,7 +21669,7 @@
   <w:abstractNum w:abstractNumId="2" w15:restartNumberingAfterBreak="0">
     <w:nsid w:val="00A99411"/>
     <w:multiLevelType w:val="multilevel"/>
-    <w:tmpl w:val="2DAEF010"/>
+    <w:tmpl w:val="CBD43D4E"/>
     <w:lvl w:ilvl="0">
       <w:start w:val="1"/>
       <w:numFmt w:val="decimal"/>
@@ -23265,16 +21752,16 @@
       </w:pPr>
     </w:lvl>
   </w:abstractNum>
-  <w:num w:numId="1" w16cid:durableId="950285623">
+  <w:num w:numId="1" w16cid:durableId="1730297474">
     <w:abstractNumId w:val="0"/>
   </w:num>
-  <w:num w:numId="2" w16cid:durableId="1745293066">
+  <w:num w:numId="2" w16cid:durableId="1518231273">
     <w:abstractNumId w:val="1"/>
   </w:num>
-  <w:num w:numId="3" w16cid:durableId="1095859252">
+  <w:num w:numId="3" w16cid:durableId="1548907311">
     <w:abstractNumId w:val="1"/>
   </w:num>
-  <w:num w:numId="4" w16cid:durableId="449250331">
+  <w:num w:numId="4" w16cid:durableId="690300715">
     <w:abstractNumId w:val="2"/>
     <w:lvlOverride w:ilvl="0">
       <w:startOverride w:val="1"/>
@@ -23304,19 +21791,19 @@
       <w:startOverride w:val="1"/>
     </w:lvlOverride>
   </w:num>
-  <w:num w:numId="5" w16cid:durableId="704523044">
+  <w:num w:numId="5" w16cid:durableId="2012369350">
     <w:abstractNumId w:val="1"/>
   </w:num>
-  <w:num w:numId="6" w16cid:durableId="1620454013">
+  <w:num w:numId="6" w16cid:durableId="2043089086">
     <w:abstractNumId w:val="1"/>
   </w:num>
-  <w:num w:numId="7" w16cid:durableId="1524904226">
+  <w:num w:numId="7" w16cid:durableId="1232960667">
     <w:abstractNumId w:val="1"/>
   </w:num>
-  <w:num w:numId="8" w16cid:durableId="98455228">
+  <w:num w:numId="8" w16cid:durableId="1937981728">
     <w:abstractNumId w:val="1"/>
   </w:num>
-  <w:num w:numId="9" w16cid:durableId="1978607968">
+  <w:num w:numId="9" w16cid:durableId="565606829">
     <w:abstractNumId w:val="2"/>
     <w:lvlOverride w:ilvl="0">
       <w:startOverride w:val="1"/>
@@ -23346,16 +21833,16 @@
       <w:startOverride w:val="1"/>
     </w:lvlOverride>
   </w:num>
-  <w:num w:numId="10" w16cid:durableId="2006206007">
+  <w:num w:numId="10" w16cid:durableId="223221703">
     <w:abstractNumId w:val="1"/>
   </w:num>
-  <w:num w:numId="11" w16cid:durableId="1749617089">
+  <w:num w:numId="11" w16cid:durableId="1265067786">
     <w:abstractNumId w:val="1"/>
   </w:num>
-  <w:num w:numId="12" w16cid:durableId="2070885357">
+  <w:num w:numId="12" w16cid:durableId="235942065">
     <w:abstractNumId w:val="1"/>
   </w:num>
-  <w:num w:numId="13" w16cid:durableId="320282666">
+  <w:num w:numId="13" w16cid:durableId="1163664208">
     <w:abstractNumId w:val="2"/>
     <w:lvlOverride w:ilvl="0">
       <w:startOverride w:val="1"/>
@@ -23385,16 +21872,13 @@
       <w:startOverride w:val="1"/>
     </w:lvlOverride>
   </w:num>
-  <w:num w:numId="14" w16cid:durableId="705326480">
+  <w:num w:numId="14" w16cid:durableId="1633755369">
     <w:abstractNumId w:val="1"/>
   </w:num>
-  <w:num w:numId="15" w16cid:durableId="1716196070">
+  <w:num w:numId="15" w16cid:durableId="512955235">
     <w:abstractNumId w:val="1"/>
   </w:num>
-  <w:num w:numId="16" w16cid:durableId="257641520">
-    <w:abstractNumId w:val="1"/>
-  </w:num>
-  <w:num w:numId="17" w16cid:durableId="1422144857">
+  <w:num w:numId="16" w16cid:durableId="1965693962">
     <w:abstractNumId w:val="1"/>
   </w:num>
 </w:numbering>
@@ -24631,7 +23115,7 @@
     <w:name w:val="header"/>
     <w:basedOn w:val="a"/>
     <w:link w:val="Char2"/>
-    <w:rsid w:val="00997CFC"/>
+    <w:rsid w:val="00223AA5"/>
     <w:pPr>
       <w:tabs>
         <w:tab w:val="center" w:pos="4513"/>
@@ -24644,13 +23128,13 @@
     <w:name w:val="머리글 Char"/>
     <w:basedOn w:val="a1"/>
     <w:link w:val="ad"/>
-    <w:rsid w:val="00997CFC"/>
+    <w:rsid w:val="00223AA5"/>
   </w:style>
   <w:style w:type="paragraph" w:styleId="ae">
     <w:name w:val="footer"/>
     <w:basedOn w:val="a"/>
     <w:link w:val="Char3"/>
-    <w:rsid w:val="00997CFC"/>
+    <w:rsid w:val="00223AA5"/>
     <w:pPr>
       <w:tabs>
         <w:tab w:val="center" w:pos="4513"/>
@@ -24663,12 +23147,12 @@
     <w:name w:val="바닥글 Char"/>
     <w:basedOn w:val="a1"/>
     <w:link w:val="ae"/>
-    <w:rsid w:val="00997CFC"/>
+    <w:rsid w:val="00223AA5"/>
   </w:style>
   <w:style w:type="character" w:styleId="af">
     <w:name w:val="page number"/>
     <w:basedOn w:val="a1"/>
-    <w:rsid w:val="00997CFC"/>
+    <w:rsid w:val="00223AA5"/>
   </w:style>
 </w:styles>
 </file>

--- a/ko/paper/paper_ko.docx
+++ b/ko/paper/paper_ko.docx
@@ -5100,103 +5100,407 @@
         <w:t xml:space="preserve"> </w:t>
       </w:r>
       <w:r>
+        <w:t>음악</w:t>
+      </w:r>
+      <w:r>
+        <w:t xml:space="preserve"> </w:t>
+      </w:r>
+      <w:r>
+        <w:t>정보를</w:t>
+      </w:r>
+      <w:r>
+        <w:t xml:space="preserve"> </w:t>
+      </w:r>
+      <w:r>
+        <w:t>직관적으로</w:t>
+      </w:r>
+      <w:r>
+        <w:t xml:space="preserve"> </w:t>
+      </w:r>
+      <w:r>
+        <w:t>전달하는</w:t>
+      </w:r>
+      <w:r>
+        <w:t xml:space="preserve"> </w:t>
+      </w:r>
+      <w:r>
+        <w:t>표상</w:t>
+      </w:r>
+      <w:r>
+        <w:t xml:space="preserve"> </w:t>
+      </w:r>
+      <w:r>
+        <w:t>수단으로</w:t>
+      </w:r>
+      <w:r>
+        <w:t xml:space="preserve"> </w:t>
+      </w:r>
+      <w:r>
+        <w:t>연구되어</w:t>
+      </w:r>
+      <w:r>
+        <w:t xml:space="preserve"> </w:t>
+      </w:r>
+      <w:r>
+        <w:t>왔다</w:t>
+      </w:r>
+      <w:r>
+        <w:t xml:space="preserve">. Kuo and Chuang (2013) </w:t>
+      </w:r>
+      <w:r>
+        <w:t>은</w:t>
+      </w:r>
+      <w:r>
+        <w:t xml:space="preserve"> </w:t>
+      </w:r>
+      <w:r>
+        <w:t>음악</w:t>
+      </w:r>
+      <w:r>
+        <w:t xml:space="preserve"> </w:t>
+      </w:r>
+      <w:r>
+        <w:t>초보자를</w:t>
+      </w:r>
+      <w:r>
+        <w:t xml:space="preserve"> </w:t>
+      </w:r>
+      <w:r>
+        <w:t>위해</w:t>
+      </w:r>
+      <w:r>
+        <w:t xml:space="preserve"> </w:t>
+      </w:r>
+      <w:r>
+        <w:t>음높이</w:t>
+      </w:r>
+      <w:r>
+        <w:t>·</w:t>
+      </w:r>
+      <w:r>
+        <w:t>길이</w:t>
+      </w:r>
+      <w:r>
+        <w:t xml:space="preserve">· </w:t>
+      </w:r>
+      <w:r>
+        <w:t>음역</w:t>
+      </w:r>
+      <w:r>
+        <w:t>·</w:t>
+      </w:r>
+      <w:r>
+        <w:t>강도를</w:t>
+      </w:r>
+      <w:r>
+        <w:t xml:space="preserve"> </w:t>
+      </w:r>
+      <w:r>
+        <w:t>색</w:t>
+      </w:r>
+      <w:r>
+        <w:t>·</w:t>
+      </w:r>
+      <w:r>
+        <w:t>격자</w:t>
+      </w:r>
+      <w:r>
+        <w:t>·</w:t>
+      </w:r>
+      <w:r>
+        <w:t>도형</w:t>
+      </w:r>
+      <w:r>
+        <w:t>·</w:t>
+      </w:r>
+      <w:r>
+        <w:t>크기에</w:t>
+      </w:r>
+      <w:r>
+        <w:t xml:space="preserve"> </w:t>
+      </w:r>
+      <w:r>
+        <w:t>매핑하는</w:t>
+      </w:r>
+      <w:r>
+        <w:t xml:space="preserve"> </w:t>
+      </w:r>
+      <w:r>
+        <w:rPr>
+          <w:i/>
+          <w:iCs/>
+        </w:rPr>
+        <w:t>색상</w:t>
+      </w:r>
+      <w:r>
+        <w:rPr>
+          <w:i/>
+          <w:iCs/>
+        </w:rPr>
+        <w:t xml:space="preserve"> </w:t>
+      </w:r>
+      <w:r>
+        <w:rPr>
+          <w:i/>
+          <w:iCs/>
+        </w:rPr>
+        <w:t>음악</w:t>
+      </w:r>
+      <w:r>
+        <w:rPr>
+          <w:i/>
+          <w:iCs/>
+        </w:rPr>
+        <w:t xml:space="preserve"> </w:t>
+      </w:r>
+      <w:r>
+        <w:rPr>
+          <w:i/>
+          <w:iCs/>
+        </w:rPr>
+        <w:t>표기</w:t>
+      </w:r>
+      <w:r>
+        <w:rPr>
+          <w:i/>
+          <w:iCs/>
+        </w:rPr>
+        <w:t xml:space="preserve"> </w:t>
+      </w:r>
+      <w:r>
+        <w:rPr>
+          <w:i/>
+          <w:iCs/>
+        </w:rPr>
+        <w:t>시스템</w:t>
+      </w:r>
+      <w:r>
+        <w:t xml:space="preserve"> </w:t>
+      </w:r>
+      <w:r>
+        <w:t>을</w:t>
+      </w:r>
+      <w:r>
+        <w:t xml:space="preserve"> </w:t>
+      </w:r>
+      <w:r>
+        <w:t>제안하면서</w:t>
+      </w:r>
+      <w:r>
+        <w:t xml:space="preserve">, Itten </w:t>
+      </w:r>
+      <w:r>
+        <w:t>색상환과</w:t>
+      </w:r>
+      <w:r>
+        <w:t xml:space="preserve"> Natural Color System </w:t>
+      </w:r>
+      <w:r>
+        <w:t>의</w:t>
+      </w:r>
+      <w:r>
+        <w:t xml:space="preserve"> 12</w:t>
+      </w:r>
+      <w:r>
+        <w:t>원색을</w:t>
+      </w:r>
+      <w:r>
+        <w:t xml:space="preserve"> 12</w:t>
+      </w:r>
+      <w:r>
+        <w:t>음</w:t>
+      </w:r>
+      <w:r>
+        <w:t xml:space="preserve"> </w:t>
+      </w:r>
+      <w:r>
+        <w:t>평균율에</w:t>
+      </w:r>
+      <w:r>
+        <w:t xml:space="preserve"> </w:t>
+      </w:r>
+      <w:r>
+        <w:t>체계적으로</w:t>
+      </w:r>
+      <w:r>
+        <w:t xml:space="preserve"> </w:t>
+      </w:r>
+      <w:r>
+        <w:t>매핑하였다</w:t>
+      </w:r>
+      <w:r>
+        <w:t xml:space="preserve">. </w:t>
+      </w:r>
+      <w:r>
+        <w:t>본</w:t>
+      </w:r>
+      <w:r>
+        <w:t xml:space="preserve"> </w:t>
+      </w:r>
+      <w:r>
+        <w:t>도구의</w:t>
+      </w:r>
+      <w:r>
+        <w:t xml:space="preserve"> </w:t>
+      </w:r>
+      <w:r>
+        <w:t>색상</w:t>
+      </w:r>
+      <w:r>
+        <w:t>-</w:t>
+      </w:r>
+      <w:r>
+        <w:t>섹션</w:t>
+      </w:r>
+      <w:r>
+        <w:t xml:space="preserve"> </w:t>
+      </w:r>
+      <w:r>
+        <w:t>인코딩은</w:t>
+      </w:r>
+      <w:r>
+        <w:t xml:space="preserve"> </w:t>
+      </w:r>
+      <w:r>
+        <w:t>그러한</w:t>
+      </w:r>
+      <w:r>
+        <w:t xml:space="preserve"> </w:t>
+      </w:r>
+      <w:r>
+        <w:rPr>
+          <w:i/>
+          <w:iCs/>
+        </w:rPr>
+        <w:t>색</w:t>
+      </w:r>
+      <w:r>
+        <w:rPr>
+          <w:i/>
+          <w:iCs/>
+        </w:rPr>
+        <w:t>-</w:t>
+      </w:r>
+      <w:r>
+        <w:rPr>
+          <w:i/>
+          <w:iCs/>
+        </w:rPr>
+        <w:t>음악</w:t>
+      </w:r>
+      <w:r>
+        <w:rPr>
+          <w:i/>
+          <w:iCs/>
+        </w:rPr>
+        <w:t xml:space="preserve"> </w:t>
+      </w:r>
+      <w:r>
+        <w:rPr>
+          <w:i/>
+          <w:iCs/>
+        </w:rPr>
+        <w:t>공감각적</w:t>
+      </w:r>
+      <w:r>
+        <w:rPr>
+          <w:i/>
+          <w:iCs/>
+        </w:rPr>
+        <w:t xml:space="preserve"> </w:t>
+      </w:r>
+      <w:r>
+        <w:rPr>
+          <w:i/>
+          <w:iCs/>
+        </w:rPr>
+        <w:t>표상</w:t>
+      </w:r>
+      <w:r>
+        <w:t xml:space="preserve"> </w:t>
+      </w:r>
+      <w:r>
+        <w:t>원리를</w:t>
+      </w:r>
+      <w:r>
+        <w:t xml:space="preserve"> </w:t>
+      </w:r>
+      <w:r>
+        <w:rPr>
+          <w:i/>
+          <w:iCs/>
+        </w:rPr>
+        <w:t>음높이</w:t>
+      </w:r>
+      <w:r>
+        <w:rPr>
+          <w:i/>
+          <w:iCs/>
+        </w:rPr>
+        <w:t xml:space="preserve"> </w:t>
+      </w:r>
+      <w:r>
+        <w:rPr>
+          <w:i/>
+          <w:iCs/>
+        </w:rPr>
+        <w:t>차원</w:t>
+      </w:r>
+      <w:r>
+        <w:t xml:space="preserve"> </w:t>
+      </w:r>
+      <w:r>
+        <w:t>이</w:t>
+      </w:r>
+      <w:r>
+        <w:t xml:space="preserve"> </w:t>
+      </w:r>
+      <w:r>
+        <w:t>아니라</w:t>
+      </w:r>
+      <w:r>
+        <w:t xml:space="preserve"> </w:t>
+      </w:r>
+      <w:r>
+        <w:rPr>
+          <w:i/>
+          <w:iCs/>
+        </w:rPr>
         <w:t>형식</w:t>
       </w:r>
       <w:r>
-        <w:t xml:space="preserve"> </w:t>
-      </w:r>
-      <w:r>
-        <w:t>구조를</w:t>
-      </w:r>
-      <w:r>
-        <w:t xml:space="preserve"> </w:t>
-      </w:r>
-      <w:r>
-        <w:t>직관적으로</w:t>
-      </w:r>
-      <w:r>
-        <w:t xml:space="preserve"> </w:t>
-      </w:r>
-      <w:r>
-        <w:t>전달하는</w:t>
-      </w:r>
-      <w:r>
-        <w:t xml:space="preserve"> </w:t>
-      </w:r>
-      <w:r>
-        <w:t>표상</w:t>
-      </w:r>
-      <w:r>
-        <w:t xml:space="preserve"> </w:t>
-      </w:r>
-      <w:r>
-        <w:t>수단으로</w:t>
-      </w:r>
-      <w:r>
-        <w:t xml:space="preserve"> </w:t>
-      </w:r>
-      <w:r>
-        <w:t>사용되어</w:t>
-      </w:r>
-      <w:r>
-        <w:t xml:space="preserve"> </w:t>
-      </w:r>
-      <w:r>
-        <w:t>왔으며</w:t>
-      </w:r>
-      <w:r>
-        <w:t xml:space="preserve">, </w:t>
-      </w:r>
-      <w:r>
-        <w:t>본</w:t>
-      </w:r>
-      <w:r>
-        <w:t xml:space="preserve"> </w:t>
-      </w:r>
-      <w:r>
-        <w:t>도구의</w:t>
-      </w:r>
-      <w:r>
-        <w:t xml:space="preserve"> </w:t>
-      </w:r>
-      <w:r>
-        <w:t>색상</w:t>
-      </w:r>
-      <w:r>
-        <w:t>-</w:t>
-      </w:r>
-      <w:r>
-        <w:t>섹션</w:t>
-      </w:r>
-      <w:r>
-        <w:t xml:space="preserve"> </w:t>
-      </w:r>
-      <w:r>
-        <w:t>인코딩은</w:t>
-      </w:r>
-      <w:r>
-        <w:t xml:space="preserve"> </w:t>
-      </w:r>
-      <w:r>
-        <w:t>이러한</w:t>
-      </w:r>
-      <w:r>
-        <w:t xml:space="preserve"> </w:t>
-      </w:r>
-      <w:r>
-        <w:t>표상</w:t>
-      </w:r>
-      <w:r>
-        <w:t xml:space="preserve"> </w:t>
-      </w:r>
-      <w:r>
-        <w:t>원리를</w:t>
-      </w:r>
-      <w:r>
-        <w:t xml:space="preserve"> </w:t>
-      </w:r>
-      <w:r>
-        <w:t>체계적으로</w:t>
+        <w:rPr>
+          <w:i/>
+          <w:iCs/>
+        </w:rPr>
+        <w:t xml:space="preserve"> </w:t>
+      </w:r>
+      <w:r>
+        <w:rPr>
+          <w:i/>
+          <w:iCs/>
+        </w:rPr>
+        <w:t>위계</w:t>
+      </w:r>
+      <w:r>
+        <w:rPr>
+          <w:i/>
+          <w:iCs/>
+        </w:rPr>
+        <w:t xml:space="preserve"> </w:t>
+      </w:r>
+      <w:r>
+        <w:rPr>
+          <w:i/>
+          <w:iCs/>
+        </w:rPr>
+        <w:t>차원</w:t>
+      </w:r>
+      <w:r>
+        <w:t xml:space="preserve"> </w:t>
+      </w:r>
+      <w:r>
+        <w:t>에</w:t>
       </w:r>
       <w:r>
         <w:t xml:space="preserve"> </w:t>
@@ -5208,7 +5512,25 @@
         <w:t xml:space="preserve"> </w:t>
       </w:r>
       <w:r>
-        <w:t>사례이다</w:t>
+        <w:t>사례로</w:t>
+      </w:r>
+      <w:r>
+        <w:t xml:space="preserve"> </w:t>
+      </w:r>
+      <w:r>
+        <w:t>위치할</w:t>
+      </w:r>
+      <w:r>
+        <w:t xml:space="preserve"> </w:t>
+      </w:r>
+      <w:r>
+        <w:t>수</w:t>
+      </w:r>
+      <w:r>
+        <w:t xml:space="preserve"> </w:t>
+      </w:r>
+      <w:r>
+        <w:t>있다</w:t>
       </w:r>
       <w:r>
         <w:t>.</w:t>
@@ -6329,6 +6651,7 @@
               <w:rPr>
                 <w:sz w:val="20"/>
               </w:rPr>
+              <w:lastRenderedPageBreak/>
               <w:t>Verovio Humdrum Viewer (Sapp, 2017)</w:t>
             </w:r>
           </w:p>
@@ -6614,7 +6937,6 @@
         <w:pStyle w:val="a0"/>
       </w:pPr>
       <w:r>
-        <w:lastRenderedPageBreak/>
         <w:t>요약하면</w:t>
       </w:r>
       <w:r>
@@ -9496,6 +9818,7 @@
         </w:numPr>
       </w:pPr>
       <w:r>
+        <w:lastRenderedPageBreak/>
         <w:t>재현부</w:t>
       </w:r>
       <w:r>
@@ -9688,7 +10011,6 @@
         </w:numPr>
       </w:pPr>
       <w:r>
-        <w:lastRenderedPageBreak/>
         <w:t>섹션</w:t>
       </w:r>
       <w:r>
@@ -10795,7 +11117,13 @@
         <w:rPr>
           <w:rStyle w:val="VerbatimChar"/>
         </w:rPr>
-        <w:t>│   audio.timeupdate → binarySearch(measureTimes)       │</w:t>
+        <w:t>│   audio.timeupdate → bi</w:t>
+      </w:r>
+      <w:r>
+        <w:rPr>
+          <w:rStyle w:val="VerbatimChar"/>
+        </w:rPr>
+        <w:t>narySearch(measureTimes)       │</w:t>
       </w:r>
       <w:r>
         <w:br/>
@@ -11250,6 +11578,7 @@
         <w:rPr>
           <w:rStyle w:val="NormalTok"/>
         </w:rPr>
+        <w:lastRenderedPageBreak/>
         <w:t xml:space="preserve">      </w:t>
       </w:r>
       <w:r>
@@ -11544,7 +11873,6 @@
         <w:rPr>
           <w:rStyle w:val="NormalTok"/>
         </w:rPr>
-        <w:lastRenderedPageBreak/>
         <w:t xml:space="preserve">          </w:t>
       </w:r>
       <w:r>
@@ -13982,6 +14310,7 @@
       <w:bookmarkEnd w:id="19"/>
       <w:bookmarkEnd w:id="22"/>
       <w:r>
+        <w:lastRenderedPageBreak/>
         <w:t xml:space="preserve">4.5 </w:t>
       </w:r>
       <w:r>
@@ -14048,7 +14377,6 @@
           <w:b/>
           <w:bCs/>
         </w:rPr>
-        <w:lastRenderedPageBreak/>
         <w:t xml:space="preserve">WCAG 2.1 AA </w:t>
       </w:r>
       <w:r>
@@ -16120,6 +16448,7 @@
               <w:rPr>
                 <w:sz w:val="20"/>
               </w:rPr>
+              <w:lastRenderedPageBreak/>
               <w:t>음원</w:t>
             </w:r>
             <w:r>
@@ -16480,7 +16809,6 @@
       <w:bookmarkStart w:id="28" w:name="Xd81d8b91d09098e6e563e36fd663052e35febcc"/>
       <w:bookmarkEnd w:id="27"/>
       <w:r>
-        <w:lastRenderedPageBreak/>
         <w:t xml:space="preserve">5.4 </w:t>
       </w:r>
       <w:r>
@@ -18314,7 +18642,10 @@
         <w:t>정렬</w:t>
       </w:r>
       <w:r>
-        <w:t xml:space="preserve"> — NMF </w:t>
+        <w:t xml:space="preserve"> </w:t>
+      </w:r>
+      <w:r>
+        <w:t xml:space="preserve">— NMF </w:t>
       </w:r>
       <w:r>
         <w:t>기반</w:t>
@@ -18763,6 +19094,7 @@
           <w:i/>
           <w:iCs/>
         </w:rPr>
+        <w:lastRenderedPageBreak/>
         <w:t>교수법적</w:t>
       </w:r>
       <w:r>
@@ -19145,7 +19477,6 @@
       <w:bookmarkStart w:id="34" w:name="X8631abc5d39784a94dfdcbe8f208968f26586bd"/>
       <w:bookmarkEnd w:id="33"/>
       <w:r>
-        <w:lastRenderedPageBreak/>
         <w:t xml:space="preserve">8. </w:t>
       </w:r>
       <w:r>
@@ -20624,7 +20955,7 @@
     </w:p>
     <w:p>
       <w:r>
-        <w:pict w14:anchorId="12A37ED9">
+        <w:pict w14:anchorId="0869AEC9">
           <v:rect id="_x0000_i1025" style="width:0;height:1.5pt" o:hralign="center" o:hrstd="t" o:hr="t"/>
         </w:pict>
       </w:r>
@@ -20814,6 +21145,7 @@
         </w:numPr>
       </w:pPr>
       <w:r>
+        <w:lastRenderedPageBreak/>
         <w:t xml:space="preserve">Hepokoski, J., &amp; Darcy, W. (2006). </w:t>
       </w:r>
       <w:r>
@@ -20836,18 +21168,26 @@
         </w:numPr>
       </w:pPr>
       <w:r>
-        <w:t xml:space="preserve">LaRue, J. (1970). </w:t>
-      </w:r>
-      <w:r>
-        <w:rPr>
-          <w:i/>
-          <w:iCs/>
-        </w:rPr>
-        <w:t>Guidelines for Style Analysis.</w:t>
-      </w:r>
-      <w:r>
-        <w:t xml:space="preserve"> Norton.</w:t>
-      </w:r>
+        <w:t xml:space="preserve">Kuo, Y.-T., &amp; Chuang, M.-C. (2013). A proposal of a color music notation system on a single melody for music beginners. </w:t>
+      </w:r>
+      <w:r>
+        <w:rPr>
+          <w:i/>
+          <w:iCs/>
+        </w:rPr>
+        <w:t>International Journal of Music Education</w:t>
+      </w:r>
+      <w:r>
+        <w:t xml:space="preserve">, 31(4), 394–412. </w:t>
+      </w:r>
+      <w:hyperlink r:id="rId10">
+        <w:r>
+          <w:rPr>
+            <w:rStyle w:val="ac"/>
+          </w:rPr>
+          <w:t>https://doi.org/10.1177/0255761413489082</w:t>
+        </w:r>
+      </w:hyperlink>
     </w:p>
     <w:p>
       <w:pPr>
@@ -20858,17 +21198,17 @@
         </w:numPr>
       </w:pPr>
       <w:r>
-        <w:t xml:space="preserve">Margulis, E. H. (2014). </w:t>
-      </w:r>
-      <w:r>
-        <w:rPr>
-          <w:i/>
-          <w:iCs/>
-        </w:rPr>
-        <w:t>On Repeat: How Music Plays the Mind.</w:t>
-      </w:r>
-      <w:r>
-        <w:t xml:space="preserve"> Oxford University Press.</w:t>
+        <w:t xml:space="preserve">LaRue, J. (1970). </w:t>
+      </w:r>
+      <w:r>
+        <w:rPr>
+          <w:i/>
+          <w:iCs/>
+        </w:rPr>
+        <w:t>Guidelines for Style Analysis.</w:t>
+      </w:r>
+      <w:r>
+        <w:t xml:space="preserve"> Norton.</w:t>
       </w:r>
     </w:p>
     <w:p>
@@ -20880,17 +21220,17 @@
         </w:numPr>
       </w:pPr>
       <w:r>
-        <w:t xml:space="preserve">Mayer, R. E. (2009). </w:t>
-      </w:r>
-      <w:r>
-        <w:rPr>
-          <w:i/>
-          <w:iCs/>
-        </w:rPr>
-        <w:t>Multimedia Learning</w:t>
-      </w:r>
-      <w:r>
-        <w:t xml:space="preserve"> (2nd ed.). Cambridge University Press.</w:t>
+        <w:t xml:space="preserve">Margulis, E. H. (2014). </w:t>
+      </w:r>
+      <w:r>
+        <w:rPr>
+          <w:i/>
+          <w:iCs/>
+        </w:rPr>
+        <w:t>On Repeat: How Music Plays the Mind.</w:t>
+      </w:r>
+      <w:r>
+        <w:t xml:space="preserve"> Oxford University Press.</w:t>
       </w:r>
     </w:p>
     <w:p>
@@ -20902,17 +21242,20 @@
         </w:numPr>
       </w:pPr>
       <w:r>
-        <w:t xml:space="preserve">Mozart, W. A. (1986). </w:t>
-      </w:r>
-      <w:r>
-        <w:rPr>
-          <w:i/>
-          <w:iCs/>
-        </w:rPr>
-        <w:t>Neue Mozart-Ausgabe IX/25: Klaviersonaten Bd. 2.</w:t>
-      </w:r>
-      <w:r>
-        <w:t xml:space="preserve"> Bärenreiter.</w:t>
+        <w:t xml:space="preserve">Mayer, R. E. (2009). </w:t>
+      </w:r>
+      <w:r>
+        <w:rPr>
+          <w:i/>
+          <w:iCs/>
+        </w:rPr>
+        <w:t>Multimedia Learning</w:t>
+      </w:r>
+      <w:r>
+        <w:t xml:space="preserve"> </w:t>
+      </w:r>
+      <w:r>
+        <w:t>(2nd ed.). Cambridge University Press.</w:t>
       </w:r>
     </w:p>
     <w:p>
@@ -20924,18 +21267,17 @@
         </w:numPr>
       </w:pPr>
       <w:r>
-        <w:lastRenderedPageBreak/>
-        <w:t xml:space="preserve">Nakamura, E., Yoshii, K., &amp; Katayose, H. (2017). Performance Error Detection and Post-Processing for Fast and Accurate Symbolic Music Alignment. In </w:t>
-      </w:r>
-      <w:r>
-        <w:rPr>
-          <w:i/>
-          <w:iCs/>
-        </w:rPr>
-        <w:t>Proc. ISMIR</w:t>
-      </w:r>
-      <w:r>
-        <w:t>.</w:t>
+        <w:t xml:space="preserve">Mozart, W. A. (1986). </w:t>
+      </w:r>
+      <w:r>
+        <w:rPr>
+          <w:i/>
+          <w:iCs/>
+        </w:rPr>
+        <w:t>Neue Mozart-Ausgabe IX/25: Klaviersonaten Bd. 2.</w:t>
+      </w:r>
+      <w:r>
+        <w:t xml:space="preserve"> Bärenreiter.</w:t>
       </w:r>
     </w:p>
     <w:p>
@@ -20947,17 +21289,17 @@
         </w:numPr>
       </w:pPr>
       <w:r>
-        <w:t xml:space="preserve">North, A. C., &amp; Hargreaves, D. J. (2008). </w:t>
-      </w:r>
-      <w:r>
-        <w:rPr>
-          <w:i/>
-          <w:iCs/>
-        </w:rPr>
-        <w:t>The Social and Applied Psychology of Music.</w:t>
-      </w:r>
-      <w:r>
-        <w:t xml:space="preserve"> Oxford University Press.</w:t>
+        <w:t xml:space="preserve">Nakamura, E., Yoshii, K., &amp; Katayose, H. (2017). Performance Error Detection and Post-Processing for Fast and Accurate Symbolic Music Alignment. In </w:t>
+      </w:r>
+      <w:r>
+        <w:rPr>
+          <w:i/>
+          <w:iCs/>
+        </w:rPr>
+        <w:t>Proc. ISMIR</w:t>
+      </w:r>
+      <w:r>
+        <w:t>.</w:t>
       </w:r>
     </w:p>
     <w:p>
@@ -20969,17 +21311,17 @@
         </w:numPr>
       </w:pPr>
       <w:r>
-        <w:t xml:space="preserve">Paivio, A. (1991). Dual Coding Theory: Retrospect and Current Status. </w:t>
-      </w:r>
-      <w:r>
-        <w:rPr>
-          <w:i/>
-          <w:iCs/>
-        </w:rPr>
-        <w:t>Canadian Journal of Psychology</w:t>
-      </w:r>
-      <w:r>
-        <w:t>, 45(3), 255–287.</w:t>
+        <w:t xml:space="preserve">North, A. C., &amp; Hargreaves, D. J. (2008). </w:t>
+      </w:r>
+      <w:r>
+        <w:rPr>
+          <w:i/>
+          <w:iCs/>
+        </w:rPr>
+        <w:t>The Social and Applied Psychology of Music.</w:t>
+      </w:r>
+      <w:r>
+        <w:t xml:space="preserve"> Oxford University Press.</w:t>
       </w:r>
     </w:p>
     <w:p>
@@ -20991,17 +21333,17 @@
         </w:numPr>
       </w:pPr>
       <w:r>
-        <w:t xml:space="preserve">Sapp, C. S. (2011). </w:t>
-      </w:r>
-      <w:r>
-        <w:rPr>
-          <w:i/>
-          <w:iCs/>
-        </w:rPr>
-        <w:t>Computational Methods for the Analysis of Musical Structure.</w:t>
-      </w:r>
-      <w:r>
-        <w:t xml:space="preserve"> PhD thesis, Stanford CCRMA.</w:t>
+        <w:t xml:space="preserve">Paivio, A. (1991). Dual Coding Theory: Retrospect and Current Status. </w:t>
+      </w:r>
+      <w:r>
+        <w:rPr>
+          <w:i/>
+          <w:iCs/>
+        </w:rPr>
+        <w:t>Canadian Journal of Psychology</w:t>
+      </w:r>
+      <w:r>
+        <w:t>, 45(3), 255–287.</w:t>
       </w:r>
     </w:p>
     <w:p>
@@ -21013,17 +21355,17 @@
         </w:numPr>
       </w:pPr>
       <w:r>
-        <w:t xml:space="preserve">Sapp, C. S. (2017). Verovio Humdrum Viewer. In </w:t>
-      </w:r>
-      <w:r>
-        <w:rPr>
-          <w:i/>
-          <w:iCs/>
-        </w:rPr>
-        <w:t>Music Encoding Conference</w:t>
-      </w:r>
-      <w:r>
-        <w:t>.</w:t>
+        <w:t xml:space="preserve">Sapp, C. S. (2011). </w:t>
+      </w:r>
+      <w:r>
+        <w:rPr>
+          <w:i/>
+          <w:iCs/>
+        </w:rPr>
+        <w:t>Computational Methods for the Analysis of Musical Structure.</w:t>
+      </w:r>
+      <w:r>
+        <w:t xml:space="preserve"> PhD thesis, Stanford CCRMA.</w:t>
       </w:r>
     </w:p>
     <w:p>
@@ -21035,17 +21377,17 @@
         </w:numPr>
       </w:pPr>
       <w:r>
-        <w:t xml:space="preserve">Sauro, J., &amp; Lewis, J. R. (2016). </w:t>
-      </w:r>
-      <w:r>
-        <w:rPr>
-          <w:i/>
-          <w:iCs/>
-        </w:rPr>
-        <w:t>Quantifying the User Experience: Practical Statistics for User Research</w:t>
-      </w:r>
-      <w:r>
-        <w:t xml:space="preserve"> (2nd ed.). Morgan Kaufmann.</w:t>
+        <w:t xml:space="preserve">Sapp, C. S. (2017). Verovio Humdrum Viewer. In </w:t>
+      </w:r>
+      <w:r>
+        <w:rPr>
+          <w:i/>
+          <w:iCs/>
+        </w:rPr>
+        <w:t>Music Encoding Conference</w:t>
+      </w:r>
+      <w:r>
+        <w:t>.</w:t>
       </w:r>
     </w:p>
     <w:p>
@@ -21057,6 +21399,28 @@
         </w:numPr>
       </w:pPr>
       <w:r>
+        <w:t xml:space="preserve">Sauro, J., &amp; Lewis, J. R. (2016). </w:t>
+      </w:r>
+      <w:r>
+        <w:rPr>
+          <w:i/>
+          <w:iCs/>
+        </w:rPr>
+        <w:t>Quantifying the User Experience: Practical Statistics for User Research</w:t>
+      </w:r>
+      <w:r>
+        <w:t xml:space="preserve"> (2nd ed.). Morgan Kaufmann.</w:t>
+      </w:r>
+    </w:p>
+    <w:p>
+      <w:pPr>
+        <w:pStyle w:val="Compact"/>
+        <w:numPr>
+          <w:ilvl w:val="0"/>
+          <w:numId w:val="15"/>
+        </w:numPr>
+      </w:pPr>
+      <w:r>
         <w:t xml:space="preserve">Shadish, W. R., Cook, T. D., &amp; Campbell, D. T. (2002). </w:t>
       </w:r>
       <w:r>
@@ -21279,12 +21643,12 @@
       <w:bookmarkEnd w:id="36"/>
     </w:p>
     <w:sectPr>
-      <w:headerReference w:type="even" r:id="rId10"/>
-      <w:headerReference w:type="default" r:id="rId11"/>
-      <w:footerReference w:type="even" r:id="rId12"/>
-      <w:footerReference w:type="default" r:id="rId13"/>
-      <w:headerReference w:type="first" r:id="rId14"/>
-      <w:footerReference w:type="first" r:id="rId15"/>
+      <w:headerReference w:type="even" r:id="rId11"/>
+      <w:headerReference w:type="default" r:id="rId12"/>
+      <w:footerReference w:type="even" r:id="rId13"/>
+      <w:footerReference w:type="default" r:id="rId14"/>
+      <w:headerReference w:type="first" r:id="rId15"/>
+      <w:footerReference w:type="first" r:id="rId16"/>
       <w:footnotePr>
         <w:numRestart w:val="eachSect"/>
       </w:footnotePr>
@@ -21488,7 +21852,7 @@
   <w:abstractNum w:abstractNumId="0" w15:restartNumberingAfterBreak="0">
     <w:nsid w:val="0000A990"/>
     <w:multiLevelType w:val="multilevel"/>
-    <w:tmpl w:val="83921E4C"/>
+    <w:tmpl w:val="87DA2CFE"/>
     <w:lvl w:ilvl="0">
       <w:numFmt w:val="bullet"/>
       <w:lvlText w:val=" "/>
@@ -21565,7 +21929,7 @@
   <w:abstractNum w:abstractNumId="1" w15:restartNumberingAfterBreak="0">
     <w:nsid w:val="0000A991"/>
     <w:multiLevelType w:val="multilevel"/>
-    <w:tmpl w:val="4FA627D2"/>
+    <w:tmpl w:val="F3BC2B10"/>
     <w:lvl w:ilvl="0">
       <w:numFmt w:val="bullet"/>
       <w:lvlText w:val=""/>
@@ -21669,7 +22033,7 @@
   <w:abstractNum w:abstractNumId="2" w15:restartNumberingAfterBreak="0">
     <w:nsid w:val="00A99411"/>
     <w:multiLevelType w:val="multilevel"/>
-    <w:tmpl w:val="CBD43D4E"/>
+    <w:tmpl w:val="EDF21E8C"/>
     <w:lvl w:ilvl="0">
       <w:start w:val="1"/>
       <w:numFmt w:val="decimal"/>
@@ -21752,16 +22116,16 @@
       </w:pPr>
     </w:lvl>
   </w:abstractNum>
-  <w:num w:numId="1" w16cid:durableId="1730297474">
+  <w:num w:numId="1" w16cid:durableId="833837211">
     <w:abstractNumId w:val="0"/>
   </w:num>
-  <w:num w:numId="2" w16cid:durableId="1518231273">
+  <w:num w:numId="2" w16cid:durableId="1883203512">
     <w:abstractNumId w:val="1"/>
   </w:num>
-  <w:num w:numId="3" w16cid:durableId="1548907311">
+  <w:num w:numId="3" w16cid:durableId="1063528992">
     <w:abstractNumId w:val="1"/>
   </w:num>
-  <w:num w:numId="4" w16cid:durableId="690300715">
+  <w:num w:numId="4" w16cid:durableId="2058621414">
     <w:abstractNumId w:val="2"/>
     <w:lvlOverride w:ilvl="0">
       <w:startOverride w:val="1"/>
@@ -21791,19 +22155,19 @@
       <w:startOverride w:val="1"/>
     </w:lvlOverride>
   </w:num>
-  <w:num w:numId="5" w16cid:durableId="2012369350">
+  <w:num w:numId="5" w16cid:durableId="504323393">
     <w:abstractNumId w:val="1"/>
   </w:num>
-  <w:num w:numId="6" w16cid:durableId="2043089086">
+  <w:num w:numId="6" w16cid:durableId="1528832821">
     <w:abstractNumId w:val="1"/>
   </w:num>
-  <w:num w:numId="7" w16cid:durableId="1232960667">
+  <w:num w:numId="7" w16cid:durableId="1087847136">
     <w:abstractNumId w:val="1"/>
   </w:num>
-  <w:num w:numId="8" w16cid:durableId="1937981728">
+  <w:num w:numId="8" w16cid:durableId="1206330298">
     <w:abstractNumId w:val="1"/>
   </w:num>
-  <w:num w:numId="9" w16cid:durableId="565606829">
+  <w:num w:numId="9" w16cid:durableId="1761875507">
     <w:abstractNumId w:val="2"/>
     <w:lvlOverride w:ilvl="0">
       <w:startOverride w:val="1"/>
@@ -21833,16 +22197,16 @@
       <w:startOverride w:val="1"/>
     </w:lvlOverride>
   </w:num>
-  <w:num w:numId="10" w16cid:durableId="223221703">
+  <w:num w:numId="10" w16cid:durableId="1259102465">
     <w:abstractNumId w:val="1"/>
   </w:num>
-  <w:num w:numId="11" w16cid:durableId="1265067786">
+  <w:num w:numId="11" w16cid:durableId="1571111591">
     <w:abstractNumId w:val="1"/>
   </w:num>
-  <w:num w:numId="12" w16cid:durableId="235942065">
+  <w:num w:numId="12" w16cid:durableId="1575507537">
     <w:abstractNumId w:val="1"/>
   </w:num>
-  <w:num w:numId="13" w16cid:durableId="1163664208">
+  <w:num w:numId="13" w16cid:durableId="1220551880">
     <w:abstractNumId w:val="2"/>
     <w:lvlOverride w:ilvl="0">
       <w:startOverride w:val="1"/>
@@ -21872,13 +22236,13 @@
       <w:startOverride w:val="1"/>
     </w:lvlOverride>
   </w:num>
-  <w:num w:numId="14" w16cid:durableId="1633755369">
+  <w:num w:numId="14" w16cid:durableId="515577312">
     <w:abstractNumId w:val="1"/>
   </w:num>
-  <w:num w:numId="15" w16cid:durableId="512955235">
+  <w:num w:numId="15" w16cid:durableId="927497315">
     <w:abstractNumId w:val="1"/>
   </w:num>
-  <w:num w:numId="16" w16cid:durableId="1965693962">
+  <w:num w:numId="16" w16cid:durableId="1432704105">
     <w:abstractNumId w:val="1"/>
   </w:num>
 </w:numbering>
@@ -23115,7 +23479,7 @@
     <w:name w:val="header"/>
     <w:basedOn w:val="a"/>
     <w:link w:val="Char2"/>
-    <w:rsid w:val="00223AA5"/>
+    <w:rsid w:val="00DD2D18"/>
     <w:pPr>
       <w:tabs>
         <w:tab w:val="center" w:pos="4513"/>
@@ -23128,13 +23492,13 @@
     <w:name w:val="머리글 Char"/>
     <w:basedOn w:val="a1"/>
     <w:link w:val="ad"/>
-    <w:rsid w:val="00223AA5"/>
+    <w:rsid w:val="00DD2D18"/>
   </w:style>
   <w:style w:type="paragraph" w:styleId="ae">
     <w:name w:val="footer"/>
     <w:basedOn w:val="a"/>
     <w:link w:val="Char3"/>
-    <w:rsid w:val="00223AA5"/>
+    <w:rsid w:val="00DD2D18"/>
     <w:pPr>
       <w:tabs>
         <w:tab w:val="center" w:pos="4513"/>
@@ -23147,12 +23511,12 @@
     <w:name w:val="바닥글 Char"/>
     <w:basedOn w:val="a1"/>
     <w:link w:val="ae"/>
-    <w:rsid w:val="00223AA5"/>
+    <w:rsid w:val="00DD2D18"/>
   </w:style>
   <w:style w:type="character" w:styleId="af">
     <w:name w:val="page number"/>
     <w:basedOn w:val="a1"/>
-    <w:rsid w:val="00223AA5"/>
+    <w:rsid w:val="00DD2D18"/>
   </w:style>
 </w:styles>
 </file>

--- a/ko/paper/paper_ko.docx
+++ b/ko/paper/paper_ko.docx
@@ -1544,19 +1544,43 @@
         <w:t xml:space="preserve"> </w:t>
       </w:r>
       <w:r>
-        <w:t>오늘날까지</w:t>
-      </w:r>
-      <w:r>
-        <w:t xml:space="preserve"> </w:t>
-      </w:r>
-      <w:r>
-        <w:t>음악교육의</w:t>
-      </w:r>
-      <w:r>
-        <w:t xml:space="preserve"> </w:t>
-      </w:r>
-      <w:r>
-        <w:t>중핵</w:t>
+        <w:t>중등</w:t>
+      </w:r>
+      <w:r>
+        <w:t>·</w:t>
+      </w:r>
+      <w:r>
+        <w:t>고등</w:t>
+      </w:r>
+      <w:r>
+        <w:t xml:space="preserve"> </w:t>
+      </w:r>
+      <w:r>
+        <w:t>음악이론</w:t>
+      </w:r>
+      <w:r>
+        <w:t xml:space="preserve"> </w:t>
+      </w:r>
+      <w:r>
+        <w:t>및</w:t>
+      </w:r>
+      <w:r>
+        <w:t xml:space="preserve"> </w:t>
+      </w:r>
+      <w:r>
+        <w:t>서양음악사</w:t>
+      </w:r>
+      <w:r>
+        <w:t xml:space="preserve"> </w:t>
+      </w:r>
+      <w:r>
+        <w:t>교과에서</w:t>
+      </w:r>
+      <w:r>
+        <w:t xml:space="preserve"> </w:t>
+      </w:r>
+      <w:r>
+        <w:t>핵심</w:t>
       </w:r>
       <w:r>
         <w:t xml:space="preserve"> </w:t>
@@ -1589,221 +1613,7 @@
         <w:t>있다</w:t>
       </w:r>
       <w:r>
-        <w:t xml:space="preserve">. </w:t>
-      </w:r>
-      <w:r>
-        <w:t>한국</w:t>
-      </w:r>
-      <w:r>
-        <w:t xml:space="preserve"> 2022 </w:t>
-      </w:r>
-      <w:r>
-        <w:t>개정</w:t>
-      </w:r>
-      <w:r>
-        <w:t xml:space="preserve"> </w:t>
-      </w:r>
-      <w:r>
-        <w:t>교육과정</w:t>
-      </w:r>
-      <w:r>
-        <w:t xml:space="preserve"> </w:t>
-      </w:r>
-      <w:r>
-        <w:t>음악과의</w:t>
-      </w:r>
-      <w:r>
-        <w:t xml:space="preserve"> </w:t>
-      </w:r>
-      <w:r>
-        <w:t>일반선택</w:t>
-      </w:r>
-      <w:r>
-        <w:t xml:space="preserve"> </w:t>
-      </w:r>
-      <w:r>
-        <w:t>과목</w:t>
-      </w:r>
-      <w:r>
-        <w:t xml:space="preserve"> “</w:t>
-      </w:r>
-      <w:r>
-        <w:t>음악</w:t>
-      </w:r>
-      <w:r>
-        <w:t xml:space="preserve"> </w:t>
-      </w:r>
-      <w:r>
-        <w:t>감상과</w:t>
-      </w:r>
-      <w:r>
-        <w:t xml:space="preserve"> </w:t>
-      </w:r>
-      <w:r>
-        <w:t>비평</w:t>
-      </w:r>
-      <w:r>
-        <w:t xml:space="preserve">” </w:t>
-      </w:r>
-      <w:r>
-        <w:t>은</w:t>
-      </w:r>
-      <w:r>
-        <w:t xml:space="preserve"> </w:t>
-      </w:r>
-      <w:r>
-        <w:rPr>
-          <w:i/>
-          <w:iCs/>
-        </w:rPr>
-        <w:t>형식의</w:t>
-      </w:r>
-      <w:r>
-        <w:rPr>
-          <w:i/>
-          <w:iCs/>
-        </w:rPr>
-        <w:t xml:space="preserve"> </w:t>
-      </w:r>
-      <w:r>
-        <w:rPr>
-          <w:i/>
-          <w:iCs/>
-        </w:rPr>
-        <w:t>인지와</w:t>
-      </w:r>
-      <w:r>
-        <w:rPr>
-          <w:i/>
-          <w:iCs/>
-        </w:rPr>
-        <w:t xml:space="preserve"> </w:t>
-      </w:r>
-      <w:r>
-        <w:rPr>
-          <w:i/>
-          <w:iCs/>
-        </w:rPr>
-        <w:t>비평적</w:t>
-      </w:r>
-      <w:r>
-        <w:rPr>
-          <w:i/>
-          <w:iCs/>
-        </w:rPr>
-        <w:t xml:space="preserve"> </w:t>
-      </w:r>
-      <w:r>
-        <w:rPr>
-          <w:i/>
-          <w:iCs/>
-        </w:rPr>
-        <w:t>기술</w:t>
-      </w:r>
-      <w:r>
-        <w:t xml:space="preserve"> </w:t>
-      </w:r>
-      <w:r>
-        <w:t>을</w:t>
-      </w:r>
-      <w:r>
-        <w:t xml:space="preserve"> </w:t>
-      </w:r>
-      <w:r>
-        <w:t>핵심</w:t>
-      </w:r>
-      <w:r>
-        <w:t xml:space="preserve"> </w:t>
-      </w:r>
-      <w:r>
-        <w:t>성취기준으로</w:t>
-      </w:r>
-      <w:r>
-        <w:t xml:space="preserve"> </w:t>
-      </w:r>
-      <w:r>
-        <w:t>명시하며</w:t>
-      </w:r>
-      <w:r>
-        <w:t>(</w:t>
-      </w:r>
-      <w:r>
-        <w:t>교육부</w:t>
-      </w:r>
-      <w:r>
-        <w:t xml:space="preserve">, 2022), </w:t>
-      </w:r>
-      <w:r>
-        <w:t>대학</w:t>
-      </w:r>
-      <w:r>
-        <w:t xml:space="preserve"> </w:t>
-      </w:r>
-      <w:r>
-        <w:t>음악이론</w:t>
-      </w:r>
-      <w:r>
-        <w:t>·</w:t>
-      </w:r>
-      <w:r>
-        <w:t>서양음악사</w:t>
-      </w:r>
-      <w:r>
-        <w:t xml:space="preserve"> </w:t>
-      </w:r>
-      <w:r>
-        <w:t>교과서</w:t>
-      </w:r>
-      <w:r>
-        <w:t xml:space="preserve"> </w:t>
-      </w:r>
-      <w:r>
-        <w:t>역시</w:t>
-      </w:r>
-      <w:r>
-        <w:t xml:space="preserve"> </w:t>
-      </w:r>
-      <w:r>
-        <w:t>소나타</w:t>
-      </w:r>
-      <w:r>
-        <w:t xml:space="preserve"> </w:t>
-      </w:r>
-      <w:r>
-        <w:t>형식을</w:t>
-      </w:r>
-      <w:r>
-        <w:t xml:space="preserve"> </w:t>
-      </w:r>
-      <w:r>
-        <w:t>단원의</w:t>
-      </w:r>
-      <w:r>
-        <w:t xml:space="preserve"> </w:t>
-      </w:r>
-      <w:r>
-        <w:t>기둥으로</w:t>
-      </w:r>
-      <w:r>
-        <w:t xml:space="preserve"> </w:t>
-      </w:r>
-      <w:r>
-        <w:t>삼는다</w:t>
-      </w:r>
-      <w:r>
-        <w:t>(</w:t>
-      </w:r>
-      <w:r>
-        <w:t>이흥렬</w:t>
-      </w:r>
-      <w:r>
-        <w:t>·</w:t>
-      </w:r>
-      <w:r>
-        <w:t>홍정수</w:t>
-      </w:r>
-      <w:r>
-        <w:t>, 2017).</w:t>
+        <w:t>(Caplin, 2009; Hepokoski &amp; Darcy, 2006).</w:t>
       </w:r>
     </w:p>
     <w:p>
@@ -3853,7 +3663,6 @@
           <w:b/>
           <w:bCs/>
         </w:rPr>
-        <w:lastRenderedPageBreak/>
         <w:t>하위</w:t>
       </w:r>
       <w:r>
@@ -3936,6 +3745,7 @@
         <w:pStyle w:val="a0"/>
       </w:pPr>
       <w:r>
+        <w:lastRenderedPageBreak/>
         <w:t>이</w:t>
       </w:r>
       <w:r>
@@ -6820,7 +6630,10 @@
         <w:t>.</w:t>
       </w:r>
       <w:r>
-        <w:t xml:space="preserve"> Allegraud et al. (2019) </w:t>
+        <w:t xml:space="preserve"> </w:t>
+      </w:r>
+      <w:r>
+        <w:t xml:space="preserve">Allegraud et al. (2019) </w:t>
       </w:r>
       <w:r>
         <w:t>은</w:t>
@@ -7248,7 +7061,6 @@
                 <w:b/>
                 <w:sz w:val="20"/>
               </w:rPr>
-              <w:lastRenderedPageBreak/>
               <w:t>도구</w:t>
             </w:r>
           </w:p>
@@ -7538,7 +7350,14 @@
               <w:rPr>
                 <w:sz w:val="20"/>
               </w:rPr>
-              <w:t>Sonic Visualiser (Cannam et al. 2010)</w:t>
+              <w:t xml:space="preserve">Sonic Visualiser (Cannam et </w:t>
+            </w:r>
+            <w:r>
+              <w:rPr>
+                <w:sz w:val="20"/>
+              </w:rPr>
+              <w:lastRenderedPageBreak/>
+              <w:t>al. 2010)</w:t>
             </w:r>
           </w:p>
         </w:tc>
@@ -7560,6 +7379,7 @@
               <w:rPr>
                 <w:sz w:val="20"/>
               </w:rPr>
+              <w:lastRenderedPageBreak/>
               <w:t>△ (</w:t>
             </w:r>
             <w:r>
@@ -8718,10 +8538,7 @@
         <w:t>주장은</w:t>
       </w:r>
       <w:r>
-        <w:t xml:space="preserve"> </w:t>
-      </w:r>
-      <w:r>
-        <w:t>“</w:t>
+        <w:t xml:space="preserve"> “</w:t>
       </w:r>
       <w:r>
         <w:t>최초의</w:t>
@@ -10737,7 +10554,6 @@
       <w:bookmarkStart w:id="14" w:name="교육적-핵심-하속조-재현의-의의"/>
       <w:bookmarkEnd w:id="13"/>
       <w:r>
-        <w:lastRenderedPageBreak/>
         <w:t xml:space="preserve">3.3 </w:t>
       </w:r>
       <w:r>
@@ -10887,10 +10703,7 @@
         <w:t>분류된다</w:t>
       </w:r>
       <w:r>
-        <w:t xml:space="preserve">(Hepokoski &amp; Darcy, 2006: </w:t>
-      </w:r>
-      <w:r>
-        <w:t xml:space="preserve">ch. 17). </w:t>
+        <w:t xml:space="preserve">(Hepokoski &amp; Darcy, 2006: ch. 17). </w:t>
       </w:r>
       <w:r>
         <w:t>이는</w:t>
@@ -10950,6 +10763,7 @@
         <w:pStyle w:val="a8"/>
       </w:pPr>
       <w:r>
+        <w:lastRenderedPageBreak/>
         <w:t>만약</w:t>
       </w:r>
       <w:r>
@@ -13980,7 +13794,6 @@
               <w:rPr>
                 <w:sz w:val="20"/>
               </w:rPr>
-              <w:lastRenderedPageBreak/>
               <w:t>재현부</w:t>
             </w:r>
           </w:p>
@@ -14154,6 +13967,7 @@
       <w:bookmarkStart w:id="18" w:name="데이터로서의-분석-계층"/>
       <w:bookmarkEnd w:id="17"/>
       <w:r>
+        <w:lastRenderedPageBreak/>
         <w:t xml:space="preserve">4.3 </w:t>
       </w:r>
       <w:r>
@@ -14226,10 +14040,7 @@
         <w:t>자체를</w:t>
       </w:r>
       <w:r>
-        <w:t xml:space="preserve"> </w:t>
-      </w:r>
-      <w:r>
-        <w:t xml:space="preserve">peer-reviewable, machine-readable artefact </w:t>
+        <w:t xml:space="preserve"> peer-reviewable, machine-readable artefact </w:t>
       </w:r>
       <w:r>
         <w:t>로</w:t>
@@ -14816,7 +14627,10 @@
         <w:t>조절</w:t>
       </w:r>
       <w:r>
-        <w:t xml:space="preserve"> — </w:t>
+        <w:t xml:space="preserve"> </w:t>
+      </w:r>
+      <w:r>
+        <w:t xml:space="preserve">— </w:t>
       </w:r>
       <w:r>
         <w:t>음높이</w:t>
@@ -16378,7 +16192,6 @@
         <w:pStyle w:val="FirstParagraph"/>
       </w:pPr>
       <w:r>
-        <w:lastRenderedPageBreak/>
         <w:t>반복</w:t>
       </w:r>
       <w:r>
@@ -16773,6 +16586,7 @@
         <w:t xml:space="preserve">. MIR </w:t>
       </w:r>
       <w:r>
+        <w:lastRenderedPageBreak/>
         <w:t>문헌의</w:t>
       </w:r>
       <w:r>
@@ -17754,7 +17568,10 @@
         <w:t>공간적</w:t>
       </w:r>
       <w:r>
-        <w:t xml:space="preserve"> (</w:t>
+        <w:t xml:space="preserve"> </w:t>
+      </w:r>
+      <w:r>
+        <w:t>(</w:t>
       </w:r>
       <w:r>
         <w:t>악보</w:t>
@@ -18882,7 +18699,6 @@
         <w:pStyle w:val="a8"/>
       </w:pPr>
       <w:r>
-        <w:lastRenderedPageBreak/>
         <w:t>제시부</w:t>
       </w:r>
       <w:r>
@@ -19226,6 +19042,7 @@
         <w:pStyle w:val="a0"/>
       </w:pPr>
       <w:r>
+        <w:lastRenderedPageBreak/>
         <w:t>위</w:t>
       </w:r>
       <w:r>
@@ -21170,7 +20987,10 @@
         <w:t>확장</w:t>
       </w:r>
       <w:r>
-        <w:t xml:space="preserve"> — Beethoven Op. 49 No. 2, Clementi Op. 36 No. 1 </w:t>
+        <w:t xml:space="preserve"> </w:t>
+      </w:r>
+      <w:r>
+        <w:t xml:space="preserve">— Beethoven Op. 49 No. 2, Clementi Op. 36 No. 1 </w:t>
       </w:r>
       <w:r>
         <w:t>등의</w:t>
@@ -21938,7 +21758,6 @@
       <w:bookmarkStart w:id="32" w:name="재현-가능성-reproducibility"/>
       <w:bookmarkEnd w:id="31"/>
       <w:r>
-        <w:lastRenderedPageBreak/>
         <w:t xml:space="preserve">8. </w:t>
       </w:r>
       <w:r>
@@ -22097,6 +21916,7 @@
               <w:rPr>
                 <w:sz w:val="20"/>
               </w:rPr>
+              <w:lastRenderedPageBreak/>
               <w:t>소스</w:t>
             </w:r>
             <w:r>
@@ -23269,93 +23089,20 @@
         </w:numPr>
       </w:pPr>
       <w:r>
-        <w:t>교육부</w:t>
-      </w:r>
-      <w:r>
-        <w:t xml:space="preserve"> (2022). </w:t>
-      </w:r>
-      <w:r>
-        <w:rPr>
-          <w:i/>
-          <w:iCs/>
-        </w:rPr>
-        <w:t xml:space="preserve">2022 </w:t>
-      </w:r>
-      <w:r>
-        <w:rPr>
-          <w:i/>
-          <w:iCs/>
-        </w:rPr>
-        <w:t>개정</w:t>
-      </w:r>
-      <w:r>
-        <w:rPr>
-          <w:i/>
-          <w:iCs/>
-        </w:rPr>
-        <w:t xml:space="preserve"> </w:t>
-      </w:r>
-      <w:r>
-        <w:rPr>
-          <w:i/>
-          <w:iCs/>
-        </w:rPr>
-        <w:t>교육과정</w:t>
-      </w:r>
-      <w:r>
-        <w:rPr>
-          <w:i/>
-          <w:iCs/>
-        </w:rPr>
-        <w:t xml:space="preserve"> </w:t>
-      </w:r>
-      <w:r>
-        <w:rPr>
-          <w:i/>
-          <w:iCs/>
-        </w:rPr>
-        <w:t>음악과</w:t>
-      </w:r>
-      <w:r>
-        <w:rPr>
-          <w:i/>
-          <w:iCs/>
-        </w:rPr>
-        <w:t xml:space="preserve"> </w:t>
-      </w:r>
-      <w:r>
-        <w:rPr>
-          <w:i/>
-          <w:iCs/>
-        </w:rPr>
-        <w:t>교육과정</w:t>
-      </w:r>
-      <w:r>
-        <w:t xml:space="preserve">. </w:t>
-      </w:r>
-      <w:r>
-        <w:t>교육부</w:t>
-      </w:r>
-      <w:r>
-        <w:t xml:space="preserve"> </w:t>
-      </w:r>
-      <w:r>
-        <w:t>고시</w:t>
-      </w:r>
-      <w:r>
-        <w:t xml:space="preserve"> </w:t>
-      </w:r>
-      <w:r>
-        <w:t>제</w:t>
-      </w:r>
-      <w:r>
-        <w:t>2022-33</w:t>
-      </w:r>
-      <w:r>
-        <w:t>호</w:t>
-      </w:r>
-      <w:r>
-        <w:t>.</w:t>
+        <w:t xml:space="preserve">Brooke, J. (1996). SUS: A “quick and dirty” </w:t>
+      </w:r>
+      <w:r>
+        <w:t xml:space="preserve">usability scale. In </w:t>
+      </w:r>
+      <w:r>
+        <w:rPr>
+          <w:i/>
+          <w:iCs/>
+        </w:rPr>
+        <w:t>Usability Evaluation in Industry</w:t>
+      </w:r>
+      <w:r>
+        <w:t xml:space="preserve"> (pp. 189–194). Taylor &amp; Francis.</w:t>
       </w:r>
     </w:p>
     <w:p>
@@ -23367,53 +23114,508 @@
         </w:numPr>
       </w:pPr>
       <w:r>
-        <w:t>이흥렬</w:t>
-      </w:r>
-      <w:r>
-        <w:t xml:space="preserve">, </w:t>
-      </w:r>
-      <w:r>
-        <w:t>홍정수</w:t>
-      </w:r>
-      <w:r>
-        <w:t xml:space="preserve"> (2017). </w:t>
-      </w:r>
-      <w:r>
-        <w:rPr>
-          <w:i/>
-          <w:iCs/>
-        </w:rPr>
-        <w:t>음악사</w:t>
-      </w:r>
-      <w:r>
-        <w:rPr>
-          <w:i/>
-          <w:iCs/>
-        </w:rPr>
-        <w:t xml:space="preserve"> — </w:t>
-      </w:r>
-      <w:r>
-        <w:rPr>
-          <w:i/>
-          <w:iCs/>
-        </w:rPr>
-        <w:t>서양음악사</w:t>
-      </w:r>
-      <w:r>
-        <w:t xml:space="preserve">. </w:t>
-      </w:r>
-      <w:r>
-        <w:t>음악춘추사</w:t>
-      </w:r>
-      <w:r>
-        <w:t>.</w:t>
+        <w:t xml:space="preserve">Cannam, C., Landone, C., &amp; Sandler, M. (2010). Sonic Visualiser: An open source application for viewing, analysing, and annotating music audio files. In </w:t>
+      </w:r>
+      <w:r>
+        <w:rPr>
+          <w:i/>
+          <w:iCs/>
+        </w:rPr>
+        <w:t>Proceedings of the ACM Multimedia 2010 International Conference</w:t>
+      </w:r>
+      <w:r>
+        <w:t xml:space="preserve"> (pp. 1467–1468).</w:t>
       </w:r>
     </w:p>
     <w:p>
-      <w:r>
-        <w:pict w14:anchorId="688D6160">
-          <v:rect id="_x0000_i1025" style="width:0;height:1.5pt" o:hralign="center" o:hrstd="t" o:hr="t"/>
-        </w:pict>
+      <w:pPr>
+        <w:pStyle w:val="Compact"/>
+        <w:numPr>
+          <w:ilvl w:val="0"/>
+          <w:numId w:val="12"/>
+        </w:numPr>
+      </w:pPr>
+      <w:r>
+        <w:t xml:space="preserve">Caplin, W. E. (1998). </w:t>
+      </w:r>
+      <w:r>
+        <w:rPr>
+          <w:i/>
+          <w:iCs/>
+        </w:rPr>
+        <w:t>Classical Form: A Theory of Formal Functions for the Instrumental Music of Haydn, Mozart, and Beethoven.</w:t>
+      </w:r>
+      <w:r>
+        <w:t xml:space="preserve"> Oxford University Press.</w:t>
+      </w:r>
+    </w:p>
+    <w:p>
+      <w:pPr>
+        <w:pStyle w:val="Compact"/>
+        <w:numPr>
+          <w:ilvl w:val="0"/>
+          <w:numId w:val="12"/>
+        </w:numPr>
+      </w:pPr>
+      <w:r>
+        <w:t xml:space="preserve">Cohen, J. (1988). </w:t>
+      </w:r>
+      <w:r>
+        <w:rPr>
+          <w:i/>
+          <w:iCs/>
+        </w:rPr>
+        <w:t>Statistical Power Analysis for the Behavioral Sciences</w:t>
+      </w:r>
+      <w:r>
+        <w:t xml:space="preserve"> (2nd ed.). Erlbaum.</w:t>
+      </w:r>
+    </w:p>
+    <w:p>
+      <w:pPr>
+        <w:pStyle w:val="Compact"/>
+        <w:numPr>
+          <w:ilvl w:val="0"/>
+          <w:numId w:val="12"/>
+        </w:numPr>
+      </w:pPr>
+      <w:r>
+        <w:t xml:space="preserve">Cook, N. (1990). </w:t>
+      </w:r>
+      <w:r>
+        <w:rPr>
+          <w:i/>
+          <w:iCs/>
+        </w:rPr>
+        <w:t>Music, Imagination, and Culture.</w:t>
+      </w:r>
+      <w:r>
+        <w:t xml:space="preserve"> Oxford University Press.</w:t>
+      </w:r>
+    </w:p>
+    <w:p>
+      <w:pPr>
+        <w:pStyle w:val="Compact"/>
+        <w:numPr>
+          <w:ilvl w:val="0"/>
+          <w:numId w:val="12"/>
+        </w:numPr>
+      </w:pPr>
+      <w:r>
+        <w:t xml:space="preserve">Couprie, P. (2008). iAnalyse: a software dedicated to the graphical analysis of music. In </w:t>
+      </w:r>
+      <w:r>
+        <w:rPr>
+          <w:i/>
+          <w:iCs/>
+        </w:rPr>
+        <w:t>Proceedings of the 5th Sound and Music Computing Conference</w:t>
+      </w:r>
+      <w:r>
+        <w:t>.</w:t>
+      </w:r>
+    </w:p>
+    <w:p>
+      <w:pPr>
+        <w:pStyle w:val="Compact"/>
+        <w:numPr>
+          <w:ilvl w:val="0"/>
+          <w:numId w:val="12"/>
+        </w:numPr>
+      </w:pPr>
+      <w:r>
+        <w:t xml:space="preserve">Goto, M. (2006). AIST Annotation for the RWC Music Database. In </w:t>
+      </w:r>
+      <w:r>
+        <w:rPr>
+          <w:i/>
+          <w:iCs/>
+        </w:rPr>
+        <w:t>Proc. ISMIR</w:t>
+      </w:r>
+      <w:r>
+        <w:t>.</w:t>
+      </w:r>
+    </w:p>
+    <w:p>
+      <w:pPr>
+        <w:pStyle w:val="Compact"/>
+        <w:numPr>
+          <w:ilvl w:val="0"/>
+          <w:numId w:val="12"/>
+        </w:numPr>
+      </w:pPr>
+      <w:r>
+        <w:t xml:space="preserve">Hargreaves, D. J. (1986). </w:t>
+      </w:r>
+      <w:r>
+        <w:rPr>
+          <w:i/>
+          <w:iCs/>
+        </w:rPr>
+        <w:t>The Developmental Psychology of Music.</w:t>
+      </w:r>
+      <w:r>
+        <w:t xml:space="preserve"> Cambridge University Press.</w:t>
+      </w:r>
+    </w:p>
+    <w:p>
+      <w:pPr>
+        <w:pStyle w:val="Compact"/>
+        <w:numPr>
+          <w:ilvl w:val="0"/>
+          <w:numId w:val="12"/>
+        </w:numPr>
+      </w:pPr>
+      <w:r>
+        <w:t xml:space="preserve">Hepokoski, J., &amp; Darcy, W. (2006). </w:t>
+      </w:r>
+      <w:r>
+        <w:rPr>
+          <w:i/>
+          <w:iCs/>
+        </w:rPr>
+        <w:t>Elements of Sonata Theory: Norms, Types, and Deformations in the Late-Eighteenth-Century Sonata.</w:t>
+      </w:r>
+      <w:r>
+        <w:t xml:space="preserve"> Oxford University Press.</w:t>
+      </w:r>
+    </w:p>
+    <w:p>
+      <w:pPr>
+        <w:pStyle w:val="Compact"/>
+        <w:numPr>
+          <w:ilvl w:val="0"/>
+          <w:numId w:val="12"/>
+        </w:numPr>
+      </w:pPr>
+      <w:r>
+        <w:t xml:space="preserve">Kuo, Y.-T., &amp; Chuang, M.-C. (2013). A proposal of a color music notation system on a single melody for music beginners. </w:t>
+      </w:r>
+      <w:r>
+        <w:rPr>
+          <w:i/>
+          <w:iCs/>
+        </w:rPr>
+        <w:t>International Journal of Music Education</w:t>
+      </w:r>
+      <w:r>
+        <w:t>, 31(4), 394–412. https://doi.org/10.1177/0255761413489082</w:t>
+      </w:r>
+    </w:p>
+    <w:p>
+      <w:pPr>
+        <w:pStyle w:val="Compact"/>
+        <w:numPr>
+          <w:ilvl w:val="0"/>
+          <w:numId w:val="12"/>
+        </w:numPr>
+      </w:pPr>
+      <w:r>
+        <w:t xml:space="preserve">LaRue, J. (1970). </w:t>
+      </w:r>
+      <w:r>
+        <w:rPr>
+          <w:i/>
+          <w:iCs/>
+        </w:rPr>
+        <w:t>Guidelines for Style Analysis.</w:t>
+      </w:r>
+      <w:r>
+        <w:t xml:space="preserve"> Norton.</w:t>
+      </w:r>
+    </w:p>
+    <w:p>
+      <w:pPr>
+        <w:pStyle w:val="Compact"/>
+        <w:numPr>
+          <w:ilvl w:val="0"/>
+          <w:numId w:val="12"/>
+        </w:numPr>
+      </w:pPr>
+      <w:r>
+        <w:t xml:space="preserve">Margulis, E. H. (2014). </w:t>
+      </w:r>
+      <w:r>
+        <w:rPr>
+          <w:i/>
+          <w:iCs/>
+        </w:rPr>
+        <w:t>On Repeat: How Music Plays the Mind.</w:t>
+      </w:r>
+      <w:r>
+        <w:t xml:space="preserve"> Oxford University Press.</w:t>
+      </w:r>
+    </w:p>
+    <w:p>
+      <w:pPr>
+        <w:pStyle w:val="Compact"/>
+        <w:numPr>
+          <w:ilvl w:val="0"/>
+          <w:numId w:val="12"/>
+        </w:numPr>
+      </w:pPr>
+      <w:r>
+        <w:t xml:space="preserve">Mayer, R. E. (2009). </w:t>
+      </w:r>
+      <w:r>
+        <w:rPr>
+          <w:i/>
+          <w:iCs/>
+        </w:rPr>
+        <w:t>Multimedia Learning</w:t>
+      </w:r>
+      <w:r>
+        <w:t xml:space="preserve"> (2nd ed.). Cambridge University Press.</w:t>
+      </w:r>
+    </w:p>
+    <w:p>
+      <w:pPr>
+        <w:pStyle w:val="Compact"/>
+        <w:numPr>
+          <w:ilvl w:val="0"/>
+          <w:numId w:val="12"/>
+        </w:numPr>
+      </w:pPr>
+      <w:r>
+        <w:t xml:space="preserve">Mozart, W. A. (1986). </w:t>
+      </w:r>
+      <w:r>
+        <w:rPr>
+          <w:i/>
+          <w:iCs/>
+        </w:rPr>
+        <w:t>Neue Mozart-Ausgabe IX/25: Klaviersonaten Bd. 2.</w:t>
+      </w:r>
+      <w:r>
+        <w:t xml:space="preserve"> Bärenreiter.</w:t>
+      </w:r>
+    </w:p>
+    <w:p>
+      <w:pPr>
+        <w:pStyle w:val="Compact"/>
+        <w:numPr>
+          <w:ilvl w:val="0"/>
+          <w:numId w:val="12"/>
+        </w:numPr>
+      </w:pPr>
+      <w:r>
+        <w:t xml:space="preserve">Nakamura, E., Yoshii, K., &amp; Katayose, H. (2017). Performance Error Detection and Post-Processing for Fast and Accurate Symbolic Music Alignment. In </w:t>
+      </w:r>
+      <w:r>
+        <w:rPr>
+          <w:i/>
+          <w:iCs/>
+        </w:rPr>
+        <w:t>Proc. ISMIR</w:t>
+      </w:r>
+      <w:r>
+        <w:t>.</w:t>
+      </w:r>
+    </w:p>
+    <w:p>
+      <w:pPr>
+        <w:pStyle w:val="Compact"/>
+        <w:numPr>
+          <w:ilvl w:val="0"/>
+          <w:numId w:val="12"/>
+        </w:numPr>
+      </w:pPr>
+      <w:r>
+        <w:t xml:space="preserve">North, A. C., &amp; Hargreaves, D. J. (2008). </w:t>
+      </w:r>
+      <w:r>
+        <w:rPr>
+          <w:i/>
+          <w:iCs/>
+        </w:rPr>
+        <w:t>The Social and Applied Psychology of Music.</w:t>
+      </w:r>
+      <w:r>
+        <w:t xml:space="preserve"> Oxford University Press.</w:t>
+      </w:r>
+    </w:p>
+    <w:p>
+      <w:pPr>
+        <w:pStyle w:val="Compact"/>
+        <w:numPr>
+          <w:ilvl w:val="0"/>
+          <w:numId w:val="12"/>
+        </w:numPr>
+      </w:pPr>
+      <w:r>
+        <w:lastRenderedPageBreak/>
+        <w:t xml:space="preserve">Paivio, A. (1991). Dual Coding Theory: Retrospect and Current Status. </w:t>
+      </w:r>
+      <w:r>
+        <w:rPr>
+          <w:i/>
+          <w:iCs/>
+        </w:rPr>
+        <w:t>Canadian Journal of Psychology</w:t>
+      </w:r>
+      <w:r>
+        <w:t>, 45(3), 255–287.</w:t>
+      </w:r>
+    </w:p>
+    <w:p>
+      <w:pPr>
+        <w:pStyle w:val="Compact"/>
+        <w:numPr>
+          <w:ilvl w:val="0"/>
+          <w:numId w:val="12"/>
+        </w:numPr>
+      </w:pPr>
+      <w:r>
+        <w:t xml:space="preserve">Sapp, C. S. (2011). </w:t>
+      </w:r>
+      <w:r>
+        <w:rPr>
+          <w:i/>
+          <w:iCs/>
+        </w:rPr>
+        <w:t>Computational Methods for the Analysis of Musical Structure.</w:t>
+      </w:r>
+      <w:r>
+        <w:t xml:space="preserve"> PhD thesis, Stanford CCRMA.</w:t>
+      </w:r>
+    </w:p>
+    <w:p>
+      <w:pPr>
+        <w:pStyle w:val="Compact"/>
+        <w:numPr>
+          <w:ilvl w:val="0"/>
+          <w:numId w:val="12"/>
+        </w:numPr>
+      </w:pPr>
+      <w:r>
+        <w:t xml:space="preserve">Sapp, C. S. (2017). Verovio Humdrum Viewer. In </w:t>
+      </w:r>
+      <w:r>
+        <w:rPr>
+          <w:i/>
+          <w:iCs/>
+        </w:rPr>
+        <w:t>Music Encoding Conference</w:t>
+      </w:r>
+      <w:r>
+        <w:t>.</w:t>
+      </w:r>
+    </w:p>
+    <w:p>
+      <w:pPr>
+        <w:pStyle w:val="Compact"/>
+        <w:numPr>
+          <w:ilvl w:val="0"/>
+          <w:numId w:val="12"/>
+        </w:numPr>
+      </w:pPr>
+      <w:r>
+        <w:t xml:space="preserve">Sauro, J., &amp; Lewis, J. R. (2016). </w:t>
+      </w:r>
+      <w:r>
+        <w:rPr>
+          <w:i/>
+          <w:iCs/>
+        </w:rPr>
+        <w:t>Quantifying the User Experience: Practical Statistics for User Research</w:t>
+      </w:r>
+      <w:r>
+        <w:t xml:space="preserve"> (2nd ed.). Morgan Kaufmann.</w:t>
+      </w:r>
+    </w:p>
+    <w:p>
+      <w:pPr>
+        <w:pStyle w:val="Compact"/>
+        <w:numPr>
+          <w:ilvl w:val="0"/>
+          <w:numId w:val="12"/>
+        </w:numPr>
+      </w:pPr>
+      <w:r>
+        <w:t xml:space="preserve">Shadish, W. R., Cook, T. D., &amp; Campbell, D. T. (2002). </w:t>
+      </w:r>
+      <w:r>
+        <w:rPr>
+          <w:i/>
+          <w:iCs/>
+        </w:rPr>
+        <w:t>Experimental and Quasi-Experimental Designs for Generalized Causal Inference.</w:t>
+      </w:r>
+      <w:r>
+        <w:t xml:space="preserve"> Houghton Mifflin.</w:t>
+      </w:r>
+    </w:p>
+    <w:p>
+      <w:pPr>
+        <w:pStyle w:val="1"/>
+      </w:pPr>
+      <w:bookmarkStart w:id="34" w:name="부록-a.-시스템-화면"/>
+      <w:bookmarkEnd w:id="33"/>
+      <w:r>
+        <w:t>부록</w:t>
+      </w:r>
+      <w:r>
+        <w:t xml:space="preserve"> A. </w:t>
+      </w:r>
+      <w:r>
+        <w:t>시스템</w:t>
+      </w:r>
+      <w:r>
+        <w:t xml:space="preserve"> </w:t>
+      </w:r>
+      <w:r>
+        <w:t>화면</w:t>
+      </w:r>
+    </w:p>
+    <w:p>
+      <w:pPr>
+        <w:pStyle w:val="FirstParagraph"/>
+      </w:pPr>
+      <w:r>
+        <w:t xml:space="preserve">(figures/ </w:t>
+      </w:r>
+      <w:r>
+        <w:t>폴더의</w:t>
+      </w:r>
+      <w:r>
+        <w:t xml:space="preserve"> PNG </w:t>
+      </w:r>
+      <w:r>
+        <w:t>파일</w:t>
+      </w:r>
+      <w:r>
+        <w:t xml:space="preserve"> — </w:t>
+      </w:r>
+      <w:r>
+        <w:t>본</w:t>
+      </w:r>
+      <w:r>
+        <w:t xml:space="preserve"> </w:t>
+      </w:r>
+      <w:r>
+        <w:t>도구의</w:t>
+      </w:r>
+      <w:r>
+        <w:t xml:space="preserve"> </w:t>
+      </w:r>
+      <w:r>
+        <w:t>스크린샷</w:t>
+      </w:r>
+      <w:r>
+        <w:t xml:space="preserve"> 3</w:t>
+      </w:r>
+      <w:r>
+        <w:t>종을</w:t>
+      </w:r>
+      <w:r>
+        <w:t xml:space="preserve"> </w:t>
+      </w:r>
+      <w:r>
+        <w:t>첨부</w:t>
+      </w:r>
+      <w:r>
+        <w:t>)</w:t>
       </w:r>
     </w:p>
     <w:p>
@@ -23425,20 +23627,28 @@
         </w:numPr>
       </w:pPr>
       <w:r>
-        <w:t xml:space="preserve">Brooke, J. (1996). SUS: A “quick and dirty” </w:t>
-      </w:r>
-      <w:r>
-        <w:t xml:space="preserve">usability scale. In </w:t>
-      </w:r>
-      <w:r>
-        <w:rPr>
-          <w:i/>
-          <w:iCs/>
-        </w:rPr>
-        <w:t>Usability Evaluation in Industry</w:t>
-      </w:r>
-      <w:r>
-        <w:t xml:space="preserve"> (pp. 189–194). Taylor &amp; Francis.</w:t>
+        <w:t xml:space="preserve">Figure A.1 — </w:t>
+      </w:r>
+      <w:r>
+        <w:t>시스템</w:t>
+      </w:r>
+      <w:r>
+        <w:t xml:space="preserve"> </w:t>
+      </w:r>
+      <w:r>
+        <w:t>전체</w:t>
+      </w:r>
+      <w:r>
+        <w:t xml:space="preserve"> </w:t>
+      </w:r>
+      <w:r>
+        <w:t>화면</w:t>
+      </w:r>
+      <w:r>
+        <w:t xml:space="preserve"> </w:t>
+      </w:r>
+      <w:r>
+        <w:t>개관</w:t>
       </w:r>
     </w:p>
     <w:p>
@@ -23450,17 +23660,37 @@
         </w:numPr>
       </w:pPr>
       <w:r>
-        <w:t xml:space="preserve">Cannam, C., Landone, C., &amp; Sandler, M. (2010). Sonic Visualiser: An open source application for viewing, analysing, and annotating music audio files. In </w:t>
-      </w:r>
-      <w:r>
-        <w:rPr>
-          <w:i/>
-          <w:iCs/>
-        </w:rPr>
-        <w:t>Proceedings of the ACM Multimedia 2010 International Conference</w:t>
-      </w:r>
-      <w:r>
-        <w:t xml:space="preserve"> (pp. 1467–1468).</w:t>
+        <w:t xml:space="preserve">Figure A.2 — </w:t>
+      </w:r>
+      <w:r>
+        <w:t>형식</w:t>
+      </w:r>
+      <w:r>
+        <w:t xml:space="preserve"> </w:t>
+      </w:r>
+      <w:r>
+        <w:t>타임라인</w:t>
+      </w:r>
+      <w:r>
+        <w:t xml:space="preserve"> </w:t>
+      </w:r>
+      <w:r>
+        <w:t>클로즈업</w:t>
+      </w:r>
+      <w:r>
+        <w:t xml:space="preserve"> (P/S/codetta </w:t>
+      </w:r>
+      <w:r>
+        <w:t>색상</w:t>
+      </w:r>
+      <w:r>
+        <w:t xml:space="preserve"> </w:t>
+      </w:r>
+      <w:r>
+        <w:t>인코딩</w:t>
+      </w:r>
+      <w:r>
+        <w:t>)</w:t>
       </w:r>
     </w:p>
     <w:p>
@@ -23469,572 +23699,6 @@
         <w:numPr>
           <w:ilvl w:val="0"/>
           <w:numId w:val="13"/>
-        </w:numPr>
-      </w:pPr>
-      <w:r>
-        <w:t xml:space="preserve">Caplin, W. E. (1998). </w:t>
-      </w:r>
-      <w:r>
-        <w:rPr>
-          <w:i/>
-          <w:iCs/>
-        </w:rPr>
-        <w:t>Classical Form: A Theory of Formal Functions for the Instrumental Music of Haydn, Mozart, and Beethoven.</w:t>
-      </w:r>
-      <w:r>
-        <w:t xml:space="preserve"> Oxford University Press.</w:t>
-      </w:r>
-    </w:p>
-    <w:p>
-      <w:pPr>
-        <w:pStyle w:val="Compact"/>
-        <w:numPr>
-          <w:ilvl w:val="0"/>
-          <w:numId w:val="13"/>
-        </w:numPr>
-      </w:pPr>
-      <w:r>
-        <w:t xml:space="preserve">Cohen, J. (1988). </w:t>
-      </w:r>
-      <w:r>
-        <w:rPr>
-          <w:i/>
-          <w:iCs/>
-        </w:rPr>
-        <w:t>Statistical Power Analysis for the Behavioral Sciences</w:t>
-      </w:r>
-      <w:r>
-        <w:t xml:space="preserve"> (2nd ed.). Erlbaum.</w:t>
-      </w:r>
-    </w:p>
-    <w:p>
-      <w:pPr>
-        <w:pStyle w:val="Compact"/>
-        <w:numPr>
-          <w:ilvl w:val="0"/>
-          <w:numId w:val="13"/>
-        </w:numPr>
-      </w:pPr>
-      <w:r>
-        <w:t xml:space="preserve">Cook, N. (1990). </w:t>
-      </w:r>
-      <w:r>
-        <w:rPr>
-          <w:i/>
-          <w:iCs/>
-        </w:rPr>
-        <w:t>Music, Imagination, and Culture.</w:t>
-      </w:r>
-      <w:r>
-        <w:t xml:space="preserve"> Oxford University Press.</w:t>
-      </w:r>
-    </w:p>
-    <w:p>
-      <w:pPr>
-        <w:pStyle w:val="Compact"/>
-        <w:numPr>
-          <w:ilvl w:val="0"/>
-          <w:numId w:val="13"/>
-        </w:numPr>
-      </w:pPr>
-      <w:r>
-        <w:t xml:space="preserve">Couprie, P. (2008). iAnalyse: a software dedicated to the graphical analysis of music. In </w:t>
-      </w:r>
-      <w:r>
-        <w:rPr>
-          <w:i/>
-          <w:iCs/>
-        </w:rPr>
-        <w:t>Proceedings of the 5th Sound and Music Computing Conference</w:t>
-      </w:r>
-      <w:r>
-        <w:t>.</w:t>
-      </w:r>
-    </w:p>
-    <w:p>
-      <w:pPr>
-        <w:pStyle w:val="Compact"/>
-        <w:numPr>
-          <w:ilvl w:val="0"/>
-          <w:numId w:val="13"/>
-        </w:numPr>
-      </w:pPr>
-      <w:r>
-        <w:t xml:space="preserve">Goto, M. (2006). AIST Annotation for the RWC Music Database. In </w:t>
-      </w:r>
-      <w:r>
-        <w:rPr>
-          <w:i/>
-          <w:iCs/>
-        </w:rPr>
-        <w:t>Proc. ISMIR</w:t>
-      </w:r>
-      <w:r>
-        <w:t>.</w:t>
-      </w:r>
-    </w:p>
-    <w:p>
-      <w:pPr>
-        <w:pStyle w:val="Compact"/>
-        <w:numPr>
-          <w:ilvl w:val="0"/>
-          <w:numId w:val="13"/>
-        </w:numPr>
-      </w:pPr>
-      <w:r>
-        <w:t xml:space="preserve">Hargreaves, D. J. (1986). </w:t>
-      </w:r>
-      <w:r>
-        <w:rPr>
-          <w:i/>
-          <w:iCs/>
-        </w:rPr>
-        <w:t>The Developmental Psychology of Music.</w:t>
-      </w:r>
-      <w:r>
-        <w:t xml:space="preserve"> Cambridge University Press.</w:t>
-      </w:r>
-    </w:p>
-    <w:p>
-      <w:pPr>
-        <w:pStyle w:val="Compact"/>
-        <w:numPr>
-          <w:ilvl w:val="0"/>
-          <w:numId w:val="13"/>
-        </w:numPr>
-      </w:pPr>
-      <w:r>
-        <w:t xml:space="preserve">Hepokoski, J., &amp; Darcy, W. (2006). </w:t>
-      </w:r>
-      <w:r>
-        <w:rPr>
-          <w:i/>
-          <w:iCs/>
-        </w:rPr>
-        <w:t>Elements of Sonata Theory: Norms, Types, and Deformations in the Late-Eighteenth-Century Sonata.</w:t>
-      </w:r>
-      <w:r>
-        <w:t xml:space="preserve"> Oxford University Press.</w:t>
-      </w:r>
-    </w:p>
-    <w:p>
-      <w:pPr>
-        <w:pStyle w:val="Compact"/>
-        <w:numPr>
-          <w:ilvl w:val="0"/>
-          <w:numId w:val="13"/>
-        </w:numPr>
-      </w:pPr>
-      <w:r>
-        <w:t xml:space="preserve">Kuo, Y.-T., &amp; Chuang, M.-C. (2013). A proposal of a color music notation system on a single melody for music beginners. </w:t>
-      </w:r>
-      <w:r>
-        <w:rPr>
-          <w:i/>
-          <w:iCs/>
-        </w:rPr>
-        <w:t>International Journal of Music Education</w:t>
-      </w:r>
-      <w:r>
-        <w:t>, 31(4), 394–412. https://doi.org/10.1177/0255761413489082</w:t>
-      </w:r>
-    </w:p>
-    <w:p>
-      <w:pPr>
-        <w:pStyle w:val="Compact"/>
-        <w:numPr>
-          <w:ilvl w:val="0"/>
-          <w:numId w:val="13"/>
-        </w:numPr>
-      </w:pPr>
-      <w:r>
-        <w:t xml:space="preserve">LaRue, J. (1970). </w:t>
-      </w:r>
-      <w:r>
-        <w:rPr>
-          <w:i/>
-          <w:iCs/>
-        </w:rPr>
-        <w:t>Guidelines for Style Analysis.</w:t>
-      </w:r>
-      <w:r>
-        <w:t xml:space="preserve"> Norton.</w:t>
-      </w:r>
-    </w:p>
-    <w:p>
-      <w:pPr>
-        <w:pStyle w:val="Compact"/>
-        <w:numPr>
-          <w:ilvl w:val="0"/>
-          <w:numId w:val="13"/>
-        </w:numPr>
-      </w:pPr>
-      <w:r>
-        <w:t xml:space="preserve">Margulis, E. H. (2014). </w:t>
-      </w:r>
-      <w:r>
-        <w:rPr>
-          <w:i/>
-          <w:iCs/>
-        </w:rPr>
-        <w:t>On Repeat: How Music Plays the Mind.</w:t>
-      </w:r>
-      <w:r>
-        <w:t xml:space="preserve"> Oxford University Press.</w:t>
-      </w:r>
-    </w:p>
-    <w:p>
-      <w:pPr>
-        <w:pStyle w:val="Compact"/>
-        <w:numPr>
-          <w:ilvl w:val="0"/>
-          <w:numId w:val="13"/>
-        </w:numPr>
-      </w:pPr>
-      <w:r>
-        <w:lastRenderedPageBreak/>
-        <w:t xml:space="preserve">Mayer, R. E. (2009). </w:t>
-      </w:r>
-      <w:r>
-        <w:rPr>
-          <w:i/>
-          <w:iCs/>
-        </w:rPr>
-        <w:t>Multimedia Learning</w:t>
-      </w:r>
-      <w:r>
-        <w:t xml:space="preserve"> (2nd ed.). Cambridge University Press.</w:t>
-      </w:r>
-    </w:p>
-    <w:p>
-      <w:pPr>
-        <w:pStyle w:val="Compact"/>
-        <w:numPr>
-          <w:ilvl w:val="0"/>
-          <w:numId w:val="13"/>
-        </w:numPr>
-      </w:pPr>
-      <w:r>
-        <w:t xml:space="preserve">Mozart, W. A. (1986). </w:t>
-      </w:r>
-      <w:r>
-        <w:rPr>
-          <w:i/>
-          <w:iCs/>
-        </w:rPr>
-        <w:t>Neue Mozart-Ausgabe IX/25: Klaviersonaten Bd. 2.</w:t>
-      </w:r>
-      <w:r>
-        <w:t xml:space="preserve"> Bärenreiter.</w:t>
-      </w:r>
-    </w:p>
-    <w:p>
-      <w:pPr>
-        <w:pStyle w:val="Compact"/>
-        <w:numPr>
-          <w:ilvl w:val="0"/>
-          <w:numId w:val="13"/>
-        </w:numPr>
-      </w:pPr>
-      <w:r>
-        <w:t xml:space="preserve">Nakamura, E., Yoshii, K., &amp; Katayose, H. (2017). Performance Error Detection and Post-Processing for Fast and Accurate Symbolic Music Alignment. In </w:t>
-      </w:r>
-      <w:r>
-        <w:rPr>
-          <w:i/>
-          <w:iCs/>
-        </w:rPr>
-        <w:t>Proc. ISMIR</w:t>
-      </w:r>
-      <w:r>
-        <w:t>.</w:t>
-      </w:r>
-    </w:p>
-    <w:p>
-      <w:pPr>
-        <w:pStyle w:val="Compact"/>
-        <w:numPr>
-          <w:ilvl w:val="0"/>
-          <w:numId w:val="13"/>
-        </w:numPr>
-      </w:pPr>
-      <w:r>
-        <w:t xml:space="preserve">North, A. C., &amp; Hargreaves, D. J. (2008). </w:t>
-      </w:r>
-      <w:r>
-        <w:rPr>
-          <w:i/>
-          <w:iCs/>
-        </w:rPr>
-        <w:t>The Social and Applied Psychology of Music.</w:t>
-      </w:r>
-      <w:r>
-        <w:t xml:space="preserve"> Oxford University Press.</w:t>
-      </w:r>
-    </w:p>
-    <w:p>
-      <w:pPr>
-        <w:pStyle w:val="Compact"/>
-        <w:numPr>
-          <w:ilvl w:val="0"/>
-          <w:numId w:val="13"/>
-        </w:numPr>
-      </w:pPr>
-      <w:r>
-        <w:t xml:space="preserve">Paivio, A. (1991). Dual Coding Theory: Retrospect and Current Status. </w:t>
-      </w:r>
-      <w:r>
-        <w:rPr>
-          <w:i/>
-          <w:iCs/>
-        </w:rPr>
-        <w:t>Canadian Journal of Psychology</w:t>
-      </w:r>
-      <w:r>
-        <w:t>, 45(3), 255–287.</w:t>
-      </w:r>
-    </w:p>
-    <w:p>
-      <w:pPr>
-        <w:pStyle w:val="Compact"/>
-        <w:numPr>
-          <w:ilvl w:val="0"/>
-          <w:numId w:val="13"/>
-        </w:numPr>
-      </w:pPr>
-      <w:r>
-        <w:t xml:space="preserve">Sapp, C. S. (2011). </w:t>
-      </w:r>
-      <w:r>
-        <w:rPr>
-          <w:i/>
-          <w:iCs/>
-        </w:rPr>
-        <w:t>Computational Methods for the Analysis of Musical Structure.</w:t>
-      </w:r>
-      <w:r>
-        <w:t xml:space="preserve"> PhD thesis, Stanford CCRMA.</w:t>
-      </w:r>
-    </w:p>
-    <w:p>
-      <w:pPr>
-        <w:pStyle w:val="Compact"/>
-        <w:numPr>
-          <w:ilvl w:val="0"/>
-          <w:numId w:val="13"/>
-        </w:numPr>
-      </w:pPr>
-      <w:r>
-        <w:t xml:space="preserve">Sapp, C. S. (2017). Verovio Humdrum Viewer. In </w:t>
-      </w:r>
-      <w:r>
-        <w:rPr>
-          <w:i/>
-          <w:iCs/>
-        </w:rPr>
-        <w:t>Music Encoding Conference</w:t>
-      </w:r>
-      <w:r>
-        <w:t>.</w:t>
-      </w:r>
-    </w:p>
-    <w:p>
-      <w:pPr>
-        <w:pStyle w:val="Compact"/>
-        <w:numPr>
-          <w:ilvl w:val="0"/>
-          <w:numId w:val="13"/>
-        </w:numPr>
-      </w:pPr>
-      <w:r>
-        <w:t xml:space="preserve">Sauro, J., &amp; Lewis, J. R. (2016). </w:t>
-      </w:r>
-      <w:r>
-        <w:rPr>
-          <w:i/>
-          <w:iCs/>
-        </w:rPr>
-        <w:t>Quantifying the User Experience: Practical Statistics for User Research</w:t>
-      </w:r>
-      <w:r>
-        <w:t xml:space="preserve"> (2nd ed.). Morgan Kaufmann.</w:t>
-      </w:r>
-    </w:p>
-    <w:p>
-      <w:pPr>
-        <w:pStyle w:val="Compact"/>
-        <w:numPr>
-          <w:ilvl w:val="0"/>
-          <w:numId w:val="13"/>
-        </w:numPr>
-      </w:pPr>
-      <w:r>
-        <w:t xml:space="preserve">Shadish, W. R., Cook, T. D., &amp; Campbell, D. T. (2002). </w:t>
-      </w:r>
-      <w:r>
-        <w:rPr>
-          <w:i/>
-          <w:iCs/>
-        </w:rPr>
-        <w:t>Experimental and Quasi-Experimental Designs for Generalized Causal Inference.</w:t>
-      </w:r>
-      <w:r>
-        <w:t xml:space="preserve"> Houghton Mifflin.</w:t>
-      </w:r>
-    </w:p>
-    <w:p>
-      <w:pPr>
-        <w:pStyle w:val="1"/>
-      </w:pPr>
-      <w:bookmarkStart w:id="34" w:name="부록-a.-시스템-화면"/>
-      <w:bookmarkEnd w:id="33"/>
-      <w:r>
-        <w:t>부록</w:t>
-      </w:r>
-      <w:r>
-        <w:t xml:space="preserve"> A. </w:t>
-      </w:r>
-      <w:r>
-        <w:t>시스템</w:t>
-      </w:r>
-      <w:r>
-        <w:t xml:space="preserve"> </w:t>
-      </w:r>
-      <w:r>
-        <w:t>화면</w:t>
-      </w:r>
-    </w:p>
-    <w:p>
-      <w:pPr>
-        <w:pStyle w:val="FirstParagraph"/>
-      </w:pPr>
-      <w:r>
-        <w:t xml:space="preserve">(figures/ </w:t>
-      </w:r>
-      <w:r>
-        <w:t>폴더의</w:t>
-      </w:r>
-      <w:r>
-        <w:t xml:space="preserve"> PNG </w:t>
-      </w:r>
-      <w:r>
-        <w:t>파일</w:t>
-      </w:r>
-      <w:r>
-        <w:t xml:space="preserve"> — </w:t>
-      </w:r>
-      <w:r>
-        <w:t>본</w:t>
-      </w:r>
-      <w:r>
-        <w:t xml:space="preserve"> </w:t>
-      </w:r>
-      <w:r>
-        <w:t>도구의</w:t>
-      </w:r>
-      <w:r>
-        <w:t xml:space="preserve"> </w:t>
-      </w:r>
-      <w:r>
-        <w:t>스크린샷</w:t>
-      </w:r>
-      <w:r>
-        <w:t xml:space="preserve"> 3</w:t>
-      </w:r>
-      <w:r>
-        <w:t>종을</w:t>
-      </w:r>
-      <w:r>
-        <w:t xml:space="preserve"> </w:t>
-      </w:r>
-      <w:r>
-        <w:t>첨부</w:t>
-      </w:r>
-      <w:r>
-        <w:t>)</w:t>
-      </w:r>
-    </w:p>
-    <w:p>
-      <w:pPr>
-        <w:pStyle w:val="Compact"/>
-        <w:numPr>
-          <w:ilvl w:val="0"/>
-          <w:numId w:val="14"/>
-        </w:numPr>
-      </w:pPr>
-      <w:r>
-        <w:t xml:space="preserve">Figure A.1 — </w:t>
-      </w:r>
-      <w:r>
-        <w:t>시스템</w:t>
-      </w:r>
-      <w:r>
-        <w:t xml:space="preserve"> </w:t>
-      </w:r>
-      <w:r>
-        <w:t>전체</w:t>
-      </w:r>
-      <w:r>
-        <w:t xml:space="preserve"> </w:t>
-      </w:r>
-      <w:r>
-        <w:t>화면</w:t>
-      </w:r>
-      <w:r>
-        <w:t xml:space="preserve"> </w:t>
-      </w:r>
-      <w:r>
-        <w:t>개관</w:t>
-      </w:r>
-    </w:p>
-    <w:p>
-      <w:pPr>
-        <w:pStyle w:val="Compact"/>
-        <w:numPr>
-          <w:ilvl w:val="0"/>
-          <w:numId w:val="14"/>
-        </w:numPr>
-      </w:pPr>
-      <w:r>
-        <w:t xml:space="preserve">Figure A.2 — </w:t>
-      </w:r>
-      <w:r>
-        <w:t>형식</w:t>
-      </w:r>
-      <w:r>
-        <w:t xml:space="preserve"> </w:t>
-      </w:r>
-      <w:r>
-        <w:t>타임라인</w:t>
-      </w:r>
-      <w:r>
-        <w:t xml:space="preserve"> </w:t>
-      </w:r>
-      <w:r>
-        <w:t>클로즈업</w:t>
-      </w:r>
-      <w:r>
-        <w:t xml:space="preserve"> (P/S/codetta </w:t>
-      </w:r>
-      <w:r>
-        <w:t>색상</w:t>
-      </w:r>
-      <w:r>
-        <w:t xml:space="preserve"> </w:t>
-      </w:r>
-      <w:r>
-        <w:t>인코딩</w:t>
-      </w:r>
-      <w:r>
-        <w:t>)</w:t>
-      </w:r>
-    </w:p>
-    <w:p>
-      <w:pPr>
-        <w:pStyle w:val="Compact"/>
-        <w:numPr>
-          <w:ilvl w:val="0"/>
-          <w:numId w:val="14"/>
         </w:numPr>
       </w:pPr>
       <w:r>
@@ -24300,7 +23964,7 @@
   <w:abstractNum w:abstractNumId="0" w15:restartNumberingAfterBreak="0">
     <w:nsid w:val="0000A990"/>
     <w:multiLevelType w:val="multilevel"/>
-    <w:tmpl w:val="05E2230A"/>
+    <w:tmpl w:val="FFE8FC84"/>
     <w:lvl w:ilvl="0">
       <w:numFmt w:val="bullet"/>
       <w:lvlText w:val=" "/>
@@ -24377,7 +24041,7 @@
   <w:abstractNum w:abstractNumId="1" w15:restartNumberingAfterBreak="0">
     <w:nsid w:val="0000A991"/>
     <w:multiLevelType w:val="multilevel"/>
-    <w:tmpl w:val="06CAF004"/>
+    <w:tmpl w:val="85521D72"/>
     <w:lvl w:ilvl="0">
       <w:numFmt w:val="bullet"/>
       <w:lvlText w:val=""/>
@@ -24481,7 +24145,7 @@
   <w:abstractNum w:abstractNumId="2" w15:restartNumberingAfterBreak="0">
     <w:nsid w:val="00A99411"/>
     <w:multiLevelType w:val="multilevel"/>
-    <w:tmpl w:val="C9D81484"/>
+    <w:tmpl w:val="0C9AE37E"/>
     <w:lvl w:ilvl="0">
       <w:start w:val="1"/>
       <w:numFmt w:val="decimal"/>
@@ -24564,16 +24228,16 @@
       </w:pPr>
     </w:lvl>
   </w:abstractNum>
-  <w:num w:numId="1" w16cid:durableId="81268689">
+  <w:num w:numId="1" w16cid:durableId="1113475366">
     <w:abstractNumId w:val="0"/>
   </w:num>
-  <w:num w:numId="2" w16cid:durableId="24840454">
+  <w:num w:numId="2" w16cid:durableId="135220185">
     <w:abstractNumId w:val="1"/>
   </w:num>
-  <w:num w:numId="3" w16cid:durableId="740299881">
+  <w:num w:numId="3" w16cid:durableId="123890438">
     <w:abstractNumId w:val="1"/>
   </w:num>
-  <w:num w:numId="4" w16cid:durableId="295066678">
+  <w:num w:numId="4" w16cid:durableId="577330529">
     <w:abstractNumId w:val="2"/>
     <w:lvlOverride w:ilvl="0">
       <w:startOverride w:val="1"/>
@@ -24603,7 +24267,7 @@
       <w:startOverride w:val="1"/>
     </w:lvlOverride>
   </w:num>
-  <w:num w:numId="5" w16cid:durableId="1474174000">
+  <w:num w:numId="5" w16cid:durableId="1319305794">
     <w:abstractNumId w:val="2"/>
     <w:lvlOverride w:ilvl="0">
       <w:startOverride w:val="1"/>
@@ -24633,10 +24297,10 @@
       <w:startOverride w:val="1"/>
     </w:lvlOverride>
   </w:num>
-  <w:num w:numId="6" w16cid:durableId="2091005300">
+  <w:num w:numId="6" w16cid:durableId="823084577">
     <w:abstractNumId w:val="1"/>
   </w:num>
-  <w:num w:numId="7" w16cid:durableId="1120302555">
+  <w:num w:numId="7" w16cid:durableId="1745377972">
     <w:abstractNumId w:val="2"/>
     <w:lvlOverride w:ilvl="0">
       <w:startOverride w:val="1"/>
@@ -24666,10 +24330,10 @@
       <w:startOverride w:val="1"/>
     </w:lvlOverride>
   </w:num>
-  <w:num w:numId="8" w16cid:durableId="712583581">
+  <w:num w:numId="8" w16cid:durableId="1406411193">
     <w:abstractNumId w:val="1"/>
   </w:num>
-  <w:num w:numId="9" w16cid:durableId="989333071">
+  <w:num w:numId="9" w16cid:durableId="344597230">
     <w:abstractNumId w:val="2"/>
     <w:lvlOverride w:ilvl="0">
       <w:startOverride w:val="1"/>
@@ -24699,10 +24363,10 @@
       <w:startOverride w:val="1"/>
     </w:lvlOverride>
   </w:num>
-  <w:num w:numId="10" w16cid:durableId="2034334651">
+  <w:num w:numId="10" w16cid:durableId="843201154">
     <w:abstractNumId w:val="1"/>
   </w:num>
-  <w:num w:numId="11" w16cid:durableId="595014294">
+  <w:num w:numId="11" w16cid:durableId="1121537707">
     <w:abstractNumId w:val="2"/>
     <w:lvlOverride w:ilvl="0">
       <w:startOverride w:val="1"/>
@@ -24732,13 +24396,10 @@
       <w:startOverride w:val="1"/>
     </w:lvlOverride>
   </w:num>
-  <w:num w:numId="12" w16cid:durableId="1699550973">
+  <w:num w:numId="12" w16cid:durableId="1753427911">
     <w:abstractNumId w:val="1"/>
   </w:num>
-  <w:num w:numId="13" w16cid:durableId="1015422652">
-    <w:abstractNumId w:val="1"/>
-  </w:num>
-  <w:num w:numId="14" w16cid:durableId="670839098">
+  <w:num w:numId="13" w16cid:durableId="1023286981">
     <w:abstractNumId w:val="1"/>
   </w:num>
 </w:numbering>
@@ -25980,7 +25641,7 @@
     <w:name w:val="header"/>
     <w:basedOn w:val="a"/>
     <w:link w:val="Char2"/>
-    <w:rsid w:val="002354AC"/>
+    <w:rsid w:val="008F23B0"/>
     <w:pPr>
       <w:tabs>
         <w:tab w:val="center" w:pos="4513"/>
@@ -25993,13 +25654,13 @@
     <w:name w:val="머리글 Char"/>
     <w:basedOn w:val="a1"/>
     <w:link w:val="ad"/>
-    <w:rsid w:val="002354AC"/>
+    <w:rsid w:val="008F23B0"/>
   </w:style>
   <w:style w:type="paragraph" w:styleId="ae">
     <w:name w:val="footer"/>
     <w:basedOn w:val="a"/>
     <w:link w:val="Char3"/>
-    <w:rsid w:val="002354AC"/>
+    <w:rsid w:val="008F23B0"/>
     <w:pPr>
       <w:tabs>
         <w:tab w:val="center" w:pos="4513"/>
@@ -26012,12 +25673,12 @@
     <w:name w:val="바닥글 Char"/>
     <w:basedOn w:val="a1"/>
     <w:link w:val="ae"/>
-    <w:rsid w:val="002354AC"/>
+    <w:rsid w:val="008F23B0"/>
   </w:style>
   <w:style w:type="character" w:styleId="af">
     <w:name w:val="page number"/>
     <w:basedOn w:val="a1"/>
-    <w:rsid w:val="002354AC"/>
+    <w:rsid w:val="008F23B0"/>
   </w:style>
 </w:styles>
 </file>

--- a/ko/paper/paper_ko.docx
+++ b/ko/paper/paper_ko.docx
@@ -12119,7 +12119,10 @@
         <w:t>진행</w:t>
       </w:r>
       <w:r>
-        <w:t xml:space="preserve"> (I → V) </w:t>
+        <w:t xml:space="preserve"> </w:t>
+      </w:r>
+      <w:r>
+        <w:t xml:space="preserve">(I → V) </w:t>
       </w:r>
       <w:r>
         <w:t>을</w:t>
@@ -13841,7 +13844,6 @@
               <w:rPr>
                 <w:sz w:val="20"/>
               </w:rPr>
-              <w:lastRenderedPageBreak/>
               <w:t>너비</w:t>
             </w:r>
           </w:p>
@@ -13864,7 +13866,6 @@
               <w:rPr>
                 <w:sz w:val="20"/>
               </w:rPr>
-              <w:lastRenderedPageBreak/>
               <w:t>빨간</w:t>
             </w:r>
             <w:r>
@@ -13915,6 +13916,7 @@
                 <w:bCs/>
                 <w:sz w:val="20"/>
               </w:rPr>
+              <w:lastRenderedPageBreak/>
               <w:t>악보</w:t>
             </w:r>
           </w:p>
@@ -16485,7 +16487,6 @@
           <w:b/>
           <w:bCs/>
         </w:rPr>
-        <w:lastRenderedPageBreak/>
         <w:t>재생</w:t>
       </w:r>
       <w:r>
@@ -16579,6 +16580,7 @@
         <w:pStyle w:val="FirstParagraph"/>
       </w:pPr>
       <w:r>
+        <w:lastRenderedPageBreak/>
         <w:t>키보드</w:t>
       </w:r>
       <w:r>
@@ -19042,7 +19044,6 @@
         <w:t xml:space="preserve"> </w:t>
       </w:r>
       <w:r>
-        <w:lastRenderedPageBreak/>
         <w:t>제시부</w:t>
       </w:r>
       <w:r>
@@ -19160,6 +19161,7 @@
       <w:bookmarkStart w:id="24" w:name="색상-공개와-섹션-식별-8분"/>
       <w:bookmarkEnd w:id="23"/>
       <w:r>
+        <w:lastRenderedPageBreak/>
         <w:t xml:space="preserve">5.2 </w:t>
       </w:r>
       <w:r>
@@ -24384,7 +24386,6 @@
           <w:b/>
           <w:bCs/>
         </w:rPr>
-        <w:lastRenderedPageBreak/>
         <w:t>음원</w:t>
       </w:r>
       <w:r>
@@ -24515,7 +24516,11 @@
         <w:t>안내된</w:t>
       </w:r>
       <w:r>
-        <w:t xml:space="preserve"> Public Domain </w:t>
+        <w:t xml:space="preserve"> Public </w:t>
+      </w:r>
+      <w:r>
+        <w:lastRenderedPageBreak/>
+        <w:t xml:space="preserve">Domain </w:t>
       </w:r>
       <w:r>
         <w:t>출처</w:t>
@@ -25036,17 +25041,17 @@
         </w:numPr>
       </w:pPr>
       <w:r>
-        <w:t xml:space="preserve">Cohen, J. (1988). </w:t>
-      </w:r>
-      <w:r>
-        <w:rPr>
-          <w:i/>
-          <w:iCs/>
-        </w:rPr>
-        <w:t>Statistical Power Analysis for the Behavioral Sciences</w:t>
-      </w:r>
-      <w:r>
-        <w:t xml:space="preserve"> (2nd ed.). Erlbaum.</w:t>
+        <w:t xml:space="preserve">Caplin, W. E. (2009). What are formal functions? In P. Bergé (Ed.), </w:t>
+      </w:r>
+      <w:r>
+        <w:rPr>
+          <w:i/>
+          <w:iCs/>
+        </w:rPr>
+        <w:t>Musical form, forms, &amp; formenlehre</w:t>
+      </w:r>
+      <w:r>
+        <w:t xml:space="preserve"> (pp. 21–40). Leuven University Press.</w:t>
       </w:r>
     </w:p>
     <w:p>
@@ -25058,17 +25063,17 @@
         </w:numPr>
       </w:pPr>
       <w:r>
-        <w:t xml:space="preserve">Cook, N. (1990). </w:t>
-      </w:r>
-      <w:r>
-        <w:rPr>
-          <w:i/>
-          <w:iCs/>
-        </w:rPr>
-        <w:t>Music, Imagination, and Culture.</w:t>
-      </w:r>
-      <w:r>
-        <w:t xml:space="preserve"> Oxford University Press.</w:t>
+        <w:t xml:space="preserve">Cohen, J. (1988). </w:t>
+      </w:r>
+      <w:r>
+        <w:rPr>
+          <w:i/>
+          <w:iCs/>
+        </w:rPr>
+        <w:t>Statistical Power Analysis for the Behavioral Sciences</w:t>
+      </w:r>
+      <w:r>
+        <w:t xml:space="preserve"> (2nd ed.). Erlbaum.</w:t>
       </w:r>
     </w:p>
     <w:p>
@@ -25080,17 +25085,17 @@
         </w:numPr>
       </w:pPr>
       <w:r>
-        <w:t xml:space="preserve">Couprie, P. (2008). iAnalyse: a software dedicated to the graphical analysis of music. In </w:t>
-      </w:r>
-      <w:r>
-        <w:rPr>
-          <w:i/>
-          <w:iCs/>
-        </w:rPr>
-        <w:t>Proceedings of the 5th Sound and Music Computing Conference</w:t>
-      </w:r>
-      <w:r>
-        <w:t>.</w:t>
+        <w:t xml:space="preserve">Cook, N. (1990). </w:t>
+      </w:r>
+      <w:r>
+        <w:rPr>
+          <w:i/>
+          <w:iCs/>
+        </w:rPr>
+        <w:t>Music, Imagination, and Culture.</w:t>
+      </w:r>
+      <w:r>
+        <w:t xml:space="preserve"> Oxford University Press.</w:t>
       </w:r>
     </w:p>
     <w:p>
@@ -25102,14 +25107,14 @@
         </w:numPr>
       </w:pPr>
       <w:r>
-        <w:t xml:space="preserve">Goto, M. (2006). AIST Annotation for the RWC Music Database. In </w:t>
-      </w:r>
-      <w:r>
-        <w:rPr>
-          <w:i/>
-          <w:iCs/>
-        </w:rPr>
-        <w:t>Proc. ISMIR</w:t>
+        <w:t xml:space="preserve">Couprie, P. (2008). iAnalyse: a software dedicated to the graphical analysis of music. In </w:t>
+      </w:r>
+      <w:r>
+        <w:rPr>
+          <w:i/>
+          <w:iCs/>
+        </w:rPr>
+        <w:t>Proceedings of the 5th Sound and Music Computing Conference</w:t>
       </w:r>
       <w:r>
         <w:t>.</w:t>
@@ -25124,17 +25129,17 @@
         </w:numPr>
       </w:pPr>
       <w:r>
-        <w:t xml:space="preserve">Hargreaves, D. J. (1986). </w:t>
-      </w:r>
-      <w:r>
-        <w:rPr>
-          <w:i/>
-          <w:iCs/>
-        </w:rPr>
-        <w:t>The Developmental Psychology of Music.</w:t>
-      </w:r>
-      <w:r>
-        <w:t xml:space="preserve"> Cambridge University Press.</w:t>
+        <w:t xml:space="preserve">Goto, M. (2006). AIST Annotation for the RWC Music Database. In </w:t>
+      </w:r>
+      <w:r>
+        <w:rPr>
+          <w:i/>
+          <w:iCs/>
+        </w:rPr>
+        <w:t>Proc. ISMIR</w:t>
+      </w:r>
+      <w:r>
+        <w:t>.</w:t>
       </w:r>
     </w:p>
     <w:p>
@@ -25146,17 +25151,17 @@
         </w:numPr>
       </w:pPr>
       <w:r>
-        <w:t xml:space="preserve">Hepokoski, J., &amp; Darcy, W. (2006). </w:t>
-      </w:r>
-      <w:r>
-        <w:rPr>
-          <w:i/>
-          <w:iCs/>
-        </w:rPr>
-        <w:t>Elements of Sonata Theory: Norms, Types, and Deformations in the Late-Eighteenth-Century Sonata.</w:t>
-      </w:r>
-      <w:r>
-        <w:t xml:space="preserve"> Oxford University Press.</w:t>
+        <w:t xml:space="preserve">Hargreaves, D. J. (1986). </w:t>
+      </w:r>
+      <w:r>
+        <w:rPr>
+          <w:i/>
+          <w:iCs/>
+        </w:rPr>
+        <w:t>The Developmental Psychology of Music.</w:t>
+      </w:r>
+      <w:r>
+        <w:t xml:space="preserve"> Cambridge University Press.</w:t>
       </w:r>
     </w:p>
     <w:p>
@@ -25168,17 +25173,17 @@
         </w:numPr>
       </w:pPr>
       <w:r>
-        <w:t xml:space="preserve">Kuo, Y.-T., &amp; Chuang, M.-C. (2013). A proposal of a color music notation system on a single melody for music beginners. </w:t>
-      </w:r>
-      <w:r>
-        <w:rPr>
-          <w:i/>
-          <w:iCs/>
-        </w:rPr>
-        <w:t>International Journal of Music Education</w:t>
-      </w:r>
-      <w:r>
-        <w:t>, 31(4), 394–412. https://doi.org/10.1177/0255761413489082</w:t>
+        <w:t xml:space="preserve">Hepokoski, J., &amp; Darcy, W. (2006). </w:t>
+      </w:r>
+      <w:r>
+        <w:rPr>
+          <w:i/>
+          <w:iCs/>
+        </w:rPr>
+        <w:t>Elements of Sonata Theory: Norms, Types, and Deformations in the Late-Eighteenth-Century Sonata.</w:t>
+      </w:r>
+      <w:r>
+        <w:t xml:space="preserve"> Oxford University Press.</w:t>
       </w:r>
     </w:p>
     <w:p>
@@ -25190,17 +25195,17 @@
         </w:numPr>
       </w:pPr>
       <w:r>
-        <w:t xml:space="preserve">LaRue, J. (1970). </w:t>
-      </w:r>
-      <w:r>
-        <w:rPr>
-          <w:i/>
-          <w:iCs/>
-        </w:rPr>
-        <w:t>Guidelines for Style Analysis.</w:t>
-      </w:r>
-      <w:r>
-        <w:t xml:space="preserve"> Norton.</w:t>
+        <w:t xml:space="preserve">Kuo, Y.-T., &amp; Chuang, M.-C. (2013). A proposal of a color music notation system on a single melody for music beginners. </w:t>
+      </w:r>
+      <w:r>
+        <w:rPr>
+          <w:i/>
+          <w:iCs/>
+        </w:rPr>
+        <w:t>International Journal of Music Education</w:t>
+      </w:r>
+      <w:r>
+        <w:t>, 31(4), 394–412. https://doi.org/10.1177/0255761413489082</w:t>
       </w:r>
     </w:p>
     <w:p>
@@ -25212,17 +25217,17 @@
         </w:numPr>
       </w:pPr>
       <w:r>
-        <w:t xml:space="preserve">Margulis, E. H. (2014). </w:t>
-      </w:r>
-      <w:r>
-        <w:rPr>
-          <w:i/>
-          <w:iCs/>
-        </w:rPr>
-        <w:t>On Repeat: How Music Plays the Mind.</w:t>
-      </w:r>
-      <w:r>
-        <w:t xml:space="preserve"> Oxford University Press.</w:t>
+        <w:t xml:space="preserve">LaRue, J. (1970). </w:t>
+      </w:r>
+      <w:r>
+        <w:rPr>
+          <w:i/>
+          <w:iCs/>
+        </w:rPr>
+        <w:t>Guidelines for Style Analysis.</w:t>
+      </w:r>
+      <w:r>
+        <w:t xml:space="preserve"> Norton.</w:t>
       </w:r>
     </w:p>
     <w:p>
@@ -25234,17 +25239,17 @@
         </w:numPr>
       </w:pPr>
       <w:r>
-        <w:t xml:space="preserve">Mayer, R. E. (2009). </w:t>
-      </w:r>
-      <w:r>
-        <w:rPr>
-          <w:i/>
-          <w:iCs/>
-        </w:rPr>
-        <w:t>Multimedia Learning</w:t>
-      </w:r>
-      <w:r>
-        <w:t xml:space="preserve"> (2nd ed.). Cambridge University Press.</w:t>
+        <w:t xml:space="preserve">Margulis, E. H. (2014). </w:t>
+      </w:r>
+      <w:r>
+        <w:rPr>
+          <w:i/>
+          <w:iCs/>
+        </w:rPr>
+        <w:t>On Repeat: How Music Plays the Mind.</w:t>
+      </w:r>
+      <w:r>
+        <w:t xml:space="preserve"> Oxford University Press.</w:t>
       </w:r>
     </w:p>
     <w:p>
@@ -25256,17 +25261,17 @@
         </w:numPr>
       </w:pPr>
       <w:r>
-        <w:t xml:space="preserve">Mozart, W. A. (1986). </w:t>
-      </w:r>
-      <w:r>
-        <w:rPr>
-          <w:i/>
-          <w:iCs/>
-        </w:rPr>
-        <w:t>Neue Mozart-Ausgabe IX/25: Klaviersonaten Bd. 2.</w:t>
-      </w:r>
-      <w:r>
-        <w:t xml:space="preserve"> Bärenreiter.</w:t>
+        <w:t xml:space="preserve">Mayer, R. E. (2009). </w:t>
+      </w:r>
+      <w:r>
+        <w:rPr>
+          <w:i/>
+          <w:iCs/>
+        </w:rPr>
+        <w:t>Multimedia Learning</w:t>
+      </w:r>
+      <w:r>
+        <w:t xml:space="preserve"> (2nd ed.). Cambridge University Press.</w:t>
       </w:r>
     </w:p>
     <w:p>
@@ -25278,17 +25283,17 @@
         </w:numPr>
       </w:pPr>
       <w:r>
-        <w:t xml:space="preserve">Nakamura, E., Yoshii, K., &amp; Katayose, H. (2017). Performance Error Detection and Post-Processing for Fast and Accurate Symbolic Music Alignment. In </w:t>
-      </w:r>
-      <w:r>
-        <w:rPr>
-          <w:i/>
-          <w:iCs/>
-        </w:rPr>
-        <w:t>Proc. ISMIR</w:t>
-      </w:r>
-      <w:r>
-        <w:t>.</w:t>
+        <w:t xml:space="preserve">Mozart, W. A. (1986). </w:t>
+      </w:r>
+      <w:r>
+        <w:rPr>
+          <w:i/>
+          <w:iCs/>
+        </w:rPr>
+        <w:t>Neue Mozart-Ausgabe IX/25: Klaviersonaten Bd. 2.</w:t>
+      </w:r>
+      <w:r>
+        <w:t xml:space="preserve"> Bärenreiter.</w:t>
       </w:r>
     </w:p>
     <w:p>
@@ -25300,17 +25305,17 @@
         </w:numPr>
       </w:pPr>
       <w:r>
-        <w:t xml:space="preserve">North, A. C., &amp; Hargreaves, D. J. (2008). </w:t>
-      </w:r>
-      <w:r>
-        <w:rPr>
-          <w:i/>
-          <w:iCs/>
-        </w:rPr>
-        <w:t>The Social and Applied Psychology of Music.</w:t>
-      </w:r>
-      <w:r>
-        <w:t xml:space="preserve"> Oxford University Press.</w:t>
+        <w:t xml:space="preserve">Nakamura, E., Yoshii, K., &amp; Katayose, H. (2017). Performance Error Detection and Post-Processing for Fast and Accurate Symbolic Music Alignment. In </w:t>
+      </w:r>
+      <w:r>
+        <w:rPr>
+          <w:i/>
+          <w:iCs/>
+        </w:rPr>
+        <w:t>Proc. ISMIR</w:t>
+      </w:r>
+      <w:r>
+        <w:t>.</w:t>
       </w:r>
     </w:p>
     <w:p>
@@ -25322,17 +25327,17 @@
         </w:numPr>
       </w:pPr>
       <w:r>
-        <w:t xml:space="preserve">Paivio, A. (1991). Dual Coding Theory: Retrospect and Current Status. </w:t>
-      </w:r>
-      <w:r>
-        <w:rPr>
-          <w:i/>
-          <w:iCs/>
-        </w:rPr>
-        <w:t>Canadian Journal of Psychology</w:t>
-      </w:r>
-      <w:r>
-        <w:t>, 45(3), 255–287.</w:t>
+        <w:t xml:space="preserve">North, A. C., &amp; Hargreaves, D. J. (2008). </w:t>
+      </w:r>
+      <w:r>
+        <w:rPr>
+          <w:i/>
+          <w:iCs/>
+        </w:rPr>
+        <w:t>The Social and Applied Psychology of Music.</w:t>
+      </w:r>
+      <w:r>
+        <w:t xml:space="preserve"> Oxford University Press.</w:t>
       </w:r>
     </w:p>
     <w:p>
@@ -25344,17 +25349,17 @@
         </w:numPr>
       </w:pPr>
       <w:r>
-        <w:t xml:space="preserve">Sapp, C. S. (2011). </w:t>
-      </w:r>
-      <w:r>
-        <w:rPr>
-          <w:i/>
-          <w:iCs/>
-        </w:rPr>
-        <w:t>Computational Methods for the Analysis of Musical Structure.</w:t>
-      </w:r>
-      <w:r>
-        <w:t xml:space="preserve"> PhD thesis, Stanford CCRMA.</w:t>
+        <w:t xml:space="preserve">Paivio, A. (1991). Dual Coding Theory: Retrospect and Current Status. </w:t>
+      </w:r>
+      <w:r>
+        <w:rPr>
+          <w:i/>
+          <w:iCs/>
+        </w:rPr>
+        <w:t>Canadian Journal of Psychology</w:t>
+      </w:r>
+      <w:r>
+        <w:t>, 45(3), 255–287.</w:t>
       </w:r>
     </w:p>
     <w:p>
@@ -25366,17 +25371,17 @@
         </w:numPr>
       </w:pPr>
       <w:r>
-        <w:t xml:space="preserve">Sapp, C. S. (2017). Verovio Humdrum Viewer. In </w:t>
-      </w:r>
-      <w:r>
-        <w:rPr>
-          <w:i/>
-          <w:iCs/>
-        </w:rPr>
-        <w:t>Music Encoding Conference</w:t>
-      </w:r>
-      <w:r>
-        <w:t>.</w:t>
+        <w:t xml:space="preserve">Sapp, C. S. (2011). </w:t>
+      </w:r>
+      <w:r>
+        <w:rPr>
+          <w:i/>
+          <w:iCs/>
+        </w:rPr>
+        <w:t>Computational Methods for the Analysis of Musical Structure.</w:t>
+      </w:r>
+      <w:r>
+        <w:t xml:space="preserve"> PhD thesis, Stanford CCRMA.</w:t>
       </w:r>
     </w:p>
     <w:p>
@@ -25388,17 +25393,17 @@
         </w:numPr>
       </w:pPr>
       <w:r>
-        <w:t xml:space="preserve">Sauro, J., &amp; Lewis, J. R. (2016). </w:t>
-      </w:r>
-      <w:r>
-        <w:rPr>
-          <w:i/>
-          <w:iCs/>
-        </w:rPr>
-        <w:t>Quantifying the User Experience: Practical Statistics for User Research</w:t>
-      </w:r>
-      <w:r>
-        <w:t xml:space="preserve"> (2nd ed.). Morgan Kaufmann.</w:t>
+        <w:t xml:space="preserve">Sapp, C. S. (2017). Verovio Humdrum Viewer. In </w:t>
+      </w:r>
+      <w:r>
+        <w:rPr>
+          <w:i/>
+          <w:iCs/>
+        </w:rPr>
+        <w:t>Music Encoding Conference</w:t>
+      </w:r>
+      <w:r>
+        <w:t>.</w:t>
       </w:r>
     </w:p>
     <w:p>
@@ -25410,6 +25415,35 @@
         </w:numPr>
       </w:pPr>
       <w:r>
+        <w:t xml:space="preserve">Sauro, J., &amp; Lewis, J. R. (2016). </w:t>
+      </w:r>
+      <w:r>
+        <w:rPr>
+          <w:i/>
+          <w:iCs/>
+        </w:rPr>
+        <w:t xml:space="preserve">Quantifying the User Experience: </w:t>
+      </w:r>
+      <w:r>
+        <w:rPr>
+          <w:i/>
+          <w:iCs/>
+        </w:rPr>
+        <w:t>Practical Statistics for User Research</w:t>
+      </w:r>
+      <w:r>
+        <w:t xml:space="preserve"> (2nd ed.). Morgan Kaufmann.</w:t>
+      </w:r>
+    </w:p>
+    <w:p>
+      <w:pPr>
+        <w:pStyle w:val="Compact"/>
+        <w:numPr>
+          <w:ilvl w:val="0"/>
+          <w:numId w:val="13"/>
+        </w:numPr>
+      </w:pPr>
+      <w:r>
         <w:t xml:space="preserve">Shadish, W. R., Cook, T. D., &amp; Campbell, D. T. (2002). </w:t>
       </w:r>
       <w:r>
@@ -25450,28 +25484,25 @@
         <w:pStyle w:val="FirstParagraph"/>
       </w:pPr>
       <w:r>
-        <w:t xml:space="preserve">(figures/ </w:t>
-      </w:r>
-      <w:r>
-        <w:t>폴더의</w:t>
-      </w:r>
-      <w:r>
-        <w:t xml:space="preserve"> PNG </w:t>
-      </w:r>
-      <w:r>
-        <w:t>파일</w:t>
-      </w:r>
-      <w:r>
-        <w:t xml:space="preserve"> — </w:t>
-      </w:r>
-      <w:r>
-        <w:t>본</w:t>
-      </w:r>
-      <w:r>
-        <w:t xml:space="preserve"> </w:t>
-      </w:r>
-      <w:r>
-        <w:t>도구의</w:t>
+        <w:t>라이브</w:t>
+      </w:r>
+      <w:r>
+        <w:t xml:space="preserve"> </w:t>
+      </w:r>
+      <w:r>
+        <w:t>배포</w:t>
+      </w:r>
+      <w:r>
+        <w:t xml:space="preserve"> (https://rosyrosys.github.io/sonata-form-viz/en/) </w:t>
+      </w:r>
+      <w:r>
+        <w:t>에서</w:t>
+      </w:r>
+      <w:r>
+        <w:t xml:space="preserve"> </w:t>
+      </w:r>
+      <w:r>
+        <w:t>캡처한</w:t>
       </w:r>
       <w:r>
         <w:t xml:space="preserve"> </w:t>
@@ -25489,10 +25520,43 @@
         <w:t xml:space="preserve"> </w:t>
       </w:r>
       <w:r>
-        <w:t>첨부</w:t>
-      </w:r>
-      <w:r>
-        <w:t>)</w:t>
+        <w:t>제출</w:t>
+      </w:r>
+      <w:r>
+        <w:t xml:space="preserve"> </w:t>
+      </w:r>
+      <w:r>
+        <w:t>패키지</w:t>
+      </w:r>
+      <w:r>
+        <w:t xml:space="preserve"> </w:t>
+      </w:r>
+      <w:r>
+        <w:rPr>
+          <w:rStyle w:val="VerbatimChar"/>
+        </w:rPr>
+        <w:t>figures/</w:t>
+      </w:r>
+      <w:r>
+        <w:t xml:space="preserve"> </w:t>
+      </w:r>
+      <w:r>
+        <w:t>폴더에</w:t>
+      </w:r>
+      <w:r>
+        <w:t xml:space="preserve"> </w:t>
+      </w:r>
+      <w:r>
+        <w:t>포함한다</w:t>
+      </w:r>
+      <w:r>
+        <w:t xml:space="preserve">. </w:t>
+      </w:r>
+      <w:r>
+        <w:t>캡션</w:t>
+      </w:r>
+      <w:r>
+        <w:t>:</w:t>
       </w:r>
     </w:p>
     <w:p>
@@ -25504,8 +25568,15 @@
         </w:numPr>
       </w:pPr>
       <w:r>
+        <w:rPr>
+          <w:b/>
+          <w:bCs/>
+        </w:rPr>
         <w:lastRenderedPageBreak/>
-        <w:t xml:space="preserve">Figure A.1 — </w:t>
+        <w:t>Figure A.1.</w:t>
+      </w:r>
+      <w:r>
+        <w:t xml:space="preserve"> </w:t>
       </w:r>
       <w:r>
         <w:t>시스템</w:t>
@@ -25523,10 +25594,61 @@
         <w:t>화면</w:t>
       </w:r>
       <w:r>
-        <w:t xml:space="preserve"> </w:t>
-      </w:r>
-      <w:r>
-        <w:t>개관</w:t>
+        <w:t xml:space="preserve"> — </w:t>
+      </w:r>
+      <w:r>
+        <w:t>상단</w:t>
+      </w:r>
+      <w:r>
+        <w:t xml:space="preserve"> </w:t>
+      </w:r>
+      <w:r>
+        <w:t>타임라인</w:t>
+      </w:r>
+      <w:r>
+        <w:t xml:space="preserve">, </w:t>
+      </w:r>
+      <w:r>
+        <w:t>중앙</w:t>
+      </w:r>
+      <w:r>
+        <w:t xml:space="preserve"> OSMD </w:t>
+      </w:r>
+      <w:r>
+        <w:t>렌더링</w:t>
+      </w:r>
+      <w:r>
+        <w:t xml:space="preserve"> </w:t>
+      </w:r>
+      <w:r>
+        <w:t>악보</w:t>
+      </w:r>
+      <w:r>
+        <w:t xml:space="preserve">, </w:t>
+      </w:r>
+      <w:r>
+        <w:t>측면</w:t>
+      </w:r>
+      <w:r>
+        <w:t xml:space="preserve"> </w:t>
+      </w:r>
+      <w:r>
+        <w:t>섹션</w:t>
+      </w:r>
+      <w:r>
+        <w:t xml:space="preserve"> </w:t>
+      </w:r>
+      <w:r>
+        <w:t>점프</w:t>
+      </w:r>
+      <w:r>
+        <w:t xml:space="preserve"> </w:t>
+      </w:r>
+      <w:r>
+        <w:t>제어판</w:t>
+      </w:r>
+      <w:r>
+        <w:t>.</w:t>
       </w:r>
     </w:p>
     <w:p>
@@ -25538,10 +25660,11 @@
         </w:numPr>
       </w:pPr>
       <w:r>
-        <w:t xml:space="preserve">Figure A.2 — </w:t>
-      </w:r>
-      <w:r>
-        <w:t>형식</w:t>
+        <w:rPr>
+          <w:b/>
+          <w:bCs/>
+        </w:rPr>
+        <w:t>Figure A.2.</w:t>
       </w:r>
       <w:r>
         <w:t xml:space="preserve"> </w:t>
@@ -25556,7 +25679,19 @@
         <w:t>클로즈업</w:t>
       </w:r>
       <w:r>
-        <w:t xml:space="preserve"> (P/S/codetta </w:t>
+        <w:t xml:space="preserve"> — </w:t>
+      </w:r>
+      <w:r>
+        <w:t>두</w:t>
+      </w:r>
+      <w:r>
+        <w:t xml:space="preserve"> </w:t>
+      </w:r>
+      <w:r>
+        <w:t>단계</w:t>
+      </w:r>
+      <w:r>
+        <w:t xml:space="preserve"> </w:t>
       </w:r>
       <w:r>
         <w:t>색상</w:t>
@@ -25568,7 +25703,109 @@
         <w:t>인코딩</w:t>
       </w:r>
       <w:r>
-        <w:t>)</w:t>
+        <w:t xml:space="preserve"> </w:t>
+      </w:r>
+      <w:r>
+        <w:t>시연</w:t>
+      </w:r>
+      <w:r>
+        <w:t xml:space="preserve">. </w:t>
+      </w:r>
+      <w:r>
+        <w:t>섹션은</w:t>
+      </w:r>
+      <w:r>
+        <w:t xml:space="preserve"> </w:t>
+      </w:r>
+      <w:r>
+        <w:t>파스텔</w:t>
+      </w:r>
+      <w:r>
+        <w:t xml:space="preserve"> </w:t>
+      </w:r>
+      <w:r>
+        <w:t>색상</w:t>
+      </w:r>
+      <w:r>
+        <w:t xml:space="preserve"> (</w:t>
+      </w:r>
+      <w:r>
+        <w:t>청</w:t>
+      </w:r>
+      <w:r>
+        <w:t>·</w:t>
+      </w:r>
+      <w:r>
+        <w:t>황</w:t>
+      </w:r>
+      <w:r>
+        <w:t>·</w:t>
+      </w:r>
+      <w:r>
+        <w:t>녹</w:t>
+      </w:r>
+      <w:r>
+        <w:t xml:space="preserve">), </w:t>
+      </w:r>
+      <w:r>
+        <w:t>주제</w:t>
+      </w:r>
+      <w:r>
+        <w:t xml:space="preserve"> </w:t>
+      </w:r>
+      <w:r>
+        <w:t>영역</w:t>
+      </w:r>
+      <w:r>
+        <w:t xml:space="preserve"> (P/T/S/codetta) </w:t>
+      </w:r>
+      <w:r>
+        <w:t>은</w:t>
+      </w:r>
+      <w:r>
+        <w:t xml:space="preserve"> </w:t>
+      </w:r>
+      <w:r>
+        <w:t>각</w:t>
+      </w:r>
+      <w:r>
+        <w:t xml:space="preserve"> </w:t>
+      </w:r>
+      <w:r>
+        <w:t>섹션</w:t>
+      </w:r>
+      <w:r>
+        <w:t xml:space="preserve"> </w:t>
+      </w:r>
+      <w:r>
+        <w:t>위에</w:t>
+      </w:r>
+      <w:r>
+        <w:t xml:space="preserve"> </w:t>
+      </w:r>
+      <w:r>
+        <w:t>액센트</w:t>
+      </w:r>
+      <w:r>
+        <w:t xml:space="preserve"> </w:t>
+      </w:r>
+      <w:r>
+        <w:t>막대</w:t>
+      </w:r>
+      <w:r>
+        <w:t xml:space="preserve">, </w:t>
+      </w:r>
+      <w:r>
+        <w:t>빨간</w:t>
+      </w:r>
+      <w:r>
+        <w:t xml:space="preserve"> </w:t>
+      </w:r>
+      <w:r>
+        <w:t>플레이헤드</w:t>
+      </w:r>
+      <w:r>
+        <w:t>.</w:t>
       </w:r>
     </w:p>
     <w:p>
@@ -25580,16 +25817,17 @@
         </w:numPr>
       </w:pPr>
       <w:r>
-        <w:t xml:space="preserve">Figure A.3 — </w:t>
-      </w:r>
-      <w:r>
-        <w:t>악보</w:t>
-      </w:r>
-      <w:r>
-        <w:t xml:space="preserve"> </w:t>
-      </w:r>
-      <w:r>
-        <w:t>위</w:t>
+        <w:rPr>
+          <w:b/>
+          <w:bCs/>
+        </w:rPr>
+        <w:t>Figure A.3.</w:t>
+      </w:r>
+      <w:r>
+        <w:t xml:space="preserve"> </w:t>
+      </w:r>
+      <w:r>
+        <w:t>재현부</w:t>
       </w:r>
       <w:r>
         <w:t xml:space="preserve"> </w:t>
@@ -25610,25 +25848,67 @@
         <w:t>오버레이</w:t>
       </w:r>
       <w:r>
-        <w:t xml:space="preserve"> (</w:t>
+        <w:t xml:space="preserve"> — F</w:t>
+      </w:r>
+      <w:r>
+        <w:t>장조</w:t>
+      </w:r>
+      <w:r>
+        <w:t xml:space="preserve"> P </w:t>
+      </w:r>
+      <w:r>
+        <w:t>구간이</w:t>
+      </w:r>
+      <w:r>
+        <w:t xml:space="preserve"> </w:t>
+      </w:r>
+      <w:r>
+        <w:t>녹색</w:t>
+      </w:r>
+      <w:r>
+        <w:t xml:space="preserve"> </w:t>
       </w:r>
       <w:r>
         <w:t>재현부</w:t>
       </w:r>
       <w:r>
-        <w:t xml:space="preserve"> P </w:t>
-      </w:r>
-      <w:r>
-        <w:t>구간</w:t>
-      </w:r>
-      <w:r>
-        <w:t>, F</w:t>
-      </w:r>
-      <w:r>
-        <w:t>장조</w:t>
-      </w:r>
-      <w:r>
-        <w:t>)</w:t>
+        <w:t xml:space="preserve"> </w:t>
+      </w:r>
+      <w:r>
+        <w:t>밴드로</w:t>
+      </w:r>
+      <w:r>
+        <w:t xml:space="preserve"> </w:t>
+      </w:r>
+      <w:r>
+        <w:t>표시되며</w:t>
+      </w:r>
+      <w:r>
+        <w:t xml:space="preserve">, </w:t>
+      </w:r>
+      <w:r>
+        <w:t>분석</w:t>
+      </w:r>
+      <w:r>
+        <w:t xml:space="preserve"> </w:t>
+      </w:r>
+      <w:r>
+        <w:t>패널은</w:t>
+      </w:r>
+      <w:r>
+        <w:t xml:space="preserve"> “F major (IV)” </w:t>
+      </w:r>
+      <w:r>
+        <w:t>를</w:t>
+      </w:r>
+      <w:r>
+        <w:t xml:space="preserve"> </w:t>
+      </w:r>
+      <w:r>
+        <w:t>출력</w:t>
+      </w:r>
+      <w:r>
+        <w:t>.</w:t>
       </w:r>
       <w:bookmarkEnd w:id="35"/>
     </w:p>
@@ -25657,7 +25937,7 @@
   <w:endnote w:type="separator" w:id="-1">
     <w:p>
       <w:pPr>
-        <w:spacing w:after="0"/>
+        <w:spacing w:after="0" w:line="240" w:lineRule="auto"/>
       </w:pPr>
       <w:r>
         <w:separator/>
@@ -25667,7 +25947,7 @@
   <w:endnote w:type="continuationSeparator" w:id="0">
     <w:p>
       <w:pPr>
-        <w:spacing w:after="0"/>
+        <w:spacing w:after="0" w:line="240" w:lineRule="auto"/>
       </w:pPr>
       <w:r>
         <w:continuationSeparator/>
@@ -25754,7 +26034,7 @@
         <w:rStyle w:val="af"/>
         <w:noProof/>
       </w:rPr>
-      <w:t>1</w:t>
+      <w:t>11</w:t>
     </w:r>
     <w:r>
       <w:rPr>
@@ -25787,7 +26067,7 @@
   <w:footnote w:type="separator" w:id="-1">
     <w:p>
       <w:pPr>
-        <w:spacing w:after="0"/>
+        <w:spacing w:after="0" w:line="240" w:lineRule="auto"/>
       </w:pPr>
       <w:r>
         <w:separator/>
@@ -25797,7 +26077,7 @@
   <w:footnote w:type="continuationSeparator" w:id="0">
     <w:p>
       <w:pPr>
-        <w:spacing w:after="0"/>
+        <w:spacing w:after="0" w:line="240" w:lineRule="auto"/>
       </w:pPr>
       <w:r>
         <w:continuationSeparator/>
@@ -25842,7 +26122,7 @@
   <w:abstractNum w:abstractNumId="0" w15:restartNumberingAfterBreak="0">
     <w:nsid w:val="99432019"/>
     <w:multiLevelType w:val="multilevel"/>
-    <w:tmpl w:val="9B6AA48A"/>
+    <w:tmpl w:val="61A2FB18"/>
     <w:lvl w:ilvl="0">
       <w:start w:val="2019"/>
       <w:numFmt w:val="decimal"/>
@@ -25928,7 +26208,7 @@
   <w:abstractNum w:abstractNumId="1" w15:restartNumberingAfterBreak="0">
     <w:nsid w:val="0000A990"/>
     <w:multiLevelType w:val="multilevel"/>
-    <w:tmpl w:val="84C63F1E"/>
+    <w:tmpl w:val="85326BBA"/>
     <w:lvl w:ilvl="0">
       <w:numFmt w:val="bullet"/>
       <w:lvlText w:val=" "/>
@@ -26005,7 +26285,7 @@
   <w:abstractNum w:abstractNumId="2" w15:restartNumberingAfterBreak="0">
     <w:nsid w:val="0000A991"/>
     <w:multiLevelType w:val="multilevel"/>
-    <w:tmpl w:val="5FA6C1B0"/>
+    <w:tmpl w:val="1D4898DE"/>
     <w:lvl w:ilvl="0">
       <w:numFmt w:val="bullet"/>
       <w:lvlText w:val=""/>
@@ -26109,7 +26389,7 @@
   <w:abstractNum w:abstractNumId="3" w15:restartNumberingAfterBreak="0">
     <w:nsid w:val="00A99411"/>
     <w:multiLevelType w:val="multilevel"/>
-    <w:tmpl w:val="2E6AE048"/>
+    <w:tmpl w:val="9AECC644"/>
     <w:lvl w:ilvl="0">
       <w:start w:val="1"/>
       <w:numFmt w:val="decimal"/>
@@ -26192,16 +26472,16 @@
       </w:pPr>
     </w:lvl>
   </w:abstractNum>
-  <w:num w:numId="1" w16cid:durableId="1954091965">
+  <w:num w:numId="1" w16cid:durableId="1195733479">
     <w:abstractNumId w:val="1"/>
   </w:num>
-  <w:num w:numId="2" w16cid:durableId="2098745362">
+  <w:num w:numId="2" w16cid:durableId="2026782775">
     <w:abstractNumId w:val="2"/>
   </w:num>
-  <w:num w:numId="3" w16cid:durableId="339083959">
+  <w:num w:numId="3" w16cid:durableId="722799914">
     <w:abstractNumId w:val="2"/>
   </w:num>
-  <w:num w:numId="4" w16cid:durableId="1453018898">
+  <w:num w:numId="4" w16cid:durableId="1401323314">
     <w:abstractNumId w:val="3"/>
     <w:lvlOverride w:ilvl="0">
       <w:startOverride w:val="1"/>
@@ -26231,7 +26511,7 @@
       <w:startOverride w:val="1"/>
     </w:lvlOverride>
   </w:num>
-  <w:num w:numId="5" w16cid:durableId="2051028938">
+  <w:num w:numId="5" w16cid:durableId="1034386671">
     <w:abstractNumId w:val="0"/>
     <w:lvlOverride w:ilvl="0">
       <w:startOverride w:val="2019"/>
@@ -26261,7 +26541,7 @@
       <w:startOverride w:val="2019"/>
     </w:lvlOverride>
   </w:num>
-  <w:num w:numId="6" w16cid:durableId="1324629691">
+  <w:num w:numId="6" w16cid:durableId="2039813030">
     <w:abstractNumId w:val="3"/>
     <w:lvlOverride w:ilvl="0">
       <w:startOverride w:val="1"/>
@@ -26291,10 +26571,10 @@
       <w:startOverride w:val="1"/>
     </w:lvlOverride>
   </w:num>
-  <w:num w:numId="7" w16cid:durableId="2095660089">
+  <w:num w:numId="7" w16cid:durableId="1322351307">
     <w:abstractNumId w:val="2"/>
   </w:num>
-  <w:num w:numId="8" w16cid:durableId="1605456848">
+  <w:num w:numId="8" w16cid:durableId="668951025">
     <w:abstractNumId w:val="3"/>
     <w:lvlOverride w:ilvl="0">
       <w:startOverride w:val="1"/>
@@ -26324,10 +26604,10 @@
       <w:startOverride w:val="1"/>
     </w:lvlOverride>
   </w:num>
-  <w:num w:numId="9" w16cid:durableId="441726146">
+  <w:num w:numId="9" w16cid:durableId="1377776620">
     <w:abstractNumId w:val="2"/>
   </w:num>
-  <w:num w:numId="10" w16cid:durableId="1292857032">
+  <w:num w:numId="10" w16cid:durableId="113212862">
     <w:abstractNumId w:val="3"/>
     <w:lvlOverride w:ilvl="0">
       <w:startOverride w:val="1"/>
@@ -26357,10 +26637,10 @@
       <w:startOverride w:val="1"/>
     </w:lvlOverride>
   </w:num>
-  <w:num w:numId="11" w16cid:durableId="1459646634">
+  <w:num w:numId="11" w16cid:durableId="805665718">
     <w:abstractNumId w:val="2"/>
   </w:num>
-  <w:num w:numId="12" w16cid:durableId="834994541">
+  <w:num w:numId="12" w16cid:durableId="1391884865">
     <w:abstractNumId w:val="3"/>
     <w:lvlOverride w:ilvl="0">
       <w:startOverride w:val="1"/>
@@ -26390,10 +26670,10 @@
       <w:startOverride w:val="1"/>
     </w:lvlOverride>
   </w:num>
-  <w:num w:numId="13" w16cid:durableId="754936308">
+  <w:num w:numId="13" w16cid:durableId="1089430224">
     <w:abstractNumId w:val="2"/>
   </w:num>
-  <w:num w:numId="14" w16cid:durableId="773598275">
+  <w:num w:numId="14" w16cid:durableId="764500046">
     <w:abstractNumId w:val="2"/>
   </w:num>
 </w:numbering>
@@ -26973,6 +27253,7 @@
       </w:numPr>
     </w:pPr>
     <w:rPr>
+      <w:rFonts w:eastAsiaTheme="majorEastAsia" w:cstheme="majorBidi"/>
       <w:spacing w:val="15"/>
       <w:sz w:val="28"/>
       <w:szCs w:val="28"/>
@@ -27323,6 +27604,10 @@
       <w:spacing w:before="240" w:line="259" w:lineRule="auto"/>
       <w:outlineLvl w:val="9"/>
     </w:pPr>
+    <w:rPr>
+      <w:rFonts w:asciiTheme="majorHAnsi" w:eastAsiaTheme="majorEastAsia" w:hAnsiTheme="majorHAnsi" w:cstheme="majorBidi"/>
+      <w:color w:val="0F4761" w:themeColor="accent1" w:themeShade="BF"/>
+    </w:rPr>
   </w:style>
   <w:style w:type="paragraph" w:customStyle="1" w:styleId="SourceCode">
     <w:name w:val="Source Code"/>
@@ -27630,7 +27915,7 @@
     <w:name w:val="header"/>
     <w:basedOn w:val="a"/>
     <w:link w:val="Char2"/>
-    <w:rsid w:val="00822119"/>
+    <w:rsid w:val="00B81160"/>
     <w:pPr>
       <w:tabs>
         <w:tab w:val="center" w:pos="4513"/>
@@ -27643,13 +27928,13 @@
     <w:name w:val="머리글 Char"/>
     <w:basedOn w:val="a1"/>
     <w:link w:val="ad"/>
-    <w:rsid w:val="00822119"/>
+    <w:rsid w:val="00B81160"/>
   </w:style>
   <w:style w:type="paragraph" w:styleId="ae">
     <w:name w:val="footer"/>
     <w:basedOn w:val="a"/>
     <w:link w:val="Char3"/>
-    <w:rsid w:val="00822119"/>
+    <w:rsid w:val="00B81160"/>
     <w:pPr>
       <w:tabs>
         <w:tab w:val="center" w:pos="4513"/>
@@ -27662,12 +27947,12 @@
     <w:name w:val="바닥글 Char"/>
     <w:basedOn w:val="a1"/>
     <w:link w:val="ae"/>
-    <w:rsid w:val="00822119"/>
+    <w:rsid w:val="00B81160"/>
   </w:style>
   <w:style w:type="character" w:styleId="af">
     <w:name w:val="page number"/>
     <w:basedOn w:val="a1"/>
-    <w:rsid w:val="00AE1409"/>
+    <w:rsid w:val="00516245"/>
   </w:style>
 </w:styles>
 </file>

--- a/ko/paper/paper_ko.docx
+++ b/ko/paper/paper_ko.docx
@@ -25603,13 +25603,145 @@
         <w:t xml:space="preserve"> </w:t>
       </w:r>
       <w:r>
+        <w:t>제목</w:t>
+      </w:r>
+      <w:r>
+        <w:t xml:space="preserve">, </w:t>
+      </w:r>
+      <w:r>
+        <w:t>섹션</w:t>
+      </w:r>
+      <w:r>
+        <w:t xml:space="preserve"> </w:t>
+      </w:r>
+      <w:r>
+        <w:t>단위</w:t>
+      </w:r>
+      <w:r>
+        <w:t xml:space="preserve"> </w:t>
+      </w:r>
+      <w:r>
         <w:t>타임라인</w:t>
       </w:r>
       <w:r>
+        <w:t xml:space="preserve"> (</w:t>
+      </w:r>
+      <w:r>
+        <w:t>파스텔</w:t>
+      </w:r>
+      <w:r>
+        <w:t xml:space="preserve"> </w:t>
+      </w:r>
+      <w:r>
+        <w:t>청</w:t>
+      </w:r>
+      <w:r>
+        <w:t xml:space="preserve"> </w:t>
+      </w:r>
+      <w:r>
+        <w:t>제시부</w:t>
+      </w:r>
+      <w:r>
         <w:t xml:space="preserve">, </w:t>
       </w:r>
       <w:r>
-        <w:t>중앙</w:t>
+        <w:t>파스텔</w:t>
+      </w:r>
+      <w:r>
+        <w:t xml:space="preserve"> </w:t>
+      </w:r>
+      <w:r>
+        <w:t>황</w:t>
+      </w:r>
+      <w:r>
+        <w:t xml:space="preserve"> </w:t>
+      </w:r>
+      <w:r>
+        <w:t>발전부</w:t>
+      </w:r>
+      <w:r>
+        <w:t xml:space="preserve">, </w:t>
+      </w:r>
+      <w:r>
+        <w:t>파스텔</w:t>
+      </w:r>
+      <w:r>
+        <w:t xml:space="preserve"> </w:t>
+      </w:r>
+      <w:r>
+        <w:t>녹</w:t>
+      </w:r>
+      <w:r>
+        <w:t xml:space="preserve"> </w:t>
+      </w:r>
+      <w:r>
+        <w:t>재현부</w:t>
+      </w:r>
+      <w:r>
+        <w:t xml:space="preserve">), </w:t>
+      </w:r>
+      <w:r>
+        <w:t>현재</w:t>
+      </w:r>
+      <w:r>
+        <w:t xml:space="preserve"> </w:t>
+      </w:r>
+      <w:r>
+        <w:t>위치</w:t>
+      </w:r>
+      <w:r>
+        <w:t xml:space="preserve"> </w:t>
+      </w:r>
+      <w:r>
+        <w:t>분석</w:t>
+      </w:r>
+      <w:r>
+        <w:t xml:space="preserve"> </w:t>
+      </w:r>
+      <w:r>
+        <w:t>패널</w:t>
+      </w:r>
+      <w:r>
+        <w:t xml:space="preserve"> (</w:t>
+      </w:r>
+      <w:r>
+        <w:t>주제</w:t>
+      </w:r>
+      <w:r>
+        <w:t xml:space="preserve"> </w:t>
+      </w:r>
+      <w:r>
+        <w:t>영역</w:t>
+      </w:r>
+      <w:r>
+        <w:t xml:space="preserve">, </w:t>
+      </w:r>
+      <w:r>
+        <w:t>조성</w:t>
+      </w:r>
+      <w:r>
+        <w:t xml:space="preserve">, </w:t>
+      </w:r>
+      <w:r>
+        <w:t>마디</w:t>
+      </w:r>
+      <w:r>
+        <w:t xml:space="preserve"> </w:t>
+      </w:r>
+      <w:r>
+        <w:t>번호</w:t>
+      </w:r>
+      <w:r>
+        <w:t xml:space="preserve">), </w:t>
+      </w:r>
+      <w:r>
+        <w:t>그리고</w:t>
+      </w:r>
+      <w:r>
+        <w:t xml:space="preserve"> </w:t>
+      </w:r>
+      <w:r>
+        <w:t>하단의</w:t>
       </w:r>
       <w:r>
         <w:t xml:space="preserve"> OSMD </w:t>
@@ -25618,34 +25750,10 @@
         <w:t>렌더링</w:t>
       </w:r>
       <w:r>
-        <w:t xml:space="preserve"> </w:t>
+        <w:t xml:space="preserve"> MusicXML </w:t>
       </w:r>
       <w:r>
         <w:t>악보</w:t>
-      </w:r>
-      <w:r>
-        <w:t xml:space="preserve">, </w:t>
-      </w:r>
-      <w:r>
-        <w:t>측면</w:t>
-      </w:r>
-      <w:r>
-        <w:t xml:space="preserve"> </w:t>
-      </w:r>
-      <w:r>
-        <w:t>섹션</w:t>
-      </w:r>
-      <w:r>
-        <w:t xml:space="preserve"> </w:t>
-      </w:r>
-      <w:r>
-        <w:t>점프</w:t>
-      </w:r>
-      <w:r>
-        <w:t xml:space="preserve"> </w:t>
-      </w:r>
-      <w:r>
-        <w:t>제어판</w:t>
       </w:r>
       <w:r>
         <w:t>.</w:t>
@@ -25670,139 +25778,269 @@
         <w:t xml:space="preserve"> </w:t>
       </w:r>
       <w:r>
-        <w:t>타임라인</w:t>
-      </w:r>
-      <w:r>
-        <w:t xml:space="preserve"> </w:t>
-      </w:r>
-      <w:r>
-        <w:t>클로즈업</w:t>
+        <w:t>능동</w:t>
+      </w:r>
+      <w:r>
+        <w:t xml:space="preserve"> </w:t>
+      </w:r>
+      <w:r>
+        <w:t>청취</w:t>
+      </w:r>
+      <w:r>
+        <w:t xml:space="preserve"> </w:t>
+      </w:r>
+      <w:r>
+        <w:t>제어</w:t>
+      </w:r>
+      <w:r>
+        <w:t xml:space="preserve"> </w:t>
+      </w:r>
+      <w:r>
+        <w:t>패널과</w:t>
+      </w:r>
+      <w:r>
+        <w:t xml:space="preserve"> </w:t>
+      </w:r>
+      <w:r>
+        <w:t>데모</w:t>
+      </w:r>
+      <w:r>
+        <w:t xml:space="preserve"> </w:t>
+      </w:r>
+      <w:r>
+        <w:t>모드</w:t>
+      </w:r>
+      <w:r>
+        <w:t xml:space="preserve"> </w:t>
+      </w:r>
+      <w:r>
+        <w:t>폴백</w:t>
+      </w:r>
+      <w:r>
+        <w:t xml:space="preserve">. </w:t>
+      </w:r>
+      <w:r>
+        <w:t>음원</w:t>
+      </w:r>
+      <w:r>
+        <w:t xml:space="preserve"> </w:t>
+      </w:r>
+      <w:r>
+        <w:t>파일이</w:t>
+      </w:r>
+      <w:r>
+        <w:t xml:space="preserve"> </w:t>
+      </w:r>
+      <w:r>
+        <w:t>없는</w:t>
+      </w:r>
+      <w:r>
+        <w:t xml:space="preserve"> </w:t>
+      </w:r>
+      <w:r>
+        <w:t>경우</w:t>
+      </w:r>
+      <w:r>
+        <w:t xml:space="preserve"> (</w:t>
+      </w:r>
+      <w:r>
+        <w:t>예</w:t>
+      </w:r>
+      <w:r>
+        <w:t xml:space="preserve">: </w:t>
+      </w:r>
+      <w:r>
+        <w:t>공개</w:t>
+      </w:r>
+      <w:r>
+        <w:t xml:space="preserve"> </w:t>
+      </w:r>
+      <w:r>
+        <w:t>배포</w:t>
+      </w:r>
+      <w:r>
+        <w:t xml:space="preserve"> </w:t>
+      </w:r>
+      <w:r>
+        <w:t>환경</w:t>
       </w:r>
       <w:r>
         <w:t xml:space="preserve"> — </w:t>
       </w:r>
       <w:r>
-        <w:t>두</w:t>
-      </w:r>
-      <w:r>
-        <w:t xml:space="preserve"> </w:t>
-      </w:r>
-      <w:r>
-        <w:t>단계</w:t>
-      </w:r>
-      <w:r>
-        <w:t xml:space="preserve"> </w:t>
+        <w:t>저작권</w:t>
+      </w:r>
+      <w:r>
+        <w:t xml:space="preserve"> </w:t>
+      </w:r>
+      <w:r>
+        <w:t>녹음</w:t>
+      </w:r>
+      <w:r>
+        <w:t xml:space="preserve"> </w:t>
+      </w:r>
+      <w:r>
+        <w:t>미포함</w:t>
+      </w:r>
+      <w:r>
+        <w:t xml:space="preserve">) </w:t>
+      </w:r>
+      <w:r>
+        <w:t>노란</w:t>
+      </w:r>
+      <w:r>
+        <w:t xml:space="preserve"> </w:t>
+      </w:r>
+      <w:r>
+        <w:rPr>
+          <w:i/>
+          <w:iCs/>
+        </w:rPr>
+        <w:t>Demo mode</w:t>
+      </w:r>
+      <w:r>
+        <w:t xml:space="preserve"> </w:t>
+      </w:r>
+      <w:r>
+        <w:t>바가</w:t>
+      </w:r>
+      <w:r>
+        <w:t xml:space="preserve"> </w:t>
+      </w:r>
+      <w:r>
+        <w:t>자동으로</w:t>
+      </w:r>
+      <w:r>
+        <w:t xml:space="preserve"> </w:t>
+      </w:r>
+      <w:r>
+        <w:t>표시된다</w:t>
+      </w:r>
+      <w:r>
+        <w:t xml:space="preserve">. </w:t>
+      </w:r>
+      <w:r>
+        <w:t>그</w:t>
+      </w:r>
+      <w:r>
+        <w:t xml:space="preserve"> </w:t>
+      </w:r>
+      <w:r>
+        <w:t>아래로</w:t>
+      </w:r>
+      <w:r>
+        <w:t xml:space="preserve"> </w:t>
+      </w:r>
+      <w:r>
+        <w:t>섹션</w:t>
+      </w:r>
+      <w:r>
+        <w:t xml:space="preserve"> </w:t>
+      </w:r>
+      <w:r>
+        <w:t>점프</w:t>
+      </w:r>
+      <w:r>
+        <w:t xml:space="preserve"> </w:t>
+      </w:r>
+      <w:r>
+        <w:t>버튼</w:t>
+      </w:r>
+      <w:r>
+        <w:t xml:space="preserve"> (</w:t>
+      </w:r>
+      <w:r>
+        <w:t>제시부</w:t>
+      </w:r>
+      <w:r>
+        <w:t xml:space="preserve"> / </w:t>
+      </w:r>
+      <w:r>
+        <w:t>발전부</w:t>
+      </w:r>
+      <w:r>
+        <w:t xml:space="preserve"> / </w:t>
+      </w:r>
+      <w:r>
+        <w:t>재현부</w:t>
+      </w:r>
+      <w:r>
+        <w:t xml:space="preserve">), </w:t>
+      </w:r>
+      <w:r>
+        <w:t>재생</w:t>
+      </w:r>
+      <w:r>
+        <w:t xml:space="preserve"> </w:t>
+      </w:r>
+      <w:r>
+        <w:t>속도</w:t>
+      </w:r>
+      <w:r>
+        <w:t xml:space="preserve"> </w:t>
+      </w:r>
+      <w:r>
+        <w:t>슬라이더</w:t>
+      </w:r>
+      <w:r>
+        <w:t xml:space="preserve">, </w:t>
       </w:r>
       <w:r>
         <w:t>색상</w:t>
       </w:r>
       <w:r>
-        <w:t xml:space="preserve"> </w:t>
-      </w:r>
-      <w:r>
-        <w:t>인코딩</w:t>
-      </w:r>
-      <w:r>
-        <w:t xml:space="preserve"> </w:t>
-      </w:r>
-      <w:r>
-        <w:t>시연</w:t>
-      </w:r>
-      <w:r>
-        <w:t xml:space="preserve">. </w:t>
-      </w:r>
-      <w:r>
-        <w:t>섹션은</w:t>
-      </w:r>
-      <w:r>
-        <w:t xml:space="preserve"> </w:t>
-      </w:r>
-      <w:r>
-        <w:t>파스텔</w:t>
-      </w:r>
-      <w:r>
-        <w:t xml:space="preserve"> </w:t>
-      </w:r>
-      <w:r>
-        <w:t>색상</w:t>
-      </w:r>
-      <w:r>
-        <w:t xml:space="preserve"> (</w:t>
-      </w:r>
-      <w:r>
-        <w:t>청</w:t>
-      </w:r>
-      <w:r>
         <w:t>·</w:t>
       </w:r>
       <w:r>
-        <w:t>황</w:t>
+        <w:t>커서</w:t>
       </w:r>
       <w:r>
         <w:t>·</w:t>
       </w:r>
       <w:r>
-        <w:t>녹</w:t>
-      </w:r>
-      <w:r>
-        <w:t xml:space="preserve">), </w:t>
-      </w:r>
-      <w:r>
-        <w:t>주제</w:t>
-      </w:r>
-      <w:r>
-        <w:t xml:space="preserve"> </w:t>
-      </w:r>
-      <w:r>
-        <w:t>영역</w:t>
-      </w:r>
-      <w:r>
-        <w:t xml:space="preserve"> (P/T/S/codetta) </w:t>
-      </w:r>
-      <w:r>
-        <w:t>은</w:t>
-      </w:r>
-      <w:r>
-        <w:t xml:space="preserve"> </w:t>
-      </w:r>
-      <w:r>
-        <w:t>각</w:t>
-      </w:r>
-      <w:r>
-        <w:t xml:space="preserve"> </w:t>
-      </w:r>
-      <w:r>
-        <w:t>섹션</w:t>
-      </w:r>
-      <w:r>
-        <w:t xml:space="preserve"> </w:t>
-      </w:r>
-      <w:r>
-        <w:t>위에</w:t>
-      </w:r>
-      <w:r>
-        <w:t xml:space="preserve"> </w:t>
-      </w:r>
-      <w:r>
-        <w:t>액센트</w:t>
-      </w:r>
-      <w:r>
-        <w:t xml:space="preserve"> </w:t>
-      </w:r>
-      <w:r>
-        <w:t>막대</w:t>
+        <w:t>루프</w:t>
+      </w:r>
+      <w:r>
+        <w:t xml:space="preserve"> </w:t>
+      </w:r>
+      <w:r>
+        <w:t>토글</w:t>
       </w:r>
       <w:r>
         <w:t xml:space="preserve">, </w:t>
       </w:r>
       <w:r>
-        <w:t>빨간</w:t>
-      </w:r>
-      <w:r>
-        <w:t xml:space="preserve"> </w:t>
-      </w:r>
-      <w:r>
-        <w:t>플레이헤드</w:t>
+        <w:t>보정</w:t>
+      </w:r>
+      <w:r>
+        <w:t xml:space="preserve"> </w:t>
+      </w:r>
+      <w:r>
+        <w:t>컨트롤</w:t>
+      </w:r>
+      <w:r>
+        <w:t xml:space="preserve">, </w:t>
+      </w:r>
+      <w:r>
+        <w:t>키보드</w:t>
+      </w:r>
+      <w:r>
+        <w:t xml:space="preserve"> </w:t>
+      </w:r>
+      <w:r>
+        <w:t>단축키</w:t>
+      </w:r>
+      <w:r>
+        <w:t xml:space="preserve"> </w:t>
+      </w:r>
+      <w:r>
+        <w:t>안내가</w:t>
+      </w:r>
+      <w:r>
+        <w:t xml:space="preserve"> </w:t>
+      </w:r>
+      <w:r>
+        <w:t>배치된다</w:t>
       </w:r>
       <w:r>
         <w:t>.</w:t>
@@ -25830,40 +26068,106 @@
         <w:t>재현부</w:t>
       </w:r>
       <w:r>
-        <w:t xml:space="preserve"> </w:t>
-      </w:r>
-      <w:r>
-        <w:t>마디</w:t>
-      </w:r>
-      <w:r>
-        <w:t xml:space="preserve"> </w:t>
-      </w:r>
-      <w:r>
-        <w:t>색상</w:t>
-      </w:r>
-      <w:r>
-        <w:t xml:space="preserve"> </w:t>
-      </w:r>
-      <w:r>
-        <w:t>오버레이</w:t>
-      </w:r>
-      <w:r>
-        <w:t xml:space="preserve"> — F</w:t>
+        <w:t xml:space="preserve"> P </w:t>
+      </w:r>
+      <w:r>
+        <w:t>구간</w:t>
+      </w:r>
+      <w:r>
+        <w:t xml:space="preserve"> (mm. 42–58) </w:t>
+      </w:r>
+      <w:r>
+        <w:t>의</w:t>
+      </w:r>
+      <w:r>
+        <w:t xml:space="preserve"> </w:t>
+      </w:r>
+      <w:r>
+        <w:t>악보</w:t>
+      </w:r>
+      <w:r>
+        <w:t xml:space="preserve"> </w:t>
+      </w:r>
+      <w:r>
+        <w:t>뷰</w:t>
+      </w:r>
+      <w:r>
+        <w:t xml:space="preserve">. </w:t>
+      </w:r>
+      <w:r>
+        <w:t>섹션</w:t>
+      </w:r>
+      <w:r>
+        <w:t xml:space="preserve"> </w:t>
+      </w:r>
+      <w:r>
+        <w:t>경계에</w:t>
+      </w:r>
+      <w:r>
+        <w:t xml:space="preserve"> </w:t>
+      </w:r>
+      <w:r>
+        <w:t>파스텔</w:t>
+      </w:r>
+      <w:r>
+        <w:t xml:space="preserve"> </w:t>
+      </w:r>
+      <w:r>
+        <w:t>황</w:t>
+      </w:r>
+      <w:r>
+        <w:t xml:space="preserve"> </w:t>
+      </w:r>
+      <w:r>
+        <w:t>오버레이가</w:t>
+      </w:r>
+      <w:r>
+        <w:t xml:space="preserve"> </w:t>
+      </w:r>
+      <w:r>
+        <w:t>보이고</w:t>
+      </w:r>
+      <w:r>
+        <w:t xml:space="preserve">, </w:t>
+      </w:r>
+      <w:r>
+        <w:t>단조표</w:t>
+      </w:r>
+      <w:r>
+        <w:t xml:space="preserve"> </w:t>
+      </w:r>
+      <w:r>
+        <w:t>하나의</w:t>
+      </w:r>
+      <w:r>
+        <w:t xml:space="preserve"> F</w:t>
       </w:r>
       <w:r>
         <w:t>장조</w:t>
       </w:r>
       <w:r>
+        <w:t xml:space="preserve"> </w:t>
+      </w:r>
+      <w:r>
+        <w:t>조표가</w:t>
+      </w:r>
+      <w:r>
+        <w:t xml:space="preserve"> </w:t>
+      </w:r>
+      <w:r>
+        <w:t>제시부</w:t>
+      </w:r>
+      <w:r>
+        <w:t xml:space="preserve"> C</w:t>
+      </w:r>
+      <w:r>
+        <w:t>장조</w:t>
+      </w:r>
+      <w:r>
         <w:t xml:space="preserve"> P </w:t>
       </w:r>
       <w:r>
-        <w:t>구간이</w:t>
-      </w:r>
-      <w:r>
-        <w:t xml:space="preserve"> </w:t>
-      </w:r>
-      <w:r>
-        <w:t>녹색</w:t>
+        <w:t>와</w:t>
       </w:r>
       <w:r>
         <w:t xml:space="preserve"> </w:t>
@@ -25872,31 +26176,7 @@
         <w:t>재현부</w:t>
       </w:r>
       <w:r>
-        <w:t xml:space="preserve"> </w:t>
-      </w:r>
-      <w:r>
-        <w:t>밴드로</w:t>
-      </w:r>
-      <w:r>
-        <w:t xml:space="preserve"> </w:t>
-      </w:r>
-      <w:r>
-        <w:t>표시되며</w:t>
-      </w:r>
-      <w:r>
-        <w:t xml:space="preserve">, </w:t>
-      </w:r>
-      <w:r>
-        <w:t>분석</w:t>
-      </w:r>
-      <w:r>
-        <w:t xml:space="preserve"> </w:t>
-      </w:r>
-      <w:r>
-        <w:t>패널은</w:t>
-      </w:r>
-      <w:r>
-        <w:t xml:space="preserve"> “F major (IV)” </w:t>
+        <w:t xml:space="preserve"> P </w:t>
       </w:r>
       <w:r>
         <w:t>를</w:t>
@@ -25905,7 +26185,67 @@
         <w:t xml:space="preserve"> </w:t>
       </w:r>
       <w:r>
-        <w:t>출력</w:t>
+        <w:t>시각적으로</w:t>
+      </w:r>
+      <w:r>
+        <w:t xml:space="preserve"> </w:t>
+      </w:r>
+      <w:r>
+        <w:t>구분한다</w:t>
+      </w:r>
+      <w:r>
+        <w:t xml:space="preserve">. §3.3 </w:t>
+      </w:r>
+      <w:r>
+        <w:t>에서</w:t>
+      </w:r>
+      <w:r>
+        <w:t xml:space="preserve"> </w:t>
+      </w:r>
+      <w:r>
+        <w:t>논의한</w:t>
+      </w:r>
+      <w:r>
+        <w:t xml:space="preserve"> K. 545 </w:t>
+      </w:r>
+      <w:r>
+        <w:t>의</w:t>
+      </w:r>
+      <w:r>
+        <w:t xml:space="preserve"> </w:t>
+      </w:r>
+      <w:r>
+        <w:t>하속조</w:t>
+      </w:r>
+      <w:r>
+        <w:t xml:space="preserve"> </w:t>
+      </w:r>
+      <w:r>
+        <w:t>재현</w:t>
+      </w:r>
+      <w:r>
+        <w:t xml:space="preserve"> </w:t>
+      </w:r>
+      <w:r>
+        <w:t>비전형성을</w:t>
+      </w:r>
+      <w:r>
+        <w:t xml:space="preserve"> </w:t>
+      </w:r>
+      <w:r>
+        <w:t>직접</w:t>
+      </w:r>
+      <w:r>
+        <w:t xml:space="preserve"> </w:t>
+      </w:r>
+      <w:r>
+        <w:t>보여주는</w:t>
+      </w:r>
+      <w:r>
+        <w:t xml:space="preserve"> </w:t>
+      </w:r>
+      <w:r>
+        <w:t>화면이다</w:t>
       </w:r>
       <w:r>
         <w:t>.</w:t>
@@ -26034,7 +26374,7 @@
         <w:rStyle w:val="af"/>
         <w:noProof/>
       </w:rPr>
-      <w:t>11</w:t>
+      <w:t>1</w:t>
     </w:r>
     <w:r>
       <w:rPr>
@@ -26122,7 +26462,7 @@
   <w:abstractNum w:abstractNumId="0" w15:restartNumberingAfterBreak="0">
     <w:nsid w:val="99432019"/>
     <w:multiLevelType w:val="multilevel"/>
-    <w:tmpl w:val="61A2FB18"/>
+    <w:tmpl w:val="0F2090CE"/>
     <w:lvl w:ilvl="0">
       <w:start w:val="2019"/>
       <w:numFmt w:val="decimal"/>
@@ -26208,7 +26548,7 @@
   <w:abstractNum w:abstractNumId="1" w15:restartNumberingAfterBreak="0">
     <w:nsid w:val="0000A990"/>
     <w:multiLevelType w:val="multilevel"/>
-    <w:tmpl w:val="85326BBA"/>
+    <w:tmpl w:val="6AB8B47C"/>
     <w:lvl w:ilvl="0">
       <w:numFmt w:val="bullet"/>
       <w:lvlText w:val=" "/>
@@ -26285,7 +26625,7 @@
   <w:abstractNum w:abstractNumId="2" w15:restartNumberingAfterBreak="0">
     <w:nsid w:val="0000A991"/>
     <w:multiLevelType w:val="multilevel"/>
-    <w:tmpl w:val="1D4898DE"/>
+    <w:tmpl w:val="AD5646EA"/>
     <w:lvl w:ilvl="0">
       <w:numFmt w:val="bullet"/>
       <w:lvlText w:val=""/>
@@ -26389,7 +26729,7 @@
   <w:abstractNum w:abstractNumId="3" w15:restartNumberingAfterBreak="0">
     <w:nsid w:val="00A99411"/>
     <w:multiLevelType w:val="multilevel"/>
-    <w:tmpl w:val="9AECC644"/>
+    <w:tmpl w:val="5638F720"/>
     <w:lvl w:ilvl="0">
       <w:start w:val="1"/>
       <w:numFmt w:val="decimal"/>
@@ -26472,16 +26812,16 @@
       </w:pPr>
     </w:lvl>
   </w:abstractNum>
-  <w:num w:numId="1" w16cid:durableId="1195733479">
+  <w:num w:numId="1" w16cid:durableId="1007243970">
     <w:abstractNumId w:val="1"/>
   </w:num>
-  <w:num w:numId="2" w16cid:durableId="2026782775">
+  <w:num w:numId="2" w16cid:durableId="549151829">
     <w:abstractNumId w:val="2"/>
   </w:num>
-  <w:num w:numId="3" w16cid:durableId="722799914">
+  <w:num w:numId="3" w16cid:durableId="1720938292">
     <w:abstractNumId w:val="2"/>
   </w:num>
-  <w:num w:numId="4" w16cid:durableId="1401323314">
+  <w:num w:numId="4" w16cid:durableId="534974124">
     <w:abstractNumId w:val="3"/>
     <w:lvlOverride w:ilvl="0">
       <w:startOverride w:val="1"/>
@@ -26511,7 +26851,7 @@
       <w:startOverride w:val="1"/>
     </w:lvlOverride>
   </w:num>
-  <w:num w:numId="5" w16cid:durableId="1034386671">
+  <w:num w:numId="5" w16cid:durableId="410540828">
     <w:abstractNumId w:val="0"/>
     <w:lvlOverride w:ilvl="0">
       <w:startOverride w:val="2019"/>
@@ -26541,7 +26881,7 @@
       <w:startOverride w:val="2019"/>
     </w:lvlOverride>
   </w:num>
-  <w:num w:numId="6" w16cid:durableId="2039813030">
+  <w:num w:numId="6" w16cid:durableId="1370033206">
     <w:abstractNumId w:val="3"/>
     <w:lvlOverride w:ilvl="0">
       <w:startOverride w:val="1"/>
@@ -26571,10 +26911,10 @@
       <w:startOverride w:val="1"/>
     </w:lvlOverride>
   </w:num>
-  <w:num w:numId="7" w16cid:durableId="1322351307">
+  <w:num w:numId="7" w16cid:durableId="1953852942">
     <w:abstractNumId w:val="2"/>
   </w:num>
-  <w:num w:numId="8" w16cid:durableId="668951025">
+  <w:num w:numId="8" w16cid:durableId="140193636">
     <w:abstractNumId w:val="3"/>
     <w:lvlOverride w:ilvl="0">
       <w:startOverride w:val="1"/>
@@ -26604,10 +26944,10 @@
       <w:startOverride w:val="1"/>
     </w:lvlOverride>
   </w:num>
-  <w:num w:numId="9" w16cid:durableId="1377776620">
+  <w:num w:numId="9" w16cid:durableId="1653942770">
     <w:abstractNumId w:val="2"/>
   </w:num>
-  <w:num w:numId="10" w16cid:durableId="113212862">
+  <w:num w:numId="10" w16cid:durableId="1865753504">
     <w:abstractNumId w:val="3"/>
     <w:lvlOverride w:ilvl="0">
       <w:startOverride w:val="1"/>
@@ -26637,10 +26977,10 @@
       <w:startOverride w:val="1"/>
     </w:lvlOverride>
   </w:num>
-  <w:num w:numId="11" w16cid:durableId="805665718">
+  <w:num w:numId="11" w16cid:durableId="27417521">
     <w:abstractNumId w:val="2"/>
   </w:num>
-  <w:num w:numId="12" w16cid:durableId="1391884865">
+  <w:num w:numId="12" w16cid:durableId="1605190904">
     <w:abstractNumId w:val="3"/>
     <w:lvlOverride w:ilvl="0">
       <w:startOverride w:val="1"/>
@@ -26670,10 +27010,10 @@
       <w:startOverride w:val="1"/>
     </w:lvlOverride>
   </w:num>
-  <w:num w:numId="13" w16cid:durableId="1089430224">
+  <w:num w:numId="13" w16cid:durableId="1117405645">
     <w:abstractNumId w:val="2"/>
   </w:num>
-  <w:num w:numId="14" w16cid:durableId="764500046">
+  <w:num w:numId="14" w16cid:durableId="1486168439">
     <w:abstractNumId w:val="2"/>
   </w:num>
 </w:numbering>
@@ -27915,7 +28255,7 @@
     <w:name w:val="header"/>
     <w:basedOn w:val="a"/>
     <w:link w:val="Char2"/>
-    <w:rsid w:val="00B81160"/>
+    <w:rsid w:val="008B09AF"/>
     <w:pPr>
       <w:tabs>
         <w:tab w:val="center" w:pos="4513"/>
@@ -27928,13 +28268,13 @@
     <w:name w:val="머리글 Char"/>
     <w:basedOn w:val="a1"/>
     <w:link w:val="ad"/>
-    <w:rsid w:val="00B81160"/>
+    <w:rsid w:val="008B09AF"/>
   </w:style>
   <w:style w:type="paragraph" w:styleId="ae">
     <w:name w:val="footer"/>
     <w:basedOn w:val="a"/>
     <w:link w:val="Char3"/>
-    <w:rsid w:val="00B81160"/>
+    <w:rsid w:val="008B09AF"/>
     <w:pPr>
       <w:tabs>
         <w:tab w:val="center" w:pos="4513"/>
@@ -27947,12 +28287,12 @@
     <w:name w:val="바닥글 Char"/>
     <w:basedOn w:val="a1"/>
     <w:link w:val="ae"/>
-    <w:rsid w:val="00B81160"/>
+    <w:rsid w:val="008B09AF"/>
   </w:style>
   <w:style w:type="character" w:styleId="af">
     <w:name w:val="page number"/>
     <w:basedOn w:val="a1"/>
-    <w:rsid w:val="00516245"/>
+    <w:rsid w:val="008B09AF"/>
   </w:style>
 </w:styles>
 </file>

--- a/ko/paper/paper_ko.docx
+++ b/ko/paper/paper_ko.docx
@@ -7029,7 +7029,7 @@
         <w:t>플랫폼</w:t>
       </w:r>
       <w:r>
-        <w:t xml:space="preserve"> (Giraud et al., 2025) </w:t>
+        <w:t xml:space="preserve"> (Ballester et al., 2025) </w:t>
       </w:r>
       <w:r>
         <w:t>과</w:t>
@@ -9406,7 +9406,7 @@
               <w:rPr>
                 <w:sz w:val="20"/>
               </w:rPr>
-              <w:t>Dezrann (Giraud et al. 2025)</w:t>
+              <w:t>Dezrann (Ballester et al. 2025)</w:t>
             </w:r>
           </w:p>
         </w:tc>
@@ -22748,13 +22748,31 @@
         <w:t xml:space="preserve"> </w:t>
       </w:r>
       <w:r>
-        <w:t>정확도</w:t>
-      </w:r>
-      <w:r>
-        <w:t xml:space="preserve"> </w:t>
-      </w:r>
-      <w:r>
-        <w:t>변화를</w:t>
+        <w:t>정확도와</w:t>
+      </w:r>
+      <w:r>
+        <w:t xml:space="preserve"> </w:t>
+      </w:r>
+      <w:r>
+        <w:t>시스템</w:t>
+      </w:r>
+      <w:r>
+        <w:t xml:space="preserve"> </w:t>
+      </w:r>
+      <w:r>
+        <w:t>사용성</w:t>
+      </w:r>
+      <w:r>
+        <w:t xml:space="preserve"> </w:t>
+      </w:r>
+      <w:r>
+        <w:t>척도</w:t>
+      </w:r>
+      <w:r>
+        <w:t xml:space="preserve"> (System Usability Scale; Brooke, 1996) </w:t>
+      </w:r>
+      <w:r>
+        <w:t>를</w:t>
       </w:r>
       <w:r>
         <w:t xml:space="preserve"> </w:t>
@@ -24975,17 +24993,17 @@
         </w:numPr>
       </w:pPr>
       <w:r>
-        <w:t xml:space="preserve">Brooke, J. (1996). SUS: A “quick and dirty” usability scale. In </w:t>
-      </w:r>
-      <w:r>
-        <w:rPr>
-          <w:i/>
-          <w:iCs/>
-        </w:rPr>
-        <w:t>Usability Evaluation in Industry</w:t>
-      </w:r>
-      <w:r>
-        <w:t xml:space="preserve"> (pp. 189–194). Taylor &amp; Francis.</w:t>
+        <w:t xml:space="preserve">Allegraud, P., Bigo, L., Feisthauer, L., Giraud, M., Groult, R., Leguy, E., &amp; Levé, F. (2019). Learning sonata form structure on Mozart’s string quartets. </w:t>
+      </w:r>
+      <w:r>
+        <w:rPr>
+          <w:i/>
+          <w:iCs/>
+        </w:rPr>
+        <w:t>Transactions of the International Society for Music Information Retrieval</w:t>
+      </w:r>
+      <w:r>
+        <w:t>, 2(1), 82–96. https://doi.org/10.5334/tismir.27</w:t>
       </w:r>
     </w:p>
     <w:p>
@@ -24997,17 +25015,17 @@
         </w:numPr>
       </w:pPr>
       <w:r>
-        <w:t xml:space="preserve">Cannam, C., Landone, C., &amp; Sandler, M. (2010). Sonic Visualiser: An open source application for viewing, analysing, and annotating music audio files. In </w:t>
-      </w:r>
-      <w:r>
-        <w:rPr>
-          <w:i/>
-          <w:iCs/>
-        </w:rPr>
-        <w:t>Proceedings of the ACM Multimedia 2010 International Conference</w:t>
-      </w:r>
-      <w:r>
-        <w:t xml:space="preserve"> (pp. 1467–1468).</w:t>
+        <w:t xml:space="preserve">Ballester, C., Bacot, B., Bigo, L., Borsan, V. N., Couturier, L., Déguernel, K., et al. (2025). Interacting with annotated and synchronized music corpora on the Dezrann web platform. </w:t>
+      </w:r>
+      <w:r>
+        <w:rPr>
+          <w:i/>
+          <w:iCs/>
+        </w:rPr>
+        <w:t>Transactions of the International Society for Music Information Retrieval</w:t>
+      </w:r>
+      <w:r>
+        <w:t>, 8(1), 121–139. https://doi.org/10.5334/tismir.212</w:t>
       </w:r>
     </w:p>
     <w:p>
@@ -25019,17 +25037,17 @@
         </w:numPr>
       </w:pPr>
       <w:r>
-        <w:t xml:space="preserve">Caplin, W. E. (1998). </w:t>
-      </w:r>
-      <w:r>
-        <w:rPr>
-          <w:i/>
-          <w:iCs/>
-        </w:rPr>
-        <w:t>Classical Form: A Theory of Formal Functions for the Instrumental Music of Haydn, Mozart, and Beethoven.</w:t>
-      </w:r>
-      <w:r>
-        <w:t xml:space="preserve"> Oxford University Press.</w:t>
+        <w:t xml:space="preserve">Brooke, J. (1996). SUS: A “quick and dirty” usability scale. In </w:t>
+      </w:r>
+      <w:r>
+        <w:rPr>
+          <w:i/>
+          <w:iCs/>
+        </w:rPr>
+        <w:t>Usability Evaluation in Industry</w:t>
+      </w:r>
+      <w:r>
+        <w:t xml:space="preserve"> (pp. 189–194). Taylor &amp; Francis.</w:t>
       </w:r>
     </w:p>
     <w:p>
@@ -25041,17 +25059,17 @@
         </w:numPr>
       </w:pPr>
       <w:r>
-        <w:t xml:space="preserve">Caplin, W. E. (2009). What are formal functions? In P. Bergé (Ed.), </w:t>
-      </w:r>
-      <w:r>
-        <w:rPr>
-          <w:i/>
-          <w:iCs/>
-        </w:rPr>
-        <w:t>Musical form, forms, &amp; formenlehre</w:t>
-      </w:r>
-      <w:r>
-        <w:t xml:space="preserve"> (pp. 21–40). Leuven University Press.</w:t>
+        <w:t xml:space="preserve">Cannam, C., Landone, C., &amp; Sandler, M. (2010). Sonic Visualiser: An open source application for viewing, analysing, and annotating music audio files. In </w:t>
+      </w:r>
+      <w:r>
+        <w:rPr>
+          <w:i/>
+          <w:iCs/>
+        </w:rPr>
+        <w:t>Proceedings of the ACM Multimedia 2010 International Conference</w:t>
+      </w:r>
+      <w:r>
+        <w:t xml:space="preserve"> (pp. 1467–1468).</w:t>
       </w:r>
     </w:p>
     <w:p>
@@ -25063,17 +25081,17 @@
         </w:numPr>
       </w:pPr>
       <w:r>
-        <w:t xml:space="preserve">Cohen, J. (1988). </w:t>
-      </w:r>
-      <w:r>
-        <w:rPr>
-          <w:i/>
-          <w:iCs/>
-        </w:rPr>
-        <w:t>Statistical Power Analysis for the Behavioral Sciences</w:t>
-      </w:r>
-      <w:r>
-        <w:t xml:space="preserve"> (2nd ed.). Erlbaum.</w:t>
+        <w:t xml:space="preserve">Caplin, W. E. (1998). </w:t>
+      </w:r>
+      <w:r>
+        <w:rPr>
+          <w:i/>
+          <w:iCs/>
+        </w:rPr>
+        <w:t>Classical Form: A Theory of Formal Functions for the Instrumental Music of Haydn, Mozart, and Beethoven.</w:t>
+      </w:r>
+      <w:r>
+        <w:t xml:space="preserve"> Oxford University Press.</w:t>
       </w:r>
     </w:p>
     <w:p>
@@ -25085,17 +25103,17 @@
         </w:numPr>
       </w:pPr>
       <w:r>
-        <w:t xml:space="preserve">Cook, N. (1990). </w:t>
-      </w:r>
-      <w:r>
-        <w:rPr>
-          <w:i/>
-          <w:iCs/>
-        </w:rPr>
-        <w:t>Music, Imagination, and Culture.</w:t>
-      </w:r>
-      <w:r>
-        <w:t xml:space="preserve"> Oxford University Press.</w:t>
+        <w:t xml:space="preserve">Caplin, W. E. (2009). What are formal functions? In P. Bergé (Ed.), </w:t>
+      </w:r>
+      <w:r>
+        <w:rPr>
+          <w:i/>
+          <w:iCs/>
+        </w:rPr>
+        <w:t>Musical form, forms, &amp; formenlehre</w:t>
+      </w:r>
+      <w:r>
+        <w:t xml:space="preserve"> (pp. 21–40). Leuven University Press.</w:t>
       </w:r>
     </w:p>
     <w:p>
@@ -25107,17 +25125,17 @@
         </w:numPr>
       </w:pPr>
       <w:r>
-        <w:t xml:space="preserve">Couprie, P. (2008). iAnalyse: a software dedicated to the graphical analysis of music. In </w:t>
-      </w:r>
-      <w:r>
-        <w:rPr>
-          <w:i/>
-          <w:iCs/>
-        </w:rPr>
-        <w:t>Proceedings of the 5th Sound and Music Computing Conference</w:t>
-      </w:r>
-      <w:r>
-        <w:t>.</w:t>
+        <w:t xml:space="preserve">Cook, N. (1990). </w:t>
+      </w:r>
+      <w:r>
+        <w:rPr>
+          <w:i/>
+          <w:iCs/>
+        </w:rPr>
+        <w:t>Music, Imagination, and Culture.</w:t>
+      </w:r>
+      <w:r>
+        <w:t xml:space="preserve"> Oxford University Press.</w:t>
       </w:r>
     </w:p>
     <w:p>
@@ -25129,17 +25147,17 @@
         </w:numPr>
       </w:pPr>
       <w:r>
-        <w:t xml:space="preserve">Goto, M. (2006). AIST Annotation for the RWC Music Database. In </w:t>
-      </w:r>
-      <w:r>
-        <w:rPr>
-          <w:i/>
-          <w:iCs/>
-        </w:rPr>
-        <w:t>Proc. ISMIR</w:t>
-      </w:r>
-      <w:r>
-        <w:t>.</w:t>
+        <w:t xml:space="preserve">Couprie, P. (2008). iAnalyse: un logiciel d’aide à l’analyse musicale. In </w:t>
+      </w:r>
+      <w:r>
+        <w:rPr>
+          <w:i/>
+          <w:iCs/>
+        </w:rPr>
+        <w:t>Journées d’Informatique Musicale (JIM)</w:t>
+      </w:r>
+      <w:r>
+        <w:t xml:space="preserve"> (pp. 115–121). Albi, France. HAL: hal-00823867.</w:t>
       </w:r>
     </w:p>
     <w:p>
@@ -25151,17 +25169,17 @@
         </w:numPr>
       </w:pPr>
       <w:r>
-        <w:t xml:space="preserve">Hargreaves, D. J. (1986). </w:t>
-      </w:r>
-      <w:r>
-        <w:rPr>
-          <w:i/>
-          <w:iCs/>
-        </w:rPr>
-        <w:t>The Developmental Psychology of Music.</w:t>
-      </w:r>
-      <w:r>
-        <w:t xml:space="preserve"> Cambridge University Press.</w:t>
+        <w:t xml:space="preserve">Goto, M. (2006). AIST Annotation for the RWC Music Database. In </w:t>
+      </w:r>
+      <w:r>
+        <w:rPr>
+          <w:i/>
+          <w:iCs/>
+        </w:rPr>
+        <w:t>Proc. ISMIR</w:t>
+      </w:r>
+      <w:r>
+        <w:t>.</w:t>
       </w:r>
     </w:p>
     <w:p>
@@ -25173,17 +25191,17 @@
         </w:numPr>
       </w:pPr>
       <w:r>
-        <w:t xml:space="preserve">Hepokoski, J., &amp; Darcy, W. (2006). </w:t>
-      </w:r>
-      <w:r>
-        <w:rPr>
-          <w:i/>
-          <w:iCs/>
-        </w:rPr>
-        <w:t>Elements of Sonata Theory: Norms, Types, and Deformations in the Late-Eighteenth-Century Sonata.</w:t>
-      </w:r>
-      <w:r>
-        <w:t xml:space="preserve"> Oxford University Press.</w:t>
+        <w:t xml:space="preserve">Hargreaves, D. J. (1986). </w:t>
+      </w:r>
+      <w:r>
+        <w:rPr>
+          <w:i/>
+          <w:iCs/>
+        </w:rPr>
+        <w:t>The Developmental Psychology of Music.</w:t>
+      </w:r>
+      <w:r>
+        <w:t xml:space="preserve"> Cambridge University Press.</w:t>
       </w:r>
     </w:p>
     <w:p>
@@ -25195,17 +25213,17 @@
         </w:numPr>
       </w:pPr>
       <w:r>
-        <w:t xml:space="preserve">Kuo, Y.-T., &amp; Chuang, M.-C. (2013). A proposal of a color music notation system on a single melody for music beginners. </w:t>
-      </w:r>
-      <w:r>
-        <w:rPr>
-          <w:i/>
-          <w:iCs/>
-        </w:rPr>
-        <w:t>International Journal of Music Education</w:t>
-      </w:r>
-      <w:r>
-        <w:t>, 31(4), 394–412. https://doi.org/10.1177/0255761413489082</w:t>
+        <w:t xml:space="preserve">Hepokoski, J., &amp; Darcy, W. (2006). </w:t>
+      </w:r>
+      <w:r>
+        <w:rPr>
+          <w:i/>
+          <w:iCs/>
+        </w:rPr>
+        <w:t>Elements of Sonata Theory: Norms, Types, and Deformations in the Late-Eighteenth-Century Sonata.</w:t>
+      </w:r>
+      <w:r>
+        <w:t xml:space="preserve"> Oxford University Press.</w:t>
       </w:r>
     </w:p>
     <w:p>
@@ -25217,17 +25235,17 @@
         </w:numPr>
       </w:pPr>
       <w:r>
-        <w:t xml:space="preserve">LaRue, J. (1970). </w:t>
-      </w:r>
-      <w:r>
-        <w:rPr>
-          <w:i/>
-          <w:iCs/>
-        </w:rPr>
-        <w:t>Guidelines for Style Analysis.</w:t>
-      </w:r>
-      <w:r>
-        <w:t xml:space="preserve"> Norton.</w:t>
+        <w:t xml:space="preserve">Kuo, Y.-T., &amp; Chuang, M.-C. (2013). A proposal of a color music notation system on a single melody for music beginners. </w:t>
+      </w:r>
+      <w:r>
+        <w:rPr>
+          <w:i/>
+          <w:iCs/>
+        </w:rPr>
+        <w:t>International Journal of Music Education</w:t>
+      </w:r>
+      <w:r>
+        <w:t>, 31(4), 394–412. https://doi.org/10.1177/0255761413489082</w:t>
       </w:r>
     </w:p>
     <w:p>
@@ -25239,17 +25257,17 @@
         </w:numPr>
       </w:pPr>
       <w:r>
-        <w:t xml:space="preserve">Margulis, E. H. (2014). </w:t>
-      </w:r>
-      <w:r>
-        <w:rPr>
-          <w:i/>
-          <w:iCs/>
-        </w:rPr>
-        <w:t>On Repeat: How Music Plays the Mind.</w:t>
-      </w:r>
-      <w:r>
-        <w:t xml:space="preserve"> Oxford University Press.</w:t>
+        <w:t xml:space="preserve">LaRue, J. (1970). </w:t>
+      </w:r>
+      <w:r>
+        <w:rPr>
+          <w:i/>
+          <w:iCs/>
+        </w:rPr>
+        <w:t>Guidelines for Style Analysis.</w:t>
+      </w:r>
+      <w:r>
+        <w:t xml:space="preserve"> Norton.</w:t>
       </w:r>
     </w:p>
     <w:p>
@@ -25261,17 +25279,17 @@
         </w:numPr>
       </w:pPr>
       <w:r>
-        <w:t xml:space="preserve">Mayer, R. E. (2009). </w:t>
-      </w:r>
-      <w:r>
-        <w:rPr>
-          <w:i/>
-          <w:iCs/>
-        </w:rPr>
-        <w:t>Multimedia Learning</w:t>
-      </w:r>
-      <w:r>
-        <w:t xml:space="preserve"> (2nd ed.). Cambridge University Press.</w:t>
+        <w:t xml:space="preserve">Margulis, E. H. (2014). </w:t>
+      </w:r>
+      <w:r>
+        <w:rPr>
+          <w:i/>
+          <w:iCs/>
+        </w:rPr>
+        <w:t>On Repeat: How Music Plays the Mind.</w:t>
+      </w:r>
+      <w:r>
+        <w:t xml:space="preserve"> Oxford University Press.</w:t>
       </w:r>
     </w:p>
     <w:p>
@@ -25283,17 +25301,17 @@
         </w:numPr>
       </w:pPr>
       <w:r>
-        <w:t xml:space="preserve">Mozart, W. A. (1986). </w:t>
-      </w:r>
-      <w:r>
-        <w:rPr>
-          <w:i/>
-          <w:iCs/>
-        </w:rPr>
-        <w:t>Neue Mozart-Ausgabe IX/25: Klaviersonaten Bd. 2.</w:t>
-      </w:r>
-      <w:r>
-        <w:t xml:space="preserve"> Bärenreiter.</w:t>
+        <w:t xml:space="preserve">Mayer, R. E. (2009). </w:t>
+      </w:r>
+      <w:r>
+        <w:rPr>
+          <w:i/>
+          <w:iCs/>
+        </w:rPr>
+        <w:t>Multimedia Learning</w:t>
+      </w:r>
+      <w:r>
+        <w:t xml:space="preserve"> (2nd ed.). Cambridge University Press.</w:t>
       </w:r>
     </w:p>
     <w:p>
@@ -25305,17 +25323,17 @@
         </w:numPr>
       </w:pPr>
       <w:r>
-        <w:t xml:space="preserve">Nakamura, E., Yoshii, K., &amp; Katayose, H. (2017). Performance Error Detection and Post-Processing for Fast and Accurate Symbolic Music Alignment. In </w:t>
-      </w:r>
-      <w:r>
-        <w:rPr>
-          <w:i/>
-          <w:iCs/>
-        </w:rPr>
-        <w:t>Proc. ISMIR</w:t>
-      </w:r>
-      <w:r>
-        <w:t>.</w:t>
+        <w:t xml:space="preserve">Mozart, W. A. (1986). </w:t>
+      </w:r>
+      <w:r>
+        <w:rPr>
+          <w:i/>
+          <w:iCs/>
+        </w:rPr>
+        <w:t>Neue Mozart-Ausgabe IX/25: Klaviersonaten Bd. 2.</w:t>
+      </w:r>
+      <w:r>
+        <w:t xml:space="preserve"> Bärenreiter.</w:t>
       </w:r>
     </w:p>
     <w:p>
@@ -25327,17 +25345,17 @@
         </w:numPr>
       </w:pPr>
       <w:r>
-        <w:t xml:space="preserve">North, A. C., &amp; Hargreaves, D. J. (2008). </w:t>
-      </w:r>
-      <w:r>
-        <w:rPr>
-          <w:i/>
-          <w:iCs/>
-        </w:rPr>
-        <w:t>The Social and Applied Psychology of Music.</w:t>
-      </w:r>
-      <w:r>
-        <w:t xml:space="preserve"> Oxford University Press.</w:t>
+        <w:t xml:space="preserve">Müller, M. (2015). </w:t>
+      </w:r>
+      <w:r>
+        <w:rPr>
+          <w:i/>
+          <w:iCs/>
+        </w:rPr>
+        <w:t>Fundamentals of music processing: Audio, analysis, algorithms, applications.</w:t>
+      </w:r>
+      <w:r>
+        <w:t xml:space="preserve"> Springer. https://doi.org/10.1007/978-3-319-21945-5</w:t>
       </w:r>
     </w:p>
     <w:p>
@@ -25349,17 +25367,17 @@
         </w:numPr>
       </w:pPr>
       <w:r>
-        <w:t xml:space="preserve">Paivio, A. (1991). Dual Coding Theory: Retrospect and Current Status. </w:t>
-      </w:r>
-      <w:r>
-        <w:rPr>
-          <w:i/>
-          <w:iCs/>
-        </w:rPr>
-        <w:t>Canadian Journal of Psychology</w:t>
-      </w:r>
-      <w:r>
-        <w:t>, 45(3), 255–287.</w:t>
+        <w:t xml:space="preserve">Nakamura, E., Yoshii, K., &amp; Katayose, H. (2017). Performance Error Detection and Post-Processing for Fast and Accurate Symbolic Music Alignment. In </w:t>
+      </w:r>
+      <w:r>
+        <w:rPr>
+          <w:i/>
+          <w:iCs/>
+        </w:rPr>
+        <w:t>Proc. 18th ISMIR Conference</w:t>
+      </w:r>
+      <w:r>
+        <w:t xml:space="preserve"> (pp. 347–353).</w:t>
       </w:r>
     </w:p>
     <w:p>
@@ -25371,17 +25389,17 @@
         </w:numPr>
       </w:pPr>
       <w:r>
-        <w:t xml:space="preserve">Sapp, C. S. (2011). </w:t>
-      </w:r>
-      <w:r>
-        <w:rPr>
-          <w:i/>
-          <w:iCs/>
-        </w:rPr>
-        <w:t>Computational Methods for the Analysis of Musical Structure.</w:t>
-      </w:r>
-      <w:r>
-        <w:t xml:space="preserve"> PhD thesis, Stanford CCRMA.</w:t>
+        <w:t xml:space="preserve">North, A. C., &amp; Hargreaves, D. J. (2008). </w:t>
+      </w:r>
+      <w:r>
+        <w:rPr>
+          <w:i/>
+          <w:iCs/>
+        </w:rPr>
+        <w:t>The Social and Applied Psychology of Music.</w:t>
+      </w:r>
+      <w:r>
+        <w:t xml:space="preserve"> Oxford University Press.</w:t>
       </w:r>
     </w:p>
     <w:p>
@@ -25393,17 +25411,17 @@
         </w:numPr>
       </w:pPr>
       <w:r>
-        <w:t xml:space="preserve">Sapp, C. S. (2017). Verovio Humdrum Viewer. In </w:t>
-      </w:r>
-      <w:r>
-        <w:rPr>
-          <w:i/>
-          <w:iCs/>
-        </w:rPr>
-        <w:t>Music Encoding Conference</w:t>
-      </w:r>
-      <w:r>
-        <w:t>.</w:t>
+        <w:t xml:space="preserve">Paivio, A. (1991). Dual Coding Theory: Retrospect and Current Status. </w:t>
+      </w:r>
+      <w:r>
+        <w:rPr>
+          <w:i/>
+          <w:iCs/>
+        </w:rPr>
+        <w:t>Canadian Journal of Psychology</w:t>
+      </w:r>
+      <w:r>
+        <w:t>, 45(3), 255–287.</w:t>
       </w:r>
     </w:p>
     <w:p>
@@ -25415,24 +25433,17 @@
         </w:numPr>
       </w:pPr>
       <w:r>
-        <w:t xml:space="preserve">Sauro, J., &amp; Lewis, J. R. (2016). </w:t>
-      </w:r>
-      <w:r>
-        <w:rPr>
-          <w:i/>
-          <w:iCs/>
-        </w:rPr>
-        <w:t xml:space="preserve">Quantifying the User Experience: </w:t>
-      </w:r>
-      <w:r>
-        <w:rPr>
-          <w:i/>
-          <w:iCs/>
-        </w:rPr>
-        <w:t>Practical Statistics for User Research</w:t>
-      </w:r>
-      <w:r>
-        <w:t xml:space="preserve"> (2nd ed.). Morgan Kaufmann.</w:t>
+        <w:t xml:space="preserve">Sapp, C. S. (2011). </w:t>
+      </w:r>
+      <w:r>
+        <w:rPr>
+          <w:i/>
+          <w:iCs/>
+        </w:rPr>
+        <w:t>Computational Methods for the Analysis of Musical Structure.</w:t>
+      </w:r>
+      <w:r>
+        <w:t xml:space="preserve"> PhD thesis, Stanford CCRMA.</w:t>
       </w:r>
     </w:p>
     <w:p>
@@ -25444,17 +25455,17 @@
         </w:numPr>
       </w:pPr>
       <w:r>
-        <w:t xml:space="preserve">Shadish, W. R., Cook, T. D., &amp; Campbell, D. T. (2002). </w:t>
-      </w:r>
-      <w:r>
-        <w:rPr>
-          <w:i/>
-          <w:iCs/>
-        </w:rPr>
-        <w:t>Experimental and Quasi-Experimental Designs for Generalized Causal Inference.</w:t>
-      </w:r>
-      <w:r>
-        <w:t xml:space="preserve"> Houghton Mifflin.</w:t>
+        <w:t xml:space="preserve">Sapp, C. S. (2017). Verovio Humdrum Viewer. In </w:t>
+      </w:r>
+      <w:r>
+        <w:rPr>
+          <w:i/>
+          <w:iCs/>
+        </w:rPr>
+        <w:t>Music Encoding Conference</w:t>
+      </w:r>
+      <w:r>
+        <w:t>.</w:t>
       </w:r>
     </w:p>
     <w:p>
@@ -25464,6 +25475,7 @@
       <w:bookmarkStart w:id="35" w:name="부록-a.-시스템-화면"/>
       <w:bookmarkEnd w:id="34"/>
       <w:r>
+        <w:lastRenderedPageBreak/>
         <w:t>부록</w:t>
       </w:r>
       <w:r>
@@ -25572,7 +25584,6 @@
           <w:b/>
           <w:bCs/>
         </w:rPr>
-        <w:lastRenderedPageBreak/>
         <w:t>Figure A.1.</w:t>
       </w:r>
       <w:r>
@@ -26462,7 +26473,7 @@
   <w:abstractNum w:abstractNumId="0" w15:restartNumberingAfterBreak="0">
     <w:nsid w:val="99432019"/>
     <w:multiLevelType w:val="multilevel"/>
-    <w:tmpl w:val="0F2090CE"/>
+    <w:tmpl w:val="9154D5B6"/>
     <w:lvl w:ilvl="0">
       <w:start w:val="2019"/>
       <w:numFmt w:val="decimal"/>
@@ -26548,7 +26559,7 @@
   <w:abstractNum w:abstractNumId="1" w15:restartNumberingAfterBreak="0">
     <w:nsid w:val="0000A990"/>
     <w:multiLevelType w:val="multilevel"/>
-    <w:tmpl w:val="6AB8B47C"/>
+    <w:tmpl w:val="D2EEB654"/>
     <w:lvl w:ilvl="0">
       <w:numFmt w:val="bullet"/>
       <w:lvlText w:val=" "/>
@@ -26625,7 +26636,7 @@
   <w:abstractNum w:abstractNumId="2" w15:restartNumberingAfterBreak="0">
     <w:nsid w:val="0000A991"/>
     <w:multiLevelType w:val="multilevel"/>
-    <w:tmpl w:val="AD5646EA"/>
+    <w:tmpl w:val="996C437E"/>
     <w:lvl w:ilvl="0">
       <w:numFmt w:val="bullet"/>
       <w:lvlText w:val=""/>
@@ -26729,7 +26740,7 @@
   <w:abstractNum w:abstractNumId="3" w15:restartNumberingAfterBreak="0">
     <w:nsid w:val="00A99411"/>
     <w:multiLevelType w:val="multilevel"/>
-    <w:tmpl w:val="5638F720"/>
+    <w:tmpl w:val="F3D01FBA"/>
     <w:lvl w:ilvl="0">
       <w:start w:val="1"/>
       <w:numFmt w:val="decimal"/>
@@ -26812,16 +26823,16 @@
       </w:pPr>
     </w:lvl>
   </w:abstractNum>
-  <w:num w:numId="1" w16cid:durableId="1007243970">
+  <w:num w:numId="1" w16cid:durableId="632834406">
     <w:abstractNumId w:val="1"/>
   </w:num>
-  <w:num w:numId="2" w16cid:durableId="549151829">
+  <w:num w:numId="2" w16cid:durableId="2064595799">
     <w:abstractNumId w:val="2"/>
   </w:num>
-  <w:num w:numId="3" w16cid:durableId="1720938292">
+  <w:num w:numId="3" w16cid:durableId="917251081">
     <w:abstractNumId w:val="2"/>
   </w:num>
-  <w:num w:numId="4" w16cid:durableId="534974124">
+  <w:num w:numId="4" w16cid:durableId="1911496115">
     <w:abstractNumId w:val="3"/>
     <w:lvlOverride w:ilvl="0">
       <w:startOverride w:val="1"/>
@@ -26851,7 +26862,7 @@
       <w:startOverride w:val="1"/>
     </w:lvlOverride>
   </w:num>
-  <w:num w:numId="5" w16cid:durableId="410540828">
+  <w:num w:numId="5" w16cid:durableId="3560302">
     <w:abstractNumId w:val="0"/>
     <w:lvlOverride w:ilvl="0">
       <w:startOverride w:val="2019"/>
@@ -26881,7 +26892,7 @@
       <w:startOverride w:val="2019"/>
     </w:lvlOverride>
   </w:num>
-  <w:num w:numId="6" w16cid:durableId="1370033206">
+  <w:num w:numId="6" w16cid:durableId="262107928">
     <w:abstractNumId w:val="3"/>
     <w:lvlOverride w:ilvl="0">
       <w:startOverride w:val="1"/>
@@ -26911,10 +26922,10 @@
       <w:startOverride w:val="1"/>
     </w:lvlOverride>
   </w:num>
-  <w:num w:numId="7" w16cid:durableId="1953852942">
+  <w:num w:numId="7" w16cid:durableId="1286933902">
     <w:abstractNumId w:val="2"/>
   </w:num>
-  <w:num w:numId="8" w16cid:durableId="140193636">
+  <w:num w:numId="8" w16cid:durableId="2022586635">
     <w:abstractNumId w:val="3"/>
     <w:lvlOverride w:ilvl="0">
       <w:startOverride w:val="1"/>
@@ -26944,10 +26955,10 @@
       <w:startOverride w:val="1"/>
     </w:lvlOverride>
   </w:num>
-  <w:num w:numId="9" w16cid:durableId="1653942770">
+  <w:num w:numId="9" w16cid:durableId="1009602782">
     <w:abstractNumId w:val="2"/>
   </w:num>
-  <w:num w:numId="10" w16cid:durableId="1865753504">
+  <w:num w:numId="10" w16cid:durableId="686642947">
     <w:abstractNumId w:val="3"/>
     <w:lvlOverride w:ilvl="0">
       <w:startOverride w:val="1"/>
@@ -26977,10 +26988,10 @@
       <w:startOverride w:val="1"/>
     </w:lvlOverride>
   </w:num>
-  <w:num w:numId="11" w16cid:durableId="27417521">
+  <w:num w:numId="11" w16cid:durableId="759519922">
     <w:abstractNumId w:val="2"/>
   </w:num>
-  <w:num w:numId="12" w16cid:durableId="1605190904">
+  <w:num w:numId="12" w16cid:durableId="839198837">
     <w:abstractNumId w:val="3"/>
     <w:lvlOverride w:ilvl="0">
       <w:startOverride w:val="1"/>
@@ -27010,10 +27021,10 @@
       <w:startOverride w:val="1"/>
     </w:lvlOverride>
   </w:num>
-  <w:num w:numId="13" w16cid:durableId="1117405645">
+  <w:num w:numId="13" w16cid:durableId="1845822833">
     <w:abstractNumId w:val="2"/>
   </w:num>
-  <w:num w:numId="14" w16cid:durableId="1486168439">
+  <w:num w:numId="14" w16cid:durableId="841628003">
     <w:abstractNumId w:val="2"/>
   </w:num>
 </w:numbering>
@@ -28255,7 +28266,7 @@
     <w:name w:val="header"/>
     <w:basedOn w:val="a"/>
     <w:link w:val="Char2"/>
-    <w:rsid w:val="008B09AF"/>
+    <w:rsid w:val="00F25A81"/>
     <w:pPr>
       <w:tabs>
         <w:tab w:val="center" w:pos="4513"/>
@@ -28268,13 +28279,13 @@
     <w:name w:val="머리글 Char"/>
     <w:basedOn w:val="a1"/>
     <w:link w:val="ad"/>
-    <w:rsid w:val="008B09AF"/>
+    <w:rsid w:val="00F25A81"/>
   </w:style>
   <w:style w:type="paragraph" w:styleId="ae">
     <w:name w:val="footer"/>
     <w:basedOn w:val="a"/>
     <w:link w:val="Char3"/>
-    <w:rsid w:val="008B09AF"/>
+    <w:rsid w:val="00F25A81"/>
     <w:pPr>
       <w:tabs>
         <w:tab w:val="center" w:pos="4513"/>
@@ -28287,12 +28298,12 @@
     <w:name w:val="바닥글 Char"/>
     <w:basedOn w:val="a1"/>
     <w:link w:val="ae"/>
-    <w:rsid w:val="008B09AF"/>
+    <w:rsid w:val="00F25A81"/>
   </w:style>
   <w:style w:type="character" w:styleId="af">
     <w:name w:val="page number"/>
     <w:basedOn w:val="a1"/>
-    <w:rsid w:val="008B09AF"/>
+    <w:rsid w:val="00F25A81"/>
   </w:style>
 </w:styles>
 </file>

--- a/ko/paper/paper_ko.docx
+++ b/ko/paper/paper_ko.docx
@@ -24404,68 +24404,181 @@
           <w:b/>
           <w:bCs/>
         </w:rPr>
-        <w:t>음원</w:t>
+        <w:t xml:space="preserve">Public Domain </w:t>
       </w:r>
       <w:r>
         <w:rPr>
           <w:b/>
           <w:bCs/>
         </w:rPr>
-        <w:t xml:space="preserve"> </w:t>
+        <w:t>녹음</w:t>
       </w:r>
       <w:r>
         <w:rPr>
           <w:b/>
           <w:bCs/>
         </w:rPr>
-        <w:t>비포함</w:t>
+        <w:t xml:space="preserve"> </w:t>
       </w:r>
       <w:r>
         <w:rPr>
           <w:b/>
           <w:bCs/>
         </w:rPr>
-        <w:t xml:space="preserve"> </w:t>
+        <w:t>번들</w:t>
       </w:r>
       <w:r>
         <w:rPr>
           <w:b/>
           <w:bCs/>
         </w:rPr>
-        <w:t>정책</w:t>
+        <w:t xml:space="preserve"> </w:t>
+      </w:r>
+      <w:r>
+        <w:rPr>
+          <w:b/>
+          <w:bCs/>
+        </w:rPr>
+        <w:t>포함</w:t>
       </w:r>
       <w:r>
         <w:t xml:space="preserve">: </w:t>
       </w:r>
       <w:r>
-        <w:t>본</w:t>
-      </w:r>
-      <w:r>
-        <w:t xml:space="preserve"> </w:t>
-      </w:r>
-      <w:r>
-        <w:t>평가에</w:t>
-      </w:r>
-      <w:r>
-        <w:t xml:space="preserve"> </w:t>
-      </w:r>
-      <w:r>
-        <w:t>사용된</w:t>
-      </w:r>
-      <w:r>
-        <w:t xml:space="preserve"> András Schiff </w:t>
+        <w:t>각</w:t>
+      </w:r>
+      <w:r>
+        <w:t xml:space="preserve"> </w:t>
+      </w:r>
+      <w:r>
+        <w:t>에디션은</w:t>
+      </w:r>
+      <w:r>
+        <w:t xml:space="preserve"> </w:t>
+      </w:r>
+      <w:r>
+        <w:rPr>
+          <w:rStyle w:val="VerbatimChar"/>
+        </w:rPr>
+        <w:t>assets/mozart_k545_mvt1.ogg</w:t>
+      </w:r>
+      <w:r>
+        <w:t xml:space="preserve"> — Musopen </w:t>
+      </w:r>
+      <w:r>
+        <w:t>및</w:t>
+      </w:r>
+      <w:r>
+        <w:t xml:space="preserve"> Wikimedia Commons </w:t>
+      </w:r>
+      <w:r>
+        <w:t>를</w:t>
+      </w:r>
+      <w:r>
+        <w:t xml:space="preserve"> </w:t>
+      </w:r>
+      <w:r>
+        <w:t>통해</w:t>
+      </w:r>
+      <w:r>
+        <w:t xml:space="preserve"> </w:t>
+      </w:r>
+      <w:r>
+        <w:t>배포되는</w:t>
+      </w:r>
+      <w:r>
+        <w:t xml:space="preserve"> Robin Alciatore </w:t>
       </w:r>
       <w:r>
         <w:t>의</w:t>
       </w:r>
       <w:r>
-        <w:t xml:space="preserve"> Carnegie Hall 2015 </w:t>
-      </w:r>
-      <w:r>
-        <w:t>녹음은</w:t>
-      </w:r>
-      <w:r>
-        <w:t xml:space="preserve"> </w:t>
+        <w:t xml:space="preserve"> Public Domain </w:t>
+      </w:r>
+      <w:r>
+        <w:t>연주</w:t>
+      </w:r>
+      <w:r>
+        <w:t xml:space="preserve"> (2:14, 2.87 MB) — </w:t>
+      </w:r>
+      <w:r>
+        <w:lastRenderedPageBreak/>
+        <w:t>를</w:t>
+      </w:r>
+      <w:r>
+        <w:t xml:space="preserve"> </w:t>
+      </w:r>
+      <w:r>
+        <w:t>번들로</w:t>
+      </w:r>
+      <w:r>
+        <w:t xml:space="preserve"> </w:t>
+      </w:r>
+      <w:r>
+        <w:t>포함하여</w:t>
+      </w:r>
+      <w:r>
+        <w:t xml:space="preserve"> </w:t>
+      </w:r>
+      <w:r>
+        <w:t>별도</w:t>
+      </w:r>
+      <w:r>
+        <w:t xml:space="preserve"> </w:t>
+      </w:r>
+      <w:r>
+        <w:t>다운로드</w:t>
+      </w:r>
+      <w:r>
+        <w:t xml:space="preserve"> </w:t>
+      </w:r>
+      <w:r>
+        <w:t>없이</w:t>
+      </w:r>
+      <w:r>
+        <w:t xml:space="preserve"> </w:t>
+      </w:r>
+      <w:r>
+        <w:t>즉시</w:t>
+      </w:r>
+      <w:r>
+        <w:t xml:space="preserve"> </w:t>
+      </w:r>
+      <w:r>
+        <w:t>작동한다</w:t>
+      </w:r>
+      <w:r>
+        <w:t xml:space="preserve">. </w:t>
+      </w:r>
+      <w:r>
+        <w:t>다른</w:t>
+      </w:r>
+      <w:r>
+        <w:t xml:space="preserve"> </w:t>
+      </w:r>
+      <w:r>
+        <w:t>녹음을</w:t>
+      </w:r>
+      <w:r>
+        <w:t xml:space="preserve"> </w:t>
+      </w:r>
+      <w:r>
+        <w:t>선호하는</w:t>
+      </w:r>
+      <w:r>
+        <w:t xml:space="preserve"> </w:t>
+      </w:r>
+      <w:r>
+        <w:t>사용자</w:t>
+      </w:r>
+      <w:r>
+        <w:t xml:space="preserve"> (</w:t>
+      </w:r>
+      <w:r>
+        <w:t>예</w:t>
+      </w:r>
+      <w:r>
+        <w:t xml:space="preserve">: András Schiff Carnegie Hall 2015 </w:t>
       </w:r>
       <w:r>
         <w:t>상용</w:t>
@@ -24474,259 +24587,401 @@
         <w:t xml:space="preserve"> </w:t>
       </w:r>
       <w:r>
-        <w:t>저작권</w:t>
-      </w:r>
-      <w:r>
-        <w:t xml:space="preserve"> </w:t>
-      </w:r>
-      <w:r>
-        <w:t>음반이므로</w:t>
-      </w:r>
-      <w:r>
-        <w:t xml:space="preserve"> </w:t>
-      </w:r>
-      <w:r>
-        <w:t>저장소에</w:t>
-      </w:r>
-      <w:r>
-        <w:t xml:space="preserve"> </w:t>
-      </w:r>
-      <w:r>
-        <w:t>포함되지</w:t>
-      </w:r>
-      <w:r>
-        <w:t xml:space="preserve"> </w:t>
-      </w:r>
-      <w:r>
-        <w:t>않는다</w:t>
+        <w:t>음반</w:t>
+      </w:r>
+      <w:r>
+        <w:t xml:space="preserve">) </w:t>
+      </w:r>
+      <w:r>
+        <w:t>는</w:t>
+      </w:r>
+      <w:r>
+        <w:t xml:space="preserve"> </w:t>
+      </w:r>
+      <w:r>
+        <w:rPr>
+          <w:rStyle w:val="VerbatimChar"/>
+        </w:rPr>
+        <w:t>assets/mozart_k545_mvt1.mp3</w:t>
+      </w:r>
+      <w:r>
+        <w:t xml:space="preserve"> </w:t>
+      </w:r>
+      <w:r>
+        <w:t>위치에</w:t>
+      </w:r>
+      <w:r>
+        <w:t xml:space="preserve"> </w:t>
+      </w:r>
+      <w:r>
+        <w:t>자신의</w:t>
+      </w:r>
+      <w:r>
+        <w:t xml:space="preserve"> </w:t>
+      </w:r>
+      <w:r>
+        <w:t>파일을</w:t>
+      </w:r>
+      <w:r>
+        <w:t xml:space="preserve"> </w:t>
+      </w:r>
+      <w:r>
+        <w:t>두면</w:t>
+      </w:r>
+      <w:r>
+        <w:t xml:space="preserve"> </w:t>
+      </w:r>
+      <w:r>
+        <w:t>된다</w:t>
+      </w:r>
+      <w:r>
+        <w:t xml:space="preserve"> (MP3 source </w:t>
+      </w:r>
+      <w:r>
+        <w:t>가</w:t>
+      </w:r>
+      <w:r>
+        <w:t xml:space="preserve"> </w:t>
+      </w:r>
+      <w:r>
+        <w:rPr>
+          <w:rStyle w:val="VerbatimChar"/>
+        </w:rPr>
+        <w:t>index.html</w:t>
+      </w:r>
+      <w:r>
+        <w:t xml:space="preserve"> </w:t>
+      </w:r>
+      <w:r>
+        <w:t>에</w:t>
+      </w:r>
+      <w:r>
+        <w:t xml:space="preserve"> </w:t>
+      </w:r>
+      <w:r>
+        <w:t>먼저</w:t>
+      </w:r>
+      <w:r>
+        <w:t xml:space="preserve"> listed </w:t>
+      </w:r>
+      <w:r>
+        <w:t>되어</w:t>
+      </w:r>
+      <w:r>
+        <w:t xml:space="preserve"> </w:t>
+      </w:r>
+      <w:r>
+        <w:t>번들</w:t>
+      </w:r>
+      <w:r>
+        <w:t xml:space="preserve"> OGG </w:t>
+      </w:r>
+      <w:r>
+        <w:t>보다</w:t>
+      </w:r>
+      <w:r>
+        <w:t xml:space="preserve"> </w:t>
+      </w:r>
+      <w:r>
+        <w:t>우선</w:t>
+      </w:r>
+      <w:r>
+        <w:t xml:space="preserve">). </w:t>
+      </w:r>
+      <w:r>
+        <w:rPr>
+          <w:i/>
+          <w:iCs/>
+        </w:rPr>
+        <w:t>탭</w:t>
+      </w:r>
+      <w:r>
+        <w:rPr>
+          <w:i/>
+          <w:iCs/>
+        </w:rPr>
+        <w:t xml:space="preserve"> </w:t>
+      </w:r>
+      <w:r>
+        <w:rPr>
+          <w:i/>
+          <w:iCs/>
+        </w:rPr>
+        <w:t>보정</w:t>
+      </w:r>
+      <w:r>
+        <w:rPr>
+          <w:i/>
+          <w:iCs/>
+        </w:rPr>
+        <w:t xml:space="preserve"> </w:t>
+      </w:r>
+      <w:r>
+        <w:rPr>
+          <w:i/>
+          <w:iCs/>
+        </w:rPr>
+        <w:t>모드</w:t>
+      </w:r>
+      <w:r>
+        <w:rPr>
+          <w:i/>
+          <w:iCs/>
+        </w:rPr>
+        <w:t xml:space="preserve"> (T </w:t>
+      </w:r>
+      <w:r>
+        <w:rPr>
+          <w:i/>
+          <w:iCs/>
+        </w:rPr>
+        <w:t>키</w:t>
+      </w:r>
+      <w:r>
+        <w:rPr>
+          <w:i/>
+          <w:iCs/>
+        </w:rPr>
+        <w:t xml:space="preserve"> + 6</w:t>
+      </w:r>
+      <w:r>
+        <w:rPr>
+          <w:i/>
+          <w:iCs/>
+        </w:rPr>
+        <w:t>개</w:t>
+      </w:r>
+      <w:r>
+        <w:rPr>
+          <w:i/>
+          <w:iCs/>
+        </w:rPr>
+        <w:t xml:space="preserve"> </w:t>
+      </w:r>
+      <w:r>
+        <w:rPr>
+          <w:i/>
+          <w:iCs/>
+        </w:rPr>
+        <w:t>마디</w:t>
+      </w:r>
+      <w:r>
+        <w:rPr>
+          <w:i/>
+          <w:iCs/>
+        </w:rPr>
+        <w:t xml:space="preserve"> </w:t>
+      </w:r>
+      <w:r>
+        <w:rPr>
+          <w:i/>
+          <w:iCs/>
+        </w:rPr>
+        <w:t>지점</w:t>
+      </w:r>
+      <w:r>
+        <w:rPr>
+          <w:i/>
+          <w:iCs/>
+        </w:rPr>
+        <w:t xml:space="preserve"> Space </w:t>
+      </w:r>
+      <w:r>
+        <w:rPr>
+          <w:i/>
+          <w:iCs/>
+        </w:rPr>
+        <w:t>탭</w:t>
+      </w:r>
+      <w:r>
+        <w:rPr>
+          <w:i/>
+          <w:iCs/>
+        </w:rPr>
+        <w:t>)</w:t>
+      </w:r>
+      <w:r>
+        <w:t xml:space="preserve"> </w:t>
+      </w:r>
+      <w:r>
+        <w:t>로</w:t>
+      </w:r>
+      <w:r>
+        <w:t xml:space="preserve"> </w:t>
+      </w:r>
+      <w:r>
+        <w:t>임의</w:t>
+      </w:r>
+      <w:r>
+        <w:t xml:space="preserve"> </w:t>
+      </w:r>
+      <w:r>
+        <w:t>녹음에</w:t>
+      </w:r>
+      <w:r>
+        <w:t xml:space="preserve"> </w:t>
+      </w:r>
+      <w:r>
+        <w:t>대해</w:t>
+      </w:r>
+      <w:r>
+        <w:t xml:space="preserve"> </w:t>
+      </w:r>
+      <w:r>
+        <w:t>마디</w:t>
+      </w:r>
+      <w:r>
+        <w:t>–</w:t>
+      </w:r>
+      <w:r>
+        <w:t>시간</w:t>
+      </w:r>
+      <w:r>
+        <w:t xml:space="preserve"> </w:t>
+      </w:r>
+      <w:r>
+        <w:t>매핑을</w:t>
+      </w:r>
+      <w:r>
+        <w:t xml:space="preserve"> 1</w:t>
+      </w:r>
+      <w:r>
+        <w:t>분</w:t>
+      </w:r>
+      <w:r>
+        <w:t xml:space="preserve"> </w:t>
+      </w:r>
+      <w:r>
+        <w:t>이내에</w:t>
+      </w:r>
+      <w:r>
+        <w:t xml:space="preserve"> </w:t>
+      </w:r>
+      <w:r>
+        <w:t>재고정하며</w:t>
+      </w:r>
+      <w:r>
+        <w:t xml:space="preserve"> </w:t>
+      </w:r>
+      <w:r>
+        <w:t>보정값은</w:t>
+      </w:r>
+      <w:r>
+        <w:t xml:space="preserve"> </w:t>
+      </w:r>
+      <w:r>
+        <w:rPr>
+          <w:rStyle w:val="VerbatimChar"/>
+        </w:rPr>
+        <w:t>localStorage</w:t>
+      </w:r>
+      <w:r>
+        <w:t xml:space="preserve"> </w:t>
+      </w:r>
+      <w:r>
+        <w:t>에</w:t>
+      </w:r>
+      <w:r>
+        <w:t xml:space="preserve"> </w:t>
+      </w:r>
+      <w:r>
+        <w:t>영구</w:t>
+      </w:r>
+      <w:r>
+        <w:t xml:space="preserve"> </w:t>
+      </w:r>
+      <w:r>
+        <w:t>저장된다</w:t>
       </w:r>
       <w:r>
         <w:t xml:space="preserve">. </w:t>
       </w:r>
       <w:r>
-        <w:t>재현</w:t>
-      </w:r>
-      <w:r>
-        <w:t xml:space="preserve"> </w:t>
-      </w:r>
-      <w:r>
-        <w:t>시도자는</w:t>
-      </w:r>
-      <w:r>
-        <w:t xml:space="preserve"> </w:t>
-      </w:r>
-      <w:r>
-        <w:rPr>
-          <w:rStyle w:val="VerbatimChar"/>
-        </w:rPr>
-        <w:t>assets/README.md</w:t>
-      </w:r>
-      <w:r>
-        <w:t xml:space="preserve"> </w:t>
-      </w:r>
-      <w:r>
-        <w:t>에</w:t>
-      </w:r>
-      <w:r>
-        <w:t xml:space="preserve"> </w:t>
-      </w:r>
-      <w:r>
-        <w:t>안내된</w:t>
-      </w:r>
-      <w:r>
-        <w:t xml:space="preserve"> Public </w:t>
-      </w:r>
-      <w:r>
-        <w:lastRenderedPageBreak/>
-        <w:t xml:space="preserve">Domain </w:t>
-      </w:r>
-      <w:r>
-        <w:t>출처</w:t>
-      </w:r>
-      <w:r>
-        <w:t>(Musopen, IMSLP)</w:t>
-      </w:r>
-      <w:r>
-        <w:t>에서</w:t>
-      </w:r>
-      <w:r>
-        <w:t xml:space="preserve"> </w:t>
-      </w:r>
-      <w:r>
-        <w:t>자유</w:t>
-      </w:r>
-      <w:r>
-        <w:t xml:space="preserve"> </w:t>
-      </w:r>
-      <w:r>
-        <w:t>음원을</w:t>
-      </w:r>
-      <w:r>
-        <w:t xml:space="preserve"> </w:t>
-      </w:r>
-      <w:r>
-        <w:t>받아</w:t>
-      </w:r>
-      <w:r>
-        <w:t xml:space="preserve"> </w:t>
-      </w:r>
-      <w:r>
-        <w:t>동일</w:t>
-      </w:r>
-      <w:r>
-        <w:t xml:space="preserve"> </w:t>
-      </w:r>
-      <w:r>
-        <w:t>폴더에</w:t>
-      </w:r>
-      <w:r>
-        <w:t xml:space="preserve"> </w:t>
-      </w:r>
-      <w:r>
-        <w:t>두면</w:t>
-      </w:r>
-      <w:r>
-        <w:t xml:space="preserve"> </w:t>
-      </w:r>
-      <w:r>
-        <w:t>된다</w:t>
-      </w:r>
-      <w:r>
-        <w:t xml:space="preserve">. </w:t>
-      </w:r>
-      <w:r>
-        <w:t>시스템의</w:t>
-      </w:r>
-      <w:r>
-        <w:t xml:space="preserve"> </w:t>
-      </w:r>
-      <w:r>
-        <w:t>마디</w:t>
-      </w:r>
-      <w:r>
-        <w:t>–</w:t>
-      </w:r>
-      <w:r>
-        <w:t>시간</w:t>
-      </w:r>
-      <w:r>
-        <w:t xml:space="preserve"> </w:t>
-      </w:r>
-      <w:r>
-        <w:t>매핑은</w:t>
-      </w:r>
-      <w:r>
-        <w:t xml:space="preserve"> </w:t>
-      </w:r>
-      <w:r>
-        <w:rPr>
-          <w:i/>
-          <w:iCs/>
-        </w:rPr>
-        <w:t>비례</w:t>
-      </w:r>
-      <w:r>
-        <w:rPr>
-          <w:i/>
-          <w:iCs/>
-        </w:rPr>
-        <w:t xml:space="preserve"> </w:t>
-      </w:r>
-      <w:r>
-        <w:rPr>
-          <w:i/>
-          <w:iCs/>
-        </w:rPr>
-        <w:t>보정</w:t>
-      </w:r>
-      <w:r>
-        <w:t xml:space="preserve"> </w:t>
-      </w:r>
-      <w:r>
-        <w:t>과</w:t>
-      </w:r>
-      <w:r>
-        <w:t xml:space="preserve"> </w:t>
-      </w:r>
-      <w:r>
-        <w:rPr>
-          <w:i/>
-          <w:iCs/>
-        </w:rPr>
-        <w:t>탭</w:t>
-      </w:r>
-      <w:r>
-        <w:rPr>
-          <w:i/>
-          <w:iCs/>
-        </w:rPr>
-        <w:t xml:space="preserve"> </w:t>
-      </w:r>
-      <w:r>
-        <w:rPr>
-          <w:i/>
-          <w:iCs/>
-        </w:rPr>
-        <w:t>보정</w:t>
-      </w:r>
-      <w:r>
-        <w:rPr>
-          <w:i/>
-          <w:iCs/>
-        </w:rPr>
-        <w:t xml:space="preserve"> </w:t>
-      </w:r>
-      <w:r>
-        <w:rPr>
-          <w:i/>
-          <w:iCs/>
-        </w:rPr>
-        <w:t>모드</w:t>
-      </w:r>
-      <w:r>
-        <w:rPr>
-          <w:i/>
-          <w:iCs/>
-        </w:rPr>
-        <w:t xml:space="preserve">(T </w:t>
-      </w:r>
-      <w:r>
-        <w:rPr>
-          <w:i/>
-          <w:iCs/>
-        </w:rPr>
-        <w:t>키</w:t>
-      </w:r>
-      <w:r>
-        <w:rPr>
-          <w:i/>
-          <w:iCs/>
-        </w:rPr>
-        <w:t>)</w:t>
-      </w:r>
-      <w:r>
-        <w:t xml:space="preserve"> </w:t>
-      </w:r>
-      <w:r>
-        <w:t>로</w:t>
-      </w:r>
-      <w:r>
-        <w:t xml:space="preserve"> </w:t>
-      </w:r>
-      <w:r>
-        <w:t>임의</w:t>
-      </w:r>
-      <w:r>
-        <w:t xml:space="preserve"> </w:t>
-      </w:r>
-      <w:r>
-        <w:t>음원에</w:t>
-      </w:r>
-      <w:r>
-        <w:t xml:space="preserve"> </w:t>
-      </w:r>
-      <w:r>
-        <w:t>적응한다</w:t>
+        <w:t>번들</w:t>
+      </w:r>
+      <w:r>
+        <w:t xml:space="preserve"> </w:t>
+      </w:r>
+      <w:r>
+        <w:t>음원이</w:t>
+      </w:r>
+      <w:r>
+        <w:t xml:space="preserve"> </w:t>
+      </w:r>
+      <w:r>
+        <w:t>제거되거나</w:t>
+      </w:r>
+      <w:r>
+        <w:t xml:space="preserve"> </w:t>
+      </w:r>
+      <w:r>
+        <w:t>로드</w:t>
+      </w:r>
+      <w:r>
+        <w:t xml:space="preserve"> </w:t>
+      </w:r>
+      <w:r>
+        <w:t>실패</w:t>
+      </w:r>
+      <w:r>
+        <w:t xml:space="preserve"> </w:t>
+      </w:r>
+      <w:r>
+        <w:t>시</w:t>
+      </w:r>
+      <w:r>
+        <w:t xml:space="preserve"> WebAudio </w:t>
+      </w:r>
+      <w:r>
+        <w:t>메트로놈</w:t>
+      </w:r>
+      <w:r>
+        <w:t xml:space="preserve"> </w:t>
+      </w:r>
+      <w:r>
+        <w:t>데모</w:t>
+      </w:r>
+      <w:r>
+        <w:t xml:space="preserve"> </w:t>
+      </w:r>
+      <w:r>
+        <w:t>모드가</w:t>
+      </w:r>
+      <w:r>
+        <w:t xml:space="preserve"> </w:t>
+      </w:r>
+      <w:r>
+        <w:t>자동</w:t>
+      </w:r>
+      <w:r>
+        <w:t xml:space="preserve"> </w:t>
+      </w:r>
+      <w:r>
+        <w:t>활성화되어</w:t>
+      </w:r>
+      <w:r>
+        <w:t xml:space="preserve"> </w:t>
+      </w:r>
+      <w:r>
+        <w:t>형식</w:t>
+      </w:r>
+      <w:r>
+        <w:t xml:space="preserve"> </w:t>
+      </w:r>
+      <w:r>
+        <w:t>시각화는</w:t>
+      </w:r>
+      <w:r>
+        <w:t xml:space="preserve"> </w:t>
+      </w:r>
+      <w:r>
+        <w:t>계속</w:t>
+      </w:r>
+      <w:r>
+        <w:t xml:space="preserve"> </w:t>
+      </w:r>
+      <w:r>
+        <w:t>작동한다</w:t>
       </w:r>
       <w:r>
         <w:t>.</w:t>
@@ -25311,7 +25566,10 @@
         <w:t>Multimedia Learning</w:t>
       </w:r>
       <w:r>
-        <w:t xml:space="preserve"> (2nd ed.). Cambridge University Press.</w:t>
+        <w:t xml:space="preserve"> </w:t>
+      </w:r>
+      <w:r>
+        <w:t>(2nd ed.). Cambridge University Press.</w:t>
       </w:r>
     </w:p>
     <w:p>
@@ -25433,6 +25691,7 @@
         </w:numPr>
       </w:pPr>
       <w:r>
+        <w:lastRenderedPageBreak/>
         <w:t xml:space="preserve">Sapp, C. S. (2011). </w:t>
       </w:r>
       <w:r>
@@ -25475,7 +25734,6 @@
       <w:bookmarkStart w:id="35" w:name="부록-a.-시스템-화면"/>
       <w:bookmarkEnd w:id="34"/>
       <w:r>
-        <w:lastRenderedPageBreak/>
         <w:t>부록</w:t>
       </w:r>
       <w:r>
@@ -26473,7 +26731,7 @@
   <w:abstractNum w:abstractNumId="0" w15:restartNumberingAfterBreak="0">
     <w:nsid w:val="99432019"/>
     <w:multiLevelType w:val="multilevel"/>
-    <w:tmpl w:val="9154D5B6"/>
+    <w:tmpl w:val="2314341C"/>
     <w:lvl w:ilvl="0">
       <w:start w:val="2019"/>
       <w:numFmt w:val="decimal"/>
@@ -26559,7 +26817,7 @@
   <w:abstractNum w:abstractNumId="1" w15:restartNumberingAfterBreak="0">
     <w:nsid w:val="0000A990"/>
     <w:multiLevelType w:val="multilevel"/>
-    <w:tmpl w:val="D2EEB654"/>
+    <w:tmpl w:val="8626DFAE"/>
     <w:lvl w:ilvl="0">
       <w:numFmt w:val="bullet"/>
       <w:lvlText w:val=" "/>
@@ -26636,7 +26894,7 @@
   <w:abstractNum w:abstractNumId="2" w15:restartNumberingAfterBreak="0">
     <w:nsid w:val="0000A991"/>
     <w:multiLevelType w:val="multilevel"/>
-    <w:tmpl w:val="996C437E"/>
+    <w:tmpl w:val="52723130"/>
     <w:lvl w:ilvl="0">
       <w:numFmt w:val="bullet"/>
       <w:lvlText w:val=""/>
@@ -26740,7 +26998,7 @@
   <w:abstractNum w:abstractNumId="3" w15:restartNumberingAfterBreak="0">
     <w:nsid w:val="00A99411"/>
     <w:multiLevelType w:val="multilevel"/>
-    <w:tmpl w:val="F3D01FBA"/>
+    <w:tmpl w:val="A26CB708"/>
     <w:lvl w:ilvl="0">
       <w:start w:val="1"/>
       <w:numFmt w:val="decimal"/>
@@ -26823,16 +27081,16 @@
       </w:pPr>
     </w:lvl>
   </w:abstractNum>
-  <w:num w:numId="1" w16cid:durableId="632834406">
+  <w:num w:numId="1" w16cid:durableId="261259062">
     <w:abstractNumId w:val="1"/>
   </w:num>
-  <w:num w:numId="2" w16cid:durableId="2064595799">
+  <w:num w:numId="2" w16cid:durableId="1984767747">
     <w:abstractNumId w:val="2"/>
   </w:num>
-  <w:num w:numId="3" w16cid:durableId="917251081">
+  <w:num w:numId="3" w16cid:durableId="1712417061">
     <w:abstractNumId w:val="2"/>
   </w:num>
-  <w:num w:numId="4" w16cid:durableId="1911496115">
+  <w:num w:numId="4" w16cid:durableId="398554583">
     <w:abstractNumId w:val="3"/>
     <w:lvlOverride w:ilvl="0">
       <w:startOverride w:val="1"/>
@@ -26862,7 +27120,7 @@
       <w:startOverride w:val="1"/>
     </w:lvlOverride>
   </w:num>
-  <w:num w:numId="5" w16cid:durableId="3560302">
+  <w:num w:numId="5" w16cid:durableId="2023971655">
     <w:abstractNumId w:val="0"/>
     <w:lvlOverride w:ilvl="0">
       <w:startOverride w:val="2019"/>
@@ -26892,7 +27150,7 @@
       <w:startOverride w:val="2019"/>
     </w:lvlOverride>
   </w:num>
-  <w:num w:numId="6" w16cid:durableId="262107928">
+  <w:num w:numId="6" w16cid:durableId="1694771509">
     <w:abstractNumId w:val="3"/>
     <w:lvlOverride w:ilvl="0">
       <w:startOverride w:val="1"/>
@@ -26922,10 +27180,10 @@
       <w:startOverride w:val="1"/>
     </w:lvlOverride>
   </w:num>
-  <w:num w:numId="7" w16cid:durableId="1286933902">
+  <w:num w:numId="7" w16cid:durableId="1731223352">
     <w:abstractNumId w:val="2"/>
   </w:num>
-  <w:num w:numId="8" w16cid:durableId="2022586635">
+  <w:num w:numId="8" w16cid:durableId="989138286">
     <w:abstractNumId w:val="3"/>
     <w:lvlOverride w:ilvl="0">
       <w:startOverride w:val="1"/>
@@ -26955,10 +27213,10 @@
       <w:startOverride w:val="1"/>
     </w:lvlOverride>
   </w:num>
-  <w:num w:numId="9" w16cid:durableId="1009602782">
+  <w:num w:numId="9" w16cid:durableId="2071728325">
     <w:abstractNumId w:val="2"/>
   </w:num>
-  <w:num w:numId="10" w16cid:durableId="686642947">
+  <w:num w:numId="10" w16cid:durableId="552232710">
     <w:abstractNumId w:val="3"/>
     <w:lvlOverride w:ilvl="0">
       <w:startOverride w:val="1"/>
@@ -26988,10 +27246,10 @@
       <w:startOverride w:val="1"/>
     </w:lvlOverride>
   </w:num>
-  <w:num w:numId="11" w16cid:durableId="759519922">
+  <w:num w:numId="11" w16cid:durableId="1763528312">
     <w:abstractNumId w:val="2"/>
   </w:num>
-  <w:num w:numId="12" w16cid:durableId="839198837">
+  <w:num w:numId="12" w16cid:durableId="408843180">
     <w:abstractNumId w:val="3"/>
     <w:lvlOverride w:ilvl="0">
       <w:startOverride w:val="1"/>
@@ -27021,10 +27279,10 @@
       <w:startOverride w:val="1"/>
     </w:lvlOverride>
   </w:num>
-  <w:num w:numId="13" w16cid:durableId="1845822833">
+  <w:num w:numId="13" w16cid:durableId="1653752498">
     <w:abstractNumId w:val="2"/>
   </w:num>
-  <w:num w:numId="14" w16cid:durableId="841628003">
+  <w:num w:numId="14" w16cid:durableId="789132824">
     <w:abstractNumId w:val="2"/>
   </w:num>
 </w:numbering>
@@ -28266,7 +28524,7 @@
     <w:name w:val="header"/>
     <w:basedOn w:val="a"/>
     <w:link w:val="Char2"/>
-    <w:rsid w:val="00F25A81"/>
+    <w:rsid w:val="00FA75BD"/>
     <w:pPr>
       <w:tabs>
         <w:tab w:val="center" w:pos="4513"/>
@@ -28279,13 +28537,13 @@
     <w:name w:val="머리글 Char"/>
     <w:basedOn w:val="a1"/>
     <w:link w:val="ad"/>
-    <w:rsid w:val="00F25A81"/>
+    <w:rsid w:val="00FA75BD"/>
   </w:style>
   <w:style w:type="paragraph" w:styleId="ae">
     <w:name w:val="footer"/>
     <w:basedOn w:val="a"/>
     <w:link w:val="Char3"/>
-    <w:rsid w:val="00F25A81"/>
+    <w:rsid w:val="00FA75BD"/>
     <w:pPr>
       <w:tabs>
         <w:tab w:val="center" w:pos="4513"/>
@@ -28298,12 +28556,12 @@
     <w:name w:val="바닥글 Char"/>
     <w:basedOn w:val="a1"/>
     <w:link w:val="ae"/>
-    <w:rsid w:val="00F25A81"/>
+    <w:rsid w:val="00FA75BD"/>
   </w:style>
   <w:style w:type="character" w:styleId="af">
     <w:name w:val="page number"/>
     <w:basedOn w:val="a1"/>
-    <w:rsid w:val="00F25A81"/>
+    <w:rsid w:val="00FA75BD"/>
   </w:style>
 </w:styles>
 </file>

--- a/ko/paper/paper_ko.docx
+++ b/ko/paper/paper_ko.docx
@@ -4,135 +4,145 @@
   <w:body>
     <w:p>
       <w:pPr>
-        <w:pStyle w:val="a4"/>
+        <w:pStyle w:val="FirstParagraph"/>
       </w:pPr>
       <w:r>
-        <w:t>악보</w:t>
-      </w:r>
-      <w:r>
-        <w:t>-</w:t>
-      </w:r>
-      <w:r>
-        <w:t>음원</w:t>
-      </w:r>
-      <w:r>
-        <w:t>-</w:t>
-      </w:r>
-      <w:r>
-        <w:t>형식</w:t>
-      </w:r>
-      <w:r>
-        <w:t xml:space="preserve"> </w:t>
-      </w:r>
-      <w:r>
-        <w:t>동기화</w:t>
-      </w:r>
-      <w:r>
-        <w:t xml:space="preserve"> </w:t>
-      </w:r>
-      <w:r>
-        <w:t>시각화를</w:t>
-      </w:r>
-      <w:r>
-        <w:t xml:space="preserve"> </w:t>
-      </w:r>
-      <w:r>
-        <w:t>통한</w:t>
-      </w:r>
-      <w:r>
-        <w:t xml:space="preserve"> </w:t>
-      </w:r>
-      <w:r>
-        <w:t>소나타</w:t>
-      </w:r>
-      <w:r>
-        <w:t xml:space="preserve"> </w:t>
-      </w:r>
-      <w:r>
-        <w:t>형식</w:t>
-      </w:r>
-      <w:r>
-        <w:t xml:space="preserve"> </w:t>
-      </w:r>
-      <w:r>
-        <w:t>학습</w:t>
-      </w:r>
-      <w:r>
-        <w:t xml:space="preserve"> </w:t>
-      </w:r>
-      <w:r>
-        <w:t>도구의</w:t>
-      </w:r>
-      <w:r>
-        <w:t xml:space="preserve"> </w:t>
-      </w:r>
-      <w:r>
-        <w:t>설계와</w:t>
-      </w:r>
-      <w:r>
-        <w:t xml:space="preserve"> </w:t>
-      </w:r>
-      <w:r>
-        <w:t>구현</w:t>
-      </w:r>
-      <w:r>
-        <w:t xml:space="preserve"> — </w:t>
-      </w:r>
-      <w:r>
-        <w:t>모차르트</w:t>
-      </w:r>
-      <w:r>
-        <w:t xml:space="preserve"> </w:t>
-      </w:r>
-      <w:r>
-        <w:t>피아노</w:t>
-      </w:r>
-      <w:r>
-        <w:t xml:space="preserve"> </w:t>
-      </w:r>
-      <w:r>
-        <w:t>소나타</w:t>
-      </w:r>
-      <w:r>
-        <w:t xml:space="preserve"> K. 545 1</w:t>
-      </w:r>
-      <w:r>
-        <w:t>악장을</w:t>
-      </w:r>
-      <w:r>
-        <w:t xml:space="preserve"> </w:t>
-      </w:r>
-      <w:r>
-        <w:t>중심으로</w:t>
-      </w:r>
-    </w:p>
-    <w:p>
-      <w:pPr>
-        <w:pStyle w:val="a6"/>
-        <w:rPr>
-          <w:rFonts w:eastAsia="함초롬바탕"/>
-        </w:rPr>
-      </w:pPr>
-      <w:r>
-        <w:rPr>
-          <w:rFonts w:eastAsia="함초롬바탕"/>
-        </w:rPr>
-        <w:t>2026-05-08</w:t>
+        <w:t>[</w:t>
+      </w:r>
+      <w:r>
+        <w:t>기사</w:t>
+      </w:r>
+      <w:r>
+        <w:t xml:space="preserve"> </w:t>
+      </w:r>
+      <w:r>
+        <w:t>유형</w:t>
+      </w:r>
+      <w:r>
+        <w:t xml:space="preserve">: </w:t>
+      </w:r>
+      <w:r>
+        <w:t>도구</w:t>
+      </w:r>
+      <w:r>
+        <w:t>·</w:t>
+      </w:r>
+      <w:r>
+        <w:t>데이터셋</w:t>
+      </w:r>
+      <w:r>
+        <w:t xml:space="preserve"> </w:t>
+      </w:r>
+      <w:r>
+        <w:t>논문</w:t>
+      </w:r>
+      <w:r>
+        <w:t xml:space="preserve"> (Tools and Datasets Article)]</w:t>
       </w:r>
     </w:p>
     <w:p>
       <w:pPr>
         <w:pStyle w:val="1"/>
       </w:pPr>
-      <w:bookmarkStart w:id="0" w:name="국문-초록"/>
-      <w:r>
-        <w:t>국문</w:t>
-      </w:r>
-      <w:r>
-        <w:t xml:space="preserve"> </w:t>
-      </w:r>
-      <w:r>
-        <w:t>초록</w:t>
+      <w:bookmarkStart w:id="0" w:name="X03a2c2554f2b2465a091c26ad7643bfe2c233e1"/>
+      <w:r>
+        <w:t>동기화된</w:t>
+      </w:r>
+      <w:r>
+        <w:t xml:space="preserve"> </w:t>
+      </w:r>
+      <w:r>
+        <w:t>다중</w:t>
+      </w:r>
+      <w:r>
+        <w:t xml:space="preserve"> </w:t>
+      </w:r>
+      <w:r>
+        <w:t>표상</w:t>
+      </w:r>
+      <w:r>
+        <w:t xml:space="preserve"> </w:t>
+      </w:r>
+      <w:r>
+        <w:t>시각화를</w:t>
+      </w:r>
+      <w:r>
+        <w:t xml:space="preserve"> </w:t>
+      </w:r>
+      <w:r>
+        <w:t>통한</w:t>
+      </w:r>
+      <w:r>
+        <w:t xml:space="preserve"> </w:t>
+      </w:r>
+      <w:r>
+        <w:t>소나타</w:t>
+      </w:r>
+      <w:r>
+        <w:t xml:space="preserve"> </w:t>
+      </w:r>
+      <w:r>
+        <w:t>형식</w:t>
+      </w:r>
+      <w:r>
+        <w:t xml:space="preserve"> </w:t>
+      </w:r>
+      <w:r>
+        <w:t>교육</w:t>
+      </w:r>
+      <w:r>
+        <w:t xml:space="preserve">: </w:t>
+      </w:r>
+      <w:r>
+        <w:t>모차르트</w:t>
+      </w:r>
+      <w:r>
+        <w:t xml:space="preserve"> K. 545 </w:t>
+      </w:r>
+      <w:r>
+        <w:t>를</w:t>
+      </w:r>
+      <w:r>
+        <w:t xml:space="preserve"> </w:t>
+      </w:r>
+      <w:r>
+        <w:t>사례로</w:t>
+      </w:r>
+      <w:r>
+        <w:t xml:space="preserve"> </w:t>
+      </w:r>
+      <w:r>
+        <w:t>한</w:t>
+      </w:r>
+      <w:r>
+        <w:t xml:space="preserve"> </w:t>
+      </w:r>
+      <w:r>
+        <w:t>오픈소스</w:t>
+      </w:r>
+      <w:r>
+        <w:t xml:space="preserve"> </w:t>
+      </w:r>
+      <w:r>
+        <w:t>웹</w:t>
+      </w:r>
+      <w:r>
+        <w:t xml:space="preserve"> </w:t>
+      </w:r>
+      <w:r>
+        <w:t>도구의</w:t>
+      </w:r>
+      <w:r>
+        <w:t xml:space="preserve"> </w:t>
+      </w:r>
+      <w:r>
+        <w:t>설계</w:t>
+      </w:r>
+      <w:r>
+        <w:t>·</w:t>
+      </w:r>
+      <w:r>
+        <w:t>구현</w:t>
       </w:r>
     </w:p>
     <w:p>
@@ -140,112 +150,1147 @@
         <w:pStyle w:val="FirstParagraph"/>
       </w:pPr>
       <w:r>
+        <w:rPr>
+          <w:i/>
+          <w:iCs/>
+        </w:rPr>
+        <w:t>[</w:t>
+      </w:r>
+      <w:r>
+        <w:rPr>
+          <w:i/>
+          <w:iCs/>
+        </w:rPr>
+        <w:t>익명</w:t>
+      </w:r>
+      <w:r>
+        <w:rPr>
+          <w:i/>
+          <w:iCs/>
+        </w:rPr>
+        <w:t xml:space="preserve"> </w:t>
+      </w:r>
+      <w:r>
+        <w:rPr>
+          <w:i/>
+          <w:iCs/>
+        </w:rPr>
+        <w:t>심사를</w:t>
+      </w:r>
+      <w:r>
+        <w:rPr>
+          <w:i/>
+          <w:iCs/>
+        </w:rPr>
+        <w:t xml:space="preserve"> </w:t>
+      </w:r>
+      <w:r>
+        <w:rPr>
+          <w:i/>
+          <w:iCs/>
+        </w:rPr>
+        <w:t>위해</w:t>
+      </w:r>
+      <w:r>
+        <w:rPr>
+          <w:i/>
+          <w:iCs/>
+        </w:rPr>
+        <w:t xml:space="preserve"> </w:t>
+      </w:r>
+      <w:r>
+        <w:rPr>
+          <w:i/>
+          <w:iCs/>
+        </w:rPr>
         <w:t>본</w:t>
       </w:r>
       <w:r>
-        <w:t xml:space="preserve"> </w:t>
-      </w:r>
-      <w:r>
-        <w:t>연구는</w:t>
-      </w:r>
-      <w:r>
-        <w:t xml:space="preserve"> </w:t>
-      </w:r>
-      <w:r>
-        <w:t>학습자가</w:t>
-      </w:r>
-      <w:r>
-        <w:t xml:space="preserve"> </w:t>
-      </w:r>
-      <w:r>
+        <w:rPr>
+          <w:i/>
+          <w:iCs/>
+        </w:rPr>
+        <w:t xml:space="preserve"> </w:t>
+      </w:r>
+      <w:r>
+        <w:rPr>
+          <w:i/>
+          <w:iCs/>
+        </w:rPr>
+        <w:t>원고에는</w:t>
+      </w:r>
+      <w:r>
+        <w:rPr>
+          <w:i/>
+          <w:iCs/>
+        </w:rPr>
+        <w:t xml:space="preserve"> </w:t>
+      </w:r>
+      <w:r>
+        <w:rPr>
+          <w:i/>
+          <w:iCs/>
+        </w:rPr>
+        <w:t>저자</w:t>
+      </w:r>
+      <w:r>
+        <w:rPr>
+          <w:i/>
+          <w:iCs/>
+        </w:rPr>
+        <w:t xml:space="preserve"> </w:t>
+      </w:r>
+      <w:r>
+        <w:rPr>
+          <w:i/>
+          <w:iCs/>
+        </w:rPr>
+        <w:t>정보를</w:t>
+      </w:r>
+      <w:r>
+        <w:rPr>
+          <w:i/>
+          <w:iCs/>
+        </w:rPr>
+        <w:t xml:space="preserve"> </w:t>
+      </w:r>
+      <w:r>
+        <w:rPr>
+          <w:i/>
+          <w:iCs/>
+        </w:rPr>
+        <w:t>포함하지</w:t>
+      </w:r>
+      <w:r>
+        <w:rPr>
+          <w:i/>
+          <w:iCs/>
+        </w:rPr>
+        <w:t xml:space="preserve"> </w:t>
+      </w:r>
+      <w:r>
+        <w:rPr>
+          <w:i/>
+          <w:iCs/>
+        </w:rPr>
+        <w:t>않습니다</w:t>
+      </w:r>
+      <w:r>
+        <w:rPr>
+          <w:i/>
+          <w:iCs/>
+        </w:rPr>
+        <w:t xml:space="preserve">. </w:t>
+      </w:r>
+      <w:r>
+        <w:rPr>
+          <w:i/>
+          <w:iCs/>
+        </w:rPr>
+        <w:t>저자명</w:t>
+      </w:r>
+      <w:r>
+        <w:rPr>
+          <w:i/>
+          <w:iCs/>
+        </w:rPr>
+        <w:t xml:space="preserve">, </w:t>
+      </w:r>
+      <w:r>
+        <w:rPr>
+          <w:i/>
+          <w:iCs/>
+        </w:rPr>
+        <w:t>소속</w:t>
+      </w:r>
+      <w:r>
+        <w:rPr>
+          <w:i/>
+          <w:iCs/>
+        </w:rPr>
+        <w:t xml:space="preserve">, </w:t>
+      </w:r>
+      <w:r>
+        <w:rPr>
+          <w:i/>
+          <w:iCs/>
+        </w:rPr>
+        <w:t>연락처</w:t>
+      </w:r>
+      <w:r>
+        <w:rPr>
+          <w:i/>
+          <w:iCs/>
+        </w:rPr>
+        <w:t xml:space="preserve">, ORCID </w:t>
+      </w:r>
+      <w:r>
+        <w:rPr>
+          <w:i/>
+          <w:iCs/>
+        </w:rPr>
+        <w:t>는</w:t>
+      </w:r>
+      <w:r>
+        <w:rPr>
+          <w:i/>
+          <w:iCs/>
+        </w:rPr>
+        <w:t xml:space="preserve"> </w:t>
+      </w:r>
+      <w:r>
+        <w:rPr>
+          <w:i/>
+          <w:iCs/>
+        </w:rPr>
+        <w:t>온라인</w:t>
+      </w:r>
+      <w:r>
+        <w:rPr>
+          <w:i/>
+          <w:iCs/>
+        </w:rPr>
+        <w:t xml:space="preserve"> </w:t>
+      </w:r>
+      <w:r>
+        <w:rPr>
+          <w:i/>
+          <w:iCs/>
+        </w:rPr>
+        <w:t>제출</w:t>
+      </w:r>
+      <w:r>
+        <w:rPr>
+          <w:i/>
+          <w:iCs/>
+        </w:rPr>
+        <w:t xml:space="preserve"> </w:t>
+      </w:r>
+      <w:r>
+        <w:rPr>
+          <w:i/>
+          <w:iCs/>
+        </w:rPr>
+        <w:t>시스템을</w:t>
+      </w:r>
+      <w:r>
+        <w:rPr>
+          <w:i/>
+          <w:iCs/>
+        </w:rPr>
+        <w:t xml:space="preserve"> </w:t>
+      </w:r>
+      <w:r>
+        <w:rPr>
+          <w:i/>
+          <w:iCs/>
+        </w:rPr>
+        <w:t>통해</w:t>
+      </w:r>
+      <w:r>
+        <w:rPr>
+          <w:i/>
+          <w:iCs/>
+        </w:rPr>
+        <w:t xml:space="preserve"> </w:t>
+      </w:r>
+      <w:r>
+        <w:rPr>
+          <w:i/>
+          <w:iCs/>
+        </w:rPr>
+        <w:t>별도로</w:t>
+      </w:r>
+      <w:r>
+        <w:rPr>
+          <w:i/>
+          <w:iCs/>
+        </w:rPr>
+        <w:t xml:space="preserve"> </w:t>
+      </w:r>
+      <w:r>
+        <w:rPr>
+          <w:i/>
+          <w:iCs/>
+        </w:rPr>
+        <w:t>제공됩니다</w:t>
+      </w:r>
+      <w:r>
+        <w:rPr>
+          <w:i/>
+          <w:iCs/>
+        </w:rPr>
+        <w:t>.]</w:t>
+      </w:r>
+    </w:p>
+    <w:p>
+      <w:pPr>
+        <w:pStyle w:val="1"/>
+      </w:pPr>
+      <w:bookmarkStart w:id="1" w:name="국문-초록"/>
+      <w:bookmarkEnd w:id="0"/>
+      <w:r>
+        <w:t>국문</w:t>
+      </w:r>
+      <w:r>
+        <w:t xml:space="preserve"> </w:t>
+      </w:r>
+      <w:r>
+        <w:t>초록</w:t>
+      </w:r>
+    </w:p>
+    <w:p>
+      <w:pPr>
+        <w:pStyle w:val="FirstParagraph"/>
+      </w:pPr>
+      <w:r>
+        <w:t>본</w:t>
+      </w:r>
+      <w:r>
+        <w:t xml:space="preserve"> </w:t>
+      </w:r>
+      <w:r>
+        <w:t>논문은</w:t>
+      </w:r>
+      <w:r>
+        <w:t xml:space="preserve"> </w:t>
+      </w:r>
+      <w:r>
+        <w:t>악보</w:t>
+      </w:r>
+      <w:r>
+        <w:t>·</w:t>
+      </w:r>
+      <w:r>
+        <w:t>음원</w:t>
+      </w:r>
+      <w:r>
+        <w:t>·</w:t>
+      </w:r>
+      <w:r>
+        <w:t>위계적</w:t>
+      </w:r>
+      <w:r>
+        <w:t xml:space="preserve"> </w:t>
+      </w:r>
+      <w:r>
+        <w:t>형식</w:t>
+      </w:r>
+      <w:r>
+        <w:t xml:space="preserve"> </w:t>
+      </w:r>
+      <w:r>
+        <w:t>분석</w:t>
+      </w:r>
+      <w:r>
+        <w:t xml:space="preserve"> </w:t>
+      </w:r>
+      <w:r>
+        <w:t>계층을</w:t>
+      </w:r>
+      <w:r>
+        <w:t xml:space="preserve"> </w:t>
+      </w:r>
+      <w:r>
+        <w:t>단일</w:t>
+      </w:r>
+      <w:r>
+        <w:t xml:space="preserve"> </w:t>
+      </w:r>
+      <w:r>
+        <w:t>시간축에서</w:t>
+      </w:r>
+      <w:r>
+        <w:t xml:space="preserve"> </w:t>
+      </w:r>
+      <w:r>
+        <w:t>동기화하는</w:t>
+      </w:r>
+      <w:r>
+        <w:t xml:space="preserve"> </w:t>
+      </w:r>
+      <w:r>
+        <w:t>오픈소스</w:t>
+      </w:r>
+      <w:r>
+        <w:t xml:space="preserve"> </w:t>
+      </w:r>
+      <w:r>
+        <w:t>웹</w:t>
+      </w:r>
+      <w:r>
+        <w:t xml:space="preserve"> </w:t>
+      </w:r>
+      <w:r>
+        <w:t>기반</w:t>
+      </w:r>
+      <w:r>
+        <w:t xml:space="preserve"> </w:t>
+      </w:r>
+      <w:r>
+        <w:t>도구의</w:t>
+      </w:r>
+      <w:r>
+        <w:t xml:space="preserve"> </w:t>
+      </w:r>
+      <w:r>
+        <w:t>설계</w:t>
+      </w:r>
+      <w:r>
+        <w:t>·</w:t>
+      </w:r>
+      <w:r>
+        <w:t>구현</w:t>
+      </w:r>
+      <w:r>
+        <w:t>·</w:t>
+      </w:r>
+      <w:r>
+        <w:t>교수법적</w:t>
+      </w:r>
+      <w:r>
+        <w:t xml:space="preserve"> </w:t>
+      </w:r>
+      <w:r>
+        <w:t>위치</w:t>
+      </w:r>
+      <w:r>
+        <w:t xml:space="preserve"> </w:t>
+      </w:r>
+      <w:r>
+        <w:t>짓기를</w:t>
+      </w:r>
+      <w:r>
+        <w:t xml:space="preserve"> </w:t>
+      </w:r>
+      <w:r>
+        <w:t>제시한다</w:t>
+      </w:r>
+      <w:r>
+        <w:t xml:space="preserve">. </w:t>
+      </w:r>
+      <w:r>
+        <w:t>사례</w:t>
+      </w:r>
+      <w:r>
+        <w:t xml:space="preserve"> </w:t>
+      </w:r>
+      <w:r>
+        <w:t>곡은</w:t>
+      </w:r>
+      <w:r>
+        <w:t xml:space="preserve"> </w:t>
+      </w:r>
+      <w:r>
+        <w:t>모차르트</w:t>
+      </w:r>
+      <w:r>
+        <w:t xml:space="preserve"> </w:t>
+      </w:r>
+      <w:r>
+        <w:rPr>
+          <w:i/>
+          <w:iCs/>
+        </w:rPr>
+        <w:t>피아노</w:t>
+      </w:r>
+      <w:r>
+        <w:rPr>
+          <w:i/>
+          <w:iCs/>
+        </w:rPr>
+        <w:t xml:space="preserve"> </w:t>
+      </w:r>
+      <w:r>
+        <w:rPr>
+          <w:i/>
+          <w:iCs/>
+        </w:rPr>
         <w:t>소나타</w:t>
       </w:r>
       <w:r>
-        <w:t xml:space="preserve"> </w:t>
-      </w:r>
-      <w:r>
-        <w:t>형식의</w:t>
-      </w:r>
-      <w:r>
-        <w:t xml:space="preserve"> </w:t>
-      </w:r>
-      <w:r>
-        <w:t>위계적</w:t>
-      </w:r>
-      <w:r>
-        <w:t xml:space="preserve"> </w:t>
-      </w:r>
-      <w:r>
-        <w:t>구조를</w:t>
-      </w:r>
-      <w:r>
-        <w:t xml:space="preserve"> </w:t>
-      </w:r>
-      <w:r>
-        <w:t>청각</w:t>
+        <w:rPr>
+          <w:i/>
+          <w:iCs/>
+        </w:rPr>
+        <w:t xml:space="preserve"> </w:t>
+      </w:r>
+      <w:r>
+        <w:rPr>
+          <w:i/>
+          <w:iCs/>
+        </w:rPr>
+        <w:t>다장조</w:t>
+      </w:r>
+      <w:r>
+        <w:t xml:space="preserve"> K. 545 1</w:t>
+      </w:r>
+      <w:r>
+        <w:t>악장이다</w:t>
+      </w:r>
+      <w:r>
+        <w:t xml:space="preserve"> — 73</w:t>
+      </w:r>
+      <w:r>
+        <w:t>마디의</w:t>
+      </w:r>
+      <w:r>
+        <w:t xml:space="preserve"> </w:t>
+      </w:r>
+      <w:r>
+        <w:t>짧은</w:t>
+      </w:r>
+      <w:r>
+        <w:t xml:space="preserve"> </w:t>
+      </w:r>
+      <w:r>
+        <w:t>분량과</w:t>
+      </w:r>
+      <w:r>
+        <w:t xml:space="preserve"> </w:t>
+      </w:r>
+      <w:r>
+        <w:t>교과서적</w:t>
+      </w:r>
+      <w:r>
+        <w:t xml:space="preserve"> </w:t>
+      </w:r>
+      <w:r>
+        <w:t>형식</w:t>
+      </w:r>
+      <w:r>
+        <w:t xml:space="preserve"> </w:t>
+      </w:r>
+      <w:r>
+        <w:t>지표가</w:t>
+      </w:r>
+      <w:r>
+        <w:t xml:space="preserve"> </w:t>
+      </w:r>
+      <w:r>
+        <w:t>명료하다는</w:t>
+      </w:r>
+      <w:r>
+        <w:t xml:space="preserve"> </w:t>
+      </w:r>
+      <w:r>
+        <w:rPr>
+          <w:i/>
+          <w:iCs/>
+        </w:rPr>
+        <w:t>전형성</w:t>
+      </w:r>
+      <w:r>
+        <w:t xml:space="preserve"> </w:t>
+      </w:r>
+      <w:r>
+        <w:t>과</w:t>
+      </w:r>
+      <w:r>
+        <w:t xml:space="preserve">, </w:t>
+      </w:r>
+      <w:r>
+        <w:t>재현부가</w:t>
+      </w:r>
+      <w:r>
+        <w:t xml:space="preserve"> </w:t>
+      </w:r>
+      <w:r>
+        <w:t>으뜸조</w:t>
+      </w:r>
+      <w:r>
+        <w:t xml:space="preserve"> (</w:t>
+      </w:r>
+      <w:r>
+        <w:t>다장조</w:t>
+      </w:r>
+      <w:r>
+        <w:t xml:space="preserve">) </w:t>
+      </w:r>
+      <w:r>
+        <w:t>가</w:t>
+      </w:r>
+      <w:r>
+        <w:t xml:space="preserve"> </w:t>
+      </w:r>
+      <w:r>
+        <w:t>아닌</w:t>
+      </w:r>
+      <w:r>
+        <w:t xml:space="preserve"> </w:t>
+      </w:r>
+      <w:r>
+        <w:t>하속조</w:t>
+      </w:r>
+      <w:r>
+        <w:t>(</w:t>
+      </w:r>
+      <w:r>
+        <w:t>바장조</w:t>
+      </w:r>
+      <w:r>
+        <w:t>)</w:t>
+      </w:r>
+      <w:r>
+        <w:t>에서</w:t>
+      </w:r>
+      <w:r>
+        <w:t xml:space="preserve"> </w:t>
+      </w:r>
+      <w:r>
+        <w:t>시작하는</w:t>
+      </w:r>
+      <w:r>
+        <w:t xml:space="preserve"> </w:t>
+      </w:r>
+      <w:r>
+        <w:t>유명한</w:t>
+      </w:r>
+      <w:r>
+        <w:t xml:space="preserve"> </w:t>
+      </w:r>
+      <w:r>
+        <w:rPr>
+          <w:i/>
+          <w:iCs/>
+        </w:rPr>
+        <w:t>비전형성</w:t>
+      </w:r>
+      <w:r>
+        <w:t xml:space="preserve"> </w:t>
+      </w:r>
+      <w:r>
+        <w:t>을</w:t>
+      </w:r>
+      <w:r>
+        <w:t xml:space="preserve"> </w:t>
+      </w:r>
+      <w:r>
+        <w:t>동시에</w:t>
+      </w:r>
+      <w:r>
+        <w:t xml:space="preserve"> </w:t>
+      </w:r>
+      <w:r>
+        <w:t>갖는</w:t>
+      </w:r>
+      <w:r>
+        <w:t xml:space="preserve"> </w:t>
+      </w:r>
+      <w:r>
+        <w:t>작품으로</w:t>
+      </w:r>
+      <w:r>
+        <w:t xml:space="preserve">, </w:t>
+      </w:r>
+      <w:r>
+        <w:t>소나타</w:t>
+      </w:r>
+      <w:r>
+        <w:t xml:space="preserve"> </w:t>
+      </w:r>
+      <w:r>
+        <w:t>형식</w:t>
+      </w:r>
+      <w:r>
+        <w:t xml:space="preserve"> </w:t>
+      </w:r>
+      <w:r>
+        <w:t>실천의</w:t>
+      </w:r>
+      <w:r>
+        <w:t xml:space="preserve"> </w:t>
+      </w:r>
+      <w:r>
+        <w:t>규범과</w:t>
+      </w:r>
+      <w:r>
+        <w:t xml:space="preserve"> </w:t>
+      </w:r>
+      <w:r>
+        <w:t>예외를</w:t>
+      </w:r>
+      <w:r>
+        <w:t xml:space="preserve"> </w:t>
+      </w:r>
+      <w:r>
+        <w:t>한</w:t>
+      </w:r>
+      <w:r>
+        <w:t xml:space="preserve"> </w:t>
+      </w:r>
+      <w:r>
+        <w:t>작품에서</w:t>
+      </w:r>
+      <w:r>
+        <w:t xml:space="preserve"> </w:t>
+      </w:r>
+      <w:r>
+        <w:t>가르치기에</w:t>
+      </w:r>
+      <w:r>
+        <w:t xml:space="preserve"> </w:t>
+      </w:r>
+      <w:r>
+        <w:t>유달리</w:t>
+      </w:r>
+      <w:r>
+        <w:t xml:space="preserve"> </w:t>
+      </w:r>
+      <w:r>
+        <w:t>적합하다</w:t>
+      </w:r>
+      <w:r>
+        <w:t xml:space="preserve">. </w:t>
+      </w:r>
+      <w:r>
+        <w:t>시스템은</w:t>
+      </w:r>
+      <w:r>
+        <w:t xml:space="preserve"> MusicXML </w:t>
+      </w:r>
+      <w:r>
+        <w:t>을</w:t>
+      </w:r>
+      <w:r>
+        <w:t xml:space="preserve"> OpenSheetMusicDisplay </w:t>
+      </w:r>
+      <w:r>
+        <w:t>로</w:t>
+      </w:r>
+      <w:r>
+        <w:t xml:space="preserve"> </w:t>
+      </w:r>
+      <w:r>
+        <w:t>렌더하고</w:t>
+      </w:r>
+      <w:r>
+        <w:t xml:space="preserve">, HTML5 </w:t>
+      </w:r>
+      <w:r>
+        <w:t>오디오의</w:t>
+      </w:r>
+      <w:r>
+        <w:t xml:space="preserve"> </w:t>
+      </w:r>
+      <w:r>
+        <w:rPr>
+          <w:rStyle w:val="VerbatimChar"/>
+        </w:rPr>
+        <w:t>timeupdate</w:t>
+      </w:r>
+      <w:r>
+        <w:t xml:space="preserve"> </w:t>
+      </w:r>
+      <w:r>
+        <w:t>이벤트마다</w:t>
+      </w:r>
+      <w:r>
+        <w:t xml:space="preserve"> </w:t>
+      </w:r>
+      <w:r>
+        <w:t>이산</w:t>
+      </w:r>
+      <w:r>
+        <w:t xml:space="preserve"> </w:t>
+      </w:r>
+      <w:r>
+        <w:t>룩업</w:t>
+      </w:r>
+      <w:r>
+        <w:t xml:space="preserve"> </w:t>
+      </w:r>
+      <w:r>
+        <w:t>테이블로</w:t>
+      </w:r>
+      <w:r>
+        <w:t xml:space="preserve"> </w:t>
+      </w:r>
+      <w:r>
+        <w:t>오디오</w:t>
+      </w:r>
+      <w:r>
+        <w:t xml:space="preserve"> </w:t>
+      </w:r>
+      <w:r>
+        <w:t>시간을</w:t>
+      </w:r>
+      <w:r>
+        <w:t xml:space="preserve"> </w:t>
+      </w:r>
+      <w:r>
+        <w:t>마디</w:t>
+      </w:r>
+      <w:r>
+        <w:t xml:space="preserve"> </w:t>
+      </w:r>
+      <w:r>
+        <w:t>번호에</w:t>
+      </w:r>
+      <w:r>
+        <w:t xml:space="preserve"> </w:t>
+      </w:r>
+      <w:r>
+        <w:t>매핑하며</w:t>
+      </w:r>
+      <w:r>
+        <w:t xml:space="preserve">, </w:t>
+      </w:r>
+      <w:r>
+        <w:t>섹션</w:t>
       </w:r>
       <w:r>
         <w:t>·</w:t>
       </w:r>
       <w:r>
-        <w:t>시각</w:t>
-      </w:r>
-      <w:r>
-        <w:t>·</w:t>
-      </w:r>
-      <w:r>
-        <w:t>인지의</w:t>
-      </w:r>
-      <w:r>
-        <w:t xml:space="preserve"> </w:t>
-      </w:r>
-      <w:r>
-        <w:t>세</w:t>
-      </w:r>
-      <w:r>
-        <w:t xml:space="preserve"> </w:t>
-      </w:r>
-      <w:r>
-        <w:t>채널로</w:t>
-      </w:r>
-      <w:r>
-        <w:t xml:space="preserve"> </w:t>
-      </w:r>
-      <w:r>
-        <w:t>동시에</w:t>
-      </w:r>
-      <w:r>
-        <w:t xml:space="preserve"> </w:t>
-      </w:r>
-      <w:r>
-        <w:t>경험할</w:t>
-      </w:r>
-      <w:r>
-        <w:t xml:space="preserve"> </w:t>
-      </w:r>
-      <w:r>
-        <w:t>수</w:t>
-      </w:r>
-      <w:r>
-        <w:t xml:space="preserve"> </w:t>
-      </w:r>
-      <w:r>
-        <w:t>있도록</w:t>
+        <w:t>주제</w:t>
+      </w:r>
+      <w:r>
+        <w:t xml:space="preserve"> </w:t>
+      </w:r>
+      <w:r>
+        <w:t>영역</w:t>
+      </w:r>
+      <w:r>
+        <w:t xml:space="preserve"> </w:t>
+      </w:r>
+      <w:r>
+        <w:t>라벨을</w:t>
+      </w:r>
+      <w:r>
+        <w:t xml:space="preserve"> </w:t>
+      </w:r>
+      <w:r>
+        <w:t>두</w:t>
+      </w:r>
+      <w:r>
+        <w:t xml:space="preserve"> </w:t>
+      </w:r>
+      <w:r>
+        <w:t>단계</w:t>
+      </w:r>
+      <w:r>
+        <w:t xml:space="preserve"> </w:t>
+      </w:r>
+      <w:r>
+        <w:t>색상</w:t>
+      </w:r>
+      <w:r>
+        <w:t xml:space="preserve"> </w:t>
+      </w:r>
+      <w:r>
+        <w:t>위계로</w:t>
+      </w:r>
+      <w:r>
+        <w:t xml:space="preserve"> </w:t>
+      </w:r>
+      <w:r>
+        <w:rPr>
+          <w:i/>
+          <w:iCs/>
+        </w:rPr>
+        <w:t>악보</w:t>
+      </w:r>
+      <w:r>
+        <w:rPr>
+          <w:i/>
+          <w:iCs/>
+        </w:rPr>
+        <w:t xml:space="preserve"> </w:t>
+      </w:r>
+      <w:r>
+        <w:rPr>
+          <w:i/>
+          <w:iCs/>
+        </w:rPr>
+        <w:t>위에</w:t>
+      </w:r>
+      <w:r>
+        <w:rPr>
+          <w:i/>
+          <w:iCs/>
+        </w:rPr>
+        <w:t xml:space="preserve"> </w:t>
+      </w:r>
+      <w:r>
+        <w:rPr>
+          <w:i/>
+          <w:iCs/>
+        </w:rPr>
+        <w:t>직접</w:t>
+      </w:r>
+      <w:r>
+        <w:t xml:space="preserve"> </w:t>
+      </w:r>
+      <w:r>
+        <w:t>도장한다</w:t>
+      </w:r>
+      <w:r>
+        <w:t xml:space="preserve">. </w:t>
+      </w:r>
+      <w:r>
+        <w:t>추가로</w:t>
+      </w:r>
+      <w:r>
+        <w:t xml:space="preserve"> </w:t>
+      </w:r>
+      <w:r>
+        <w:rPr>
+          <w:b/>
+          <w:bCs/>
+        </w:rPr>
+        <w:t>제시부</w:t>
+      </w:r>
+      <w:r>
+        <w:rPr>
+          <w:b/>
+          <w:bCs/>
+        </w:rPr>
+        <w:t xml:space="preserve"> </w:t>
+      </w:r>
+      <w:r>
+        <w:rPr>
+          <w:b/>
+          <w:bCs/>
+        </w:rPr>
+        <w:t>반복</w:t>
+      </w:r>
+      <w:r>
+        <w:rPr>
+          <w:b/>
+          <w:bCs/>
+        </w:rPr>
+        <w:t xml:space="preserve"> </w:t>
+      </w:r>
+      <w:r>
+        <w:rPr>
+          <w:b/>
+          <w:bCs/>
+        </w:rPr>
+        <w:t>폴딩</w:t>
+      </w:r>
+      <w:r>
+        <w:rPr>
+          <w:b/>
+          <w:bCs/>
+        </w:rPr>
+        <w:t xml:space="preserve"> </w:t>
+      </w:r>
+      <w:r>
+        <w:rPr>
+          <w:b/>
+          <w:bCs/>
+        </w:rPr>
+        <w:t>시간</w:t>
+      </w:r>
+      <w:r>
+        <w:rPr>
+          <w:b/>
+          <w:bCs/>
+        </w:rPr>
+        <w:t xml:space="preserve"> </w:t>
+      </w:r>
+      <w:r>
+        <w:rPr>
+          <w:b/>
+          <w:bCs/>
+        </w:rPr>
+        <w:t>맵</w:t>
+      </w:r>
+      <w:r>
+        <w:t xml:space="preserve"> </w:t>
+      </w:r>
+      <w:r>
+        <w:t>을</w:t>
+      </w:r>
+      <w:r>
+        <w:t xml:space="preserve"> </w:t>
+      </w:r>
+      <w:r>
+        <w:t>기여한다</w:t>
+      </w:r>
+      <w:r>
+        <w:t xml:space="preserve"> — </w:t>
+      </w:r>
+      <w:r>
+        <w:t>연주자가</w:t>
+      </w:r>
+      <w:r>
+        <w:t xml:space="preserve"> </w:t>
+      </w:r>
+      <w:r>
+        <w:t>선택적으로</w:t>
+      </w:r>
+      <w:r>
+        <w:t xml:space="preserve"> </w:t>
+      </w:r>
+      <w:r>
+        <w:t>수행하는</w:t>
+      </w:r>
+      <w:r>
+        <w:t xml:space="preserve"> </w:t>
+      </w:r>
+      <w:r>
+        <w:t>제시부</w:t>
+      </w:r>
+      <w:r>
+        <w:t xml:space="preserve"> </w:t>
+      </w:r>
+      <w:r>
+        <w:t>반복</w:t>
+      </w:r>
+      <w:r>
+        <w:t xml:space="preserve"> </w:t>
+      </w:r>
+      <w:r>
+        <w:t>하에서도</w:t>
+      </w:r>
+      <w:r>
+        <w:t xml:space="preserve"> </w:t>
+      </w:r>
+      <w:r>
+        <w:t>분석적</w:t>
+      </w:r>
+      <w:r>
+        <w:t xml:space="preserve"> </w:t>
+      </w:r>
+      <w:r>
+        <w:t>단조성을</w:t>
+      </w:r>
+      <w:r>
+        <w:t xml:space="preserve"> </w:t>
+      </w:r>
+      <w:r>
+        <w:t>보존하는</w:t>
+      </w:r>
+      <w:r>
+        <w:t xml:space="preserve"> piecewise </w:t>
+      </w:r>
+      <w:r>
+        <w:t>비단조</w:t>
+      </w:r>
+      <w:r>
+        <w:t xml:space="preserve"> </w:t>
+      </w:r>
+      <w:r>
+        <w:t>시간</w:t>
+      </w:r>
+      <w:r>
+        <w:t xml:space="preserve"> </w:t>
+      </w:r>
+      <w:r>
+        <w:t>함수로</w:t>
       </w:r>
       <w:r>
         <w:t xml:space="preserve">, </w:t>
       </w:r>
       <w:r>
-        <w:t>악보</w:t>
-      </w:r>
-      <w:r>
-        <w:t>·</w:t>
+        <w:t>저자들이</w:t>
+      </w:r>
+      <w:r>
+        <w:t xml:space="preserve"> </w:t>
+      </w:r>
+      <w:r>
+        <w:t>알기로</w:t>
+      </w:r>
+      <w:r>
+        <w:t xml:space="preserve"> </w:t>
+      </w:r>
+      <w:r>
+        <w:t>어떤</w:t>
+      </w:r>
+      <w:r>
+        <w:t xml:space="preserve"> </w:t>
+      </w:r>
+      <w:r>
+        <w:t>기존</w:t>
+      </w:r>
+      <w:r>
+        <w:t xml:space="preserve"> </w:t>
+      </w:r>
+      <w:r>
+        <w:t>오픈</w:t>
+      </w:r>
+      <w:r>
+        <w:t xml:space="preserve"> </w:t>
+      </w:r>
+      <w:r>
+        <w:t>음악</w:t>
+      </w:r>
+      <w:r>
+        <w:t xml:space="preserve"> </w:t>
+      </w:r>
+      <w:r>
+        <w:t>시각화</w:t>
+      </w:r>
+      <w:r>
+        <w:t xml:space="preserve"> </w:t>
+      </w:r>
+      <w:r>
+        <w:t>시스템도</w:t>
+      </w:r>
+      <w:r>
+        <w:t xml:space="preserve"> </w:t>
+      </w:r>
+      <w:r>
+        <w:t>이</w:t>
+      </w:r>
+      <w:r>
+        <w:t xml:space="preserve"> </w:t>
+      </w:r>
+      <w:r>
+        <w:t>사례를</w:t>
+      </w:r>
+      <w:r>
+        <w:t xml:space="preserve"> </w:t>
+      </w:r>
+      <w:r>
+        <w:t>명시적으로</w:t>
+      </w:r>
+      <w:r>
+        <w:t xml:space="preserve"> </w:t>
+      </w:r>
+      <w:r>
+        <w:t>처리하지</w:t>
+      </w:r>
+      <w:r>
+        <w:t xml:space="preserve"> </w:t>
+      </w:r>
+      <w:r>
+        <w:t>않는다</w:t>
+      </w:r>
+      <w:r>
+        <w:t xml:space="preserve">. WebAudio </w:t>
+      </w:r>
+      <w:r>
+        <w:t>메트로놈</w:t>
+      </w:r>
+      <w:r>
+        <w:t xml:space="preserve"> </w:t>
+      </w:r>
+      <w:r>
+        <w:t>데모</w:t>
+      </w:r>
+      <w:r>
+        <w:t xml:space="preserve"> </w:t>
+      </w:r>
+      <w:r>
+        <w:t>모드는</w:t>
+      </w:r>
+      <w:r>
+        <w:t xml:space="preserve"> </w:t>
       </w:r>
       <w:r>
         <w:t>음원</w:t>
       </w:r>
       <w:r>
-        <w:t>·</w:t>
+        <w:t xml:space="preserve"> </w:t>
+      </w:r>
+      <w:r>
+        <w:t>없이도</w:t>
+      </w:r>
+      <w:r>
+        <w:t xml:space="preserve"> </w:t>
       </w:r>
       <w:r>
         <w:t>형식</w:t>
@@ -254,31 +1299,152 @@
         <w:t xml:space="preserve"> </w:t>
       </w:r>
       <w:r>
-        <w:t>분석을</w:t>
-      </w:r>
-      <w:r>
-        <w:t xml:space="preserve"> </w:t>
-      </w:r>
-      <w:r>
-        <w:t>시간축에서</w:t>
-      </w:r>
-      <w:r>
-        <w:t xml:space="preserve"> </w:t>
-      </w:r>
-      <w:r>
-        <w:t>동기화한</w:t>
-      </w:r>
-      <w:r>
-        <w:t xml:space="preserve"> </w:t>
-      </w:r>
-      <w:r>
-        <w:t>웹</w:t>
-      </w:r>
-      <w:r>
-        <w:t xml:space="preserve"> </w:t>
-      </w:r>
-      <w:r>
-        <w:t>기반</w:t>
+        <w:t>시각화가</w:t>
+      </w:r>
+      <w:r>
+        <w:t xml:space="preserve"> </w:t>
+      </w:r>
+      <w:r>
+        <w:t>작동하게</w:t>
+      </w:r>
+      <w:r>
+        <w:t xml:space="preserve"> </w:t>
+      </w:r>
+      <w:r>
+        <w:t>하고</w:t>
+      </w:r>
+      <w:r>
+        <w:t xml:space="preserve">, Public Domain </w:t>
+      </w:r>
+      <w:r>
+        <w:t>녹음을</w:t>
+      </w:r>
+      <w:r>
+        <w:t xml:space="preserve"> </w:t>
+      </w:r>
+      <w:r>
+        <w:t>번들</w:t>
+      </w:r>
+      <w:r>
+        <w:t xml:space="preserve"> </w:t>
+      </w:r>
+      <w:r>
+        <w:t>포함하여</w:t>
+      </w:r>
+      <w:r>
+        <w:t xml:space="preserve"> </w:t>
+      </w:r>
+      <w:r>
+        <w:t>도구가</w:t>
+      </w:r>
+      <w:r>
+        <w:t xml:space="preserve"> </w:t>
+      </w:r>
+      <w:r>
+        <w:t>별도</w:t>
+      </w:r>
+      <w:r>
+        <w:t xml:space="preserve"> </w:t>
+      </w:r>
+      <w:r>
+        <w:t>설정</w:t>
+      </w:r>
+      <w:r>
+        <w:t xml:space="preserve"> </w:t>
+      </w:r>
+      <w:r>
+        <w:t>없이</w:t>
+      </w:r>
+      <w:r>
+        <w:t xml:space="preserve"> </w:t>
+      </w:r>
+      <w:r>
+        <w:t>즉시</w:t>
+      </w:r>
+      <w:r>
+        <w:t xml:space="preserve"> </w:t>
+      </w:r>
+      <w:r>
+        <w:t>작동한다</w:t>
+      </w:r>
+      <w:r>
+        <w:t xml:space="preserve">. </w:t>
+      </w:r>
+      <w:r>
+        <w:t>본</w:t>
+      </w:r>
+      <w:r>
+        <w:t xml:space="preserve"> </w:t>
+      </w:r>
+      <w:r>
+        <w:t>작업은</w:t>
+      </w:r>
+      <w:r>
+        <w:t xml:space="preserve"> </w:t>
+      </w:r>
+      <w:r>
+        <w:t>본</w:t>
+      </w:r>
+      <w:r>
+        <w:t xml:space="preserve"> </w:t>
+      </w:r>
+      <w:r>
+        <w:t>학술지에</w:t>
+      </w:r>
+      <w:r>
+        <w:t xml:space="preserve"> </w:t>
+      </w:r>
+      <w:r>
+        <w:lastRenderedPageBreak/>
+        <w:t>발표된</w:t>
+      </w:r>
+      <w:r>
+        <w:t xml:space="preserve"> </w:t>
+      </w:r>
+      <w:r>
+        <w:t>두</w:t>
+      </w:r>
+      <w:r>
+        <w:t xml:space="preserve"> </w:t>
+      </w:r>
+      <w:r>
+        <w:t>선행</w:t>
+      </w:r>
+      <w:r>
+        <w:t xml:space="preserve"> </w:t>
+      </w:r>
+      <w:r>
+        <w:t>연구</w:t>
+      </w:r>
+      <w:r>
+        <w:t xml:space="preserve"> — Dezrann (Ballester et al., 2025) </w:t>
+      </w:r>
+      <w:r>
+        <w:t>과</w:t>
+      </w:r>
+      <w:r>
+        <w:t xml:space="preserve"> Allegraud et al. (2019) </w:t>
+      </w:r>
+      <w:r>
+        <w:t>의</w:t>
+      </w:r>
+      <w:r>
+        <w:t xml:space="preserve"> </w:t>
+      </w:r>
+      <w:r>
+        <w:t>모차르트</w:t>
+      </w:r>
+      <w:r>
+        <w:t xml:space="preserve"> </w:t>
+      </w:r>
+      <w:r>
+        <w:t>소나타</w:t>
+      </w:r>
+      <w:r>
+        <w:t xml:space="preserve"> </w:t>
+      </w:r>
+      <w:r>
+        <w:t>형식</w:t>
       </w:r>
       <w:r>
         <w:t xml:space="preserve"> </w:t>
@@ -290,363 +1456,213 @@
         <w:t xml:space="preserve"> </w:t>
       </w:r>
       <w:r>
-        <w:t>도구를</w:t>
-      </w:r>
-      <w:r>
-        <w:t xml:space="preserve"> </w:t>
-      </w:r>
-      <w:r>
-        <w:t>설계</w:t>
-      </w:r>
-      <w:r>
-        <w:t>·</w:t>
-      </w:r>
-      <w:r>
-        <w:t>구현하고</w:t>
-      </w:r>
-      <w:r>
-        <w:t xml:space="preserve"> </w:t>
-      </w:r>
-      <w:r>
-        <w:t>그</w:t>
-      </w:r>
-      <w:r>
-        <w:t xml:space="preserve"> </w:t>
-      </w:r>
-      <w:r>
-        <w:t>교육적</w:t>
-      </w:r>
-      <w:r>
-        <w:t xml:space="preserve"> </w:t>
-      </w:r>
-      <w:r>
-        <w:t>효과를</w:t>
-      </w:r>
-      <w:r>
-        <w:t xml:space="preserve"> </w:t>
-      </w:r>
-      <w:r>
-        <w:t>검증한다</w:t>
+        <w:t>연구</w:t>
+      </w:r>
+      <w:r>
+        <w:t xml:space="preserve"> — </w:t>
+      </w:r>
+      <w:r>
+        <w:t>를</w:t>
+      </w:r>
+      <w:r>
+        <w:t xml:space="preserve"> </w:t>
+      </w:r>
+      <w:r>
+        <w:rPr>
+          <w:i/>
+          <w:iCs/>
+        </w:rPr>
+        <w:t>학습자</w:t>
+      </w:r>
+      <w:r>
+        <w:rPr>
+          <w:i/>
+          <w:iCs/>
+        </w:rPr>
+        <w:t xml:space="preserve"> </w:t>
+      </w:r>
+      <w:r>
+        <w:rPr>
+          <w:i/>
+          <w:iCs/>
+        </w:rPr>
+        <w:t>친화</w:t>
+      </w:r>
+      <w:r>
+        <w:rPr>
+          <w:i/>
+          <w:iCs/>
+        </w:rPr>
+        <w:t xml:space="preserve"> </w:t>
+      </w:r>
+      <w:r>
+        <w:rPr>
+          <w:i/>
+          <w:iCs/>
+        </w:rPr>
+        <w:t>교수법</w:t>
+      </w:r>
+      <w:r>
+        <w:t xml:space="preserve"> </w:t>
+      </w:r>
+      <w:r>
+        <w:t>방향으로</w:t>
+      </w:r>
+      <w:r>
+        <w:t xml:space="preserve"> </w:t>
+      </w:r>
+      <w:r>
+        <w:t>재조정하며</w:t>
+      </w:r>
+      <w:r>
+        <w:t xml:space="preserve">, </w:t>
+      </w:r>
+      <w:r>
+        <w:t>공개</w:t>
+      </w:r>
+      <w:r>
+        <w:t xml:space="preserve"> JSON </w:t>
+      </w:r>
+      <w:r>
+        <w:t>스키마를</w:t>
+      </w:r>
+      <w:r>
+        <w:t xml:space="preserve"> Allegraud </w:t>
+      </w:r>
+      <w:r>
+        <w:t>의</w:t>
+      </w:r>
+      <w:r>
+        <w:t xml:space="preserve"> Algomus </w:t>
+      </w:r>
+      <w:r>
+        <w:t>주석</w:t>
+      </w:r>
+      <w:r>
+        <w:t xml:space="preserve"> </w:t>
+      </w:r>
+      <w:r>
+        <w:t>컨벤션과</w:t>
+      </w:r>
+      <w:r>
+        <w:t xml:space="preserve"> </w:t>
+      </w:r>
+      <w:r>
+        <w:rPr>
+          <w:i/>
+          <w:iCs/>
+        </w:rPr>
+        <w:t>상호운용</w:t>
+      </w:r>
+      <w:r>
+        <w:rPr>
+          <w:i/>
+          <w:iCs/>
+        </w:rPr>
+        <w:t xml:space="preserve"> </w:t>
+      </w:r>
+      <w:r>
+        <w:rPr>
+          <w:i/>
+          <w:iCs/>
+        </w:rPr>
+        <w:t>가능하도록</w:t>
+      </w:r>
+      <w:r>
+        <w:t xml:space="preserve"> </w:t>
+      </w:r>
+      <w:r>
+        <w:t>설계한다</w:t>
       </w:r>
       <w:r>
         <w:t xml:space="preserve">. </w:t>
       </w:r>
       <w:r>
-        <w:t>사례곡으로는</w:t>
-      </w:r>
-      <w:r>
-        <w:t xml:space="preserve"> </w:t>
-      </w:r>
-      <w:r>
-        <w:t>학교</w:t>
-      </w:r>
-      <w:r>
-        <w:t xml:space="preserve"> </w:t>
-      </w:r>
-      <w:r>
-        <w:t>음악교육</w:t>
-      </w:r>
-      <w:r>
-        <w:t xml:space="preserve"> </w:t>
-      </w:r>
-      <w:r>
-        <w:t>현장에서</w:t>
-      </w:r>
-      <w:r>
-        <w:t xml:space="preserve"> </w:t>
-      </w:r>
-      <w:r>
-        <w:t>표준</w:t>
-      </w:r>
-      <w:r>
-        <w:t xml:space="preserve"> </w:t>
-      </w:r>
-      <w:r>
-        <w:t>교재로</w:t>
-      </w:r>
-      <w:r>
-        <w:t xml:space="preserve"> </w:t>
-      </w:r>
-      <w:r>
-        <w:t>사용되는</w:t>
-      </w:r>
-      <w:r>
-        <w:t xml:space="preserve"> </w:t>
-      </w:r>
-      <w:r>
-        <w:t>모차르트</w:t>
-      </w:r>
-      <w:r>
-        <w:t xml:space="preserve"> </w:t>
-      </w:r>
-      <w:r>
-        <w:t>피아노</w:t>
-      </w:r>
-      <w:r>
-        <w:t xml:space="preserve"> </w:t>
-      </w:r>
-      <w:r>
-        <w:t>소나타</w:t>
-      </w:r>
-      <w:r>
-        <w:t xml:space="preserve"> K. 545 1</w:t>
-      </w:r>
-      <w:r>
-        <w:t>악장을</w:t>
-      </w:r>
-      <w:r>
-        <w:t xml:space="preserve"> </w:t>
-      </w:r>
-      <w:r>
-        <w:t>채택하였다</w:t>
+        <w:t>시스템은</w:t>
+      </w:r>
+      <w:r>
+        <w:t xml:space="preserve"> MIT </w:t>
+      </w:r>
+      <w:r>
+        <w:t>라이선스</w:t>
+      </w:r>
+      <w:r>
+        <w:t xml:space="preserve">, </w:t>
+      </w:r>
+      <w:r>
+        <w:t>분석</w:t>
+      </w:r>
+      <w:r>
+        <w:t xml:space="preserve"> </w:t>
+      </w:r>
+      <w:r>
+        <w:t>스키마는</w:t>
+      </w:r>
+      <w:r>
+        <w:t xml:space="preserve"> CC BY 4.0 </w:t>
+      </w:r>
+      <w:r>
+        <w:t>으로</w:t>
+      </w:r>
+      <w:r>
+        <w:t xml:space="preserve"> </w:t>
+      </w:r>
+      <w:r>
+        <w:t>공개된다</w:t>
       </w:r>
       <w:r>
         <w:t xml:space="preserve">. </w:t>
       </w:r>
       <w:r>
-        <w:t>이</w:t>
-      </w:r>
-      <w:r>
-        <w:t xml:space="preserve"> </w:t>
-      </w:r>
-      <w:r>
-        <w:t>곡은</w:t>
-      </w:r>
-      <w:r>
-        <w:t xml:space="preserve"> </w:t>
-      </w:r>
-      <w:r>
-        <w:t>약</w:t>
-      </w:r>
-      <w:r>
-        <w:t xml:space="preserve"> 73</w:t>
-      </w:r>
-      <w:r>
-        <w:t>마디의</w:t>
-      </w:r>
-      <w:r>
-        <w:t xml:space="preserve"> </w:t>
-      </w:r>
-      <w:r>
-        <w:t>짧은</w:t>
-      </w:r>
-      <w:r>
-        <w:t xml:space="preserve"> </w:t>
-      </w:r>
-      <w:r>
-        <w:t>분량과</w:t>
-      </w:r>
-      <w:r>
-        <w:t xml:space="preserve"> </w:t>
-      </w:r>
-      <w:r>
-        <w:t>알베르티</w:t>
-      </w:r>
-      <w:r>
-        <w:t xml:space="preserve"> </w:t>
-      </w:r>
-      <w:r>
-        <w:t>베이스</w:t>
-      </w:r>
-      <w:r>
-        <w:t>·</w:t>
-      </w:r>
-      <w:r>
-        <w:t>짧은</w:t>
-      </w:r>
-      <w:r>
-        <w:t xml:space="preserve"> </w:t>
-      </w:r>
-      <w:r>
-        <w:t>경과부</w:t>
-      </w:r>
-      <w:r>
-        <w:t xml:space="preserve"> </w:t>
-      </w:r>
-      <w:r>
-        <w:t>등</w:t>
-      </w:r>
-      <w:r>
-        <w:t xml:space="preserve"> </w:t>
-      </w:r>
-      <w:r>
-        <w:t>형식</w:t>
-      </w:r>
-      <w:r>
-        <w:t xml:space="preserve"> </w:t>
-      </w:r>
-      <w:r>
-        <w:t>요소가</w:t>
-      </w:r>
-      <w:r>
-        <w:t xml:space="preserve"> </w:t>
-      </w:r>
-      <w:r>
-        <w:t>명료하다는</w:t>
-      </w:r>
-      <w:r>
-        <w:t xml:space="preserve"> </w:t>
-      </w:r>
-      <w:r>
-        <w:rPr>
-          <w:i/>
-          <w:iCs/>
-        </w:rPr>
-        <w:t>전형성</w:t>
-      </w:r>
-      <w:r>
-        <w:t xml:space="preserve"> </w:t>
-      </w:r>
-      <w:r>
-        <w:t>과</w:t>
-      </w:r>
-      <w:r>
-        <w:t xml:space="preserve"> </w:t>
-      </w:r>
-      <w:r>
-        <w:t>함께</w:t>
-      </w:r>
-      <w:r>
-        <w:t xml:space="preserve">, </w:t>
-      </w:r>
-      <w:r>
-        <w:t>재현부가</w:t>
-      </w:r>
-      <w:r>
-        <w:t xml:space="preserve"> </w:t>
-      </w:r>
-      <w:r>
-        <w:t>으뜸조가</w:t>
-      </w:r>
-      <w:r>
-        <w:t xml:space="preserve"> </w:t>
-      </w:r>
-      <w:r>
-        <w:t>아닌</w:t>
-      </w:r>
-      <w:r>
-        <w:t xml:space="preserve"> </w:t>
-      </w:r>
-      <w:r>
-        <w:t>하속조</w:t>
-      </w:r>
-      <w:r>
-        <w:t>(F</w:t>
-      </w:r>
-      <w:r>
-        <w:t>장조</w:t>
-      </w:r>
-      <w:r>
-        <w:t>)</w:t>
-      </w:r>
-      <w:r>
-        <w:t>에서</w:t>
-      </w:r>
-      <w:r>
-        <w:t xml:space="preserve"> </w:t>
-      </w:r>
-      <w:r>
-        <w:t>시작하는</w:t>
-      </w:r>
-      <w:r>
-        <w:t xml:space="preserve"> </w:t>
-      </w:r>
-      <w:r>
-        <w:rPr>
-          <w:i/>
-          <w:iCs/>
-        </w:rPr>
-        <w:t>비전형성</w:t>
-      </w:r>
-      <w:r>
-        <w:t xml:space="preserve"> </w:t>
-      </w:r>
-      <w:r>
-        <w:t>을</w:t>
-      </w:r>
-      <w:r>
-        <w:t xml:space="preserve"> </w:t>
-      </w:r>
-      <w:r>
-        <w:t>동시에</w:t>
-      </w:r>
-      <w:r>
-        <w:t xml:space="preserve"> </w:t>
-      </w:r>
-      <w:r>
-        <w:t>가진다는</w:t>
-      </w:r>
-      <w:r>
-        <w:t xml:space="preserve"> </w:t>
-      </w:r>
-      <w:r>
-        <w:t>점에서</w:t>
-      </w:r>
-      <w:r>
-        <w:t xml:space="preserve"> </w:t>
-      </w:r>
-      <w:r>
-        <w:t>형식의</w:t>
-      </w:r>
-      <w:r>
-        <w:t xml:space="preserve"> </w:t>
-      </w:r>
-      <w:r>
-        <w:t>규범과</w:t>
-      </w:r>
-      <w:r>
-        <w:t xml:space="preserve"> </w:t>
-      </w:r>
-      <w:r>
-        <w:t>예외를</w:t>
-      </w:r>
-      <w:r>
-        <w:t xml:space="preserve"> </w:t>
-      </w:r>
-      <w:r>
-        <w:t>한</w:t>
-      </w:r>
-      <w:r>
-        <w:t xml:space="preserve"> </w:t>
-      </w:r>
-      <w:r>
-        <w:t>작품</w:t>
-      </w:r>
-      <w:r>
-        <w:t xml:space="preserve"> </w:t>
-      </w:r>
-      <w:r>
-        <w:t>안에서</w:t>
-      </w:r>
-      <w:r>
-        <w:t xml:space="preserve"> </w:t>
-      </w:r>
-      <w:r>
-        <w:t>가르칠</w:t>
-      </w:r>
-      <w:r>
-        <w:t xml:space="preserve"> </w:t>
-      </w:r>
-      <w:r>
-        <w:t>수</w:t>
-      </w:r>
-      <w:r>
-        <w:t xml:space="preserve"> </w:t>
-      </w:r>
-      <w:r>
-        <w:t>있는</w:t>
-      </w:r>
-      <w:r>
-        <w:t xml:space="preserve"> </w:t>
-      </w:r>
-      <w:r>
-        <w:t>드문</w:t>
-      </w:r>
-      <w:r>
-        <w:t xml:space="preserve"> </w:t>
-      </w:r>
-      <w:r>
-        <w:t>교재이다</w:t>
+        <w:t>학습</w:t>
+      </w:r>
+      <w:r>
+        <w:t xml:space="preserve"> </w:t>
+      </w:r>
+      <w:r>
+        <w:t>효과의</w:t>
+      </w:r>
+      <w:r>
+        <w:t xml:space="preserve"> </w:t>
+      </w:r>
+      <w:r>
+        <w:t>정량적</w:t>
+      </w:r>
+      <w:r>
+        <w:t xml:space="preserve"> </w:t>
+      </w:r>
+      <w:r>
+        <w:t>검증은</w:t>
+      </w:r>
+      <w:r>
+        <w:t xml:space="preserve"> </w:t>
+      </w:r>
+      <w:r>
+        <w:t>별도의</w:t>
+      </w:r>
+      <w:r>
+        <w:t xml:space="preserve"> </w:t>
+      </w:r>
+      <w:r>
+        <w:t>무작위</w:t>
+      </w:r>
+      <w:r>
+        <w:t xml:space="preserve"> </w:t>
+      </w:r>
+      <w:r>
+        <w:t>통제</w:t>
+      </w:r>
+      <w:r>
+        <w:t xml:space="preserve"> </w:t>
+      </w:r>
+      <w:r>
+        <w:t>시험으로</w:t>
+      </w:r>
+      <w:r>
+        <w:t xml:space="preserve"> </w:t>
+      </w:r>
+      <w:r>
+        <w:t>유보한다</w:t>
       </w:r>
       <w:r>
         <w:t>.</w:t>
@@ -657,224 +1673,11 @@
         <w:pStyle w:val="a0"/>
       </w:pPr>
       <w:r>
-        <w:t>시스템은</w:t>
-      </w:r>
-      <w:r>
-        <w:t xml:space="preserve"> (1) MusicXML </w:t>
-      </w:r>
-      <w:r>
-        <w:t>파일을</w:t>
-      </w:r>
-      <w:r>
-        <w:t xml:space="preserve"> OpenSheetMusicDisplay </w:t>
-      </w:r>
-      <w:r>
-        <w:t>로</w:t>
-      </w:r>
-      <w:r>
-        <w:t xml:space="preserve"> SVG </w:t>
-      </w:r>
-      <w:r>
-        <w:t>렌더하고</w:t>
-      </w:r>
-      <w:r>
-        <w:t xml:space="preserve">, (2) HTML5 </w:t>
-      </w:r>
-      <w:r>
-        <w:t>오디오의</w:t>
-      </w:r>
-      <w:r>
-        <w:t xml:space="preserve"> </w:t>
-      </w:r>
-      <w:r>
-        <w:rPr>
-          <w:rStyle w:val="VerbatimChar"/>
-        </w:rPr>
-        <w:t>timeupdate</w:t>
-      </w:r>
-      <w:r>
-        <w:t xml:space="preserve"> </w:t>
-      </w:r>
-      <w:r>
-        <w:t>이벤트마다</w:t>
-      </w:r>
-      <w:r>
-        <w:t xml:space="preserve"> </w:t>
-      </w:r>
-      <w:r>
-        <w:t>마디</w:t>
-      </w:r>
-      <w:r>
-        <w:t>–</w:t>
-      </w:r>
-      <w:r>
-        <w:t>시간</w:t>
-      </w:r>
-      <w:r>
-        <w:t xml:space="preserve"> </w:t>
-      </w:r>
-      <w:r>
-        <w:t>룩업</w:t>
-      </w:r>
-      <w:r>
-        <w:t xml:space="preserve"> </w:t>
-      </w:r>
-      <w:r>
-        <w:t>테이블로</w:t>
-      </w:r>
-      <w:r>
-        <w:t xml:space="preserve"> </w:t>
-      </w:r>
-      <w:r>
-        <w:t>현재</w:t>
-      </w:r>
-      <w:r>
-        <w:t xml:space="preserve"> </w:t>
-      </w:r>
-      <w:r>
-        <w:t>마디를</w:t>
-      </w:r>
-      <w:r>
-        <w:t xml:space="preserve"> </w:t>
-      </w:r>
-      <w:r>
-        <w:t>결정하며</w:t>
-      </w:r>
-      <w:r>
-        <w:t xml:space="preserve">, (3) </w:t>
-      </w:r>
-      <w:r>
-        <w:t>마디</w:t>
-      </w:r>
-      <w:r>
-        <w:t xml:space="preserve"> </w:t>
-      </w:r>
-      <w:r>
-        <w:t>단위로</w:t>
-      </w:r>
-      <w:r>
-        <w:t xml:space="preserve"> </w:t>
-      </w:r>
-      <w:r>
-        <w:t>섹션</w:t>
-      </w:r>
-      <w:r>
-        <w:t>·</w:t>
-      </w:r>
-      <w:r>
-        <w:t>주제를</w:t>
-      </w:r>
-      <w:r>
-        <w:t xml:space="preserve"> </w:t>
-      </w:r>
-      <w:r>
-        <w:t>색상</w:t>
-      </w:r>
-      <w:r>
-        <w:t xml:space="preserve"> </w:t>
-      </w:r>
-      <w:r>
-        <w:t>오버레이와</w:t>
-      </w:r>
-      <w:r>
-        <w:t xml:space="preserve"> </w:t>
-      </w:r>
-      <w:r>
-        <w:t>라벨로</w:t>
-      </w:r>
-      <w:r>
-        <w:t xml:space="preserve"> </w:t>
-      </w:r>
-      <w:r>
-        <w:t>표시하고</w:t>
-      </w:r>
-      <w:r>
-        <w:t xml:space="preserve">, (4) </w:t>
-      </w:r>
-      <w:r>
-        <w:t>형식</w:t>
-      </w:r>
-      <w:r>
-        <w:t xml:space="preserve"> </w:t>
-      </w:r>
-      <w:r>
-        <w:t>구간</w:t>
-      </w:r>
-      <w:r>
-        <w:t xml:space="preserve"> </w:t>
-      </w:r>
-      <w:r>
-        <w:t>점프</w:t>
-      </w:r>
-      <w:r>
-        <w:t>·</w:t>
-      </w:r>
-      <w:r>
-        <w:t>반복</w:t>
-      </w:r>
-      <w:r>
-        <w:t xml:space="preserve"> </w:t>
-      </w:r>
-      <w:r>
-        <w:t>청취</w:t>
-      </w:r>
-      <w:r>
-        <w:t>·</w:t>
-      </w:r>
-      <w:r>
-        <w:t>재생속도</w:t>
-      </w:r>
-      <w:r>
-        <w:t xml:space="preserve"> </w:t>
-      </w:r>
-      <w:r>
-        <w:t>조절</w:t>
-      </w:r>
-      <w:r>
-        <w:t>·</w:t>
-      </w:r>
-      <w:r>
-        <w:t>키보드</w:t>
-      </w:r>
-      <w:r>
-        <w:t xml:space="preserve"> </w:t>
-      </w:r>
-      <w:r>
-        <w:t>단축키를</w:t>
-      </w:r>
-      <w:r>
-        <w:t xml:space="preserve"> </w:t>
-      </w:r>
-      <w:r>
-        <w:t>제공한다</w:t>
-      </w:r>
-      <w:r>
-        <w:t xml:space="preserve">. </w:t>
-      </w:r>
-      <w:r>
-        <w:t>본</w:t>
-      </w:r>
-      <w:r>
-        <w:t xml:space="preserve"> </w:t>
-      </w:r>
-      <w:r>
-        <w:t>연구는</w:t>
-      </w:r>
-      <w:r>
-        <w:t xml:space="preserve"> </w:t>
-      </w:r>
-      <w:r>
-        <w:t>추가로</w:t>
-      </w:r>
-      <w:r>
-        <w:t xml:space="preserve"> </w:t>
-      </w:r>
-      <w:r>
         <w:rPr>
           <w:b/>
           <w:bCs/>
         </w:rPr>
-        <w:t>제시부</w:t>
+        <w:t>단어</w:t>
       </w:r>
       <w:r>
         <w:rPr>
@@ -888,358 +1691,220 @@
           <w:b/>
           <w:bCs/>
         </w:rPr>
-        <w:t>반복</w:t>
+        <w:t>수</w:t>
       </w:r>
       <w:r>
         <w:rPr>
           <w:b/>
           <w:bCs/>
         </w:rPr>
-        <w:t xml:space="preserve"> </w:t>
-      </w:r>
-      <w:r>
-        <w:rPr>
-          <w:b/>
-          <w:bCs/>
-        </w:rPr>
-        <w:t>폴딩</w:t>
-      </w:r>
-      <w:r>
-        <w:rPr>
-          <w:b/>
-          <w:bCs/>
-        </w:rPr>
-        <w:t xml:space="preserve"> (exposition-repeat folding) </w:t>
-      </w:r>
-      <w:r>
-        <w:rPr>
-          <w:b/>
-          <w:bCs/>
-        </w:rPr>
-        <w:t>시간</w:t>
-      </w:r>
-      <w:r>
-        <w:rPr>
-          <w:b/>
-          <w:bCs/>
-        </w:rPr>
-        <w:t xml:space="preserve"> </w:t>
-      </w:r>
-      <w:r>
-        <w:rPr>
-          <w:b/>
-          <w:bCs/>
-        </w:rPr>
-        <w:t>맵</w:t>
-      </w:r>
-      <w:r>
-        <w:t xml:space="preserve"> </w:t>
-      </w:r>
-      <w:r>
-        <w:t>을</w:t>
-      </w:r>
-      <w:r>
-        <w:t xml:space="preserve"> </w:t>
-      </w:r>
-      <w:r>
-        <w:t>기여한다</w:t>
-      </w:r>
-      <w:r>
-        <w:t xml:space="preserve">. </w:t>
-      </w:r>
-      <w:r>
-        <w:t>이는</w:t>
-      </w:r>
-      <w:r>
-        <w:t xml:space="preserve"> </w:t>
-      </w:r>
-      <w:r>
-        <w:t>연주자가</w:t>
-      </w:r>
-      <w:r>
-        <w:t xml:space="preserve"> </w:t>
-      </w:r>
-      <w:r>
-        <w:t>선택적으로</w:t>
-      </w:r>
-      <w:r>
-        <w:t xml:space="preserve"> </w:t>
-      </w:r>
-      <w:r>
-        <w:t>수행하는</w:t>
-      </w:r>
-      <w:r>
-        <w:t xml:space="preserve"> </w:t>
-      </w:r>
-      <w:r>
-        <w:t>제시부</w:t>
-      </w:r>
-      <w:r>
-        <w:t xml:space="preserve"> </w:t>
-      </w:r>
-      <w:r>
-        <w:t>반복</w:t>
-      </w:r>
-      <w:r>
-        <w:t xml:space="preserve"> </w:t>
-      </w:r>
-      <w:r>
-        <w:t>하에서도</w:t>
-      </w:r>
-      <w:r>
-        <w:t xml:space="preserve"> </w:t>
-      </w:r>
-      <w:r>
-        <w:t>분석적</w:t>
-      </w:r>
-      <w:r>
-        <w:t xml:space="preserve"> </w:t>
-      </w:r>
-      <w:r>
-        <w:t>단조성을</w:t>
-      </w:r>
-      <w:r>
-        <w:t xml:space="preserve"> </w:t>
-      </w:r>
-      <w:r>
-        <w:t>보존하는</w:t>
-      </w:r>
-      <w:r>
-        <w:t xml:space="preserve"> piecewise </w:t>
-      </w:r>
-      <w:r>
-        <w:t>비단조</w:t>
-      </w:r>
-      <w:r>
-        <w:t xml:space="preserve"> </w:t>
-      </w:r>
-      <w:r>
-        <w:t>시간</w:t>
-      </w:r>
-      <w:r>
-        <w:t xml:space="preserve"> </w:t>
-      </w:r>
-      <w:r>
-        <w:t>함수로</w:t>
-      </w:r>
-      <w:r>
-        <w:t xml:space="preserve">, </w:t>
-      </w:r>
-      <w:r>
-        <w:t>저자들이</w:t>
-      </w:r>
-      <w:r>
-        <w:t xml:space="preserve"> </w:t>
-      </w:r>
-      <w:r>
-        <w:t>알기로</w:t>
-      </w:r>
-      <w:r>
-        <w:t xml:space="preserve"> </w:t>
-      </w:r>
-      <w:r>
-        <w:t>어떤</w:t>
-      </w:r>
-      <w:r>
-        <w:t xml:space="preserve"> </w:t>
-      </w:r>
-      <w:r>
-        <w:t>기존</w:t>
-      </w:r>
-      <w:r>
-        <w:t xml:space="preserve"> </w:t>
-      </w:r>
-      <w:r>
-        <w:t>오픈</w:t>
-      </w:r>
-      <w:r>
-        <w:t xml:space="preserve"> </w:t>
-      </w:r>
-      <w:r>
-        <w:t>음악</w:t>
-      </w:r>
-      <w:r>
-        <w:t xml:space="preserve"> </w:t>
-      </w:r>
-      <w:r>
-        <w:t>시각화</w:t>
-      </w:r>
-      <w:r>
-        <w:t xml:space="preserve"> </w:t>
-      </w:r>
-      <w:r>
-        <w:t>시스템도</w:t>
-      </w:r>
-      <w:r>
-        <w:t xml:space="preserve"> </w:t>
-      </w:r>
-      <w:r>
-        <w:t>이</w:t>
-      </w:r>
-      <w:r>
-        <w:t xml:space="preserve"> </w:t>
-      </w:r>
-      <w:r>
-        <w:t>사례를</w:t>
-      </w:r>
-      <w:r>
-        <w:t xml:space="preserve"> </w:t>
-      </w:r>
-      <w:r>
-        <w:t>명시적</w:t>
-      </w:r>
-      <w:r>
-        <w:t xml:space="preserve"> </w:t>
-      </w:r>
-      <w:r>
-        <w:t>시간</w:t>
-      </w:r>
-      <w:r>
-        <w:t xml:space="preserve"> </w:t>
-      </w:r>
-      <w:r>
-        <w:t>맵으로</w:t>
-      </w:r>
-      <w:r>
-        <w:t xml:space="preserve"> </w:t>
-      </w:r>
-      <w:r>
-        <w:t>처리하지</w:t>
-      </w:r>
-      <w:r>
-        <w:t xml:space="preserve"> </w:t>
-      </w:r>
-      <w:r>
-        <w:t>않는다</w:t>
-      </w:r>
-      <w:r>
-        <w:t xml:space="preserve">. </w:t>
-      </w:r>
-      <w:r>
-        <w:t>음원</w:t>
-      </w:r>
-      <w:r>
-        <w:t xml:space="preserve"> </w:t>
-      </w:r>
-      <w:r>
-        <w:t>파일이</w:t>
-      </w:r>
-      <w:r>
-        <w:t xml:space="preserve"> </w:t>
-      </w:r>
-      <w:r>
-        <w:t>없는</w:t>
-      </w:r>
-      <w:r>
-        <w:t xml:space="preserve"> </w:t>
-      </w:r>
-      <w:r>
-        <w:t>환경에서는</w:t>
-      </w:r>
-      <w:r>
-        <w:t xml:space="preserve"> WebAudio </w:t>
-      </w:r>
-      <w:r>
-        <w:t>메트로놈으로</w:t>
-      </w:r>
-      <w:r>
-        <w:t xml:space="preserve"> </w:t>
-      </w:r>
-      <w:r>
-        <w:t>다운비트</w:t>
-      </w:r>
-      <w:r>
-        <w:t xml:space="preserve"> </w:t>
-      </w:r>
-      <w:r>
-        <w:t>클릭을</w:t>
-      </w:r>
-      <w:r>
-        <w:t xml:space="preserve"> </w:t>
-      </w:r>
-      <w:r>
-        <w:t>합성하여</w:t>
-      </w:r>
-      <w:r>
-        <w:t xml:space="preserve"> </w:t>
-      </w:r>
-      <w:r>
-        <w:t>형식</w:t>
-      </w:r>
-      <w:r>
-        <w:t xml:space="preserve"> </w:t>
-      </w:r>
-      <w:r>
-        <w:t>흐름만</w:t>
-      </w:r>
-      <w:r>
-        <w:t xml:space="preserve"> </w:t>
-      </w:r>
-      <w:r>
-        <w:t>단독으로</w:t>
-      </w:r>
-      <w:r>
-        <w:t xml:space="preserve"> </w:t>
-      </w:r>
-      <w:r>
-        <w:t>학습할</w:t>
-      </w:r>
-      <w:r>
-        <w:t xml:space="preserve"> </w:t>
-      </w:r>
-      <w:r>
+        <w:t>:</w:t>
+      </w:r>
+      <w:r>
+        <w:t xml:space="preserve"> </w:t>
+      </w:r>
+      <w:r>
+        <w:rPr>
+          <w:i/>
+          <w:iCs/>
+        </w:rPr>
+        <w:t>[</w:t>
+      </w:r>
+      <w:r>
+        <w:rPr>
+          <w:i/>
+          <w:iCs/>
+        </w:rPr>
+        <w:t>최종</w:t>
+      </w:r>
+      <w:r>
+        <w:rPr>
+          <w:i/>
+          <w:iCs/>
+        </w:rPr>
+        <w:t xml:space="preserve"> </w:t>
+      </w:r>
+      <w:r>
+        <w:rPr>
+          <w:i/>
+          <w:iCs/>
+        </w:rPr>
+        <w:t>제출</w:t>
+      </w:r>
+      <w:r>
+        <w:rPr>
+          <w:i/>
+          <w:iCs/>
+        </w:rPr>
+        <w:t xml:space="preserve"> </w:t>
+      </w:r>
+      <w:r>
+        <w:rPr>
+          <w:i/>
+          <w:iCs/>
+        </w:rPr>
+        <w:t>시</w:t>
+      </w:r>
+      <w:r>
+        <w:rPr>
+          <w:i/>
+          <w:iCs/>
+        </w:rPr>
+        <w:t xml:space="preserve"> </w:t>
+      </w:r>
+      <w:r>
+        <w:rPr>
+          <w:i/>
+          <w:iCs/>
+        </w:rPr>
+        <w:t>정확한</w:t>
+      </w:r>
+      <w:r>
+        <w:rPr>
+          <w:i/>
+          <w:iCs/>
+        </w:rPr>
+        <w:t xml:space="preserve"> </w:t>
+      </w:r>
+      <w:r>
+        <w:rPr>
+          <w:i/>
+          <w:iCs/>
+        </w:rPr>
+        <w:t>단어</w:t>
+      </w:r>
+      <w:r>
+        <w:rPr>
+          <w:i/>
+          <w:iCs/>
+        </w:rPr>
+        <w:t xml:space="preserve"> </w:t>
+      </w:r>
+      <w:r>
+        <w:rPr>
+          <w:i/>
+          <w:iCs/>
+        </w:rPr>
         <w:t>수</w:t>
       </w:r>
       <w:r>
-        <w:t xml:space="preserve"> </w:t>
-      </w:r>
-      <w:r>
-        <w:t>있는</w:t>
-      </w:r>
-      <w:r>
-        <w:t xml:space="preserve"> </w:t>
-      </w:r>
-      <w:r>
-        <w:rPr>
-          <w:i/>
-          <w:iCs/>
-        </w:rPr>
-        <w:t>데모</w:t>
-      </w:r>
-      <w:r>
-        <w:rPr>
-          <w:i/>
-          <w:iCs/>
-        </w:rPr>
-        <w:t xml:space="preserve"> </w:t>
-      </w:r>
-      <w:r>
-        <w:rPr>
-          <w:i/>
-          <w:iCs/>
-        </w:rPr>
-        <w:t>모드</w:t>
-      </w:r>
-      <w:r>
-        <w:t xml:space="preserve"> </w:t>
-      </w:r>
-      <w:r>
-        <w:t>를</w:t>
-      </w:r>
-      <w:r>
-        <w:t xml:space="preserve"> </w:t>
-      </w:r>
-      <w:r>
-        <w:t>함께</w:t>
-      </w:r>
-      <w:r>
-        <w:t xml:space="preserve"> </w:t>
-      </w:r>
-      <w:r>
-        <w:t>제공한다</w:t>
-      </w:r>
-      <w:r>
-        <w:t>.</w:t>
+        <w:rPr>
+          <w:i/>
+          <w:iCs/>
+        </w:rPr>
+        <w:t xml:space="preserve"> </w:t>
+      </w:r>
+      <w:r>
+        <w:rPr>
+          <w:i/>
+          <w:iCs/>
+        </w:rPr>
+        <w:t>기입</w:t>
+      </w:r>
+      <w:r>
+        <w:rPr>
+          <w:i/>
+          <w:iCs/>
+        </w:rPr>
+        <w:t xml:space="preserve"> — </w:t>
+      </w:r>
+      <w:r>
+        <w:rPr>
+          <w:i/>
+          <w:iCs/>
+        </w:rPr>
+        <w:t>현재</w:t>
+      </w:r>
+      <w:r>
+        <w:rPr>
+          <w:i/>
+          <w:iCs/>
+        </w:rPr>
+        <w:t xml:space="preserve"> </w:t>
+      </w:r>
+      <w:r>
+        <w:rPr>
+          <w:i/>
+          <w:iCs/>
+        </w:rPr>
+        <w:t>초안</w:t>
+      </w:r>
+      <w:r>
+        <w:rPr>
+          <w:i/>
+          <w:iCs/>
+        </w:rPr>
+        <w:t xml:space="preserve"> </w:t>
+      </w:r>
+      <w:r>
+        <w:rPr>
+          <w:i/>
+          <w:iCs/>
+        </w:rPr>
+        <w:t>약</w:t>
+      </w:r>
+      <w:r>
+        <w:rPr>
+          <w:i/>
+          <w:iCs/>
+        </w:rPr>
+        <w:t xml:space="preserve"> 6,300 </w:t>
+      </w:r>
+      <w:r>
+        <w:rPr>
+          <w:i/>
+          <w:iCs/>
+        </w:rPr>
+        <w:t>단어</w:t>
+      </w:r>
+      <w:r>
+        <w:rPr>
+          <w:i/>
+          <w:iCs/>
+        </w:rPr>
+        <w:t xml:space="preserve"> (</w:t>
+      </w:r>
+      <w:r>
+        <w:rPr>
+          <w:i/>
+          <w:iCs/>
+        </w:rPr>
+        <w:t>참고문헌</w:t>
+      </w:r>
+      <w:r>
+        <w:rPr>
+          <w:i/>
+          <w:iCs/>
+        </w:rPr>
+        <w:t>·</w:t>
+      </w:r>
+      <w:r>
+        <w:rPr>
+          <w:i/>
+          <w:iCs/>
+        </w:rPr>
+        <w:t>부록</w:t>
+      </w:r>
+      <w:r>
+        <w:rPr>
+          <w:i/>
+          <w:iCs/>
+        </w:rPr>
+        <w:t xml:space="preserve"> </w:t>
+      </w:r>
+      <w:r>
+        <w:rPr>
+          <w:i/>
+          <w:iCs/>
+        </w:rPr>
+        <w:t>포함</w:t>
+      </w:r>
+      <w:r>
+        <w:rPr>
+          <w:i/>
+          <w:iCs/>
+        </w:rPr>
+        <w:t>)]</w:t>
       </w:r>
     </w:p>
     <w:p>
@@ -1247,417 +1912,6 @@
         <w:pStyle w:val="a0"/>
       </w:pPr>
       <w:r>
-        <w:t>본</w:t>
-      </w:r>
-      <w:r>
-        <w:t xml:space="preserve"> </w:t>
-      </w:r>
-      <w:r>
-        <w:t>논문은</w:t>
-      </w:r>
-      <w:r>
-        <w:t xml:space="preserve"> </w:t>
-      </w:r>
-      <w:r>
-        <w:t>시스템</w:t>
-      </w:r>
-      <w:r>
-        <w:t xml:space="preserve"> </w:t>
-      </w:r>
-      <w:r>
-        <w:t>설계와</w:t>
-      </w:r>
-      <w:r>
-        <w:t xml:space="preserve"> </w:t>
-      </w:r>
-      <w:r>
-        <w:t>구현</w:t>
-      </w:r>
-      <w:r>
-        <w:t xml:space="preserve">, </w:t>
-      </w:r>
-      <w:r>
-        <w:t>제시부</w:t>
-      </w:r>
-      <w:r>
-        <w:t xml:space="preserve"> </w:t>
-      </w:r>
-      <w:r>
-        <w:t>반복</w:t>
-      </w:r>
-      <w:r>
-        <w:t xml:space="preserve"> </w:t>
-      </w:r>
-      <w:r>
-        <w:t>폴딩</w:t>
-      </w:r>
-      <w:r>
-        <w:t xml:space="preserve"> </w:t>
-      </w:r>
-      <w:r>
-        <w:t>기법</w:t>
-      </w:r>
-      <w:r>
-        <w:t xml:space="preserve">, </w:t>
-      </w:r>
-      <w:r>
-        <w:t>그리고</w:t>
-      </w:r>
-      <w:r>
-        <w:t xml:space="preserve"> K. 545 1</w:t>
-      </w:r>
-      <w:r>
-        <w:t>악장의</w:t>
-      </w:r>
-      <w:r>
-        <w:t xml:space="preserve"> </w:t>
-      </w:r>
-      <w:r>
-        <w:rPr>
-          <w:i/>
-          <w:iCs/>
-        </w:rPr>
-        <w:t>재현부</w:t>
-      </w:r>
-      <w:r>
-        <w:rPr>
-          <w:i/>
-          <w:iCs/>
-        </w:rPr>
-        <w:t xml:space="preserve"> </w:t>
-      </w:r>
-      <w:r>
-        <w:rPr>
-          <w:i/>
-          <w:iCs/>
-        </w:rPr>
-        <w:t>하속조</w:t>
-      </w:r>
-      <w:r>
-        <w:rPr>
-          <w:i/>
-          <w:iCs/>
-        </w:rPr>
-        <w:t xml:space="preserve"> </w:t>
-      </w:r>
-      <w:r>
-        <w:rPr>
-          <w:i/>
-          <w:iCs/>
-        </w:rPr>
-        <w:t>시작</w:t>
-      </w:r>
-      <w:r>
-        <w:t xml:space="preserve"> </w:t>
-      </w:r>
-      <w:r>
-        <w:t>이라는</w:t>
-      </w:r>
-      <w:r>
-        <w:t xml:space="preserve"> </w:t>
-      </w:r>
-      <w:r>
-        <w:t>비전형</w:t>
-      </w:r>
-      <w:r>
-        <w:t xml:space="preserve"> </w:t>
-      </w:r>
-      <w:r>
-        <w:t>사례를</w:t>
-      </w:r>
-      <w:r>
-        <w:t xml:space="preserve"> </w:t>
-      </w:r>
-      <w:r>
-        <w:t>다중</w:t>
-      </w:r>
-      <w:r>
-        <w:t xml:space="preserve"> </w:t>
-      </w:r>
-      <w:r>
-        <w:t>표상으로</w:t>
-      </w:r>
-      <w:r>
-        <w:t xml:space="preserve"> </w:t>
-      </w:r>
-      <w:r>
-        <w:t>시각화하는</w:t>
-      </w:r>
-      <w:r>
-        <w:t xml:space="preserve"> </w:t>
-      </w:r>
-      <w:r>
-        <w:t>교수법적</w:t>
-      </w:r>
-      <w:r>
-        <w:t xml:space="preserve"> </w:t>
-      </w:r>
-      <w:r>
-        <w:t>의의를</w:t>
-      </w:r>
-      <w:r>
-        <w:t xml:space="preserve"> </w:t>
-      </w:r>
-      <w:r>
-        <w:t>다룬다</w:t>
-      </w:r>
-      <w:r>
-        <w:t xml:space="preserve">. </w:t>
-      </w:r>
-      <w:r>
-        <w:t>공개되는</w:t>
-      </w:r>
-      <w:r>
-        <w:t xml:space="preserve"> JSON </w:t>
-      </w:r>
-      <w:r>
-        <w:t>스키마는</w:t>
-      </w:r>
-      <w:r>
-        <w:t xml:space="preserve"> Allegraud et al. (2019) </w:t>
-      </w:r>
-      <w:r>
-        <w:t>의</w:t>
-      </w:r>
-      <w:r>
-        <w:t xml:space="preserve"> Algomus </w:t>
-      </w:r>
-      <w:r>
-        <w:t>주석</w:t>
-      </w:r>
-      <w:r>
-        <w:t xml:space="preserve"> </w:t>
-      </w:r>
-      <w:r>
-        <w:t>컨벤션과</w:t>
-      </w:r>
-      <w:r>
-        <w:t xml:space="preserve"> </w:t>
-      </w:r>
-      <w:r>
-        <w:rPr>
-          <w:i/>
-          <w:iCs/>
-        </w:rPr>
-        <w:t>상호운용</w:t>
-      </w:r>
-      <w:r>
-        <w:rPr>
-          <w:i/>
-          <w:iCs/>
-        </w:rPr>
-        <w:t xml:space="preserve"> </w:t>
-      </w:r>
-      <w:r>
-        <w:rPr>
-          <w:i/>
-          <w:iCs/>
-        </w:rPr>
-        <w:t>가능하도록</w:t>
-      </w:r>
-      <w:r>
-        <w:rPr>
-          <w:i/>
-          <w:iCs/>
-        </w:rPr>
-        <w:t xml:space="preserve"> </w:t>
-      </w:r>
-      <w:r>
-        <w:rPr>
-          <w:i/>
-          <w:iCs/>
-        </w:rPr>
-        <w:t>설계</w:t>
-      </w:r>
-      <w:r>
-        <w:t xml:space="preserve"> </w:t>
-      </w:r>
-      <w:r>
-        <w:t>되어</w:t>
-      </w:r>
-      <w:r>
-        <w:t xml:space="preserve">, </w:t>
-      </w:r>
-      <w:r>
-        <w:t>인간</w:t>
-      </w:r>
-      <w:r>
-        <w:t xml:space="preserve"> </w:t>
-      </w:r>
-      <w:r>
-        <w:t>큐레이팅</w:t>
-      </w:r>
-      <w:r>
-        <w:t xml:space="preserve"> </w:t>
-      </w:r>
-      <w:r>
-        <w:t>분석과</w:t>
-      </w:r>
-      <w:r>
-        <w:t xml:space="preserve"> </w:t>
-      </w:r>
-      <w:r>
-        <w:t>분류기</w:t>
-      </w:r>
-      <w:r>
-        <w:t xml:space="preserve"> </w:t>
-      </w:r>
-      <w:r>
-        <w:t>출력</w:t>
-      </w:r>
-      <w:r>
-        <w:t xml:space="preserve"> </w:t>
-      </w:r>
-      <w:r>
-        <w:t>모두</w:t>
-      </w:r>
-      <w:r>
-        <w:t xml:space="preserve"> </w:t>
-      </w:r>
-      <w:r>
-        <w:t>동일한</w:t>
-      </w:r>
-      <w:r>
-        <w:t xml:space="preserve"> </w:t>
-      </w:r>
-      <w:r>
-        <w:t>입력</w:t>
-      </w:r>
-      <w:r>
-        <w:t xml:space="preserve"> </w:t>
-      </w:r>
-      <w:r>
-        <w:t>경로를</w:t>
-      </w:r>
-      <w:r>
-        <w:t xml:space="preserve"> </w:t>
-      </w:r>
-      <w:r>
-        <w:t>통해</w:t>
-      </w:r>
-      <w:r>
-        <w:t xml:space="preserve"> </w:t>
-      </w:r>
-      <w:r>
-        <w:t>도구에</w:t>
-      </w:r>
-      <w:r>
-        <w:t xml:space="preserve"> </w:t>
-      </w:r>
-      <w:r>
-        <w:t>적재될</w:t>
-      </w:r>
-      <w:r>
-        <w:t xml:space="preserve"> </w:t>
-      </w:r>
-      <w:r>
-        <w:t>수</w:t>
-      </w:r>
-      <w:r>
-        <w:t xml:space="preserve"> </w:t>
-      </w:r>
-      <w:r>
-        <w:t>있다</w:t>
-      </w:r>
-      <w:r>
-        <w:t xml:space="preserve">. </w:t>
-      </w:r>
-      <w:r>
-        <w:t>본</w:t>
-      </w:r>
-      <w:r>
-        <w:t xml:space="preserve"> </w:t>
-      </w:r>
-      <w:r>
-        <w:t>도구는</w:t>
-      </w:r>
-      <w:r>
-        <w:t xml:space="preserve"> MIT </w:t>
-      </w:r>
-      <w:r>
-        <w:t>라이선스</w:t>
-      </w:r>
-      <w:r>
-        <w:t xml:space="preserve"> </w:t>
-      </w:r>
-      <w:r>
-        <w:t>오픈소스로</w:t>
-      </w:r>
-      <w:r>
-        <w:t xml:space="preserve">, </w:t>
-      </w:r>
-      <w:r>
-        <w:t>분석</w:t>
-      </w:r>
-      <w:r>
-        <w:t xml:space="preserve"> </w:t>
-      </w:r>
-      <w:r>
-        <w:t>스키마는</w:t>
-      </w:r>
-      <w:r>
-        <w:t xml:space="preserve"> CC BY 4.0 </w:t>
-      </w:r>
-      <w:r>
-        <w:t>으로</w:t>
-      </w:r>
-      <w:r>
-        <w:t xml:space="preserve"> </w:t>
-      </w:r>
-      <w:r>
-        <w:t>공개된다</w:t>
-      </w:r>
-      <w:r>
-        <w:t xml:space="preserve">. </w:t>
-      </w:r>
-      <w:r>
-        <w:t>학습</w:t>
-      </w:r>
-      <w:r>
-        <w:t xml:space="preserve"> </w:t>
-      </w:r>
-      <w:r>
-        <w:t>효과의</w:t>
-      </w:r>
-      <w:r>
-        <w:t xml:space="preserve"> </w:t>
-      </w:r>
-      <w:r>
-        <w:t>정량적</w:t>
-      </w:r>
-      <w:r>
-        <w:t xml:space="preserve"> </w:t>
-      </w:r>
-      <w:r>
-        <w:t>검증은</w:t>
-      </w:r>
-      <w:r>
-        <w:t xml:space="preserve"> </w:t>
-      </w:r>
-      <w:r>
-        <w:t>후속</w:t>
-      </w:r>
-      <w:r>
-        <w:t xml:space="preserve"> RCT </w:t>
-      </w:r>
-      <w:r>
-        <w:t>연구로</w:t>
-      </w:r>
-      <w:r>
-        <w:t xml:space="preserve"> </w:t>
-      </w:r>
-      <w:r>
-        <w:t>남긴다</w:t>
-      </w:r>
-      <w:r>
-        <w:t>.</w:t>
-      </w:r>
-    </w:p>
-    <w:p>
-      <w:pPr>
-        <w:pStyle w:val="a0"/>
-      </w:pPr>
-      <w:r>
         <w:rPr>
           <w:b/>
           <w:bCs/>
@@ -1675,186 +1929,70 @@
         <w:t xml:space="preserve"> </w:t>
       </w:r>
       <w:r>
+        <w:t>소나타</w:t>
+      </w:r>
+      <w:r>
+        <w:t xml:space="preserve"> </w:t>
+      </w:r>
+      <w:r>
+        <w:t>형식</w:t>
+      </w:r>
+      <w:r>
+        <w:t xml:space="preserve">; </w:t>
+      </w:r>
+      <w:r>
+        <w:t>악보</w:t>
+      </w:r>
+      <w:r>
+        <w:t>-</w:t>
+      </w:r>
+      <w:r>
+        <w:t>음원</w:t>
+      </w:r>
+      <w:r>
+        <w:t xml:space="preserve"> </w:t>
+      </w:r>
+      <w:r>
+        <w:t>동기화</w:t>
+      </w:r>
+      <w:r>
+        <w:t xml:space="preserve">; MusicXML </w:t>
+      </w:r>
+      <w:r>
+        <w:t>시각화</w:t>
+      </w:r>
+      <w:r>
+        <w:t xml:space="preserve">; </w:t>
+      </w:r>
+      <w:r>
+        <w:t>제시부</w:t>
+      </w:r>
+      <w:r>
+        <w:t xml:space="preserve"> </w:t>
+      </w:r>
+      <w:r>
+        <w:t>반복</w:t>
+      </w:r>
+      <w:r>
+        <w:t xml:space="preserve"> </w:t>
+      </w:r>
+      <w:r>
+        <w:t>폴딩</w:t>
+      </w:r>
+      <w:r>
+        <w:t xml:space="preserve">; </w:t>
+      </w:r>
+      <w:r>
         <w:t>음악교육공학</w:t>
       </w:r>
       <w:r>
-        <w:t xml:space="preserve">, </w:t>
-      </w:r>
-      <w:r>
-        <w:t>소나타</w:t>
-      </w:r>
-      <w:r>
-        <w:t xml:space="preserve"> </w:t>
-      </w:r>
-      <w:r>
-        <w:t>형식</w:t>
-      </w:r>
-      <w:r>
-        <w:t xml:space="preserve">, </w:t>
-      </w:r>
-      <w:r>
-        <w:t>악보</w:t>
-      </w:r>
-      <w:r>
-        <w:t xml:space="preserve"> </w:t>
-      </w:r>
-      <w:r>
-        <w:t>시각화</w:t>
-      </w:r>
-      <w:r>
-        <w:t xml:space="preserve">, </w:t>
-      </w:r>
-      <w:r>
-        <w:t>동기화</w:t>
-      </w:r>
-      <w:r>
-        <w:t xml:space="preserve"> </w:t>
-      </w:r>
-      <w:r>
-        <w:t>재생</w:t>
-      </w:r>
-      <w:r>
-        <w:t xml:space="preserve">, MusicXML, OpenSheetMusicDisplay, </w:t>
-      </w:r>
-      <w:r>
-        <w:t>다중</w:t>
-      </w:r>
-      <w:r>
-        <w:t xml:space="preserve"> </w:t>
-      </w:r>
-      <w:r>
-        <w:t>표상</w:t>
-      </w:r>
-      <w:r>
-        <w:t xml:space="preserve"> </w:t>
-      </w:r>
-      <w:r>
-        <w:t>학습</w:t>
-      </w:r>
-    </w:p>
-    <w:p>
-      <w:pPr>
-        <w:pStyle w:val="1"/>
-      </w:pPr>
-      <w:bookmarkStart w:id="1" w:name="abstract-english"/>
-      <w:bookmarkEnd w:id="0"/>
-      <w:r>
-        <w:t>Abstract (English)</w:t>
-      </w:r>
-    </w:p>
-    <w:p>
-      <w:pPr>
-        <w:pStyle w:val="FirstParagraph"/>
-      </w:pPr>
-      <w:r>
-        <w:t>This paper presents the design, implementation, and evaluation of a web-based learning tool that synchronizes notated score, audio, and formal analysis along a single timeline, allowing learners to experience the hierarchical structure of sonata form simultaneously through auditory, visual, and cognitive channels. We chose the first movement of Mozart’s Piano Sonata in C major, K. 545 — a standard pedagogical work — as the case piece. Its 73-measure compactness and textbook-clear formal landmarks coexist wi</w:t>
-      </w:r>
-      <w:r>
-        <w:t xml:space="preserve">th a celebrated </w:t>
-      </w:r>
-      <w:r>
-        <w:rPr>
-          <w:i/>
-          <w:iCs/>
-        </w:rPr>
-        <w:t>deformation</w:t>
-      </w:r>
-      <w:r>
-        <w:t xml:space="preserve">: the recapitulation begins in the subdominant (F major) rather than the tonic. This rare combination of normative and deformational features in a single short piece makes K. 545 uniquely suitable for teaching both the </w:t>
-      </w:r>
-      <w:r>
-        <w:rPr>
-          <w:i/>
-          <w:iCs/>
-        </w:rPr>
-        <w:t>norms</w:t>
-      </w:r>
-      <w:r>
-        <w:t xml:space="preserve"> and the </w:t>
-      </w:r>
-      <w:r>
-        <w:rPr>
-          <w:i/>
-          <w:iCs/>
-        </w:rPr>
-        <w:t>deviations</w:t>
-      </w:r>
-      <w:r>
-        <w:t xml:space="preserve"> of sonata-form practice.</w:t>
-      </w:r>
-    </w:p>
-    <w:p>
-      <w:pPr>
-        <w:pStyle w:val="a0"/>
-      </w:pPr>
-      <w:r>
-        <w:t xml:space="preserve">The system (1) renders MusicXML through OpenSheetMusicDisplay, (2) maps audio time to measure number via a discrete lookup table on each </w:t>
-      </w:r>
-      <w:r>
-        <w:rPr>
-          <w:rStyle w:val="VerbatimChar"/>
-        </w:rPr>
-        <w:t>timeupdate</w:t>
-      </w:r>
-      <w:r>
-        <w:t xml:space="preserve"> event, (3) overlays section and theme labels in a two-level color hierarchy on the score itself, and (4) supports section jumping, looped listening, playback-speed control, and keyboard shortcuts. We further contribute an </w:t>
-      </w:r>
-      <w:r>
-        <w:rPr>
-          <w:b/>
-          <w:bCs/>
-        </w:rPr>
-        <w:t>exposition-repeat folding map</w:t>
-      </w:r>
-      <w:r>
-        <w:t>, a piecewise non-monotonic time function that preserves analytical monotonicity under performer-elected exposition repeats — a practical edge case in score-audio alignment that, to our knowledge, no prior open music-visualization system addresses ex</w:t>
-      </w:r>
-      <w:r>
-        <w:t>plicitly. A WebAudio-based metronome demo mode allows the formal visualization to function even without an audio file.</w:t>
-      </w:r>
-    </w:p>
-    <w:p>
-      <w:pPr>
-        <w:pStyle w:val="a0"/>
-      </w:pPr>
-      <w:r>
-        <w:lastRenderedPageBreak/>
-        <w:t xml:space="preserve">This paper focuses on system design, implementation, the exposition-repeat folding technique, and the pedagogical significance of visualizing K. 545’s atypical </w:t>
-      </w:r>
-      <w:r>
-        <w:rPr>
-          <w:i/>
-          <w:iCs/>
-        </w:rPr>
-        <w:t>subdominant recapitulation</w:t>
-      </w:r>
-      <w:r>
-        <w:t xml:space="preserve"> through multi-representational synchronization. The released JSON schema is </w:t>
-      </w:r>
-      <w:r>
-        <w:rPr>
-          <w:i/>
-          <w:iCs/>
-        </w:rPr>
-        <w:t>intentionally interoperable</w:t>
-      </w:r>
-      <w:r>
-        <w:t xml:space="preserve"> with the Algomus annotation conventions of Allegraud et al. (2019), so that classifier output and human-curated analyses share a common ingestion path into the tool. The system is released as MIT-licensed open source and the analysis schema is licensed CC BY 4.0. Empirical validation of learning effects is deferred to a planned randomized controlled trial.</w:t>
-      </w:r>
-    </w:p>
-    <w:p>
-      <w:pPr>
-        <w:pStyle w:val="a0"/>
-      </w:pPr>
-      <w:r>
-        <w:rPr>
-          <w:b/>
-          <w:bCs/>
-        </w:rPr>
-        <w:t>Keywords:</w:t>
-      </w:r>
-      <w:r>
-        <w:t xml:space="preserve"> music education technology, sonata form, score visualization, synchronized playback, MusicXML, OpenSheetMusicDisplay, multimodal representation</w:t>
+        <w:t xml:space="preserve">; </w:t>
+      </w:r>
+      <w:r>
+        <w:t>모차르트</w:t>
+      </w:r>
+      <w:r>
+        <w:t xml:space="preserve"> K. 545</w:t>
       </w:r>
     </w:p>
     <w:p>
@@ -2409,6 +2547,7 @@
           <w:b/>
           <w:bCs/>
         </w:rPr>
+        <w:lastRenderedPageBreak/>
         <w:t>위계의</w:t>
       </w:r>
       <w:r>
@@ -3446,6 +3585,7 @@
       <w:bookmarkStart w:id="5" w:name="연구의-기여"/>
       <w:bookmarkEnd w:id="4"/>
       <w:r>
+        <w:lastRenderedPageBreak/>
         <w:t xml:space="preserve">1.3 </w:t>
       </w:r>
       <w:r>
@@ -3858,7 +3998,6 @@
         </w:numPr>
       </w:pPr>
       <w:r>
-        <w:lastRenderedPageBreak/>
         <w:t>의</w:t>
       </w:r>
       <w:r>
@@ -4678,6 +4817,7 @@
       <w:bookmarkEnd w:id="2"/>
       <w:bookmarkEnd w:id="5"/>
       <w:r>
+        <w:lastRenderedPageBreak/>
         <w:t xml:space="preserve">2. </w:t>
       </w:r>
       <w:r>
@@ -5665,6 +5805,7 @@
           <w:p>
             <w:pPr>
               <w:pStyle w:val="Compact"/>
+              <w:spacing w:line="240" w:lineRule="auto"/>
               <w:rPr>
                 <w:b/>
                 <w:sz w:val="20"/>
@@ -5675,6 +5816,7 @@
                 <w:b/>
                 <w:sz w:val="20"/>
               </w:rPr>
+              <w:lastRenderedPageBreak/>
               <w:t xml:space="preserve">Mayer </w:t>
             </w:r>
             <w:r>
@@ -5697,6 +5839,7 @@
           <w:p>
             <w:pPr>
               <w:pStyle w:val="Compact"/>
+              <w:spacing w:line="240" w:lineRule="auto"/>
               <w:rPr>
                 <w:b/>
                 <w:sz w:val="20"/>
@@ -5754,6 +5897,7 @@
           <w:p>
             <w:pPr>
               <w:pStyle w:val="Compact"/>
+              <w:spacing w:line="240" w:lineRule="auto"/>
               <w:rPr>
                 <w:sz w:val="20"/>
               </w:rPr>
@@ -5788,6 +5932,7 @@
           <w:p>
             <w:pPr>
               <w:pStyle w:val="Compact"/>
+              <w:spacing w:line="240" w:lineRule="auto"/>
               <w:rPr>
                 <w:sz w:val="20"/>
               </w:rPr>
@@ -5884,6 +6029,7 @@
           <w:p>
             <w:pPr>
               <w:pStyle w:val="Compact"/>
+              <w:spacing w:line="240" w:lineRule="auto"/>
               <w:rPr>
                 <w:sz w:val="20"/>
               </w:rPr>
@@ -5915,6 +6061,7 @@
           <w:p>
             <w:pPr>
               <w:pStyle w:val="Compact"/>
+              <w:spacing w:line="240" w:lineRule="auto"/>
               <w:rPr>
                 <w:sz w:val="20"/>
               </w:rPr>
@@ -6007,6 +6154,7 @@
           <w:p>
             <w:pPr>
               <w:pStyle w:val="Compact"/>
+              <w:spacing w:line="240" w:lineRule="auto"/>
               <w:rPr>
                 <w:sz w:val="20"/>
               </w:rPr>
@@ -6038,6 +6186,7 @@
           <w:p>
             <w:pPr>
               <w:pStyle w:val="Compact"/>
+              <w:spacing w:line="240" w:lineRule="auto"/>
               <w:rPr>
                 <w:sz w:val="20"/>
               </w:rPr>
@@ -6942,7 +7091,6 @@
       <w:bookmarkStart w:id="10" w:name="관련-도구"/>
       <w:bookmarkEnd w:id="9"/>
       <w:r>
-        <w:lastRenderedPageBreak/>
         <w:t xml:space="preserve">2.4 </w:t>
       </w:r>
       <w:r>
@@ -7277,6 +7425,7 @@
           <w:b/>
           <w:bCs/>
         </w:rPr>
+        <w:lastRenderedPageBreak/>
         <w:t>악보</w:t>
       </w:r>
       <w:r>
@@ -8338,13 +8487,13 @@
         <w:tblLook w:val="0020" w:firstRow="1" w:lastRow="0" w:firstColumn="0" w:lastColumn="0" w:noHBand="0" w:noVBand="0"/>
       </w:tblPr>
       <w:tblGrid>
-        <w:gridCol w:w="2587"/>
-        <w:gridCol w:w="1359"/>
-        <w:gridCol w:w="1200"/>
-        <w:gridCol w:w="1189"/>
-        <w:gridCol w:w="884"/>
+        <w:gridCol w:w="2569"/>
+        <w:gridCol w:w="1351"/>
+        <w:gridCol w:w="1193"/>
+        <w:gridCol w:w="1182"/>
+        <w:gridCol w:w="881"/>
         <w:gridCol w:w="992"/>
-        <w:gridCol w:w="1078"/>
+        <w:gridCol w:w="1075"/>
       </w:tblGrid>
       <w:tr>
         <w:trPr>
@@ -8363,6 +8512,7 @@
           <w:p>
             <w:pPr>
               <w:pStyle w:val="Compact"/>
+              <w:spacing w:line="240" w:lineRule="auto"/>
               <w:rPr>
                 <w:b/>
                 <w:sz w:val="20"/>
@@ -8388,6 +8538,7 @@
           <w:p>
             <w:pPr>
               <w:pStyle w:val="Compact"/>
+              <w:spacing w:line="240" w:lineRule="auto"/>
               <w:rPr>
                 <w:b/>
                 <w:sz w:val="20"/>
@@ -8441,6 +8592,7 @@
           <w:p>
             <w:pPr>
               <w:pStyle w:val="Compact"/>
+              <w:spacing w:line="240" w:lineRule="auto"/>
               <w:rPr>
                 <w:b/>
                 <w:sz w:val="20"/>
@@ -8494,6 +8646,7 @@
           <w:p>
             <w:pPr>
               <w:pStyle w:val="Compact"/>
+              <w:spacing w:line="240" w:lineRule="auto"/>
               <w:rPr>
                 <w:b/>
                 <w:sz w:val="20"/>
@@ -8547,6 +8700,7 @@
           <w:p>
             <w:pPr>
               <w:pStyle w:val="Compact"/>
+              <w:spacing w:line="240" w:lineRule="auto"/>
               <w:rPr>
                 <w:b/>
                 <w:sz w:val="20"/>
@@ -8586,6 +8740,7 @@
           <w:p>
             <w:pPr>
               <w:pStyle w:val="Compact"/>
+              <w:spacing w:line="240" w:lineRule="auto"/>
               <w:rPr>
                 <w:b/>
                 <w:sz w:val="20"/>
@@ -8611,6 +8766,7 @@
           <w:p>
             <w:pPr>
               <w:pStyle w:val="Compact"/>
+              <w:spacing w:line="240" w:lineRule="auto"/>
               <w:rPr>
                 <w:b/>
                 <w:sz w:val="20"/>
@@ -8654,6 +8810,7 @@
           <w:p>
             <w:pPr>
               <w:pStyle w:val="Compact"/>
+              <w:spacing w:line="240" w:lineRule="auto"/>
               <w:rPr>
                 <w:sz w:val="20"/>
               </w:rPr>
@@ -8676,6 +8833,7 @@
           <w:p>
             <w:pPr>
               <w:pStyle w:val="Compact"/>
+              <w:spacing w:line="240" w:lineRule="auto"/>
               <w:rPr>
                 <w:sz w:val="20"/>
               </w:rPr>
@@ -8710,6 +8868,7 @@
           <w:p>
             <w:pPr>
               <w:pStyle w:val="Compact"/>
+              <w:spacing w:line="240" w:lineRule="auto"/>
               <w:rPr>
                 <w:sz w:val="20"/>
               </w:rPr>
@@ -8732,6 +8891,7 @@
           <w:p>
             <w:pPr>
               <w:pStyle w:val="Compact"/>
+              <w:spacing w:line="240" w:lineRule="auto"/>
               <w:rPr>
                 <w:sz w:val="20"/>
               </w:rPr>
@@ -8754,6 +8914,7 @@
           <w:p>
             <w:pPr>
               <w:pStyle w:val="Compact"/>
+              <w:spacing w:line="240" w:lineRule="auto"/>
               <w:rPr>
                 <w:sz w:val="20"/>
               </w:rPr>
@@ -8776,6 +8937,7 @@
           <w:p>
             <w:pPr>
               <w:pStyle w:val="Compact"/>
+              <w:spacing w:line="240" w:lineRule="auto"/>
               <w:rPr>
                 <w:sz w:val="20"/>
               </w:rPr>
@@ -8798,6 +8960,7 @@
           <w:p>
             <w:pPr>
               <w:pStyle w:val="Compact"/>
+              <w:spacing w:line="240" w:lineRule="auto"/>
               <w:rPr>
                 <w:sz w:val="20"/>
               </w:rPr>
@@ -8822,6 +8985,7 @@
           <w:p>
             <w:pPr>
               <w:pStyle w:val="Compact"/>
+              <w:spacing w:line="240" w:lineRule="auto"/>
               <w:rPr>
                 <w:sz w:val="20"/>
               </w:rPr>
@@ -8853,6 +9017,7 @@
           <w:p>
             <w:pPr>
               <w:pStyle w:val="Compact"/>
+              <w:spacing w:line="240" w:lineRule="auto"/>
               <w:rPr>
                 <w:sz w:val="20"/>
               </w:rPr>
@@ -8872,6 +9037,7 @@
           <w:p>
             <w:pPr>
               <w:pStyle w:val="Compact"/>
+              <w:spacing w:line="240" w:lineRule="auto"/>
               <w:rPr>
                 <w:sz w:val="20"/>
               </w:rPr>
@@ -8891,6 +9057,7 @@
           <w:p>
             <w:pPr>
               <w:pStyle w:val="Compact"/>
+              <w:spacing w:line="240" w:lineRule="auto"/>
               <w:rPr>
                 <w:sz w:val="20"/>
               </w:rPr>
@@ -8910,6 +9077,7 @@
           <w:p>
             <w:pPr>
               <w:pStyle w:val="Compact"/>
+              <w:spacing w:line="240" w:lineRule="auto"/>
               <w:rPr>
                 <w:sz w:val="20"/>
               </w:rPr>
@@ -8929,6 +9097,7 @@
           <w:p>
             <w:pPr>
               <w:pStyle w:val="Compact"/>
+              <w:spacing w:line="240" w:lineRule="auto"/>
               <w:rPr>
                 <w:sz w:val="20"/>
               </w:rPr>
@@ -8948,6 +9117,7 @@
           <w:p>
             <w:pPr>
               <w:pStyle w:val="Compact"/>
+              <w:spacing w:line="240" w:lineRule="auto"/>
               <w:rPr>
                 <w:sz w:val="20"/>
               </w:rPr>
@@ -8972,6 +9142,7 @@
           <w:p>
             <w:pPr>
               <w:pStyle w:val="Compact"/>
+              <w:spacing w:line="240" w:lineRule="auto"/>
               <w:rPr>
                 <w:sz w:val="20"/>
               </w:rPr>
@@ -8991,6 +9162,7 @@
           <w:p>
             <w:pPr>
               <w:pStyle w:val="Compact"/>
+              <w:spacing w:line="240" w:lineRule="auto"/>
               <w:rPr>
                 <w:sz w:val="20"/>
               </w:rPr>
@@ -9010,6 +9182,7 @@
           <w:p>
             <w:pPr>
               <w:pStyle w:val="Compact"/>
+              <w:spacing w:line="240" w:lineRule="auto"/>
               <w:rPr>
                 <w:sz w:val="20"/>
               </w:rPr>
@@ -9029,6 +9202,7 @@
           <w:p>
             <w:pPr>
               <w:pStyle w:val="Compact"/>
+              <w:spacing w:line="240" w:lineRule="auto"/>
               <w:rPr>
                 <w:sz w:val="20"/>
               </w:rPr>
@@ -9048,6 +9222,7 @@
           <w:p>
             <w:pPr>
               <w:pStyle w:val="Compact"/>
+              <w:spacing w:line="240" w:lineRule="auto"/>
               <w:rPr>
                 <w:sz w:val="20"/>
               </w:rPr>
@@ -9067,6 +9242,7 @@
           <w:p>
             <w:pPr>
               <w:pStyle w:val="Compact"/>
+              <w:spacing w:line="240" w:lineRule="auto"/>
               <w:rPr>
                 <w:sz w:val="20"/>
               </w:rPr>
@@ -9086,6 +9262,7 @@
           <w:p>
             <w:pPr>
               <w:pStyle w:val="Compact"/>
+              <w:spacing w:line="240" w:lineRule="auto"/>
               <w:rPr>
                 <w:sz w:val="20"/>
               </w:rPr>
@@ -9110,6 +9287,7 @@
           <w:p>
             <w:pPr>
               <w:pStyle w:val="Compact"/>
+              <w:spacing w:line="240" w:lineRule="auto"/>
               <w:rPr>
                 <w:sz w:val="20"/>
               </w:rPr>
@@ -9129,6 +9307,7 @@
           <w:p>
             <w:pPr>
               <w:pStyle w:val="Compact"/>
+              <w:spacing w:line="240" w:lineRule="auto"/>
               <w:rPr>
                 <w:sz w:val="20"/>
               </w:rPr>
@@ -9148,6 +9327,7 @@
           <w:p>
             <w:pPr>
               <w:pStyle w:val="Compact"/>
+              <w:spacing w:line="240" w:lineRule="auto"/>
               <w:rPr>
                 <w:sz w:val="20"/>
               </w:rPr>
@@ -9167,6 +9347,7 @@
           <w:p>
             <w:pPr>
               <w:pStyle w:val="Compact"/>
+              <w:spacing w:line="240" w:lineRule="auto"/>
               <w:rPr>
                 <w:sz w:val="20"/>
               </w:rPr>
@@ -9186,6 +9367,7 @@
           <w:p>
             <w:pPr>
               <w:pStyle w:val="Compact"/>
+              <w:spacing w:line="240" w:lineRule="auto"/>
               <w:rPr>
                 <w:sz w:val="20"/>
               </w:rPr>
@@ -9205,6 +9387,7 @@
           <w:p>
             <w:pPr>
               <w:pStyle w:val="Compact"/>
+              <w:spacing w:line="240" w:lineRule="auto"/>
               <w:rPr>
                 <w:sz w:val="20"/>
               </w:rPr>
@@ -9224,6 +9407,7 @@
           <w:p>
             <w:pPr>
               <w:pStyle w:val="Compact"/>
+              <w:spacing w:line="240" w:lineRule="auto"/>
               <w:rPr>
                 <w:sz w:val="20"/>
               </w:rPr>
@@ -9248,6 +9432,7 @@
           <w:p>
             <w:pPr>
               <w:pStyle w:val="Compact"/>
+              <w:spacing w:line="240" w:lineRule="auto"/>
               <w:rPr>
                 <w:sz w:val="20"/>
               </w:rPr>
@@ -9279,6 +9464,7 @@
           <w:p>
             <w:pPr>
               <w:pStyle w:val="Compact"/>
+              <w:spacing w:line="240" w:lineRule="auto"/>
               <w:rPr>
                 <w:sz w:val="20"/>
               </w:rPr>
@@ -9298,6 +9484,7 @@
           <w:p>
             <w:pPr>
               <w:pStyle w:val="Compact"/>
+              <w:spacing w:line="240" w:lineRule="auto"/>
               <w:rPr>
                 <w:sz w:val="20"/>
               </w:rPr>
@@ -9317,6 +9504,7 @@
           <w:p>
             <w:pPr>
               <w:pStyle w:val="Compact"/>
+              <w:spacing w:line="240" w:lineRule="auto"/>
               <w:rPr>
                 <w:sz w:val="20"/>
               </w:rPr>
@@ -9336,6 +9524,7 @@
           <w:p>
             <w:pPr>
               <w:pStyle w:val="Compact"/>
+              <w:spacing w:line="240" w:lineRule="auto"/>
               <w:rPr>
                 <w:sz w:val="20"/>
               </w:rPr>
@@ -9355,6 +9544,7 @@
           <w:p>
             <w:pPr>
               <w:pStyle w:val="Compact"/>
+              <w:spacing w:line="240" w:lineRule="auto"/>
               <w:rPr>
                 <w:sz w:val="20"/>
               </w:rPr>
@@ -9374,6 +9564,7 @@
           <w:p>
             <w:pPr>
               <w:pStyle w:val="Compact"/>
+              <w:spacing w:line="240" w:lineRule="auto"/>
               <w:rPr>
                 <w:sz w:val="20"/>
               </w:rPr>
@@ -9398,6 +9589,7 @@
           <w:p>
             <w:pPr>
               <w:pStyle w:val="Compact"/>
+              <w:spacing w:line="240" w:lineRule="auto"/>
               <w:rPr>
                 <w:sz w:val="20"/>
               </w:rPr>
@@ -9417,6 +9609,7 @@
           <w:p>
             <w:pPr>
               <w:pStyle w:val="Compact"/>
+              <w:spacing w:line="240" w:lineRule="auto"/>
               <w:rPr>
                 <w:sz w:val="20"/>
               </w:rPr>
@@ -9466,6 +9659,7 @@
           <w:p>
             <w:pPr>
               <w:pStyle w:val="Compact"/>
+              <w:spacing w:line="240" w:lineRule="auto"/>
               <w:rPr>
                 <w:sz w:val="20"/>
               </w:rPr>
@@ -9485,6 +9679,7 @@
           <w:p>
             <w:pPr>
               <w:pStyle w:val="Compact"/>
+              <w:spacing w:line="240" w:lineRule="auto"/>
               <w:rPr>
                 <w:sz w:val="20"/>
               </w:rPr>
@@ -9528,6 +9723,7 @@
           <w:p>
             <w:pPr>
               <w:pStyle w:val="Compact"/>
+              <w:spacing w:line="240" w:lineRule="auto"/>
               <w:rPr>
                 <w:sz w:val="20"/>
               </w:rPr>
@@ -9547,6 +9743,7 @@
           <w:p>
             <w:pPr>
               <w:pStyle w:val="Compact"/>
+              <w:spacing w:line="240" w:lineRule="auto"/>
               <w:rPr>
                 <w:sz w:val="20"/>
               </w:rPr>
@@ -9566,6 +9763,7 @@
           <w:p>
             <w:pPr>
               <w:pStyle w:val="Compact"/>
+              <w:spacing w:line="240" w:lineRule="auto"/>
               <w:rPr>
                 <w:sz w:val="20"/>
               </w:rPr>
@@ -9590,6 +9788,7 @@
           <w:p>
             <w:pPr>
               <w:pStyle w:val="Compact"/>
+              <w:spacing w:line="240" w:lineRule="auto"/>
               <w:rPr>
                 <w:sz w:val="20"/>
               </w:rPr>
@@ -9600,6 +9799,7 @@
                 <w:bCs/>
                 <w:sz w:val="20"/>
               </w:rPr>
+              <w:lastRenderedPageBreak/>
               <w:t>본</w:t>
             </w:r>
             <w:r>
@@ -9627,6 +9827,7 @@
           <w:p>
             <w:pPr>
               <w:pStyle w:val="Compact"/>
+              <w:spacing w:line="240" w:lineRule="auto"/>
               <w:rPr>
                 <w:sz w:val="20"/>
               </w:rPr>
@@ -9688,6 +9889,7 @@
           <w:p>
             <w:pPr>
               <w:pStyle w:val="Compact"/>
+              <w:spacing w:line="240" w:lineRule="auto"/>
               <w:rPr>
                 <w:sz w:val="20"/>
               </w:rPr>
@@ -9709,6 +9911,7 @@
           <w:p>
             <w:pPr>
               <w:pStyle w:val="Compact"/>
+              <w:spacing w:line="240" w:lineRule="auto"/>
               <w:rPr>
                 <w:sz w:val="20"/>
               </w:rPr>
@@ -9770,6 +9973,7 @@
           <w:p>
             <w:pPr>
               <w:pStyle w:val="Compact"/>
+              <w:spacing w:line="240" w:lineRule="auto"/>
               <w:rPr>
                 <w:sz w:val="20"/>
               </w:rPr>
@@ -9791,6 +9995,7 @@
           <w:p>
             <w:pPr>
               <w:pStyle w:val="Compact"/>
+              <w:spacing w:line="240" w:lineRule="auto"/>
               <w:rPr>
                 <w:sz w:val="20"/>
               </w:rPr>
@@ -9812,6 +10017,7 @@
           <w:p>
             <w:pPr>
               <w:pStyle w:val="Compact"/>
+              <w:spacing w:line="240" w:lineRule="auto"/>
               <w:rPr>
                 <w:sz w:val="20"/>
               </w:rPr>
@@ -9842,7 +10048,10 @@
         <w:t>주장은</w:t>
       </w:r>
       <w:r>
-        <w:t xml:space="preserve"> “</w:t>
+        <w:t xml:space="preserve"> </w:t>
+      </w:r>
+      <w:r>
+        <w:t>“</w:t>
       </w:r>
       <w:r>
         <w:t>최초의</w:t>
@@ -10395,6 +10604,7 @@
           <w:p>
             <w:pPr>
               <w:pStyle w:val="Compact"/>
+              <w:spacing w:line="240" w:lineRule="auto"/>
               <w:rPr>
                 <w:b/>
                 <w:sz w:val="20"/>
@@ -10405,7 +10615,6 @@
                 <w:b/>
                 <w:sz w:val="20"/>
               </w:rPr>
-              <w:lastRenderedPageBreak/>
               <w:t>섹션</w:t>
             </w:r>
           </w:p>
@@ -10421,6 +10630,7 @@
           <w:p>
             <w:pPr>
               <w:pStyle w:val="Compact"/>
+              <w:spacing w:line="240" w:lineRule="auto"/>
               <w:rPr>
                 <w:b/>
                 <w:sz w:val="20"/>
@@ -10446,6 +10656,7 @@
           <w:p>
             <w:pPr>
               <w:pStyle w:val="Compact"/>
+              <w:spacing w:line="240" w:lineRule="auto"/>
               <w:rPr>
                 <w:b/>
                 <w:sz w:val="20"/>
@@ -10471,6 +10682,7 @@
           <w:p>
             <w:pPr>
               <w:pStyle w:val="Compact"/>
+              <w:spacing w:line="240" w:lineRule="auto"/>
               <w:rPr>
                 <w:b/>
                 <w:sz w:val="20"/>
@@ -10496,6 +10708,7 @@
           <w:p>
             <w:pPr>
               <w:pStyle w:val="Compact"/>
+              <w:spacing w:line="240" w:lineRule="auto"/>
               <w:rPr>
                 <w:b/>
                 <w:sz w:val="20"/>
@@ -10546,6 +10759,7 @@
           <w:p>
             <w:pPr>
               <w:pStyle w:val="Compact"/>
+              <w:spacing w:line="240" w:lineRule="auto"/>
               <w:rPr>
                 <w:sz w:val="20"/>
               </w:rPr>
@@ -10568,6 +10782,7 @@
           <w:p>
             <w:pPr>
               <w:pStyle w:val="Compact"/>
+              <w:spacing w:line="240" w:lineRule="auto"/>
               <w:rPr>
                 <w:sz w:val="20"/>
               </w:rPr>
@@ -10614,6 +10829,7 @@
           <w:p>
             <w:pPr>
               <w:pStyle w:val="Compact"/>
+              <w:spacing w:line="240" w:lineRule="auto"/>
               <w:rPr>
                 <w:sz w:val="20"/>
               </w:rPr>
@@ -10636,6 +10852,7 @@
           <w:p>
             <w:pPr>
               <w:pStyle w:val="Compact"/>
+              <w:spacing w:line="240" w:lineRule="auto"/>
               <w:rPr>
                 <w:sz w:val="20"/>
               </w:rPr>
@@ -10664,6 +10881,7 @@
           <w:p>
             <w:pPr>
               <w:pStyle w:val="Compact"/>
+              <w:spacing w:line="240" w:lineRule="auto"/>
               <w:rPr>
                 <w:sz w:val="20"/>
               </w:rPr>
@@ -10688,6 +10906,7 @@
           <w:p>
             <w:pPr>
               <w:pStyle w:val="Compact"/>
+              <w:spacing w:line="240" w:lineRule="auto"/>
               <w:rPr>
                 <w:sz w:val="20"/>
               </w:rPr>
@@ -10701,6 +10920,7 @@
           <w:p>
             <w:pPr>
               <w:pStyle w:val="Compact"/>
+              <w:spacing w:line="240" w:lineRule="auto"/>
               <w:rPr>
                 <w:sz w:val="20"/>
               </w:rPr>
@@ -10732,6 +10952,7 @@
           <w:p>
             <w:pPr>
               <w:pStyle w:val="Compact"/>
+              <w:spacing w:line="240" w:lineRule="auto"/>
               <w:rPr>
                 <w:sz w:val="20"/>
               </w:rPr>
@@ -10751,6 +10972,7 @@
           <w:p>
             <w:pPr>
               <w:pStyle w:val="Compact"/>
+              <w:spacing w:line="240" w:lineRule="auto"/>
               <w:rPr>
                 <w:sz w:val="20"/>
               </w:rPr>
@@ -10770,6 +10992,7 @@
           <w:p>
             <w:pPr>
               <w:pStyle w:val="Compact"/>
+              <w:spacing w:line="240" w:lineRule="auto"/>
               <w:rPr>
                 <w:sz w:val="20"/>
               </w:rPr>
@@ -10794,6 +11017,7 @@
           <w:p>
             <w:pPr>
               <w:pStyle w:val="Compact"/>
+              <w:spacing w:line="240" w:lineRule="auto"/>
               <w:rPr>
                 <w:sz w:val="20"/>
               </w:rPr>
@@ -10807,6 +11031,7 @@
           <w:p>
             <w:pPr>
               <w:pStyle w:val="Compact"/>
+              <w:spacing w:line="240" w:lineRule="auto"/>
               <w:rPr>
                 <w:sz w:val="20"/>
               </w:rPr>
@@ -10850,6 +11075,7 @@
           <w:p>
             <w:pPr>
               <w:pStyle w:val="Compact"/>
+              <w:spacing w:line="240" w:lineRule="auto"/>
               <w:rPr>
                 <w:sz w:val="20"/>
               </w:rPr>
@@ -10869,6 +11095,7 @@
           <w:p>
             <w:pPr>
               <w:pStyle w:val="Compact"/>
+              <w:spacing w:line="240" w:lineRule="auto"/>
               <w:rPr>
                 <w:sz w:val="20"/>
               </w:rPr>
@@ -10894,6 +11121,7 @@
           <w:p>
             <w:pPr>
               <w:pStyle w:val="Compact"/>
+              <w:spacing w:line="240" w:lineRule="auto"/>
               <w:rPr>
                 <w:sz w:val="20"/>
               </w:rPr>
@@ -10918,6 +11146,7 @@
           <w:p>
             <w:pPr>
               <w:pStyle w:val="Compact"/>
+              <w:spacing w:line="240" w:lineRule="auto"/>
               <w:rPr>
                 <w:sz w:val="20"/>
               </w:rPr>
@@ -10931,6 +11160,7 @@
           <w:p>
             <w:pPr>
               <w:pStyle w:val="Compact"/>
+              <w:spacing w:line="240" w:lineRule="auto"/>
               <w:rPr>
                 <w:sz w:val="20"/>
               </w:rPr>
@@ -10962,6 +11192,7 @@
           <w:p>
             <w:pPr>
               <w:pStyle w:val="Compact"/>
+              <w:spacing w:line="240" w:lineRule="auto"/>
               <w:rPr>
                 <w:sz w:val="20"/>
               </w:rPr>
@@ -10981,6 +11212,7 @@
           <w:p>
             <w:pPr>
               <w:pStyle w:val="Compact"/>
+              <w:spacing w:line="240" w:lineRule="auto"/>
               <w:rPr>
                 <w:sz w:val="20"/>
               </w:rPr>
@@ -11006,6 +11238,7 @@
           <w:p>
             <w:pPr>
               <w:pStyle w:val="Compact"/>
+              <w:spacing w:line="240" w:lineRule="auto"/>
               <w:rPr>
                 <w:sz w:val="20"/>
               </w:rPr>
@@ -11030,6 +11263,7 @@
           <w:p>
             <w:pPr>
               <w:pStyle w:val="Compact"/>
+              <w:spacing w:line="240" w:lineRule="auto"/>
               <w:rPr>
                 <w:sz w:val="20"/>
               </w:rPr>
@@ -11049,6 +11283,7 @@
           <w:p>
             <w:pPr>
               <w:pStyle w:val="Compact"/>
+              <w:spacing w:line="240" w:lineRule="auto"/>
               <w:rPr>
                 <w:sz w:val="20"/>
               </w:rPr>
@@ -11074,6 +11309,7 @@
           <w:p>
             <w:pPr>
               <w:pStyle w:val="Compact"/>
+              <w:spacing w:line="240" w:lineRule="auto"/>
               <w:rPr>
                 <w:sz w:val="20"/>
               </w:rPr>
@@ -11093,6 +11329,7 @@
           <w:p>
             <w:pPr>
               <w:pStyle w:val="Compact"/>
+              <w:spacing w:line="240" w:lineRule="auto"/>
               <w:rPr>
                 <w:sz w:val="20"/>
               </w:rPr>
@@ -11118,6 +11355,7 @@
           <w:p>
             <w:pPr>
               <w:pStyle w:val="Compact"/>
+              <w:spacing w:line="240" w:lineRule="auto"/>
               <w:rPr>
                 <w:sz w:val="20"/>
               </w:rPr>
@@ -11142,6 +11380,7 @@
           <w:p>
             <w:pPr>
               <w:pStyle w:val="Compact"/>
+              <w:spacing w:line="240" w:lineRule="auto"/>
               <w:rPr>
                 <w:sz w:val="20"/>
               </w:rPr>
@@ -11155,6 +11394,7 @@
           <w:p>
             <w:pPr>
               <w:pStyle w:val="Compact"/>
+              <w:spacing w:line="240" w:lineRule="auto"/>
               <w:rPr>
                 <w:sz w:val="20"/>
               </w:rPr>
@@ -11180,6 +11420,7 @@
           <w:p>
             <w:pPr>
               <w:pStyle w:val="Compact"/>
+              <w:spacing w:line="240" w:lineRule="auto"/>
               <w:rPr>
                 <w:sz w:val="20"/>
               </w:rPr>
@@ -11199,6 +11440,7 @@
           <w:p>
             <w:pPr>
               <w:pStyle w:val="Compact"/>
+              <w:spacing w:line="240" w:lineRule="auto"/>
               <w:rPr>
                 <w:sz w:val="20"/>
               </w:rPr>
@@ -11236,6 +11478,7 @@
           <w:p>
             <w:pPr>
               <w:pStyle w:val="Compact"/>
+              <w:spacing w:line="240" w:lineRule="auto"/>
               <w:rPr>
                 <w:sz w:val="20"/>
               </w:rPr>
@@ -11260,6 +11503,7 @@
           <w:p>
             <w:pPr>
               <w:pStyle w:val="Compact"/>
+              <w:spacing w:line="240" w:lineRule="auto"/>
               <w:rPr>
                 <w:sz w:val="20"/>
               </w:rPr>
@@ -11273,6 +11517,7 @@
           <w:p>
             <w:pPr>
               <w:pStyle w:val="Compact"/>
+              <w:spacing w:line="240" w:lineRule="auto"/>
               <w:rPr>
                 <w:sz w:val="20"/>
               </w:rPr>
@@ -11298,6 +11543,7 @@
           <w:p>
             <w:pPr>
               <w:pStyle w:val="Compact"/>
+              <w:spacing w:line="240" w:lineRule="auto"/>
               <w:rPr>
                 <w:sz w:val="20"/>
               </w:rPr>
@@ -11317,6 +11563,7 @@
           <w:p>
             <w:pPr>
               <w:pStyle w:val="Compact"/>
+              <w:spacing w:line="240" w:lineRule="auto"/>
               <w:rPr>
                 <w:sz w:val="20"/>
               </w:rPr>
@@ -11348,6 +11595,7 @@
           <w:p>
             <w:pPr>
               <w:pStyle w:val="Compact"/>
+              <w:spacing w:line="240" w:lineRule="auto"/>
               <w:rPr>
                 <w:sz w:val="20"/>
               </w:rPr>
@@ -11372,6 +11620,7 @@
           <w:p>
             <w:pPr>
               <w:pStyle w:val="Compact"/>
+              <w:spacing w:line="240" w:lineRule="auto"/>
               <w:rPr>
                 <w:sz w:val="20"/>
               </w:rPr>
@@ -11391,6 +11640,7 @@
           <w:p>
             <w:pPr>
               <w:pStyle w:val="Compact"/>
+              <w:spacing w:line="240" w:lineRule="auto"/>
               <w:rPr>
                 <w:sz w:val="20"/>
               </w:rPr>
@@ -11422,6 +11672,7 @@
           <w:p>
             <w:pPr>
               <w:pStyle w:val="Compact"/>
+              <w:spacing w:line="240" w:lineRule="auto"/>
               <w:rPr>
                 <w:sz w:val="20"/>
               </w:rPr>
@@ -11441,6 +11692,7 @@
           <w:p>
             <w:pPr>
               <w:pStyle w:val="Compact"/>
+              <w:spacing w:line="240" w:lineRule="auto"/>
               <w:rPr>
                 <w:sz w:val="20"/>
               </w:rPr>
@@ -11470,6 +11722,7 @@
           <w:p>
             <w:pPr>
               <w:pStyle w:val="Compact"/>
+              <w:spacing w:line="240" w:lineRule="auto"/>
               <w:rPr>
                 <w:sz w:val="20"/>
               </w:rPr>
@@ -11494,6 +11747,7 @@
           <w:p>
             <w:pPr>
               <w:pStyle w:val="Compact"/>
+              <w:spacing w:line="240" w:lineRule="auto"/>
               <w:rPr>
                 <w:sz w:val="20"/>
               </w:rPr>
@@ -11507,6 +11761,7 @@
           <w:p>
             <w:pPr>
               <w:pStyle w:val="Compact"/>
+              <w:spacing w:line="240" w:lineRule="auto"/>
               <w:rPr>
                 <w:sz w:val="20"/>
               </w:rPr>
@@ -11526,6 +11781,7 @@
           <w:p>
             <w:pPr>
               <w:pStyle w:val="Compact"/>
+              <w:spacing w:line="240" w:lineRule="auto"/>
               <w:rPr>
                 <w:sz w:val="20"/>
               </w:rPr>
@@ -11545,6 +11801,7 @@
           <w:p>
             <w:pPr>
               <w:pStyle w:val="Compact"/>
+              <w:spacing w:line="240" w:lineRule="auto"/>
               <w:rPr>
                 <w:sz w:val="20"/>
               </w:rPr>
@@ -11564,6 +11821,7 @@
           <w:p>
             <w:pPr>
               <w:pStyle w:val="Compact"/>
+              <w:spacing w:line="240" w:lineRule="auto"/>
               <w:rPr>
                 <w:sz w:val="20"/>
               </w:rPr>
@@ -11588,6 +11846,7 @@
           <w:p>
             <w:pPr>
               <w:pStyle w:val="Compact"/>
+              <w:spacing w:line="240" w:lineRule="auto"/>
               <w:rPr>
                 <w:sz w:val="20"/>
               </w:rPr>
@@ -11601,6 +11860,7 @@
           <w:p>
             <w:pPr>
               <w:pStyle w:val="Compact"/>
+              <w:spacing w:line="240" w:lineRule="auto"/>
               <w:rPr>
                 <w:sz w:val="20"/>
               </w:rPr>
@@ -11620,6 +11880,7 @@
           <w:p>
             <w:pPr>
               <w:pStyle w:val="Compact"/>
+              <w:spacing w:line="240" w:lineRule="auto"/>
               <w:rPr>
                 <w:sz w:val="20"/>
               </w:rPr>
@@ -11639,6 +11900,7 @@
           <w:p>
             <w:pPr>
               <w:pStyle w:val="Compact"/>
+              <w:spacing w:line="240" w:lineRule="auto"/>
               <w:rPr>
                 <w:sz w:val="20"/>
               </w:rPr>
@@ -11664,6 +11926,7 @@
           <w:p>
             <w:pPr>
               <w:pStyle w:val="Compact"/>
+              <w:spacing w:line="240" w:lineRule="auto"/>
               <w:rPr>
                 <w:sz w:val="20"/>
               </w:rPr>
@@ -11688,6 +11951,7 @@
           <w:p>
             <w:pPr>
               <w:pStyle w:val="Compact"/>
+              <w:spacing w:line="240" w:lineRule="auto"/>
               <w:rPr>
                 <w:sz w:val="20"/>
               </w:rPr>
@@ -11701,6 +11965,7 @@
           <w:p>
             <w:pPr>
               <w:pStyle w:val="Compact"/>
+              <w:spacing w:line="240" w:lineRule="auto"/>
               <w:rPr>
                 <w:sz w:val="20"/>
               </w:rPr>
@@ -11720,6 +11985,7 @@
           <w:p>
             <w:pPr>
               <w:pStyle w:val="Compact"/>
+              <w:spacing w:line="240" w:lineRule="auto"/>
               <w:rPr>
                 <w:sz w:val="20"/>
               </w:rPr>
@@ -11739,6 +12005,7 @@
           <w:p>
             <w:pPr>
               <w:pStyle w:val="Compact"/>
+              <w:spacing w:line="240" w:lineRule="auto"/>
               <w:rPr>
                 <w:sz w:val="20"/>
               </w:rPr>
@@ -11764,6 +12031,7 @@
           <w:p>
             <w:pPr>
               <w:pStyle w:val="Compact"/>
+              <w:spacing w:line="240" w:lineRule="auto"/>
               <w:rPr>
                 <w:sz w:val="20"/>
               </w:rPr>
@@ -12008,7 +12276,10 @@
         <w:t>분류된다</w:t>
       </w:r>
       <w:r>
-        <w:t xml:space="preserve">(Hepokoski &amp; Darcy, 2006: ch. 17). </w:t>
+        <w:t xml:space="preserve">(Hepokoski &amp; Darcy, 2006: </w:t>
+      </w:r>
+      <w:r>
+        <w:t xml:space="preserve">ch. 17). </w:t>
       </w:r>
       <w:r>
         <w:t>이는</w:t>
@@ -12119,10 +12390,7 @@
         <w:t>진행</w:t>
       </w:r>
       <w:r>
-        <w:t xml:space="preserve"> </w:t>
-      </w:r>
-      <w:r>
-        <w:t xml:space="preserve">(I → V) </w:t>
+        <w:t xml:space="preserve"> (I → V) </w:t>
       </w:r>
       <w:r>
         <w:t>을</w:t>
@@ -12685,6 +12953,7 @@
         <w:pStyle w:val="a0"/>
       </w:pPr>
       <w:r>
+        <w:lastRenderedPageBreak/>
         <w:t>본</w:t>
       </w:r>
       <w:r>
@@ -13615,6 +13884,7 @@
           <w:p>
             <w:pPr>
               <w:pStyle w:val="Compact"/>
+              <w:spacing w:line="240" w:lineRule="auto"/>
               <w:rPr>
                 <w:b/>
                 <w:sz w:val="20"/>
@@ -13640,6 +13910,7 @@
           <w:p>
             <w:pPr>
               <w:pStyle w:val="Compact"/>
+              <w:spacing w:line="240" w:lineRule="auto"/>
               <w:rPr>
                 <w:b/>
                 <w:sz w:val="20"/>
@@ -13665,6 +13936,7 @@
           <w:p>
             <w:pPr>
               <w:pStyle w:val="Compact"/>
+              <w:spacing w:line="240" w:lineRule="auto"/>
               <w:rPr>
                 <w:b/>
                 <w:sz w:val="20"/>
@@ -13724,6 +13996,7 @@
           <w:p>
             <w:pPr>
               <w:pStyle w:val="Compact"/>
+              <w:spacing w:line="240" w:lineRule="auto"/>
               <w:rPr>
                 <w:sz w:val="20"/>
               </w:rPr>
@@ -13764,6 +14037,7 @@
           <w:p>
             <w:pPr>
               <w:pStyle w:val="Compact"/>
+              <w:spacing w:line="240" w:lineRule="auto"/>
               <w:rPr>
                 <w:sz w:val="20"/>
               </w:rPr>
@@ -13858,6 +14132,7 @@
           <w:p>
             <w:pPr>
               <w:pStyle w:val="Compact"/>
+              <w:spacing w:line="240" w:lineRule="auto"/>
               <w:rPr>
                 <w:sz w:val="20"/>
               </w:rPr>
@@ -13906,6 +14181,7 @@
           <w:p>
             <w:pPr>
               <w:pStyle w:val="Compact"/>
+              <w:spacing w:line="240" w:lineRule="auto"/>
               <w:rPr>
                 <w:sz w:val="20"/>
               </w:rPr>
@@ -13916,7 +14192,6 @@
                 <w:bCs/>
                 <w:sz w:val="20"/>
               </w:rPr>
-              <w:lastRenderedPageBreak/>
               <w:t>악보</w:t>
             </w:r>
           </w:p>
@@ -13928,6 +14203,7 @@
           <w:p>
             <w:pPr>
               <w:pStyle w:val="Compact"/>
+              <w:spacing w:line="240" w:lineRule="auto"/>
               <w:rPr>
                 <w:sz w:val="20"/>
               </w:rPr>
@@ -14013,6 +14289,7 @@
           <w:p>
             <w:pPr>
               <w:pStyle w:val="Compact"/>
+              <w:spacing w:line="240" w:lineRule="auto"/>
               <w:rPr>
                 <w:sz w:val="20"/>
               </w:rPr>
@@ -14073,6 +14350,7 @@
           <w:p>
             <w:pPr>
               <w:pStyle w:val="Compact"/>
+              <w:spacing w:line="240" w:lineRule="auto"/>
               <w:rPr>
                 <w:sz w:val="20"/>
               </w:rPr>
@@ -14110,6 +14388,7 @@
           <w:p>
             <w:pPr>
               <w:pStyle w:val="Compact"/>
+              <w:spacing w:line="240" w:lineRule="auto"/>
               <w:rPr>
                 <w:sz w:val="20"/>
               </w:rPr>
@@ -14201,6 +14480,7 @@
           <w:p>
             <w:pPr>
               <w:pStyle w:val="Compact"/>
+              <w:spacing w:line="240" w:lineRule="auto"/>
               <w:rPr>
                 <w:sz w:val="20"/>
               </w:rPr>
@@ -14256,6 +14536,7 @@
         <w:pStyle w:val="a0"/>
       </w:pPr>
       <w:r>
+        <w:lastRenderedPageBreak/>
         <w:t>매</w:t>
       </w:r>
       <w:r>
@@ -14837,6 +15118,7 @@
           <w:p>
             <w:pPr>
               <w:pStyle w:val="Compact"/>
+              <w:spacing w:line="240" w:lineRule="auto"/>
               <w:rPr>
                 <w:b/>
                 <w:sz w:val="20"/>
@@ -14862,6 +15144,7 @@
           <w:p>
             <w:pPr>
               <w:pStyle w:val="Compact"/>
+              <w:spacing w:line="240" w:lineRule="auto"/>
               <w:rPr>
                 <w:b/>
                 <w:sz w:val="20"/>
@@ -14887,6 +15170,7 @@
           <w:p>
             <w:pPr>
               <w:pStyle w:val="Compact"/>
+              <w:spacing w:line="240" w:lineRule="auto"/>
               <w:rPr>
                 <w:b/>
                 <w:sz w:val="20"/>
@@ -14916,6 +15200,7 @@
           <w:p>
             <w:pPr>
               <w:pStyle w:val="Compact"/>
+              <w:spacing w:line="240" w:lineRule="auto"/>
               <w:rPr>
                 <w:sz w:val="20"/>
               </w:rPr>
@@ -14938,6 +15223,7 @@
           <w:p>
             <w:pPr>
               <w:pStyle w:val="Compact"/>
+              <w:spacing w:line="240" w:lineRule="auto"/>
               <w:rPr>
                 <w:sz w:val="20"/>
               </w:rPr>
@@ -14972,6 +15258,7 @@
           <w:p>
             <w:pPr>
               <w:pStyle w:val="Compact"/>
+              <w:spacing w:line="240" w:lineRule="auto"/>
               <w:rPr>
                 <w:sz w:val="20"/>
               </w:rPr>
@@ -15008,6 +15295,7 @@
           <w:p>
             <w:pPr>
               <w:pStyle w:val="Compact"/>
+              <w:spacing w:line="240" w:lineRule="auto"/>
               <w:rPr>
                 <w:sz w:val="20"/>
               </w:rPr>
@@ -15027,6 +15315,7 @@
           <w:p>
             <w:pPr>
               <w:pStyle w:val="Compact"/>
+              <w:spacing w:line="240" w:lineRule="auto"/>
               <w:rPr>
                 <w:sz w:val="20"/>
               </w:rPr>
@@ -15058,6 +15347,7 @@
           <w:p>
             <w:pPr>
               <w:pStyle w:val="Compact"/>
+              <w:spacing w:line="240" w:lineRule="auto"/>
               <w:rPr>
                 <w:sz w:val="20"/>
               </w:rPr>
@@ -15094,6 +15384,7 @@
           <w:p>
             <w:pPr>
               <w:pStyle w:val="Compact"/>
+              <w:spacing w:line="240" w:lineRule="auto"/>
               <w:rPr>
                 <w:sz w:val="20"/>
               </w:rPr>
@@ -15113,6 +15404,7 @@
           <w:p>
             <w:pPr>
               <w:pStyle w:val="Compact"/>
+              <w:spacing w:line="240" w:lineRule="auto"/>
               <w:rPr>
                 <w:sz w:val="20"/>
               </w:rPr>
@@ -15144,6 +15436,7 @@
           <w:p>
             <w:pPr>
               <w:pStyle w:val="Compact"/>
+              <w:spacing w:line="240" w:lineRule="auto"/>
               <w:rPr>
                 <w:sz w:val="20"/>
               </w:rPr>
@@ -15180,6 +15473,7 @@
           <w:p>
             <w:pPr>
               <w:pStyle w:val="Compact"/>
+              <w:spacing w:line="240" w:lineRule="auto"/>
               <w:rPr>
                 <w:sz w:val="20"/>
               </w:rPr>
@@ -15211,6 +15505,7 @@
           <w:p>
             <w:pPr>
               <w:pStyle w:val="Compact"/>
+              <w:spacing w:line="240" w:lineRule="auto"/>
               <w:rPr>
                 <w:sz w:val="20"/>
               </w:rPr>
@@ -15230,6 +15525,7 @@
           <w:p>
             <w:pPr>
               <w:pStyle w:val="Compact"/>
+              <w:spacing w:line="240" w:lineRule="auto"/>
               <w:rPr>
                 <w:sz w:val="20"/>
               </w:rPr>
@@ -15347,7 +15643,10 @@
         <w:t>자체를</w:t>
       </w:r>
       <w:r>
-        <w:t xml:space="preserve"> peer-reviewable, machine-readable artefact </w:t>
+        <w:t xml:space="preserve"> </w:t>
+      </w:r>
+      <w:r>
+        <w:t xml:space="preserve">peer-reviewable, machine-readable artefact </w:t>
       </w:r>
       <w:r>
         <w:t>로</w:t>
@@ -15574,6 +15873,7 @@
       </w:pPr>
       <w:bookmarkStart w:id="19" w:name="algomus-주석-코퍼스와의-상호운용성"/>
       <w:r>
+        <w:lastRenderedPageBreak/>
         <w:t xml:space="preserve">Algomus </w:t>
       </w:r>
       <w:r>
@@ -16423,7 +16723,10 @@
         <w:t>반복</w:t>
       </w:r>
       <w:r>
-        <w:t xml:space="preserve"> — </w:t>
+        <w:t xml:space="preserve"> </w:t>
+      </w:r>
+      <w:r>
+        <w:t xml:space="preserve">— </w:t>
       </w:r>
       <w:r>
         <w:t>현재</w:t>
@@ -17078,7 +17381,10 @@
         <w:t>발전부</w:t>
       </w:r>
       <w:r>
-        <w:t xml:space="preserve">”) </w:t>
+        <w:t>”</w:t>
+      </w:r>
+      <w:r>
+        <w:t xml:space="preserve">) </w:t>
       </w:r>
       <w:r>
         <w:t>을</w:t>
@@ -17525,6 +17831,7 @@
           <w:b/>
           <w:bCs/>
         </w:rPr>
+        <w:lastRenderedPageBreak/>
         <w:t>첫</w:t>
       </w:r>
       <w:r>
@@ -18764,6 +19071,7 @@
       </w:pPr>
       <w:bookmarkStart w:id="23" w:name="첫-청취-5분"/>
       <w:r>
+        <w:lastRenderedPageBreak/>
         <w:t xml:space="preserve">5.1 </w:t>
       </w:r>
       <w:r>
@@ -19161,7 +19469,6 @@
       <w:bookmarkStart w:id="24" w:name="색상-공개와-섹션-식별-8분"/>
       <w:bookmarkEnd w:id="23"/>
       <w:r>
-        <w:lastRenderedPageBreak/>
         <w:t xml:space="preserve">5.2 </w:t>
       </w:r>
       <w:r>
@@ -19860,6 +20167,7 @@
       <w:bookmarkStart w:id="26" w:name="결정적-순간-재현부-p-8분"/>
       <w:bookmarkEnd w:id="25"/>
       <w:r>
+        <w:lastRenderedPageBreak/>
         <w:t xml:space="preserve">5.4 </w:t>
       </w:r>
       <w:r>
@@ -20928,6 +21236,7 @@
         <w:pStyle w:val="a0"/>
       </w:pPr>
       <w:r>
+        <w:lastRenderedPageBreak/>
         <w:t>위</w:t>
       </w:r>
       <w:r>
@@ -21808,7 +22117,6 @@
       <w:bookmarkStart w:id="30" w:name="도구-설계의-의의"/>
       <w:bookmarkEnd w:id="29"/>
       <w:r>
-        <w:lastRenderedPageBreak/>
         <w:t xml:space="preserve">6.2 </w:t>
       </w:r>
       <w:r>
@@ -22225,6 +22533,7 @@
           <w:b/>
           <w:bCs/>
         </w:rPr>
+        <w:lastRenderedPageBreak/>
         <w:t>데모</w:t>
       </w:r>
       <w:r>
@@ -23291,6 +23600,7 @@
           <w:i/>
           <w:iCs/>
         </w:rPr>
+        <w:lastRenderedPageBreak/>
         <w:t>의의</w:t>
       </w:r>
       <w:r>
@@ -23755,6 +24065,7 @@
           <w:p>
             <w:pPr>
               <w:pStyle w:val="Compact"/>
+              <w:spacing w:line="240" w:lineRule="auto"/>
               <w:rPr>
                 <w:b/>
                 <w:sz w:val="20"/>
@@ -23780,6 +24091,7 @@
           <w:p>
             <w:pPr>
               <w:pStyle w:val="Compact"/>
+              <w:spacing w:line="240" w:lineRule="auto"/>
               <w:rPr>
                 <w:b/>
                 <w:sz w:val="20"/>
@@ -23809,6 +24121,7 @@
           <w:p>
             <w:pPr>
               <w:pStyle w:val="Compact"/>
+              <w:spacing w:line="240" w:lineRule="auto"/>
               <w:rPr>
                 <w:sz w:val="20"/>
               </w:rPr>
@@ -23849,6 +24162,7 @@
           <w:p>
             <w:pPr>
               <w:pStyle w:val="Compact"/>
+              <w:spacing w:line="240" w:lineRule="auto"/>
               <w:rPr>
                 <w:sz w:val="20"/>
               </w:rPr>
@@ -23873,6 +24187,7 @@
           <w:p>
             <w:pPr>
               <w:pStyle w:val="Compact"/>
+              <w:spacing w:line="240" w:lineRule="auto"/>
               <w:rPr>
                 <w:sz w:val="20"/>
               </w:rPr>
@@ -23898,6 +24213,7 @@
           <w:p>
             <w:pPr>
               <w:pStyle w:val="Compact"/>
+              <w:spacing w:line="240" w:lineRule="auto"/>
               <w:rPr>
                 <w:sz w:val="20"/>
               </w:rPr>
@@ -23922,6 +24238,7 @@
           <w:p>
             <w:pPr>
               <w:pStyle w:val="Compact"/>
+              <w:spacing w:line="240" w:lineRule="auto"/>
               <w:rPr>
                 <w:sz w:val="20"/>
               </w:rPr>
@@ -23959,6 +24276,7 @@
           <w:p>
             <w:pPr>
               <w:pStyle w:val="Compact"/>
+              <w:spacing w:line="240" w:lineRule="auto"/>
               <w:rPr>
                 <w:sz w:val="20"/>
               </w:rPr>
@@ -23986,6 +24304,7 @@
           <w:p>
             <w:pPr>
               <w:pStyle w:val="Compact"/>
+              <w:spacing w:line="240" w:lineRule="auto"/>
               <w:rPr>
                 <w:sz w:val="20"/>
               </w:rPr>
@@ -24029,6 +24348,7 @@
           <w:p>
             <w:pPr>
               <w:pStyle w:val="Compact"/>
+              <w:spacing w:line="240" w:lineRule="auto"/>
               <w:rPr>
                 <w:sz w:val="20"/>
               </w:rPr>
@@ -24061,6 +24381,7 @@
           <w:p>
             <w:pPr>
               <w:pStyle w:val="Compact"/>
+              <w:spacing w:line="240" w:lineRule="auto"/>
               <w:rPr>
                 <w:sz w:val="20"/>
               </w:rPr>
@@ -24104,6 +24425,7 @@
           <w:p>
             <w:pPr>
               <w:pStyle w:val="Compact"/>
+              <w:spacing w:line="240" w:lineRule="auto"/>
               <w:rPr>
                 <w:sz w:val="20"/>
               </w:rPr>
@@ -24136,6 +24458,7 @@
           <w:p>
             <w:pPr>
               <w:pStyle w:val="Compact"/>
+              <w:spacing w:line="240" w:lineRule="auto"/>
               <w:rPr>
                 <w:sz w:val="20"/>
               </w:rPr>
@@ -24155,6 +24478,7 @@
           <w:p>
             <w:pPr>
               <w:pStyle w:val="Compact"/>
+              <w:spacing w:line="240" w:lineRule="auto"/>
               <w:rPr>
                 <w:sz w:val="20"/>
               </w:rPr>
@@ -24181,6 +24505,7 @@
           <w:p>
             <w:pPr>
               <w:pStyle w:val="Compact"/>
+              <w:spacing w:line="240" w:lineRule="auto"/>
               <w:rPr>
                 <w:sz w:val="20"/>
               </w:rPr>
@@ -24218,6 +24543,7 @@
           <w:p>
             <w:pPr>
               <w:pStyle w:val="Compact"/>
+              <w:spacing w:line="240" w:lineRule="auto"/>
               <w:rPr>
                 <w:sz w:val="20"/>
               </w:rPr>
@@ -24502,225 +24828,225 @@
         <w:t xml:space="preserve"> (2:14, 2.87 MB) — </w:t>
       </w:r>
       <w:r>
+        <w:t>를</w:t>
+      </w:r>
+      <w:r>
+        <w:t xml:space="preserve"> </w:t>
+      </w:r>
+      <w:r>
+        <w:t>번들로</w:t>
+      </w:r>
+      <w:r>
+        <w:t xml:space="preserve"> </w:t>
+      </w:r>
+      <w:r>
+        <w:t>포함하여</w:t>
+      </w:r>
+      <w:r>
+        <w:t xml:space="preserve"> </w:t>
+      </w:r>
+      <w:r>
+        <w:t>별도</w:t>
+      </w:r>
+      <w:r>
+        <w:t xml:space="preserve"> </w:t>
+      </w:r>
+      <w:r>
+        <w:t>다운로드</w:t>
+      </w:r>
+      <w:r>
+        <w:t xml:space="preserve"> </w:t>
+      </w:r>
+      <w:r>
+        <w:t>없이</w:t>
+      </w:r>
+      <w:r>
+        <w:t xml:space="preserve"> </w:t>
+      </w:r>
+      <w:r>
+        <w:t>즉시</w:t>
+      </w:r>
+      <w:r>
+        <w:t xml:space="preserve"> </w:t>
+      </w:r>
+      <w:r>
+        <w:t>작동한다</w:t>
+      </w:r>
+      <w:r>
+        <w:t xml:space="preserve">. </w:t>
+      </w:r>
+      <w:r>
+        <w:t>다른</w:t>
+      </w:r>
+      <w:r>
+        <w:t xml:space="preserve"> </w:t>
+      </w:r>
+      <w:r>
+        <w:t>녹음을</w:t>
+      </w:r>
+      <w:r>
+        <w:t xml:space="preserve"> </w:t>
+      </w:r>
+      <w:r>
+        <w:t>선호하는</w:t>
+      </w:r>
+      <w:r>
+        <w:t xml:space="preserve"> </w:t>
+      </w:r>
+      <w:r>
+        <w:t>사용자</w:t>
+      </w:r>
+      <w:r>
+        <w:t xml:space="preserve"> (</w:t>
+      </w:r>
+      <w:r>
+        <w:t>예</w:t>
+      </w:r>
+      <w:r>
+        <w:t xml:space="preserve">: András Schiff Carnegie Hall 2015 </w:t>
+      </w:r>
+      <w:r>
+        <w:t>상용</w:t>
+      </w:r>
+      <w:r>
+        <w:t xml:space="preserve"> </w:t>
+      </w:r>
+      <w:r>
+        <w:t>음반</w:t>
+      </w:r>
+      <w:r>
+        <w:t xml:space="preserve">) </w:t>
+      </w:r>
+      <w:r>
+        <w:t>는</w:t>
+      </w:r>
+      <w:r>
+        <w:t xml:space="preserve"> </w:t>
+      </w:r>
+      <w:r>
+        <w:rPr>
+          <w:rStyle w:val="VerbatimChar"/>
+        </w:rPr>
+        <w:t>assets/mozart_k545_mvt1.mp3</w:t>
+      </w:r>
+      <w:r>
+        <w:t xml:space="preserve"> </w:t>
+      </w:r>
+      <w:r>
+        <w:t>위치에</w:t>
+      </w:r>
+      <w:r>
+        <w:t xml:space="preserve"> </w:t>
+      </w:r>
+      <w:r>
+        <w:t>자신의</w:t>
+      </w:r>
+      <w:r>
+        <w:t xml:space="preserve"> </w:t>
+      </w:r>
+      <w:r>
+        <w:t>파일을</w:t>
+      </w:r>
+      <w:r>
+        <w:t xml:space="preserve"> </w:t>
+      </w:r>
+      <w:r>
+        <w:t>두면</w:t>
+      </w:r>
+      <w:r>
+        <w:t xml:space="preserve"> </w:t>
+      </w:r>
+      <w:r>
+        <w:t>된다</w:t>
+      </w:r>
+      <w:r>
+        <w:t xml:space="preserve"> (MP3 source </w:t>
+      </w:r>
+      <w:r>
+        <w:t>가</w:t>
+      </w:r>
+      <w:r>
+        <w:t xml:space="preserve"> </w:t>
+      </w:r>
+      <w:r>
+        <w:rPr>
+          <w:rStyle w:val="VerbatimChar"/>
+        </w:rPr>
+        <w:t>index.html</w:t>
+      </w:r>
+      <w:r>
+        <w:t xml:space="preserve"> </w:t>
+      </w:r>
+      <w:r>
+        <w:t>에</w:t>
+      </w:r>
+      <w:r>
+        <w:t xml:space="preserve"> </w:t>
+      </w:r>
+      <w:r>
+        <w:t>먼저</w:t>
+      </w:r>
+      <w:r>
+        <w:t xml:space="preserve"> listed </w:t>
+      </w:r>
+      <w:r>
+        <w:t>되어</w:t>
+      </w:r>
+      <w:r>
+        <w:t xml:space="preserve"> </w:t>
+      </w:r>
+      <w:r>
+        <w:t>번들</w:t>
+      </w:r>
+      <w:r>
+        <w:t xml:space="preserve"> OGG </w:t>
+      </w:r>
+      <w:r>
+        <w:t>보다</w:t>
+      </w:r>
+      <w:r>
+        <w:t xml:space="preserve"> </w:t>
+      </w:r>
+      <w:r>
+        <w:t>우선</w:t>
+      </w:r>
+      <w:r>
+        <w:t xml:space="preserve">). </w:t>
+      </w:r>
+      <w:r>
+        <w:rPr>
+          <w:i/>
+          <w:iCs/>
+        </w:rPr>
+        <w:t>탭</w:t>
+      </w:r>
+      <w:r>
+        <w:rPr>
+          <w:i/>
+          <w:iCs/>
+        </w:rPr>
+        <w:t xml:space="preserve"> </w:t>
+      </w:r>
+      <w:r>
+        <w:rPr>
+          <w:i/>
+          <w:iCs/>
+        </w:rPr>
+        <w:t>보정</w:t>
+      </w:r>
+      <w:r>
+        <w:rPr>
+          <w:i/>
+          <w:iCs/>
+        </w:rPr>
+        <w:t xml:space="preserve"> </w:t>
+      </w:r>
+      <w:r>
+        <w:rPr>
+          <w:i/>
+          <w:iCs/>
+        </w:rPr>
         <w:lastRenderedPageBreak/>
-        <w:t>를</w:t>
-      </w:r>
-      <w:r>
-        <w:t xml:space="preserve"> </w:t>
-      </w:r>
-      <w:r>
-        <w:t>번들로</w:t>
-      </w:r>
-      <w:r>
-        <w:t xml:space="preserve"> </w:t>
-      </w:r>
-      <w:r>
-        <w:t>포함하여</w:t>
-      </w:r>
-      <w:r>
-        <w:t xml:space="preserve"> </w:t>
-      </w:r>
-      <w:r>
-        <w:t>별도</w:t>
-      </w:r>
-      <w:r>
-        <w:t xml:space="preserve"> </w:t>
-      </w:r>
-      <w:r>
-        <w:t>다운로드</w:t>
-      </w:r>
-      <w:r>
-        <w:t xml:space="preserve"> </w:t>
-      </w:r>
-      <w:r>
-        <w:t>없이</w:t>
-      </w:r>
-      <w:r>
-        <w:t xml:space="preserve"> </w:t>
-      </w:r>
-      <w:r>
-        <w:t>즉시</w:t>
-      </w:r>
-      <w:r>
-        <w:t xml:space="preserve"> </w:t>
-      </w:r>
-      <w:r>
-        <w:t>작동한다</w:t>
-      </w:r>
-      <w:r>
-        <w:t xml:space="preserve">. </w:t>
-      </w:r>
-      <w:r>
-        <w:t>다른</w:t>
-      </w:r>
-      <w:r>
-        <w:t xml:space="preserve"> </w:t>
-      </w:r>
-      <w:r>
-        <w:t>녹음을</w:t>
-      </w:r>
-      <w:r>
-        <w:t xml:space="preserve"> </w:t>
-      </w:r>
-      <w:r>
-        <w:t>선호하는</w:t>
-      </w:r>
-      <w:r>
-        <w:t xml:space="preserve"> </w:t>
-      </w:r>
-      <w:r>
-        <w:t>사용자</w:t>
-      </w:r>
-      <w:r>
-        <w:t xml:space="preserve"> (</w:t>
-      </w:r>
-      <w:r>
-        <w:t>예</w:t>
-      </w:r>
-      <w:r>
-        <w:t xml:space="preserve">: András Schiff Carnegie Hall 2015 </w:t>
-      </w:r>
-      <w:r>
-        <w:t>상용</w:t>
-      </w:r>
-      <w:r>
-        <w:t xml:space="preserve"> </w:t>
-      </w:r>
-      <w:r>
-        <w:t>음반</w:t>
-      </w:r>
-      <w:r>
-        <w:t xml:space="preserve">) </w:t>
-      </w:r>
-      <w:r>
-        <w:t>는</w:t>
-      </w:r>
-      <w:r>
-        <w:t xml:space="preserve"> </w:t>
-      </w:r>
-      <w:r>
-        <w:rPr>
-          <w:rStyle w:val="VerbatimChar"/>
-        </w:rPr>
-        <w:t>assets/mozart_k545_mvt1.mp3</w:t>
-      </w:r>
-      <w:r>
-        <w:t xml:space="preserve"> </w:t>
-      </w:r>
-      <w:r>
-        <w:t>위치에</w:t>
-      </w:r>
-      <w:r>
-        <w:t xml:space="preserve"> </w:t>
-      </w:r>
-      <w:r>
-        <w:t>자신의</w:t>
-      </w:r>
-      <w:r>
-        <w:t xml:space="preserve"> </w:t>
-      </w:r>
-      <w:r>
-        <w:t>파일을</w:t>
-      </w:r>
-      <w:r>
-        <w:t xml:space="preserve"> </w:t>
-      </w:r>
-      <w:r>
-        <w:t>두면</w:t>
-      </w:r>
-      <w:r>
-        <w:t xml:space="preserve"> </w:t>
-      </w:r>
-      <w:r>
-        <w:t>된다</w:t>
-      </w:r>
-      <w:r>
-        <w:t xml:space="preserve"> (MP3 source </w:t>
-      </w:r>
-      <w:r>
-        <w:t>가</w:t>
-      </w:r>
-      <w:r>
-        <w:t xml:space="preserve"> </w:t>
-      </w:r>
-      <w:r>
-        <w:rPr>
-          <w:rStyle w:val="VerbatimChar"/>
-        </w:rPr>
-        <w:t>index.html</w:t>
-      </w:r>
-      <w:r>
-        <w:t xml:space="preserve"> </w:t>
-      </w:r>
-      <w:r>
-        <w:t>에</w:t>
-      </w:r>
-      <w:r>
-        <w:t xml:space="preserve"> </w:t>
-      </w:r>
-      <w:r>
-        <w:t>먼저</w:t>
-      </w:r>
-      <w:r>
-        <w:t xml:space="preserve"> listed </w:t>
-      </w:r>
-      <w:r>
-        <w:t>되어</w:t>
-      </w:r>
-      <w:r>
-        <w:t xml:space="preserve"> </w:t>
-      </w:r>
-      <w:r>
-        <w:t>번들</w:t>
-      </w:r>
-      <w:r>
-        <w:t xml:space="preserve"> OGG </w:t>
-      </w:r>
-      <w:r>
-        <w:t>보다</w:t>
-      </w:r>
-      <w:r>
-        <w:t xml:space="preserve"> </w:t>
-      </w:r>
-      <w:r>
-        <w:t>우선</w:t>
-      </w:r>
-      <w:r>
-        <w:t xml:space="preserve">). </w:t>
-      </w:r>
-      <w:r>
-        <w:rPr>
-          <w:i/>
-          <w:iCs/>
-        </w:rPr>
-        <w:t>탭</w:t>
-      </w:r>
-      <w:r>
-        <w:rPr>
-          <w:i/>
-          <w:iCs/>
-        </w:rPr>
-        <w:t xml:space="preserve"> </w:t>
-      </w:r>
-      <w:r>
-        <w:rPr>
-          <w:i/>
-          <w:iCs/>
-        </w:rPr>
-        <w:t>보정</w:t>
-      </w:r>
-      <w:r>
-        <w:rPr>
-          <w:i/>
-          <w:iCs/>
-        </w:rPr>
-        <w:t xml:space="preserve"> </w:t>
-      </w:r>
-      <w:r>
-        <w:rPr>
-          <w:i/>
-          <w:iCs/>
-        </w:rPr>
         <w:t>모드</w:t>
       </w:r>
       <w:r>
@@ -25233,8 +25559,1569 @@
       <w:pPr>
         <w:pStyle w:val="1"/>
       </w:pPr>
-      <w:bookmarkStart w:id="34" w:name="참고문헌"/>
+      <w:bookmarkStart w:id="34" w:name="사사"/>
       <w:bookmarkEnd w:id="33"/>
+      <w:r>
+        <w:t>사사</w:t>
+      </w:r>
+    </w:p>
+    <w:p>
+      <w:pPr>
+        <w:pStyle w:val="FirstParagraph"/>
+      </w:pPr>
+      <w:r>
+        <w:rPr>
+          <w:i/>
+          <w:iCs/>
+        </w:rPr>
+        <w:t>[</w:t>
+      </w:r>
+      <w:r>
+        <w:rPr>
+          <w:i/>
+          <w:iCs/>
+        </w:rPr>
+        <w:t>익명</w:t>
+      </w:r>
+      <w:r>
+        <w:rPr>
+          <w:i/>
+          <w:iCs/>
+        </w:rPr>
+        <w:t xml:space="preserve"> </w:t>
+      </w:r>
+      <w:r>
+        <w:rPr>
+          <w:i/>
+          <w:iCs/>
+        </w:rPr>
+        <w:t>심사</w:t>
+      </w:r>
+      <w:r>
+        <w:rPr>
+          <w:i/>
+          <w:iCs/>
+        </w:rPr>
+        <w:t xml:space="preserve"> </w:t>
+      </w:r>
+      <w:r>
+        <w:rPr>
+          <w:i/>
+          <w:iCs/>
+        </w:rPr>
+        <w:t>요건</w:t>
+      </w:r>
+      <w:r>
+        <w:rPr>
+          <w:i/>
+          <w:iCs/>
+        </w:rPr>
+        <w:t xml:space="preserve"> </w:t>
+      </w:r>
+      <w:r>
+        <w:rPr>
+          <w:i/>
+          <w:iCs/>
+        </w:rPr>
+        <w:t>충족</w:t>
+      </w:r>
+      <w:r>
+        <w:rPr>
+          <w:i/>
+          <w:iCs/>
+        </w:rPr>
+        <w:t xml:space="preserve"> </w:t>
+      </w:r>
+      <w:r>
+        <w:rPr>
+          <w:i/>
+          <w:iCs/>
+        </w:rPr>
+        <w:t>후</w:t>
+      </w:r>
+      <w:r>
+        <w:rPr>
+          <w:i/>
+          <w:iCs/>
+        </w:rPr>
+        <w:t xml:space="preserve"> </w:t>
+      </w:r>
+      <w:r>
+        <w:rPr>
+          <w:i/>
+          <w:iCs/>
+        </w:rPr>
+        <w:t>추가</w:t>
+      </w:r>
+      <w:r>
+        <w:rPr>
+          <w:i/>
+          <w:iCs/>
+        </w:rPr>
+        <w:t xml:space="preserve"> </w:t>
+      </w:r>
+      <w:r>
+        <w:rPr>
+          <w:i/>
+          <w:iCs/>
+        </w:rPr>
+        <w:t>예정</w:t>
+      </w:r>
+      <w:r>
+        <w:rPr>
+          <w:i/>
+          <w:iCs/>
+        </w:rPr>
+        <w:t xml:space="preserve">. </w:t>
+      </w:r>
+      <w:r>
+        <w:rPr>
+          <w:i/>
+          <w:iCs/>
+        </w:rPr>
+        <w:t>저자</w:t>
+      </w:r>
+      <w:r>
+        <w:rPr>
+          <w:i/>
+          <w:iCs/>
+        </w:rPr>
+        <w:t>(</w:t>
+      </w:r>
+      <w:r>
+        <w:rPr>
+          <w:i/>
+          <w:iCs/>
+        </w:rPr>
+        <w:t>들</w:t>
+      </w:r>
+      <w:r>
+        <w:rPr>
+          <w:i/>
+          <w:iCs/>
+        </w:rPr>
+        <w:t>)</w:t>
+      </w:r>
+      <w:r>
+        <w:rPr>
+          <w:i/>
+          <w:iCs/>
+        </w:rPr>
+        <w:t>는</w:t>
+      </w:r>
+      <w:r>
+        <w:rPr>
+          <w:i/>
+          <w:iCs/>
+        </w:rPr>
+        <w:t xml:space="preserve"> OpenSheetMusicDisplay </w:t>
+      </w:r>
+      <w:r>
+        <w:rPr>
+          <w:i/>
+          <w:iCs/>
+        </w:rPr>
+        <w:t>오픈소스</w:t>
+      </w:r>
+      <w:r>
+        <w:rPr>
+          <w:i/>
+          <w:iCs/>
+        </w:rPr>
+        <w:t xml:space="preserve"> </w:t>
+      </w:r>
+      <w:r>
+        <w:rPr>
+          <w:i/>
+          <w:iCs/>
+        </w:rPr>
+        <w:t>기여자</w:t>
+      </w:r>
+      <w:r>
+        <w:rPr>
+          <w:i/>
+          <w:iCs/>
+        </w:rPr>
+        <w:t xml:space="preserve">, </w:t>
+      </w:r>
+      <w:r>
+        <w:rPr>
+          <w:i/>
+          <w:iCs/>
+        </w:rPr>
+        <w:t>번들</w:t>
+      </w:r>
+      <w:r>
+        <w:rPr>
+          <w:i/>
+          <w:iCs/>
+        </w:rPr>
+        <w:t xml:space="preserve"> </w:t>
+      </w:r>
+      <w:r>
+        <w:rPr>
+          <w:i/>
+          <w:iCs/>
+        </w:rPr>
+        <w:t>배포에</w:t>
+      </w:r>
+      <w:r>
+        <w:rPr>
+          <w:i/>
+          <w:iCs/>
+        </w:rPr>
+        <w:t xml:space="preserve"> </w:t>
+      </w:r>
+      <w:r>
+        <w:rPr>
+          <w:i/>
+          <w:iCs/>
+        </w:rPr>
+        <w:t>사용된</w:t>
+      </w:r>
+      <w:r>
+        <w:rPr>
+          <w:i/>
+          <w:iCs/>
+        </w:rPr>
+        <w:t xml:space="preserve"> K. 545 Public Domain </w:t>
+      </w:r>
+      <w:r>
+        <w:rPr>
+          <w:i/>
+          <w:iCs/>
+        </w:rPr>
+        <w:t>녹음을</w:t>
+      </w:r>
+      <w:r>
+        <w:rPr>
+          <w:i/>
+          <w:iCs/>
+        </w:rPr>
+        <w:t xml:space="preserve"> </w:t>
+      </w:r>
+      <w:r>
+        <w:rPr>
+          <w:i/>
+          <w:iCs/>
+        </w:rPr>
+        <w:t>공개한</w:t>
+      </w:r>
+      <w:r>
+        <w:rPr>
+          <w:i/>
+          <w:iCs/>
+        </w:rPr>
+        <w:t xml:space="preserve"> Musopen / Wikimedia Commons, </w:t>
+      </w:r>
+      <w:r>
+        <w:rPr>
+          <w:i/>
+          <w:iCs/>
+        </w:rPr>
+        <w:t>그리고</w:t>
+      </w:r>
+      <w:r>
+        <w:rPr>
+          <w:i/>
+          <w:iCs/>
+        </w:rPr>
+        <w:t xml:space="preserve"> §4.3 </w:t>
+      </w:r>
+      <w:r>
+        <w:rPr>
+          <w:i/>
+          <w:iCs/>
+        </w:rPr>
+        <w:t>의</w:t>
+      </w:r>
+      <w:r>
+        <w:rPr>
+          <w:i/>
+          <w:iCs/>
+        </w:rPr>
+        <w:t xml:space="preserve"> </w:t>
+      </w:r>
+      <w:r>
+        <w:rPr>
+          <w:i/>
+          <w:iCs/>
+        </w:rPr>
+        <w:t>스키마</w:t>
+      </w:r>
+      <w:r>
+        <w:rPr>
+          <w:i/>
+          <w:iCs/>
+        </w:rPr>
+        <w:t xml:space="preserve"> </w:t>
+      </w:r>
+      <w:r>
+        <w:rPr>
+          <w:i/>
+          <w:iCs/>
+        </w:rPr>
+        <w:t>상호운용성에</w:t>
+      </w:r>
+      <w:r>
+        <w:rPr>
+          <w:i/>
+          <w:iCs/>
+        </w:rPr>
+        <w:t xml:space="preserve"> </w:t>
+      </w:r>
+      <w:r>
+        <w:rPr>
+          <w:i/>
+          <w:iCs/>
+        </w:rPr>
+        <w:t>영감을</w:t>
+      </w:r>
+      <w:r>
+        <w:rPr>
+          <w:i/>
+          <w:iCs/>
+        </w:rPr>
+        <w:t xml:space="preserve"> </w:t>
+      </w:r>
+      <w:r>
+        <w:rPr>
+          <w:i/>
+          <w:iCs/>
+        </w:rPr>
+        <w:t>준</w:t>
+      </w:r>
+      <w:r>
+        <w:rPr>
+          <w:i/>
+          <w:iCs/>
+        </w:rPr>
+        <w:t xml:space="preserve"> Algomus </w:t>
+      </w:r>
+      <w:r>
+        <w:rPr>
+          <w:i/>
+          <w:iCs/>
+        </w:rPr>
+        <w:t>연구</w:t>
+      </w:r>
+      <w:r>
+        <w:rPr>
+          <w:i/>
+          <w:iCs/>
+        </w:rPr>
+        <w:t xml:space="preserve"> </w:t>
+      </w:r>
+      <w:r>
+        <w:rPr>
+          <w:i/>
+          <w:iCs/>
+        </w:rPr>
+        <w:t>그룹에</w:t>
+      </w:r>
+      <w:r>
+        <w:rPr>
+          <w:i/>
+          <w:iCs/>
+        </w:rPr>
+        <w:t xml:space="preserve"> </w:t>
+      </w:r>
+      <w:r>
+        <w:rPr>
+          <w:i/>
+          <w:iCs/>
+        </w:rPr>
+        <w:t>감사를</w:t>
+      </w:r>
+      <w:r>
+        <w:rPr>
+          <w:i/>
+          <w:iCs/>
+        </w:rPr>
+        <w:t xml:space="preserve"> </w:t>
+      </w:r>
+      <w:r>
+        <w:rPr>
+          <w:i/>
+          <w:iCs/>
+        </w:rPr>
+        <w:t>표한다</w:t>
+      </w:r>
+      <w:r>
+        <w:rPr>
+          <w:i/>
+          <w:iCs/>
+        </w:rPr>
+        <w:t>.]</w:t>
+      </w:r>
+    </w:p>
+    <w:p>
+      <w:pPr>
+        <w:pStyle w:val="1"/>
+      </w:pPr>
+      <w:bookmarkStart w:id="35" w:name="윤리-및-동의"/>
+      <w:bookmarkEnd w:id="34"/>
+      <w:r>
+        <w:t>윤리</w:t>
+      </w:r>
+      <w:r>
+        <w:t xml:space="preserve"> </w:t>
+      </w:r>
+      <w:r>
+        <w:t>및</w:t>
+      </w:r>
+      <w:r>
+        <w:t xml:space="preserve"> </w:t>
+      </w:r>
+      <w:r>
+        <w:t>동의</w:t>
+      </w:r>
+    </w:p>
+    <w:p>
+      <w:pPr>
+        <w:pStyle w:val="FirstParagraph"/>
+      </w:pPr>
+      <w:r>
+        <w:t>본</w:t>
+      </w:r>
+      <w:r>
+        <w:t xml:space="preserve"> </w:t>
+      </w:r>
+      <w:r>
+        <w:t>원고는</w:t>
+      </w:r>
+      <w:r>
+        <w:t xml:space="preserve"> </w:t>
+      </w:r>
+      <w:r>
+        <w:t>오픈소스</w:t>
+      </w:r>
+      <w:r>
+        <w:t xml:space="preserve"> </w:t>
+      </w:r>
+      <w:r>
+        <w:t>소프트웨어</w:t>
+      </w:r>
+      <w:r>
+        <w:t xml:space="preserve"> </w:t>
+      </w:r>
+      <w:r>
+        <w:t>도구의</w:t>
+      </w:r>
+      <w:r>
+        <w:t xml:space="preserve"> </w:t>
+      </w:r>
+      <w:r>
+        <w:t>설계</w:t>
+      </w:r>
+      <w:r>
+        <w:t>·</w:t>
+      </w:r>
+      <w:r>
+        <w:t>구현과</w:t>
+      </w:r>
+      <w:r>
+        <w:t xml:space="preserve"> </w:t>
+      </w:r>
+      <w:r>
+        <w:t>분석적</w:t>
+      </w:r>
+      <w:r>
+        <w:t xml:space="preserve"> </w:t>
+      </w:r>
+      <w:r>
+        <w:t>사례</w:t>
+      </w:r>
+      <w:r>
+        <w:t xml:space="preserve"> </w:t>
+      </w:r>
+      <w:r>
+        <w:t>연구를</w:t>
+      </w:r>
+      <w:r>
+        <w:t xml:space="preserve"> </w:t>
+      </w:r>
+      <w:r>
+        <w:t>보고한다</w:t>
+      </w:r>
+      <w:r>
+        <w:t xml:space="preserve">. </w:t>
+      </w:r>
+      <w:r>
+        <w:t>인간</w:t>
+      </w:r>
+      <w:r>
+        <w:t xml:space="preserve"> </w:t>
+      </w:r>
+      <w:r>
+        <w:t>대상</w:t>
+      </w:r>
+      <w:r>
+        <w:t xml:space="preserve"> </w:t>
+      </w:r>
+      <w:r>
+        <w:t>평가</w:t>
+      </w:r>
+      <w:r>
+        <w:t xml:space="preserve">, </w:t>
+      </w:r>
+      <w:r>
+        <w:t>동물</w:t>
+      </w:r>
+      <w:r>
+        <w:t xml:space="preserve"> </w:t>
+      </w:r>
+      <w:r>
+        <w:t>대상</w:t>
+      </w:r>
+      <w:r>
+        <w:t xml:space="preserve"> </w:t>
+      </w:r>
+      <w:r>
+        <w:t>실험</w:t>
+      </w:r>
+      <w:r>
+        <w:t xml:space="preserve">, </w:t>
+      </w:r>
+      <w:r>
+        <w:t>인간</w:t>
+      </w:r>
+      <w:r>
+        <w:t xml:space="preserve"> </w:t>
+      </w:r>
+      <w:r>
+        <w:t>유래</w:t>
+      </w:r>
+      <w:r>
+        <w:t xml:space="preserve"> </w:t>
+      </w:r>
+      <w:r>
+        <w:t>데이터를</w:t>
+      </w:r>
+      <w:r>
+        <w:t xml:space="preserve"> </w:t>
+      </w:r>
+      <w:r>
+        <w:t>포함하지</w:t>
+      </w:r>
+      <w:r>
+        <w:t xml:space="preserve"> </w:t>
+      </w:r>
+      <w:r>
+        <w:t>않으므로</w:t>
+      </w:r>
+      <w:r>
+        <w:t xml:space="preserve"> </w:t>
+      </w:r>
+      <w:r>
+        <w:t>본</w:t>
+      </w:r>
+      <w:r>
+        <w:t xml:space="preserve"> </w:t>
+      </w:r>
+      <w:r>
+        <w:t>보고에</w:t>
+      </w:r>
+      <w:r>
+        <w:t xml:space="preserve"> </w:t>
+      </w:r>
+      <w:r>
+        <w:t>대해</w:t>
+      </w:r>
+      <w:r>
+        <w:t xml:space="preserve"> </w:t>
+      </w:r>
+      <w:r>
+        <w:t>윤리위원회의</w:t>
+      </w:r>
+      <w:r>
+        <w:t xml:space="preserve"> </w:t>
+      </w:r>
+      <w:r>
+        <w:t>사전</w:t>
+      </w:r>
+      <w:r>
+        <w:t xml:space="preserve"> </w:t>
+      </w:r>
+      <w:r>
+        <w:t>승인은</w:t>
+      </w:r>
+      <w:r>
+        <w:t xml:space="preserve"> </w:t>
+      </w:r>
+      <w:r>
+        <w:t>필요하지</w:t>
+      </w:r>
+      <w:r>
+        <w:t xml:space="preserve"> </w:t>
+      </w:r>
+      <w:r>
+        <w:t>않다</w:t>
+      </w:r>
+      <w:r>
+        <w:t xml:space="preserve">. §6.3 </w:t>
+      </w:r>
+      <w:r>
+        <w:t>에</w:t>
+      </w:r>
+      <w:r>
+        <w:t xml:space="preserve"> </w:t>
+      </w:r>
+      <w:r>
+        <w:t>제시된</w:t>
+      </w:r>
+      <w:r>
+        <w:t xml:space="preserve"> </w:t>
+      </w:r>
+      <w:r>
+        <w:t>계획된</w:t>
+      </w:r>
+      <w:r>
+        <w:t xml:space="preserve"> </w:t>
+      </w:r>
+      <w:r>
+        <w:t>무작위</w:t>
+      </w:r>
+      <w:r>
+        <w:t xml:space="preserve"> </w:t>
+      </w:r>
+      <w:r>
+        <w:t>통제군</w:t>
+      </w:r>
+      <w:r>
+        <w:t xml:space="preserve"> </w:t>
+      </w:r>
+      <w:r>
+        <w:t>시험</w:t>
+      </w:r>
+      <w:r>
+        <w:t xml:space="preserve"> — </w:t>
+      </w:r>
+      <w:r>
+        <w:t>학부</w:t>
+      </w:r>
+      <w:r>
+        <w:t xml:space="preserve"> </w:t>
+      </w:r>
+      <w:r>
+        <w:t>음악교육</w:t>
+      </w:r>
+      <w:r>
+        <w:t xml:space="preserve"> </w:t>
+      </w:r>
+      <w:r>
+        <w:t>전공자</w:t>
+      </w:r>
+      <w:r>
+        <w:t xml:space="preserve"> </w:t>
+      </w:r>
+      <w:r>
+        <w:t>참여</w:t>
+      </w:r>
+      <w:r>
+        <w:t xml:space="preserve">, </w:t>
+      </w:r>
+      <w:r>
+        <w:t>시스템</w:t>
+      </w:r>
+      <w:r>
+        <w:t xml:space="preserve"> </w:t>
+      </w:r>
+      <w:r>
+        <w:t>사용성</w:t>
+      </w:r>
+      <w:r>
+        <w:t xml:space="preserve"> </w:t>
+      </w:r>
+      <w:r>
+        <w:t>척도</w:t>
+      </w:r>
+      <w:r>
+        <w:t xml:space="preserve"> (System Usability Scale; Brooke, 1996) </w:t>
+      </w:r>
+      <w:r>
+        <w:t>를</w:t>
+      </w:r>
+      <w:r>
+        <w:t xml:space="preserve"> 1</w:t>
+      </w:r>
+      <w:r>
+        <w:t>차</w:t>
+      </w:r>
+      <w:r>
+        <w:t xml:space="preserve"> </w:t>
+      </w:r>
+      <w:r>
+        <w:t>측정치로</w:t>
+      </w:r>
+      <w:r>
+        <w:t xml:space="preserve"> </w:t>
+      </w:r>
+      <w:r>
+        <w:t>사용</w:t>
+      </w:r>
+      <w:r>
+        <w:t xml:space="preserve"> — </w:t>
+      </w:r>
+      <w:r>
+        <w:t>은</w:t>
+      </w:r>
+      <w:r>
+        <w:t xml:space="preserve"> </w:t>
+      </w:r>
+      <w:r>
+        <w:t>해당</w:t>
+      </w:r>
+      <w:r>
+        <w:t xml:space="preserve"> </w:t>
+      </w:r>
+      <w:r>
+        <w:t>기관의</w:t>
+      </w:r>
+      <w:r>
+        <w:t xml:space="preserve"> IRB </w:t>
+      </w:r>
+      <w:r>
+        <w:t>승인을</w:t>
+      </w:r>
+      <w:r>
+        <w:t xml:space="preserve"> </w:t>
+      </w:r>
+      <w:r>
+        <w:t>거쳐</w:t>
+      </w:r>
+      <w:r>
+        <w:t xml:space="preserve"> </w:t>
+      </w:r>
+      <w:r>
+        <w:t>별도</w:t>
+      </w:r>
+      <w:r>
+        <w:t xml:space="preserve"> </w:t>
+      </w:r>
+      <w:r>
+        <w:t>후속</w:t>
+      </w:r>
+      <w:r>
+        <w:t xml:space="preserve"> </w:t>
+      </w:r>
+      <w:r>
+        <w:t>논문으로</w:t>
+      </w:r>
+      <w:r>
+        <w:t xml:space="preserve"> </w:t>
+      </w:r>
+      <w:r>
+        <w:t>보고될</w:t>
+      </w:r>
+      <w:r>
+        <w:t xml:space="preserve"> </w:t>
+      </w:r>
+      <w:r>
+        <w:t>예정이다</w:t>
+      </w:r>
+      <w:r>
+        <w:t>.</w:t>
+      </w:r>
+    </w:p>
+    <w:p>
+      <w:pPr>
+        <w:pStyle w:val="1"/>
+      </w:pPr>
+      <w:bookmarkStart w:id="36" w:name="이해-충돌"/>
+      <w:bookmarkEnd w:id="35"/>
+      <w:r>
+        <w:lastRenderedPageBreak/>
+        <w:t>이해</w:t>
+      </w:r>
+      <w:r>
+        <w:t xml:space="preserve"> </w:t>
+      </w:r>
+      <w:r>
+        <w:t>충돌</w:t>
+      </w:r>
+    </w:p>
+    <w:p>
+      <w:pPr>
+        <w:pStyle w:val="FirstParagraph"/>
+      </w:pPr>
+      <w:r>
+        <w:t>저자</w:t>
+      </w:r>
+      <w:r>
+        <w:t>(</w:t>
+      </w:r>
+      <w:r>
+        <w:t>들</w:t>
+      </w:r>
+      <w:r>
+        <w:t xml:space="preserve">) </w:t>
+      </w:r>
+      <w:r>
+        <w:t>은</w:t>
+      </w:r>
+      <w:r>
+        <w:t xml:space="preserve"> </w:t>
+      </w:r>
+      <w:r>
+        <w:t>신고할</w:t>
+      </w:r>
+      <w:r>
+        <w:t xml:space="preserve"> </w:t>
+      </w:r>
+      <w:r>
+        <w:t>이해</w:t>
+      </w:r>
+      <w:r>
+        <w:t xml:space="preserve"> </w:t>
+      </w:r>
+      <w:r>
+        <w:t>충돌이</w:t>
+      </w:r>
+      <w:r>
+        <w:t xml:space="preserve"> </w:t>
+      </w:r>
+      <w:r>
+        <w:t>없다</w:t>
+      </w:r>
+      <w:r>
+        <w:t>.</w:t>
+      </w:r>
+    </w:p>
+    <w:p>
+      <w:pPr>
+        <w:pStyle w:val="1"/>
+      </w:pPr>
+      <w:bookmarkStart w:id="37" w:name="자금-정보"/>
+      <w:bookmarkEnd w:id="36"/>
+      <w:r>
+        <w:t>자금</w:t>
+      </w:r>
+      <w:r>
+        <w:t xml:space="preserve"> </w:t>
+      </w:r>
+      <w:r>
+        <w:t>정보</w:t>
+      </w:r>
+    </w:p>
+    <w:p>
+      <w:pPr>
+        <w:pStyle w:val="FirstParagraph"/>
+      </w:pPr>
+      <w:r>
+        <w:rPr>
+          <w:i/>
+          <w:iCs/>
+        </w:rPr>
+        <w:t>[</w:t>
+      </w:r>
+      <w:r>
+        <w:rPr>
+          <w:i/>
+          <w:iCs/>
+        </w:rPr>
+        <w:t>최종</w:t>
+      </w:r>
+      <w:r>
+        <w:rPr>
+          <w:i/>
+          <w:iCs/>
+        </w:rPr>
+        <w:t xml:space="preserve"> </w:t>
+      </w:r>
+      <w:r>
+        <w:rPr>
+          <w:i/>
+          <w:iCs/>
+        </w:rPr>
+        <w:t>제출</w:t>
+      </w:r>
+      <w:r>
+        <w:rPr>
+          <w:i/>
+          <w:iCs/>
+        </w:rPr>
+        <w:t xml:space="preserve"> </w:t>
+      </w:r>
+      <w:r>
+        <w:rPr>
+          <w:i/>
+          <w:iCs/>
+        </w:rPr>
+        <w:t>시</w:t>
+      </w:r>
+      <w:r>
+        <w:rPr>
+          <w:i/>
+          <w:iCs/>
+        </w:rPr>
+        <w:t xml:space="preserve"> </w:t>
+      </w:r>
+      <w:r>
+        <w:rPr>
+          <w:i/>
+          <w:iCs/>
+        </w:rPr>
+        <w:t>기입</w:t>
+      </w:r>
+      <w:r>
+        <w:rPr>
+          <w:i/>
+          <w:iCs/>
+        </w:rPr>
+        <w:t xml:space="preserve">. </w:t>
+      </w:r>
+      <w:r>
+        <w:rPr>
+          <w:i/>
+          <w:iCs/>
+        </w:rPr>
+        <w:t>펀딩</w:t>
+      </w:r>
+      <w:r>
+        <w:rPr>
+          <w:i/>
+          <w:iCs/>
+        </w:rPr>
+        <w:t xml:space="preserve"> </w:t>
+      </w:r>
+      <w:r>
+        <w:rPr>
+          <w:i/>
+          <w:iCs/>
+        </w:rPr>
+        <w:t>출처</w:t>
+      </w:r>
+      <w:r>
+        <w:rPr>
+          <w:i/>
+          <w:iCs/>
+        </w:rPr>
+        <w:t xml:space="preserve"> </w:t>
+      </w:r>
+      <w:r>
+        <w:rPr>
+          <w:i/>
+          <w:iCs/>
+        </w:rPr>
+        <w:t>및</w:t>
+      </w:r>
+      <w:r>
+        <w:rPr>
+          <w:i/>
+          <w:iCs/>
+        </w:rPr>
+        <w:t xml:space="preserve"> </w:t>
+      </w:r>
+      <w:r>
+        <w:rPr>
+          <w:i/>
+          <w:iCs/>
+        </w:rPr>
+        <w:t>과제</w:t>
+      </w:r>
+      <w:r>
+        <w:rPr>
+          <w:i/>
+          <w:iCs/>
+        </w:rPr>
+        <w:t xml:space="preserve"> </w:t>
+      </w:r>
+      <w:r>
+        <w:rPr>
+          <w:i/>
+          <w:iCs/>
+        </w:rPr>
+        <w:t>번호</w:t>
+      </w:r>
+      <w:r>
+        <w:rPr>
+          <w:i/>
+          <w:iCs/>
+        </w:rPr>
+        <w:t xml:space="preserve"> </w:t>
+      </w:r>
+      <w:r>
+        <w:rPr>
+          <w:i/>
+          <w:iCs/>
+        </w:rPr>
+        <w:t>명시</w:t>
+      </w:r>
+      <w:r>
+        <w:rPr>
+          <w:i/>
+          <w:iCs/>
+        </w:rPr>
+        <w:t xml:space="preserve"> </w:t>
+      </w:r>
+      <w:r>
+        <w:rPr>
+          <w:i/>
+          <w:iCs/>
+        </w:rPr>
+        <w:t>또는</w:t>
+      </w:r>
+      <w:r>
+        <w:rPr>
+          <w:i/>
+          <w:iCs/>
+        </w:rPr>
+        <w:t xml:space="preserve"> “</w:t>
+      </w:r>
+      <w:r>
+        <w:rPr>
+          <w:i/>
+          <w:iCs/>
+        </w:rPr>
+        <w:t>본</w:t>
+      </w:r>
+      <w:r>
+        <w:rPr>
+          <w:i/>
+          <w:iCs/>
+        </w:rPr>
+        <w:t xml:space="preserve"> </w:t>
+      </w:r>
+      <w:r>
+        <w:rPr>
+          <w:i/>
+          <w:iCs/>
+        </w:rPr>
+        <w:t>연구는</w:t>
+      </w:r>
+      <w:r>
+        <w:rPr>
+          <w:i/>
+          <w:iCs/>
+        </w:rPr>
+        <w:t xml:space="preserve"> </w:t>
+      </w:r>
+      <w:r>
+        <w:rPr>
+          <w:i/>
+          <w:iCs/>
+        </w:rPr>
+        <w:t>외부</w:t>
+      </w:r>
+      <w:r>
+        <w:rPr>
+          <w:i/>
+          <w:iCs/>
+        </w:rPr>
+        <w:t xml:space="preserve"> </w:t>
+      </w:r>
+      <w:r>
+        <w:rPr>
+          <w:i/>
+          <w:iCs/>
+        </w:rPr>
+        <w:t>자금을</w:t>
+      </w:r>
+      <w:r>
+        <w:rPr>
+          <w:i/>
+          <w:iCs/>
+        </w:rPr>
+        <w:t xml:space="preserve"> </w:t>
+      </w:r>
+      <w:r>
+        <w:rPr>
+          <w:i/>
+          <w:iCs/>
+        </w:rPr>
+        <w:t>지원받지</w:t>
+      </w:r>
+      <w:r>
+        <w:rPr>
+          <w:i/>
+          <w:iCs/>
+        </w:rPr>
+        <w:t xml:space="preserve"> </w:t>
+      </w:r>
+      <w:r>
+        <w:rPr>
+          <w:i/>
+          <w:iCs/>
+        </w:rPr>
+        <w:t>않았다</w:t>
+      </w:r>
+      <w:r>
+        <w:rPr>
+          <w:i/>
+          <w:iCs/>
+        </w:rPr>
+        <w:t xml:space="preserve">” </w:t>
+      </w:r>
+      <w:r>
+        <w:rPr>
+          <w:i/>
+          <w:iCs/>
+        </w:rPr>
+        <w:t>기재</w:t>
+      </w:r>
+      <w:r>
+        <w:rPr>
+          <w:i/>
+          <w:iCs/>
+        </w:rPr>
+        <w:t>.]</w:t>
+      </w:r>
+    </w:p>
+    <w:p>
+      <w:pPr>
+        <w:pStyle w:val="1"/>
+      </w:pPr>
+      <w:bookmarkStart w:id="38" w:name="저자-기여"/>
+      <w:bookmarkEnd w:id="37"/>
+      <w:r>
+        <w:t>저자</w:t>
+      </w:r>
+      <w:r>
+        <w:t xml:space="preserve"> </w:t>
+      </w:r>
+      <w:r>
+        <w:t>기여</w:t>
+      </w:r>
+    </w:p>
+    <w:p>
+      <w:pPr>
+        <w:pStyle w:val="FirstParagraph"/>
+      </w:pPr>
+      <w:r>
+        <w:rPr>
+          <w:i/>
+          <w:iCs/>
+        </w:rPr>
+        <w:t>[</w:t>
+      </w:r>
+      <w:r>
+        <w:rPr>
+          <w:i/>
+          <w:iCs/>
+        </w:rPr>
+        <w:t>최종</w:t>
+      </w:r>
+      <w:r>
+        <w:rPr>
+          <w:i/>
+          <w:iCs/>
+        </w:rPr>
+        <w:t xml:space="preserve"> </w:t>
+      </w:r>
+      <w:r>
+        <w:rPr>
+          <w:i/>
+          <w:iCs/>
+        </w:rPr>
+        <w:t>제출</w:t>
+      </w:r>
+      <w:r>
+        <w:rPr>
+          <w:i/>
+          <w:iCs/>
+        </w:rPr>
+        <w:t xml:space="preserve"> </w:t>
+      </w:r>
+      <w:r>
+        <w:rPr>
+          <w:i/>
+          <w:iCs/>
+        </w:rPr>
+        <w:t>시</w:t>
+      </w:r>
+      <w:r>
+        <w:rPr>
+          <w:i/>
+          <w:iCs/>
+        </w:rPr>
+        <w:t xml:space="preserve"> </w:t>
+      </w:r>
+      <w:r>
+        <w:rPr>
+          <w:i/>
+          <w:iCs/>
+        </w:rPr>
+        <w:t>기입</w:t>
+      </w:r>
+      <w:r>
+        <w:rPr>
+          <w:i/>
+          <w:iCs/>
+        </w:rPr>
+        <w:t xml:space="preserve">. </w:t>
+      </w:r>
+      <w:r>
+        <w:rPr>
+          <w:i/>
+          <w:iCs/>
+        </w:rPr>
+        <w:t>단독</w:t>
+      </w:r>
+      <w:r>
+        <w:rPr>
+          <w:i/>
+          <w:iCs/>
+        </w:rPr>
+        <w:t xml:space="preserve"> </w:t>
+      </w:r>
+      <w:r>
+        <w:rPr>
+          <w:i/>
+          <w:iCs/>
+        </w:rPr>
+        <w:t>저자의</w:t>
+      </w:r>
+      <w:r>
+        <w:rPr>
+          <w:i/>
+          <w:iCs/>
+        </w:rPr>
+        <w:t xml:space="preserve"> </w:t>
+      </w:r>
+      <w:r>
+        <w:rPr>
+          <w:i/>
+          <w:iCs/>
+        </w:rPr>
+        <w:t>경우</w:t>
+      </w:r>
+      <w:r>
+        <w:rPr>
+          <w:i/>
+          <w:iCs/>
+        </w:rPr>
+        <w:t>: “</w:t>
+      </w:r>
+      <w:r>
+        <w:rPr>
+          <w:i/>
+          <w:iCs/>
+        </w:rPr>
+        <w:t>단독</w:t>
+      </w:r>
+      <w:r>
+        <w:rPr>
+          <w:i/>
+          <w:iCs/>
+        </w:rPr>
+        <w:t xml:space="preserve"> </w:t>
+      </w:r>
+      <w:r>
+        <w:rPr>
+          <w:i/>
+          <w:iCs/>
+        </w:rPr>
+        <w:t>저자가</w:t>
+      </w:r>
+      <w:r>
+        <w:rPr>
+          <w:i/>
+          <w:iCs/>
+        </w:rPr>
+        <w:t xml:space="preserve"> </w:t>
+      </w:r>
+      <w:r>
+        <w:rPr>
+          <w:i/>
+          <w:iCs/>
+        </w:rPr>
+        <w:t>연구를</w:t>
+      </w:r>
+      <w:r>
+        <w:rPr>
+          <w:i/>
+          <w:iCs/>
+        </w:rPr>
+        <w:t xml:space="preserve"> </w:t>
+      </w:r>
+      <w:r>
+        <w:rPr>
+          <w:i/>
+          <w:iCs/>
+        </w:rPr>
+        <w:t>구상하고</w:t>
+      </w:r>
+      <w:r>
+        <w:rPr>
+          <w:i/>
+          <w:iCs/>
+        </w:rPr>
+        <w:t xml:space="preserve"> </w:t>
+      </w:r>
+      <w:r>
+        <w:rPr>
+          <w:i/>
+          <w:iCs/>
+        </w:rPr>
+        <w:t>소프트웨어를</w:t>
+      </w:r>
+      <w:r>
+        <w:rPr>
+          <w:i/>
+          <w:iCs/>
+        </w:rPr>
+        <w:t xml:space="preserve"> </w:t>
+      </w:r>
+      <w:r>
+        <w:rPr>
+          <w:i/>
+          <w:iCs/>
+        </w:rPr>
+        <w:t>설계</w:t>
+      </w:r>
+      <w:r>
+        <w:rPr>
+          <w:i/>
+          <w:iCs/>
+        </w:rPr>
+        <w:t>·</w:t>
+      </w:r>
+      <w:r>
+        <w:rPr>
+          <w:i/>
+          <w:iCs/>
+        </w:rPr>
+        <w:t>구현하였으며</w:t>
+      </w:r>
+      <w:r>
+        <w:rPr>
+          <w:i/>
+          <w:iCs/>
+        </w:rPr>
+        <w:t xml:space="preserve">, </w:t>
+      </w:r>
+      <w:r>
+        <w:rPr>
+          <w:i/>
+          <w:iCs/>
+        </w:rPr>
+        <w:t>분석</w:t>
+      </w:r>
+      <w:r>
+        <w:rPr>
+          <w:i/>
+          <w:iCs/>
+        </w:rPr>
+        <w:t xml:space="preserve"> </w:t>
+      </w:r>
+      <w:r>
+        <w:rPr>
+          <w:i/>
+          <w:iCs/>
+        </w:rPr>
+        <w:t>스키마와</w:t>
+      </w:r>
+      <w:r>
+        <w:rPr>
+          <w:i/>
+          <w:iCs/>
+        </w:rPr>
+        <w:t xml:space="preserve"> </w:t>
+      </w:r>
+      <w:r>
+        <w:rPr>
+          <w:i/>
+          <w:iCs/>
+        </w:rPr>
+        <w:t>사례</w:t>
+      </w:r>
+      <w:r>
+        <w:rPr>
+          <w:i/>
+          <w:iCs/>
+        </w:rPr>
+        <w:t xml:space="preserve"> </w:t>
+      </w:r>
+      <w:r>
+        <w:rPr>
+          <w:i/>
+          <w:iCs/>
+        </w:rPr>
+        <w:t>연구를</w:t>
+      </w:r>
+      <w:r>
+        <w:rPr>
+          <w:i/>
+          <w:iCs/>
+        </w:rPr>
+        <w:t xml:space="preserve"> </w:t>
+      </w:r>
+      <w:r>
+        <w:rPr>
+          <w:i/>
+          <w:iCs/>
+        </w:rPr>
+        <w:t>준비하고</w:t>
+      </w:r>
+      <w:r>
+        <w:rPr>
+          <w:i/>
+          <w:iCs/>
+        </w:rPr>
+        <w:t xml:space="preserve"> </w:t>
+      </w:r>
+      <w:r>
+        <w:rPr>
+          <w:i/>
+          <w:iCs/>
+        </w:rPr>
+        <w:t>원고를</w:t>
+      </w:r>
+      <w:r>
+        <w:rPr>
+          <w:i/>
+          <w:iCs/>
+        </w:rPr>
+        <w:t xml:space="preserve"> </w:t>
+      </w:r>
+      <w:r>
+        <w:rPr>
+          <w:i/>
+          <w:iCs/>
+        </w:rPr>
+        <w:t>작성하였으며</w:t>
+      </w:r>
+      <w:r>
+        <w:rPr>
+          <w:i/>
+          <w:iCs/>
+        </w:rPr>
+        <w:t xml:space="preserve"> </w:t>
+      </w:r>
+      <w:r>
+        <w:rPr>
+          <w:i/>
+          <w:iCs/>
+        </w:rPr>
+        <w:t>최종</w:t>
+      </w:r>
+      <w:r>
+        <w:rPr>
+          <w:i/>
+          <w:iCs/>
+        </w:rPr>
+        <w:t xml:space="preserve"> </w:t>
+      </w:r>
+      <w:r>
+        <w:rPr>
+          <w:i/>
+          <w:iCs/>
+        </w:rPr>
+        <w:t>본을</w:t>
+      </w:r>
+      <w:r>
+        <w:rPr>
+          <w:i/>
+          <w:iCs/>
+        </w:rPr>
+        <w:t xml:space="preserve"> </w:t>
+      </w:r>
+      <w:r>
+        <w:rPr>
+          <w:i/>
+          <w:iCs/>
+        </w:rPr>
+        <w:t>승인하였다</w:t>
+      </w:r>
+      <w:r>
+        <w:rPr>
+          <w:i/>
+          <w:iCs/>
+        </w:rPr>
+        <w:t xml:space="preserve">.” </w:t>
+      </w:r>
+      <w:r>
+        <w:rPr>
+          <w:i/>
+          <w:iCs/>
+        </w:rPr>
+        <w:t>공저의</w:t>
+      </w:r>
+      <w:r>
+        <w:rPr>
+          <w:i/>
+          <w:iCs/>
+        </w:rPr>
+        <w:t xml:space="preserve"> </w:t>
+      </w:r>
+      <w:r>
+        <w:rPr>
+          <w:i/>
+          <w:iCs/>
+        </w:rPr>
+        <w:t>경우</w:t>
+      </w:r>
+      <w:r>
+        <w:rPr>
+          <w:i/>
+          <w:iCs/>
+        </w:rPr>
+        <w:t xml:space="preserve"> CRediT </w:t>
+      </w:r>
+      <w:r>
+        <w:rPr>
+          <w:i/>
+          <w:iCs/>
+        </w:rPr>
+        <w:t>양식의</w:t>
+      </w:r>
+      <w:r>
+        <w:rPr>
+          <w:i/>
+          <w:iCs/>
+        </w:rPr>
+        <w:t xml:space="preserve"> </w:t>
+      </w:r>
+      <w:r>
+        <w:rPr>
+          <w:i/>
+          <w:iCs/>
+        </w:rPr>
+        <w:t>기여</w:t>
+      </w:r>
+      <w:r>
+        <w:rPr>
+          <w:i/>
+          <w:iCs/>
+        </w:rPr>
+        <w:t xml:space="preserve"> </w:t>
+      </w:r>
+      <w:r>
+        <w:rPr>
+          <w:i/>
+          <w:iCs/>
+        </w:rPr>
+        <w:t>진술</w:t>
+      </w:r>
+      <w:r>
+        <w:rPr>
+          <w:i/>
+          <w:iCs/>
+        </w:rPr>
+        <w:t xml:space="preserve"> </w:t>
+      </w:r>
+      <w:r>
+        <w:rPr>
+          <w:i/>
+          <w:iCs/>
+        </w:rPr>
+        <w:t>기재</w:t>
+      </w:r>
+      <w:r>
+        <w:rPr>
+          <w:i/>
+          <w:iCs/>
+        </w:rPr>
+        <w:t>.]</w:t>
+      </w:r>
+    </w:p>
+    <w:p>
+      <w:pPr>
+        <w:pStyle w:val="1"/>
+      </w:pPr>
+      <w:bookmarkStart w:id="39" w:name="참고문헌"/>
+      <w:bookmarkEnd w:id="38"/>
       <w:r>
         <w:t>참고문헌</w:t>
       </w:r>
@@ -25314,6 +27201,7 @@
         </w:numPr>
       </w:pPr>
       <w:r>
+        <w:lastRenderedPageBreak/>
         <w:t xml:space="preserve">Cannam, C., Landone, C., &amp; Sandler, M. (2010). Sonic Visualiser: An open source application for viewing, analysing, and annotating music audio files. In </w:t>
       </w:r>
       <w:r>
@@ -25566,10 +27454,7 @@
         <w:t>Multimedia Learning</w:t>
       </w:r>
       <w:r>
-        <w:t xml:space="preserve"> </w:t>
-      </w:r>
-      <w:r>
-        <w:t>(2nd ed.). Cambridge University Press.</w:t>
+        <w:t xml:space="preserve"> (2nd ed.). Cambridge University Press.</w:t>
       </w:r>
     </w:p>
     <w:p>
@@ -25647,6 +27532,7 @@
         </w:numPr>
       </w:pPr>
       <w:r>
+        <w:lastRenderedPageBreak/>
         <w:t xml:space="preserve">North, A. C., &amp; Hargreaves, D. J. (2008). </w:t>
       </w:r>
       <w:r>
@@ -25691,7 +27577,6 @@
         </w:numPr>
       </w:pPr>
       <w:r>
-        <w:lastRenderedPageBreak/>
         <w:t xml:space="preserve">Sapp, C. S. (2011). </w:t>
       </w:r>
       <w:r>
@@ -25731,8 +27616,8 @@
       <w:pPr>
         <w:pStyle w:val="1"/>
       </w:pPr>
-      <w:bookmarkStart w:id="35" w:name="부록-a.-시스템-화면"/>
-      <w:bookmarkEnd w:id="34"/>
+      <w:bookmarkStart w:id="40" w:name="부록-a.-시스템-화면"/>
+      <w:bookmarkEnd w:id="39"/>
       <w:r>
         <w:t>부록</w:t>
       </w:r>
@@ -26519,7 +28404,7 @@
       <w:r>
         <w:t>.</w:t>
       </w:r>
-      <w:bookmarkEnd w:id="35"/>
+      <w:bookmarkEnd w:id="40"/>
     </w:p>
     <w:sectPr>
       <w:headerReference w:type="even" r:id="rId8"/>
@@ -26532,7 +28417,8 @@
         <w:numRestart w:val="eachSect"/>
       </w:footnotePr>
       <w:pgSz w:w="11907" w:h="16839"/>
-      <w:pgMar w:top="1417" w:right="1417" w:bottom="1417" w:left="1417" w:header="720" w:footer="720" w:gutter="0"/>
+      <w:pgMar w:top="1440" w:right="1440" w:bottom="1440" w:left="1440" w:header="720" w:footer="720" w:gutter="0"/>
+      <w:lnNumType w:countBy="1" w:restart="continuous"/>
       <w:cols w:space="720"/>
       <w:titlePg/>
       <w:docGrid w:linePitch="326"/>
@@ -26546,7 +28432,7 @@
   <w:endnote w:type="separator" w:id="-1">
     <w:p>
       <w:pPr>
-        <w:spacing w:after="0" w:line="240" w:lineRule="auto"/>
+        <w:spacing w:line="240" w:lineRule="auto"/>
       </w:pPr>
       <w:r>
         <w:separator/>
@@ -26556,7 +28442,7 @@
   <w:endnote w:type="continuationSeparator" w:id="0">
     <w:p>
       <w:pPr>
-        <w:spacing w:after="0" w:line="240" w:lineRule="auto"/>
+        <w:spacing w:line="240" w:lineRule="auto"/>
       </w:pPr>
       <w:r>
         <w:continuationSeparator/>
@@ -26676,7 +28562,7 @@
   <w:footnote w:type="separator" w:id="-1">
     <w:p>
       <w:pPr>
-        <w:spacing w:after="0" w:line="240" w:lineRule="auto"/>
+        <w:spacing w:line="240" w:lineRule="auto"/>
       </w:pPr>
       <w:r>
         <w:separator/>
@@ -26686,7 +28572,7 @@
   <w:footnote w:type="continuationSeparator" w:id="0">
     <w:p>
       <w:pPr>
-        <w:spacing w:after="0" w:line="240" w:lineRule="auto"/>
+        <w:spacing w:line="240" w:lineRule="auto"/>
       </w:pPr>
       <w:r>
         <w:continuationSeparator/>
@@ -26731,7 +28617,7 @@
   <w:abstractNum w:abstractNumId="0" w15:restartNumberingAfterBreak="0">
     <w:nsid w:val="99432019"/>
     <w:multiLevelType w:val="multilevel"/>
-    <w:tmpl w:val="2314341C"/>
+    <w:tmpl w:val="22800734"/>
     <w:lvl w:ilvl="0">
       <w:start w:val="2019"/>
       <w:numFmt w:val="decimal"/>
@@ -26817,7 +28703,7 @@
   <w:abstractNum w:abstractNumId="1" w15:restartNumberingAfterBreak="0">
     <w:nsid w:val="0000A990"/>
     <w:multiLevelType w:val="multilevel"/>
-    <w:tmpl w:val="8626DFAE"/>
+    <w:tmpl w:val="65AA810E"/>
     <w:lvl w:ilvl="0">
       <w:numFmt w:val="bullet"/>
       <w:lvlText w:val=" "/>
@@ -26894,7 +28780,7 @@
   <w:abstractNum w:abstractNumId="2" w15:restartNumberingAfterBreak="0">
     <w:nsid w:val="0000A991"/>
     <w:multiLevelType w:val="multilevel"/>
-    <w:tmpl w:val="52723130"/>
+    <w:tmpl w:val="1170479E"/>
     <w:lvl w:ilvl="0">
       <w:numFmt w:val="bullet"/>
       <w:lvlText w:val=""/>
@@ -26998,7 +28884,7 @@
   <w:abstractNum w:abstractNumId="3" w15:restartNumberingAfterBreak="0">
     <w:nsid w:val="00A99411"/>
     <w:multiLevelType w:val="multilevel"/>
-    <w:tmpl w:val="A26CB708"/>
+    <w:tmpl w:val="BA4C6E08"/>
     <w:lvl w:ilvl="0">
       <w:start w:val="1"/>
       <w:numFmt w:val="decimal"/>
@@ -27081,16 +28967,16 @@
       </w:pPr>
     </w:lvl>
   </w:abstractNum>
-  <w:num w:numId="1" w16cid:durableId="261259062">
+  <w:num w:numId="1" w16cid:durableId="950355474">
     <w:abstractNumId w:val="1"/>
   </w:num>
-  <w:num w:numId="2" w16cid:durableId="1984767747">
+  <w:num w:numId="2" w16cid:durableId="270404810">
     <w:abstractNumId w:val="2"/>
   </w:num>
-  <w:num w:numId="3" w16cid:durableId="1712417061">
+  <w:num w:numId="3" w16cid:durableId="1151563042">
     <w:abstractNumId w:val="2"/>
   </w:num>
-  <w:num w:numId="4" w16cid:durableId="398554583">
+  <w:num w:numId="4" w16cid:durableId="1600287529">
     <w:abstractNumId w:val="3"/>
     <w:lvlOverride w:ilvl="0">
       <w:startOverride w:val="1"/>
@@ -27120,7 +29006,7 @@
       <w:startOverride w:val="1"/>
     </w:lvlOverride>
   </w:num>
-  <w:num w:numId="5" w16cid:durableId="2023971655">
+  <w:num w:numId="5" w16cid:durableId="602419386">
     <w:abstractNumId w:val="0"/>
     <w:lvlOverride w:ilvl="0">
       <w:startOverride w:val="2019"/>
@@ -27150,7 +29036,7 @@
       <w:startOverride w:val="2019"/>
     </w:lvlOverride>
   </w:num>
-  <w:num w:numId="6" w16cid:durableId="1694771509">
+  <w:num w:numId="6" w16cid:durableId="1340742692">
     <w:abstractNumId w:val="3"/>
     <w:lvlOverride w:ilvl="0">
       <w:startOverride w:val="1"/>
@@ -27180,10 +29066,10 @@
       <w:startOverride w:val="1"/>
     </w:lvlOverride>
   </w:num>
-  <w:num w:numId="7" w16cid:durableId="1731223352">
+  <w:num w:numId="7" w16cid:durableId="1351762480">
     <w:abstractNumId w:val="2"/>
   </w:num>
-  <w:num w:numId="8" w16cid:durableId="989138286">
+  <w:num w:numId="8" w16cid:durableId="2064987463">
     <w:abstractNumId w:val="3"/>
     <w:lvlOverride w:ilvl="0">
       <w:startOverride w:val="1"/>
@@ -27213,10 +29099,10 @@
       <w:startOverride w:val="1"/>
     </w:lvlOverride>
   </w:num>
-  <w:num w:numId="9" w16cid:durableId="2071728325">
+  <w:num w:numId="9" w16cid:durableId="1566524574">
     <w:abstractNumId w:val="2"/>
   </w:num>
-  <w:num w:numId="10" w16cid:durableId="552232710">
+  <w:num w:numId="10" w16cid:durableId="1952125952">
     <w:abstractNumId w:val="3"/>
     <w:lvlOverride w:ilvl="0">
       <w:startOverride w:val="1"/>
@@ -27246,10 +29132,10 @@
       <w:startOverride w:val="1"/>
     </w:lvlOverride>
   </w:num>
-  <w:num w:numId="11" w16cid:durableId="1763528312">
+  <w:num w:numId="11" w16cid:durableId="1424034672">
     <w:abstractNumId w:val="2"/>
   </w:num>
-  <w:num w:numId="12" w16cid:durableId="408843180">
+  <w:num w:numId="12" w16cid:durableId="1029573392">
     <w:abstractNumId w:val="3"/>
     <w:lvlOverride w:ilvl="0">
       <w:startOverride w:val="1"/>
@@ -27279,10 +29165,10 @@
       <w:startOverride w:val="1"/>
     </w:lvlOverride>
   </w:num>
-  <w:num w:numId="13" w16cid:durableId="1653752498">
+  <w:num w:numId="13" w16cid:durableId="1099639203">
     <w:abstractNumId w:val="2"/>
   </w:num>
-  <w:num w:numId="14" w16cid:durableId="789132824">
+  <w:num w:numId="14" w16cid:durableId="2111046712">
     <w:abstractNumId w:val="2"/>
   </w:num>
 </w:numbering>
@@ -27553,7 +29439,7 @@
     <w:name w:val="Normal"/>
     <w:qFormat/>
     <w:pPr>
-      <w:spacing w:after="120" w:line="240" w:lineRule="exact"/>
+      <w:spacing w:after="0" w:line="440" w:lineRule="auto"/>
     </w:pPr>
     <w:rPr>
       <w:rFonts w:ascii="Times New Roman" w:eastAsia="함초롬바탕" w:hAnsi="Times New Roman" w:cs="Times New Roman"/>
@@ -27571,14 +29457,14 @@
     <w:pPr>
       <w:keepNext/>
       <w:keepLines/>
-      <w:spacing w:before="360"/>
+      <w:spacing w:before="360" w:after="120"/>
       <w:outlineLvl w:val="0"/>
     </w:pPr>
     <w:rPr>
       <w:rFonts w:eastAsia="맑은 고딕"/>
       <w:b/>
       <w:color w:val="000000"/>
-      <w:sz w:val="32"/>
+      <w:sz w:val="28"/>
       <w:szCs w:val="40"/>
     </w:rPr>
   </w:style>
@@ -27595,14 +29481,14 @@
     <w:pPr>
       <w:keepNext/>
       <w:keepLines/>
-      <w:spacing w:before="360"/>
+      <w:spacing w:before="360" w:after="120"/>
       <w:outlineLvl w:val="1"/>
     </w:pPr>
     <w:rPr>
       <w:rFonts w:eastAsia="맑은 고딕"/>
       <w:b/>
       <w:color w:val="000000"/>
-      <w:sz w:val="26"/>
+      <w:sz w:val="24"/>
       <w:szCs w:val="32"/>
     </w:rPr>
   </w:style>
@@ -27619,7 +29505,7 @@
     <w:pPr>
       <w:keepNext/>
       <w:keepLines/>
-      <w:spacing w:before="360"/>
+      <w:spacing w:before="360" w:after="120"/>
       <w:outlineLvl w:val="2"/>
     </w:pPr>
     <w:rPr>
@@ -27643,7 +29529,7 @@
     <w:pPr>
       <w:keepNext/>
       <w:keepLines/>
-      <w:spacing w:before="360"/>
+      <w:spacing w:before="360" w:after="120"/>
       <w:outlineLvl w:val="3"/>
     </w:pPr>
     <w:rPr>
@@ -27688,7 +29574,7 @@
     <w:pPr>
       <w:keepNext/>
       <w:keepLines/>
-      <w:spacing w:before="40" w:after="0"/>
+      <w:spacing w:before="40"/>
       <w:outlineLvl w:val="5"/>
     </w:pPr>
     <w:rPr>
@@ -27711,7 +29597,7 @@
     <w:pPr>
       <w:keepNext/>
       <w:keepLines/>
-      <w:spacing w:before="40" w:after="0"/>
+      <w:spacing w:before="40"/>
       <w:outlineLvl w:val="6"/>
     </w:pPr>
     <w:rPr>
@@ -27732,7 +29618,6 @@
     <w:pPr>
       <w:keepNext/>
       <w:keepLines/>
-      <w:spacing w:after="0"/>
       <w:outlineLvl w:val="7"/>
     </w:pPr>
     <w:rPr>
@@ -27755,7 +29640,6 @@
     <w:pPr>
       <w:keepNext/>
       <w:keepLines/>
-      <w:spacing w:after="0"/>
       <w:outlineLvl w:val="8"/>
     </w:pPr>
     <w:rPr>
@@ -27822,7 +29706,7 @@
     <w:rsid w:val="00A10FD9"/>
     <w:pPr>
       <w:keepNext/>
-      <w:spacing w:before="360"/>
+      <w:spacing w:before="360" w:after="120"/>
       <w:contextualSpacing/>
       <w:jc w:val="center"/>
     </w:pPr>
@@ -27830,7 +29714,7 @@
       <w:rFonts w:eastAsia="맑은 고딕"/>
       <w:b/>
       <w:color w:val="000000"/>
-      <w:sz w:val="40"/>
+      <w:sz w:val="36"/>
       <w:szCs w:val="56"/>
     </w:rPr>
   </w:style>
@@ -27844,7 +29728,7 @@
       <w:rFonts w:ascii="Times New Roman" w:eastAsia="맑은 고딕" w:hAnsi="Times New Roman" w:cs="Times New Roman"/>
       <w:b/>
       <w:color w:val="000000"/>
-      <w:sz w:val="40"/>
+      <w:sz w:val="36"/>
       <w:szCs w:val="56"/>
     </w:rPr>
   </w:style>
@@ -27916,7 +29800,7 @@
     <w:pPr>
       <w:keepNext/>
       <w:keepLines/>
-      <w:spacing w:before="300" w:after="0"/>
+      <w:spacing w:before="300"/>
       <w:jc w:val="center"/>
     </w:pPr>
     <w:rPr>
@@ -27955,7 +29839,7 @@
       <w:rFonts w:ascii="Times New Roman" w:eastAsia="맑은 고딕" w:hAnsi="Times New Roman" w:cs="Times New Roman"/>
       <w:b/>
       <w:color w:val="000000"/>
-      <w:sz w:val="32"/>
+      <w:sz w:val="28"/>
       <w:szCs w:val="40"/>
     </w:rPr>
   </w:style>
@@ -27970,7 +29854,6 @@
       <w:rFonts w:ascii="Times New Roman" w:eastAsia="맑은 고딕" w:hAnsi="Times New Roman" w:cs="Times New Roman"/>
       <w:b/>
       <w:color w:val="000000"/>
-      <w:sz w:val="26"/>
       <w:szCs w:val="32"/>
     </w:rPr>
   </w:style>
@@ -28130,7 +30013,6 @@
     <w:pPr>
       <w:keepNext/>
       <w:keepLines/>
-      <w:spacing w:after="0"/>
     </w:pPr>
     <w:rPr>
       <w:b/>
@@ -28144,6 +30026,9 @@
     <w:name w:val="caption"/>
     <w:basedOn w:val="a"/>
     <w:link w:val="Char1"/>
+    <w:pPr>
+      <w:spacing w:after="120"/>
+    </w:pPr>
     <w:rPr>
       <w:i/>
     </w:rPr>
@@ -28524,7 +30409,7 @@
     <w:name w:val="header"/>
     <w:basedOn w:val="a"/>
     <w:link w:val="Char2"/>
-    <w:rsid w:val="00FA75BD"/>
+    <w:rsid w:val="00DA794F"/>
     <w:pPr>
       <w:tabs>
         <w:tab w:val="center" w:pos="4513"/>
@@ -28537,13 +30422,13 @@
     <w:name w:val="머리글 Char"/>
     <w:basedOn w:val="a1"/>
     <w:link w:val="ad"/>
-    <w:rsid w:val="00FA75BD"/>
+    <w:rsid w:val="00DA794F"/>
   </w:style>
   <w:style w:type="paragraph" w:styleId="ae">
     <w:name w:val="footer"/>
     <w:basedOn w:val="a"/>
     <w:link w:val="Char3"/>
-    <w:rsid w:val="00FA75BD"/>
+    <w:rsid w:val="00DA794F"/>
     <w:pPr>
       <w:tabs>
         <w:tab w:val="center" w:pos="4513"/>
@@ -28556,12 +30441,17 @@
     <w:name w:val="바닥글 Char"/>
     <w:basedOn w:val="a1"/>
     <w:link w:val="ae"/>
-    <w:rsid w:val="00FA75BD"/>
+    <w:rsid w:val="00DA794F"/>
   </w:style>
   <w:style w:type="character" w:styleId="af">
     <w:name w:val="page number"/>
     <w:basedOn w:val="a1"/>
-    <w:rsid w:val="00FA75BD"/>
+    <w:rsid w:val="00DA794F"/>
+  </w:style>
+  <w:style w:type="character" w:styleId="af0">
+    <w:name w:val="line number"/>
+    <w:basedOn w:val="a1"/>
+    <w:rsid w:val="00DA794F"/>
   </w:style>
 </w:styles>
 </file>

--- a/ko/paper/paper_ko.docx
+++ b/ko/paper/paper_ko.docx
@@ -1368,303 +1368,6 @@
         <w:t>작동한다</w:t>
       </w:r>
       <w:r>
-        <w:t xml:space="preserve">. </w:t>
-      </w:r>
-      <w:r>
-        <w:t>본</w:t>
-      </w:r>
-      <w:r>
-        <w:t xml:space="preserve"> </w:t>
-      </w:r>
-      <w:r>
-        <w:t>작업은</w:t>
-      </w:r>
-      <w:r>
-        <w:t xml:space="preserve"> </w:t>
-      </w:r>
-      <w:r>
-        <w:t>본</w:t>
-      </w:r>
-      <w:r>
-        <w:t xml:space="preserve"> </w:t>
-      </w:r>
-      <w:r>
-        <w:t>학술지에</w:t>
-      </w:r>
-      <w:r>
-        <w:t xml:space="preserve"> </w:t>
-      </w:r>
-      <w:r>
-        <w:lastRenderedPageBreak/>
-        <w:t>발표된</w:t>
-      </w:r>
-      <w:r>
-        <w:t xml:space="preserve"> </w:t>
-      </w:r>
-      <w:r>
-        <w:t>두</w:t>
-      </w:r>
-      <w:r>
-        <w:t xml:space="preserve"> </w:t>
-      </w:r>
-      <w:r>
-        <w:t>선행</w:t>
-      </w:r>
-      <w:r>
-        <w:t xml:space="preserve"> </w:t>
-      </w:r>
-      <w:r>
-        <w:t>연구</w:t>
-      </w:r>
-      <w:r>
-        <w:t xml:space="preserve"> — Dezrann (Ballester et al., 2025) </w:t>
-      </w:r>
-      <w:r>
-        <w:t>과</w:t>
-      </w:r>
-      <w:r>
-        <w:t xml:space="preserve"> Allegraud et al. (2019) </w:t>
-      </w:r>
-      <w:r>
-        <w:t>의</w:t>
-      </w:r>
-      <w:r>
-        <w:t xml:space="preserve"> </w:t>
-      </w:r>
-      <w:r>
-        <w:t>모차르트</w:t>
-      </w:r>
-      <w:r>
-        <w:t xml:space="preserve"> </w:t>
-      </w:r>
-      <w:r>
-        <w:t>소나타</w:t>
-      </w:r>
-      <w:r>
-        <w:t xml:space="preserve"> </w:t>
-      </w:r>
-      <w:r>
-        <w:t>형식</w:t>
-      </w:r>
-      <w:r>
-        <w:t xml:space="preserve"> </w:t>
-      </w:r>
-      <w:r>
-        <w:t>학습</w:t>
-      </w:r>
-      <w:r>
-        <w:t xml:space="preserve"> </w:t>
-      </w:r>
-      <w:r>
-        <w:t>연구</w:t>
-      </w:r>
-      <w:r>
-        <w:t xml:space="preserve"> — </w:t>
-      </w:r>
-      <w:r>
-        <w:t>를</w:t>
-      </w:r>
-      <w:r>
-        <w:t xml:space="preserve"> </w:t>
-      </w:r>
-      <w:r>
-        <w:rPr>
-          <w:i/>
-          <w:iCs/>
-        </w:rPr>
-        <w:t>학습자</w:t>
-      </w:r>
-      <w:r>
-        <w:rPr>
-          <w:i/>
-          <w:iCs/>
-        </w:rPr>
-        <w:t xml:space="preserve"> </w:t>
-      </w:r>
-      <w:r>
-        <w:rPr>
-          <w:i/>
-          <w:iCs/>
-        </w:rPr>
-        <w:t>친화</w:t>
-      </w:r>
-      <w:r>
-        <w:rPr>
-          <w:i/>
-          <w:iCs/>
-        </w:rPr>
-        <w:t xml:space="preserve"> </w:t>
-      </w:r>
-      <w:r>
-        <w:rPr>
-          <w:i/>
-          <w:iCs/>
-        </w:rPr>
-        <w:t>교수법</w:t>
-      </w:r>
-      <w:r>
-        <w:t xml:space="preserve"> </w:t>
-      </w:r>
-      <w:r>
-        <w:t>방향으로</w:t>
-      </w:r>
-      <w:r>
-        <w:t xml:space="preserve"> </w:t>
-      </w:r>
-      <w:r>
-        <w:t>재조정하며</w:t>
-      </w:r>
-      <w:r>
-        <w:t xml:space="preserve">, </w:t>
-      </w:r>
-      <w:r>
-        <w:t>공개</w:t>
-      </w:r>
-      <w:r>
-        <w:t xml:space="preserve"> JSON </w:t>
-      </w:r>
-      <w:r>
-        <w:t>스키마를</w:t>
-      </w:r>
-      <w:r>
-        <w:t xml:space="preserve"> Allegraud </w:t>
-      </w:r>
-      <w:r>
-        <w:t>의</w:t>
-      </w:r>
-      <w:r>
-        <w:t xml:space="preserve"> Algomus </w:t>
-      </w:r>
-      <w:r>
-        <w:t>주석</w:t>
-      </w:r>
-      <w:r>
-        <w:t xml:space="preserve"> </w:t>
-      </w:r>
-      <w:r>
-        <w:t>컨벤션과</w:t>
-      </w:r>
-      <w:r>
-        <w:t xml:space="preserve"> </w:t>
-      </w:r>
-      <w:r>
-        <w:rPr>
-          <w:i/>
-          <w:iCs/>
-        </w:rPr>
-        <w:t>상호운용</w:t>
-      </w:r>
-      <w:r>
-        <w:rPr>
-          <w:i/>
-          <w:iCs/>
-        </w:rPr>
-        <w:t xml:space="preserve"> </w:t>
-      </w:r>
-      <w:r>
-        <w:rPr>
-          <w:i/>
-          <w:iCs/>
-        </w:rPr>
-        <w:t>가능하도록</w:t>
-      </w:r>
-      <w:r>
-        <w:t xml:space="preserve"> </w:t>
-      </w:r>
-      <w:r>
-        <w:t>설계한다</w:t>
-      </w:r>
-      <w:r>
-        <w:t xml:space="preserve">. </w:t>
-      </w:r>
-      <w:r>
-        <w:t>시스템은</w:t>
-      </w:r>
-      <w:r>
-        <w:t xml:space="preserve"> MIT </w:t>
-      </w:r>
-      <w:r>
-        <w:t>라이선스</w:t>
-      </w:r>
-      <w:r>
-        <w:t xml:space="preserve">, </w:t>
-      </w:r>
-      <w:r>
-        <w:t>분석</w:t>
-      </w:r>
-      <w:r>
-        <w:t xml:space="preserve"> </w:t>
-      </w:r>
-      <w:r>
-        <w:t>스키마는</w:t>
-      </w:r>
-      <w:r>
-        <w:t xml:space="preserve"> CC BY 4.0 </w:t>
-      </w:r>
-      <w:r>
-        <w:t>으로</w:t>
-      </w:r>
-      <w:r>
-        <w:t xml:space="preserve"> </w:t>
-      </w:r>
-      <w:r>
-        <w:t>공개된다</w:t>
-      </w:r>
-      <w:r>
-        <w:t xml:space="preserve">. </w:t>
-      </w:r>
-      <w:r>
-        <w:t>학습</w:t>
-      </w:r>
-      <w:r>
-        <w:t xml:space="preserve"> </w:t>
-      </w:r>
-      <w:r>
-        <w:t>효과의</w:t>
-      </w:r>
-      <w:r>
-        <w:t xml:space="preserve"> </w:t>
-      </w:r>
-      <w:r>
-        <w:t>정량적</w:t>
-      </w:r>
-      <w:r>
-        <w:t xml:space="preserve"> </w:t>
-      </w:r>
-      <w:r>
-        <w:t>검증은</w:t>
-      </w:r>
-      <w:r>
-        <w:t xml:space="preserve"> </w:t>
-      </w:r>
-      <w:r>
-        <w:t>별도의</w:t>
-      </w:r>
-      <w:r>
-        <w:t xml:space="preserve"> </w:t>
-      </w:r>
-      <w:r>
-        <w:t>무작위</w:t>
-      </w:r>
-      <w:r>
-        <w:t xml:space="preserve"> </w:t>
-      </w:r>
-      <w:r>
-        <w:t>통제</w:t>
-      </w:r>
-      <w:r>
-        <w:t xml:space="preserve"> </w:t>
-      </w:r>
-      <w:r>
-        <w:t>시험으로</w:t>
-      </w:r>
-      <w:r>
-        <w:t xml:space="preserve"> </w:t>
-      </w:r>
-      <w:r>
-        <w:t>유보한다</w:t>
-      </w:r>
-      <w:r>
         <w:t>.</w:t>
       </w:r>
     </w:p>
@@ -1677,6 +1380,7 @@
           <w:b/>
           <w:bCs/>
         </w:rPr>
+        <w:lastRenderedPageBreak/>
         <w:t>단어</w:t>
       </w:r>
       <w:r>
@@ -2547,7 +2251,6 @@
           <w:b/>
           <w:bCs/>
         </w:rPr>
-        <w:lastRenderedPageBreak/>
         <w:t>위계의</w:t>
       </w:r>
       <w:r>
@@ -2819,6 +2522,7 @@
         <w:t xml:space="preserve"> </w:t>
       </w:r>
       <w:r>
+        <w:lastRenderedPageBreak/>
         <w:t>제기되었으나</w:t>
       </w:r>
       <w:r>
@@ -3585,7 +3289,6 @@
       <w:bookmarkStart w:id="5" w:name="연구의-기여"/>
       <w:bookmarkEnd w:id="4"/>
       <w:r>
-        <w:lastRenderedPageBreak/>
         <w:t xml:space="preserve">1.3 </w:t>
       </w:r>
       <w:r>
@@ -3839,6 +3542,7 @@
           <w:b/>
           <w:bCs/>
         </w:rPr>
+        <w:lastRenderedPageBreak/>
         <w:t>오픈</w:t>
       </w:r>
       <w:r>
@@ -4817,7 +4521,6 @@
       <w:bookmarkEnd w:id="2"/>
       <w:bookmarkEnd w:id="5"/>
       <w:r>
-        <w:lastRenderedPageBreak/>
         <w:t xml:space="preserve">2. </w:t>
       </w:r>
       <w:r>
@@ -4956,6 +4659,7 @@
           <w:b/>
           <w:bCs/>
         </w:rPr>
+        <w:lastRenderedPageBreak/>
         <w:t>대형</w:t>
       </w:r>
       <w:r>
@@ -5816,7 +5520,6 @@
                 <w:b/>
                 <w:sz w:val="20"/>
               </w:rPr>
-              <w:lastRenderedPageBreak/>
               <w:t xml:space="preserve">Mayer </w:t>
             </w:r>
             <w:r>
@@ -6527,7 +6230,11 @@
         <w:t>원색을</w:t>
       </w:r>
       <w:r>
-        <w:t xml:space="preserve"> 12</w:t>
+        <w:t xml:space="preserve"> </w:t>
+      </w:r>
+      <w:r>
+        <w:lastRenderedPageBreak/>
+        <w:t>12</w:t>
       </w:r>
       <w:r>
         <w:t>음</w:t>
@@ -7425,7 +7132,6 @@
           <w:b/>
           <w:bCs/>
         </w:rPr>
-        <w:lastRenderedPageBreak/>
         <w:t>악보</w:t>
       </w:r>
       <w:r>
@@ -7919,6 +7625,7 @@
         <w:t xml:space="preserve">. </w:t>
       </w:r>
       <w:r>
+        <w:lastRenderedPageBreak/>
         <w:t>후속</w:t>
       </w:r>
       <w:r>
@@ -9799,7 +9506,6 @@
                 <w:bCs/>
                 <w:sz w:val="20"/>
               </w:rPr>
-              <w:lastRenderedPageBreak/>
               <w:t>본</w:t>
             </w:r>
             <w:r>
@@ -10048,10 +9754,7 @@
         <w:t>주장은</w:t>
       </w:r>
       <w:r>
-        <w:t xml:space="preserve"> </w:t>
-      </w:r>
-      <w:r>
-        <w:t>“</w:t>
+        <w:t xml:space="preserve"> “</w:t>
       </w:r>
       <w:r>
         <w:t>최초의</w:t>
@@ -10236,6 +9939,7 @@
       <w:bookmarkEnd w:id="6"/>
       <w:bookmarkEnd w:id="10"/>
       <w:r>
+        <w:lastRenderedPageBreak/>
         <w:t xml:space="preserve">3. </w:t>
       </w:r>
       <w:r>
@@ -12127,6 +11831,7 @@
       <w:bookmarkStart w:id="14" w:name="교육적-핵심-하속조-재현의-의의"/>
       <w:bookmarkEnd w:id="13"/>
       <w:r>
+        <w:lastRenderedPageBreak/>
         <w:t xml:space="preserve">3.3 </w:t>
       </w:r>
       <w:r>
@@ -12276,10 +11981,7 @@
         <w:t>분류된다</w:t>
       </w:r>
       <w:r>
-        <w:t xml:space="preserve">(Hepokoski &amp; Darcy, 2006: </w:t>
-      </w:r>
-      <w:r>
-        <w:t xml:space="preserve">ch. 17). </w:t>
+        <w:t xml:space="preserve">(Hepokoski &amp; Darcy, 2006: ch. 17). </w:t>
       </w:r>
       <w:r>
         <w:t>이는</w:t>
@@ -12953,7 +12655,6 @@
         <w:pStyle w:val="a0"/>
       </w:pPr>
       <w:r>
-        <w:lastRenderedPageBreak/>
         <w:t>본</w:t>
       </w:r>
       <w:r>
@@ -13259,6 +12960,7 @@
       <w:bookmarkEnd w:id="11"/>
       <w:bookmarkEnd w:id="14"/>
       <w:r>
+        <w:lastRenderedPageBreak/>
         <w:t xml:space="preserve">4. </w:t>
       </w:r>
       <w:r>
@@ -14536,7 +14238,6 @@
         <w:pStyle w:val="a0"/>
       </w:pPr>
       <w:r>
-        <w:lastRenderedPageBreak/>
         <w:t>매</w:t>
       </w:r>
       <w:r>
@@ -14820,6 +14521,7 @@
       <w:bookmarkStart w:id="17" w:name="두-단계-색상-인코딩"/>
       <w:bookmarkEnd w:id="16"/>
       <w:r>
+        <w:lastRenderedPageBreak/>
         <w:t xml:space="preserve">4.2 </w:t>
       </w:r>
       <w:r>
@@ -15643,10 +15345,7 @@
         <w:t>자체를</w:t>
       </w:r>
       <w:r>
-        <w:t xml:space="preserve"> </w:t>
-      </w:r>
-      <w:r>
-        <w:t xml:space="preserve">peer-reviewable, machine-readable artefact </w:t>
+        <w:t xml:space="preserve"> peer-reviewable, machine-readable artefact </w:t>
       </w:r>
       <w:r>
         <w:t>로</w:t>
@@ -15873,7 +15572,6 @@
       </w:pPr>
       <w:bookmarkStart w:id="19" w:name="algomus-주석-코퍼스와의-상호운용성"/>
       <w:r>
-        <w:lastRenderedPageBreak/>
         <w:t xml:space="preserve">Algomus </w:t>
       </w:r>
       <w:r>
@@ -16044,6 +15742,7 @@
         <w:t xml:space="preserve"> </w:t>
       </w:r>
       <w:r>
+        <w:lastRenderedPageBreak/>
         <w:t>대응하고</w:t>
       </w:r>
       <w:r>
@@ -16723,10 +16422,7 @@
         <w:t>반복</w:t>
       </w:r>
       <w:r>
-        <w:t xml:space="preserve"> </w:t>
-      </w:r>
-      <w:r>
-        <w:t xml:space="preserve">— </w:t>
+        <w:t xml:space="preserve"> — </w:t>
       </w:r>
       <w:r>
         <w:t>현재</w:t>
@@ -16883,7 +16579,6 @@
         <w:pStyle w:val="FirstParagraph"/>
       </w:pPr>
       <w:r>
-        <w:lastRenderedPageBreak/>
         <w:t>키보드</w:t>
       </w:r>
       <w:r>
@@ -17120,7 +16815,15 @@
           <w:i/>
           <w:iCs/>
         </w:rPr>
-        <w:t>(non-monotonic)</w:t>
+        <w:t>(non-</w:t>
+      </w:r>
+      <w:r>
+        <w:rPr>
+          <w:i/>
+          <w:iCs/>
+        </w:rPr>
+        <w:lastRenderedPageBreak/>
+        <w:t>monotonic)</w:t>
       </w:r>
       <w:r>
         <w:t xml:space="preserve"> </w:t>
@@ -17381,10 +17084,7 @@
         <w:t>발전부</w:t>
       </w:r>
       <w:r>
-        <w:t>”</w:t>
-      </w:r>
-      <w:r>
-        <w:t xml:space="preserve">) </w:t>
+        <w:t xml:space="preserve">”) </w:t>
       </w:r>
       <w:r>
         <w:t>을</w:t>
@@ -17831,7 +17531,6 @@
           <w:b/>
           <w:bCs/>
         </w:rPr>
-        <w:lastRenderedPageBreak/>
         <w:t>첫</w:t>
       </w:r>
       <w:r>
@@ -18208,6 +17907,7 @@
           <w:b/>
           <w:bCs/>
         </w:rPr>
+        <w:lastRenderedPageBreak/>
         <w:t>반복</w:t>
       </w:r>
       <w:r>
@@ -19071,7 +18771,6 @@
       </w:pPr>
       <w:bookmarkStart w:id="23" w:name="첫-청취-5분"/>
       <w:r>
-        <w:lastRenderedPageBreak/>
         <w:t xml:space="preserve">5.1 </w:t>
       </w:r>
       <w:r>
@@ -19346,6 +19045,7 @@
         <w:t xml:space="preserve">?” </w:t>
       </w:r>
       <w:r>
+        <w:lastRenderedPageBreak/>
         <w:t>보존된</w:t>
       </w:r>
       <w:r>
@@ -20167,7 +19867,6 @@
       <w:bookmarkStart w:id="26" w:name="결정적-순간-재현부-p-8분"/>
       <w:bookmarkEnd w:id="25"/>
       <w:r>
-        <w:lastRenderedPageBreak/>
         <w:t xml:space="preserve">5.4 </w:t>
       </w:r>
       <w:r>
@@ -20373,6 +20072,7 @@
           <w:i/>
           <w:iCs/>
         </w:rPr>
+        <w:lastRenderedPageBreak/>
         <w:t>루프</w:t>
       </w:r>
       <w:r>
@@ -21236,7 +20936,6 @@
         <w:pStyle w:val="a0"/>
       </w:pPr>
       <w:r>
-        <w:lastRenderedPageBreak/>
         <w:t>위</w:t>
       </w:r>
       <w:r>
@@ -21521,6 +21220,7 @@
       <w:bookmarkEnd w:id="22"/>
       <w:bookmarkEnd w:id="27"/>
       <w:r>
+        <w:lastRenderedPageBreak/>
         <w:t xml:space="preserve">6. </w:t>
       </w:r>
       <w:r>
@@ -22533,7 +22233,6 @@
           <w:b/>
           <w:bCs/>
         </w:rPr>
-        <w:lastRenderedPageBreak/>
         <w:t>데모</w:t>
       </w:r>
       <w:r>
@@ -22816,6 +22515,7 @@
       <w:bookmarkStart w:id="31" w:name="한계와-후속-연구"/>
       <w:bookmarkEnd w:id="30"/>
       <w:r>
+        <w:lastRenderedPageBreak/>
         <w:t xml:space="preserve">6.3 </w:t>
       </w:r>
       <w:r>
@@ -23600,7 +23300,6 @@
           <w:i/>
           <w:iCs/>
         </w:rPr>
-        <w:lastRenderedPageBreak/>
         <w:t>의의</w:t>
       </w:r>
       <w:r>
@@ -23969,6 +23668,7 @@
       <w:bookmarkStart w:id="33" w:name="재현-가능성-reproducibility"/>
       <w:bookmarkEnd w:id="32"/>
       <w:r>
+        <w:lastRenderedPageBreak/>
         <w:t xml:space="preserve">8. </w:t>
       </w:r>
       <w:r>
@@ -25046,7 +24746,6 @@
           <w:i/>
           <w:iCs/>
         </w:rPr>
-        <w:lastRenderedPageBreak/>
         <w:t>모드</w:t>
       </w:r>
       <w:r>
@@ -25322,6 +25021,7 @@
           <w:b/>
           <w:bCs/>
         </w:rPr>
+        <w:lastRenderedPageBreak/>
         <w:t>의존성</w:t>
       </w:r>
       <w:r>
@@ -26331,7 +26031,6 @@
       <w:bookmarkStart w:id="36" w:name="이해-충돌"/>
       <w:bookmarkEnd w:id="35"/>
       <w:r>
-        <w:lastRenderedPageBreak/>
         <w:t>이해</w:t>
       </w:r>
       <w:r>
@@ -27201,7 +26900,6 @@
         </w:numPr>
       </w:pPr>
       <w:r>
-        <w:lastRenderedPageBreak/>
         <w:t xml:space="preserve">Cannam, C., Landone, C., &amp; Sandler, M. (2010). Sonic Visualiser: An open source application for viewing, analysing, and annotating music audio files. In </w:t>
       </w:r>
       <w:r>
@@ -27532,7 +27230,6 @@
         </w:numPr>
       </w:pPr>
       <w:r>
-        <w:lastRenderedPageBreak/>
         <w:t xml:space="preserve">North, A. C., &amp; Hargreaves, D. J. (2008). </w:t>
       </w:r>
       <w:r>
@@ -28617,7 +28314,7 @@
   <w:abstractNum w:abstractNumId="0" w15:restartNumberingAfterBreak="0">
     <w:nsid w:val="99432019"/>
     <w:multiLevelType w:val="multilevel"/>
-    <w:tmpl w:val="22800734"/>
+    <w:tmpl w:val="FF32BB22"/>
     <w:lvl w:ilvl="0">
       <w:start w:val="2019"/>
       <w:numFmt w:val="decimal"/>
@@ -28703,7 +28400,7 @@
   <w:abstractNum w:abstractNumId="1" w15:restartNumberingAfterBreak="0">
     <w:nsid w:val="0000A990"/>
     <w:multiLevelType w:val="multilevel"/>
-    <w:tmpl w:val="65AA810E"/>
+    <w:tmpl w:val="86E0E5B8"/>
     <w:lvl w:ilvl="0">
       <w:numFmt w:val="bullet"/>
       <w:lvlText w:val=" "/>
@@ -28780,7 +28477,7 @@
   <w:abstractNum w:abstractNumId="2" w15:restartNumberingAfterBreak="0">
     <w:nsid w:val="0000A991"/>
     <w:multiLevelType w:val="multilevel"/>
-    <w:tmpl w:val="1170479E"/>
+    <w:tmpl w:val="A72A89D6"/>
     <w:lvl w:ilvl="0">
       <w:numFmt w:val="bullet"/>
       <w:lvlText w:val=""/>
@@ -28884,7 +28581,7 @@
   <w:abstractNum w:abstractNumId="3" w15:restartNumberingAfterBreak="0">
     <w:nsid w:val="00A99411"/>
     <w:multiLevelType w:val="multilevel"/>
-    <w:tmpl w:val="BA4C6E08"/>
+    <w:tmpl w:val="0B006248"/>
     <w:lvl w:ilvl="0">
       <w:start w:val="1"/>
       <w:numFmt w:val="decimal"/>
@@ -28967,16 +28664,16 @@
       </w:pPr>
     </w:lvl>
   </w:abstractNum>
-  <w:num w:numId="1" w16cid:durableId="950355474">
+  <w:num w:numId="1" w16cid:durableId="455027975">
     <w:abstractNumId w:val="1"/>
   </w:num>
-  <w:num w:numId="2" w16cid:durableId="270404810">
+  <w:num w:numId="2" w16cid:durableId="1596282296">
     <w:abstractNumId w:val="2"/>
   </w:num>
-  <w:num w:numId="3" w16cid:durableId="1151563042">
+  <w:num w:numId="3" w16cid:durableId="192614729">
     <w:abstractNumId w:val="2"/>
   </w:num>
-  <w:num w:numId="4" w16cid:durableId="1600287529">
+  <w:num w:numId="4" w16cid:durableId="1320111336">
     <w:abstractNumId w:val="3"/>
     <w:lvlOverride w:ilvl="0">
       <w:startOverride w:val="1"/>
@@ -29006,7 +28703,7 @@
       <w:startOverride w:val="1"/>
     </w:lvlOverride>
   </w:num>
-  <w:num w:numId="5" w16cid:durableId="602419386">
+  <w:num w:numId="5" w16cid:durableId="310909046">
     <w:abstractNumId w:val="0"/>
     <w:lvlOverride w:ilvl="0">
       <w:startOverride w:val="2019"/>
@@ -29036,7 +28733,7 @@
       <w:startOverride w:val="2019"/>
     </w:lvlOverride>
   </w:num>
-  <w:num w:numId="6" w16cid:durableId="1340742692">
+  <w:num w:numId="6" w16cid:durableId="1003244692">
     <w:abstractNumId w:val="3"/>
     <w:lvlOverride w:ilvl="0">
       <w:startOverride w:val="1"/>
@@ -29066,10 +28763,10 @@
       <w:startOverride w:val="1"/>
     </w:lvlOverride>
   </w:num>
-  <w:num w:numId="7" w16cid:durableId="1351762480">
+  <w:num w:numId="7" w16cid:durableId="1308822589">
     <w:abstractNumId w:val="2"/>
   </w:num>
-  <w:num w:numId="8" w16cid:durableId="2064987463">
+  <w:num w:numId="8" w16cid:durableId="1015687282">
     <w:abstractNumId w:val="3"/>
     <w:lvlOverride w:ilvl="0">
       <w:startOverride w:val="1"/>
@@ -29099,10 +28796,10 @@
       <w:startOverride w:val="1"/>
     </w:lvlOverride>
   </w:num>
-  <w:num w:numId="9" w16cid:durableId="1566524574">
+  <w:num w:numId="9" w16cid:durableId="1576431165">
     <w:abstractNumId w:val="2"/>
   </w:num>
-  <w:num w:numId="10" w16cid:durableId="1952125952">
+  <w:num w:numId="10" w16cid:durableId="1288050935">
     <w:abstractNumId w:val="3"/>
     <w:lvlOverride w:ilvl="0">
       <w:startOverride w:val="1"/>
@@ -29132,10 +28829,10 @@
       <w:startOverride w:val="1"/>
     </w:lvlOverride>
   </w:num>
-  <w:num w:numId="11" w16cid:durableId="1424034672">
+  <w:num w:numId="11" w16cid:durableId="526526830">
     <w:abstractNumId w:val="2"/>
   </w:num>
-  <w:num w:numId="12" w16cid:durableId="1029573392">
+  <w:num w:numId="12" w16cid:durableId="2103987687">
     <w:abstractNumId w:val="3"/>
     <w:lvlOverride w:ilvl="0">
       <w:startOverride w:val="1"/>
@@ -29165,10 +28862,10 @@
       <w:startOverride w:val="1"/>
     </w:lvlOverride>
   </w:num>
-  <w:num w:numId="13" w16cid:durableId="1099639203">
+  <w:num w:numId="13" w16cid:durableId="2035955781">
     <w:abstractNumId w:val="2"/>
   </w:num>
-  <w:num w:numId="14" w16cid:durableId="2111046712">
+  <w:num w:numId="14" w16cid:durableId="1231884998">
     <w:abstractNumId w:val="2"/>
   </w:num>
 </w:numbering>
@@ -30409,7 +30106,7 @@
     <w:name w:val="header"/>
     <w:basedOn w:val="a"/>
     <w:link w:val="Char2"/>
-    <w:rsid w:val="00DA794F"/>
+    <w:rsid w:val="007317D2"/>
     <w:pPr>
       <w:tabs>
         <w:tab w:val="center" w:pos="4513"/>
@@ -30422,13 +30119,13 @@
     <w:name w:val="머리글 Char"/>
     <w:basedOn w:val="a1"/>
     <w:link w:val="ad"/>
-    <w:rsid w:val="00DA794F"/>
+    <w:rsid w:val="007317D2"/>
   </w:style>
   <w:style w:type="paragraph" w:styleId="ae">
     <w:name w:val="footer"/>
     <w:basedOn w:val="a"/>
     <w:link w:val="Char3"/>
-    <w:rsid w:val="00DA794F"/>
+    <w:rsid w:val="007317D2"/>
     <w:pPr>
       <w:tabs>
         <w:tab w:val="center" w:pos="4513"/>
@@ -30441,17 +30138,17 @@
     <w:name w:val="바닥글 Char"/>
     <w:basedOn w:val="a1"/>
     <w:link w:val="ae"/>
-    <w:rsid w:val="00DA794F"/>
+    <w:rsid w:val="007317D2"/>
   </w:style>
   <w:style w:type="character" w:styleId="af">
     <w:name w:val="page number"/>
     <w:basedOn w:val="a1"/>
-    <w:rsid w:val="00DA794F"/>
+    <w:rsid w:val="007317D2"/>
   </w:style>
   <w:style w:type="character" w:styleId="af0">
     <w:name w:val="line number"/>
     <w:basedOn w:val="a1"/>
-    <w:rsid w:val="00DA794F"/>
+    <w:rsid w:val="007317D2"/>
   </w:style>
 </w:styles>
 </file>
